--- a/plantillas_maestras/01_seguro_vehicular/materia_general_asegurativa/2_o_mas_ddos_varios/varon/TPL_0329_2026_SEGURO_VEHICULAR_MATERIA_GENERAL_ASEGURATIVA_ASEGURADORA_VARON_R1.docx
+++ b/plantillas_maestras/01_seguro_vehicular/materia_general_asegurativa/2_o_mas_ddos_varios/varon/TPL_0329_2026_SEGURO_VEHICULAR_MATERIA_GENERAL_ASEGURATIVA_ASEGURADORA_VARON_R1.docx
@@ -321,7 +321,7 @@
           <w14:ligatures w14:val="none"/>
         </w:rPr>
         <w:tab/>
-        <w:t xml:space="preserve">:       </w:t>
+        <w:t xml:space="preserve">: </w:t>
       </w:r>
       <w:r>
         <w:rPr>
@@ -699,7 +699,7 @@
           <w:lang w:val="es-ES" w:eastAsia="es-ES"/>
           <w14:ligatures w14:val="none"/>
         </w:rPr>
-        <w:t>por presuntas infracciones a la Ley N°29571, Código de Protección y Defensa del Consumidor (en adelante, Código)</w:t>
+        <w:t>por presuntas infracciones a la Ley 29571, Código de Protección y Defensa del Consumidor (en adelante, Código)</w:t>
       </w:r>
       <w:r>
         <w:rPr>
@@ -796,7 +796,7 @@
           <w:lang w:eastAsia="es-ES"/>
           <w14:ligatures w14:val="none"/>
         </w:rPr>
-        <w:t xml:space="preserve"> Seguro vehicular – Póliza N°220014352 (en adelante, Seguro vehicular)</w:t>
+        <w:t xml:space="preserve"> Seguro vehicular – Póliza 220014352 (en adelante, Seguro vehicular)</w:t>
       </w:r>
       <w:r>
         <w:rPr>
@@ -846,7 +846,7 @@
           <w:lang w:eastAsia="es-ES"/>
           <w14:ligatures w14:val="none"/>
         </w:rPr>
-        <w:t xml:space="preserve"> vehículo con Placa de Rodaje N°BUG-619 (en adelante, vehículo asegurado), </w:t>
+        <w:t xml:space="preserve"> vehículo con Placa de Rodaje BUG-619 (en adelante, vehículo asegurado), </w:t>
       </w:r>
       <w:r>
         <w:rPr>
@@ -946,7 +946,7 @@
           <w:lang w:val="es-ES" w:eastAsia="es-ES"/>
           <w14:ligatures w14:val="none"/>
         </w:rPr>
-        <w:t>N°</w:t>
+        <w:t/>
       </w:r>
       <w:r>
         <w:rPr>
@@ -1260,7 +1260,7 @@
           <w:lang w:eastAsia="es-ES"/>
           <w14:ligatures w14:val="none"/>
         </w:rPr>
-        <w:t xml:space="preserve"> el Certificado de Dosaje Etílico N°007-015843 </w:t>
+        <w:t xml:space="preserve"> el Certificado de Dosaje Etílico 007-015843 </w:t>
       </w:r>
       <w:r>
         <w:rPr>
@@ -1598,7 +1598,7 @@
           <w:lang w:val="es-ES" w:eastAsia="es-ES"/>
           <w14:ligatures w14:val="none"/>
         </w:rPr>
-        <w:t>N°</w:t>
+        <w:t/>
       </w:r>
       <w:r>
         <w:rPr>
@@ -1628,7 +1628,7 @@
           <w:lang w:val="es-ES" w:eastAsia="es-ES"/>
           <w14:ligatures w14:val="none"/>
         </w:rPr>
-        <w:t>N°</w:t>
+        <w:t/>
       </w:r>
       <w:r>
         <w:rPr>
@@ -1758,7 +1758,7 @@
           <w:lang w:eastAsia="es-ES"/>
           <w14:ligatures w14:val="none"/>
         </w:rPr>
-        <w:t xml:space="preserve"> N°</w:t>
+        <w:t xml:space="preserve"> </w:t>
       </w:r>
       <w:r>
         <w:rPr>
@@ -1838,7 +1838,7 @@
           <w:lang w:val="es-ES" w:eastAsia="es-ES"/>
           <w14:ligatures w14:val="none"/>
         </w:rPr>
-        <w:t>N°</w:t>
+        <w:t/>
       </w:r>
       <w:r>
         <w:rPr>
@@ -2023,7 +2023,7 @@
           <w:lang w:val="es-ES" w:eastAsia="es-ES"/>
           <w14:ligatures w14:val="none"/>
         </w:rPr>
-        <w:t>N°</w:t>
+        <w:t/>
       </w:r>
       <w:r>
         <w:rPr>
@@ -2190,7 +2190,7 @@
           <w:lang w:val="es-ES" w:eastAsia="es-ES"/>
           <w14:ligatures w14:val="none"/>
         </w:rPr>
-        <w:t>N°</w:t>
+        <w:t/>
       </w:r>
       <w:r>
         <w:rPr>
@@ -2220,7 +2220,7 @@
           <w:lang w:val="es-ES" w:eastAsia="es-ES"/>
           <w14:ligatures w14:val="none"/>
         </w:rPr>
-        <w:t>N°</w:t>
+        <w:t/>
       </w:r>
       <w:r>
         <w:rPr>
@@ -2478,7 +2478,7 @@
           <w:lang w:val="es-ES" w:eastAsia="es-ES"/>
           <w14:ligatures w14:val="none"/>
         </w:rPr>
-        <w:t xml:space="preserve"> N° 13 de la Resolución SBS N° 3202-2013</w:t>
+        <w:t xml:space="preserve"> 13 de la Resolución SBS 3202-2013</w:t>
       </w:r>
       <w:r>
         <w:rPr>
@@ -2585,7 +2585,7 @@
           <w:lang w:eastAsia="es-PE"/>
           <w14:ligatures w14:val="none"/>
         </w:rPr>
-        <w:t>La Secretaría Técnica de la Comisión de Protección al Consumidor N°1 (en adelante, la Secretaría Técnica), en ejercicio de sus facultades</w:t>
+        <w:t>La Secretaría Técnica de la Comisión de Protección al Consumidor 1 (en adelante, la Secretaría Técnica), en ejercicio de sus facultades</w:t>
       </w:r>
       <w:bookmarkEnd w:id="3"/>
       <w:bookmarkEnd w:id="4"/>
@@ -2648,7 +2648,7 @@
           <w:lang w:eastAsia="es-PE"/>
           <w14:ligatures w14:val="none"/>
         </w:rPr>
-        <w:t>la compañía aseguradora habría negado injustificadamente al denunciante la cobertura de la Póliza N°220014352 del Seguro vehicular por el accidente de tránsito ocurrido el 20 de diciembre de 2025</w:t>
+        <w:t>la compañía aseguradora habría negado injustificadamente al denunciante la cobertura de la Póliza 220014352 del Seguro vehicular por el accidente de tránsito ocurrido el 20 de diciembre de 2025</w:t>
       </w:r>
       <w:r>
         <w:rPr>
@@ -2666,7 +2666,7 @@
           <w:lang w:eastAsia="es-PE"/>
           <w14:ligatures w14:val="none"/>
         </w:rPr>
-        <w:t>°</w:t>
+        <w:t/>
       </w:r>
       <w:r>
         <w:rPr>
@@ -2684,7 +2684,7 @@
           <w:lang w:eastAsia="es-PE"/>
           <w14:ligatures w14:val="none"/>
         </w:rPr>
-        <w:t>°</w:t>
+        <w:t/>
       </w:r>
       <w:r>
         <w:rPr>
@@ -2766,7 +2766,7 @@
           <w:kern w:val="0"/>
           <w14:ligatures w14:val="none"/>
         </w:rPr>
-        <w:t>la compañía aseguradora no habría cumplido oportunamente con entregar al denunciante los documentos contractuales de la Póliza N°220014352 del Seguro vehicular</w:t>
+        <w:t>la compañía aseguradora no habría cumplido oportunamente con entregar al denunciante los documentos contractuales de la Póliza 220014352 del Seguro vehicular</w:t>
       </w:r>
       <w:r>
         <w:rPr>
@@ -2783,7 +2783,7 @@
           <w:kern w:val="0"/>
           <w14:ligatures w14:val="none"/>
         </w:rPr>
-        <w:t>Por consiguiente, corresponde calificar el hecho materia de denuncia como una presunta infracción al deber de entregar a los usuarios copia de los contratos y demás documentación relacionada con dichos actos jurídicos, tipificado en el literal e) del artículo 47° del Código</w:t>
+        <w:t>Por consiguiente, corresponde calificar el hecho materia de denuncia como una presunta infracción al deber de entregar a los usuarios copia de los contratos y demás documentación relacionada con dichos actos jurídicos, tipificado en el literal e) del artículo 47 del Código</w:t>
       </w:r>
       <w:r>
         <w:rPr>
@@ -2873,7 +2873,7 @@
           <w:lang w:val="es-ES" w:eastAsia="es-ES"/>
           <w14:ligatures w14:val="none"/>
         </w:rPr>
-        <w:t>la compañía aseguradora habría incluido una cláusula abusiva en la Póliza N°220014352 del Seguro vehicular, la cual se encontraba referida a la cláusula adicional N° 025 denominada “Cláusula Adicional de Imprudencia del Conductor del Vehículo Asegurado</w:t>
+        <w:t>la compañía aseguradora habría incluido una cláusula abusiva en la Póliza 220014352 del Seguro vehicular, la cual se encontraba referida a la cláusula adicional 025 denominada “Cláusula Adicional de Imprudencia del Conductor del Vehículo Asegurado</w:t>
       </w:r>
       <w:r>
         <w:rPr>
@@ -2907,7 +2907,7 @@
           <w:lang w:eastAsia="es-PE"/>
           <w14:ligatures w14:val="none"/>
         </w:rPr>
-        <w:t>°</w:t>
+        <w:t/>
       </w:r>
       <w:r>
         <w:rPr>
@@ -2923,7 +2923,7 @@
           <w:lang w:eastAsia="es-PE"/>
           <w14:ligatures w14:val="none"/>
         </w:rPr>
-        <w:t>°</w:t>
+        <w:t/>
       </w:r>
       <w:r>
         <w:rPr>
@@ -3065,7 +3065,7 @@
           <w:lang w:val="es-ES" w:eastAsia="es-ES"/>
           <w14:ligatures w14:val="none"/>
         </w:rPr>
-        <w:t xml:space="preserve"> la Póliza N° 220014352 del Seguro Vehicular </w:t>
+        <w:t xml:space="preserve"> la Póliza 220014352 del Seguro Vehicular </w:t>
       </w:r>
       <w:r>
         <w:rPr>
@@ -3203,7 +3203,7 @@
           <w:lang w:eastAsia="es-PE"/>
           <w14:ligatures w14:val="none"/>
         </w:rPr>
-        <w:t>°</w:t>
+        <w:t/>
       </w:r>
       <w:r>
         <w:rPr>
@@ -3221,7 +3221,7 @@
           <w:lang w:eastAsia="es-PE"/>
           <w14:ligatures w14:val="none"/>
         </w:rPr>
-        <w:t>°</w:t>
+        <w:t/>
       </w:r>
       <w:r>
         <w:rPr>
@@ -3483,7 +3483,7 @@
           <w:lang w:val="es-ES" w:eastAsia="es-ES"/>
           <w14:ligatures w14:val="none"/>
         </w:rPr>
-        <w:t>(i) presentar una copia completa, legible y debidamente suscrita de la Póliza N°220014352 del Seguro vehicular, así como el cargo de remisión de la póliza; (</w:t>
+        <w:t>(i) presentar una copia completa, legible y debidamente suscrita de la Póliza 220014352 del Seguro vehicular, así como el cargo de remisión de la póliza; (</w:t>
       </w:r>
       <w:proofErr w:type="spellStart"/>
       <w:r>
@@ -3598,7 +3598,7 @@
           <w:lang w:eastAsia="es-PE"/>
           <w14:ligatures w14:val="none"/>
         </w:rPr>
-        <w:t xml:space="preserve">RESOLUCIÓN DE LA SECRETARÍA TÉCNICA  </w:t>
+        <w:t xml:space="preserve">RESOLUCIÓN DE LA SECRETARÍA TÉCNICA </w:t>
       </w:r>
     </w:p>
     <w:p>
@@ -3775,7 +3775,7 @@
           <w:lang w:eastAsia="es-PE"/>
           <w14:ligatures w14:val="none"/>
         </w:rPr>
-        <w:t xml:space="preserve"> infracción a los artículos 18° y 19°</w:t>
+        <w:t xml:space="preserve"> infracción a los artículos 18 y 19</w:t>
       </w:r>
       <w:r>
         <w:rPr>
@@ -3804,7 +3804,7 @@
           <w:lang w:eastAsia="es-PE"/>
           <w14:ligatures w14:val="none"/>
         </w:rPr>
-        <w:t xml:space="preserve"> N°</w:t>
+        <w:t xml:space="preserve"> </w:t>
       </w:r>
       <w:r>
         <w:rPr>
@@ -3844,7 +3844,7 @@
           <w:lang w:val="es-ES" w:eastAsia="es-ES"/>
           <w14:ligatures w14:val="none"/>
         </w:rPr>
-        <w:t>Póliza N°220014352 del Seguro vehicular</w:t>
+        <w:t>Póliza 220014352 del Seguro vehicular</w:t>
       </w:r>
       <w:r>
         <w:rPr>
@@ -3955,7 +3955,7 @@
           <w:lang w:eastAsia="es-PE"/>
           <w14:ligatures w14:val="none"/>
         </w:rPr>
-        <w:t>°</w:t>
+        <w:t/>
       </w:r>
       <w:r>
         <w:rPr>
@@ -3993,7 +3993,7 @@
           <w:lang w:eastAsia="es-PE"/>
           <w14:ligatures w14:val="none"/>
         </w:rPr>
-        <w:t xml:space="preserve"> N°</w:t>
+        <w:t xml:space="preserve"> </w:t>
       </w:r>
       <w:r>
         <w:rPr>
@@ -4108,7 +4108,7 @@
           <w:lang w:val="es-ES" w:eastAsia="es-ES"/>
           <w14:ligatures w14:val="none"/>
         </w:rPr>
-        <w:t>Póliza N°220014352 del Seguro vehicular</w:t>
+        <w:t>Póliza 220014352 del Seguro vehicular</w:t>
       </w:r>
       <w:r>
         <w:rPr>
@@ -4168,7 +4168,7 @@
           <w:lang w:eastAsia="es-PE"/>
           <w14:ligatures w14:val="none"/>
         </w:rPr>
-        <w:t>°</w:t>
+        <w:t/>
       </w:r>
       <w:r>
         <w:rPr>
@@ -4184,13 +4184,13 @@
           <w:lang w:eastAsia="es-PE"/>
           <w14:ligatures w14:val="none"/>
         </w:rPr>
-        <w:t>°</w:t>
-      </w:r>
-      <w:r>
-        <w:rPr>
-          <w:rFonts w:ascii="Arial Narrow" w:eastAsia="Arial Narrow" w:hAnsi="Arial Narrow" w:cs="Arial Narrow"/>
-        </w:rPr>
-        <w:t xml:space="preserve"> de la Ley N° 29571</w:t>
+        <w:t/>
+      </w:r>
+      <w:r>
+        <w:rPr>
+          <w:rFonts w:ascii="Arial Narrow" w:eastAsia="Arial Narrow" w:hAnsi="Arial Narrow" w:cs="Arial Narrow"/>
+        </w:rPr>
+        <w:t xml:space="preserve"> de la Ley 29571</w:t>
       </w:r>
       <w:bookmarkEnd w:id="17"/>
       <w:r>
@@ -4232,7 +4232,7 @@
           <w:lang w:val="es-ES" w:eastAsia="es-ES"/>
           <w14:ligatures w14:val="none"/>
         </w:rPr>
-        <w:t>Póliza N°220014352 del Seguro vehicular</w:t>
+        <w:t>Póliza 220014352 del Seguro vehicular</w:t>
       </w:r>
       <w:r>
         <w:rPr>
@@ -4263,7 +4263,7 @@
           <w:lang w:val="es-ES" w:eastAsia="es-ES"/>
           <w14:ligatures w14:val="none"/>
         </w:rPr>
-        <w:t xml:space="preserve">N° </w:t>
+        <w:t xml:space="preserve"/>
       </w:r>
       <w:r>
         <w:rPr>
@@ -4324,7 +4324,7 @@
         <w:rPr>
           <w:rFonts w:ascii="Arial Narrow" w:eastAsia="Arial Narrow" w:hAnsi="Arial Narrow" w:cs="Arial Narrow"/>
         </w:rPr>
-        <w:t>infracción a los artículos 18° y 19° de la Ley N° 29571, Código de Protección y Defensa del Consumidor</w:t>
+        <w:t>infracción a los artículos 18 y 19 de la Ley 29571, Código de Protección y Defensa del Consumidor</w:t>
       </w:r>
       <w:r>
         <w:rPr>
@@ -4396,7 +4396,7 @@
           <w:lang w:val="es-ES" w:eastAsia="es-ES"/>
           <w14:ligatures w14:val="none"/>
         </w:rPr>
-        <w:t xml:space="preserve"> la Póliza N° 220014352 del Seguro Vehicular </w:t>
+        <w:t xml:space="preserve"> la Póliza 220014352 del Seguro Vehicular </w:t>
       </w:r>
       <w:r>
         <w:rPr>
@@ -4824,7 +4824,7 @@
           <w:lang w:eastAsia="es-PE"/>
           <w14:ligatures w14:val="none"/>
         </w:rPr>
-        <w:t>°</w:t>
+        <w:t/>
       </w:r>
       <w:r>
         <w:rPr>
@@ -4920,7 +4920,7 @@
           <w:lang w:eastAsia="es-PE"/>
           <w14:ligatures w14:val="none"/>
         </w:rPr>
-        <w:t>°</w:t>
+        <w:t/>
       </w:r>
       <w:r>
         <w:rPr>
@@ -5090,7 +5090,7 @@
           <w:lang w:eastAsia="es-PE"/>
           <w14:ligatures w14:val="none"/>
         </w:rPr>
-        <w:t>°</w:t>
+        <w:t/>
       </w:r>
       <w:r>
         <w:rPr>
@@ -5222,7 +5222,7 @@
           <w:lang w:val="es-ES" w:eastAsia="es-ES"/>
           <w14:ligatures w14:val="none"/>
         </w:rPr>
-        <w:t>(i) presentar una copia completa, legible y debidamente suscrita de la Póliza N°220014352 del Seguro vehicular, así como el cargo de remisión de la póliza; (</w:t>
+        <w:t>(i) presentar una copia completa, legible y debidamente suscrita de la Póliza 220014352 del Seguro vehicular, así como el cargo de remisión de la póliza; (</w:t>
       </w:r>
       <w:proofErr w:type="spellStart"/>
       <w:r>
@@ -5345,7 +5345,7 @@
           <w:lang w:eastAsia="es-PE"/>
           <w14:ligatures w14:val="none"/>
         </w:rPr>
-        <w:t>°</w:t>
+        <w:t/>
       </w:r>
       <w:r>
         <w:rPr>
@@ -5365,7 +5365,7 @@
           <w:lang w:eastAsia="es-PE"/>
           <w14:ligatures w14:val="none"/>
         </w:rPr>
-        <w:t xml:space="preserve">N° </w:t>
+        <w:t xml:space="preserve"/>
       </w:r>
       <w:r>
         <w:rPr>
@@ -5417,7 +5417,7 @@
           <w:lang w:eastAsia="es-PE"/>
           <w14:ligatures w14:val="none"/>
         </w:rPr>
-        <w:t>°</w:t>
+        <w:t/>
       </w:r>
       <w:r>
         <w:rPr>
@@ -5437,7 +5437,7 @@
           <w:lang w:eastAsia="es-PE"/>
           <w14:ligatures w14:val="none"/>
         </w:rPr>
-        <w:t>°</w:t>
+        <w:t/>
       </w:r>
       <w:r>
         <w:rPr>
@@ -5457,7 +5457,7 @@
           <w:lang w:eastAsia="es-PE"/>
           <w14:ligatures w14:val="none"/>
         </w:rPr>
-        <w:t>°</w:t>
+        <w:t/>
       </w:r>
       <w:r>
         <w:rPr>
@@ -5510,7 +5510,7 @@
           <w:lang w:eastAsia="es-PE"/>
           <w14:ligatures w14:val="none"/>
         </w:rPr>
-        <w:t>°</w:t>
+        <w:t/>
       </w:r>
       <w:r>
         <w:rPr>
@@ -5601,7 +5601,7 @@
           <w:lang w:eastAsia="es-PE"/>
           <w14:ligatures w14:val="none"/>
         </w:rPr>
-        <w:t>°</w:t>
+        <w:t/>
       </w:r>
       <w:r>
         <w:rPr>
@@ -5693,7 +5693,7 @@
           <w:lang w:eastAsia="es-PE"/>
           <w14:ligatures w14:val="none"/>
         </w:rPr>
-        <w:t>°</w:t>
+        <w:t/>
       </w:r>
       <w:r>
         <w:rPr>
@@ -5701,7 +5701,7 @@
           <w:kern w:val="0"/>
           <w14:ligatures w14:val="none"/>
         </w:rPr>
-        <w:t xml:space="preserve"> del Decreto Legislativo N° 807</w:t>
+        <w:t xml:space="preserve"> del Decreto Legislativo 807</w:t>
       </w:r>
       <w:r>
         <w:rPr>
@@ -5906,7 +5906,7 @@
           <w:lang w:eastAsia="es-PE"/>
           <w14:ligatures w14:val="none"/>
         </w:rPr>
-        <w:t>°</w:t>
+        <w:t/>
       </w:r>
       <w:r>
         <w:rPr>
@@ -5930,7 +5930,7 @@
           <w:lang w:eastAsia="es-PE"/>
           <w14:ligatures w14:val="none"/>
         </w:rPr>
-        <w:t>°</w:t>
+        <w:t/>
       </w:r>
       <w:r>
         <w:rPr>
@@ -6569,7 +6569,7 @@
           <w:sz w:val="16"/>
           <w:szCs w:val="16"/>
         </w:rPr>
-        <w:t xml:space="preserve">  </w:t>
+        <w:t xml:space="preserve"> </w:t>
       </w:r>
       <w:r>
         <w:rPr>
@@ -6587,7 +6587,7 @@
           <w:sz w:val="16"/>
           <w:szCs w:val="16"/>
         </w:rPr>
-        <w:t xml:space="preserve">LEY N° 29571, CÓDIGO DE PROTECCIÓN Y DEFENSA DEL CONSUMIDOR, publicado el 2 de setiembre de 2010 y modificado por Decreto Legislativo N° 1308 </w:t>
+        <w:t xml:space="preserve">LEY 29571, CÓDIGO DE PROTECCIÓN Y DEFENSA DEL CONSUMIDOR, publicado el 2 de setiembre de 2010 y modificado por Decreto Legislativo 1308 </w:t>
       </w:r>
     </w:p>
     <w:p>
@@ -6639,7 +6639,7 @@
           <w:szCs w:val="16"/>
         </w:rPr>
         <w:tab/>
-        <w:t xml:space="preserve">El Instituto Nacional de Defensa de la Competencia y de la Protección de la Propiedad Intelectual (Indecopi) es la autoridad con competencia primaria y de alcance nacional para conocer las presuntas infracciones a las disposiciones contenidas en el presente Código, así como para imponer las sanciones y medidas correctivas establecidas en el presente capítulo, conforme al Decreto Legislativo N° 1033, Ley de Organización y Funciones del Indecopi. Dicha competencia solo puede ser negada cuando ella haya sido asignada o se asigne a favor de otro organismo por norma expresa con rango de ley. </w:t>
+        <w:t xml:space="preserve">El Instituto Nacional de Defensa de la Competencia y de la Protección de la Propiedad Intelectual (Indecopi) es la autoridad con competencia primaria y de alcance nacional para conocer las presuntas infracciones a las disposiciones contenidas en el presente Código, así como para imponer las sanciones y medidas correctivas establecidas en el presente capítulo, conforme al Decreto Legislativo 1033, Ley de Organización y Funciones del Indecopi. Dicha competencia solo puede ser negada cuando ella haya sido asignada o se asigne a favor de otro organismo por norma expresa con rango de ley. </w:t>
       </w:r>
     </w:p>
     <w:p>
@@ -6713,7 +6713,7 @@
           <w:sz w:val="16"/>
           <w:szCs w:val="16"/>
         </w:rPr>
-        <w:t xml:space="preserve">LEY DE ORGANIZACIÓN Y FUNCIONES DEL INDECOPI, APROBADA POR DECRETO LEGISLATIVO N° 1033 </w:t>
+        <w:t xml:space="preserve">LEY DE ORGANIZACIÓN Y FUNCIONES DEL INDECOPI, APROBADA POR DECRETO LEGISLATIVO 1033 </w:t>
       </w:r>
     </w:p>
     <w:p>
@@ -6840,7 +6840,7 @@
           <w:sz w:val="16"/>
           <w:szCs w:val="16"/>
         </w:rPr>
-        <w:t xml:space="preserve">           </w:t>
+        <w:t xml:space="preserve"> </w:t>
       </w:r>
       <w:r>
         <w:rPr>
@@ -6858,7 +6858,7 @@
           <w:sz w:val="16"/>
           <w:szCs w:val="16"/>
         </w:rPr>
-        <w:t xml:space="preserve">LEY N° 29571, CÓDIGO DE PROTECCIÓN Y DEFENSA DEL CONSUMIDOR, publicado el 2 de setiembre de 2010 y modificado por Decreto Legislativo N° 1308   </w:t>
+        <w:t xml:space="preserve">LEY 29571, CÓDIGO DE PROTECCIÓN Y DEFENSA DEL CONSUMIDOR, publicado el 2 de setiembre de 2010 y modificado por Decreto Legislativo 1308 </w:t>
       </w:r>
     </w:p>
     <w:p>
@@ -6882,7 +6882,7 @@
           <w:sz w:val="16"/>
           <w:szCs w:val="16"/>
         </w:rPr>
-        <w:t xml:space="preserve">Artículo 18.- Idoneidad   </w:t>
+        <w:t xml:space="preserve">Artículo 18.- Idoneidad </w:t>
       </w:r>
     </w:p>
     <w:p>
@@ -6902,7 +6902,7 @@
           <w:sz w:val="16"/>
           <w:szCs w:val="16"/>
         </w:rPr>
-        <w:t xml:space="preserve">Se entiende por idoneidad la correspondencia entre lo que un consumidor espera y lo que efectivamente recibe, en función a lo que se le hubiera ofrecido, la publicidad e información transmitida, las condiciones y circunstancias de la transacción, las características y naturaleza del producto o servicio, el precio, entre otros factores, atendiendo a las circunstancias del caso.    </w:t>
+        <w:t xml:space="preserve">Se entiende por idoneidad la correspondencia entre lo que un consumidor espera y lo que efectivamente recibe, en función a lo que se le hubiera ofrecido, la publicidad e información transmitida, las condiciones y circunstancias de la transacción, las características y naturaleza del producto o servicio, el precio, entre otros factores, atendiendo a las circunstancias del caso. </w:t>
       </w:r>
     </w:p>
     <w:p>
@@ -7023,7 +7023,7 @@
           <w:sz w:val="16"/>
           <w:szCs w:val="16"/>
         </w:rPr>
-        <w:t xml:space="preserve">           </w:t>
+        <w:t xml:space="preserve"> </w:t>
       </w:r>
       <w:r>
         <w:rPr>
@@ -7041,7 +7041,7 @@
           <w:sz w:val="16"/>
           <w:szCs w:val="16"/>
         </w:rPr>
-        <w:t xml:space="preserve">LEY N° 29571, CÓDIGO DE PROTECCIÓN Y DEFENSA DEL CONSUMIDOR, publicado el 2 de setiembre de 2010 y modificado por Decreto Legislativo N° 1308   </w:t>
+        <w:t xml:space="preserve">LEY 29571, CÓDIGO DE PROTECCIÓN Y DEFENSA DEL CONSUMIDOR, publicado el 2 de setiembre de 2010 y modificado por Decreto Legislativo 1308 </w:t>
       </w:r>
     </w:p>
     <w:p>
@@ -7172,7 +7172,7 @@
           <w:sz w:val="14"/>
           <w:szCs w:val="14"/>
         </w:rPr>
-        <w:t xml:space="preserve">           </w:t>
+        <w:t xml:space="preserve"> </w:t>
       </w:r>
       <w:r>
         <w:rPr>
@@ -7190,7 +7190,7 @@
           <w:sz w:val="14"/>
           <w:szCs w:val="14"/>
         </w:rPr>
-        <w:t xml:space="preserve">LEY N° 29571, CÓDIGO DE PROTECCIÓN Y DEFENSA DEL CONSUMIDOR, publicado el 2 de setiembre de 2010 y modificado por Decreto Legislativo N° 1308   </w:t>
+        <w:t xml:space="preserve">LEY 29571, CÓDIGO DE PROTECCIÓN Y DEFENSA DEL CONSUMIDOR, publicado el 2 de setiembre de 2010 y modificado por Decreto Legislativo 1308 </w:t>
       </w:r>
     </w:p>
     <w:p>
@@ -7394,7 +7394,7 @@
           <w:sz w:val="16"/>
           <w:szCs w:val="16"/>
         </w:rPr>
-        <w:t xml:space="preserve">  </w:t>
+        <w:t xml:space="preserve"> </w:t>
       </w:r>
       <w:r>
         <w:rPr>
@@ -7412,7 +7412,7 @@
           <w:sz w:val="16"/>
           <w:szCs w:val="16"/>
         </w:rPr>
-        <w:t>LEY SOBRE FACULTADES, NORMAS Y ORGANIZACIÓN DEL INDECOPI, APROBADA POR DECRETO LEGISLATIVO N° 807 Artículo 24.-</w:t>
+        <w:t>LEY SOBRE FACULTADES, NORMAS Y ORGANIZACIÓN DEL INDECOPI, APROBADA POR DECRETO LEGISLATIVO 807 Artículo 24.-</w:t>
       </w:r>
       <w:r>
         <w:rPr>
@@ -7588,7 +7588,7 @@
           <w:szCs w:val="16"/>
         </w:rPr>
         <w:tab/>
-        <w:t xml:space="preserve">El número de trabajadores se atenderá siempre que la empresa haya sido constituida antes de la vigencia de la Ley Nº 30056, publicada el 2 de julio de 2013, que modificó el artículo 5 del Texto Único Ordenado de la Ley de Promoción de la Competitividad, Formalización y Desarrollo de la Micro y Pequeña Empresa y de Acceso al Empleo Decente (LEY MYPE). Ello, en la medida que la Tercera Disposición Complementaria Transitoria de la norma modificatoria precisa que las empresas constituidas antes de la </w:t>
+        <w:t xml:space="preserve">El número de trabajadores se atenderá siempre que la empresa haya sido constituida antes de la vigencia de la Ley 30056, publicada el 2 de julio de 2013, que modificó el artículo 5 del Texto Único Ordenado de la Ley de Promoción de la Competitividad, Formalización y Desarrollo de la Micro y Pequeña Empresa y de Acceso al Empleo Decente (LEY MYPE). Ello, en la medida que la Tercera Disposición Complementaria Transitoria de la norma modificatoria precisa que las empresas constituidas antes de la </w:t>
       </w:r>
       <w:proofErr w:type="gramStart"/>
       <w:r>
@@ -7685,7 +7685,7 @@
           <w:sz w:val="16"/>
           <w:szCs w:val="16"/>
         </w:rPr>
-        <w:t>publicado el 2 de setiembre de 2010 y modificado por Decreto Legislativo N° 1308</w:t>
+        <w:t>publicado el 2 de setiembre de 2010 y modificado por Decreto Legislativo 1308</w:t>
       </w:r>
     </w:p>
     <w:p>
@@ -7842,7 +7842,7 @@
           <w:szCs w:val="16"/>
           <w:vertAlign w:val="superscript"/>
         </w:rPr>
-        <w:t xml:space="preserve">  </w:t>
+        <w:t xml:space="preserve"> </w:t>
       </w:r>
       <w:r>
         <w:rPr>
@@ -7850,7 +7850,7 @@
           <w:sz w:val="16"/>
           <w:szCs w:val="16"/>
         </w:rPr>
-        <w:t xml:space="preserve">     </w:t>
+        <w:t xml:space="preserve"> </w:t>
       </w:r>
       <w:r>
         <w:rPr>
@@ -7886,7 +7886,7 @@
           <w:sz w:val="16"/>
           <w:szCs w:val="16"/>
         </w:rPr>
-        <w:t>publicado el 2 de setiembre de 2010 y modificado por Decreto Legislativo N° 1308</w:t>
+        <w:t>publicado el 2 de setiembre de 2010 y modificado por Decreto Legislativo 1308</w:t>
       </w:r>
     </w:p>
     <w:p>
@@ -7929,7 +7929,7 @@
           <w:sz w:val="16"/>
           <w:szCs w:val="16"/>
         </w:rPr>
-        <w:t>El órgano resolutivo puede sancionar las infracciones administrativas a que se refiere el artículo 108º con amonestación y multas de hasta cuatrocientos cincuenta (450) Unidades Impositivas Tributarias (UIT), las cuales son calificadas de la siguiente manera:</w:t>
+        <w:t>El órgano resolutivo puede sancionar las infracciones administrativas a que se refiere el artículo 108 con amonestación y multas de hasta cuatrocientos cincuenta (450) Unidades Impositivas Tributarias (UIT), las cuales son calificadas de la siguiente manera:</w:t>
       </w:r>
     </w:p>
     <w:p>
@@ -8052,7 +8052,7 @@
           <w:sz w:val="16"/>
           <w:szCs w:val="16"/>
         </w:rPr>
-        <w:t xml:space="preserve">        </w:t>
+        <w:t xml:space="preserve"> </w:t>
       </w:r>
       <w:r>
         <w:rPr>
@@ -8869,7 +8869,7 @@
           <w:sz w:val="16"/>
           <w:szCs w:val="16"/>
         </w:rPr>
-        <w:t xml:space="preserve">         </w:t>
+        <w:t xml:space="preserve"> </w:t>
       </w:r>
       <w:r>
         <w:rPr>
@@ -8905,7 +8905,7 @@
           <w:sz w:val="16"/>
           <w:szCs w:val="16"/>
         </w:rPr>
-        <w:t>publicado el 2 de setiembre de 2010 y modificado por Decreto Legislativo N° 1308</w:t>
+        <w:t>publicado el 2 de setiembre de 2010 y modificado por Decreto Legislativo 1308</w:t>
       </w:r>
     </w:p>
     <w:p>
@@ -9102,7 +9102,7 @@
           <w:szCs w:val="16"/>
         </w:rPr>
         <w:tab/>
-        <w:t>DECRETO LEGISLATIVO Nº 807, LEY SOBRE FACULTADES, NORMAS Y ORGANIZACIÓN DEL INDECOPI FACULTADES DE LAS COMISIONES Y OFICINAS DEL INDECOPI</w:t>
+        <w:t>DECRETO LEGISLATIVO 807, LEY SOBRE FACULTADES, NORMAS Y ORGANIZACIÓN DEL INDECOPI FACULTADES DE LAS COMISIONES Y OFICINAS DEL INDECOPI</w:t>
       </w:r>
     </w:p>
     <w:p>
@@ -9606,7 +9606,7 @@
               <w:sz w:val="16"/>
               <w:szCs w:val="16"/>
             </w:rPr>
-            <w:t xml:space="preserve">CNICA DE LA    </w:t>
+            <w:t xml:space="preserve">CNICA DE LA </w:t>
           </w:r>
         </w:p>
         <w:p>

--- a/plantillas_maestras/01_seguro_vehicular/materia_general_asegurativa/2_o_mas_ddos_varios/varon/TPL_0329_2026_SEGURO_VEHICULAR_MATERIA_GENERAL_ASEGURATIVA_ASEGURADORA_VARON_R1.docx
+++ b/plantillas_maestras/01_seguro_vehicular/materia_general_asegurativa/2_o_mas_ddos_varios/varon/TPL_0329_2026_SEGURO_VEHICULAR_MATERIA_GENERAL_ASEGURATIVA_ASEGURADORA_VARON_R1.docx
@@ -104,7 +104,7 @@
           <w:lang w:eastAsia="es-PE"/>
           <w14:ligatures w14:val="none"/>
         </w:rPr>
-        <w:t>DENUNCIANTE</w:t>
+        <w:t xml:space="preserve">DENUNCIANTE:[DENUNCIANTE] (SEÑOR [APELLIDO])</w:t>
       </w:r>
       <w:r>
         <w:rPr>
@@ -116,7 +116,7 @@
           <w14:ligatures w14:val="none"/>
         </w:rPr>
         <w:tab/>
-        <w:t>:</w:t>
+        <w:t/>
       </w:r>
       <w:r>
         <w:rPr>
@@ -138,51 +138,51 @@
           <w:lang w:eastAsia="es-PE"/>
           <w14:ligatures w14:val="none"/>
         </w:rPr>
-        <w:t xml:space="preserve">PETER OSTIN MANZANEDO </w:t>
-      </w:r>
-      <w:r>
-        <w:rPr>
-          <w:rFonts w:ascii="Arial Narrow" w:eastAsia="Arial Narrow" w:hAnsi="Arial Narrow" w:cs="Arial Narrow"/>
-          <w:b/>
-          <w:color w:val="000000"/>
-          <w:kern w:val="0"/>
-          <w:lang w:eastAsia="es-PE"/>
-          <w14:ligatures w14:val="none"/>
-        </w:rPr>
-        <w:t xml:space="preserve">CALLUPE </w:t>
-      </w:r>
-      <w:r>
-        <w:rPr>
-          <w:rFonts w:ascii="Arial Narrow" w:eastAsia="Arial Narrow" w:hAnsi="Arial Narrow" w:cs="Arial Narrow"/>
-          <w:b/>
-          <w:color w:val="000000"/>
-          <w:kern w:val="0"/>
-          <w:lang w:eastAsia="es-PE"/>
-          <w14:ligatures w14:val="none"/>
-        </w:rPr>
-        <w:t>(SEÑOR</w:t>
-      </w:r>
-      <w:r>
-        <w:rPr>
-          <w:rFonts w:ascii="Arial Narrow" w:eastAsia="Arial Narrow" w:hAnsi="Arial Narrow" w:cs="Arial Narrow"/>
-          <w:b/>
-          <w:color w:val="000000"/>
-          <w:kern w:val="0"/>
-          <w:lang w:eastAsia="es-PE"/>
-          <w14:ligatures w14:val="none"/>
-        </w:rPr>
-        <w:t xml:space="preserve"> MANZANEDO</w:t>
-      </w:r>
-      <w:r>
-        <w:rPr>
-          <w:rFonts w:ascii="Arial Narrow" w:eastAsia="Arial Narrow" w:hAnsi="Arial Narrow" w:cs="Arial Narrow"/>
-          <w:b/>
-          <w:color w:val="000000"/>
-          <w:kern w:val="0"/>
-          <w:lang w:eastAsia="es-PE"/>
-          <w14:ligatures w14:val="none"/>
-        </w:rPr>
-        <w:t>)</w:t>
+        <w:t xml:space="preserve"/>
+      </w:r>
+      <w:r>
+        <w:rPr>
+          <w:rFonts w:ascii="Arial Narrow" w:eastAsia="Arial Narrow" w:hAnsi="Arial Narrow" w:cs="Arial Narrow"/>
+          <w:b/>
+          <w:color w:val="000000"/>
+          <w:kern w:val="0"/>
+          <w:lang w:eastAsia="es-PE"/>
+          <w14:ligatures w14:val="none"/>
+        </w:rPr>
+        <w:t xml:space="preserve"/>
+      </w:r>
+      <w:r>
+        <w:rPr>
+          <w:rFonts w:ascii="Arial Narrow" w:eastAsia="Arial Narrow" w:hAnsi="Arial Narrow" w:cs="Arial Narrow"/>
+          <w:b/>
+          <w:color w:val="000000"/>
+          <w:kern w:val="0"/>
+          <w:lang w:eastAsia="es-PE"/>
+          <w14:ligatures w14:val="none"/>
+        </w:rPr>
+        <w:t/>
+      </w:r>
+      <w:r>
+        <w:rPr>
+          <w:rFonts w:ascii="Arial Narrow" w:eastAsia="Arial Narrow" w:hAnsi="Arial Narrow" w:cs="Arial Narrow"/>
+          <w:b/>
+          <w:color w:val="000000"/>
+          <w:kern w:val="0"/>
+          <w:lang w:eastAsia="es-PE"/>
+          <w14:ligatures w14:val="none"/>
+        </w:rPr>
+        <w:t xml:space="preserve"/>
+      </w:r>
+      <w:r>
+        <w:rPr>
+          <w:rFonts w:ascii="Arial Narrow" w:eastAsia="Arial Narrow" w:hAnsi="Arial Narrow" w:cs="Arial Narrow"/>
+          <w:b/>
+          <w:color w:val="000000"/>
+          <w:kern w:val="0"/>
+          <w:lang w:eastAsia="es-PE"/>
+          <w14:ligatures w14:val="none"/>
+        </w:rPr>
+        <w:t/>
       </w:r>
     </w:p>
     <w:p>
@@ -601,7 +601,7 @@
           <w:lang w:val="es-ES" w:eastAsia="es-ES"/>
           <w14:ligatures w14:val="none"/>
         </w:rPr>
-        <w:t xml:space="preserve">Mediante </w:t>
+        <w:t xml:space="preserve">Mediante el escrito del 29 de enero de 2026, el señor [APELLIDO] denunció a La Positiva por presuntas infracciones a la Ley 29571, Código de Protección y Defensa del Consumidor (en adelante, Código), señalando lo siguiente:</w:t>
       </w:r>
       <w:r>
         <w:rPr>
@@ -611,7 +611,7 @@
           <w:lang w:val="es-ES" w:eastAsia="es-ES"/>
           <w14:ligatures w14:val="none"/>
         </w:rPr>
-        <w:t xml:space="preserve">el escrito del </w:t>
+        <w:t xml:space="preserve"/>
       </w:r>
       <w:r>
         <w:rPr>
@@ -621,7 +621,7 @@
           <w:lang w:val="es-ES" w:eastAsia="es-ES"/>
           <w14:ligatures w14:val="none"/>
         </w:rPr>
-        <w:t>29 de enero de 2026</w:t>
+        <w:t/>
       </w:r>
       <w:r>
         <w:rPr>
@@ -629,7 +629,7 @@
           <w:kern w:val="0"/>
           <w14:ligatures w14:val="none"/>
         </w:rPr>
-        <w:t>,</w:t>
+        <w:t/>
       </w:r>
       <w:r>
         <w:rPr>
@@ -637,7 +637,7 @@
           <w:kern w:val="0"/>
           <w14:ligatures w14:val="none"/>
         </w:rPr>
-        <w:t xml:space="preserve"> </w:t>
+        <w:t xml:space="preserve"/>
       </w:r>
       <w:r>
         <w:rPr>
@@ -645,7 +645,7 @@
           <w:kern w:val="0"/>
           <w14:ligatures w14:val="none"/>
         </w:rPr>
-        <w:t>el señor</w:t>
+        <w:t/>
       </w:r>
       <w:r>
         <w:rPr>
@@ -653,7 +653,7 @@
           <w:kern w:val="0"/>
           <w14:ligatures w14:val="none"/>
         </w:rPr>
-        <w:t xml:space="preserve"> </w:t>
+        <w:t xml:space="preserve"/>
       </w:r>
       <w:r>
         <w:rPr>
@@ -661,7 +661,7 @@
           <w:kern w:val="0"/>
           <w14:ligatures w14:val="none"/>
         </w:rPr>
-        <w:t xml:space="preserve">Manzanedo </w:t>
+        <w:t xml:space="preserve"/>
       </w:r>
       <w:r>
         <w:rPr>
@@ -669,7 +669,7 @@
           <w:kern w:val="0"/>
           <w14:ligatures w14:val="none"/>
         </w:rPr>
-        <w:t>d</w:t>
+        <w:t/>
       </w:r>
       <w:r>
         <w:rPr>
@@ -679,7 +679,7 @@
           <w:lang w:val="es-ES" w:eastAsia="es-ES"/>
           <w14:ligatures w14:val="none"/>
         </w:rPr>
-        <w:t xml:space="preserve">enunció a </w:t>
+        <w:t xml:space="preserve"/>
       </w:r>
       <w:r>
         <w:rPr>
@@ -689,7 +689,7 @@
           <w:lang w:val="es-ES" w:eastAsia="es-ES"/>
           <w14:ligatures w14:val="none"/>
         </w:rPr>
-        <w:t xml:space="preserve">La Positiva </w:t>
+        <w:t xml:space="preserve"/>
       </w:r>
       <w:r>
         <w:rPr>
@@ -699,7 +699,7 @@
           <w:lang w:val="es-ES" w:eastAsia="es-ES"/>
           <w14:ligatures w14:val="none"/>
         </w:rPr>
-        <w:t>por presuntas infracciones a la Ley 29571, Código de Protección y Defensa del Consumidor (en adelante, Código)</w:t>
+        <w:t/>
       </w:r>
       <w:r>
         <w:rPr>
@@ -720,7 +720,7 @@
           <w:lang w:val="es-ES" w:eastAsia="es-ES"/>
           <w14:ligatures w14:val="none"/>
         </w:rPr>
-        <w:t xml:space="preserve">, </w:t>
+        <w:t xml:space="preserve"/>
       </w:r>
       <w:r>
         <w:rPr>
@@ -730,7 +730,7 @@
           <w:lang w:val="es-ES" w:eastAsia="es-ES"/>
           <w14:ligatures w14:val="none"/>
         </w:rPr>
-        <w:t xml:space="preserve">señalando </w:t>
+        <w:t xml:space="preserve"/>
       </w:r>
       <w:r>
         <w:rPr>
@@ -741,7 +741,7 @@
           <w:lang w:val="es-ES" w:eastAsia="es-ES"/>
           <w14:ligatures w14:val="none"/>
         </w:rPr>
-        <w:t>lo siguiente:</w:t>
+        <w:t/>
       </w:r>
     </w:p>
     <w:p>
@@ -2298,7 +2298,7 @@
           <w:lang w:val="es-ES" w:eastAsia="es-ES"/>
           <w14:ligatures w14:val="none"/>
         </w:rPr>
-        <w:t>El</w:t>
+        <w:t xml:space="preserve">El señor [APELLIDO] solicitó, en calidad de medida correctiva, que La Positiva cumpla con: (i) otorgar el pago de la cobertura del Seguro Vehicular; y, (ii) otorgar el pago de los intereses moratorios establecidos en el artículo 13 de la Resolución SBS 3202-2013. Asimismo, requirió el reembolso de costos y costas del presente procedimiento.</w:t>
       </w:r>
       <w:r>
         <w:rPr>
@@ -2308,7 +2308,7 @@
           <w:lang w:val="es-ES" w:eastAsia="es-ES"/>
           <w14:ligatures w14:val="none"/>
         </w:rPr>
-        <w:t xml:space="preserve"> </w:t>
+        <w:t xml:space="preserve"/>
       </w:r>
       <w:r>
         <w:rPr>
@@ -2316,7 +2316,7 @@
           <w:kern w:val="0"/>
           <w14:ligatures w14:val="none"/>
         </w:rPr>
-        <w:t xml:space="preserve">señor Manzanedo </w:t>
+        <w:t xml:space="preserve"/>
       </w:r>
       <w:r>
         <w:rPr>
@@ -2326,7 +2326,7 @@
           <w:lang w:val="es-ES" w:eastAsia="es-ES"/>
           <w14:ligatures w14:val="none"/>
         </w:rPr>
-        <w:t xml:space="preserve">solicitó, en calidad de medida correctiva, que </w:t>
+        <w:t xml:space="preserve"/>
       </w:r>
       <w:r>
         <w:rPr>
@@ -2336,7 +2336,7 @@
           <w:lang w:val="es-ES" w:eastAsia="es-ES"/>
           <w14:ligatures w14:val="none"/>
         </w:rPr>
-        <w:t xml:space="preserve">La Positiva </w:t>
+        <w:t xml:space="preserve"/>
       </w:r>
       <w:r>
         <w:rPr>
@@ -2346,7 +2346,7 @@
           <w:lang w:val="es-ES" w:eastAsia="es-ES"/>
           <w14:ligatures w14:val="none"/>
         </w:rPr>
-        <w:t>cumpla con</w:t>
+        <w:t/>
       </w:r>
       <w:r>
         <w:rPr>
@@ -2356,7 +2356,7 @@
           <w:lang w:val="es-ES" w:eastAsia="es-ES"/>
           <w14:ligatures w14:val="none"/>
         </w:rPr>
-        <w:t>: (i)</w:t>
+        <w:t/>
       </w:r>
       <w:r>
         <w:rPr>
@@ -2366,7 +2366,7 @@
           <w:lang w:val="es-ES" w:eastAsia="es-ES"/>
           <w14:ligatures w14:val="none"/>
         </w:rPr>
-        <w:t xml:space="preserve"> otorgar </w:t>
+        <w:t xml:space="preserve"/>
       </w:r>
       <w:r>
         <w:rPr>
@@ -2376,7 +2376,7 @@
           <w:lang w:val="es-ES" w:eastAsia="es-ES"/>
           <w14:ligatures w14:val="none"/>
         </w:rPr>
-        <w:t xml:space="preserve">el pago de la cobertura </w:t>
+        <w:t xml:space="preserve"/>
       </w:r>
       <w:r>
         <w:rPr>
@@ -2386,7 +2386,7 @@
           <w:lang w:val="es-ES" w:eastAsia="es-ES"/>
           <w14:ligatures w14:val="none"/>
         </w:rPr>
-        <w:t>del Seguro Vehicular</w:t>
+        <w:t/>
       </w:r>
       <w:r>
         <w:rPr>
@@ -2396,7 +2396,7 @@
           <w:lang w:val="es-ES" w:eastAsia="es-ES"/>
           <w14:ligatures w14:val="none"/>
         </w:rPr>
-        <w:t>; y,</w:t>
+        <w:t/>
       </w:r>
       <w:r>
         <w:rPr>
@@ -2406,7 +2406,7 @@
           <w:lang w:val="es-ES" w:eastAsia="es-ES"/>
           <w14:ligatures w14:val="none"/>
         </w:rPr>
-        <w:t xml:space="preserve"> (</w:t>
+        <w:t xml:space="preserve"/>
       </w:r>
       <w:proofErr w:type="spellStart"/>
       <w:r>
@@ -2417,7 +2417,7 @@
           <w:lang w:val="es-ES" w:eastAsia="es-ES"/>
           <w14:ligatures w14:val="none"/>
         </w:rPr>
-        <w:t>ii</w:t>
+        <w:t/>
       </w:r>
       <w:proofErr w:type="spellEnd"/>
       <w:r>
@@ -2428,7 +2428,7 @@
           <w:lang w:val="es-ES" w:eastAsia="es-ES"/>
           <w14:ligatures w14:val="none"/>
         </w:rPr>
-        <w:t xml:space="preserve">) </w:t>
+        <w:t xml:space="preserve"/>
       </w:r>
       <w:r>
         <w:rPr>
@@ -2438,7 +2438,7 @@
           <w:lang w:val="es-ES" w:eastAsia="es-ES"/>
           <w14:ligatures w14:val="none"/>
         </w:rPr>
-        <w:t xml:space="preserve">otorgar </w:t>
+        <w:t xml:space="preserve"/>
       </w:r>
       <w:r>
         <w:rPr>
@@ -2448,7 +2448,7 @@
           <w:lang w:val="es-ES" w:eastAsia="es-ES"/>
           <w14:ligatures w14:val="none"/>
         </w:rPr>
-        <w:t xml:space="preserve">el pago de los intereses moratorios establecidos en </w:t>
+        <w:t xml:space="preserve"/>
       </w:r>
       <w:r>
         <w:rPr>
@@ -2458,7 +2458,7 @@
           <w:lang w:val="es-ES" w:eastAsia="es-ES"/>
           <w14:ligatures w14:val="none"/>
         </w:rPr>
-        <w:t xml:space="preserve">el </w:t>
+        <w:t xml:space="preserve"/>
       </w:r>
       <w:r>
         <w:rPr>
@@ -2468,7 +2468,7 @@
           <w:lang w:val="es-ES" w:eastAsia="es-ES"/>
           <w14:ligatures w14:val="none"/>
         </w:rPr>
-        <w:t>artículo</w:t>
+        <w:t/>
       </w:r>
       <w:r>
         <w:rPr>
@@ -2478,7 +2478,7 @@
           <w:lang w:val="es-ES" w:eastAsia="es-ES"/>
           <w14:ligatures w14:val="none"/>
         </w:rPr>
-        <w:t xml:space="preserve"> 13 de la Resolución SBS 3202-2013</w:t>
+        <w:t xml:space="preserve"/>
       </w:r>
       <w:r>
         <w:rPr>
@@ -2488,7 +2488,7 @@
           <w:lang w:val="es-ES" w:eastAsia="es-ES"/>
           <w14:ligatures w14:val="none"/>
         </w:rPr>
-        <w:t>. Asimismo, requirió el reembolso de costos y costas del presente procedimiento.</w:t>
+        <w:t/>
       </w:r>
     </w:p>
     <w:p>
@@ -3636,7 +3636,7 @@
           <w:lang w:eastAsia="es-PE"/>
           <w14:ligatures w14:val="none"/>
         </w:rPr>
-        <w:t xml:space="preserve">PRIMERO: </w:t>
+        <w:t xml:space="preserve">PRIMERO: admitir a trámite la denuncia del 29 de enero de 2026 interpuesta por el señor [DENUNCIANTE] contra La Positiva Seguros y Reaseguros S.A., por lo siguiente:</w:t>
       </w:r>
       <w:r>
         <w:rPr>
@@ -3647,7 +3647,7 @@
           <w:lang w:eastAsia="es-PE"/>
           <w14:ligatures w14:val="none"/>
         </w:rPr>
-        <w:t xml:space="preserve">admitir a trámite la denuncia del </w:t>
+        <w:t xml:space="preserve"/>
       </w:r>
       <w:r>
         <w:rPr>
@@ -3657,7 +3657,7 @@
           <w:lang w:val="es-ES" w:eastAsia="es-ES"/>
           <w14:ligatures w14:val="none"/>
         </w:rPr>
-        <w:t xml:space="preserve">29 de enero de 2026 </w:t>
+        <w:t xml:space="preserve"/>
       </w:r>
       <w:r>
         <w:rPr>
@@ -3668,7 +3668,7 @@
           <w:lang w:eastAsia="es-PE"/>
           <w14:ligatures w14:val="none"/>
         </w:rPr>
-        <w:t xml:space="preserve">interpuesta por el </w:t>
+        <w:t xml:space="preserve"/>
       </w:r>
       <w:r>
         <w:rPr>
@@ -3679,7 +3679,7 @@
           <w:lang w:eastAsia="es-PE"/>
           <w14:ligatures w14:val="none"/>
         </w:rPr>
-        <w:t xml:space="preserve">señor Peter Ostin Manzanedo Callupe </w:t>
+        <w:t xml:space="preserve"/>
       </w:r>
       <w:r>
         <w:rPr>
@@ -3690,14 +3690,14 @@
           <w:lang w:eastAsia="es-PE"/>
           <w14:ligatures w14:val="none"/>
         </w:rPr>
-        <w:t xml:space="preserve">contra </w:t>
+        <w:t xml:space="preserve"/>
       </w:r>
       <w:r>
         <w:rPr>
           <w:rFonts w:ascii="Arial Narrow" w:eastAsia="Arial Narrow" w:hAnsi="Arial Narrow" w:cs="Arial Narrow"/>
           <w:bCs/>
         </w:rPr>
-        <w:t>La Positiva Seguros y Reaseguros S.A.</w:t>
+        <w:t/>
       </w:r>
       <w:r>
         <w:rPr>
@@ -3708,7 +3708,7 @@
           <w:lang w:eastAsia="es-PE"/>
           <w14:ligatures w14:val="none"/>
         </w:rPr>
-        <w:t xml:space="preserve">, </w:t>
+        <w:t xml:space="preserve"/>
       </w:r>
       <w:bookmarkStart w:id="16" w:name="_Hlk215062067"/>
       <w:r>
@@ -3720,7 +3720,7 @@
           <w:lang w:eastAsia="es-PE"/>
           <w14:ligatures w14:val="none"/>
         </w:rPr>
-        <w:t>por lo siguiente:</w:t>
+        <w:t/>
       </w:r>
     </w:p>
     <w:p>
@@ -5838,7 +5838,7 @@
           <w:bCs/>
         </w:rPr>
         <w:lastRenderedPageBreak/>
-        <w:t>DÉCIMO</w:t>
+        <w:t xml:space="preserve">DÉCIMO: requerir al señor [DENUNCIANTE] para que, dentro del plazo de dos (2) días hábiles siguientes a la fecha en que reciba la notificación en su bandeja de correo electrónico, efectúe la confirmación de recepción de la notificación remitida por este despacho a su correo electrónico, de conformidad con el segundo párrafo del numeral 4 del artículo 20 del Texto Único Ordenado de la Ley del Procedimiento Administrativo General, aprobado mediante Decreto Supremo 006-2026-JUS, bajo apercibimiento de rehacer el acto de notificación y notificarle conforme al numeral 1 del artículo 20 del citado cuerpo normativo.</w:t>
       </w:r>
       <w:r>
         <w:rPr>
@@ -5848,7 +5848,7 @@
           <w:kern w:val="0"/>
           <w14:ligatures w14:val="none"/>
         </w:rPr>
-        <w:t>:</w:t>
+        <w:t/>
       </w:r>
       <w:r>
         <w:rPr>
@@ -5858,7 +5858,7 @@
           <w:kern w:val="0"/>
           <w14:ligatures w14:val="none"/>
         </w:rPr>
-        <w:t xml:space="preserve"> requerir </w:t>
+        <w:t xml:space="preserve"/>
       </w:r>
       <w:r>
         <w:rPr>
@@ -5868,7 +5868,7 @@
           <w:kern w:val="0"/>
           <w14:ligatures w14:val="none"/>
         </w:rPr>
-        <w:t>al señor</w:t>
+        <w:t/>
       </w:r>
       <w:r>
         <w:rPr>
@@ -5878,7 +5878,7 @@
           <w:kern w:val="0"/>
           <w14:ligatures w14:val="none"/>
         </w:rPr>
-        <w:t xml:space="preserve"> </w:t>
+        <w:t xml:space="preserve"/>
       </w:r>
       <w:r>
         <w:rPr>
@@ -5889,14 +5889,14 @@
           <w:lang w:eastAsia="es-PE"/>
           <w14:ligatures w14:val="none"/>
         </w:rPr>
-        <w:t xml:space="preserve">Peter Ostin Manzanedo Callupe </w:t>
+        <w:t xml:space="preserve"/>
       </w:r>
       <w:r>
         <w:rPr>
           <w:rFonts w:ascii="Arial Narrow" w:hAnsi="Arial Narrow"/>
           <w:color w:val="000000"/>
         </w:rPr>
-        <w:t>para que, dentro del plazo de dos (2) días hábiles siguientes a la fecha en que reciba la notificación en su bandeja de correo electrónico, efectúe la confirmación de recepción de la notificación remitida por este despacho a su correo electrónico, de conformidad con el segundo párrafo del numeral 4 del artículo 20</w:t>
+        <w:t/>
       </w:r>
       <w:r>
         <w:rPr>
@@ -5913,14 +5913,14 @@
           <w:rFonts w:ascii="Arial Narrow" w:hAnsi="Arial Narrow"/>
           <w:color w:val="000000"/>
         </w:rPr>
-        <w:t xml:space="preserve"> del Texto Único</w:t>
+        <w:t xml:space="preserve"/>
       </w:r>
       <w:r>
         <w:rPr>
           <w:rFonts w:ascii="Arial Narrow" w:hAnsi="Arial Narrow"/>
           <w:color w:val="000000"/>
         </w:rPr>
-        <w:t xml:space="preserve"> Ordenado de la Ley del Procedimiento Administrativo General, aprobado mediante Decreto Supremo 006-2026-JUS, bajo apercibimiento de rehacer el acto de notificación y notificarle conforme al numeral 1 del artículo 20</w:t>
+        <w:t xml:space="preserve"/>
       </w:r>
       <w:r>
         <w:rPr>
@@ -5937,7 +5937,7 @@
           <w:rFonts w:ascii="Arial Narrow" w:hAnsi="Arial Narrow"/>
           <w:color w:val="000000"/>
         </w:rPr>
-        <w:t xml:space="preserve"> del citado cuerpo </w:t>
+        <w:t xml:space="preserve"/>
       </w:r>
       <w:bookmarkStart w:id="24" w:name="_Hlk214964186"/>
       <w:r>
@@ -5945,7 +5945,7 @@
           <w:rFonts w:ascii="Arial Narrow" w:hAnsi="Arial Narrow"/>
           <w:color w:val="000000"/>
         </w:rPr>
-        <w:t>normativo</w:t>
+        <w:t/>
       </w:r>
       <w:r>
         <w:rPr>
@@ -5958,7 +5958,7 @@
         <w:rPr>
           <w:rFonts w:ascii="Arial Narrow" w:hAnsi="Arial Narrow" w:cs="Arial"/>
         </w:rPr>
-        <w:t>.</w:t>
+        <w:t/>
       </w:r>
     </w:p>
     <w:bookmarkEnd w:id="24"/>

--- a/plantillas_maestras/01_seguro_vehicular/materia_general_asegurativa/2_o_mas_ddos_varios/varon/TPL_0329_2026_SEGURO_VEHICULAR_MATERIA_GENERAL_ASEGURATIVA_ASEGURADORA_VARON_R1.docx
+++ b/plantillas_maestras/01_seguro_vehicular/materia_general_asegurativa/2_o_mas_ddos_varios/varon/TPL_0329_2026_SEGURO_VEHICULAR_MATERIA_GENERAL_ASEGURATIVA_ASEGURADORA_VARON_R1.docx
@@ -703,6 +703,7 @@
       </w:r>
       <w:r>
         <w:rPr>
+          <w:rStyle w:val="Refdenotaalpie"/>
           <w:rFonts w:ascii="Arial Narrow" w:eastAsia="Times New Roman" w:hAnsi="Arial Narrow" w:cs="Times New Roman"/>
           <w:color w:val="000000"/>
           <w:kern w:val="0"/>
@@ -2592,6 +2593,7 @@
       <w:bookmarkEnd w:id="5"/>
       <w:r>
         <w:rPr>
+          <w:rStyle w:val="Refdenotaalpie"/>
           <w:rFonts w:ascii="Arial Narrow" w:eastAsia="Arial Narrow" w:hAnsi="Arial Narrow" w:cs="Arial Narrow"/>
           <w:kern w:val="0"/>
           <w:vertAlign w:val="superscript"/>
@@ -2698,6 +2700,7 @@
       <w:bookmarkEnd w:id="7"/>
       <w:r>
         <w:rPr>
+          <w:rStyle w:val="Refdenotaalpie"/>
           <w:rFonts w:ascii="Arial Narrow" w:eastAsia="Arial Narrow" w:hAnsi="Arial Narrow" w:cs="Arial"/>
           <w:kern w:val="0"/>
           <w:vertAlign w:val="superscript"/>
@@ -2787,6 +2790,7 @@
       </w:r>
       <w:r>
         <w:rPr>
+          <w:rStyle w:val="Refdenotaalpie"/>
           <w:rFonts w:ascii="Arial Narrow" w:eastAsia="Arial Narrow" w:hAnsi="Arial Narrow" w:cs="Arial"/>
           <w:kern w:val="0"/>
           <w:vertAlign w:val="superscript"/>
@@ -2935,6 +2939,7 @@
       </w:r>
       <w:r>
         <w:rPr>
+          <w:rStyle w:val="Refdenotaalpie"/>
           <w:rFonts w:ascii="Arial Narrow" w:eastAsia="Arial Narrow" w:hAnsi="Arial Narrow" w:cs="Arial"/>
           <w:kern w:val="0"/>
           <w:vertAlign w:val="superscript"/>
@@ -3281,6 +3286,7 @@
       </w:r>
       <w:r>
         <w:rPr>
+          <w:rStyle w:val="Refdenotaalpie"/>
           <w:rFonts w:ascii="Arial Narrow" w:eastAsia="Arial Narrow" w:hAnsi="Arial Narrow" w:cs="Arial Narrow"/>
           <w:kern w:val="0"/>
           <w:vertAlign w:val="superscript"/>
@@ -4897,6 +4903,7 @@
       </w:r>
       <w:r>
         <w:rPr>
+          <w:rStyle w:val="Refdenotaalpie"/>
           <w:rFonts w:ascii="Arial Narrow" w:eastAsia="Calibri" w:hAnsi="Arial Narrow" w:cs="Arial"/>
           <w:kern w:val="0"/>
           <w:vertAlign w:val="superscript"/>
@@ -4941,6 +4948,7 @@
       </w:r>
       <w:r>
         <w:rPr>
+          <w:rStyle w:val="Refdenotaalpie"/>
           <w:rFonts w:ascii="Arial Narrow" w:eastAsia="Calibri" w:hAnsi="Arial Narrow" w:cs="Arial"/>
           <w:spacing w:val="-2"/>
           <w:kern w:val="0"/>
@@ -5379,6 +5387,7 @@
       </w:r>
       <w:r>
         <w:rPr>
+          <w:rStyle w:val="Refdenotaalpie"/>
           <w:rFonts w:ascii="Arial Narrow" w:eastAsia="Arial Narrow" w:hAnsi="Arial Narrow" w:cs="Times New Roman"/>
           <w:color w:val="000000"/>
           <w:kern w:val="0"/>
@@ -5471,6 +5480,7 @@
       </w:r>
       <w:r>
         <w:rPr>
+          <w:rStyle w:val="Refdenotaalpie"/>
           <w:rFonts w:ascii="Arial Narrow" w:eastAsia="Arial Narrow" w:hAnsi="Arial Narrow" w:cs="Times New Roman"/>
           <w:color w:val="000000"/>
           <w:kern w:val="0"/>
@@ -5524,6 +5534,7 @@
       </w:r>
       <w:r>
         <w:rPr>
+          <w:rStyle w:val="Refdenotaalpie"/>
           <w:rFonts w:ascii="Arial Narrow" w:eastAsia="Arial Narrow" w:hAnsi="Arial Narrow" w:cs="Times New Roman"/>
           <w:color w:val="000000"/>
           <w:kern w:val="0"/>
@@ -5705,6 +5716,7 @@
       </w:r>
       <w:r>
         <w:rPr>
+          <w:rStyle w:val="Refdenotaalpie"/>
           <w:rFonts w:ascii="Arial Narrow" w:eastAsia="Calibri" w:hAnsi="Arial Narrow" w:cs="Arial"/>
           <w:kern w:val="0"/>
           <w:vertAlign w:val="superscript"/>
@@ -5949,6 +5961,7 @@
       </w:r>
       <w:r>
         <w:rPr>
+          <w:rStyle w:val="Refdenotaalpie"/>
           <w:rFonts w:ascii="Arial Narrow" w:hAnsi="Arial Narrow"/>
           <w:vertAlign w:val="superscript"/>
         </w:rPr>
@@ -6120,7 +6133,6 @@
           <w:b/>
           <w:color w:val="000000"/>
           <w:kern w:val="0"/>
-          <w:highlight w:val="magenta"/>
           <w:lang w:val="es-ES" w:eastAsia="es-PE"/>
           <w14:ligatures w14:val="none"/>
         </w:rPr>
@@ -6373,14 +6385,14 @@
         <w:tab w:val="right" w:pos="8838"/>
       </w:tabs>
       <w:rPr>
-        <w:rFonts w:ascii="Arial" w:eastAsia="Arial" w:hAnsi="Arial" w:cs="Arial"/>
+        <w:rFonts w:ascii="Arial Narrow" w:eastAsia="Arial" w:hAnsi="Arial Narrow" w:cs="Arial"/>
         <w:sz w:val="16"/>
         <w:szCs w:val="16"/>
       </w:rPr>
     </w:pPr>
     <w:r>
       <w:rPr>
-        <w:rFonts w:ascii="Arial" w:eastAsia="Arial" w:hAnsi="Arial" w:cs="Arial"/>
+        <w:rFonts w:ascii="Arial Narrow" w:eastAsia="Arial" w:hAnsi="Arial Narrow" w:cs="Arial"/>
         <w:sz w:val="16"/>
         <w:szCs w:val="16"/>
       </w:rPr>
@@ -6394,7 +6406,7 @@
     </w:pPr>
     <w:r>
       <w:rPr>
-        <w:rFonts w:ascii="Arial" w:eastAsia="Arial" w:hAnsi="Arial" w:cs="Arial"/>
+        <w:rFonts w:ascii="Arial Narrow" w:eastAsia="Arial" w:hAnsi="Arial Narrow" w:cs="Arial"/>
         <w:sz w:val="16"/>
         <w:szCs w:val="16"/>
       </w:rPr>
@@ -6402,7 +6414,7 @@
     </w:r>
     <w:r>
       <w:rPr>
-        <w:rFonts w:ascii="Arial" w:eastAsia="Arial" w:hAnsi="Arial" w:cs="Arial"/>
+        <w:rFonts w:ascii="Arial Narrow" w:eastAsia="Arial" w:hAnsi="Arial Narrow" w:cs="Arial"/>
         <w:sz w:val="16"/>
         <w:szCs w:val="16"/>
       </w:rPr>
@@ -6410,7 +6422,7 @@
     </w:r>
     <w:r>
       <w:rPr>
-        <w:rFonts w:ascii="Arial" w:eastAsia="Arial" w:hAnsi="Arial" w:cs="Arial"/>
+        <w:rFonts w:ascii="Arial Narrow" w:eastAsia="Arial" w:hAnsi="Arial Narrow" w:cs="Arial"/>
         <w:sz w:val="16"/>
         <w:szCs w:val="16"/>
       </w:rPr>
@@ -6418,7 +6430,7 @@
     </w:r>
     <w:r>
       <w:rPr>
-        <w:rFonts w:ascii="Arial" w:eastAsia="Arial" w:hAnsi="Arial" w:cs="Arial"/>
+        <w:rFonts w:ascii="Arial Narrow" w:eastAsia="Arial" w:hAnsi="Arial Narrow" w:cs="Arial"/>
         <w:sz w:val="16"/>
         <w:szCs w:val="16"/>
       </w:rPr>
@@ -6426,7 +6438,7 @@
     </w:r>
     <w:r>
       <w:rPr>
-        <w:rFonts w:ascii="Arial" w:eastAsia="Arial" w:hAnsi="Arial" w:cs="Arial"/>
+        <w:rFonts w:ascii="Arial Narrow" w:eastAsia="Arial" w:hAnsi="Arial Narrow" w:cs="Arial"/>
         <w:sz w:val="16"/>
         <w:szCs w:val="16"/>
       </w:rPr>
@@ -6486,6 +6498,7 @@
           <w:rFonts w:ascii="Arial Narrow" w:hAnsi="Arial Narrow" w:cs="Arial"/>
           <w:sz w:val="16"/>
           <w:szCs w:val="16"/>
+          <w:vertAlign w:val="superscript"/>
         </w:rPr>
         <w:footnoteRef/>
       </w:r>
@@ -6560,6 +6573,7 @@
           <w:rFonts w:ascii="Arial Narrow" w:hAnsi="Arial Narrow" w:cs="Arial"/>
           <w:sz w:val="16"/>
           <w:szCs w:val="16"/>
+          <w:vertAlign w:val="superscript"/>
         </w:rPr>
         <w:footnoteRef/>
       </w:r>
@@ -6831,6 +6845,7 @@
           <w:rFonts w:ascii="Arial Narrow" w:hAnsi="Arial Narrow"/>
           <w:sz w:val="16"/>
           <w:szCs w:val="16"/>
+          <w:vertAlign w:val="superscript"/>
         </w:rPr>
         <w:footnoteRef/>
       </w:r>
@@ -7014,6 +7029,7 @@
           <w:rFonts w:ascii="Arial Narrow" w:hAnsi="Arial Narrow"/>
           <w:sz w:val="16"/>
           <w:szCs w:val="16"/>
+          <w:vertAlign w:val="superscript"/>
         </w:rPr>
         <w:footnoteRef/>
       </w:r>
@@ -7161,8 +7177,9 @@
         <w:rPr>
           <w:rStyle w:val="Refdenotaalpie"/>
           <w:rFonts w:ascii="Arial Narrow" w:hAnsi="Arial Narrow"/>
-          <w:sz w:val="14"/>
+          <w:sz w:val="16"/>
           <w:szCs w:val="14"/>
+          <w:vertAlign w:val="superscript"/>
         </w:rPr>
         <w:footnoteRef/>
       </w:r>
@@ -7385,6 +7402,7 @@
           <w:rFonts w:ascii="Arial Narrow" w:hAnsi="Arial Narrow" w:cs="Arial"/>
           <w:sz w:val="16"/>
           <w:szCs w:val="16"/>
+          <w:vertAlign w:val="superscript"/>
         </w:rPr>
         <w:footnoteRef/>
       </w:r>
@@ -7570,6 +7588,7 @@
           <w:rFonts w:ascii="Arial Narrow" w:hAnsi="Arial Narrow" w:cs="Arial"/>
           <w:sz w:val="16"/>
           <w:szCs w:val="16"/>
+          <w:vertAlign w:val="superscript"/>
         </w:rPr>
         <w:footnoteRef/>
       </w:r>
@@ -7640,6 +7659,7 @@
           <w:rFonts w:ascii="Arial Narrow" w:hAnsi="Arial Narrow" w:cs="Arial"/>
           <w:sz w:val="16"/>
           <w:szCs w:val="16"/>
+          <w:vertAlign w:val="superscript"/>
         </w:rPr>
         <w:footnoteRef/>
       </w:r>
@@ -7827,7 +7847,7 @@
       </w:pPr>
       <w:r>
         <w:rPr>
-          <w:rStyle w:val="TextonotapieCar"/>
+          <w:rStyle w:val="Refdenotaalpie"/>
           <w:rFonts w:ascii="Arial Narrow" w:hAnsi="Arial Narrow" w:cs="Arial"/>
           <w:sz w:val="16"/>
           <w:szCs w:val="16"/>
@@ -8043,6 +8063,7 @@
           <w:rFonts w:ascii="Arial Narrow" w:hAnsi="Arial Narrow" w:cs="Arial"/>
           <w:sz w:val="16"/>
           <w:szCs w:val="16"/>
+          <w:vertAlign w:val="superscript"/>
         </w:rPr>
         <w:footnoteRef/>
       </w:r>
@@ -8860,6 +8881,7 @@
           <w:rFonts w:ascii="Arial Narrow" w:hAnsi="Arial Narrow" w:cs="Arial"/>
           <w:sz w:val="16"/>
           <w:szCs w:val="16"/>
+          <w:vertAlign w:val="superscript"/>
         </w:rPr>
         <w:footnoteRef/>
       </w:r>
@@ -9080,6 +9102,7 @@
           <w:bCs/>
           <w:sz w:val="16"/>
           <w:szCs w:val="16"/>
+          <w:vertAlign w:val="superscript"/>
         </w:rPr>
         <w:footnoteRef/>
       </w:r>
@@ -9209,6 +9232,7 @@
           <w:rFonts w:ascii="Arial Narrow" w:hAnsi="Arial Narrow" w:cs="Arial"/>
           <w:sz w:val="16"/>
           <w:szCs w:val="16"/>
+          <w:vertAlign w:val="superscript"/>
         </w:rPr>
         <w:footnoteRef/>
       </w:r>
@@ -11798,6 +11822,17 @@
       <w:szCs w:val="20"/>
     </w:rPr>
   </w:style>
+  <w:style w:type="character" w:styleId="FootnoteReference">
+    <w:name w:val="footnote reference"/>
+    <w:basedOn w:val="Fuentedeprrafopredeter"/>
+    <w:uiPriority w:val="99"/>
+    <w:semiHidden/>
+    <w:unhideWhenUsed/>
+    <w:rPr>
+      <w:rFonts w:ascii="Arial Narrow" w:hAnsi="Arial Narrow"/>
+      <w:vertAlign w:val="superscript"/>
+    </w:rPr>
+  </w:style>
 </w:styles>
 </file>
 

--- a/plantillas_maestras/01_seguro_vehicular/materia_general_asegurativa/2_o_mas_ddos_varios/varon/TPL_0329_2026_SEGURO_VEHICULAR_MATERIA_GENERAL_ASEGURATIVA_ASEGURADORA_VARON_R1.docx
+++ b/plantillas_maestras/01_seguro_vehicular/materia_general_asegurativa/2_o_mas_ddos_varios/varon/TPL_0329_2026_SEGURO_VEHICULAR_MATERIA_GENERAL_ASEGURATIVA_ASEGURADORA_VARON_R1.docx
@@ -1,8 +1,8 @@
 
 <file path=word/document.xml><?xml version="1.0" encoding="utf-8"?>
-<w:document xmlns:wpc="http://schemas.microsoft.com/office/word/2010/wordprocessingCanvas" xmlns:cx="http://schemas.microsoft.com/office/drawing/2014/chartex" xmlns:cx1="http://schemas.microsoft.com/office/drawing/2015/9/8/chartex" xmlns:cx2="http://schemas.microsoft.com/office/drawing/2015/10/21/chartex" xmlns:cx3="http://schemas.microsoft.com/office/drawing/2016/5/9/chartex" xmlns:cx4="http://schemas.microsoft.com/office/drawing/2016/5/10/chartex" xmlns:cx5="http://schemas.microsoft.com/office/drawing/2016/5/11/chartex" xmlns:cx6="http://schemas.microsoft.com/office/drawing/2016/5/12/chartex" xmlns:cx7="http://schemas.microsoft.com/office/drawing/2016/5/13/chartex" xmlns:cx8="http://schemas.microsoft.com/office/drawing/2016/5/14/chartex" xmlns:mc="http://schemas.openxmlformats.org/markup-compatibility/2006" xmlns:aink="http://schemas.microsoft.com/office/drawing/2016/ink" xmlns:am3d="http://schemas.microsoft.com/office/drawing/2017/model3d" xmlns:o="urn:schemas-microsoft-com:office:office" xmlns:oel="http://schemas.microsoft.com/office/2019/extlst" xmlns:r="http://schemas.openxmlformats.org/officeDocument/2006/relationships" xmlns:m="http://schemas.openxmlformats.org/officeDocument/2006/math" xmlns:v="urn:schemas-microsoft-com:vml" xmlns:wp14="http://schemas.microsoft.com/office/word/2010/wordprocessingDrawing" xmlns:wp="http://schemas.openxmlformats.org/drawingml/2006/wordprocessingDrawing" xmlns:w10="urn:schemas-microsoft-com:office:word" xmlns:w="http://schemas.openxmlformats.org/wordprocessingml/2006/main" xmlns:w14="http://schemas.microsoft.com/office/word/2010/wordml" xmlns:w15="http://schemas.microsoft.com/office/word/2012/wordml" xmlns:w16cex="http://schemas.microsoft.com/office/word/2018/wordml/cex" xmlns:w16cid="http://schemas.microsoft.com/office/word/2016/wordml/cid" xmlns:w16="http://schemas.microsoft.com/office/word/2018/wordml" xmlns:w16du="http://schemas.microsoft.com/office/word/2023/wordml/word16du" xmlns:w16sdtdh="http://schemas.microsoft.com/office/word/2020/wordml/sdtdatahash" xmlns:w16sdtfl="http://schemas.microsoft.com/office/word/2024/wordml/sdtformatlock" xmlns:w16se="http://schemas.microsoft.com/office/word/2015/wordml/symex" xmlns:wpg="http://schemas.microsoft.com/office/word/2010/wordprocessingGroup" xmlns:wpi="http://schemas.microsoft.com/office/word/2010/wordprocessingInk" xmlns:wne="http://schemas.microsoft.com/office/word/2006/wordml" xmlns:wps="http://schemas.microsoft.com/office/word/2010/wordprocessingShape" mc:Ignorable="w14 w15 w16se w16cid w16 w16cex w16sdtdh w16sdtfl w16du wp14">
+<w:document xmlns:ns1="http://schemas.openxmlformats.org/markup-compatibility/2006" xmlns:ns2="http://schemas.microsoft.com/office/word/2010/wordml" xmlns:ns3="http://schemas.openxmlformats.org/officeDocument/2006/relationships" xmlns:w="http://schemas.openxmlformats.org/wordprocessingml/2006/main" ns1:Ignorable="w14 w15 w16se w16cid w16 w16cex w16sdtdh w16sdtfl w16du wp14">
   <w:body>
-    <w:p>
+    <w:p ns2:paraId="1B509B2D" ns2:textId="4430AD8D">
       <w:pPr>
         <w:tabs>
           <w:tab w:val="left" w:pos="1701"/>
@@ -14,7 +14,7 @@
           <w:color w:val="000000"/>
           <w:kern w:val="0"/>
           <w:lang w:eastAsia="es-PE"/>
-          <w14:ligatures w14:val="none"/>
+          <ns2:ligatures ns2:val="none"/>
         </w:rPr>
       </w:pPr>
       <w:bookmarkStart w:id="0" w:name="_Hlk80343540"/>
@@ -25,7 +25,7 @@
           <w:color w:val="000000"/>
           <w:kern w:val="0"/>
           <w:lang w:eastAsia="es-PE"/>
-          <w14:ligatures w14:val="none"/>
+          <ns2:ligatures ns2:val="none"/>
         </w:rPr>
         <w:t xml:space="preserve">EXPEDIENTE </w:t>
       </w:r>
@@ -36,7 +36,7 @@
           <w:color w:val="000000"/>
           <w:kern w:val="0"/>
           <w:lang w:eastAsia="es-PE"/>
-          <w14:ligatures w14:val="none"/>
+          <ns2:ligatures ns2:val="none"/>
         </w:rPr>
         <w:tab/>
         <w:t>:</w:t>
@@ -48,7 +48,7 @@
           <w:color w:val="000000"/>
           <w:kern w:val="0"/>
           <w:lang w:eastAsia="es-PE"/>
-          <w14:ligatures w14:val="none"/>
+          <ns2:ligatures ns2:val="none"/>
         </w:rPr>
         <w:tab/>
       </w:r>
@@ -59,7 +59,7 @@
           <w:color w:val="000000"/>
           <w:kern w:val="0"/>
           <w:lang w:eastAsia="es-PE"/>
-          <w14:ligatures w14:val="none"/>
+          <ns2:ligatures ns2:val="none"/>
         </w:rPr>
         <w:t>0</w:t>
       </w:r>
@@ -72,12 +72,12 @@
           <w:kern w:val="0"/>
           <w:shd w:val="clear" w:color="auto" w:fill="FFFFFF"/>
           <w:lang w:eastAsia="es-PE"/>
-          <w14:ligatures w14:val="none"/>
+          <ns2:ligatures ns2:val="none"/>
         </w:rPr>
         <w:t>329-2026/CC1</w:t>
       </w:r>
     </w:p>
-    <w:p>
+    <w:p ns2:paraId="7E5DC22B" ns2:textId="40A8F2DC">
       <w:pPr>
         <w:tabs>
           <w:tab w:val="left" w:pos="1701"/>
@@ -92,17 +92,17 @@
           <w:color w:val="000000"/>
           <w:kern w:val="0"/>
           <w:lang w:eastAsia="es-PE"/>
-          <w14:ligatures w14:val="none"/>
-        </w:rPr>
-      </w:pPr>
-      <w:r>
-        <w:rPr>
-          <w:rFonts w:ascii="Arial Narrow" w:eastAsia="Arial Narrow" w:hAnsi="Arial Narrow" w:cs="Arial Narrow"/>
-          <w:b/>
-          <w:color w:val="000000"/>
-          <w:kern w:val="0"/>
-          <w:lang w:eastAsia="es-PE"/>
-          <w14:ligatures w14:val="none"/>
+          <ns2:ligatures ns2:val="none"/>
+        </w:rPr>
+      </w:pPr>
+      <w:r>
+        <w:rPr>
+          <w:rFonts w:ascii="Arial Narrow" w:eastAsia="Arial Narrow" w:hAnsi="Arial Narrow" w:cs="Arial Narrow"/>
+          <w:b/>
+          <w:color w:val="000000"/>
+          <w:kern w:val="0"/>
+          <w:lang w:eastAsia="es-PE"/>
+          <ns2:ligatures ns2:val="none"/>
         </w:rPr>
         <w:t xml:space="preserve">DENUNCIANTE:[DENUNCIANTE] (SEÑOR [APELLIDO])</w:t>
       </w:r>
@@ -113,7 +113,7 @@
           <w:color w:val="000000"/>
           <w:kern w:val="0"/>
           <w:lang w:eastAsia="es-PE"/>
-          <w14:ligatures w14:val="none"/>
+          <ns2:ligatures ns2:val="none"/>
         </w:rPr>
         <w:tab/>
         <w:t/>
@@ -125,7 +125,7 @@
           <w:color w:val="000000"/>
           <w:kern w:val="0"/>
           <w:lang w:eastAsia="es-PE"/>
-          <w14:ligatures w14:val="none"/>
+          <ns2:ligatures ns2:val="none"/>
         </w:rPr>
         <w:tab/>
       </w:r>
@@ -136,7 +136,7 @@
           <w:color w:val="000000"/>
           <w:kern w:val="0"/>
           <w:lang w:eastAsia="es-PE"/>
-          <w14:ligatures w14:val="none"/>
+          <ns2:ligatures ns2:val="none"/>
         </w:rPr>
         <w:t xml:space="preserve"/>
       </w:r>
@@ -147,7 +147,7 @@
           <w:color w:val="000000"/>
           <w:kern w:val="0"/>
           <w:lang w:eastAsia="es-PE"/>
-          <w14:ligatures w14:val="none"/>
+          <ns2:ligatures ns2:val="none"/>
         </w:rPr>
         <w:t xml:space="preserve"/>
       </w:r>
@@ -158,7 +158,7 @@
           <w:color w:val="000000"/>
           <w:kern w:val="0"/>
           <w:lang w:eastAsia="es-PE"/>
-          <w14:ligatures w14:val="none"/>
+          <ns2:ligatures ns2:val="none"/>
         </w:rPr>
         <w:t/>
       </w:r>
@@ -169,7 +169,7 @@
           <w:color w:val="000000"/>
           <w:kern w:val="0"/>
           <w:lang w:eastAsia="es-PE"/>
-          <w14:ligatures w14:val="none"/>
+          <ns2:ligatures ns2:val="none"/>
         </w:rPr>
         <w:t xml:space="preserve"/>
       </w:r>
@@ -180,12 +180,12 @@
           <w:color w:val="000000"/>
           <w:kern w:val="0"/>
           <w:lang w:eastAsia="es-PE"/>
-          <w14:ligatures w14:val="none"/>
+          <ns2:ligatures ns2:val="none"/>
         </w:rPr>
         <w:t/>
       </w:r>
     </w:p>
-    <w:p>
+    <w:p ns2:paraId="6DEEEDFE" ns2:textId="7F321CFB">
       <w:pPr>
         <w:tabs>
           <w:tab w:val="left" w:pos="1701"/>
@@ -200,17 +200,17 @@
           <w:color w:val="000000"/>
           <w:kern w:val="0"/>
           <w:lang w:eastAsia="es-PE"/>
-          <w14:ligatures w14:val="none"/>
-        </w:rPr>
-      </w:pPr>
-      <w:r>
-        <w:rPr>
-          <w:rFonts w:ascii="Arial Narrow" w:eastAsia="Arial Narrow" w:hAnsi="Arial Narrow" w:cs="Arial Narrow"/>
-          <w:b/>
-          <w:color w:val="000000"/>
-          <w:kern w:val="0"/>
-          <w:lang w:eastAsia="es-PE"/>
-          <w14:ligatures w14:val="none"/>
+          <ns2:ligatures ns2:val="none"/>
+        </w:rPr>
+      </w:pPr>
+      <w:r>
+        <w:rPr>
+          <w:rFonts w:ascii="Arial Narrow" w:eastAsia="Arial Narrow" w:hAnsi="Arial Narrow" w:cs="Arial Narrow"/>
+          <w:b/>
+          <w:color w:val="000000"/>
+          <w:kern w:val="0"/>
+          <w:lang w:eastAsia="es-PE"/>
+          <ns2:ligatures ns2:val="none"/>
         </w:rPr>
         <w:t>DENUNCIADO</w:t>
       </w:r>
@@ -221,7 +221,7 @@
           <w:color w:val="000000"/>
           <w:kern w:val="0"/>
           <w:lang w:eastAsia="es-PE"/>
-          <w14:ligatures w14:val="none"/>
+          <ns2:ligatures ns2:val="none"/>
         </w:rPr>
         <w:tab/>
         <w:t>:</w:t>
@@ -233,7 +233,7 @@
           <w:color w:val="000000"/>
           <w:kern w:val="0"/>
           <w:lang w:eastAsia="es-PE"/>
-          <w14:ligatures w14:val="none"/>
+          <ns2:ligatures ns2:val="none"/>
         </w:rPr>
         <w:tab/>
       </w:r>
@@ -244,7 +244,7 @@
           <w:color w:val="000000"/>
           <w:kern w:val="0"/>
           <w:lang w:eastAsia="es-PE"/>
-          <w14:ligatures w14:val="none"/>
+          <ns2:ligatures ns2:val="none"/>
         </w:rPr>
         <w:t xml:space="preserve">LA POSITIVA SEGUROS Y REASEGUROS S.A. </w:t>
       </w:r>
@@ -255,7 +255,7 @@
           <w:color w:val="000000"/>
           <w:kern w:val="0"/>
           <w:lang w:eastAsia="es-PE"/>
-          <w14:ligatures w14:val="none"/>
+          <ns2:ligatures ns2:val="none"/>
         </w:rPr>
         <w:t>(</w:t>
       </w:r>
@@ -266,7 +266,7 @@
           <w:color w:val="000000"/>
           <w:kern w:val="0"/>
           <w:lang w:eastAsia="es-PE"/>
-          <w14:ligatures w14:val="none"/>
+          <ns2:ligatures ns2:val="none"/>
         </w:rPr>
         <w:t>LA POSITIVA</w:t>
       </w:r>
@@ -277,12 +277,12 @@
           <w:color w:val="000000"/>
           <w:kern w:val="0"/>
           <w:lang w:eastAsia="es-PE"/>
-          <w14:ligatures w14:val="none"/>
+          <ns2:ligatures ns2:val="none"/>
         </w:rPr>
         <w:t>)</w:t>
       </w:r>
     </w:p>
-    <w:p>
+    <w:p ns2:paraId="022D2B94" ns2:textId="77777777">
       <w:pPr>
         <w:tabs>
           <w:tab w:val="left" w:pos="1701"/>
@@ -297,17 +297,17 @@
           <w:color w:val="000000"/>
           <w:kern w:val="0"/>
           <w:lang w:eastAsia="es-PE"/>
-          <w14:ligatures w14:val="none"/>
-        </w:rPr>
-      </w:pPr>
-      <w:r>
-        <w:rPr>
-          <w:rFonts w:ascii="Arial Narrow" w:eastAsia="Arial Narrow" w:hAnsi="Arial Narrow" w:cs="Arial Narrow"/>
-          <w:b/>
-          <w:color w:val="000000"/>
-          <w:kern w:val="0"/>
-          <w:lang w:eastAsia="es-PE"/>
-          <w14:ligatures w14:val="none"/>
+          <ns2:ligatures ns2:val="none"/>
+        </w:rPr>
+      </w:pPr>
+      <w:r>
+        <w:rPr>
+          <w:rFonts w:ascii="Arial Narrow" w:eastAsia="Arial Narrow" w:hAnsi="Arial Narrow" w:cs="Arial Narrow"/>
+          <w:b/>
+          <w:color w:val="000000"/>
+          <w:kern w:val="0"/>
+          <w:lang w:eastAsia="es-PE"/>
+          <ns2:ligatures ns2:val="none"/>
         </w:rPr>
         <w:t>MATERIAS</w:t>
       </w:r>
@@ -318,7 +318,7 @@
           <w:color w:val="000000"/>
           <w:kern w:val="0"/>
           <w:lang w:eastAsia="es-PE"/>
-          <w14:ligatures w14:val="none"/>
+          <ns2:ligatures ns2:val="none"/>
         </w:rPr>
         <w:tab/>
         <w:t xml:space="preserve">: </w:t>
@@ -330,13 +330,13 @@
           <w:color w:val="000000"/>
           <w:kern w:val="0"/>
           <w:lang w:eastAsia="es-PE"/>
-          <w14:ligatures w14:val="none"/>
+          <ns2:ligatures ns2:val="none"/>
         </w:rPr>
         <w:tab/>
         <w:t>ADMISIÓN A TRÁMITE</w:t>
       </w:r>
     </w:p>
-    <w:p>
+    <w:p ns2:paraId="19ED7B73" ns2:textId="77777777">
       <w:pPr>
         <w:tabs>
           <w:tab w:val="left" w:pos="1701"/>
@@ -351,22 +351,22 @@
           <w:color w:val="000000"/>
           <w:kern w:val="0"/>
           <w:lang w:eastAsia="es-PE"/>
-          <w14:ligatures w14:val="none"/>
-        </w:rPr>
-      </w:pPr>
-      <w:r>
-        <w:rPr>
-          <w:rFonts w:ascii="Arial Narrow" w:eastAsia="Arial Narrow" w:hAnsi="Arial Narrow" w:cs="Arial Narrow"/>
-          <w:b/>
-          <w:color w:val="000000"/>
-          <w:kern w:val="0"/>
-          <w:lang w:eastAsia="es-PE"/>
-          <w14:ligatures w14:val="none"/>
+          <ns2:ligatures ns2:val="none"/>
+        </w:rPr>
+      </w:pPr>
+      <w:r>
+        <w:rPr>
+          <w:rFonts w:ascii="Arial Narrow" w:eastAsia="Arial Narrow" w:hAnsi="Arial Narrow" w:cs="Arial Narrow"/>
+          <w:b/>
+          <w:color w:val="000000"/>
+          <w:kern w:val="0"/>
+          <w:lang w:eastAsia="es-PE"/>
+          <ns2:ligatures ns2:val="none"/>
         </w:rPr>
         <w:t xml:space="preserve">REQUERIMIENTO DE INFORMACIÓN </w:t>
       </w:r>
     </w:p>
-    <w:p>
+    <w:p ns2:paraId="46A5A479" ns2:textId="6F8D5844">
       <w:pPr>
         <w:tabs>
           <w:tab w:val="left" w:pos="1701"/>
@@ -380,17 +380,17 @@
           <w:color w:val="000000"/>
           <w:kern w:val="0"/>
           <w:lang w:eastAsia="es-PE"/>
-          <w14:ligatures w14:val="none"/>
-        </w:rPr>
-      </w:pPr>
-      <w:r>
-        <w:rPr>
-          <w:rFonts w:ascii="Arial Narrow" w:eastAsia="Arial Narrow" w:hAnsi="Arial Narrow" w:cs="Arial Narrow"/>
-          <w:b/>
-          <w:color w:val="000000"/>
-          <w:kern w:val="0"/>
-          <w:lang w:eastAsia="es-PE"/>
-          <w14:ligatures w14:val="none"/>
+          <ns2:ligatures ns2:val="none"/>
+        </w:rPr>
+      </w:pPr>
+      <w:r>
+        <w:rPr>
+          <w:rFonts w:ascii="Arial Narrow" w:eastAsia="Arial Narrow" w:hAnsi="Arial Narrow" w:cs="Arial Narrow"/>
+          <w:b/>
+          <w:color w:val="000000"/>
+          <w:kern w:val="0"/>
+          <w:lang w:eastAsia="es-PE"/>
+          <ns2:ligatures ns2:val="none"/>
         </w:rPr>
         <w:t xml:space="preserve">RESOLUCIÓN </w:t>
       </w:r>
@@ -401,7 +401,7 @@
           <w:color w:val="000000"/>
           <w:kern w:val="0"/>
           <w:lang w:eastAsia="es-PE"/>
-          <w14:ligatures w14:val="none"/>
+          <ns2:ligatures ns2:val="none"/>
         </w:rPr>
         <w:tab/>
         <w:t>:</w:t>
@@ -413,7 +413,7 @@
           <w:color w:val="000000"/>
           <w:kern w:val="0"/>
           <w:lang w:eastAsia="es-PE"/>
-          <w14:ligatures w14:val="none"/>
+          <ns2:ligatures ns2:val="none"/>
         </w:rPr>
         <w:tab/>
       </w:r>
@@ -424,12 +424,12 @@
           <w:color w:val="000000"/>
           <w:kern w:val="0"/>
           <w:lang w:eastAsia="es-PE"/>
-          <w14:ligatures w14:val="none"/>
+          <ns2:ligatures ns2:val="none"/>
         </w:rPr>
         <w:t>1</w:t>
       </w:r>
     </w:p>
-    <w:p>
+    <w:p ns2:paraId="5BA3A18D" ns2:textId="77777777">
       <w:pPr>
         <w:tabs>
           <w:tab w:val="left" w:pos="1014"/>
@@ -442,11 +442,11 @@
           <w:kern w:val="0"/>
           <w:shd w:val="clear" w:color="auto" w:fill="FFFFFF"/>
           <w:lang w:eastAsia="es-PE"/>
-          <w14:ligatures w14:val="none"/>
-        </w:rPr>
-      </w:pPr>
-    </w:p>
-    <w:p>
+          <ns2:ligatures ns2:val="none"/>
+        </w:rPr>
+      </w:pPr>
+    </w:p>
+    <w:p ns2:paraId="2F799822" ns2:textId="330A63E3">
       <w:pPr>
         <w:tabs>
           <w:tab w:val="left" w:pos="1014"/>
@@ -459,7 +459,7 @@
           <w:kern w:val="0"/>
           <w:shd w:val="clear" w:color="auto" w:fill="FFFFFF"/>
           <w:lang w:eastAsia="es-PE"/>
-          <w14:ligatures w14:val="none"/>
+          <ns2:ligatures ns2:val="none"/>
         </w:rPr>
       </w:pPr>
       <w:r>
@@ -469,7 +469,7 @@
           <w:kern w:val="0"/>
           <w:shd w:val="clear" w:color="auto" w:fill="FFFFFF"/>
           <w:lang w:eastAsia="es-PE"/>
-          <w14:ligatures w14:val="none"/>
+          <ns2:ligatures ns2:val="none"/>
         </w:rPr>
         <w:t xml:space="preserve">Lima, </w:t>
       </w:r>
@@ -480,7 +480,7 @@
           <w:kern w:val="0"/>
           <w:shd w:val="clear" w:color="auto" w:fill="FFFFFF"/>
           <w:lang w:eastAsia="es-PE"/>
-          <w14:ligatures w14:val="none"/>
+          <ns2:ligatures ns2:val="none"/>
         </w:rPr>
         <w:t>2</w:t>
       </w:r>
@@ -491,7 +491,7 @@
           <w:kern w:val="0"/>
           <w:shd w:val="clear" w:color="auto" w:fill="FFFFFF"/>
           <w:lang w:eastAsia="es-PE"/>
-          <w14:ligatures w14:val="none"/>
+          <ns2:ligatures ns2:val="none"/>
         </w:rPr>
         <w:t xml:space="preserve"> de </w:t>
       </w:r>
@@ -502,7 +502,7 @@
           <w:kern w:val="0"/>
           <w:shd w:val="clear" w:color="auto" w:fill="FFFFFF"/>
           <w:lang w:eastAsia="es-PE"/>
-          <w14:ligatures w14:val="none"/>
+          <ns2:ligatures ns2:val="none"/>
         </w:rPr>
         <w:t>marzo</w:t>
       </w:r>
@@ -513,12 +513,12 @@
           <w:kern w:val="0"/>
           <w:shd w:val="clear" w:color="auto" w:fill="FFFFFF"/>
           <w:lang w:eastAsia="es-PE"/>
-          <w14:ligatures w14:val="none"/>
+          <ns2:ligatures ns2:val="none"/>
         </w:rPr>
         <w:t xml:space="preserve"> de 2026</w:t>
       </w:r>
     </w:p>
-    <w:p>
+    <w:p ns2:paraId="66CE1821" ns2:textId="77777777">
       <w:pPr>
         <w:tabs>
           <w:tab w:val="left" w:pos="1014"/>
@@ -530,11 +530,11 @@
           <w:color w:val="000000"/>
           <w:kern w:val="0"/>
           <w:lang w:eastAsia="es-PE"/>
-          <w14:ligatures w14:val="none"/>
-        </w:rPr>
-      </w:pPr>
-    </w:p>
-    <w:p>
+          <ns2:ligatures ns2:val="none"/>
+        </w:rPr>
+      </w:pPr>
+    </w:p>
+    <w:p ns2:paraId="0B80AAA5" ns2:textId="77777777">
       <w:pPr>
         <w:numPr>
           <w:ilvl w:val="0"/>
@@ -548,22 +548,22 @@
           <w:color w:val="000000"/>
           <w:kern w:val="0"/>
           <w:lang w:eastAsia="es-PE"/>
-          <w14:ligatures w14:val="none"/>
-        </w:rPr>
-      </w:pPr>
-      <w:r>
-        <w:rPr>
-          <w:rFonts w:ascii="Arial Narrow" w:eastAsia="Arial Narrow" w:hAnsi="Arial Narrow" w:cs="Arial Narrow"/>
-          <w:b/>
-          <w:color w:val="000000"/>
-          <w:kern w:val="0"/>
-          <w:lang w:eastAsia="es-PE"/>
-          <w14:ligatures w14:val="none"/>
+          <ns2:ligatures ns2:val="none"/>
+        </w:rPr>
+      </w:pPr>
+      <w:r>
+        <w:rPr>
+          <w:rFonts w:ascii="Arial Narrow" w:eastAsia="Arial Narrow" w:hAnsi="Arial Narrow" w:cs="Arial Narrow"/>
+          <w:b/>
+          <w:color w:val="000000"/>
+          <w:kern w:val="0"/>
+          <w:lang w:eastAsia="es-PE"/>
+          <ns2:ligatures ns2:val="none"/>
         </w:rPr>
         <w:t xml:space="preserve">HECHOS </w:t>
       </w:r>
     </w:p>
-    <w:p>
+    <w:p ns2:paraId="621F2AB2" ns2:textId="77777777">
       <w:pPr>
         <w:spacing w:after="0" w:line="240" w:lineRule="auto"/>
         <w:jc w:val="both"/>
@@ -572,11 +572,11 @@
           <w:color w:val="000000"/>
           <w:kern w:val="0"/>
           <w:lang w:eastAsia="es-PE"/>
-          <w14:ligatures w14:val="none"/>
-        </w:rPr>
-      </w:pPr>
-    </w:p>
-    <w:p>
+          <ns2:ligatures ns2:val="none"/>
+        </w:rPr>
+      </w:pPr>
+    </w:p>
+    <w:p ns2:paraId="60B5D5B0" ns2:textId="66108D33">
       <w:pPr>
         <w:numPr>
           <w:ilvl w:val="1"/>
@@ -590,7 +590,7 @@
           <w:color w:val="000000"/>
           <w:kern w:val="0"/>
           <w:lang w:val="es-ES" w:eastAsia="es-ES"/>
-          <w14:ligatures w14:val="none"/>
+          <ns2:ligatures ns2:val="none"/>
         </w:rPr>
       </w:pPr>
       <w:r>
@@ -599,7 +599,7 @@
           <w:color w:val="000000"/>
           <w:kern w:val="0"/>
           <w:lang w:val="es-ES" w:eastAsia="es-ES"/>
-          <w14:ligatures w14:val="none"/>
+          <ns2:ligatures ns2:val="none"/>
         </w:rPr>
         <w:t xml:space="preserve">Mediante el escrito del 29 de enero de 2026, el señor [APELLIDO] denunció a La Positiva por presuntas infracciones a la Ley 29571, Código de Protección y Defensa del Consumidor (en adelante, Código), señalando lo siguiente:</w:t>
       </w:r>
@@ -609,7 +609,7 @@
           <w:color w:val="000000"/>
           <w:kern w:val="0"/>
           <w:lang w:val="es-ES" w:eastAsia="es-ES"/>
-          <w14:ligatures w14:val="none"/>
+          <ns2:ligatures ns2:val="none"/>
         </w:rPr>
         <w:t xml:space="preserve"/>
       </w:r>
@@ -619,7 +619,7 @@
           <w:color w:val="000000"/>
           <w:kern w:val="0"/>
           <w:lang w:val="es-ES" w:eastAsia="es-ES"/>
-          <w14:ligatures w14:val="none"/>
+          <ns2:ligatures ns2:val="none"/>
         </w:rPr>
         <w:t/>
       </w:r>
@@ -627,7 +627,7 @@
         <w:rPr>
           <w:rFonts w:ascii="Arial Narrow" w:eastAsia="Calibri" w:hAnsi="Arial Narrow" w:cs="Arial"/>
           <w:kern w:val="0"/>
-          <w14:ligatures w14:val="none"/>
+          <ns2:ligatures ns2:val="none"/>
         </w:rPr>
         <w:t/>
       </w:r>
@@ -635,7 +635,7 @@
         <w:rPr>
           <w:rFonts w:ascii="Arial Narrow" w:eastAsia="Calibri" w:hAnsi="Arial Narrow" w:cs="Arial"/>
           <w:kern w:val="0"/>
-          <w14:ligatures w14:val="none"/>
+          <ns2:ligatures ns2:val="none"/>
         </w:rPr>
         <w:t xml:space="preserve"/>
       </w:r>
@@ -643,7 +643,7 @@
         <w:rPr>
           <w:rFonts w:ascii="Arial Narrow" w:eastAsia="Calibri" w:hAnsi="Arial Narrow" w:cs="Arial"/>
           <w:kern w:val="0"/>
-          <w14:ligatures w14:val="none"/>
+          <ns2:ligatures ns2:val="none"/>
         </w:rPr>
         <w:t/>
       </w:r>
@@ -651,7 +651,7 @@
         <w:rPr>
           <w:rFonts w:ascii="Arial Narrow" w:eastAsia="Calibri" w:hAnsi="Arial Narrow" w:cs="Arial"/>
           <w:kern w:val="0"/>
-          <w14:ligatures w14:val="none"/>
+          <ns2:ligatures ns2:val="none"/>
         </w:rPr>
         <w:t xml:space="preserve"/>
       </w:r>
@@ -659,7 +659,7 @@
         <w:rPr>
           <w:rFonts w:ascii="Arial Narrow" w:eastAsia="Calibri" w:hAnsi="Arial Narrow" w:cs="Arial"/>
           <w:kern w:val="0"/>
-          <w14:ligatures w14:val="none"/>
+          <ns2:ligatures ns2:val="none"/>
         </w:rPr>
         <w:t xml:space="preserve"/>
       </w:r>
@@ -667,7 +667,7 @@
         <w:rPr>
           <w:rFonts w:ascii="Arial Narrow" w:eastAsia="Calibri" w:hAnsi="Arial Narrow" w:cs="Arial"/>
           <w:kern w:val="0"/>
-          <w14:ligatures w14:val="none"/>
+          <ns2:ligatures ns2:val="none"/>
         </w:rPr>
         <w:t/>
       </w:r>
@@ -677,7 +677,7 @@
           <w:color w:val="000000"/>
           <w:kern w:val="0"/>
           <w:lang w:val="es-ES" w:eastAsia="es-ES"/>
-          <w14:ligatures w14:val="none"/>
+          <ns2:ligatures ns2:val="none"/>
         </w:rPr>
         <w:t xml:space="preserve"/>
       </w:r>
@@ -687,7 +687,7 @@
           <w:color w:val="000000"/>
           <w:kern w:val="0"/>
           <w:lang w:val="es-ES" w:eastAsia="es-ES"/>
-          <w14:ligatures w14:val="none"/>
+          <ns2:ligatures ns2:val="none"/>
         </w:rPr>
         <w:t xml:space="preserve"/>
       </w:r>
@@ -697,7 +697,7 @@
           <w:color w:val="000000"/>
           <w:kern w:val="0"/>
           <w:lang w:val="es-ES" w:eastAsia="es-ES"/>
-          <w14:ligatures w14:val="none"/>
+          <ns2:ligatures ns2:val="none"/>
         </w:rPr>
         <w:t/>
       </w:r>
@@ -709,7 +709,7 @@
           <w:kern w:val="0"/>
           <w:vertAlign w:val="superscript"/>
           <w:lang w:val="es-ES" w:eastAsia="es-ES"/>
-          <w14:ligatures w14:val="none"/>
+          <ns2:ligatures ns2:val="none"/>
         </w:rPr>
         <w:footnoteReference w:id="1"/>
       </w:r>
@@ -719,7 +719,7 @@
           <w:color w:val="000000"/>
           <w:kern w:val="0"/>
           <w:lang w:val="es-ES" w:eastAsia="es-ES"/>
-          <w14:ligatures w14:val="none"/>
+          <ns2:ligatures ns2:val="none"/>
         </w:rPr>
         <w:t xml:space="preserve"/>
       </w:r>
@@ -729,7 +729,7 @@
           <w:color w:val="000000"/>
           <w:kern w:val="0"/>
           <w:lang w:val="es-ES" w:eastAsia="es-ES"/>
-          <w14:ligatures w14:val="none"/>
+          <ns2:ligatures ns2:val="none"/>
         </w:rPr>
         <w:t xml:space="preserve"/>
       </w:r>
@@ -740,25 +740,25 @@
           <w:color w:val="000000"/>
           <w:kern w:val="0"/>
           <w:lang w:val="es-ES" w:eastAsia="es-ES"/>
-          <w14:ligatures w14:val="none"/>
+          <ns2:ligatures ns2:val="none"/>
         </w:rPr>
         <w:t/>
       </w:r>
     </w:p>
-    <w:p>
-      <w:pPr>
-        <w:spacing w:after="0" w:line="240" w:lineRule="auto"/>
-        <w:jc w:val="both"/>
-        <w:rPr>
-          <w:rFonts w:ascii="Arial Narrow" w:eastAsia="Times New Roman" w:hAnsi="Arial Narrow" w:cs="Arial"/>
-          <w:color w:val="000000"/>
-          <w:kern w:val="0"/>
-          <w:lang w:eastAsia="es-ES"/>
-          <w14:ligatures w14:val="none"/>
-        </w:rPr>
-      </w:pPr>
-    </w:p>
-    <w:p>
+    <w:p ns2:paraId="512911CE" ns2:textId="77777777">
+      <w:pPr>
+        <w:spacing w:after="0" w:line="240" w:lineRule="auto"/>
+        <w:jc w:val="both"/>
+        <w:rPr>
+          <w:rFonts w:ascii="Arial Narrow" w:eastAsia="Times New Roman" w:hAnsi="Arial Narrow" w:cs="Arial"/>
+          <w:color w:val="000000"/>
+          <w:kern w:val="0"/>
+          <w:lang w:eastAsia="es-ES"/>
+          <ns2:ligatures ns2:val="none"/>
+        </w:rPr>
+      </w:pPr>
+    </w:p>
+    <w:p ns2:paraId="1240E26C" ns2:textId="51DEBC22">
       <w:pPr>
         <w:pStyle w:val="Prrafodelista"/>
         <w:numPr>
@@ -776,16 +776,16 @@
           <w:color w:val="000000"/>
           <w:kern w:val="0"/>
           <w:lang w:eastAsia="es-ES"/>
-          <w14:ligatures w14:val="none"/>
-        </w:rPr>
-      </w:pPr>
-      <w:r>
-        <w:rPr>
-          <w:rFonts w:ascii="Arial Narrow" w:eastAsia="Times New Roman" w:hAnsi="Arial Narrow" w:cs="Arial"/>
-          <w:color w:val="000000"/>
-          <w:kern w:val="0"/>
-          <w:lang w:eastAsia="es-ES"/>
-          <w14:ligatures w14:val="none"/>
+          <ns2:ligatures ns2:val="none"/>
+        </w:rPr>
+      </w:pPr>
+      <w:r>
+        <w:rPr>
+          <w:rFonts w:ascii="Arial Narrow" w:eastAsia="Times New Roman" w:hAnsi="Arial Narrow" w:cs="Arial"/>
+          <w:color w:val="000000"/>
+          <w:kern w:val="0"/>
+          <w:lang w:eastAsia="es-ES"/>
+          <ns2:ligatures ns2:val="none"/>
         </w:rPr>
         <w:t>Adquirió el</w:t>
       </w:r>
@@ -795,7 +795,7 @@
           <w:color w:val="000000"/>
           <w:kern w:val="0"/>
           <w:lang w:eastAsia="es-ES"/>
-          <w14:ligatures w14:val="none"/>
+          <ns2:ligatures ns2:val="none"/>
         </w:rPr>
         <w:t xml:space="preserve"> Seguro vehicular – Póliza 220014352 (en adelante, Seguro vehicular)</w:t>
       </w:r>
@@ -805,7 +805,7 @@
           <w:color w:val="000000"/>
           <w:kern w:val="0"/>
           <w:lang w:eastAsia="es-ES"/>
-          <w14:ligatures w14:val="none"/>
+          <ns2:ligatures ns2:val="none"/>
         </w:rPr>
         <w:t xml:space="preserve"> emitido por La Positiva</w:t>
       </w:r>
@@ -815,7 +815,7 @@
           <w:color w:val="000000"/>
           <w:kern w:val="0"/>
           <w:lang w:eastAsia="es-ES"/>
-          <w14:ligatures w14:val="none"/>
+          <ns2:ligatures ns2:val="none"/>
         </w:rPr>
         <w:t xml:space="preserve">, </w:t>
       </w:r>
@@ -825,7 +825,7 @@
           <w:color w:val="000000"/>
           <w:kern w:val="0"/>
           <w:lang w:eastAsia="es-ES"/>
-          <w14:ligatures w14:val="none"/>
+          <ns2:ligatures ns2:val="none"/>
         </w:rPr>
         <w:t xml:space="preserve">para </w:t>
       </w:r>
@@ -835,7 +835,7 @@
           <w:color w:val="000000"/>
           <w:kern w:val="0"/>
           <w:lang w:eastAsia="es-ES"/>
-          <w14:ligatures w14:val="none"/>
+          <ns2:ligatures ns2:val="none"/>
         </w:rPr>
         <w:t>el</w:t>
       </w:r>
@@ -845,7 +845,7 @@
           <w:color w:val="000000"/>
           <w:kern w:val="0"/>
           <w:lang w:eastAsia="es-ES"/>
-          <w14:ligatures w14:val="none"/>
+          <ns2:ligatures ns2:val="none"/>
         </w:rPr>
         <w:t xml:space="preserve"> vehículo con Placa de Rodaje BUG-619 (en adelante, vehículo asegurado), </w:t>
       </w:r>
@@ -855,7 +855,7 @@
           <w:color w:val="000000"/>
           <w:kern w:val="0"/>
           <w:lang w:eastAsia="es-ES"/>
-          <w14:ligatures w14:val="none"/>
+          <ns2:ligatures ns2:val="none"/>
         </w:rPr>
         <w:t>con vigencia desde el</w:t>
       </w:r>
@@ -865,7 +865,7 @@
           <w:color w:val="000000"/>
           <w:kern w:val="0"/>
           <w:lang w:eastAsia="es-ES"/>
-          <w14:ligatures w14:val="none"/>
+          <ns2:ligatures ns2:val="none"/>
         </w:rPr>
         <w:t xml:space="preserve"> </w:t>
       </w:r>
@@ -875,7 +875,7 @@
           <w:color w:val="000000"/>
           <w:kern w:val="0"/>
           <w:lang w:eastAsia="es-ES"/>
-          <w14:ligatures w14:val="none"/>
+          <ns2:ligatures ns2:val="none"/>
         </w:rPr>
         <w:t>25</w:t>
       </w:r>
@@ -885,7 +885,7 @@
           <w:color w:val="000000"/>
           <w:kern w:val="0"/>
           <w:lang w:eastAsia="es-ES"/>
-          <w14:ligatures w14:val="none"/>
+          <ns2:ligatures ns2:val="none"/>
         </w:rPr>
         <w:t xml:space="preserve"> de julio de </w:t>
       </w:r>
@@ -895,7 +895,7 @@
           <w:color w:val="000000"/>
           <w:kern w:val="0"/>
           <w:lang w:eastAsia="es-ES"/>
-          <w14:ligatures w14:val="none"/>
+          <ns2:ligatures ns2:val="none"/>
         </w:rPr>
         <w:t xml:space="preserve">2025 </w:t>
       </w:r>
@@ -905,7 +905,7 @@
           <w:color w:val="000000"/>
           <w:kern w:val="0"/>
           <w:lang w:eastAsia="es-ES"/>
-          <w14:ligatures w14:val="none"/>
+          <ns2:ligatures ns2:val="none"/>
         </w:rPr>
         <w:t>a</w:t>
       </w:r>
@@ -915,7 +915,7 @@
           <w:color w:val="000000"/>
           <w:kern w:val="0"/>
           <w:lang w:eastAsia="es-ES"/>
-          <w14:ligatures w14:val="none"/>
+          <ns2:ligatures ns2:val="none"/>
         </w:rPr>
         <w:t>l 2</w:t>
       </w:r>
@@ -925,7 +925,7 @@
           <w:color w:val="000000"/>
           <w:kern w:val="0"/>
           <w:lang w:eastAsia="es-ES"/>
-          <w14:ligatures w14:val="none"/>
+          <ns2:ligatures ns2:val="none"/>
         </w:rPr>
         <w:t xml:space="preserve">5 de agosto de </w:t>
       </w:r>
@@ -935,7 +935,7 @@
           <w:color w:val="000000"/>
           <w:kern w:val="0"/>
           <w:lang w:eastAsia="es-ES"/>
-          <w14:ligatures w14:val="none"/>
+          <ns2:ligatures ns2:val="none"/>
         </w:rPr>
         <w:t xml:space="preserve">2026, el cual incluía la cláusula adicional </w:t>
       </w:r>
@@ -945,7 +945,7 @@
           <w:color w:val="000000"/>
           <w:kern w:val="0"/>
           <w:lang w:val="es-ES" w:eastAsia="es-ES"/>
-          <w14:ligatures w14:val="none"/>
+          <ns2:ligatures ns2:val="none"/>
         </w:rPr>
         <w:t/>
       </w:r>
@@ -955,7 +955,7 @@
           <w:color w:val="000000"/>
           <w:kern w:val="0"/>
           <w:lang w:val="es-ES" w:eastAsia="es-ES"/>
-          <w14:ligatures w14:val="none"/>
+          <ns2:ligatures ns2:val="none"/>
         </w:rPr>
         <w:t xml:space="preserve"> </w:t>
       </w:r>
@@ -965,7 +965,7 @@
           <w:color w:val="000000"/>
           <w:kern w:val="0"/>
           <w:lang w:eastAsia="es-ES"/>
-          <w14:ligatures w14:val="none"/>
+          <ns2:ligatures ns2:val="none"/>
         </w:rPr>
         <w:t>025 denominada “Cláusula Adicional de Imprudencia del Conductor del Vehículo Asegurado”, por la que efectuó el pago de una prima adicional</w:t>
       </w:r>
@@ -975,7 +975,7 @@
           <w:color w:val="000000"/>
           <w:kern w:val="0"/>
           <w:lang w:eastAsia="es-ES"/>
-          <w14:ligatures w14:val="none"/>
+          <ns2:ligatures ns2:val="none"/>
         </w:rPr>
         <w:t>.</w:t>
       </w:r>
@@ -985,7 +985,7 @@
           <w:color w:val="000000"/>
           <w:kern w:val="0"/>
           <w:lang w:eastAsia="es-ES"/>
-          <w14:ligatures w14:val="none"/>
+          <ns2:ligatures ns2:val="none"/>
         </w:rPr>
         <w:t xml:space="preserve"> </w:t>
       </w:r>
@@ -995,7 +995,7 @@
           <w:color w:val="000000"/>
           <w:kern w:val="0"/>
           <w:lang w:eastAsia="es-ES"/>
-          <w14:ligatures w14:val="none"/>
+          <ns2:ligatures ns2:val="none"/>
         </w:rPr>
         <w:t>Cab</w:t>
       </w:r>
@@ -1005,7 +1005,7 @@
           <w:color w:val="000000"/>
           <w:kern w:val="0"/>
           <w:lang w:eastAsia="es-ES"/>
-          <w14:ligatures w14:val="none"/>
+          <ns2:ligatures ns2:val="none"/>
         </w:rPr>
         <w:t>e</w:t>
       </w:r>
@@ -1015,7 +1015,7 @@
           <w:color w:val="000000"/>
           <w:kern w:val="0"/>
           <w:lang w:eastAsia="es-ES"/>
-          <w14:ligatures w14:val="none"/>
+          <ns2:ligatures ns2:val="none"/>
         </w:rPr>
         <w:t xml:space="preserve"> destacar que no</w:t>
       </w:r>
@@ -1025,7 +1025,7 @@
           <w:color w:val="000000"/>
           <w:kern w:val="0"/>
           <w:lang w:eastAsia="es-ES"/>
-          <w14:ligatures w14:val="none"/>
+          <ns2:ligatures ns2:val="none"/>
         </w:rPr>
         <w:t xml:space="preserve"> recibió copia </w:t>
       </w:r>
@@ -1035,7 +1035,7 @@
           <w:color w:val="000000"/>
           <w:kern w:val="0"/>
           <w:lang w:eastAsia="es-ES"/>
-          <w14:ligatures w14:val="none"/>
+          <ns2:ligatures ns2:val="none"/>
         </w:rPr>
         <w:t>de</w:t>
       </w:r>
@@ -1045,7 +1045,7 @@
           <w:color w:val="000000"/>
           <w:kern w:val="0"/>
           <w:lang w:eastAsia="es-ES"/>
-          <w14:ligatures w14:val="none"/>
+          <ns2:ligatures ns2:val="none"/>
         </w:rPr>
         <w:t xml:space="preserve"> </w:t>
       </w:r>
@@ -1055,7 +1055,7 @@
           <w:color w:val="000000"/>
           <w:kern w:val="0"/>
           <w:lang w:eastAsia="es-ES"/>
-          <w14:ligatures w14:val="none"/>
+          <ns2:ligatures ns2:val="none"/>
         </w:rPr>
         <w:t>l</w:t>
       </w:r>
@@ -1065,7 +1065,7 @@
           <w:color w:val="000000"/>
           <w:kern w:val="0"/>
           <w:lang w:eastAsia="es-ES"/>
-          <w14:ligatures w14:val="none"/>
+          <ns2:ligatures ns2:val="none"/>
         </w:rPr>
         <w:t>a póliza del</w:t>
       </w:r>
@@ -1075,7 +1075,7 @@
           <w:color w:val="000000"/>
           <w:kern w:val="0"/>
           <w:lang w:eastAsia="es-ES"/>
-          <w14:ligatures w14:val="none"/>
+          <ns2:ligatures ns2:val="none"/>
         </w:rPr>
         <w:t xml:space="preserve"> Seguro vehicular</w:t>
       </w:r>
@@ -1085,7 +1085,7 @@
           <w:color w:val="000000"/>
           <w:kern w:val="0"/>
           <w:lang w:eastAsia="es-ES"/>
-          <w14:ligatures w14:val="none"/>
+          <ns2:ligatures ns2:val="none"/>
         </w:rPr>
         <w:t xml:space="preserve"> ni de sus condiciones generales y especiales al momento de la contratación.</w:t>
       </w:r>
@@ -1095,12 +1095,12 @@
           <w:color w:val="000000"/>
           <w:kern w:val="0"/>
           <w:lang w:eastAsia="es-ES"/>
-          <w14:ligatures w14:val="none"/>
+          <ns2:ligatures ns2:val="none"/>
         </w:rPr>
         <w:t xml:space="preserve"> </w:t>
       </w:r>
     </w:p>
-    <w:p>
+    <w:p ns2:paraId="5E3B0480" ns2:textId="77777777">
       <w:pPr>
         <w:pStyle w:val="Prrafodelista"/>
         <w:spacing w:after="0" w:line="240" w:lineRule="auto"/>
@@ -1111,11 +1111,11 @@
           <w:color w:val="000000"/>
           <w:kern w:val="0"/>
           <w:lang w:eastAsia="es-ES"/>
-          <w14:ligatures w14:val="none"/>
-        </w:rPr>
-      </w:pPr>
-    </w:p>
-    <w:p>
+          <ns2:ligatures ns2:val="none"/>
+        </w:rPr>
+      </w:pPr>
+    </w:p>
+    <w:p ns2:paraId="19289658" ns2:textId="1EE62694">
       <w:pPr>
         <w:pStyle w:val="Prrafodelista"/>
         <w:numPr>
@@ -1133,16 +1133,16 @@
           <w:color w:val="000000"/>
           <w:kern w:val="0"/>
           <w:lang w:eastAsia="es-ES"/>
-          <w14:ligatures w14:val="none"/>
-        </w:rPr>
-      </w:pPr>
-      <w:r>
-        <w:rPr>
-          <w:rFonts w:ascii="Arial Narrow" w:eastAsia="Times New Roman" w:hAnsi="Arial Narrow" w:cs="Arial"/>
-          <w:color w:val="000000"/>
-          <w:kern w:val="0"/>
-          <w:lang w:eastAsia="es-ES"/>
-          <w14:ligatures w14:val="none"/>
+          <ns2:ligatures ns2:val="none"/>
+        </w:rPr>
+      </w:pPr>
+      <w:r>
+        <w:rPr>
+          <w:rFonts w:ascii="Arial Narrow" w:eastAsia="Times New Roman" w:hAnsi="Arial Narrow" w:cs="Arial"/>
+          <w:color w:val="000000"/>
+          <w:kern w:val="0"/>
+          <w:lang w:eastAsia="es-ES"/>
+          <ns2:ligatures ns2:val="none"/>
         </w:rPr>
         <w:t xml:space="preserve">El 20 de diciembre de 2025, mientras se desplazaba </w:t>
       </w:r>
@@ -1152,7 +1152,7 @@
           <w:color w:val="000000"/>
           <w:kern w:val="0"/>
           <w:lang w:eastAsia="es-ES"/>
-          <w14:ligatures w14:val="none"/>
+          <ns2:ligatures ns2:val="none"/>
         </w:rPr>
         <w:t>en el vehículo asegurado</w:t>
       </w:r>
@@ -1162,7 +1162,7 @@
           <w:color w:val="000000"/>
           <w:kern w:val="0"/>
           <w:lang w:eastAsia="es-ES"/>
-          <w14:ligatures w14:val="none"/>
+          <ns2:ligatures ns2:val="none"/>
         </w:rPr>
         <w:t xml:space="preserve">, un peatón cruzó intempestivamente </w:t>
       </w:r>
@@ -1172,7 +1172,7 @@
           <w:color w:val="000000"/>
           <w:kern w:val="0"/>
           <w:lang w:eastAsia="es-ES"/>
-          <w14:ligatures w14:val="none"/>
+          <ns2:ligatures ns2:val="none"/>
         </w:rPr>
         <w:t>la vía</w:t>
       </w:r>
@@ -1182,12 +1182,12 @@
           <w:color w:val="000000"/>
           <w:kern w:val="0"/>
           <w:lang w:eastAsia="es-ES"/>
-          <w14:ligatures w14:val="none"/>
+          <ns2:ligatures ns2:val="none"/>
         </w:rPr>
         <w:t>, por lo que efectuó una maniobra evasiva girando el timón hacia la derecha, lo que originó el despiste e impacto contra un poste, ocasionándose daños materiales en el vehículo asegurado y en bienes de terceros.</w:t>
       </w:r>
     </w:p>
-    <w:p>
+    <w:p ns2:paraId="451C5A67" ns2:textId="77777777">
       <w:pPr>
         <w:pStyle w:val="Prrafodelista"/>
         <w:spacing w:after="0" w:line="240" w:lineRule="auto"/>
@@ -1198,11 +1198,11 @@
           <w:color w:val="000000"/>
           <w:kern w:val="0"/>
           <w:lang w:eastAsia="es-ES"/>
-          <w14:ligatures w14:val="none"/>
-        </w:rPr>
-      </w:pPr>
-    </w:p>
-    <w:p>
+          <ns2:ligatures ns2:val="none"/>
+        </w:rPr>
+      </w:pPr>
+    </w:p>
+    <w:p ns2:paraId="6BC4F03D" ns2:textId="020340EF">
       <w:pPr>
         <w:pStyle w:val="Prrafodelista"/>
         <w:numPr>
@@ -1220,16 +1220,16 @@
           <w:color w:val="000000"/>
           <w:kern w:val="0"/>
           <w:lang w:eastAsia="es-ES"/>
-          <w14:ligatures w14:val="none"/>
-        </w:rPr>
-      </w:pPr>
-      <w:r>
-        <w:rPr>
-          <w:rFonts w:ascii="Arial Narrow" w:eastAsia="Times New Roman" w:hAnsi="Arial Narrow" w:cs="Arial"/>
-          <w:color w:val="000000"/>
-          <w:kern w:val="0"/>
-          <w:lang w:eastAsia="es-ES"/>
-          <w14:ligatures w14:val="none"/>
+          <ns2:ligatures ns2:val="none"/>
+        </w:rPr>
+      </w:pPr>
+      <w:r>
+        <w:rPr>
+          <w:rFonts w:ascii="Arial Narrow" w:eastAsia="Times New Roman" w:hAnsi="Arial Narrow" w:cs="Arial"/>
+          <w:color w:val="000000"/>
+          <w:kern w:val="0"/>
+          <w:lang w:eastAsia="es-ES"/>
+          <ns2:ligatures ns2:val="none"/>
         </w:rPr>
         <w:t>El mismo día</w:t>
       </w:r>
@@ -1239,7 +1239,7 @@
           <w:color w:val="000000"/>
           <w:kern w:val="0"/>
           <w:lang w:eastAsia="es-ES"/>
-          <w14:ligatures w14:val="none"/>
+          <ns2:ligatures ns2:val="none"/>
         </w:rPr>
         <w:t>, luego de ocurrido el accidente, denunció el hecho ante la autoridad policial competente y se sometió a la prueba de dosaje etílico dentro del plazo de cuatro horas previsto en las condiciones del Seguro vehicular;</w:t>
       </w:r>
@@ -1249,7 +1249,7 @@
           <w:color w:val="000000"/>
           <w:kern w:val="0"/>
           <w:lang w:eastAsia="es-ES"/>
-          <w14:ligatures w14:val="none"/>
+          <ns2:ligatures ns2:val="none"/>
         </w:rPr>
         <w:t xml:space="preserve"> así, en</w:t>
       </w:r>
@@ -1259,7 +1259,7 @@
           <w:color w:val="000000"/>
           <w:kern w:val="0"/>
           <w:lang w:eastAsia="es-ES"/>
-          <w14:ligatures w14:val="none"/>
+          <ns2:ligatures ns2:val="none"/>
         </w:rPr>
         <w:t xml:space="preserve"> el Certificado de Dosaje Etílico 007-015843 </w:t>
       </w:r>
@@ -1269,7 +1269,7 @@
           <w:color w:val="000000"/>
           <w:kern w:val="0"/>
           <w:lang w:eastAsia="es-ES"/>
-          <w14:ligatures w14:val="none"/>
+          <ns2:ligatures ns2:val="none"/>
         </w:rPr>
         <w:t xml:space="preserve">se </w:t>
       </w:r>
@@ -1279,7 +1279,7 @@
           <w:color w:val="000000"/>
           <w:kern w:val="0"/>
           <w:lang w:eastAsia="es-ES"/>
-          <w14:ligatures w14:val="none"/>
+          <ns2:ligatures ns2:val="none"/>
         </w:rPr>
         <w:t>consignó un resultado de 0,38 g/l</w:t>
       </w:r>
@@ -1289,12 +1289,12 @@
           <w:color w:val="000000"/>
           <w:kern w:val="0"/>
           <w:lang w:eastAsia="es-ES"/>
-          <w14:ligatures w14:val="none"/>
+          <ns2:ligatures ns2:val="none"/>
         </w:rPr>
         <w:t>, el cual no se configuraba delito ni infracción administrativa vinculada a la conducción bajo efectos del alcohol.</w:t>
       </w:r>
     </w:p>
-    <w:p>
+    <w:p ns2:paraId="7D4157A8" ns2:textId="77777777">
       <w:pPr>
         <w:pStyle w:val="Prrafodelista"/>
         <w:spacing w:after="0" w:line="240" w:lineRule="auto"/>
@@ -1305,11 +1305,11 @@
           <w:color w:val="000000"/>
           <w:kern w:val="0"/>
           <w:lang w:eastAsia="es-ES"/>
-          <w14:ligatures w14:val="none"/>
-        </w:rPr>
-      </w:pPr>
-    </w:p>
-    <w:p>
+          <ns2:ligatures ns2:val="none"/>
+        </w:rPr>
+      </w:pPr>
+    </w:p>
+    <w:p ns2:paraId="1FE88608" ns2:textId="3268AD29">
       <w:pPr>
         <w:pStyle w:val="Prrafodelista"/>
         <w:numPr>
@@ -1327,16 +1327,16 @@
           <w:color w:val="000000"/>
           <w:kern w:val="0"/>
           <w:lang w:eastAsia="es-ES"/>
-          <w14:ligatures w14:val="none"/>
-        </w:rPr>
-      </w:pPr>
-      <w:r>
-        <w:rPr>
-          <w:rFonts w:ascii="Arial Narrow" w:eastAsia="Times New Roman" w:hAnsi="Arial Narrow" w:cs="Arial"/>
-          <w:color w:val="000000"/>
-          <w:kern w:val="0"/>
-          <w:lang w:eastAsia="es-ES"/>
-          <w14:ligatures w14:val="none"/>
+          <ns2:ligatures ns2:val="none"/>
+        </w:rPr>
+      </w:pPr>
+      <w:r>
+        <w:rPr>
+          <w:rFonts w:ascii="Arial Narrow" w:eastAsia="Times New Roman" w:hAnsi="Arial Narrow" w:cs="Arial"/>
+          <w:color w:val="000000"/>
+          <w:kern w:val="0"/>
+          <w:lang w:eastAsia="es-ES"/>
+          <ns2:ligatures ns2:val="none"/>
         </w:rPr>
         <w:t xml:space="preserve">El 10 de enero de 2026, </w:t>
       </w:r>
@@ -1346,7 +1346,7 @@
           <w:color w:val="000000"/>
           <w:kern w:val="0"/>
           <w:lang w:eastAsia="es-ES"/>
-          <w14:ligatures w14:val="none"/>
+          <ns2:ligatures ns2:val="none"/>
         </w:rPr>
         <w:t>La Positiva</w:t>
       </w:r>
@@ -1356,7 +1356,7 @@
           <w:color w:val="000000"/>
           <w:kern w:val="0"/>
           <w:lang w:eastAsia="es-ES"/>
-          <w14:ligatures w14:val="none"/>
+          <ns2:ligatures ns2:val="none"/>
         </w:rPr>
         <w:t xml:space="preserve"> </w:t>
       </w:r>
@@ -1366,7 +1366,7 @@
           <w:color w:val="000000"/>
           <w:kern w:val="0"/>
           <w:lang w:eastAsia="es-ES"/>
-          <w14:ligatures w14:val="none"/>
+          <ns2:ligatures ns2:val="none"/>
         </w:rPr>
         <w:t xml:space="preserve">le </w:t>
       </w:r>
@@ -1376,7 +1376,7 @@
           <w:color w:val="000000"/>
           <w:kern w:val="0"/>
           <w:lang w:eastAsia="es-ES"/>
-          <w14:ligatures w14:val="none"/>
+          <ns2:ligatures ns2:val="none"/>
         </w:rPr>
         <w:t xml:space="preserve">comunicó el rechazo de </w:t>
       </w:r>
@@ -1386,7 +1386,7 @@
           <w:color w:val="000000"/>
           <w:kern w:val="0"/>
           <w:lang w:eastAsia="es-ES"/>
-          <w14:ligatures w14:val="none"/>
+          <ns2:ligatures ns2:val="none"/>
         </w:rPr>
         <w:t>su</w:t>
       </w:r>
@@ -1396,7 +1396,7 @@
           <w:color w:val="000000"/>
           <w:kern w:val="0"/>
           <w:lang w:eastAsia="es-ES"/>
-          <w14:ligatures w14:val="none"/>
+          <ns2:ligatures ns2:val="none"/>
         </w:rPr>
         <w:t xml:space="preserve"> solicitud de cobertura del siniestro, señalando que al momento del accidente conducía bajo los efectos del alcohol con 0,73 g/l, superando el límite permitido por la póliza</w:t>
       </w:r>
@@ -1406,7 +1406,7 @@
           <w:color w:val="000000"/>
           <w:kern w:val="0"/>
           <w:lang w:eastAsia="es-ES"/>
-          <w14:ligatures w14:val="none"/>
+          <ns2:ligatures ns2:val="none"/>
         </w:rPr>
         <w:t xml:space="preserve">; no obstante, la compañía aseguradora </w:t>
       </w:r>
@@ -1416,7 +1416,7 @@
           <w:color w:val="000000"/>
           <w:kern w:val="0"/>
           <w:lang w:eastAsia="es-ES"/>
-          <w14:ligatures w14:val="none"/>
+          <ns2:ligatures ns2:val="none"/>
         </w:rPr>
         <w:t>obtuvo el resultado de 0,73 g/l aplicando un</w:t>
       </w:r>
@@ -1426,7 +1426,7 @@
           <w:color w:val="000000"/>
           <w:kern w:val="0"/>
           <w:lang w:eastAsia="es-ES"/>
-          <w14:ligatures w14:val="none"/>
+          <ns2:ligatures ns2:val="none"/>
         </w:rPr>
         <w:t>a</w:t>
       </w:r>
@@ -1436,7 +1436,7 @@
           <w:color w:val="000000"/>
           <w:kern w:val="0"/>
           <w:lang w:eastAsia="es-ES"/>
-          <w14:ligatures w14:val="none"/>
+          <ns2:ligatures ns2:val="none"/>
         </w:rPr>
         <w:t xml:space="preserve"> </w:t>
       </w:r>
@@ -1446,7 +1446,7 @@
           <w:color w:val="000000"/>
           <w:kern w:val="0"/>
           <w:lang w:eastAsia="es-ES"/>
-          <w14:ligatures w14:val="none"/>
+          <ns2:ligatures ns2:val="none"/>
         </w:rPr>
         <w:t>fórmula</w:t>
       </w:r>
@@ -1456,7 +1456,7 @@
           <w:color w:val="000000"/>
           <w:kern w:val="0"/>
           <w:lang w:eastAsia="es-ES"/>
-          <w14:ligatures w14:val="none"/>
+          <ns2:ligatures ns2:val="none"/>
         </w:rPr>
         <w:t xml:space="preserve"> de 0,15 gramos de alcohol por </w:t>
       </w:r>
@@ -1466,7 +1466,7 @@
           <w:color w:val="000000"/>
           <w:kern w:val="0"/>
           <w:lang w:eastAsia="es-ES"/>
-          <w14:ligatures w14:val="none"/>
+          <ns2:ligatures ns2:val="none"/>
         </w:rPr>
         <w:t>litro de sangre como promedio de metabolización del alcohol por el organismo por hora y su equivalencia en minutos y segundos</w:t>
       </w:r>
@@ -1476,12 +1476,12 @@
           <w:color w:val="000000"/>
           <w:kern w:val="0"/>
           <w:lang w:eastAsia="es-ES"/>
-          <w14:ligatures w14:val="none"/>
+          <ns2:ligatures ns2:val="none"/>
         </w:rPr>
         <w:t>.</w:t>
       </w:r>
     </w:p>
-    <w:p>
+    <w:p ns2:paraId="043628C8" ns2:textId="77777777">
       <w:pPr>
         <w:pStyle w:val="Prrafodelista"/>
         <w:ind w:left="1134"/>
@@ -1490,11 +1490,11 @@
           <w:color w:val="000000"/>
           <w:kern w:val="0"/>
           <w:lang w:eastAsia="es-ES"/>
-          <w14:ligatures w14:val="none"/>
-        </w:rPr>
-      </w:pPr>
-    </w:p>
-    <w:p>
+          <ns2:ligatures ns2:val="none"/>
+        </w:rPr>
+      </w:pPr>
+    </w:p>
+    <w:p ns2:paraId="40B1E8A0" ns2:textId="03F21723">
       <w:pPr>
         <w:pStyle w:val="Prrafodelista"/>
         <w:numPr>
@@ -1512,34 +1512,34 @@
           <w:color w:val="000000"/>
           <w:kern w:val="0"/>
           <w:lang w:eastAsia="es-ES"/>
-          <w14:ligatures w14:val="none"/>
-        </w:rPr>
-      </w:pPr>
-      <w:r>
-        <w:rPr>
-          <w:rFonts w:ascii="Arial Narrow" w:eastAsia="Times New Roman" w:hAnsi="Arial Narrow" w:cs="Arial"/>
-          <w:color w:val="000000"/>
-          <w:kern w:val="0"/>
-          <w:lang w:eastAsia="es-ES"/>
-          <w14:ligatures w14:val="none"/>
+          <ns2:ligatures ns2:val="none"/>
+        </w:rPr>
+      </w:pPr>
+      <w:r>
+        <w:rPr>
+          <w:rFonts w:ascii="Arial Narrow" w:eastAsia="Times New Roman" w:hAnsi="Arial Narrow" w:cs="Arial"/>
+          <w:color w:val="000000"/>
+          <w:kern w:val="0"/>
+          <w:lang w:eastAsia="es-ES"/>
+          <ns2:ligatures ns2:val="none"/>
         </w:rPr>
         <w:t>Pese a haberse sometido a la prueba de dosaje etílico dentro del plazo de cuatro horas y obtener un resultado de 0,38 g/l, la compañía aseguradora adicionó 0,35 g/l para concluir que al momento del accidente registraba 0,73 g/l y, con base en ello, denegó la cobertura solicitada.</w:t>
       </w:r>
     </w:p>
-    <w:p>
-      <w:pPr>
-        <w:spacing w:after="0" w:line="240" w:lineRule="auto"/>
-        <w:jc w:val="both"/>
-        <w:rPr>
-          <w:rFonts w:ascii="Arial Narrow" w:eastAsia="Times New Roman" w:hAnsi="Arial Narrow" w:cs="Arial"/>
-          <w:color w:val="000000"/>
-          <w:kern w:val="0"/>
-          <w:lang w:eastAsia="es-ES"/>
-          <w14:ligatures w14:val="none"/>
-        </w:rPr>
-      </w:pPr>
-    </w:p>
-    <w:p>
+    <w:p ns2:paraId="36632F84" ns2:textId="77777777">
+      <w:pPr>
+        <w:spacing w:after="0" w:line="240" w:lineRule="auto"/>
+        <w:jc w:val="both"/>
+        <w:rPr>
+          <w:rFonts w:ascii="Arial Narrow" w:eastAsia="Times New Roman" w:hAnsi="Arial Narrow" w:cs="Arial"/>
+          <w:color w:val="000000"/>
+          <w:kern w:val="0"/>
+          <w:lang w:eastAsia="es-ES"/>
+          <ns2:ligatures ns2:val="none"/>
+        </w:rPr>
+      </w:pPr>
+    </w:p>
+    <w:p ns2:paraId="366A9C1A" ns2:textId="34475666">
       <w:pPr>
         <w:pStyle w:val="Prrafodelista"/>
         <w:numPr>
@@ -1557,16 +1557,16 @@
           <w:color w:val="000000"/>
           <w:kern w:val="0"/>
           <w:lang w:eastAsia="es-ES"/>
-          <w14:ligatures w14:val="none"/>
-        </w:rPr>
-      </w:pPr>
-      <w:r>
-        <w:rPr>
-          <w:rFonts w:ascii="Arial Narrow" w:eastAsia="Times New Roman" w:hAnsi="Arial Narrow" w:cs="Arial"/>
-          <w:color w:val="000000"/>
-          <w:kern w:val="0"/>
-          <w:lang w:eastAsia="es-ES"/>
-          <w14:ligatures w14:val="none"/>
+          <ns2:ligatures ns2:val="none"/>
+        </w:rPr>
+      </w:pPr>
+      <w:r>
+        <w:rPr>
+          <w:rFonts w:ascii="Arial Narrow" w:eastAsia="Times New Roman" w:hAnsi="Arial Narrow" w:cs="Arial"/>
+          <w:color w:val="000000"/>
+          <w:kern w:val="0"/>
+          <w:lang w:eastAsia="es-ES"/>
+          <ns2:ligatures ns2:val="none"/>
         </w:rPr>
         <w:lastRenderedPageBreak/>
         <w:t>Asimismo</w:t>
@@ -1577,7 +1577,7 @@
           <w:color w:val="000000"/>
           <w:kern w:val="0"/>
           <w:lang w:eastAsia="es-ES"/>
-          <w14:ligatures w14:val="none"/>
+          <ns2:ligatures ns2:val="none"/>
         </w:rPr>
         <w:t>, tomó conocimiento del contenido de l</w:t>
       </w:r>
@@ -1587,7 +1587,7 @@
           <w:color w:val="000000"/>
           <w:kern w:val="0"/>
           <w:lang w:eastAsia="es-ES"/>
-          <w14:ligatures w14:val="none"/>
+          <ns2:ligatures ns2:val="none"/>
         </w:rPr>
         <w:t xml:space="preserve">os artículos </w:t>
       </w:r>
@@ -1597,7 +1597,7 @@
           <w:color w:val="000000"/>
           <w:kern w:val="0"/>
           <w:lang w:val="es-ES" w:eastAsia="es-ES"/>
-          <w14:ligatures w14:val="none"/>
+          <ns2:ligatures ns2:val="none"/>
         </w:rPr>
         <w:t/>
       </w:r>
@@ -1607,7 +1607,7 @@
           <w:color w:val="000000"/>
           <w:kern w:val="0"/>
           <w:lang w:val="es-ES" w:eastAsia="es-ES"/>
-          <w14:ligatures w14:val="none"/>
+          <ns2:ligatures ns2:val="none"/>
         </w:rPr>
         <w:t xml:space="preserve"> </w:t>
       </w:r>
@@ -1617,7 +1617,7 @@
           <w:color w:val="000000"/>
           <w:kern w:val="0"/>
           <w:lang w:eastAsia="es-ES"/>
-          <w14:ligatures w14:val="none"/>
+          <ns2:ligatures ns2:val="none"/>
         </w:rPr>
         <w:t xml:space="preserve">17,14 y </w:t>
       </w:r>
@@ -1627,7 +1627,7 @@
           <w:color w:val="000000"/>
           <w:kern w:val="0"/>
           <w:lang w:val="es-ES" w:eastAsia="es-ES"/>
-          <w14:ligatures w14:val="none"/>
+          <ns2:ligatures ns2:val="none"/>
         </w:rPr>
         <w:t/>
       </w:r>
@@ -1637,7 +1637,7 @@
           <w:color w:val="000000"/>
           <w:kern w:val="0"/>
           <w:lang w:val="es-ES" w:eastAsia="es-ES"/>
-          <w14:ligatures w14:val="none"/>
+          <ns2:ligatures ns2:val="none"/>
         </w:rPr>
         <w:t xml:space="preserve"> </w:t>
       </w:r>
@@ -1647,7 +1647,7 @@
           <w:color w:val="000000"/>
           <w:kern w:val="0"/>
           <w:lang w:eastAsia="es-ES"/>
-          <w14:ligatures w14:val="none"/>
+          <ns2:ligatures ns2:val="none"/>
         </w:rPr>
         <w:t>18,1 de</w:t>
       </w:r>
@@ -1657,7 +1657,7 @@
           <w:color w:val="000000"/>
           <w:kern w:val="0"/>
           <w:lang w:eastAsia="es-ES"/>
-          <w14:ligatures w14:val="none"/>
+          <ns2:ligatures ns2:val="none"/>
         </w:rPr>
         <w:t xml:space="preserve"> </w:t>
       </w:r>
@@ -1667,7 +1667,7 @@
           <w:color w:val="000000"/>
           <w:kern w:val="0"/>
           <w:lang w:eastAsia="es-ES"/>
-          <w14:ligatures w14:val="none"/>
+          <ns2:ligatures ns2:val="none"/>
         </w:rPr>
         <w:t>l</w:t>
       </w:r>
@@ -1677,7 +1677,7 @@
           <w:color w:val="000000"/>
           <w:kern w:val="0"/>
           <w:lang w:eastAsia="es-ES"/>
-          <w14:ligatures w14:val="none"/>
+          <ns2:ligatures ns2:val="none"/>
         </w:rPr>
         <w:t>a póliza del</w:t>
       </w:r>
@@ -1687,7 +1687,7 @@
           <w:color w:val="000000"/>
           <w:kern w:val="0"/>
           <w:lang w:eastAsia="es-ES"/>
-          <w14:ligatures w14:val="none"/>
+          <ns2:ligatures ns2:val="none"/>
         </w:rPr>
         <w:t xml:space="preserve"> Seguro vehicular a través de la referida carta de rechazo</w:t>
       </w:r>
@@ -1697,7 +1697,7 @@
           <w:color w:val="000000"/>
           <w:kern w:val="0"/>
           <w:lang w:eastAsia="es-ES"/>
-          <w14:ligatures w14:val="none"/>
+          <ns2:ligatures ns2:val="none"/>
         </w:rPr>
         <w:t xml:space="preserve"> de su solicitud de cobertura</w:t>
       </w:r>
@@ -1707,7 +1707,7 @@
           <w:color w:val="000000"/>
           <w:kern w:val="0"/>
           <w:lang w:eastAsia="es-ES"/>
-          <w14:ligatures w14:val="none"/>
+          <ns2:ligatures ns2:val="none"/>
         </w:rPr>
         <w:t>, en la que se transcribieron sus términos</w:t>
       </w:r>
@@ -1717,7 +1717,7 @@
           <w:color w:val="000000"/>
           <w:kern w:val="0"/>
           <w:lang w:eastAsia="es-ES"/>
-          <w14:ligatures w14:val="none"/>
+          <ns2:ligatures ns2:val="none"/>
         </w:rPr>
         <w:t xml:space="preserve">. </w:t>
       </w:r>
@@ -1727,7 +1727,7 @@
           <w:color w:val="000000"/>
           <w:kern w:val="0"/>
           <w:lang w:eastAsia="es-ES"/>
-          <w14:ligatures w14:val="none"/>
+          <ns2:ligatures ns2:val="none"/>
         </w:rPr>
         <w:t>El</w:t>
       </w:r>
@@ -1737,7 +1737,7 @@
           <w:color w:val="000000"/>
           <w:kern w:val="0"/>
           <w:lang w:eastAsia="es-ES"/>
-          <w14:ligatures w14:val="none"/>
+          <ns2:ligatures ns2:val="none"/>
         </w:rPr>
         <w:t xml:space="preserve"> </w:t>
       </w:r>
@@ -1747,7 +1747,7 @@
           <w:color w:val="000000"/>
           <w:kern w:val="0"/>
           <w:lang w:eastAsia="es-ES"/>
-          <w14:ligatures w14:val="none"/>
+          <ns2:ligatures ns2:val="none"/>
         </w:rPr>
         <w:t>artículo</w:t>
       </w:r>
@@ -1757,7 +1757,7 @@
           <w:color w:val="000000"/>
           <w:kern w:val="0"/>
           <w:lang w:eastAsia="es-ES"/>
-          <w14:ligatures w14:val="none"/>
+          <ns2:ligatures ns2:val="none"/>
         </w:rPr>
         <w:t xml:space="preserve"> </w:t>
       </w:r>
@@ -1767,7 +1767,7 @@
           <w:color w:val="000000"/>
           <w:kern w:val="0"/>
           <w:lang w:eastAsia="es-ES"/>
-          <w14:ligatures w14:val="none"/>
+          <ns2:ligatures ns2:val="none"/>
         </w:rPr>
         <w:t xml:space="preserve"> 17,14 establece la exclusión de cobertura cuando el conductor se encuentre bajo los efectos de alcohol</w:t>
       </w:r>
@@ -1777,7 +1777,7 @@
           <w:color w:val="000000"/>
           <w:kern w:val="0"/>
           <w:lang w:eastAsia="es-ES"/>
-          <w14:ligatures w14:val="none"/>
+          <ns2:ligatures ns2:val="none"/>
         </w:rPr>
         <w:t>,</w:t>
       </w:r>
@@ -1787,7 +1787,7 @@
           <w:color w:val="000000"/>
           <w:kern w:val="0"/>
           <w:lang w:eastAsia="es-ES"/>
-          <w14:ligatures w14:val="none"/>
+          <ns2:ligatures ns2:val="none"/>
         </w:rPr>
         <w:t xml:space="preserve"> y </w:t>
       </w:r>
@@ -1797,7 +1797,7 @@
           <w:color w:val="000000"/>
           <w:kern w:val="0"/>
           <w:lang w:eastAsia="es-ES"/>
-          <w14:ligatures w14:val="none"/>
+          <ns2:ligatures ns2:val="none"/>
         </w:rPr>
         <w:t>el</w:t>
       </w:r>
@@ -1807,7 +1807,7 @@
           <w:color w:val="000000"/>
           <w:kern w:val="0"/>
           <w:lang w:eastAsia="es-ES"/>
-          <w14:ligatures w14:val="none"/>
+          <ns2:ligatures ns2:val="none"/>
         </w:rPr>
         <w:t xml:space="preserve"> </w:t>
       </w:r>
@@ -1817,7 +1817,7 @@
           <w:color w:val="000000"/>
           <w:kern w:val="0"/>
           <w:lang w:eastAsia="es-ES"/>
-          <w14:ligatures w14:val="none"/>
+          <ns2:ligatures ns2:val="none"/>
         </w:rPr>
         <w:t>artículo</w:t>
       </w:r>
@@ -1827,7 +1827,7 @@
           <w:color w:val="000000"/>
           <w:kern w:val="0"/>
           <w:lang w:eastAsia="es-ES"/>
-          <w14:ligatures w14:val="none"/>
+          <ns2:ligatures ns2:val="none"/>
         </w:rPr>
         <w:t xml:space="preserve"> </w:t>
       </w:r>
@@ -1837,7 +1837,7 @@
           <w:color w:val="000000"/>
           <w:kern w:val="0"/>
           <w:lang w:val="es-ES" w:eastAsia="es-ES"/>
-          <w14:ligatures w14:val="none"/>
+          <ns2:ligatures ns2:val="none"/>
         </w:rPr>
         <w:t/>
       </w:r>
@@ -1847,7 +1847,7 @@
           <w:color w:val="000000"/>
           <w:kern w:val="0"/>
           <w:lang w:val="es-ES" w:eastAsia="es-ES"/>
-          <w14:ligatures w14:val="none"/>
+          <ns2:ligatures ns2:val="none"/>
         </w:rPr>
         <w:t xml:space="preserve"> </w:t>
       </w:r>
@@ -1857,25 +1857,25 @@
           <w:color w:val="000000"/>
           <w:kern w:val="0"/>
           <w:lang w:eastAsia="es-ES"/>
-          <w14:ligatures w14:val="none"/>
+          <ns2:ligatures ns2:val="none"/>
         </w:rPr>
         <w:t>18,1 dispone la obligación de denunciar el siniestro y someterse al dosaje etílico dentro de un plazo máximo de cuatro horas.</w:t>
       </w:r>
     </w:p>
-    <w:p>
-      <w:pPr>
-        <w:spacing w:after="0" w:line="240" w:lineRule="auto"/>
-        <w:jc w:val="both"/>
-        <w:rPr>
-          <w:rFonts w:ascii="Arial Narrow" w:eastAsia="Times New Roman" w:hAnsi="Arial Narrow" w:cs="Arial"/>
-          <w:color w:val="000000"/>
-          <w:kern w:val="0"/>
-          <w:lang w:eastAsia="es-ES"/>
-          <w14:ligatures w14:val="none"/>
-        </w:rPr>
-      </w:pPr>
-    </w:p>
-    <w:p>
+    <w:p ns2:paraId="62A8F666" ns2:textId="77777777">
+      <w:pPr>
+        <w:spacing w:after="0" w:line="240" w:lineRule="auto"/>
+        <w:jc w:val="both"/>
+        <w:rPr>
+          <w:rFonts w:ascii="Arial Narrow" w:eastAsia="Times New Roman" w:hAnsi="Arial Narrow" w:cs="Arial"/>
+          <w:color w:val="000000"/>
+          <w:kern w:val="0"/>
+          <w:lang w:eastAsia="es-ES"/>
+          <ns2:ligatures ns2:val="none"/>
+        </w:rPr>
+      </w:pPr>
+    </w:p>
+    <w:p ns2:paraId="070187B7" ns2:textId="16CC213C">
       <w:pPr>
         <w:pStyle w:val="Prrafodelista"/>
         <w:numPr>
@@ -1893,16 +1893,16 @@
           <w:color w:val="000000"/>
           <w:kern w:val="0"/>
           <w:lang w:eastAsia="es-ES"/>
-          <w14:ligatures w14:val="none"/>
-        </w:rPr>
-      </w:pPr>
-      <w:r>
-        <w:rPr>
-          <w:rFonts w:ascii="Arial Narrow" w:eastAsia="Times New Roman" w:hAnsi="Arial Narrow" w:cs="Arial"/>
-          <w:color w:val="000000"/>
-          <w:kern w:val="0"/>
-          <w:lang w:eastAsia="es-ES"/>
-          <w14:ligatures w14:val="none"/>
+          <ns2:ligatures ns2:val="none"/>
+        </w:rPr>
+      </w:pPr>
+      <w:r>
+        <w:rPr>
+          <w:rFonts w:ascii="Arial Narrow" w:eastAsia="Times New Roman" w:hAnsi="Arial Narrow" w:cs="Arial"/>
+          <w:color w:val="000000"/>
+          <w:kern w:val="0"/>
+          <w:lang w:eastAsia="es-ES"/>
+          <ns2:ligatures ns2:val="none"/>
         </w:rPr>
         <w:t>Asimismo,</w:t>
       </w:r>
@@ -1912,7 +1912,7 @@
           <w:color w:val="000000"/>
           <w:kern w:val="0"/>
           <w:lang w:eastAsia="es-ES"/>
-          <w14:ligatures w14:val="none"/>
+          <ns2:ligatures ns2:val="none"/>
         </w:rPr>
         <w:t xml:space="preserve"> la cláusula adicional 025 del Seguro vehicular extendía la cobertura a supuestos de imprudencia del conductor cuando el examen de alcoholemia </w:t>
       </w:r>
@@ -1922,7 +1922,7 @@
           <w:color w:val="000000"/>
           <w:kern w:val="0"/>
           <w:lang w:eastAsia="es-ES"/>
-          <w14:ligatures w14:val="none"/>
+          <ns2:ligatures ns2:val="none"/>
         </w:rPr>
         <w:t>determinara</w:t>
       </w:r>
@@ -1932,7 +1932,7 @@
           <w:color w:val="000000"/>
           <w:kern w:val="0"/>
           <w:lang w:eastAsia="es-ES"/>
-          <w14:ligatures w14:val="none"/>
+          <ns2:ligatures ns2:val="none"/>
         </w:rPr>
         <w:t xml:space="preserve"> un resultado igual o inferior a 0,5 gramos de alcohol por litro de sangre</w:t>
       </w:r>
@@ -1942,7 +1942,7 @@
           <w:color w:val="000000"/>
           <w:kern w:val="0"/>
           <w:lang w:eastAsia="es-ES"/>
-          <w14:ligatures w14:val="none"/>
+          <ns2:ligatures ns2:val="none"/>
         </w:rPr>
         <w:t>;</w:t>
       </w:r>
@@ -1952,7 +1952,7 @@
           <w:color w:val="000000"/>
           <w:kern w:val="0"/>
           <w:lang w:eastAsia="es-ES"/>
-          <w14:ligatures w14:val="none"/>
+          <ns2:ligatures ns2:val="none"/>
         </w:rPr>
         <w:t xml:space="preserve"> </w:t>
       </w:r>
@@ -1962,7 +1962,7 @@
           <w:color w:val="000000"/>
           <w:kern w:val="0"/>
           <w:lang w:eastAsia="es-ES"/>
-          <w14:ligatures w14:val="none"/>
+          <ns2:ligatures ns2:val="none"/>
         </w:rPr>
         <w:t>sin embargo,</w:t>
       </w:r>
@@ -1972,7 +1972,7 @@
           <w:color w:val="000000"/>
           <w:kern w:val="0"/>
           <w:lang w:eastAsia="es-ES"/>
-          <w14:ligatures w14:val="none"/>
+          <ns2:ligatures ns2:val="none"/>
         </w:rPr>
         <w:t xml:space="preserve"> </w:t>
       </w:r>
@@ -1982,7 +1982,7 @@
           <w:color w:val="000000"/>
           <w:kern w:val="0"/>
           <w:lang w:eastAsia="es-ES"/>
-          <w14:ligatures w14:val="none"/>
+          <ns2:ligatures ns2:val="none"/>
         </w:rPr>
         <w:t xml:space="preserve">La Positiva </w:t>
       </w:r>
@@ -1992,7 +1992,7 @@
           <w:color w:val="000000"/>
           <w:kern w:val="0"/>
           <w:lang w:eastAsia="es-ES"/>
-          <w14:ligatures w14:val="none"/>
+          <ns2:ligatures ns2:val="none"/>
         </w:rPr>
         <w:t xml:space="preserve">rechazó </w:t>
       </w:r>
@@ -2002,7 +2002,7 @@
           <w:color w:val="000000"/>
           <w:kern w:val="0"/>
           <w:lang w:eastAsia="es-ES"/>
-          <w14:ligatures w14:val="none"/>
+          <ns2:ligatures ns2:val="none"/>
         </w:rPr>
         <w:t>otorgar la cobertura</w:t>
       </w:r>
@@ -2012,7 +2012,7 @@
           <w:color w:val="000000"/>
           <w:kern w:val="0"/>
           <w:lang w:eastAsia="es-ES"/>
-          <w14:ligatures w14:val="none"/>
+          <ns2:ligatures ns2:val="none"/>
         </w:rPr>
         <w:t xml:space="preserve"> invocando la cláusula </w:t>
       </w:r>
@@ -2022,7 +2022,7 @@
           <w:color w:val="000000"/>
           <w:kern w:val="0"/>
           <w:lang w:val="es-ES" w:eastAsia="es-ES"/>
-          <w14:ligatures w14:val="none"/>
+          <ns2:ligatures ns2:val="none"/>
         </w:rPr>
         <w:t/>
       </w:r>
@@ -2032,7 +2032,7 @@
           <w:color w:val="000000"/>
           <w:kern w:val="0"/>
           <w:lang w:val="es-ES" w:eastAsia="es-ES"/>
-          <w14:ligatures w14:val="none"/>
+          <ns2:ligatures ns2:val="none"/>
         </w:rPr>
         <w:t xml:space="preserve"> </w:t>
       </w:r>
@@ -2042,7 +2042,7 @@
           <w:color w:val="000000"/>
           <w:kern w:val="0"/>
           <w:lang w:eastAsia="es-ES"/>
-          <w14:ligatures w14:val="none"/>
+          <ns2:ligatures ns2:val="none"/>
         </w:rPr>
         <w:t xml:space="preserve">17,14 con el mismo límite máximo de alcohol permitido, </w:t>
       </w:r>
@@ -2052,7 +2052,7 @@
           <w:color w:val="000000"/>
           <w:kern w:val="0"/>
           <w:lang w:eastAsia="es-ES"/>
-          <w14:ligatures w14:val="none"/>
+          <ns2:ligatures ns2:val="none"/>
         </w:rPr>
         <w:t>pese a que pagó</w:t>
       </w:r>
@@ -2062,12 +2062,12 @@
           <w:color w:val="000000"/>
           <w:kern w:val="0"/>
           <w:lang w:eastAsia="es-ES"/>
-          <w14:ligatures w14:val="none"/>
+          <ns2:ligatures ns2:val="none"/>
         </w:rPr>
         <w:t xml:space="preserve"> una prima adicional por dicha extensión de cobertura.</w:t>
       </w:r>
     </w:p>
-    <w:p>
+    <w:p ns2:paraId="60C03718" ns2:textId="77777777">
       <w:pPr>
         <w:pStyle w:val="Prrafodelista"/>
         <w:spacing w:after="0" w:line="240" w:lineRule="auto"/>
@@ -2078,11 +2078,11 @@
           <w:color w:val="000000"/>
           <w:kern w:val="0"/>
           <w:lang w:eastAsia="es-ES"/>
-          <w14:ligatures w14:val="none"/>
-        </w:rPr>
-      </w:pPr>
-    </w:p>
-    <w:p>
+          <ns2:ligatures ns2:val="none"/>
+        </w:rPr>
+      </w:pPr>
+    </w:p>
+    <w:p ns2:paraId="490E75BA" ns2:textId="65EE7D59">
       <w:pPr>
         <w:pStyle w:val="Prrafodelista"/>
         <w:numPr>
@@ -2100,16 +2100,16 @@
           <w:color w:val="000000"/>
           <w:kern w:val="0"/>
           <w:lang w:eastAsia="es-ES"/>
-          <w14:ligatures w14:val="none"/>
-        </w:rPr>
-      </w:pPr>
-      <w:r>
-        <w:rPr>
-          <w:rFonts w:ascii="Arial Narrow" w:eastAsia="Times New Roman" w:hAnsi="Arial Narrow" w:cs="Arial"/>
-          <w:color w:val="000000"/>
-          <w:kern w:val="0"/>
-          <w:lang w:eastAsia="es-ES"/>
-          <w14:ligatures w14:val="none"/>
+          <ns2:ligatures ns2:val="none"/>
+        </w:rPr>
+      </w:pPr>
+      <w:r>
+        <w:rPr>
+          <w:rFonts w:ascii="Arial Narrow" w:eastAsia="Times New Roman" w:hAnsi="Arial Narrow" w:cs="Arial"/>
+          <w:color w:val="000000"/>
+          <w:kern w:val="0"/>
+          <w:lang w:eastAsia="es-ES"/>
+          <ns2:ligatures ns2:val="none"/>
         </w:rPr>
         <w:t>Por otra parte</w:t>
       </w:r>
@@ -2119,7 +2119,7 @@
           <w:color w:val="000000"/>
           <w:kern w:val="0"/>
           <w:lang w:eastAsia="es-ES"/>
-          <w14:ligatures w14:val="none"/>
+          <ns2:ligatures ns2:val="none"/>
         </w:rPr>
         <w:t xml:space="preserve">, la póliza presentada por </w:t>
       </w:r>
@@ -2129,7 +2129,7 @@
           <w:color w:val="000000"/>
           <w:kern w:val="0"/>
           <w:lang w:eastAsia="es-ES"/>
-          <w14:ligatures w14:val="none"/>
+          <ns2:ligatures ns2:val="none"/>
         </w:rPr>
         <w:t xml:space="preserve">La Positiva </w:t>
       </w:r>
@@ -2139,7 +2139,7 @@
           <w:color w:val="000000"/>
           <w:kern w:val="0"/>
           <w:lang w:eastAsia="es-ES"/>
-          <w14:ligatures w14:val="none"/>
+          <ns2:ligatures ns2:val="none"/>
         </w:rPr>
         <w:t xml:space="preserve">no permitía identificar con claridad la prelación entre </w:t>
       </w:r>
@@ -2149,7 +2149,7 @@
           <w:color w:val="000000"/>
           <w:kern w:val="0"/>
           <w:lang w:eastAsia="es-ES"/>
-          <w14:ligatures w14:val="none"/>
+          <ns2:ligatures ns2:val="none"/>
         </w:rPr>
         <w:t>los</w:t>
       </w:r>
@@ -2159,7 +2159,7 @@
           <w:color w:val="000000"/>
           <w:kern w:val="0"/>
           <w:lang w:eastAsia="es-ES"/>
-          <w14:ligatures w14:val="none"/>
+          <ns2:ligatures ns2:val="none"/>
         </w:rPr>
         <w:t xml:space="preserve"> </w:t>
       </w:r>
@@ -2169,7 +2169,7 @@
           <w:color w:val="000000"/>
           <w:kern w:val="0"/>
           <w:lang w:eastAsia="es-ES"/>
-          <w14:ligatures w14:val="none"/>
+          <ns2:ligatures ns2:val="none"/>
         </w:rPr>
         <w:t>artículos</w:t>
       </w:r>
@@ -2179,7 +2179,7 @@
           <w:color w:val="000000"/>
           <w:kern w:val="0"/>
           <w:lang w:eastAsia="es-ES"/>
-          <w14:ligatures w14:val="none"/>
+          <ns2:ligatures ns2:val="none"/>
         </w:rPr>
         <w:t xml:space="preserve"> </w:t>
       </w:r>
@@ -2189,7 +2189,7 @@
           <w:color w:val="000000"/>
           <w:kern w:val="0"/>
           <w:lang w:val="es-ES" w:eastAsia="es-ES"/>
-          <w14:ligatures w14:val="none"/>
+          <ns2:ligatures ns2:val="none"/>
         </w:rPr>
         <w:t/>
       </w:r>
@@ -2199,7 +2199,7 @@
           <w:color w:val="000000"/>
           <w:kern w:val="0"/>
           <w:lang w:val="es-ES" w:eastAsia="es-ES"/>
-          <w14:ligatures w14:val="none"/>
+          <ns2:ligatures ns2:val="none"/>
         </w:rPr>
         <w:t xml:space="preserve"> </w:t>
       </w:r>
@@ -2209,7 +2209,7 @@
           <w:color w:val="000000"/>
           <w:kern w:val="0"/>
           <w:lang w:eastAsia="es-ES"/>
-          <w14:ligatures w14:val="none"/>
+          <ns2:ligatures ns2:val="none"/>
         </w:rPr>
         <w:t xml:space="preserve">17,14 y </w:t>
       </w:r>
@@ -2219,7 +2219,7 @@
           <w:color w:val="000000"/>
           <w:kern w:val="0"/>
           <w:lang w:val="es-ES" w:eastAsia="es-ES"/>
-          <w14:ligatures w14:val="none"/>
+          <ns2:ligatures ns2:val="none"/>
         </w:rPr>
         <w:t/>
       </w:r>
@@ -2229,7 +2229,7 @@
           <w:color w:val="000000"/>
           <w:kern w:val="0"/>
           <w:lang w:val="es-ES" w:eastAsia="es-ES"/>
-          <w14:ligatures w14:val="none"/>
+          <ns2:ligatures ns2:val="none"/>
         </w:rPr>
         <w:t xml:space="preserve"> </w:t>
       </w:r>
@@ -2239,7 +2239,7 @@
           <w:color w:val="000000"/>
           <w:kern w:val="0"/>
           <w:lang w:eastAsia="es-ES"/>
-          <w14:ligatures w14:val="none"/>
+          <ns2:ligatures ns2:val="none"/>
         </w:rPr>
         <w:t>18,1 ni advertir la inclusión de condiciones generales, lo que generó incertidumbre respecto de los alcances de la cobertura contratada.</w:t>
       </w:r>
@@ -2249,12 +2249,12 @@
           <w:color w:val="000000"/>
           <w:kern w:val="0"/>
           <w:lang w:eastAsia="es-ES"/>
-          <w14:ligatures w14:val="none"/>
+          <ns2:ligatures ns2:val="none"/>
         </w:rPr>
         <w:t xml:space="preserve"> </w:t>
       </w:r>
     </w:p>
-    <w:p>
+    <w:p ns2:paraId="33E14FF7" ns2:textId="77777777">
       <w:pPr>
         <w:tabs>
           <w:tab w:val="left" w:pos="1134"/>
@@ -2266,11 +2266,11 @@
           <w:color w:val="000000"/>
           <w:kern w:val="0"/>
           <w:lang w:eastAsia="es-ES"/>
-          <w14:ligatures w14:val="none"/>
-        </w:rPr>
-      </w:pPr>
-    </w:p>
-    <w:p>
+          <ns2:ligatures ns2:val="none"/>
+        </w:rPr>
+      </w:pPr>
+    </w:p>
+    <w:p ns2:paraId="65C58807" ns2:textId="0448FC5B">
       <w:pPr>
         <w:numPr>
           <w:ilvl w:val="1"/>
@@ -2288,7 +2288,7 @@
           <w:color w:val="000000"/>
           <w:kern w:val="0"/>
           <w:lang w:val="es-ES" w:eastAsia="es-ES"/>
-          <w14:ligatures w14:val="none"/>
+          <ns2:ligatures ns2:val="none"/>
         </w:rPr>
       </w:pPr>
       <w:r>
@@ -2297,7 +2297,7 @@
           <w:color w:val="000000"/>
           <w:kern w:val="0"/>
           <w:lang w:val="es-ES" w:eastAsia="es-ES"/>
-          <w14:ligatures w14:val="none"/>
+          <ns2:ligatures ns2:val="none"/>
         </w:rPr>
         <w:t xml:space="preserve">El señor [APELLIDO] solicitó, en calidad de medida correctiva, que La Positiva cumpla con: (i) otorgar el pago de la cobertura del Seguro Vehicular; y, (ii) otorgar el pago de los intereses moratorios establecidos en el artículo 13 de la Resolución SBS 3202-2013. Asimismo, requirió el reembolso de costos y costas del presente procedimiento.</w:t>
       </w:r>
@@ -2307,7 +2307,7 @@
           <w:color w:val="000000"/>
           <w:kern w:val="0"/>
           <w:lang w:val="es-ES" w:eastAsia="es-ES"/>
-          <w14:ligatures w14:val="none"/>
+          <ns2:ligatures ns2:val="none"/>
         </w:rPr>
         <w:t xml:space="preserve"/>
       </w:r>
@@ -2315,7 +2315,7 @@
         <w:rPr>
           <w:rFonts w:ascii="Arial Narrow" w:eastAsia="Calibri" w:hAnsi="Arial Narrow" w:cs="Arial"/>
           <w:kern w:val="0"/>
-          <w14:ligatures w14:val="none"/>
+          <ns2:ligatures ns2:val="none"/>
         </w:rPr>
         <w:t xml:space="preserve"/>
       </w:r>
@@ -2325,7 +2325,7 @@
           <w:color w:val="000000"/>
           <w:kern w:val="0"/>
           <w:lang w:val="es-ES" w:eastAsia="es-ES"/>
-          <w14:ligatures w14:val="none"/>
+          <ns2:ligatures ns2:val="none"/>
         </w:rPr>
         <w:t xml:space="preserve"/>
       </w:r>
@@ -2335,7 +2335,7 @@
           <w:color w:val="000000"/>
           <w:kern w:val="0"/>
           <w:lang w:val="es-ES" w:eastAsia="es-ES"/>
-          <w14:ligatures w14:val="none"/>
+          <ns2:ligatures ns2:val="none"/>
         </w:rPr>
         <w:t xml:space="preserve"/>
       </w:r>
@@ -2345,7 +2345,7 @@
           <w:color w:val="000000"/>
           <w:kern w:val="0"/>
           <w:lang w:val="es-ES" w:eastAsia="es-ES"/>
-          <w14:ligatures w14:val="none"/>
+          <ns2:ligatures ns2:val="none"/>
         </w:rPr>
         <w:t/>
       </w:r>
@@ -2355,7 +2355,7 @@
           <w:color w:val="000000"/>
           <w:kern w:val="0"/>
           <w:lang w:val="es-ES" w:eastAsia="es-ES"/>
-          <w14:ligatures w14:val="none"/>
+          <ns2:ligatures ns2:val="none"/>
         </w:rPr>
         <w:t/>
       </w:r>
@@ -2365,7 +2365,7 @@
           <w:color w:val="000000"/>
           <w:kern w:val="0"/>
           <w:lang w:val="es-ES" w:eastAsia="es-ES"/>
-          <w14:ligatures w14:val="none"/>
+          <ns2:ligatures ns2:val="none"/>
         </w:rPr>
         <w:t xml:space="preserve"/>
       </w:r>
@@ -2375,7 +2375,7 @@
           <w:color w:val="000000"/>
           <w:kern w:val="0"/>
           <w:lang w:val="es-ES" w:eastAsia="es-ES"/>
-          <w14:ligatures w14:val="none"/>
+          <ns2:ligatures ns2:val="none"/>
         </w:rPr>
         <w:t xml:space="preserve"/>
       </w:r>
@@ -2385,7 +2385,7 @@
           <w:color w:val="000000"/>
           <w:kern w:val="0"/>
           <w:lang w:val="es-ES" w:eastAsia="es-ES"/>
-          <w14:ligatures w14:val="none"/>
+          <ns2:ligatures ns2:val="none"/>
         </w:rPr>
         <w:t/>
       </w:r>
@@ -2395,7 +2395,7 @@
           <w:color w:val="000000"/>
           <w:kern w:val="0"/>
           <w:lang w:val="es-ES" w:eastAsia="es-ES"/>
-          <w14:ligatures w14:val="none"/>
+          <ns2:ligatures ns2:val="none"/>
         </w:rPr>
         <w:t/>
       </w:r>
@@ -2405,7 +2405,7 @@
           <w:color w:val="000000"/>
           <w:kern w:val="0"/>
           <w:lang w:val="es-ES" w:eastAsia="es-ES"/>
-          <w14:ligatures w14:val="none"/>
+          <ns2:ligatures ns2:val="none"/>
         </w:rPr>
         <w:t xml:space="preserve"/>
       </w:r>
@@ -2416,7 +2416,7 @@
           <w:color w:val="000000"/>
           <w:kern w:val="0"/>
           <w:lang w:val="es-ES" w:eastAsia="es-ES"/>
-          <w14:ligatures w14:val="none"/>
+          <ns2:ligatures ns2:val="none"/>
         </w:rPr>
         <w:t/>
       </w:r>
@@ -2427,7 +2427,7 @@
           <w:color w:val="000000"/>
           <w:kern w:val="0"/>
           <w:lang w:val="es-ES" w:eastAsia="es-ES"/>
-          <w14:ligatures w14:val="none"/>
+          <ns2:ligatures ns2:val="none"/>
         </w:rPr>
         <w:t xml:space="preserve"/>
       </w:r>
@@ -2437,7 +2437,7 @@
           <w:color w:val="000000"/>
           <w:kern w:val="0"/>
           <w:lang w:val="es-ES" w:eastAsia="es-ES"/>
-          <w14:ligatures w14:val="none"/>
+          <ns2:ligatures ns2:val="none"/>
         </w:rPr>
         <w:t xml:space="preserve"/>
       </w:r>
@@ -2447,7 +2447,7 @@
           <w:color w:val="000000"/>
           <w:kern w:val="0"/>
           <w:lang w:val="es-ES" w:eastAsia="es-ES"/>
-          <w14:ligatures w14:val="none"/>
+          <ns2:ligatures ns2:val="none"/>
         </w:rPr>
         <w:t xml:space="preserve"/>
       </w:r>
@@ -2457,7 +2457,7 @@
           <w:color w:val="000000"/>
           <w:kern w:val="0"/>
           <w:lang w:val="es-ES" w:eastAsia="es-ES"/>
-          <w14:ligatures w14:val="none"/>
+          <ns2:ligatures ns2:val="none"/>
         </w:rPr>
         <w:t xml:space="preserve"/>
       </w:r>
@@ -2467,7 +2467,7 @@
           <w:color w:val="000000"/>
           <w:kern w:val="0"/>
           <w:lang w:val="es-ES" w:eastAsia="es-ES"/>
-          <w14:ligatures w14:val="none"/>
+          <ns2:ligatures ns2:val="none"/>
         </w:rPr>
         <w:t/>
       </w:r>
@@ -2477,7 +2477,7 @@
           <w:color w:val="000000"/>
           <w:kern w:val="0"/>
           <w:lang w:val="es-ES" w:eastAsia="es-ES"/>
-          <w14:ligatures w14:val="none"/>
+          <ns2:ligatures ns2:val="none"/>
         </w:rPr>
         <w:t xml:space="preserve"/>
       </w:r>
@@ -2487,12 +2487,12 @@
           <w:color w:val="000000"/>
           <w:kern w:val="0"/>
           <w:lang w:val="es-ES" w:eastAsia="es-ES"/>
-          <w14:ligatures w14:val="none"/>
+          <ns2:ligatures ns2:val="none"/>
         </w:rPr>
         <w:t/>
       </w:r>
     </w:p>
-    <w:p>
+    <w:p ns2:paraId="66005174" ns2:textId="77777777">
       <w:pPr>
         <w:spacing w:after="0" w:line="240" w:lineRule="auto"/>
         <w:contextualSpacing/>
@@ -2503,11 +2503,11 @@
           <w:color w:val="000000"/>
           <w:kern w:val="0"/>
           <w:lang w:eastAsia="es-PE"/>
-          <w14:ligatures w14:val="none"/>
-        </w:rPr>
-      </w:pPr>
-    </w:p>
-    <w:p>
+          <ns2:ligatures ns2:val="none"/>
+        </w:rPr>
+      </w:pPr>
+    </w:p>
+    <w:p ns2:paraId="3541B1F9" ns2:textId="77777777">
       <w:pPr>
         <w:pStyle w:val="Prrafodelista"/>
         <w:numPr>
@@ -2527,22 +2527,22 @@
           <w:color w:val="000000"/>
           <w:kern w:val="0"/>
           <w:lang w:eastAsia="es-PE"/>
-          <w14:ligatures w14:val="none"/>
-        </w:rPr>
-      </w:pPr>
-      <w:r>
-        <w:rPr>
-          <w:rFonts w:ascii="Arial Narrow" w:eastAsia="Arial Narrow" w:hAnsi="Arial Narrow" w:cs="Arial Narrow"/>
-          <w:b/>
-          <w:color w:val="000000"/>
-          <w:kern w:val="0"/>
-          <w:lang w:eastAsia="es-PE"/>
-          <w14:ligatures w14:val="none"/>
+          <ns2:ligatures ns2:val="none"/>
+        </w:rPr>
+      </w:pPr>
+      <w:r>
+        <w:rPr>
+          <w:rFonts w:ascii="Arial Narrow" w:eastAsia="Arial Narrow" w:hAnsi="Arial Narrow" w:cs="Arial Narrow"/>
+          <w:b/>
+          <w:color w:val="000000"/>
+          <w:kern w:val="0"/>
+          <w:lang w:eastAsia="es-PE"/>
+          <ns2:ligatures ns2:val="none"/>
         </w:rPr>
         <w:t>DE LA ADMISIÓN A TRÁMITE DE LA DENUNCIA</w:t>
       </w:r>
     </w:p>
-    <w:p>
+    <w:p ns2:paraId="34556756" ns2:textId="77777777">
       <w:pPr>
         <w:spacing w:after="0" w:line="240" w:lineRule="auto"/>
         <w:contextualSpacing/>
@@ -2553,13 +2553,13 @@
           <w:color w:val="000000"/>
           <w:kern w:val="0"/>
           <w:lang w:eastAsia="es-PE"/>
-          <w14:ligatures w14:val="none"/>
+          <ns2:ligatures ns2:val="none"/>
         </w:rPr>
       </w:pPr>
       <w:bookmarkStart w:id="1" w:name="_Hlk212795168"/>
       <w:bookmarkStart w:id="2" w:name="_Hlk218848146"/>
     </w:p>
-    <w:p>
+    <w:p ns2:paraId="2DC7B64E" ns2:textId="3ED84390">
       <w:pPr>
         <w:pStyle w:val="Prrafodelista"/>
         <w:numPr>
@@ -2572,7 +2572,7 @@
         <w:rPr>
           <w:rFonts w:ascii="Arial Narrow" w:eastAsia="Arial Narrow" w:hAnsi="Arial Narrow" w:cs="Arial Narrow"/>
           <w:kern w:val="0"/>
-          <w14:ligatures w14:val="none"/>
+          <ns2:ligatures ns2:val="none"/>
         </w:rPr>
       </w:pPr>
       <w:bookmarkStart w:id="3" w:name="_Hlk140755208"/>
@@ -2584,7 +2584,7 @@
           <w:color w:val="000000"/>
           <w:kern w:val="0"/>
           <w:lang w:eastAsia="es-PE"/>
-          <w14:ligatures w14:val="none"/>
+          <ns2:ligatures ns2:val="none"/>
         </w:rPr>
         <w:t>La Secretaría Técnica de la Comisión de Protección al Consumidor 1 (en adelante, la Secretaría Técnica), en ejercicio de sus facultades</w:t>
       </w:r>
@@ -2597,7 +2597,7 @@
           <w:rFonts w:ascii="Arial Narrow" w:eastAsia="Arial Narrow" w:hAnsi="Arial Narrow" w:cs="Arial Narrow"/>
           <w:kern w:val="0"/>
           <w:vertAlign w:val="superscript"/>
-          <w14:ligatures w14:val="none"/>
+          <ns2:ligatures ns2:val="none"/>
         </w:rPr>
         <w:footnoteReference w:id="2"/>
       </w:r>
@@ -2607,7 +2607,7 @@
           <w:color w:val="000000"/>
           <w:kern w:val="0"/>
           <w:lang w:eastAsia="es-PE"/>
-          <w14:ligatures w14:val="none"/>
+          <ns2:ligatures ns2:val="none"/>
         </w:rPr>
         <w:t xml:space="preserve">, </w:t>
       </w:r>
@@ -2617,7 +2617,7 @@
           <w:color w:val="000000"/>
           <w:kern w:val="0"/>
           <w:lang w:eastAsia="es-PE"/>
-          <w14:ligatures w14:val="none"/>
+          <ns2:ligatures ns2:val="none"/>
         </w:rPr>
         <w:t xml:space="preserve">considera </w:t>
       </w:r>
@@ -2625,7 +2625,7 @@
         <w:rPr>
           <w:rFonts w:ascii="Arial Narrow" w:eastAsia="Arial Narrow" w:hAnsi="Arial Narrow" w:cs="Arial Narrow"/>
           <w:kern w:val="0"/>
-          <w14:ligatures w14:val="none"/>
+          <ns2:ligatures ns2:val="none"/>
         </w:rPr>
         <w:t xml:space="preserve">que el hecho denunciado, </w:t>
       </w:r>
@@ -2634,7 +2634,7 @@
         <w:rPr>
           <w:rFonts w:ascii="Arial Narrow" w:eastAsia="Arial Narrow" w:hAnsi="Arial Narrow" w:cs="Arial Narrow"/>
           <w:kern w:val="0"/>
-          <w14:ligatures w14:val="none"/>
+          <ns2:ligatures ns2:val="none"/>
         </w:rPr>
         <w:t xml:space="preserve">consistente en que </w:t>
       </w:r>
@@ -2648,7 +2648,7 @@
           <w:kern w:val="0"/>
           <w:shd w:val="clear" w:color="auto" w:fill="FFFFFF"/>
           <w:lang w:eastAsia="es-PE"/>
-          <w14:ligatures w14:val="none"/>
+          <ns2:ligatures ns2:val="none"/>
         </w:rPr>
         <w:t>la compañía aseguradora habría negado injustificadamente al denunciante la cobertura de la Póliza 220014352 del Seguro vehicular por el accidente de tránsito ocurrido el 20 de diciembre de 2025</w:t>
       </w:r>
@@ -2656,7 +2656,7 @@
         <w:rPr>
           <w:rFonts w:ascii="Arial Narrow" w:eastAsia="Arial Narrow" w:hAnsi="Arial Narrow" w:cs="Arial Narrow"/>
           <w:kern w:val="0"/>
-          <w14:ligatures w14:val="none"/>
+          <ns2:ligatures ns2:val="none"/>
         </w:rPr>
         <w:t>; involucraría una presunta afectación a sus expectativas, quien no habría encontrado una correspondencia entre lo que esperaba recibir de parte del proveedor y lo que realmente recibió. Por consiguiente, corresponde calificar el hecho materia de denuncia como una presunta infracción al deber de idoneidad, tipificado en los artículos 18</w:t>
       </w:r>
@@ -2666,7 +2666,7 @@
           <w:color w:val="000000"/>
           <w:kern w:val="0"/>
           <w:lang w:eastAsia="es-PE"/>
-          <w14:ligatures w14:val="none"/>
+          <ns2:ligatures ns2:val="none"/>
         </w:rPr>
         <w:t/>
       </w:r>
@@ -2674,7 +2674,7 @@
         <w:rPr>
           <w:rFonts w:ascii="Arial Narrow" w:eastAsia="Arial Narrow" w:hAnsi="Arial Narrow" w:cs="Arial Narrow"/>
           <w:kern w:val="0"/>
-          <w14:ligatures w14:val="none"/>
+          <ns2:ligatures ns2:val="none"/>
         </w:rPr>
         <w:t xml:space="preserve"> y 19</w:t>
       </w:r>
@@ -2684,7 +2684,7 @@
           <w:color w:val="000000"/>
           <w:kern w:val="0"/>
           <w:lang w:eastAsia="es-PE"/>
-          <w14:ligatures w14:val="none"/>
+          <ns2:ligatures ns2:val="none"/>
         </w:rPr>
         <w:t/>
       </w:r>
@@ -2692,7 +2692,7 @@
         <w:rPr>
           <w:rFonts w:ascii="Arial Narrow" w:eastAsia="Arial Narrow" w:hAnsi="Arial Narrow" w:cs="Arial Narrow"/>
           <w:kern w:val="0"/>
-          <w14:ligatures w14:val="none"/>
+          <ns2:ligatures ns2:val="none"/>
         </w:rPr>
         <w:t xml:space="preserve"> del Código</w:t>
       </w:r>
@@ -2704,7 +2704,7 @@
           <w:rFonts w:ascii="Arial Narrow" w:eastAsia="Arial Narrow" w:hAnsi="Arial Narrow" w:cs="Arial"/>
           <w:kern w:val="0"/>
           <w:vertAlign w:val="superscript"/>
-          <w14:ligatures w14:val="none"/>
+          <ns2:ligatures ns2:val="none"/>
         </w:rPr>
         <w:footnoteReference w:id="3"/>
       </w:r>
@@ -2715,12 +2715,12 @@
         <w:rPr>
           <w:rFonts w:ascii="Arial Narrow" w:eastAsia="Arial Narrow" w:hAnsi="Arial Narrow" w:cs="Arial Narrow"/>
           <w:kern w:val="0"/>
-          <w14:ligatures w14:val="none"/>
+          <ns2:ligatures ns2:val="none"/>
         </w:rPr>
         <w:t>.</w:t>
       </w:r>
     </w:p>
-    <w:p>
+    <w:p ns2:paraId="61A99930" ns2:textId="6B0ED338">
       <w:pPr>
         <w:pStyle w:val="Prrafodelista"/>
         <w:numPr>
@@ -2733,14 +2733,14 @@
         <w:rPr>
           <w:rFonts w:ascii="Arial Narrow" w:eastAsia="Arial Narrow" w:hAnsi="Arial Narrow" w:cs="Arial Narrow"/>
           <w:kern w:val="0"/>
-          <w14:ligatures w14:val="none"/>
-        </w:rPr>
-      </w:pPr>
-      <w:r>
-        <w:rPr>
-          <w:rFonts w:ascii="Arial Narrow" w:eastAsia="Arial Narrow" w:hAnsi="Arial Narrow" w:cs="Arial Narrow"/>
-          <w:kern w:val="0"/>
-          <w14:ligatures w14:val="none"/>
+          <ns2:ligatures ns2:val="none"/>
+        </w:rPr>
+      </w:pPr>
+      <w:r>
+        <w:rPr>
+          <w:rFonts w:ascii="Arial Narrow" w:eastAsia="Arial Narrow" w:hAnsi="Arial Narrow" w:cs="Arial Narrow"/>
+          <w:kern w:val="0"/>
+          <ns2:ligatures ns2:val="none"/>
         </w:rPr>
         <w:lastRenderedPageBreak/>
         <w:t xml:space="preserve">Asimismo, </w:t>
@@ -2751,7 +2751,7 @@
           <w:color w:val="000000"/>
           <w:kern w:val="0"/>
           <w:lang w:eastAsia="es-PE"/>
-          <w14:ligatures w14:val="none"/>
+          <ns2:ligatures ns2:val="none"/>
         </w:rPr>
         <w:t xml:space="preserve">la Secretaría Técnica, en ejercicio de sus facultades, considera </w:t>
       </w:r>
@@ -2759,7 +2759,7 @@
         <w:rPr>
           <w:rFonts w:ascii="Arial Narrow" w:eastAsia="Arial Narrow" w:hAnsi="Arial Narrow" w:cs="Arial"/>
           <w:kern w:val="0"/>
-          <w14:ligatures w14:val="none"/>
+          <ns2:ligatures ns2:val="none"/>
         </w:rPr>
         <w:t xml:space="preserve">que el hecho denunciado, consistente en que </w:t>
       </w:r>
@@ -2767,7 +2767,7 @@
         <w:rPr>
           <w:rFonts w:ascii="Arial Narrow" w:eastAsia="Arial Narrow" w:hAnsi="Arial Narrow" w:cs="Arial Narrow"/>
           <w:kern w:val="0"/>
-          <w14:ligatures w14:val="none"/>
+          <ns2:ligatures ns2:val="none"/>
         </w:rPr>
         <w:t>la compañía aseguradora no habría cumplido oportunamente con entregar al denunciante los documentos contractuales de la Póliza 220014352 del Seguro vehicular</w:t>
       </w:r>
@@ -2775,7 +2775,7 @@
         <w:rPr>
           <w:rFonts w:ascii="Arial Narrow" w:eastAsia="Arial Narrow" w:hAnsi="Arial Narrow" w:cs="Arial"/>
           <w:kern w:val="0"/>
-          <w14:ligatures w14:val="none"/>
+          <ns2:ligatures ns2:val="none"/>
         </w:rPr>
         <w:t xml:space="preserve">. </w:t>
       </w:r>
@@ -2784,7 +2784,7 @@
         <w:rPr>
           <w:rFonts w:ascii="Arial Narrow" w:eastAsia="Arial Narrow" w:hAnsi="Arial Narrow" w:cs="Arial"/>
           <w:kern w:val="0"/>
-          <w14:ligatures w14:val="none"/>
+          <ns2:ligatures ns2:val="none"/>
         </w:rPr>
         <w:t>Por consiguiente, corresponde calificar el hecho materia de denuncia como una presunta infracción al deber de entregar a los usuarios copia de los contratos y demás documentación relacionada con dichos actos jurídicos, tipificado en el literal e) del artículo 47 del Código</w:t>
       </w:r>
@@ -2794,7 +2794,7 @@
           <w:rFonts w:ascii="Arial Narrow" w:eastAsia="Arial Narrow" w:hAnsi="Arial Narrow" w:cs="Arial"/>
           <w:kern w:val="0"/>
           <w:vertAlign w:val="superscript"/>
-          <w14:ligatures w14:val="none"/>
+          <ns2:ligatures ns2:val="none"/>
         </w:rPr>
         <w:footnoteReference w:id="4"/>
       </w:r>
@@ -2802,7 +2802,7 @@
         <w:rPr>
           <w:rFonts w:ascii="Arial Narrow" w:eastAsia="Arial Narrow" w:hAnsi="Arial Narrow" w:cs="Arial"/>
           <w:kern w:val="0"/>
-          <w14:ligatures w14:val="none"/>
+          <ns2:ligatures ns2:val="none"/>
         </w:rPr>
         <w:t>.</w:t>
       </w:r>
@@ -2812,7 +2812,7 @@
     <w:bookmarkEnd w:id="6"/>
     <w:bookmarkEnd w:id="9"/>
     <w:bookmarkEnd w:id="12"/>
-    <w:p>
+    <w:p ns2:paraId="1A35815E" ns2:textId="77777777">
       <w:pPr>
         <w:pStyle w:val="Prrafodelista"/>
         <w:spacing w:after="0" w:line="240" w:lineRule="auto"/>
@@ -2821,11 +2821,11 @@
         <w:rPr>
           <w:rFonts w:ascii="Arial Narrow" w:eastAsia="Arial Narrow" w:hAnsi="Arial Narrow" w:cs="Arial Narrow"/>
           <w:kern w:val="0"/>
-          <w14:ligatures w14:val="none"/>
-        </w:rPr>
-      </w:pPr>
-    </w:p>
-    <w:p>
+          <ns2:ligatures ns2:val="none"/>
+        </w:rPr>
+      </w:pPr>
+    </w:p>
+    <w:p ns2:paraId="11B0B6D0" ns2:textId="72FF4AF9">
       <w:pPr>
         <w:pStyle w:val="Prrafodelista"/>
         <w:numPr>
@@ -2838,7 +2838,7 @@
         <w:rPr>
           <w:rFonts w:ascii="Arial Narrow" w:eastAsia="Arial Narrow" w:hAnsi="Arial Narrow" w:cs="Arial Narrow"/>
           <w:kern w:val="0"/>
-          <w14:ligatures w14:val="none"/>
+          <ns2:ligatures ns2:val="none"/>
         </w:rPr>
       </w:pPr>
       <w:bookmarkStart w:id="13" w:name="_Hlk213150180"/>
@@ -2846,7 +2846,7 @@
         <w:rPr>
           <w:rFonts w:ascii="Arial Narrow" w:eastAsia="Arial Narrow" w:hAnsi="Arial Narrow" w:cs="Arial Narrow"/>
           <w:kern w:val="0"/>
-          <w14:ligatures w14:val="none"/>
+          <ns2:ligatures ns2:val="none"/>
         </w:rPr>
         <w:t xml:space="preserve">Así también, la Secretaría Técnica, en ejercicio de sus facultades, </w:t>
       </w:r>
@@ -2856,7 +2856,7 @@
           <w:color w:val="000000"/>
           <w:kern w:val="0"/>
           <w:lang w:eastAsia="es-PE"/>
-          <w14:ligatures w14:val="none"/>
+          <ns2:ligatures ns2:val="none"/>
         </w:rPr>
         <w:t xml:space="preserve">considera </w:t>
       </w:r>
@@ -2864,7 +2864,7 @@
         <w:rPr>
           <w:rFonts w:ascii="Arial Narrow" w:eastAsia="Arial Narrow" w:hAnsi="Arial Narrow" w:cs="Arial Narrow"/>
           <w:kern w:val="0"/>
-          <w14:ligatures w14:val="none"/>
+          <ns2:ligatures ns2:val="none"/>
         </w:rPr>
         <w:t xml:space="preserve">que el hecho denunciado, consistente en que </w:t>
       </w:r>
@@ -2875,7 +2875,7 @@
           <w:color w:val="000000"/>
           <w:kern w:val="0"/>
           <w:lang w:val="es-ES" w:eastAsia="es-ES"/>
-          <w14:ligatures w14:val="none"/>
+          <ns2:ligatures ns2:val="none"/>
         </w:rPr>
         <w:t>la compañía aseguradora habría incluido una cláusula abusiva en la Póliza 220014352 del Seguro vehicular, la cual se encontraba referida a la cláusula adicional 025 denominada “Cláusula Adicional de Imprudencia del Conductor del Vehículo Asegurado</w:t>
       </w:r>
@@ -2885,7 +2885,7 @@
           <w:color w:val="000000"/>
           <w:kern w:val="0"/>
           <w:lang w:val="es-ES" w:eastAsia="es-ES"/>
-          <w14:ligatures w14:val="none"/>
+          <ns2:ligatures ns2:val="none"/>
         </w:rPr>
         <w:t>”</w:t>
       </w:r>
@@ -2893,7 +2893,7 @@
         <w:rPr>
           <w:rFonts w:ascii="Arial Narrow" w:eastAsia="Arial Narrow" w:hAnsi="Arial Narrow" w:cs="Arial Narrow"/>
           <w:kern w:val="0"/>
-          <w14:ligatures w14:val="none"/>
+          <ns2:ligatures ns2:val="none"/>
         </w:rPr>
         <w:t xml:space="preserve">. Por consiguiente, corresponde calificar el hecho materia de denuncia como una presunta infracción a la disposición sobre cláusulas abusivas, tipificado en </w:t>
       </w:r>
@@ -2909,7 +2909,7 @@
           <w:kern w:val="0"/>
           <w:shd w:val="clear" w:color="auto" w:fill="FFFFFF"/>
           <w:lang w:eastAsia="es-PE"/>
-          <w14:ligatures w14:val="none"/>
+          <ns2:ligatures ns2:val="none"/>
         </w:rPr>
         <w:t/>
       </w:r>
@@ -2925,7 +2925,7 @@
           <w:kern w:val="0"/>
           <w:shd w:val="clear" w:color="auto" w:fill="FFFFFF"/>
           <w:lang w:eastAsia="es-PE"/>
-          <w14:ligatures w14:val="none"/>
+          <ns2:ligatures ns2:val="none"/>
         </w:rPr>
         <w:t/>
       </w:r>
@@ -2933,7 +2933,7 @@
         <w:rPr>
           <w:rFonts w:ascii="Arial Narrow" w:eastAsia="Arial Narrow" w:hAnsi="Arial Narrow" w:cs="Arial Narrow"/>
           <w:kern w:val="0"/>
-          <w14:ligatures w14:val="none"/>
+          <ns2:ligatures ns2:val="none"/>
         </w:rPr>
         <w:t xml:space="preserve"> del Código</w:t>
       </w:r>
@@ -2943,7 +2943,7 @@
           <w:rFonts w:ascii="Arial Narrow" w:eastAsia="Arial Narrow" w:hAnsi="Arial Narrow" w:cs="Arial"/>
           <w:kern w:val="0"/>
           <w:vertAlign w:val="superscript"/>
-          <w14:ligatures w14:val="none"/>
+          <ns2:ligatures ns2:val="none"/>
         </w:rPr>
         <w:footnoteReference w:id="5"/>
       </w:r>
@@ -2951,22 +2951,22 @@
         <w:rPr>
           <w:rFonts w:ascii="Arial Narrow" w:eastAsia="Arial Narrow" w:hAnsi="Arial Narrow" w:cs="Arial Narrow"/>
           <w:kern w:val="0"/>
-          <w14:ligatures w14:val="none"/>
+          <ns2:ligatures ns2:val="none"/>
         </w:rPr>
         <w:t>.</w:t>
       </w:r>
     </w:p>
-    <w:p>
+    <w:p ns2:paraId="559A2B34" ns2:textId="77777777">
       <w:pPr>
         <w:pStyle w:val="Prrafodelista"/>
         <w:rPr>
           <w:rFonts w:ascii="Arial Narrow" w:eastAsia="Arial Narrow" w:hAnsi="Arial Narrow" w:cs="Arial Narrow"/>
           <w:kern w:val="0"/>
-          <w14:ligatures w14:val="none"/>
-        </w:rPr>
-      </w:pPr>
-    </w:p>
-    <w:p>
+          <ns2:ligatures ns2:val="none"/>
+        </w:rPr>
+      </w:pPr>
+    </w:p>
+    <w:p ns2:paraId="30CEAB64" ns2:textId="195160CA">
       <w:pPr>
         <w:pStyle w:val="Prrafodelista"/>
         <w:numPr>
@@ -2979,14 +2979,14 @@
         <w:rPr>
           <w:rFonts w:ascii="Arial Narrow" w:eastAsia="Arial Narrow" w:hAnsi="Arial Narrow" w:cs="Arial Narrow"/>
           <w:kern w:val="0"/>
-          <w14:ligatures w14:val="none"/>
-        </w:rPr>
-      </w:pPr>
-      <w:r>
-        <w:rPr>
-          <w:rFonts w:ascii="Arial Narrow" w:eastAsia="Arial Narrow" w:hAnsi="Arial Narrow" w:cs="Arial Narrow"/>
-          <w:kern w:val="0"/>
-          <w14:ligatures w14:val="none"/>
+          <ns2:ligatures ns2:val="none"/>
+        </w:rPr>
+      </w:pPr>
+      <w:r>
+        <w:rPr>
+          <w:rFonts w:ascii="Arial Narrow" w:eastAsia="Arial Narrow" w:hAnsi="Arial Narrow" w:cs="Arial Narrow"/>
+          <w:kern w:val="0"/>
+          <ns2:ligatures ns2:val="none"/>
         </w:rPr>
         <w:t xml:space="preserve">Adicionalmente, </w:t>
       </w:r>
@@ -2994,7 +2994,7 @@
         <w:rPr>
           <w:rFonts w:ascii="Arial Narrow" w:eastAsia="Arial Narrow" w:hAnsi="Arial Narrow" w:cs="Arial Narrow"/>
           <w:kern w:val="0"/>
-          <w14:ligatures w14:val="none"/>
+          <ns2:ligatures ns2:val="none"/>
         </w:rPr>
         <w:t xml:space="preserve">la Secretaría Técnica, en ejercicio de sus facultades, </w:t>
       </w:r>
@@ -3004,7 +3004,7 @@
           <w:color w:val="000000"/>
           <w:kern w:val="0"/>
           <w:lang w:eastAsia="es-PE"/>
-          <w14:ligatures w14:val="none"/>
+          <ns2:ligatures ns2:val="none"/>
         </w:rPr>
         <w:t xml:space="preserve">considera </w:t>
       </w:r>
@@ -3012,7 +3012,7 @@
         <w:rPr>
           <w:rFonts w:ascii="Arial Narrow" w:eastAsia="Arial Narrow" w:hAnsi="Arial Narrow" w:cs="Arial Narrow"/>
           <w:kern w:val="0"/>
-          <w14:ligatures w14:val="none"/>
+          <ns2:ligatures ns2:val="none"/>
         </w:rPr>
         <w:t xml:space="preserve">que el hecho denunciado, consistente en que </w:t>
       </w:r>
@@ -3028,7 +3028,7 @@
           <w:color w:val="000000"/>
           <w:kern w:val="0"/>
           <w:lang w:val="es-ES" w:eastAsia="es-ES"/>
-          <w14:ligatures w14:val="none"/>
+          <ns2:ligatures ns2:val="none"/>
         </w:rPr>
         <w:t>habría redactado</w:t>
       </w:r>
@@ -3038,7 +3038,7 @@
           <w:color w:val="000000"/>
           <w:kern w:val="0"/>
           <w:lang w:val="es-ES" w:eastAsia="es-ES"/>
-          <w14:ligatures w14:val="none"/>
+          <ns2:ligatures ns2:val="none"/>
         </w:rPr>
         <w:t xml:space="preserve"> </w:t>
       </w:r>
@@ -3048,7 +3048,7 @@
           <w:color w:val="000000"/>
           <w:kern w:val="0"/>
           <w:lang w:val="es-ES" w:eastAsia="es-ES"/>
-          <w14:ligatures w14:val="none"/>
+          <ns2:ligatures ns2:val="none"/>
         </w:rPr>
         <w:t xml:space="preserve">los artículos 18.1 y 17.14 </w:t>
       </w:r>
@@ -3058,7 +3058,7 @@
           <w:color w:val="000000"/>
           <w:kern w:val="0"/>
           <w:lang w:val="es-ES" w:eastAsia="es-ES"/>
-          <w14:ligatures w14:val="none"/>
+          <ns2:ligatures ns2:val="none"/>
         </w:rPr>
         <w:t>de</w:t>
       </w:r>
@@ -3068,7 +3068,7 @@
           <w:color w:val="000000"/>
           <w:kern w:val="0"/>
           <w:lang w:val="es-ES" w:eastAsia="es-ES"/>
-          <w14:ligatures w14:val="none"/>
+          <ns2:ligatures ns2:val="none"/>
         </w:rPr>
         <w:t xml:space="preserve"> la Póliza 220014352 del Seguro Vehicular </w:t>
       </w:r>
@@ -3078,7 +3078,7 @@
           <w:color w:val="000000"/>
           <w:kern w:val="0"/>
           <w:lang w:val="es-ES" w:eastAsia="es-ES"/>
-          <w14:ligatures w14:val="none"/>
+          <ns2:ligatures ns2:val="none"/>
         </w:rPr>
         <w:t>de manera ambigua,</w:t>
       </w:r>
@@ -3088,7 +3088,7 @@
           <w:color w:val="000000"/>
           <w:kern w:val="0"/>
           <w:lang w:val="es-ES" w:eastAsia="es-ES"/>
-          <w14:ligatures w14:val="none"/>
+          <ns2:ligatures ns2:val="none"/>
         </w:rPr>
         <w:t xml:space="preserve"> en términos que no permitirían determinar con claridad su alcance, articulación ni prelación, generando en el denunciante incertidumbre respecto de cuál disposición resultaba aplicable para evaluar el resultado del dosaje etílico </w:t>
       </w:r>
@@ -3098,7 +3098,7 @@
           <w:color w:val="000000"/>
           <w:kern w:val="0"/>
           <w:lang w:val="es-ES" w:eastAsia="es-ES"/>
-          <w14:ligatures w14:val="none"/>
+          <ns2:ligatures ns2:val="none"/>
         </w:rPr>
         <w:t xml:space="preserve">realizado </w:t>
       </w:r>
@@ -3108,7 +3108,7 @@
           <w:color w:val="000000"/>
           <w:kern w:val="0"/>
           <w:lang w:eastAsia="es-ES"/>
-          <w14:ligatures w14:val="none"/>
+          <ns2:ligatures ns2:val="none"/>
         </w:rPr>
         <w:t xml:space="preserve">dentro del plazo </w:t>
       </w:r>
@@ -3118,7 +3118,7 @@
           <w:color w:val="000000"/>
           <w:kern w:val="0"/>
           <w:lang w:eastAsia="es-ES"/>
-          <w14:ligatures w14:val="none"/>
+          <ns2:ligatures ns2:val="none"/>
         </w:rPr>
         <w:t xml:space="preserve">previsto </w:t>
       </w:r>
@@ -3128,7 +3128,7 @@
           <w:color w:val="000000"/>
           <w:kern w:val="0"/>
           <w:lang w:eastAsia="es-ES"/>
-          <w14:ligatures w14:val="none"/>
+          <ns2:ligatures ns2:val="none"/>
         </w:rPr>
         <w:t>de cuatro</w:t>
       </w:r>
@@ -3138,7 +3138,7 @@
           <w:color w:val="000000"/>
           <w:kern w:val="0"/>
           <w:lang w:eastAsia="es-ES"/>
-          <w14:ligatures w14:val="none"/>
+          <ns2:ligatures ns2:val="none"/>
         </w:rPr>
         <w:t xml:space="preserve"> (4)</w:t>
       </w:r>
@@ -3148,7 +3148,7 @@
           <w:color w:val="000000"/>
           <w:kern w:val="0"/>
           <w:lang w:eastAsia="es-ES"/>
-          <w14:ligatures w14:val="none"/>
+          <ns2:ligatures ns2:val="none"/>
         </w:rPr>
         <w:t xml:space="preserve"> horas</w:t>
       </w:r>
@@ -3158,7 +3158,7 @@
           <w:color w:val="000000"/>
           <w:kern w:val="0"/>
           <w:lang w:eastAsia="es-ES"/>
-          <w14:ligatures w14:val="none"/>
+          <ns2:ligatures ns2:val="none"/>
         </w:rPr>
         <w:t>,</w:t>
       </w:r>
@@ -3168,7 +3168,7 @@
           <w:color w:val="000000"/>
           <w:kern w:val="0"/>
           <w:lang w:eastAsia="es-ES"/>
-          <w14:ligatures w14:val="none"/>
+          <ns2:ligatures ns2:val="none"/>
         </w:rPr>
         <w:t xml:space="preserve"> </w:t>
       </w:r>
@@ -3178,7 +3178,7 @@
           <w:color w:val="000000"/>
           <w:kern w:val="0"/>
           <w:lang w:val="es-ES" w:eastAsia="es-ES"/>
-          <w14:ligatures w14:val="none"/>
+          <ns2:ligatures ns2:val="none"/>
         </w:rPr>
         <w:t>y sobre la procedencia de adicionar un cálculo adicional al valor obtenido</w:t>
       </w:r>
@@ -3188,7 +3188,7 @@
           <w:color w:val="000000"/>
           <w:kern w:val="0"/>
           <w:lang w:val="es-ES" w:eastAsia="es-ES"/>
-          <w14:ligatures w14:val="none"/>
+          <ns2:ligatures ns2:val="none"/>
         </w:rPr>
         <w:t xml:space="preserve"> de dicho resultado</w:t>
       </w:r>
@@ -3196,7 +3196,7 @@
         <w:rPr>
           <w:rFonts w:ascii="Arial Narrow" w:eastAsia="Arial Narrow" w:hAnsi="Arial Narrow" w:cs="Arial Narrow"/>
           <w:kern w:val="0"/>
-          <w14:ligatures w14:val="none"/>
+          <ns2:ligatures ns2:val="none"/>
         </w:rPr>
         <w:t>; involucraría una presunta afectación a sus expectativas, quien no habría encontrado una correspondencia entre lo que esperaba recibir de parte del proveedor y lo que realmente recibió. Por consiguiente, corresponde calificar el hecho materia de denuncia como una presunta infracción al deber de idoneidad, tipificado en los artículos 18</w:t>
       </w:r>
@@ -3206,7 +3206,7 @@
           <w:color w:val="000000"/>
           <w:kern w:val="0"/>
           <w:lang w:eastAsia="es-PE"/>
-          <w14:ligatures w14:val="none"/>
+          <ns2:ligatures ns2:val="none"/>
         </w:rPr>
         <w:t/>
       </w:r>
@@ -3214,7 +3214,7 @@
         <w:rPr>
           <w:rFonts w:ascii="Arial Narrow" w:eastAsia="Arial Narrow" w:hAnsi="Arial Narrow" w:cs="Arial Narrow"/>
           <w:kern w:val="0"/>
-          <w14:ligatures w14:val="none"/>
+          <ns2:ligatures ns2:val="none"/>
         </w:rPr>
         <w:t xml:space="preserve"> y 19</w:t>
       </w:r>
@@ -3224,7 +3224,7 @@
           <w:color w:val="000000"/>
           <w:kern w:val="0"/>
           <w:lang w:eastAsia="es-PE"/>
-          <w14:ligatures w14:val="none"/>
+          <ns2:ligatures ns2:val="none"/>
         </w:rPr>
         <w:t/>
       </w:r>
@@ -3232,7 +3232,7 @@
         <w:rPr>
           <w:rFonts w:ascii="Arial Narrow" w:eastAsia="Arial Narrow" w:hAnsi="Arial Narrow" w:cs="Arial Narrow"/>
           <w:kern w:val="0"/>
-          <w14:ligatures w14:val="none"/>
+          <ns2:ligatures ns2:val="none"/>
         </w:rPr>
         <w:t xml:space="preserve"> del Código</w:t>
       </w:r>
@@ -3240,24 +3240,24 @@
         <w:rPr>
           <w:rFonts w:ascii="Arial Narrow" w:eastAsia="Arial Narrow" w:hAnsi="Arial Narrow" w:cs="Arial Narrow"/>
           <w:kern w:val="0"/>
-          <w14:ligatures w14:val="none"/>
+          <ns2:ligatures ns2:val="none"/>
         </w:rPr>
         <w:t>.</w:t>
       </w:r>
     </w:p>
-    <w:p>
-      <w:pPr>
-        <w:spacing w:after="0" w:line="240" w:lineRule="auto"/>
-        <w:jc w:val="both"/>
-        <w:rPr>
-          <w:rFonts w:ascii="Arial Narrow" w:eastAsia="Arial Narrow" w:hAnsi="Arial Narrow" w:cs="Arial Narrow"/>
-          <w:kern w:val="0"/>
-          <w14:ligatures w14:val="none"/>
+    <w:p ns2:paraId="7589A446" ns2:textId="77777777">
+      <w:pPr>
+        <w:spacing w:after="0" w:line="240" w:lineRule="auto"/>
+        <w:jc w:val="both"/>
+        <w:rPr>
+          <w:rFonts w:ascii="Arial Narrow" w:eastAsia="Arial Narrow" w:hAnsi="Arial Narrow" w:cs="Arial Narrow"/>
+          <w:kern w:val="0"/>
+          <ns2:ligatures ns2:val="none"/>
         </w:rPr>
       </w:pPr>
     </w:p>
     <w:bookmarkEnd w:id="2"/>
-    <w:p>
+    <w:p ns2:paraId="463134E5" ns2:textId="77777777">
       <w:pPr>
         <w:pStyle w:val="Prrafodelista"/>
         <w:numPr>
@@ -3271,7 +3271,7 @@
           <w:rFonts w:ascii="Arial Narrow" w:eastAsia="Calibri" w:hAnsi="Arial Narrow" w:cs="Arial Narrow"/>
           <w:kern w:val="0"/>
           <w:lang w:eastAsia="es-PE"/>
-          <w14:ligatures w14:val="none"/>
+          <ns2:ligatures ns2:val="none"/>
         </w:rPr>
       </w:pPr>
       <w:r>
@@ -3280,7 +3280,7 @@
           <w:color w:val="000000"/>
           <w:kern w:val="0"/>
           <w:lang w:eastAsia="es-PE"/>
-          <w14:ligatures w14:val="none"/>
+          <ns2:ligatures ns2:val="none"/>
         </w:rPr>
         <w:t>En tanto la denuncia reúne los requisitos establecidos por la norma citada, corresponde admitirla a trámite</w:t>
       </w:r>
@@ -3290,7 +3290,7 @@
           <w:rFonts w:ascii="Arial Narrow" w:eastAsia="Arial Narrow" w:hAnsi="Arial Narrow" w:cs="Arial Narrow"/>
           <w:kern w:val="0"/>
           <w:vertAlign w:val="superscript"/>
-          <w14:ligatures w14:val="none"/>
+          <ns2:ligatures ns2:val="none"/>
         </w:rPr>
         <w:footnoteReference w:id="6"/>
       </w:r>
@@ -3300,13 +3300,13 @@
           <w:color w:val="000000"/>
           <w:kern w:val="0"/>
           <w:lang w:eastAsia="es-PE"/>
-          <w14:ligatures w14:val="none"/>
+          <ns2:ligatures ns2:val="none"/>
         </w:rPr>
         <w:t>.</w:t>
       </w:r>
       <w:bookmarkStart w:id="14" w:name="_Hlk214963039"/>
     </w:p>
-    <w:p>
+    <w:p ns2:paraId="68C71625" ns2:textId="77777777">
       <w:pPr>
         <w:spacing w:after="0" w:line="240" w:lineRule="auto"/>
         <w:ind w:left="567"/>
@@ -3317,12 +3317,12 @@
           <w:color w:val="000000"/>
           <w:kern w:val="0"/>
           <w:lang w:eastAsia="es-PE"/>
-          <w14:ligatures w14:val="none"/>
+          <ns2:ligatures ns2:val="none"/>
         </w:rPr>
       </w:pPr>
       <w:bookmarkStart w:id="15" w:name="_Hlk214963071"/>
     </w:p>
-    <w:p>
+    <w:p ns2:paraId="38A98B4B" ns2:textId="77777777">
       <w:pPr>
         <w:pStyle w:val="Prrafodelista"/>
         <w:numPr>
@@ -3342,17 +3342,17 @@
           <w:color w:val="000000"/>
           <w:kern w:val="0"/>
           <w:lang w:eastAsia="es-PE"/>
-          <w14:ligatures w14:val="none"/>
-        </w:rPr>
-      </w:pPr>
-      <w:r>
-        <w:rPr>
-          <w:rFonts w:ascii="Arial Narrow" w:eastAsia="Arial Narrow" w:hAnsi="Arial Narrow" w:cs="Arial Narrow"/>
-          <w:b/>
-          <w:color w:val="000000"/>
-          <w:kern w:val="0"/>
-          <w:lang w:eastAsia="es-PE"/>
-          <w14:ligatures w14:val="none"/>
+          <ns2:ligatures ns2:val="none"/>
+        </w:rPr>
+      </w:pPr>
+      <w:r>
+        <w:rPr>
+          <w:rFonts w:ascii="Arial Narrow" w:eastAsia="Arial Narrow" w:hAnsi="Arial Narrow" w:cs="Arial Narrow"/>
+          <w:b/>
+          <w:color w:val="000000"/>
+          <w:kern w:val="0"/>
+          <w:lang w:eastAsia="es-PE"/>
+          <ns2:ligatures ns2:val="none"/>
         </w:rPr>
         <w:t>REQUERIMIENTO DE INFORMACI</w:t>
       </w:r>
@@ -3363,7 +3363,7 @@
           <w:color w:val="000000"/>
           <w:kern w:val="0"/>
           <w:lang w:eastAsia="es-PE"/>
-          <w14:ligatures w14:val="none"/>
+          <ns2:ligatures ns2:val="none"/>
         </w:rPr>
         <w:t>Ó</w:t>
       </w:r>
@@ -3374,12 +3374,12 @@
           <w:color w:val="000000"/>
           <w:kern w:val="0"/>
           <w:lang w:eastAsia="es-PE"/>
-          <w14:ligatures w14:val="none"/>
+          <ns2:ligatures ns2:val="none"/>
         </w:rPr>
         <w:t>N</w:t>
       </w:r>
     </w:p>
-    <w:p>
+    <w:p ns2:paraId="5B518DC4" ns2:textId="77777777">
       <w:pPr>
         <w:spacing w:after="0" w:line="240" w:lineRule="auto"/>
         <w:jc w:val="both"/>
@@ -3388,11 +3388,11 @@
           <w:color w:val="000000"/>
           <w:kern w:val="0"/>
           <w:lang w:val="es-ES" w:eastAsia="es-ES"/>
-          <w14:ligatures w14:val="none"/>
-        </w:rPr>
-      </w:pPr>
-    </w:p>
-    <w:p>
+          <ns2:ligatures ns2:val="none"/>
+        </w:rPr>
+      </w:pPr>
+    </w:p>
+    <w:p ns2:paraId="62B88A04" ns2:textId="73F1CFE5">
       <w:pPr>
         <w:pStyle w:val="Prrafodelista"/>
         <w:numPr>
@@ -3407,7 +3407,7 @@
           <w:color w:val="000000"/>
           <w:kern w:val="0"/>
           <w:lang w:val="es-ES" w:eastAsia="es-ES"/>
-          <w14:ligatures w14:val="none"/>
+          <ns2:ligatures ns2:val="none"/>
         </w:rPr>
       </w:pPr>
       <w:r>
@@ -3416,7 +3416,7 @@
           <w:color w:val="000000"/>
           <w:kern w:val="0"/>
           <w:lang w:val="es-ES" w:eastAsia="es-ES"/>
-          <w14:ligatures w14:val="none"/>
+          <ns2:ligatures ns2:val="none"/>
         </w:rPr>
         <w:t xml:space="preserve">A efectos de tener mayores elementos </w:t>
       </w:r>
@@ -3427,7 +3427,7 @@
           <w:color w:val="000000"/>
           <w:kern w:val="0"/>
           <w:lang w:val="es-ES" w:eastAsia="es-ES"/>
-          <w14:ligatures w14:val="none"/>
+          <ns2:ligatures ns2:val="none"/>
         </w:rPr>
         <w:t xml:space="preserve">que sirvan para la resolución definitiva del presente caso, la Secretaría Técnica, en ejercicio de las facultades que la ley le confiere, </w:t>
       </w:r>
@@ -3437,7 +3437,7 @@
           <w:color w:val="000000"/>
           <w:kern w:val="0"/>
           <w:lang w:val="es-ES" w:eastAsia="es-ES"/>
-          <w14:ligatures w14:val="none"/>
+          <ns2:ligatures ns2:val="none"/>
         </w:rPr>
         <w:t xml:space="preserve">conviene requerir </w:t>
       </w:r>
@@ -3447,7 +3447,7 @@
           <w:color w:val="000000"/>
           <w:kern w:val="0"/>
           <w:lang w:val="es-ES" w:eastAsia="es-ES"/>
-          <w14:ligatures w14:val="none"/>
+          <ns2:ligatures ns2:val="none"/>
         </w:rPr>
         <w:t>a la compañía aseguradora</w:t>
       </w:r>
@@ -3457,7 +3457,7 @@
           <w:color w:val="000000"/>
           <w:kern w:val="0"/>
           <w:lang w:val="es-ES" w:eastAsia="es-ES"/>
-          <w14:ligatures w14:val="none"/>
+          <ns2:ligatures ns2:val="none"/>
         </w:rPr>
         <w:t xml:space="preserve"> que, en u</w:t>
       </w:r>
@@ -3467,7 +3467,7 @@
           <w:color w:val="000000"/>
           <w:kern w:val="0"/>
           <w:lang w:val="es-ES" w:eastAsia="es-ES"/>
-          <w14:ligatures w14:val="none"/>
+          <ns2:ligatures ns2:val="none"/>
         </w:rPr>
         <w:t>n plazo no mayor de cinco (5) días hábiles contado a partir del día siguiente de la notificación de la presente resolución, cumpla con lo siguiente</w:t>
       </w:r>
@@ -3477,7 +3477,7 @@
           <w:color w:val="000000"/>
           <w:kern w:val="0"/>
           <w:lang w:val="es-ES" w:eastAsia="es-ES"/>
-          <w14:ligatures w14:val="none"/>
+          <ns2:ligatures ns2:val="none"/>
         </w:rPr>
         <w:t xml:space="preserve">: </w:t>
       </w:r>
@@ -3487,7 +3487,7 @@
           <w:color w:val="000000"/>
           <w:kern w:val="0"/>
           <w:lang w:val="es-ES" w:eastAsia="es-ES"/>
-          <w14:ligatures w14:val="none"/>
+          <ns2:ligatures ns2:val="none"/>
         </w:rPr>
         <w:t>(i) presentar una copia completa, legible y debidamente suscrita de la Póliza 220014352 del Seguro vehicular, así como el cargo de remisión de la póliza; (</w:t>
       </w:r>
@@ -3498,7 +3498,7 @@
           <w:color w:val="000000"/>
           <w:kern w:val="0"/>
           <w:lang w:val="es-ES" w:eastAsia="es-ES"/>
-          <w14:ligatures w14:val="none"/>
+          <ns2:ligatures ns2:val="none"/>
         </w:rPr>
         <w:t>ii</w:t>
       </w:r>
@@ -3509,7 +3509,7 @@
           <w:color w:val="000000"/>
           <w:kern w:val="0"/>
           <w:lang w:val="es-ES" w:eastAsia="es-ES"/>
-          <w14:ligatures w14:val="none"/>
+          <ns2:ligatures ns2:val="none"/>
         </w:rPr>
         <w:t>) presentar los medios probatorios que acrediten que la negativa de otorgamiento de cobertura es justificada; y, (</w:t>
       </w:r>
@@ -3520,7 +3520,7 @@
           <w:color w:val="000000"/>
           <w:kern w:val="0"/>
           <w:lang w:val="es-ES" w:eastAsia="es-ES"/>
-          <w14:ligatures w14:val="none"/>
+          <ns2:ligatures ns2:val="none"/>
         </w:rPr>
         <w:t>iii</w:t>
       </w:r>
@@ -3531,7 +3531,7 @@
           <w:color w:val="000000"/>
           <w:kern w:val="0"/>
           <w:lang w:val="es-ES" w:eastAsia="es-ES"/>
-          <w14:ligatures w14:val="none"/>
+          <ns2:ligatures ns2:val="none"/>
         </w:rPr>
         <w:t>) presentar todas las comunicaciones cursadas con la parte denunciante en virtud de los hechos materia de denuncia</w:t>
       </w:r>
@@ -3541,7 +3541,7 @@
           <w:color w:val="000000"/>
           <w:kern w:val="0"/>
           <w:lang w:val="es-ES" w:eastAsia="es-ES"/>
-          <w14:ligatures w14:val="none"/>
+          <ns2:ligatures ns2:val="none"/>
         </w:rPr>
         <w:t>.</w:t>
       </w:r>
@@ -3551,13 +3551,13 @@
           <w:color w:val="000000"/>
           <w:kern w:val="0"/>
           <w:lang w:eastAsia="es-ES"/>
-          <w14:ligatures w14:val="none"/>
+          <ns2:ligatures ns2:val="none"/>
         </w:rPr>
         <w:t xml:space="preserve"> </w:t>
       </w:r>
     </w:p>
     <w:bookmarkEnd w:id="15"/>
-    <w:p>
+    <w:p ns2:paraId="5C93B848" ns2:textId="77777777">
       <w:pPr>
         <w:pStyle w:val="Prrafodelista"/>
         <w:spacing w:after="0" w:line="240" w:lineRule="auto"/>
@@ -3568,11 +3568,11 @@
           <w:color w:val="000000"/>
           <w:kern w:val="0"/>
           <w:lang w:val="es-ES" w:eastAsia="es-ES"/>
-          <w14:ligatures w14:val="none"/>
-        </w:rPr>
-      </w:pPr>
-    </w:p>
-    <w:p>
+          <ns2:ligatures ns2:val="none"/>
+        </w:rPr>
+      </w:pPr>
+    </w:p>
+    <w:p ns2:paraId="2A119386" ns2:textId="77777777">
       <w:pPr>
         <w:pStyle w:val="Prrafodelista"/>
         <w:numPr>
@@ -3592,36 +3592,36 @@
           <w:color w:val="000000"/>
           <w:kern w:val="0"/>
           <w:lang w:eastAsia="es-PE"/>
-          <w14:ligatures w14:val="none"/>
-        </w:rPr>
-      </w:pPr>
-      <w:r>
-        <w:rPr>
-          <w:rFonts w:ascii="Arial Narrow" w:eastAsia="Arial Narrow" w:hAnsi="Arial Narrow" w:cs="Arial Narrow"/>
-          <w:b/>
-          <w:color w:val="000000"/>
-          <w:kern w:val="0"/>
-          <w:lang w:eastAsia="es-PE"/>
-          <w14:ligatures w14:val="none"/>
+          <ns2:ligatures ns2:val="none"/>
+        </w:rPr>
+      </w:pPr>
+      <w:r>
+        <w:rPr>
+          <w:rFonts w:ascii="Arial Narrow" w:eastAsia="Arial Narrow" w:hAnsi="Arial Narrow" w:cs="Arial Narrow"/>
+          <w:b/>
+          <w:color w:val="000000"/>
+          <w:kern w:val="0"/>
+          <w:lang w:eastAsia="es-PE"/>
+          <ns2:ligatures ns2:val="none"/>
         </w:rPr>
         <w:t xml:space="preserve">RESOLUCIÓN DE LA SECRETARÍA TÉCNICA </w:t>
       </w:r>
     </w:p>
-    <w:p>
-      <w:pPr>
-        <w:spacing w:after="0" w:line="240" w:lineRule="auto"/>
-        <w:jc w:val="both"/>
-        <w:rPr>
-          <w:rFonts w:ascii="Arial Narrow" w:eastAsia="Arial Narrow" w:hAnsi="Arial Narrow" w:cs="Arial Narrow"/>
-          <w:b/>
-          <w:color w:val="000000"/>
-          <w:kern w:val="0"/>
-          <w:lang w:eastAsia="es-PE"/>
-          <w14:ligatures w14:val="none"/>
-        </w:rPr>
-      </w:pPr>
-    </w:p>
-    <w:p>
+    <w:p ns2:paraId="7F554EB2" ns2:textId="77777777">
+      <w:pPr>
+        <w:spacing w:after="0" w:line="240" w:lineRule="auto"/>
+        <w:jc w:val="both"/>
+        <w:rPr>
+          <w:rFonts w:ascii="Arial Narrow" w:eastAsia="Arial Narrow" w:hAnsi="Arial Narrow" w:cs="Arial Narrow"/>
+          <w:b/>
+          <w:color w:val="000000"/>
+          <w:kern w:val="0"/>
+          <w:lang w:eastAsia="es-PE"/>
+          <ns2:ligatures ns2:val="none"/>
+        </w:rPr>
+      </w:pPr>
+    </w:p>
+    <w:p ns2:paraId="40BE44E6" ns2:textId="49650FFE">
       <w:pPr>
         <w:spacing w:after="0" w:line="240" w:lineRule="auto"/>
         <w:jc w:val="both"/>
@@ -3630,17 +3630,17 @@
           <w:color w:val="000000"/>
           <w:kern w:val="0"/>
           <w:lang w:eastAsia="es-PE"/>
-          <w14:ligatures w14:val="none"/>
-        </w:rPr>
-      </w:pPr>
-      <w:r>
-        <w:rPr>
-          <w:rFonts w:ascii="Arial Narrow" w:eastAsia="Arial Narrow" w:hAnsi="Arial Narrow" w:cs="Arial Narrow"/>
-          <w:b/>
-          <w:color w:val="000000"/>
-          <w:kern w:val="0"/>
-          <w:lang w:eastAsia="es-PE"/>
-          <w14:ligatures w14:val="none"/>
+          <ns2:ligatures ns2:val="none"/>
+        </w:rPr>
+      </w:pPr>
+      <w:r>
+        <w:rPr>
+          <w:rFonts w:ascii="Arial Narrow" w:eastAsia="Arial Narrow" w:hAnsi="Arial Narrow" w:cs="Arial Narrow"/>
+          <w:b/>
+          <w:color w:val="000000"/>
+          <w:kern w:val="0"/>
+          <w:lang w:eastAsia="es-PE"/>
+          <ns2:ligatures ns2:val="none"/>
         </w:rPr>
         <w:t xml:space="preserve">PRIMERO: admitir a trámite la denuncia del 29 de enero de 2026 interpuesta por el señor [DENUNCIANTE] contra La Positiva Seguros y Reaseguros S.A., por lo siguiente:</w:t>
       </w:r>
@@ -3651,7 +3651,7 @@
           <w:kern w:val="0"/>
           <w:shd w:val="clear" w:color="auto" w:fill="FFFFFF"/>
           <w:lang w:eastAsia="es-PE"/>
-          <w14:ligatures w14:val="none"/>
+          <ns2:ligatures ns2:val="none"/>
         </w:rPr>
         <w:t xml:space="preserve"/>
       </w:r>
@@ -3661,7 +3661,7 @@
           <w:color w:val="000000"/>
           <w:kern w:val="0"/>
           <w:lang w:val="es-ES" w:eastAsia="es-ES"/>
-          <w14:ligatures w14:val="none"/>
+          <ns2:ligatures ns2:val="none"/>
         </w:rPr>
         <w:t xml:space="preserve"/>
       </w:r>
@@ -3672,7 +3672,7 @@
           <w:kern w:val="0"/>
           <w:shd w:val="clear" w:color="auto" w:fill="FFFFFF"/>
           <w:lang w:eastAsia="es-PE"/>
-          <w14:ligatures w14:val="none"/>
+          <ns2:ligatures ns2:val="none"/>
         </w:rPr>
         <w:t xml:space="preserve"/>
       </w:r>
@@ -3683,7 +3683,7 @@
           <w:kern w:val="0"/>
           <w:shd w:val="clear" w:color="auto" w:fill="FFFFFF"/>
           <w:lang w:eastAsia="es-PE"/>
-          <w14:ligatures w14:val="none"/>
+          <ns2:ligatures ns2:val="none"/>
         </w:rPr>
         <w:t xml:space="preserve"/>
       </w:r>
@@ -3694,7 +3694,7 @@
           <w:kern w:val="0"/>
           <w:shd w:val="clear" w:color="auto" w:fill="FFFFFF"/>
           <w:lang w:eastAsia="es-PE"/>
-          <w14:ligatures w14:val="none"/>
+          <ns2:ligatures ns2:val="none"/>
         </w:rPr>
         <w:t xml:space="preserve"/>
       </w:r>
@@ -3712,7 +3712,7 @@
           <w:kern w:val="0"/>
           <w:shd w:val="clear" w:color="auto" w:fill="FFFFFF"/>
           <w:lang w:eastAsia="es-PE"/>
-          <w14:ligatures w14:val="none"/>
+          <ns2:ligatures ns2:val="none"/>
         </w:rPr>
         <w:t xml:space="preserve"/>
       </w:r>
@@ -3724,12 +3724,12 @@
           <w:kern w:val="0"/>
           <w:shd w:val="clear" w:color="auto" w:fill="FFFFFF"/>
           <w:lang w:eastAsia="es-PE"/>
-          <w14:ligatures w14:val="none"/>
+          <ns2:ligatures ns2:val="none"/>
         </w:rPr>
         <w:t/>
       </w:r>
     </w:p>
-    <w:p>
+    <w:p ns2:paraId="5E66126E" ns2:textId="77777777">
       <w:pPr>
         <w:spacing w:after="0" w:line="240" w:lineRule="auto"/>
         <w:jc w:val="both"/>
@@ -3738,11 +3738,11 @@
           <w:color w:val="000000"/>
           <w:kern w:val="0"/>
           <w:lang w:eastAsia="es-PE"/>
-          <w14:ligatures w14:val="none"/>
-        </w:rPr>
-      </w:pPr>
-    </w:p>
-    <w:p>
+          <ns2:ligatures ns2:val="none"/>
+        </w:rPr>
+      </w:pPr>
+    </w:p>
+    <w:p ns2:paraId="0CDDEEDD" ns2:textId="7BFEE931">
       <w:pPr>
         <w:pStyle w:val="Prrafodelista"/>
         <w:numPr>
@@ -3760,7 +3760,7 @@
           <w:rFonts w:ascii="Arial Narrow" w:eastAsia="Calibri" w:hAnsi="Arial Narrow" w:cs="Arial Narrow"/>
           <w:kern w:val="0"/>
           <w:lang w:eastAsia="es-PE"/>
-          <w14:ligatures w14:val="none"/>
+          <ns2:ligatures ns2:val="none"/>
         </w:rPr>
       </w:pPr>
       <w:r>
@@ -3769,7 +3769,7 @@
           <w:color w:val="000000"/>
           <w:kern w:val="0"/>
           <w:lang w:eastAsia="es-PE"/>
-          <w14:ligatures w14:val="none"/>
+          <ns2:ligatures ns2:val="none"/>
         </w:rPr>
         <w:t>Presunta</w:t>
       </w:r>
@@ -3779,7 +3779,7 @@
           <w:kern w:val="0"/>
           <w:shd w:val="clear" w:color="auto" w:fill="FFFFFF"/>
           <w:lang w:eastAsia="es-PE"/>
-          <w14:ligatures w14:val="none"/>
+          <ns2:ligatures ns2:val="none"/>
         </w:rPr>
         <w:t xml:space="preserve"> infracción a los artículos 18 y 19</w:t>
       </w:r>
@@ -3788,7 +3788,7 @@
           <w:rFonts w:ascii="Arial Narrow" w:eastAsia="Calibri" w:hAnsi="Arial Narrow" w:cs="Arial Narrow"/>
           <w:kern w:val="0"/>
           <w:lang w:eastAsia="es-PE"/>
-          <w14:ligatures w14:val="none"/>
+          <ns2:ligatures ns2:val="none"/>
         </w:rPr>
         <w:t xml:space="preserve"> de </w:t>
       </w:r>
@@ -3798,7 +3798,7 @@
           <w:kern w:val="0"/>
           <w:shd w:val="clear" w:color="auto" w:fill="FFFFFF"/>
           <w:lang w:eastAsia="es-PE"/>
-          <w14:ligatures w14:val="none"/>
+          <ns2:ligatures ns2:val="none"/>
         </w:rPr>
         <w:t>la Ley</w:t>
       </w:r>
@@ -3808,7 +3808,7 @@
           <w:kern w:val="0"/>
           <w:shd w:val="clear" w:color="auto" w:fill="FFFFFF"/>
           <w:lang w:eastAsia="es-PE"/>
-          <w14:ligatures w14:val="none"/>
+          <ns2:ligatures ns2:val="none"/>
         </w:rPr>
         <w:t xml:space="preserve"> </w:t>
       </w:r>
@@ -3818,7 +3818,7 @@
           <w:kern w:val="0"/>
           <w:shd w:val="clear" w:color="auto" w:fill="FFFFFF"/>
           <w:lang w:eastAsia="es-PE"/>
-          <w14:ligatures w14:val="none"/>
+          <ns2:ligatures ns2:val="none"/>
         </w:rPr>
         <w:t xml:space="preserve"> 29571, Código de Protección y Defensa del Consumidor, en tanto </w:t>
       </w:r>
@@ -3828,7 +3828,7 @@
           <w:kern w:val="0"/>
           <w:shd w:val="clear" w:color="auto" w:fill="FFFFFF"/>
           <w:lang w:eastAsia="es-PE"/>
-          <w14:ligatures w14:val="none"/>
+          <ns2:ligatures ns2:val="none"/>
         </w:rPr>
         <w:t xml:space="preserve">la compañía aseguradora habría negado injustificadamente al denunciante la cobertura </w:t>
       </w:r>
@@ -3838,7 +3838,7 @@
           <w:kern w:val="0"/>
           <w:shd w:val="clear" w:color="auto" w:fill="FFFFFF"/>
           <w:lang w:eastAsia="es-PE"/>
-          <w14:ligatures w14:val="none"/>
+          <ns2:ligatures ns2:val="none"/>
         </w:rPr>
         <w:t xml:space="preserve">de la </w:t>
       </w:r>
@@ -3848,7 +3848,7 @@
           <w:color w:val="000000"/>
           <w:kern w:val="0"/>
           <w:lang w:val="es-ES" w:eastAsia="es-ES"/>
-          <w14:ligatures w14:val="none"/>
+          <ns2:ligatures ns2:val="none"/>
         </w:rPr>
         <w:t>Póliza 220014352 del Seguro vehicular</w:t>
       </w:r>
@@ -3858,7 +3858,7 @@
           <w:kern w:val="0"/>
           <w:shd w:val="clear" w:color="auto" w:fill="FFFFFF"/>
           <w:lang w:eastAsia="es-PE"/>
-          <w14:ligatures w14:val="none"/>
+          <ns2:ligatures ns2:val="none"/>
         </w:rPr>
         <w:t xml:space="preserve"> por el </w:t>
       </w:r>
@@ -3868,7 +3868,7 @@
           <w:kern w:val="0"/>
           <w:shd w:val="clear" w:color="auto" w:fill="FFFFFF"/>
           <w:lang w:eastAsia="es-PE"/>
-          <w14:ligatures w14:val="none"/>
+          <ns2:ligatures ns2:val="none"/>
         </w:rPr>
         <w:t>accidente de tránsito ocurrido el</w:t>
       </w:r>
@@ -3878,7 +3878,7 @@
           <w:kern w:val="0"/>
           <w:shd w:val="clear" w:color="auto" w:fill="FFFFFF"/>
           <w:lang w:eastAsia="es-PE"/>
-          <w14:ligatures w14:val="none"/>
+          <ns2:ligatures ns2:val="none"/>
         </w:rPr>
         <w:t xml:space="preserve"> </w:t>
       </w:r>
@@ -3888,7 +3888,7 @@
           <w:color w:val="000000"/>
           <w:kern w:val="0"/>
           <w:lang w:eastAsia="es-ES"/>
-          <w14:ligatures w14:val="none"/>
+          <ns2:ligatures ns2:val="none"/>
         </w:rPr>
         <w:t>20 de diciembre de 2025</w:t>
       </w:r>
@@ -3896,12 +3896,12 @@
         <w:rPr>
           <w:rFonts w:ascii="Arial Narrow" w:eastAsia="Arial Narrow" w:hAnsi="Arial Narrow" w:cs="Arial Narrow"/>
           <w:kern w:val="0"/>
-          <w14:ligatures w14:val="none"/>
+          <ns2:ligatures ns2:val="none"/>
         </w:rPr>
         <w:t>.</w:t>
       </w:r>
     </w:p>
-    <w:p>
+    <w:p ns2:paraId="163CBB5D" ns2:textId="77777777">
       <w:pPr>
         <w:spacing w:after="0" w:line="240" w:lineRule="auto"/>
         <w:ind w:left="567"/>
@@ -3910,11 +3910,11 @@
           <w:rFonts w:ascii="Arial Narrow" w:eastAsia="Calibri" w:hAnsi="Arial Narrow" w:cs="Arial Narrow"/>
           <w:kern w:val="0"/>
           <w:lang w:eastAsia="es-PE"/>
-          <w14:ligatures w14:val="none"/>
-        </w:rPr>
-      </w:pPr>
-    </w:p>
-    <w:p>
+          <ns2:ligatures ns2:val="none"/>
+        </w:rPr>
+      </w:pPr>
+    </w:p>
+    <w:p ns2:paraId="29E9A42F" ns2:textId="27372662">
       <w:pPr>
         <w:pStyle w:val="Prrafodelista"/>
         <w:numPr>
@@ -3931,14 +3931,14 @@
         <w:rPr>
           <w:rFonts w:ascii="Arial Narrow" w:eastAsia="Arial Narrow" w:hAnsi="Arial Narrow" w:cs="Arial Narrow"/>
           <w:kern w:val="0"/>
-          <w14:ligatures w14:val="none"/>
-        </w:rPr>
-      </w:pPr>
-      <w:r>
-        <w:rPr>
-          <w:rFonts w:ascii="Arial Narrow" w:eastAsia="Arial Narrow" w:hAnsi="Arial Narrow" w:cs="Arial Narrow"/>
-          <w:kern w:val="0"/>
-          <w14:ligatures w14:val="none"/>
+          <ns2:ligatures ns2:val="none"/>
+        </w:rPr>
+      </w:pPr>
+      <w:r>
+        <w:rPr>
+          <w:rFonts w:ascii="Arial Narrow" w:eastAsia="Arial Narrow" w:hAnsi="Arial Narrow" w:cs="Arial Narrow"/>
+          <w:kern w:val="0"/>
+          <ns2:ligatures ns2:val="none"/>
         </w:rPr>
         <w:t xml:space="preserve">Presunta </w:t>
       </w:r>
@@ -3948,7 +3948,7 @@
           <w:kern w:val="0"/>
           <w:shd w:val="clear" w:color="auto" w:fill="FFFFFF"/>
           <w:lang w:eastAsia="es-PE"/>
-          <w14:ligatures w14:val="none"/>
+          <ns2:ligatures ns2:val="none"/>
         </w:rPr>
         <w:t>infracción al literal e) del artículo 47</w:t>
       </w:r>
@@ -3959,7 +3959,7 @@
           <w:color w:val="000000"/>
           <w:kern w:val="0"/>
           <w:lang w:eastAsia="es-PE"/>
-          <w14:ligatures w14:val="none"/>
+          <ns2:ligatures ns2:val="none"/>
         </w:rPr>
         <w:t/>
       </w:r>
@@ -3969,7 +3969,7 @@
           <w:kern w:val="0"/>
           <w:shd w:val="clear" w:color="auto" w:fill="FFFFFF"/>
           <w:lang w:eastAsia="es-PE"/>
-          <w14:ligatures w14:val="none"/>
+          <ns2:ligatures ns2:val="none"/>
         </w:rPr>
         <w:t xml:space="preserve"> </w:t>
       </w:r>
@@ -3977,7 +3977,7 @@
         <w:rPr>
           <w:rFonts w:ascii="Arial Narrow" w:eastAsia="Calibri" w:hAnsi="Arial Narrow" w:cs="Arial"/>
           <w:kern w:val="0"/>
-          <w14:ligatures w14:val="none"/>
+          <ns2:ligatures ns2:val="none"/>
         </w:rPr>
         <w:t>de</w:t>
       </w:r>
@@ -3987,7 +3987,7 @@
           <w:kern w:val="0"/>
           <w:shd w:val="clear" w:color="auto" w:fill="FFFFFF"/>
           <w:lang w:eastAsia="es-PE"/>
-          <w14:ligatures w14:val="none"/>
+          <ns2:ligatures ns2:val="none"/>
         </w:rPr>
         <w:t xml:space="preserve"> la Ley</w:t>
       </w:r>
@@ -3997,7 +3997,7 @@
           <w:kern w:val="0"/>
           <w:shd w:val="clear" w:color="auto" w:fill="FFFFFF"/>
           <w:lang w:eastAsia="es-PE"/>
-          <w14:ligatures w14:val="none"/>
+          <ns2:ligatures ns2:val="none"/>
         </w:rPr>
         <w:t xml:space="preserve"> </w:t>
       </w:r>
@@ -4007,7 +4007,7 @@
           <w:kern w:val="0"/>
           <w:shd w:val="clear" w:color="auto" w:fill="FFFFFF"/>
           <w:lang w:eastAsia="es-PE"/>
-          <w14:ligatures w14:val="none"/>
+          <ns2:ligatures ns2:val="none"/>
         </w:rPr>
         <w:t xml:space="preserve"> 29571, Código de Protección y Defensa del Consumidor, </w:t>
       </w:r>
@@ -4018,7 +4018,7 @@
           <w:color w:val="000000"/>
           <w:kern w:val="0"/>
           <w:lang w:eastAsia="es-PE"/>
-          <w14:ligatures w14:val="none"/>
+          <ns2:ligatures ns2:val="none"/>
         </w:rPr>
         <w:t xml:space="preserve">en tanto </w:t>
       </w:r>
@@ -4028,7 +4028,7 @@
           <w:kern w:val="0"/>
           <w:shd w:val="clear" w:color="auto" w:fill="FFFFFF"/>
           <w:lang w:eastAsia="es-PE"/>
-          <w14:ligatures w14:val="none"/>
+          <ns2:ligatures ns2:val="none"/>
         </w:rPr>
         <w:t xml:space="preserve">la compañía aseguradora </w:t>
       </w:r>
@@ -4038,7 +4038,7 @@
           <w:kern w:val="0"/>
           <w:shd w:val="clear" w:color="auto" w:fill="FFFFFF"/>
           <w:lang w:eastAsia="es-PE"/>
-          <w14:ligatures w14:val="none"/>
+          <ns2:ligatures ns2:val="none"/>
         </w:rPr>
         <w:t>no habría</w:t>
       </w:r>
@@ -4049,7 +4049,7 @@
           <w:color w:val="000000"/>
           <w:kern w:val="0"/>
           <w:lang w:eastAsia="es-PE"/>
-          <w14:ligatures w14:val="none"/>
+          <ns2:ligatures ns2:val="none"/>
         </w:rPr>
         <w:t xml:space="preserve"> cumplido </w:t>
       </w:r>
@@ -4059,7 +4059,7 @@
           <w:color w:val="000000"/>
           <w:kern w:val="0"/>
           <w:lang w:eastAsia="es-ES"/>
-          <w14:ligatures w14:val="none"/>
+          <ns2:ligatures ns2:val="none"/>
         </w:rPr>
         <w:t xml:space="preserve">oportunamente </w:t>
       </w:r>
@@ -4070,7 +4070,7 @@
           <w:color w:val="000000"/>
           <w:kern w:val="0"/>
           <w:lang w:eastAsia="es-PE"/>
-          <w14:ligatures w14:val="none"/>
+          <ns2:ligatures ns2:val="none"/>
         </w:rPr>
         <w:t>con entregar a</w:t>
       </w:r>
@@ -4081,7 +4081,7 @@
           <w:color w:val="000000"/>
           <w:kern w:val="0"/>
           <w:lang w:eastAsia="es-PE"/>
-          <w14:ligatures w14:val="none"/>
+          <ns2:ligatures ns2:val="none"/>
         </w:rPr>
         <w:t xml:space="preserve">l </w:t>
       </w:r>
@@ -4092,7 +4092,7 @@
           <w:color w:val="000000"/>
           <w:kern w:val="0"/>
           <w:lang w:eastAsia="es-PE"/>
-          <w14:ligatures w14:val="none"/>
+          <ns2:ligatures ns2:val="none"/>
         </w:rPr>
         <w:t xml:space="preserve">denunciante los documentos contractuales </w:t>
       </w:r>
@@ -4102,7 +4102,7 @@
           <w:kern w:val="0"/>
           <w:shd w:val="clear" w:color="auto" w:fill="FFFFFF"/>
           <w:lang w:eastAsia="es-PE"/>
-          <w14:ligatures w14:val="none"/>
+          <ns2:ligatures ns2:val="none"/>
         </w:rPr>
         <w:t xml:space="preserve">de la </w:t>
       </w:r>
@@ -4112,7 +4112,7 @@
           <w:color w:val="000000"/>
           <w:kern w:val="0"/>
           <w:lang w:val="es-ES" w:eastAsia="es-ES"/>
-          <w14:ligatures w14:val="none"/>
+          <ns2:ligatures ns2:val="none"/>
         </w:rPr>
         <w:t>Póliza 220014352 del Seguro vehicular</w:t>
       </w:r>
@@ -4122,7 +4122,7 @@
           <w:color w:val="000000"/>
           <w:kern w:val="0"/>
           <w:lang w:eastAsia="es-ES"/>
-          <w14:ligatures w14:val="none"/>
+          <ns2:ligatures ns2:val="none"/>
         </w:rPr>
         <w:t>.</w:t>
       </w:r>
@@ -4131,7 +4131,7 @@
       <w:bookmarkStart w:id="19" w:name="_Hlk213410405"/>
       <w:bookmarkEnd w:id="16"/>
     </w:p>
-    <w:p>
+    <w:p ns2:paraId="034C5F97" ns2:textId="77777777">
       <w:pPr>
         <w:pStyle w:val="Prrafodelista"/>
         <w:ind w:left="567"/>
@@ -4140,7 +4140,7 @@
         </w:rPr>
       </w:pPr>
     </w:p>
-    <w:p>
+    <w:p ns2:paraId="0C8F3D6C" ns2:textId="77777777">
       <w:pPr>
         <w:pStyle w:val="Prrafodelista"/>
         <w:numPr>
@@ -4157,7 +4157,7 @@
         <w:rPr>
           <w:rFonts w:ascii="Arial Narrow" w:eastAsia="Arial Narrow" w:hAnsi="Arial Narrow" w:cs="Arial Narrow"/>
           <w:kern w:val="0"/>
-          <w14:ligatures w14:val="none"/>
+          <ns2:ligatures ns2:val="none"/>
         </w:rPr>
       </w:pPr>
       <w:r>
@@ -4172,7 +4172,7 @@
           <w:kern w:val="0"/>
           <w:shd w:val="clear" w:color="auto" w:fill="FFFFFF"/>
           <w:lang w:eastAsia="es-PE"/>
-          <w14:ligatures w14:val="none"/>
+          <ns2:ligatures ns2:val="none"/>
         </w:rPr>
         <w:t/>
       </w:r>
@@ -4188,7 +4188,7 @@
           <w:kern w:val="0"/>
           <w:shd w:val="clear" w:color="auto" w:fill="FFFFFF"/>
           <w:lang w:eastAsia="es-PE"/>
-          <w14:ligatures w14:val="none"/>
+          <ns2:ligatures ns2:val="none"/>
         </w:rPr>
         <w:t/>
       </w:r>
@@ -4218,7 +4218,7 @@
           <w:color w:val="000000"/>
           <w:kern w:val="0"/>
           <w:lang w:val="es-ES" w:eastAsia="es-ES"/>
-          <w14:ligatures w14:val="none"/>
+          <ns2:ligatures ns2:val="none"/>
         </w:rPr>
         <w:t xml:space="preserve">la compañía aseguradora </w:t>
       </w:r>
@@ -4226,7 +4226,7 @@
         <w:rPr>
           <w:rFonts w:ascii="Arial Narrow" w:eastAsia="Arial Narrow" w:hAnsi="Arial Narrow" w:cs="Arial Narrow"/>
           <w:kern w:val="0"/>
-          <w14:ligatures w14:val="none"/>
+          <ns2:ligatures ns2:val="none"/>
         </w:rPr>
         <w:t xml:space="preserve">habría incluido una cláusula abusiva en la </w:t>
       </w:r>
@@ -4236,7 +4236,7 @@
           <w:color w:val="000000"/>
           <w:kern w:val="0"/>
           <w:lang w:val="es-ES" w:eastAsia="es-ES"/>
-          <w14:ligatures w14:val="none"/>
+          <ns2:ligatures ns2:val="none"/>
         </w:rPr>
         <w:t>Póliza 220014352 del Seguro vehicular</w:t>
       </w:r>
@@ -4246,7 +4246,7 @@
           <w:color w:val="000000"/>
           <w:kern w:val="0"/>
           <w:lang w:eastAsia="es-PE"/>
-          <w14:ligatures w14:val="none"/>
+          <ns2:ligatures ns2:val="none"/>
         </w:rPr>
         <w:t xml:space="preserve">, la cual se encontraba referida a la </w:t>
       </w:r>
@@ -4257,7 +4257,7 @@
           <w:color w:val="000000"/>
           <w:kern w:val="0"/>
           <w:lang w:eastAsia="es-ES"/>
-          <w14:ligatures w14:val="none"/>
+          <ns2:ligatures ns2:val="none"/>
         </w:rPr>
         <w:t xml:space="preserve">cláusula adicional </w:t>
       </w:r>
@@ -4267,7 +4267,7 @@
           <w:color w:val="000000"/>
           <w:kern w:val="0"/>
           <w:lang w:val="es-ES" w:eastAsia="es-ES"/>
-          <w14:ligatures w14:val="none"/>
+          <ns2:ligatures ns2:val="none"/>
         </w:rPr>
         <w:t xml:space="preserve"/>
       </w:r>
@@ -4277,7 +4277,7 @@
           <w:color w:val="000000"/>
           <w:kern w:val="0"/>
           <w:lang w:eastAsia="es-ES"/>
-          <w14:ligatures w14:val="none"/>
+          <ns2:ligatures ns2:val="none"/>
         </w:rPr>
         <w:t>025 denominada “Cláusula Adicional de Imprudencia del Conductor del Vehículo Asegurado”</w:t>
       </w:r>
@@ -4287,12 +4287,12 @@
           <w:color w:val="000000"/>
           <w:kern w:val="0"/>
           <w:lang w:eastAsia="es-PE"/>
-          <w14:ligatures w14:val="none"/>
+          <ns2:ligatures ns2:val="none"/>
         </w:rPr>
         <w:t>.</w:t>
       </w:r>
     </w:p>
-    <w:p>
+    <w:p ns2:paraId="6E33FF1F" ns2:textId="77777777">
       <w:pPr>
         <w:pStyle w:val="Prrafodelista"/>
         <w:rPr>
@@ -4300,7 +4300,7 @@
         </w:rPr>
       </w:pPr>
     </w:p>
-    <w:p>
+    <w:p ns2:paraId="6CCFF5B4" ns2:textId="21A035D7">
       <w:pPr>
         <w:pStyle w:val="Prrafodelista"/>
         <w:numPr>
@@ -4317,7 +4317,7 @@
         <w:rPr>
           <w:rFonts w:ascii="Arial Narrow" w:eastAsia="Arial Narrow" w:hAnsi="Arial Narrow" w:cs="Arial Narrow"/>
           <w:kern w:val="0"/>
-          <w14:ligatures w14:val="none"/>
+          <ns2:ligatures ns2:val="none"/>
         </w:rPr>
       </w:pPr>
       <w:r>
@@ -4350,7 +4350,7 @@
           <w:color w:val="000000"/>
           <w:kern w:val="0"/>
           <w:lang w:val="es-ES" w:eastAsia="es-ES"/>
-          <w14:ligatures w14:val="none"/>
+          <ns2:ligatures ns2:val="none"/>
         </w:rPr>
         <w:t>habría redactado</w:t>
       </w:r>
@@ -4360,7 +4360,7 @@
           <w:color w:val="000000"/>
           <w:kern w:val="0"/>
           <w:lang w:val="es-ES" w:eastAsia="es-ES"/>
-          <w14:ligatures w14:val="none"/>
+          <ns2:ligatures ns2:val="none"/>
         </w:rPr>
         <w:t xml:space="preserve"> </w:t>
       </w:r>
@@ -4370,7 +4370,7 @@
           <w:color w:val="000000"/>
           <w:kern w:val="0"/>
           <w:lang w:val="es-ES" w:eastAsia="es-ES"/>
-          <w14:ligatures w14:val="none"/>
+          <ns2:ligatures ns2:val="none"/>
         </w:rPr>
         <w:t>los artículos 18.1 y 17.14</w:t>
       </w:r>
@@ -4380,7 +4380,7 @@
           <w:color w:val="000000"/>
           <w:kern w:val="0"/>
           <w:lang w:val="es-ES" w:eastAsia="es-ES"/>
-          <w14:ligatures w14:val="none"/>
+          <ns2:ligatures ns2:val="none"/>
         </w:rPr>
         <w:t xml:space="preserve"> </w:t>
       </w:r>
@@ -4390,7 +4390,7 @@
           <w:color w:val="000000"/>
           <w:kern w:val="0"/>
           <w:lang w:val="es-ES" w:eastAsia="es-ES"/>
-          <w14:ligatures w14:val="none"/>
+          <ns2:ligatures ns2:val="none"/>
         </w:rPr>
         <w:t>de</w:t>
       </w:r>
@@ -4400,7 +4400,7 @@
           <w:color w:val="000000"/>
           <w:kern w:val="0"/>
           <w:lang w:val="es-ES" w:eastAsia="es-ES"/>
-          <w14:ligatures w14:val="none"/>
+          <ns2:ligatures ns2:val="none"/>
         </w:rPr>
         <w:t xml:space="preserve"> la Póliza 220014352 del Seguro Vehicular </w:t>
       </w:r>
@@ -4410,7 +4410,7 @@
           <w:color w:val="000000"/>
           <w:kern w:val="0"/>
           <w:lang w:val="es-ES" w:eastAsia="es-ES"/>
-          <w14:ligatures w14:val="none"/>
+          <ns2:ligatures ns2:val="none"/>
         </w:rPr>
         <w:t>de manera ambigua</w:t>
       </w:r>
@@ -4420,7 +4420,7 @@
           <w:color w:val="000000"/>
           <w:kern w:val="0"/>
           <w:lang w:val="es-ES" w:eastAsia="es-ES"/>
-          <w14:ligatures w14:val="none"/>
+          <ns2:ligatures ns2:val="none"/>
         </w:rPr>
         <w:t>,</w:t>
       </w:r>
@@ -4430,7 +4430,7 @@
           <w:color w:val="000000"/>
           <w:kern w:val="0"/>
           <w:lang w:val="es-ES" w:eastAsia="es-ES"/>
-          <w14:ligatures w14:val="none"/>
+          <ns2:ligatures ns2:val="none"/>
         </w:rPr>
         <w:t xml:space="preserve"> en términos que no permitirían determinar con claridad su alcance, articulación ni prelación, generando en el denunciante incertidumbre respecto de cuál disposición resultaba aplicable para evaluar el resultado del dosaje etílico </w:t>
       </w:r>
@@ -4440,7 +4440,7 @@
           <w:color w:val="000000"/>
           <w:kern w:val="0"/>
           <w:lang w:val="es-ES" w:eastAsia="es-ES"/>
-          <w14:ligatures w14:val="none"/>
+          <ns2:ligatures ns2:val="none"/>
         </w:rPr>
         <w:t xml:space="preserve">realizado </w:t>
       </w:r>
@@ -4450,7 +4450,7 @@
           <w:color w:val="000000"/>
           <w:kern w:val="0"/>
           <w:lang w:eastAsia="es-ES"/>
-          <w14:ligatures w14:val="none"/>
+          <ns2:ligatures ns2:val="none"/>
         </w:rPr>
         <w:t xml:space="preserve">dentro del plazo </w:t>
       </w:r>
@@ -4460,7 +4460,7 @@
           <w:color w:val="000000"/>
           <w:kern w:val="0"/>
           <w:lang w:eastAsia="es-ES"/>
-          <w14:ligatures w14:val="none"/>
+          <ns2:ligatures ns2:val="none"/>
         </w:rPr>
         <w:t xml:space="preserve">previsto </w:t>
       </w:r>
@@ -4470,7 +4470,7 @@
           <w:color w:val="000000"/>
           <w:kern w:val="0"/>
           <w:lang w:eastAsia="es-ES"/>
-          <w14:ligatures w14:val="none"/>
+          <ns2:ligatures ns2:val="none"/>
         </w:rPr>
         <w:t>de cuatro</w:t>
       </w:r>
@@ -4480,7 +4480,7 @@
           <w:color w:val="000000"/>
           <w:kern w:val="0"/>
           <w:lang w:eastAsia="es-ES"/>
-          <w14:ligatures w14:val="none"/>
+          <ns2:ligatures ns2:val="none"/>
         </w:rPr>
         <w:t xml:space="preserve"> (4)</w:t>
       </w:r>
@@ -4490,7 +4490,7 @@
           <w:color w:val="000000"/>
           <w:kern w:val="0"/>
           <w:lang w:eastAsia="es-ES"/>
-          <w14:ligatures w14:val="none"/>
+          <ns2:ligatures ns2:val="none"/>
         </w:rPr>
         <w:t xml:space="preserve"> horas</w:t>
       </w:r>
@@ -4500,7 +4500,7 @@
           <w:color w:val="000000"/>
           <w:kern w:val="0"/>
           <w:lang w:eastAsia="es-ES"/>
-          <w14:ligatures w14:val="none"/>
+          <ns2:ligatures ns2:val="none"/>
         </w:rPr>
         <w:t>,</w:t>
       </w:r>
@@ -4510,7 +4510,7 @@
           <w:color w:val="000000"/>
           <w:kern w:val="0"/>
           <w:lang w:eastAsia="es-ES"/>
-          <w14:ligatures w14:val="none"/>
+          <ns2:ligatures ns2:val="none"/>
         </w:rPr>
         <w:t xml:space="preserve"> </w:t>
       </w:r>
@@ -4520,7 +4520,7 @@
           <w:color w:val="000000"/>
           <w:kern w:val="0"/>
           <w:lang w:val="es-ES" w:eastAsia="es-ES"/>
-          <w14:ligatures w14:val="none"/>
+          <ns2:ligatures ns2:val="none"/>
         </w:rPr>
         <w:t>y sobre la procedencia de adicionar un cálculo adicional al valor obtenido</w:t>
       </w:r>
@@ -4530,7 +4530,7 @@
           <w:color w:val="000000"/>
           <w:kern w:val="0"/>
           <w:lang w:val="es-ES" w:eastAsia="es-ES"/>
-          <w14:ligatures w14:val="none"/>
+          <ns2:ligatures ns2:val="none"/>
         </w:rPr>
         <w:t xml:space="preserve"> de dicho resultado</w:t>
       </w:r>
@@ -4540,23 +4540,23 @@
           <w:color w:val="000000"/>
           <w:kern w:val="0"/>
           <w:lang w:val="es-ES" w:eastAsia="es-ES"/>
-          <w14:ligatures w14:val="none"/>
+          <ns2:ligatures ns2:val="none"/>
         </w:rPr>
         <w:t>.</w:t>
       </w:r>
     </w:p>
-    <w:p>
-      <w:pPr>
-        <w:spacing w:after="0" w:line="240" w:lineRule="auto"/>
-        <w:jc w:val="both"/>
-        <w:rPr>
-          <w:rFonts w:ascii="Arial Narrow" w:eastAsia="Arial Narrow" w:hAnsi="Arial Narrow" w:cs="Arial Narrow"/>
-          <w:kern w:val="0"/>
-          <w14:ligatures w14:val="none"/>
-        </w:rPr>
-      </w:pPr>
-    </w:p>
-    <w:p>
+    <w:p ns2:paraId="042B3F54" ns2:textId="777BBF33">
+      <w:pPr>
+        <w:spacing w:after="0" w:line="240" w:lineRule="auto"/>
+        <w:jc w:val="both"/>
+        <w:rPr>
+          <w:rFonts w:ascii="Arial Narrow" w:eastAsia="Arial Narrow" w:hAnsi="Arial Narrow" w:cs="Arial Narrow"/>
+          <w:kern w:val="0"/>
+          <ns2:ligatures ns2:val="none"/>
+        </w:rPr>
+      </w:pPr>
+    </w:p>
+    <w:p ns2:paraId="0A292C9F" ns2:textId="6BDCDD8B">
       <w:pPr>
         <w:spacing w:line="240" w:lineRule="auto"/>
         <w:contextualSpacing/>
@@ -4564,17 +4564,17 @@
         <w:rPr>
           <w:rFonts w:ascii="Arial Narrow" w:eastAsia="Calibri" w:hAnsi="Arial Narrow" w:cs="Arial"/>
           <w:kern w:val="0"/>
-          <w14:ligatures w14:val="none"/>
-        </w:rPr>
-      </w:pPr>
-      <w:r>
-        <w:rPr>
-          <w:rFonts w:ascii="Arial Narrow" w:eastAsia="Arial Narrow" w:hAnsi="Arial Narrow" w:cs="Arial Narrow"/>
-          <w:b/>
-          <w:color w:val="000000"/>
-          <w:kern w:val="0"/>
-          <w:lang w:eastAsia="es-PE"/>
-          <w14:ligatures w14:val="none"/>
+          <ns2:ligatures ns2:val="none"/>
+        </w:rPr>
+      </w:pPr>
+      <w:r>
+        <w:rPr>
+          <w:rFonts w:ascii="Arial Narrow" w:eastAsia="Arial Narrow" w:hAnsi="Arial Narrow" w:cs="Arial Narrow"/>
+          <w:b/>
+          <w:color w:val="000000"/>
+          <w:kern w:val="0"/>
+          <w:lang w:eastAsia="es-PE"/>
+          <ns2:ligatures ns2:val="none"/>
         </w:rPr>
         <w:lastRenderedPageBreak/>
         <w:t>SEGUNDO:</w:t>
@@ -4585,7 +4585,7 @@
           <w:color w:val="000000"/>
           <w:kern w:val="0"/>
           <w:lang w:eastAsia="es-PE"/>
-          <w14:ligatures w14:val="none"/>
+          <ns2:ligatures ns2:val="none"/>
         </w:rPr>
         <w:t xml:space="preserve"> tener por ofrecidos los medios</w:t>
       </w:r>
@@ -4595,7 +4595,7 @@
           <w:color w:val="000000"/>
           <w:kern w:val="0"/>
           <w:lang w:eastAsia="es-PE"/>
-          <w14:ligatures w14:val="none"/>
+          <ns2:ligatures ns2:val="none"/>
         </w:rPr>
         <w:t xml:space="preserve"> probatorios presentados en el escrito de denuncia </w:t>
       </w:r>
@@ -4605,7 +4605,7 @@
           <w:color w:val="000000"/>
           <w:kern w:val="0"/>
           <w:lang w:val="es-ES" w:eastAsia="es-ES"/>
-          <w14:ligatures w14:val="none"/>
+          <ns2:ligatures ns2:val="none"/>
         </w:rPr>
         <w:t xml:space="preserve">del </w:t>
       </w:r>
@@ -4615,7 +4615,7 @@
           <w:color w:val="000000"/>
           <w:kern w:val="0"/>
           <w:lang w:val="es-ES" w:eastAsia="es-ES"/>
-          <w14:ligatures w14:val="none"/>
+          <ns2:ligatures ns2:val="none"/>
         </w:rPr>
         <w:t>29 de enero de 2026</w:t>
       </w:r>
@@ -4623,12 +4623,12 @@
         <w:rPr>
           <w:rFonts w:ascii="Arial Narrow" w:eastAsia="Calibri" w:hAnsi="Arial Narrow" w:cs="Arial"/>
           <w:kern w:val="0"/>
-          <w14:ligatures w14:val="none"/>
+          <ns2:ligatures ns2:val="none"/>
         </w:rPr>
         <w:t>.</w:t>
       </w:r>
     </w:p>
-    <w:p>
+    <w:p ns2:paraId="68A17E97" ns2:textId="77777777">
       <w:pPr>
         <w:spacing w:line="240" w:lineRule="auto"/>
         <w:contextualSpacing/>
@@ -4638,30 +4638,30 @@
           <w:color w:val="000000"/>
           <w:kern w:val="0"/>
           <w:lang w:eastAsia="es-PE"/>
-          <w14:ligatures w14:val="none"/>
-        </w:rPr>
-      </w:pPr>
-    </w:p>
-    <w:p>
-      <w:pPr>
-        <w:spacing w:after="0" w:line="240" w:lineRule="auto"/>
-        <w:jc w:val="both"/>
-        <w:rPr>
-          <w:rFonts w:ascii="Arial Narrow" w:eastAsia="Arial Narrow" w:hAnsi="Arial Narrow" w:cs="Arial Narrow"/>
-          <w:color w:val="000000"/>
-          <w:kern w:val="0"/>
-          <w:lang w:eastAsia="es-PE"/>
-          <w14:ligatures w14:val="none"/>
-        </w:rPr>
-      </w:pPr>
-      <w:r>
-        <w:rPr>
-          <w:rFonts w:ascii="Arial Narrow" w:eastAsia="Arial Narrow" w:hAnsi="Arial Narrow" w:cs="Arial Narrow"/>
-          <w:b/>
-          <w:color w:val="000000"/>
-          <w:kern w:val="0"/>
-          <w:lang w:eastAsia="es-PE"/>
-          <w14:ligatures w14:val="none"/>
+          <ns2:ligatures ns2:val="none"/>
+        </w:rPr>
+      </w:pPr>
+    </w:p>
+    <w:p ns2:paraId="168254DA" ns2:textId="74201220">
+      <w:pPr>
+        <w:spacing w:after="0" w:line="240" w:lineRule="auto"/>
+        <w:jc w:val="both"/>
+        <w:rPr>
+          <w:rFonts w:ascii="Arial Narrow" w:eastAsia="Arial Narrow" w:hAnsi="Arial Narrow" w:cs="Arial Narrow"/>
+          <w:color w:val="000000"/>
+          <w:kern w:val="0"/>
+          <w:lang w:eastAsia="es-PE"/>
+          <ns2:ligatures ns2:val="none"/>
+        </w:rPr>
+      </w:pPr>
+      <w:r>
+        <w:rPr>
+          <w:rFonts w:ascii="Arial Narrow" w:eastAsia="Arial Narrow" w:hAnsi="Arial Narrow" w:cs="Arial Narrow"/>
+          <w:b/>
+          <w:color w:val="000000"/>
+          <w:kern w:val="0"/>
+          <w:lang w:eastAsia="es-PE"/>
+          <ns2:ligatures ns2:val="none"/>
         </w:rPr>
         <w:t xml:space="preserve">TERCERO: </w:t>
       </w:r>
@@ -4671,7 +4671,7 @@
           <w:color w:val="000000"/>
           <w:kern w:val="0"/>
           <w:lang w:eastAsia="es-PE"/>
-          <w14:ligatures w14:val="none"/>
+          <ns2:ligatures ns2:val="none"/>
         </w:rPr>
         <w:t xml:space="preserve">requerir a </w:t>
       </w:r>
@@ -4695,12 +4695,12 @@
           <w:color w:val="000000"/>
           <w:kern w:val="0"/>
           <w:lang w:eastAsia="es-PE"/>
-          <w14:ligatures w14:val="none"/>
+          <ns2:ligatures ns2:val="none"/>
         </w:rPr>
         <w:t>que cumpla con lo siguiente:</w:t>
       </w:r>
     </w:p>
-    <w:p>
+    <w:p ns2:paraId="20FDFB8D" ns2:textId="77777777">
       <w:pPr>
         <w:spacing w:after="0" w:line="240" w:lineRule="auto"/>
         <w:jc w:val="both"/>
@@ -4709,11 +4709,11 @@
           <w:color w:val="000000"/>
           <w:kern w:val="0"/>
           <w:lang w:eastAsia="es-PE"/>
-          <w14:ligatures w14:val="none"/>
-        </w:rPr>
-      </w:pPr>
-    </w:p>
-    <w:p>
+          <ns2:ligatures ns2:val="none"/>
+        </w:rPr>
+      </w:pPr>
+    </w:p>
+    <w:p ns2:paraId="4AA80738" ns2:textId="77777777">
       <w:pPr>
         <w:numPr>
           <w:ilvl w:val="0"/>
@@ -4727,21 +4727,21 @@
           <w:color w:val="000000"/>
           <w:kern w:val="0"/>
           <w:lang w:eastAsia="es-PE"/>
-          <w14:ligatures w14:val="none"/>
-        </w:rPr>
-      </w:pPr>
-      <w:r>
-        <w:rPr>
-          <w:rFonts w:ascii="Arial Narrow" w:eastAsia="Arial Narrow" w:hAnsi="Arial Narrow" w:cs="Arial Narrow"/>
-          <w:color w:val="000000"/>
-          <w:kern w:val="0"/>
-          <w:lang w:eastAsia="es-PE"/>
-          <w14:ligatures w14:val="none"/>
+          <ns2:ligatures ns2:val="none"/>
+        </w:rPr>
+      </w:pPr>
+      <w:r>
+        <w:rPr>
+          <w:rFonts w:ascii="Arial Narrow" w:eastAsia="Arial Narrow" w:hAnsi="Arial Narrow" w:cs="Arial Narrow"/>
+          <w:color w:val="000000"/>
+          <w:kern w:val="0"/>
+          <w:lang w:eastAsia="es-PE"/>
+          <ns2:ligatures ns2:val="none"/>
         </w:rPr>
         <w:t>presentar documentos que acrediten su inscripción en los Registros Públicos o una declaración jurada que indique que cuenta con dicha inscripción;</w:t>
       </w:r>
     </w:p>
-    <w:p>
+    <w:p ns2:paraId="2B29D59F" ns2:textId="77777777">
       <w:pPr>
         <w:numPr>
           <w:ilvl w:val="0"/>
@@ -4755,21 +4755,21 @@
           <w:color w:val="000000"/>
           <w:kern w:val="0"/>
           <w:lang w:eastAsia="es-PE"/>
-          <w14:ligatures w14:val="none"/>
-        </w:rPr>
-      </w:pPr>
-      <w:r>
-        <w:rPr>
-          <w:rFonts w:ascii="Arial Narrow" w:eastAsia="Arial Narrow" w:hAnsi="Arial Narrow" w:cs="Arial Narrow"/>
-          <w:color w:val="000000"/>
-          <w:kern w:val="0"/>
-          <w:lang w:eastAsia="es-PE"/>
-          <w14:ligatures w14:val="none"/>
+          <ns2:ligatures ns2:val="none"/>
+        </w:rPr>
+      </w:pPr>
+      <w:r>
+        <w:rPr>
+          <w:rFonts w:ascii="Arial Narrow" w:eastAsia="Arial Narrow" w:hAnsi="Arial Narrow" w:cs="Arial Narrow"/>
+          <w:color w:val="000000"/>
+          <w:kern w:val="0"/>
+          <w:lang w:eastAsia="es-PE"/>
+          <ns2:ligatures ns2:val="none"/>
         </w:rPr>
         <w:t>presentar copia simple de las facultades de representación de su representante legal en el presente procedimiento o la declaración jurada que indique que cuenta con dichas facultades y que estas se encuentran vigentes;</w:t>
       </w:r>
     </w:p>
-    <w:p>
+    <w:p ns2:paraId="7EF50C46" ns2:textId="77777777">
       <w:pPr>
         <w:numPr>
           <w:ilvl w:val="0"/>
@@ -4783,21 +4783,21 @@
           <w:color w:val="000000"/>
           <w:kern w:val="0"/>
           <w:lang w:eastAsia="es-PE"/>
-          <w14:ligatures w14:val="none"/>
-        </w:rPr>
-      </w:pPr>
-      <w:r>
-        <w:rPr>
-          <w:rFonts w:ascii="Arial Narrow" w:eastAsia="Arial Narrow" w:hAnsi="Arial Narrow" w:cs="Arial Narrow"/>
-          <w:color w:val="000000"/>
-          <w:kern w:val="0"/>
-          <w:lang w:eastAsia="es-PE"/>
-          <w14:ligatures w14:val="none"/>
+          <ns2:ligatures ns2:val="none"/>
+        </w:rPr>
+      </w:pPr>
+      <w:r>
+        <w:rPr>
+          <w:rFonts w:ascii="Arial Narrow" w:eastAsia="Arial Narrow" w:hAnsi="Arial Narrow" w:cs="Arial Narrow"/>
+          <w:color w:val="000000"/>
+          <w:kern w:val="0"/>
+          <w:lang w:eastAsia="es-PE"/>
+          <ns2:ligatures ns2:val="none"/>
         </w:rPr>
         <w:t>consignar el Número de Registro Único de Contribuyentes (RUC); y,</w:t>
       </w:r>
     </w:p>
-    <w:p>
+    <w:p ns2:paraId="19E4DFA1" ns2:textId="77777777">
       <w:pPr>
         <w:numPr>
           <w:ilvl w:val="0"/>
@@ -4809,16 +4809,16 @@
         <w:rPr>
           <w:rFonts w:ascii="Arial Narrow" w:eastAsia="Calibri" w:hAnsi="Arial Narrow" w:cs="Arial"/>
           <w:kern w:val="0"/>
-          <w14:ligatures w14:val="none"/>
-        </w:rPr>
-      </w:pPr>
-      <w:r>
-        <w:rPr>
-          <w:rFonts w:ascii="Arial Narrow" w:eastAsia="Arial Narrow" w:hAnsi="Arial Narrow" w:cs="Arial Narrow"/>
-          <w:color w:val="000000"/>
-          <w:kern w:val="0"/>
-          <w:lang w:eastAsia="es-PE"/>
-          <w14:ligatures w14:val="none"/>
+          <ns2:ligatures ns2:val="none"/>
+        </w:rPr>
+      </w:pPr>
+      <w:r>
+        <w:rPr>
+          <w:rFonts w:ascii="Arial Narrow" w:eastAsia="Arial Narrow" w:hAnsi="Arial Narrow" w:cs="Arial Narrow"/>
+          <w:color w:val="000000"/>
+          <w:kern w:val="0"/>
+          <w:lang w:eastAsia="es-PE"/>
+          <ns2:ligatures ns2:val="none"/>
         </w:rPr>
         <w:t>fijar domicilio procesal para el procedimiento, de conformidad con el numeral 1 del artículo 442</w:t>
       </w:r>
@@ -4828,7 +4828,7 @@
           <w:color w:val="000000"/>
           <w:kern w:val="0"/>
           <w:lang w:eastAsia="es-PE"/>
-          <w14:ligatures w14:val="none"/>
+          <ns2:ligatures ns2:val="none"/>
         </w:rPr>
         <w:t/>
       </w:r>
@@ -4838,7 +4838,7 @@
           <w:color w:val="000000"/>
           <w:kern w:val="0"/>
           <w:lang w:eastAsia="es-PE"/>
-          <w14:ligatures w14:val="none"/>
+          <ns2:ligatures ns2:val="none"/>
         </w:rPr>
         <w:t xml:space="preserve"> del Código Procesal Civil. </w:t>
       </w:r>
@@ -4846,7 +4846,7 @@
         <w:rPr>
           <w:rFonts w:ascii="Arial Narrow" w:eastAsia="Calibri" w:hAnsi="Arial Narrow" w:cs="Arial"/>
           <w:kern w:val="0"/>
-          <w14:ligatures w14:val="none"/>
+          <ns2:ligatures ns2:val="none"/>
         </w:rPr>
         <w:t>Para ello podrá señalar domicilio físico o una dirección electrónica a la que pueda remitirse las notificaciones</w:t>
       </w:r>
@@ -4855,12 +4855,12 @@
           <w:rFonts w:ascii="Arial Narrow" w:eastAsia="Arial" w:hAnsi="Arial Narrow" w:cs="Arial"/>
           <w:kern w:val="0"/>
           <w:lang w:val="es"/>
-          <w14:ligatures w14:val="none"/>
+          <ns2:ligatures ns2:val="none"/>
         </w:rPr>
         <w:t>;</w:t>
       </w:r>
     </w:p>
-    <w:p>
+    <w:p ns2:paraId="7C63E340" ns2:textId="77777777">
       <w:pPr>
         <w:numPr>
           <w:ilvl w:val="0"/>
@@ -4872,14 +4872,14 @@
         <w:rPr>
           <w:rFonts w:ascii="Arial Narrow" w:eastAsia="Calibri" w:hAnsi="Arial Narrow" w:cs="Arial"/>
           <w:kern w:val="0"/>
-          <w14:ligatures w14:val="none"/>
+          <ns2:ligatures ns2:val="none"/>
         </w:rPr>
       </w:pPr>
       <w:r>
         <w:rPr>
           <w:rFonts w:ascii="Arial Narrow" w:eastAsia="Calibri" w:hAnsi="Arial Narrow" w:cs="Arial"/>
           <w:kern w:val="0"/>
-          <w14:ligatures w14:val="none"/>
+          <ns2:ligatures ns2:val="none"/>
         </w:rPr>
         <w:t xml:space="preserve">en caso califique como </w:t>
       </w:r>
@@ -4888,7 +4888,7 @@
         <w:rPr>
           <w:rFonts w:ascii="Arial Narrow" w:eastAsia="Calibri" w:hAnsi="Arial Narrow" w:cs="Arial"/>
           <w:kern w:val="0"/>
-          <w14:ligatures w14:val="none"/>
+          <ns2:ligatures ns2:val="none"/>
         </w:rPr>
         <w:t>micro empresa</w:t>
       </w:r>
@@ -4897,7 +4897,7 @@
         <w:rPr>
           <w:rFonts w:ascii="Arial Narrow" w:eastAsia="Calibri" w:hAnsi="Arial Narrow" w:cs="Arial"/>
           <w:kern w:val="0"/>
-          <w14:ligatures w14:val="none"/>
+          <ns2:ligatures ns2:val="none"/>
         </w:rPr>
         <w:t xml:space="preserve"> o pequeña empresa, presentar los documentos que acrediten su volumen de ventas o ingresos brutos percibidos el año anterior relativo a todas sus actividades económicas y el número de trabajadores con el que cuenta</w:t>
       </w:r>
@@ -4907,7 +4907,7 @@
           <w:rFonts w:ascii="Arial Narrow" w:eastAsia="Calibri" w:hAnsi="Arial Narrow" w:cs="Arial"/>
           <w:kern w:val="0"/>
           <w:vertAlign w:val="superscript"/>
-          <w14:ligatures w14:val="none"/>
+          <ns2:ligatures ns2:val="none"/>
         </w:rPr>
         <w:footnoteReference w:id="7"/>
       </w:r>
@@ -4915,7 +4915,7 @@
         <w:rPr>
           <w:rFonts w:ascii="Arial Narrow" w:eastAsia="Calibri" w:hAnsi="Arial Narrow" w:cs="Arial"/>
           <w:kern w:val="0"/>
-          <w14:ligatures w14:val="none"/>
+          <ns2:ligatures ns2:val="none"/>
         </w:rPr>
         <w:t>. Ello, a fin de que la Comisión pueda meritar dicha documentación, conforme lo establece el artículo 110</w:t>
       </w:r>
@@ -4925,7 +4925,7 @@
           <w:color w:val="000000"/>
           <w:kern w:val="0"/>
           <w:lang w:eastAsia="es-PE"/>
-          <w14:ligatures w14:val="none"/>
+          <ns2:ligatures ns2:val="none"/>
         </w:rPr>
         <w:t/>
       </w:r>
@@ -4933,7 +4933,7 @@
         <w:rPr>
           <w:rFonts w:ascii="Arial Narrow" w:eastAsia="Calibri" w:hAnsi="Arial Narrow" w:cs="Arial"/>
           <w:kern w:val="0"/>
-          <w14:ligatures w14:val="none"/>
+          <ns2:ligatures ns2:val="none"/>
         </w:rPr>
         <w:t xml:space="preserve"> del </w:t>
       </w:r>
@@ -4942,7 +4942,7 @@
           <w:rFonts w:ascii="Arial Narrow" w:eastAsia="Calibri" w:hAnsi="Arial Narrow" w:cs="Arial"/>
           <w:spacing w:val="-2"/>
           <w:kern w:val="0"/>
-          <w14:ligatures w14:val="none"/>
+          <ns2:ligatures ns2:val="none"/>
         </w:rPr>
         <w:t>Código</w:t>
       </w:r>
@@ -4953,7 +4953,7 @@
           <w:spacing w:val="-2"/>
           <w:kern w:val="0"/>
           <w:vertAlign w:val="superscript"/>
-          <w14:ligatures w14:val="none"/>
+          <ns2:ligatures ns2:val="none"/>
         </w:rPr>
         <w:footnoteReference w:id="8"/>
       </w:r>
@@ -4962,67 +4962,102 @@
           <w:rFonts w:ascii="Arial Narrow" w:eastAsia="Calibri" w:hAnsi="Arial Narrow" w:cs="Arial"/>
           <w:spacing w:val="-2"/>
           <w:kern w:val="0"/>
-          <w14:ligatures w14:val="none"/>
+          <ns2:ligatures ns2:val="none"/>
         </w:rPr>
         <w:t>.</w:t>
       </w:r>
     </w:p>
+    <w:p ns2:paraId="1F11FE32" ns2:textId="77777777">
+      <w:pPr>
+        <w:spacing w:after="0" w:line="240" w:lineRule="auto"/>
+        <w:ind w:left="567"/>
+        <w:jc w:val="both"/>
+        <w:rPr>
+          <w:rFonts w:ascii="Arial Narrow" w:eastAsia="Arial Narrow" w:hAnsi="Arial Narrow" w:cs="Arial Narrow"/>
+          <w:color w:val="000000"/>
+          <w:kern w:val="0"/>
+          <w:lang w:eastAsia="es-PE"/>
+          <ns2:ligatures ns2:val="none"/>
+        </w:rPr>
+      </w:pPr>
+    </w:p>
     <w:p>
       <w:pPr>
         <w:spacing w:after="0" w:line="240" w:lineRule="auto"/>
-        <w:ind w:left="567"/>
-        <w:jc w:val="both"/>
-        <w:rPr>
-          <w:rFonts w:ascii="Arial Narrow" w:eastAsia="Arial Narrow" w:hAnsi="Arial Narrow" w:cs="Arial Narrow"/>
-          <w:color w:val="000000"/>
-          <w:kern w:val="0"/>
-          <w:lang w:eastAsia="es-PE"/>
-          <w14:ligatures w14:val="none"/>
-        </w:rPr>
-      </w:pPr>
-    </w:p>
-    <w:p>
-      <w:pPr>
-        <w:spacing w:after="0" w:line="240" w:lineRule="auto"/>
-        <w:jc w:val="both"/>
-        <w:rPr>
-          <w:rFonts w:ascii="Arial Narrow" w:eastAsia="Arial Narrow" w:hAnsi="Arial Narrow" w:cs="Arial Narrow"/>
-          <w:color w:val="000000"/>
-          <w:kern w:val="0"/>
-          <w:lang w:eastAsia="es-PE"/>
-          <w14:ligatures w14:val="none"/>
-        </w:rPr>
-      </w:pPr>
-      <w:r>
-        <w:rPr>
-          <w:rFonts w:ascii="Arial Narrow" w:eastAsia="Arial Narrow" w:hAnsi="Arial Narrow" w:cs="Arial Narrow"/>
-          <w:b/>
-          <w:color w:val="000000"/>
-          <w:kern w:val="0"/>
-          <w:lang w:eastAsia="es-PE"/>
-          <w14:ligatures w14:val="none"/>
+        <w:jc w:val="both"/>
+        <w:rPr>
+          <w:rFonts w:ascii="Arial Narrow" w:eastAsia="Arial Narrow" w:hAnsi="Arial Narrow" w:cs="Arial Narrow"/>
+          <w:color w:val="000000"/>
+          <w:kern w:val="0"/>
+          <w:lang w:eastAsia="es-PE"/>
+          <ns2:ligatures ns2:val="none"/>
+        </w:rPr>
+      </w:pPr>
+      <w:r>
+        <w:rPr>
+          <w:rFonts w:ascii="Arial Narrow" w:hAnsi="Arial Narrow" w:cs="Arial Narrow"/>
+          <w:b w:val="1"/>
+          <w:bCs w:val="1"/>
+          <w:sz w:val="20"/>
+          <w:szCs w:val="20"/>
         </w:rPr>
         <w:t xml:space="preserve">CUARTO: </w:t>
       </w:r>
       <w:r>
         <w:rPr>
-          <w:rFonts w:ascii="Arial Narrow" w:eastAsia="Arial Narrow" w:hAnsi="Arial Narrow" w:cs="Arial Narrow"/>
-          <w:color w:val="000000"/>
-          <w:kern w:val="0"/>
-          <w:lang w:eastAsia="es-PE"/>
-          <w14:ligatures w14:val="none"/>
-        </w:rPr>
-        <w:t xml:space="preserve">correr traslado de la denuncia interpuesta </w:t>
-      </w:r>
-      <w:r>
+          <w:rFonts w:ascii="Arial Narrow" w:hAnsi="Arial Narrow" w:cs="Arial Narrow"/>
+          <w:sz w:val="20"/>
+          <w:szCs w:val="20"/>
+        </w:rPr>
+        <w:t xml:space="preserve">correr traslado de la presente resolución a La Positiva Seguros y Reaseguros S.A para que, de conformidad con lo dispuesto por el artículo 26° de la Ley sobre Facultades, Normas y Organización del Indecopi, aprobado por Decreto Legislativo N° 8079, presenten sus descargos sobre la imputación de cargos realizada en un plazo no mayor a cinco (5) días hábiles contado a partir del día siguiente de la notificación de la presente resolución, vencido el cual, el Secretario Técnico declarará en rebeldía a los denunciados que no lo hubieran presentado. Debe precisarse que de conformidad con lo establecido por el artículo 223° del Texto Único Ordenado de la Ley N° 27444, Ley del Procedimiento Administrativo General, las alegaciones y los hechos relevantes de la reclamación, salvo que hayan sido específicamente negadas en la contestación, se tendrán por aceptadas o meritadas como ciertas.</w:t>
+      </w:r>
+    </w:p>
+    <w:p ns2:paraId="228F876C" ns2:textId="77777777">
+      <w:pPr>
+        <w:spacing w:after="0" w:line="240" w:lineRule="auto"/>
+        <w:jc w:val="both"/>
+        <w:rPr>
+          <w:rFonts w:ascii="Arial Narrow" w:eastAsia="Arial Narrow" w:hAnsi="Arial Narrow" w:cs="Arial Narrow"/>
+          <w:color w:val="000000"/>
+          <w:kern w:val="0"/>
+          <w:lang w:eastAsia="es-PE"/>
+          <ns2:ligatures ns2:val="none"/>
+        </w:rPr>
+      </w:pPr>
+    </w:p>
+    <w:p ns2:paraId="774AFBA5" ns2:textId="732B4C24">
+      <w:pPr>
+        <w:spacing w:after="0" w:line="240" w:lineRule="auto"/>
+        <w:jc w:val="both"/>
         <w:rPr>
           <w:rFonts w:ascii="Arial Narrow" w:eastAsia="Times New Roman" w:hAnsi="Arial Narrow" w:cs="Arial"/>
           <w:color w:val="000000"/>
           <w:kern w:val="0"/>
           <w:lang w:val="es-ES" w:eastAsia="es-ES"/>
-          <w14:ligatures w14:val="none"/>
-        </w:rPr>
-        <w:t xml:space="preserve">el </w:t>
+          <ns2:ligatures ns2:val="none"/>
+        </w:rPr>
+      </w:pPr>
+      <w:r>
+        <w:rPr>
+          <w:rFonts w:ascii="Arial Narrow" w:eastAsia="Arial Narrow" w:hAnsi="Arial Narrow" w:cs="Arial Narrow"/>
+          <w:b/>
+          <w:color w:val="000000"/>
+          <w:kern w:val="0"/>
+          <w:lang w:eastAsia="es-PE"/>
+          <ns2:ligatures ns2:val="none"/>
+        </w:rPr>
+        <w:t xml:space="preserve">QUINTO: </w:t>
+      </w:r>
+      <w:bookmarkStart w:id="20" w:name="_Hlk188286813"/>
+      <w:r>
+        <w:rPr>
+          <w:rFonts w:ascii="Arial Narrow" w:eastAsia="Times New Roman" w:hAnsi="Arial Narrow" w:cs="Arial"/>
+          <w:color w:val="000000"/>
+          <w:kern w:val="0"/>
+          <w:lang w:eastAsia="es-ES"/>
+          <ns2:ligatures ns2:val="none"/>
+        </w:rPr>
+        <w:t xml:space="preserve">requerir </w:t>
       </w:r>
       <w:r>
         <w:rPr>
@@ -5030,65 +5065,186 @@
           <w:color w:val="000000"/>
           <w:kern w:val="0"/>
           <w:lang w:val="es-ES" w:eastAsia="es-ES"/>
-          <w14:ligatures w14:val="none"/>
-        </w:rPr>
-        <w:t xml:space="preserve">29 de enero de </w:t>
-      </w:r>
+          <ns2:ligatures ns2:val="none"/>
+        </w:rPr>
+        <w:t xml:space="preserve">que, en un </w:t>
+      </w:r>
+      <w:r>
+        <w:rPr>
+          <w:rFonts w:ascii="Arial Narrow" w:eastAsia="Times New Roman" w:hAnsi="Arial Narrow" w:cs="Arial"/>
+          <w:color w:val="000000"/>
+          <w:kern w:val="0"/>
+          <w:lang w:eastAsia="es-ES"/>
+          <ns2:ligatures ns2:val="none"/>
+        </w:rPr>
+        <w:t>plazo no mayor de cinco (5) días hábiles contado a partir del día siguiente de la notificación de la presente resolución</w:t>
+      </w:r>
+      <w:bookmarkEnd w:id="20"/>
+      <w:r>
+        <w:rPr>
+          <w:rFonts w:ascii="Arial Narrow" w:eastAsia="Times New Roman" w:hAnsi="Arial Narrow" w:cs="Arial"/>
+          <w:color w:val="000000"/>
+          <w:kern w:val="0"/>
+          <w:lang w:eastAsia="es-ES"/>
+          <ns2:ligatures ns2:val="none"/>
+        </w:rPr>
+        <w:t xml:space="preserve">, </w:t>
+      </w:r>
+      <w:bookmarkStart w:id="21" w:name="_Hlk188286828"/>
+      <w:r>
+        <w:rPr>
+          <w:rFonts w:ascii="Arial Narrow" w:eastAsia="Times New Roman" w:hAnsi="Arial Narrow" w:cs="Times New Roman"/>
+          <w:color w:val="000000"/>
+          <w:kern w:val="0"/>
+          <w:shd w:val="clear" w:color="auto" w:fill="FFFFFF"/>
+          <w:lang w:eastAsia="es-PE"/>
+          <ns2:ligatures ns2:val="none"/>
+        </w:rPr>
+        <w:t>el proveedor denunciado</w:t>
+      </w:r>
+      <w:r>
+        <w:rPr>
+          <w:rFonts w:ascii="Arial Narrow" w:eastAsia="Times New Roman" w:hAnsi="Arial Narrow" w:cs="Arial"/>
+          <w:color w:val="000000"/>
+          <w:kern w:val="0"/>
+          <w:lang w:eastAsia="es-ES"/>
+          <ns2:ligatures ns2:val="none"/>
+        </w:rPr>
+        <w:t xml:space="preserve"> </w:t>
+      </w:r>
+      <w:bookmarkEnd w:id="21"/>
       <w:r>
         <w:rPr>
           <w:rFonts w:ascii="Arial Narrow" w:eastAsia="Times New Roman" w:hAnsi="Arial Narrow" w:cs="Arial"/>
           <w:color w:val="000000"/>
           <w:kern w:val="0"/>
           <w:lang w:val="es-ES" w:eastAsia="es-ES"/>
-          <w14:ligatures w14:val="none"/>
-        </w:rPr>
-        <w:t>2026</w:t>
-      </w:r>
-      <w:r>
-        <w:rPr>
-          <w:rFonts w:ascii="Arial Narrow" w:eastAsia="Calibri" w:hAnsi="Arial Narrow" w:cs="Arial"/>
-          <w:kern w:val="0"/>
-          <w14:ligatures w14:val="none"/>
-        </w:rPr>
-        <w:t xml:space="preserve">, </w:t>
-      </w:r>
-      <w:r>
-        <w:rPr>
-          <w:rFonts w:ascii="Arial Narrow" w:eastAsia="Arial Narrow" w:hAnsi="Arial Narrow" w:cs="Arial Narrow"/>
-          <w:color w:val="000000"/>
-          <w:kern w:val="0"/>
-          <w:lang w:eastAsia="es-PE"/>
-          <w14:ligatures w14:val="none"/>
-        </w:rPr>
-        <w:t>a</w:t>
-      </w:r>
-      <w:r>
-        <w:rPr>
-          <w:rFonts w:ascii="Arial Narrow" w:eastAsia="Times New Roman" w:hAnsi="Arial Narrow" w:cs="Times New Roman"/>
-          <w:color w:val="000000"/>
-          <w:kern w:val="0"/>
-          <w:shd w:val="clear" w:color="auto" w:fill="FFFFFF"/>
-          <w:lang w:eastAsia="es-PE"/>
-          <w14:ligatures w14:val="none"/>
+          <ns2:ligatures ns2:val="none"/>
+        </w:rPr>
+        <w:t xml:space="preserve">cumpla con: </w:t>
+      </w:r>
+      <w:r>
+        <w:rPr>
+          <w:rFonts w:ascii="Arial Narrow" w:eastAsia="Times New Roman" w:hAnsi="Arial Narrow" w:cs="Arial"/>
+          <w:color w:val="000000"/>
+          <w:kern w:val="0"/>
+          <w:lang w:val="es-ES" w:eastAsia="es-ES"/>
+          <ns2:ligatures ns2:val="none"/>
+        </w:rPr>
+        <w:t>(i) presentar una copia completa, legible y debidamente suscrita de la Póliza 220014352 del Seguro vehicular, así como el cargo de remisión de la póliza; (</w:t>
+      </w:r>
+      <w:proofErr w:type="spellStart"/>
+      <w:r>
+        <w:rPr>
+          <w:rFonts w:ascii="Arial Narrow" w:eastAsia="Times New Roman" w:hAnsi="Arial Narrow" w:cs="Arial"/>
+          <w:color w:val="000000"/>
+          <w:kern w:val="0"/>
+          <w:lang w:val="es-ES" w:eastAsia="es-ES"/>
+          <ns2:ligatures ns2:val="none"/>
+        </w:rPr>
+        <w:t>ii</w:t>
+      </w:r>
+      <w:proofErr w:type="spellEnd"/>
+      <w:r>
+        <w:rPr>
+          <w:rFonts w:ascii="Arial Narrow" w:eastAsia="Times New Roman" w:hAnsi="Arial Narrow" w:cs="Arial"/>
+          <w:color w:val="000000"/>
+          <w:kern w:val="0"/>
+          <w:lang w:val="es-ES" w:eastAsia="es-ES"/>
+          <ns2:ligatures ns2:val="none"/>
+        </w:rPr>
+        <w:t>) presentar los medios probatorios que acrediten que la negativa de otorgamiento de cobertura es justificada; y, (</w:t>
+      </w:r>
+      <w:proofErr w:type="spellStart"/>
+      <w:r>
+        <w:rPr>
+          <w:rFonts w:ascii="Arial Narrow" w:eastAsia="Times New Roman" w:hAnsi="Arial Narrow" w:cs="Arial"/>
+          <w:color w:val="000000"/>
+          <w:kern w:val="0"/>
+          <w:lang w:val="es-ES" w:eastAsia="es-ES"/>
+          <ns2:ligatures ns2:val="none"/>
+        </w:rPr>
+        <w:t>iii</w:t>
+      </w:r>
+      <w:proofErr w:type="spellEnd"/>
+      <w:r>
+        <w:rPr>
+          <w:rFonts w:ascii="Arial Narrow" w:eastAsia="Times New Roman" w:hAnsi="Arial Narrow" w:cs="Arial"/>
+          <w:color w:val="000000"/>
+          <w:kern w:val="0"/>
+          <w:lang w:val="es-ES" w:eastAsia="es-ES"/>
+          <ns2:ligatures ns2:val="none"/>
+        </w:rPr>
+        <w:t>) presentar todas las comunicaciones cursadas con la parte denunciante en virtud de los hechos materia de denuncia</w:t>
+      </w:r>
+      <w:r>
+        <w:rPr>
+          <w:rFonts w:ascii="Arial Narrow" w:eastAsia="Times New Roman" w:hAnsi="Arial Narrow" w:cs="Arial"/>
+          <w:color w:val="000000"/>
+          <w:kern w:val="0"/>
+          <w:lang w:val="es-ES" w:eastAsia="es-ES"/>
+          <ns2:ligatures ns2:val="none"/>
+        </w:rPr>
+        <w:t>.</w:t>
+      </w:r>
+    </w:p>
+    <w:p ns2:paraId="12A4D8BD" ns2:textId="77777777">
+      <w:pPr>
+        <w:spacing w:after="0" w:line="240" w:lineRule="auto"/>
+        <w:jc w:val="both"/>
+        <w:rPr>
+          <w:rFonts w:ascii="Arial Narrow" w:eastAsia="Arial Narrow" w:hAnsi="Arial Narrow" w:cs="Arial Narrow"/>
+          <w:b/>
+          <w:color w:val="000000"/>
+          <w:kern w:val="0"/>
+          <w:lang w:val="es-ES" w:eastAsia="es-PE"/>
+          <ns2:ligatures ns2:val="none"/>
+        </w:rPr>
+      </w:pPr>
+    </w:p>
+    <w:p ns2:paraId="591B7E6F" ns2:textId="49B57D93">
+      <w:pPr>
+        <w:spacing w:after="0" w:line="240" w:lineRule="auto"/>
+        <w:jc w:val="both"/>
+        <w:rPr>
+          <w:rFonts w:ascii="Arial Narrow" w:eastAsia="Arial Narrow" w:hAnsi="Arial Narrow" w:cs="Arial Narrow"/>
+          <w:color w:val="000000"/>
+          <w:kern w:val="0"/>
+          <w:lang w:eastAsia="es-PE"/>
+          <ns2:ligatures ns2:val="none"/>
+        </w:rPr>
+      </w:pPr>
+      <w:r>
+        <w:rPr>
+          <w:rFonts w:ascii="Arial Narrow" w:eastAsia="Arial Narrow" w:hAnsi="Arial Narrow" w:cs="Arial Narrow"/>
+          <w:b/>
+          <w:color w:val="000000"/>
+          <w:kern w:val="0"/>
+          <w:lang w:eastAsia="es-PE"/>
+          <ns2:ligatures ns2:val="none"/>
+        </w:rPr>
+        <w:t>SEXTO:</w:t>
+      </w:r>
+      <w:r>
+        <w:rPr>
+          <w:rFonts w:ascii="Arial Narrow" w:eastAsia="Arial Narrow" w:hAnsi="Arial Narrow" w:cs="Arial Narrow"/>
+          <w:color w:val="000000"/>
+          <w:kern w:val="0"/>
+          <w:lang w:eastAsia="es-PE"/>
+          <ns2:ligatures ns2:val="none"/>
         </w:rPr>
         <w:t xml:space="preserve"> </w:t>
       </w:r>
-      <w:r>
-        <w:rPr>
-          <w:rFonts w:ascii="Arial Narrow" w:eastAsia="Arial Narrow" w:hAnsi="Arial Narrow" w:cs="Arial Narrow"/>
-          <w:bCs/>
-        </w:rPr>
-        <w:t>La Positiva Seguros y Reaseguros S.A.</w:t>
-      </w:r>
-      <w:r>
-        <w:rPr>
-          <w:rFonts w:ascii="Arial Narrow" w:eastAsia="Arial Narrow" w:hAnsi="Arial Narrow" w:cs="Arial Narrow"/>
-          <w:color w:val="000000"/>
-          <w:kern w:val="0"/>
-          <w:lang w:eastAsia="es-PE"/>
-          <w14:ligatures w14:val="none"/>
-        </w:rPr>
-        <w:t>, para que, de conformidad con lo dispuesto por el artículo 26</w:t>
+      <w:bookmarkStart w:id="22" w:name="_Hlk188286915"/>
+      <w:r>
+        <w:rPr>
+          <w:rFonts w:ascii="Arial Narrow" w:eastAsia="Arial Narrow" w:hAnsi="Arial Narrow" w:cs="Arial Narrow"/>
+          <w:color w:val="000000"/>
+          <w:kern w:val="0"/>
+          <w:lang w:eastAsia="es-PE"/>
+          <ns2:ligatures ns2:val="none"/>
+        </w:rPr>
+        <w:t>informar a las partes que el artículo 110</w:t>
       </w:r>
       <w:r>
         <w:rPr>
@@ -5096,7 +5252,7 @@
           <w:color w:val="000000"/>
           <w:kern w:val="0"/>
           <w:lang w:eastAsia="es-PE"/>
-          <w14:ligatures w14:val="none"/>
+          <ns2:ligatures ns2:val="none"/>
         </w:rPr>
         <w:t/>
       </w:r>
@@ -5106,262 +5262,7 @@
           <w:color w:val="000000"/>
           <w:kern w:val="0"/>
           <w:lang w:eastAsia="es-PE"/>
-          <w14:ligatures w14:val="none"/>
-        </w:rPr>
-        <w:t xml:space="preserve"> de la Ley sobre Facultades, Normas y Organización del Indecopi, aprobada por Decreto Legislativo 807, presente sus descargos en un plazo no mayor de cinco (5) días hábiles contados desde la notificación. </w:t>
-      </w:r>
-    </w:p>
-    <w:p>
-      <w:pPr>
-        <w:spacing w:after="0" w:line="240" w:lineRule="auto"/>
-        <w:jc w:val="both"/>
-        <w:rPr>
-          <w:rFonts w:ascii="Arial Narrow" w:eastAsia="Arial Narrow" w:hAnsi="Arial Narrow" w:cs="Arial Narrow"/>
-          <w:color w:val="000000"/>
-          <w:kern w:val="0"/>
-          <w:lang w:eastAsia="es-PE"/>
-          <w14:ligatures w14:val="none"/>
-        </w:rPr>
-      </w:pPr>
-    </w:p>
-    <w:p>
-      <w:pPr>
-        <w:spacing w:after="0" w:line="240" w:lineRule="auto"/>
-        <w:jc w:val="both"/>
-        <w:rPr>
-          <w:rFonts w:ascii="Arial Narrow" w:eastAsia="Times New Roman" w:hAnsi="Arial Narrow" w:cs="Arial"/>
-          <w:color w:val="000000"/>
-          <w:kern w:val="0"/>
-          <w:lang w:val="es-ES" w:eastAsia="es-ES"/>
-          <w14:ligatures w14:val="none"/>
-        </w:rPr>
-      </w:pPr>
-      <w:r>
-        <w:rPr>
-          <w:rFonts w:ascii="Arial Narrow" w:eastAsia="Arial Narrow" w:hAnsi="Arial Narrow" w:cs="Arial Narrow"/>
-          <w:b/>
-          <w:color w:val="000000"/>
-          <w:kern w:val="0"/>
-          <w:lang w:eastAsia="es-PE"/>
-          <w14:ligatures w14:val="none"/>
-        </w:rPr>
-        <w:t xml:space="preserve">QUINTO: </w:t>
-      </w:r>
-      <w:bookmarkStart w:id="20" w:name="_Hlk188286813"/>
-      <w:r>
-        <w:rPr>
-          <w:rFonts w:ascii="Arial Narrow" w:eastAsia="Times New Roman" w:hAnsi="Arial Narrow" w:cs="Arial"/>
-          <w:color w:val="000000"/>
-          <w:kern w:val="0"/>
-          <w:lang w:eastAsia="es-ES"/>
-          <w14:ligatures w14:val="none"/>
-        </w:rPr>
-        <w:t xml:space="preserve">requerir </w:t>
-      </w:r>
-      <w:r>
-        <w:rPr>
-          <w:rFonts w:ascii="Arial Narrow" w:eastAsia="Times New Roman" w:hAnsi="Arial Narrow" w:cs="Arial"/>
-          <w:color w:val="000000"/>
-          <w:kern w:val="0"/>
-          <w:lang w:val="es-ES" w:eastAsia="es-ES"/>
-          <w14:ligatures w14:val="none"/>
-        </w:rPr>
-        <w:t xml:space="preserve">que, en un </w:t>
-      </w:r>
-      <w:r>
-        <w:rPr>
-          <w:rFonts w:ascii="Arial Narrow" w:eastAsia="Times New Roman" w:hAnsi="Arial Narrow" w:cs="Arial"/>
-          <w:color w:val="000000"/>
-          <w:kern w:val="0"/>
-          <w:lang w:eastAsia="es-ES"/>
-          <w14:ligatures w14:val="none"/>
-        </w:rPr>
-        <w:t>plazo no mayor de cinco (5) días hábiles contado a partir del día siguiente de la notificación de la presente resolución</w:t>
-      </w:r>
-      <w:bookmarkEnd w:id="20"/>
-      <w:r>
-        <w:rPr>
-          <w:rFonts w:ascii="Arial Narrow" w:eastAsia="Times New Roman" w:hAnsi="Arial Narrow" w:cs="Arial"/>
-          <w:color w:val="000000"/>
-          <w:kern w:val="0"/>
-          <w:lang w:eastAsia="es-ES"/>
-          <w14:ligatures w14:val="none"/>
-        </w:rPr>
-        <w:t xml:space="preserve">, </w:t>
-      </w:r>
-      <w:bookmarkStart w:id="21" w:name="_Hlk188286828"/>
-      <w:r>
-        <w:rPr>
-          <w:rFonts w:ascii="Arial Narrow" w:eastAsia="Times New Roman" w:hAnsi="Arial Narrow" w:cs="Times New Roman"/>
-          <w:color w:val="000000"/>
-          <w:kern w:val="0"/>
-          <w:shd w:val="clear" w:color="auto" w:fill="FFFFFF"/>
-          <w:lang w:eastAsia="es-PE"/>
-          <w14:ligatures w14:val="none"/>
-        </w:rPr>
-        <w:t>el proveedor denunciado</w:t>
-      </w:r>
-      <w:r>
-        <w:rPr>
-          <w:rFonts w:ascii="Arial Narrow" w:eastAsia="Times New Roman" w:hAnsi="Arial Narrow" w:cs="Arial"/>
-          <w:color w:val="000000"/>
-          <w:kern w:val="0"/>
-          <w:lang w:eastAsia="es-ES"/>
-          <w14:ligatures w14:val="none"/>
-        </w:rPr>
-        <w:t xml:space="preserve"> </w:t>
-      </w:r>
-      <w:bookmarkEnd w:id="21"/>
-      <w:r>
-        <w:rPr>
-          <w:rFonts w:ascii="Arial Narrow" w:eastAsia="Times New Roman" w:hAnsi="Arial Narrow" w:cs="Arial"/>
-          <w:color w:val="000000"/>
-          <w:kern w:val="0"/>
-          <w:lang w:val="es-ES" w:eastAsia="es-ES"/>
-          <w14:ligatures w14:val="none"/>
-        </w:rPr>
-        <w:t xml:space="preserve">cumpla con: </w:t>
-      </w:r>
-      <w:r>
-        <w:rPr>
-          <w:rFonts w:ascii="Arial Narrow" w:eastAsia="Times New Roman" w:hAnsi="Arial Narrow" w:cs="Arial"/>
-          <w:color w:val="000000"/>
-          <w:kern w:val="0"/>
-          <w:lang w:val="es-ES" w:eastAsia="es-ES"/>
-          <w14:ligatures w14:val="none"/>
-        </w:rPr>
-        <w:t>(i) presentar una copia completa, legible y debidamente suscrita de la Póliza 220014352 del Seguro vehicular, así como el cargo de remisión de la póliza; (</w:t>
-      </w:r>
-      <w:proofErr w:type="spellStart"/>
-      <w:r>
-        <w:rPr>
-          <w:rFonts w:ascii="Arial Narrow" w:eastAsia="Times New Roman" w:hAnsi="Arial Narrow" w:cs="Arial"/>
-          <w:color w:val="000000"/>
-          <w:kern w:val="0"/>
-          <w:lang w:val="es-ES" w:eastAsia="es-ES"/>
-          <w14:ligatures w14:val="none"/>
-        </w:rPr>
-        <w:t>ii</w:t>
-      </w:r>
-      <w:proofErr w:type="spellEnd"/>
-      <w:r>
-        <w:rPr>
-          <w:rFonts w:ascii="Arial Narrow" w:eastAsia="Times New Roman" w:hAnsi="Arial Narrow" w:cs="Arial"/>
-          <w:color w:val="000000"/>
-          <w:kern w:val="0"/>
-          <w:lang w:val="es-ES" w:eastAsia="es-ES"/>
-          <w14:ligatures w14:val="none"/>
-        </w:rPr>
-        <w:t>) presentar los medios probatorios que acrediten que la negativa de otorgamiento de cobertura es justificada; y, (</w:t>
-      </w:r>
-      <w:proofErr w:type="spellStart"/>
-      <w:r>
-        <w:rPr>
-          <w:rFonts w:ascii="Arial Narrow" w:eastAsia="Times New Roman" w:hAnsi="Arial Narrow" w:cs="Arial"/>
-          <w:color w:val="000000"/>
-          <w:kern w:val="0"/>
-          <w:lang w:val="es-ES" w:eastAsia="es-ES"/>
-          <w14:ligatures w14:val="none"/>
-        </w:rPr>
-        <w:t>iii</w:t>
-      </w:r>
-      <w:proofErr w:type="spellEnd"/>
-      <w:r>
-        <w:rPr>
-          <w:rFonts w:ascii="Arial Narrow" w:eastAsia="Times New Roman" w:hAnsi="Arial Narrow" w:cs="Arial"/>
-          <w:color w:val="000000"/>
-          <w:kern w:val="0"/>
-          <w:lang w:val="es-ES" w:eastAsia="es-ES"/>
-          <w14:ligatures w14:val="none"/>
-        </w:rPr>
-        <w:t>) presentar todas las comunicaciones cursadas con la parte denunciante en virtud de los hechos materia de denuncia</w:t>
-      </w:r>
-      <w:r>
-        <w:rPr>
-          <w:rFonts w:ascii="Arial Narrow" w:eastAsia="Times New Roman" w:hAnsi="Arial Narrow" w:cs="Arial"/>
-          <w:color w:val="000000"/>
-          <w:kern w:val="0"/>
-          <w:lang w:val="es-ES" w:eastAsia="es-ES"/>
-          <w14:ligatures w14:val="none"/>
-        </w:rPr>
-        <w:t>.</w:t>
-      </w:r>
-    </w:p>
-    <w:p>
-      <w:pPr>
-        <w:spacing w:after="0" w:line="240" w:lineRule="auto"/>
-        <w:jc w:val="both"/>
-        <w:rPr>
-          <w:rFonts w:ascii="Arial Narrow" w:eastAsia="Arial Narrow" w:hAnsi="Arial Narrow" w:cs="Arial Narrow"/>
-          <w:b/>
-          <w:color w:val="000000"/>
-          <w:kern w:val="0"/>
-          <w:lang w:val="es-ES" w:eastAsia="es-PE"/>
-          <w14:ligatures w14:val="none"/>
-        </w:rPr>
-      </w:pPr>
-    </w:p>
-    <w:p>
-      <w:pPr>
-        <w:spacing w:after="0" w:line="240" w:lineRule="auto"/>
-        <w:jc w:val="both"/>
-        <w:rPr>
-          <w:rFonts w:ascii="Arial Narrow" w:eastAsia="Arial Narrow" w:hAnsi="Arial Narrow" w:cs="Arial Narrow"/>
-          <w:color w:val="000000"/>
-          <w:kern w:val="0"/>
-          <w:lang w:eastAsia="es-PE"/>
-          <w14:ligatures w14:val="none"/>
-        </w:rPr>
-      </w:pPr>
-      <w:r>
-        <w:rPr>
-          <w:rFonts w:ascii="Arial Narrow" w:eastAsia="Arial Narrow" w:hAnsi="Arial Narrow" w:cs="Arial Narrow"/>
-          <w:b/>
-          <w:color w:val="000000"/>
-          <w:kern w:val="0"/>
-          <w:lang w:eastAsia="es-PE"/>
-          <w14:ligatures w14:val="none"/>
-        </w:rPr>
-        <w:t>SEXTO:</w:t>
-      </w:r>
-      <w:r>
-        <w:rPr>
-          <w:rFonts w:ascii="Arial Narrow" w:eastAsia="Arial Narrow" w:hAnsi="Arial Narrow" w:cs="Arial Narrow"/>
-          <w:color w:val="000000"/>
-          <w:kern w:val="0"/>
-          <w:lang w:eastAsia="es-PE"/>
-          <w14:ligatures w14:val="none"/>
-        </w:rPr>
-        <w:t xml:space="preserve"> </w:t>
-      </w:r>
-      <w:bookmarkStart w:id="22" w:name="_Hlk188286915"/>
-      <w:r>
-        <w:rPr>
-          <w:rFonts w:ascii="Arial Narrow" w:eastAsia="Arial Narrow" w:hAnsi="Arial Narrow" w:cs="Arial Narrow"/>
-          <w:color w:val="000000"/>
-          <w:kern w:val="0"/>
-          <w:lang w:eastAsia="es-PE"/>
-          <w14:ligatures w14:val="none"/>
-        </w:rPr>
-        <w:t>informar a las partes que el artículo 110</w:t>
-      </w:r>
-      <w:r>
-        <w:rPr>
-          <w:rFonts w:ascii="Arial Narrow" w:eastAsia="Times New Roman" w:hAnsi="Arial Narrow" w:cs="Segoe UI"/>
-          <w:color w:val="000000"/>
-          <w:kern w:val="0"/>
-          <w:lang w:eastAsia="es-PE"/>
-          <w14:ligatures w14:val="none"/>
-        </w:rPr>
-        <w:t/>
-      </w:r>
-      <w:r>
-        <w:rPr>
-          <w:rFonts w:ascii="Arial Narrow" w:eastAsia="Arial Narrow" w:hAnsi="Arial Narrow" w:cs="Arial Narrow"/>
-          <w:color w:val="000000"/>
-          <w:kern w:val="0"/>
-          <w:lang w:eastAsia="es-PE"/>
-          <w14:ligatures w14:val="none"/>
+          <ns2:ligatures ns2:val="none"/>
         </w:rPr>
         <w:t xml:space="preserve"> de la Ley </w:t>
       </w:r>
@@ -5371,7 +5272,7 @@
           <w:color w:val="000000"/>
           <w:kern w:val="0"/>
           <w:lang w:eastAsia="es-PE"/>
-          <w14:ligatures w14:val="none"/>
+          <ns2:ligatures ns2:val="none"/>
         </w:rPr>
         <w:t xml:space="preserve"/>
       </w:r>
@@ -5381,7 +5282,7 @@
           <w:color w:val="000000"/>
           <w:kern w:val="0"/>
           <w:lang w:eastAsia="es-PE"/>
-          <w14:ligatures w14:val="none"/>
+          <ns2:ligatures ns2:val="none"/>
         </w:rPr>
         <w:t>29571, Código de Protección y Defensa del Consumidor</w:t>
       </w:r>
@@ -5393,7 +5294,7 @@
           <w:kern w:val="0"/>
           <w:vertAlign w:val="superscript"/>
           <w:lang w:eastAsia="es-PE"/>
-          <w14:ligatures w14:val="none"/>
+          <ns2:ligatures ns2:val="none"/>
         </w:rPr>
         <w:footnoteReference w:id="9"/>
       </w:r>
@@ -5403,7 +5304,7 @@
           <w:color w:val="000000"/>
           <w:kern w:val="0"/>
           <w:lang w:eastAsia="es-PE"/>
-          <w14:ligatures w14:val="none"/>
+          <ns2:ligatures ns2:val="none"/>
         </w:rPr>
         <w:t xml:space="preserve">, faculta a la Comisión a calificar las infracciones de la referida norma como leves, graves o </w:t>
       </w:r>
@@ -5413,7 +5314,7 @@
           <w:color w:val="000000"/>
           <w:kern w:val="0"/>
           <w:lang w:eastAsia="es-PE"/>
-          <w14:ligatures w14:val="none"/>
+          <ns2:ligatures ns2:val="none"/>
         </w:rPr>
         <w:lastRenderedPageBreak/>
         <w:t>muy graves e imponer sanciones que van desde una amonestación hasta una multa por un máximo de 450 Unidades Impositivas Tributarias, sin perjuicio de las medidas correctivas, reparadoras y complementarias, que puedan ordenarse de acuerdo a lo estipulado en los artículos 114</w:t>
@@ -5424,7 +5325,7 @@
           <w:color w:val="000000"/>
           <w:kern w:val="0"/>
           <w:lang w:eastAsia="es-PE"/>
-          <w14:ligatures w14:val="none"/>
+          <ns2:ligatures ns2:val="none"/>
         </w:rPr>
         <w:t/>
       </w:r>
@@ -5434,7 +5335,7 @@
           <w:color w:val="000000"/>
           <w:kern w:val="0"/>
           <w:lang w:eastAsia="es-PE"/>
-          <w14:ligatures w14:val="none"/>
+          <ns2:ligatures ns2:val="none"/>
         </w:rPr>
         <w:t>, 115</w:t>
       </w:r>
@@ -5444,7 +5345,7 @@
           <w:color w:val="000000"/>
           <w:kern w:val="0"/>
           <w:lang w:eastAsia="es-PE"/>
-          <w14:ligatures w14:val="none"/>
+          <ns2:ligatures ns2:val="none"/>
         </w:rPr>
         <w:t/>
       </w:r>
@@ -5454,7 +5355,7 @@
           <w:color w:val="000000"/>
           <w:kern w:val="0"/>
           <w:lang w:eastAsia="es-PE"/>
-          <w14:ligatures w14:val="none"/>
+          <ns2:ligatures ns2:val="none"/>
         </w:rPr>
         <w:t xml:space="preserve"> y 116</w:t>
       </w:r>
@@ -5464,7 +5365,7 @@
           <w:color w:val="000000"/>
           <w:kern w:val="0"/>
           <w:lang w:eastAsia="es-PE"/>
-          <w14:ligatures w14:val="none"/>
+          <ns2:ligatures ns2:val="none"/>
         </w:rPr>
         <w:t/>
       </w:r>
@@ -5474,7 +5375,7 @@
           <w:color w:val="000000"/>
           <w:kern w:val="0"/>
           <w:lang w:eastAsia="es-PE"/>
-          <w14:ligatures w14:val="none"/>
+          <ns2:ligatures ns2:val="none"/>
         </w:rPr>
         <w:t xml:space="preserve"> de la referida norma</w:t>
       </w:r>
@@ -5486,7 +5387,7 @@
           <w:kern w:val="0"/>
           <w:vertAlign w:val="superscript"/>
           <w:lang w:eastAsia="es-PE"/>
-          <w14:ligatures w14:val="none"/>
+          <ns2:ligatures ns2:val="none"/>
         </w:rPr>
         <w:footnoteReference w:id="10"/>
       </w:r>
@@ -5496,7 +5397,7 @@
           <w:color w:val="000000"/>
           <w:kern w:val="0"/>
           <w:lang w:eastAsia="es-PE"/>
-          <w14:ligatures w14:val="none"/>
+          <ns2:ligatures ns2:val="none"/>
         </w:rPr>
         <w:t xml:space="preserve">. </w:t>
       </w:r>
@@ -5507,7 +5408,7 @@
           <w:color w:val="000000"/>
           <w:kern w:val="0"/>
           <w:lang w:eastAsia="es-PE"/>
-          <w14:ligatures w14:val="none"/>
+          <ns2:ligatures ns2:val="none"/>
         </w:rPr>
         <w:lastRenderedPageBreak/>
         <w:t>Asimismo, se consideran circunstancias atenuantes para la graduación de la sanción, el allanamiento de la denuncia o el reconocimiento de las pretensiones en ella contenidas, de acuerdo con el artículo 112</w:t>
@@ -5518,7 +5419,7 @@
           <w:color w:val="000000"/>
           <w:kern w:val="0"/>
           <w:lang w:eastAsia="es-PE"/>
-          <w14:ligatures w14:val="none"/>
+          <ns2:ligatures ns2:val="none"/>
         </w:rPr>
         <w:t/>
       </w:r>
@@ -5528,7 +5429,7 @@
           <w:color w:val="000000"/>
           <w:kern w:val="0"/>
           <w:lang w:eastAsia="es-PE"/>
-          <w14:ligatures w14:val="none"/>
+          <ns2:ligatures ns2:val="none"/>
         </w:rPr>
         <w:t xml:space="preserve"> del Código</w:t>
       </w:r>
@@ -5540,7 +5441,7 @@
           <w:kern w:val="0"/>
           <w:vertAlign w:val="superscript"/>
           <w:lang w:eastAsia="es-PE"/>
-          <w14:ligatures w14:val="none"/>
+          <ns2:ligatures ns2:val="none"/>
         </w:rPr>
         <w:footnoteReference w:id="11"/>
       </w:r>
@@ -5550,12 +5451,12 @@
           <w:color w:val="000000"/>
           <w:kern w:val="0"/>
           <w:lang w:eastAsia="es-PE"/>
-          <w14:ligatures w14:val="none"/>
+          <ns2:ligatures ns2:val="none"/>
         </w:rPr>
         <w:t>.</w:t>
       </w:r>
     </w:p>
-    <w:p>
+    <w:p ns2:paraId="0ECE55DF" ns2:textId="77777777">
       <w:pPr>
         <w:shd w:val="clear" w:color="auto" w:fill="FFFFFF"/>
         <w:spacing w:after="0" w:line="240" w:lineRule="auto"/>
@@ -5566,11 +5467,11 @@
           <w:color w:val="000000"/>
           <w:kern w:val="0"/>
           <w:lang w:eastAsia="es-PE"/>
-          <w14:ligatures w14:val="none"/>
-        </w:rPr>
-      </w:pPr>
-    </w:p>
-    <w:p>
+          <ns2:ligatures ns2:val="none"/>
+        </w:rPr>
+      </w:pPr>
+    </w:p>
+    <w:p ns2:paraId="1CC114EB" ns2:textId="77777777">
       <w:pPr>
         <w:shd w:val="clear" w:color="auto" w:fill="FFFFFF"/>
         <w:spacing w:after="0" w:line="240" w:lineRule="auto"/>
@@ -5580,17 +5481,17 @@
           <w:color w:val="000000"/>
           <w:kern w:val="0"/>
           <w:lang w:eastAsia="es-PE"/>
-          <w14:ligatures w14:val="none"/>
-        </w:rPr>
-      </w:pPr>
-      <w:r>
-        <w:rPr>
-          <w:rFonts w:ascii="Arial Narrow" w:eastAsia="Arial Narrow" w:hAnsi="Arial Narrow" w:cs="Arial Narrow"/>
-          <w:b/>
-          <w:color w:val="000000"/>
-          <w:kern w:val="0"/>
-          <w:lang w:eastAsia="es-PE"/>
-          <w14:ligatures w14:val="none"/>
+          <ns2:ligatures ns2:val="none"/>
+        </w:rPr>
+      </w:pPr>
+      <w:r>
+        <w:rPr>
+          <w:rFonts w:ascii="Arial Narrow" w:eastAsia="Arial Narrow" w:hAnsi="Arial Narrow" w:cs="Arial Narrow"/>
+          <w:b/>
+          <w:color w:val="000000"/>
+          <w:kern w:val="0"/>
+          <w:lang w:eastAsia="es-PE"/>
+          <ns2:ligatures ns2:val="none"/>
         </w:rPr>
         <w:t>SÉTIMO:</w:t>
       </w:r>
@@ -5600,7 +5501,7 @@
           <w:color w:val="000000"/>
           <w:kern w:val="0"/>
           <w:lang w:eastAsia="es-PE"/>
-          <w14:ligatures w14:val="none"/>
+          <ns2:ligatures ns2:val="none"/>
         </w:rPr>
         <w:t xml:space="preserve"> informar a las partes que conforme a lo establecido en el artículo 39</w:t>
       </w:r>
@@ -5610,7 +5511,7 @@
           <w:color w:val="000000"/>
           <w:kern w:val="0"/>
           <w:lang w:eastAsia="es-PE"/>
-          <w14:ligatures w14:val="none"/>
+          <ns2:ligatures ns2:val="none"/>
         </w:rPr>
         <w:t/>
       </w:r>
@@ -5620,12 +5521,12 @@
           <w:color w:val="000000"/>
           <w:kern w:val="0"/>
           <w:lang w:eastAsia="es-PE"/>
-          <w14:ligatures w14:val="none"/>
+          <ns2:ligatures ns2:val="none"/>
         </w:rPr>
         <w:t xml:space="preserve"> de la Ley sobre Facultades, Normas y Organización del Indecopi, aprobada por Decreto Legislativo 807, los gastos por los peritajes realizados, actuación de pruebas, inspecciones y otros derivados de la tramitación del proceso serán de cargo de la parte que solicita la prueba, salvo pacto en contrario. En todos los casos, la resolución final determinará si los gastos deben ser asumidos por alguna de las partes, o reembolsados a la otra parte o al Indecopi, según sea el caso, de manera adicional a la sanción que haya podido imponerse. </w:t>
       </w:r>
     </w:p>
-    <w:p>
+    <w:p ns2:paraId="364C4B19" ns2:textId="77777777">
       <w:pPr>
         <w:shd w:val="clear" w:color="auto" w:fill="FFFFFF"/>
         <w:spacing w:after="0" w:line="240" w:lineRule="auto"/>
@@ -5635,11 +5536,11 @@
           <w:color w:val="000000"/>
           <w:kern w:val="0"/>
           <w:lang w:eastAsia="es-PE"/>
-          <w14:ligatures w14:val="none"/>
-        </w:rPr>
-      </w:pPr>
-    </w:p>
-    <w:p>
+          <ns2:ligatures ns2:val="none"/>
+        </w:rPr>
+      </w:pPr>
+    </w:p>
+    <w:p ns2:paraId="27E9BBC0" ns2:textId="77777777">
       <w:pPr>
         <w:suppressAutoHyphens/>
         <w:spacing w:after="0" w:line="240" w:lineRule="auto"/>
@@ -5648,7 +5549,7 @@
           <w:rFonts w:ascii="Arial Narrow" w:eastAsia="Calibri" w:hAnsi="Arial Narrow" w:cs="Arial"/>
           <w:kern w:val="0"/>
           <w:u w:val="single"/>
-          <w14:ligatures w14:val="none"/>
+          <ns2:ligatures ns2:val="none"/>
         </w:rPr>
       </w:pPr>
       <w:r>
@@ -5657,7 +5558,7 @@
           <w:b/>
           <w:bCs/>
           <w:kern w:val="0"/>
-          <w14:ligatures w14:val="none"/>
+          <ns2:ligatures ns2:val="none"/>
         </w:rPr>
         <w:t>OCTAVO</w:t>
       </w:r>
@@ -5666,7 +5567,7 @@
           <w:rFonts w:ascii="Arial Narrow" w:eastAsia="Calibri" w:hAnsi="Arial Narrow" w:cs="Arial"/>
           <w:b/>
           <w:kern w:val="0"/>
-          <w14:ligatures w14:val="none"/>
+          <ns2:ligatures ns2:val="none"/>
         </w:rPr>
         <w:t>:</w:t>
       </w:r>
@@ -5674,7 +5575,7 @@
         <w:rPr>
           <w:rFonts w:ascii="Arial Narrow" w:eastAsia="Calibri" w:hAnsi="Arial Narrow" w:cs="Arial"/>
           <w:kern w:val="0"/>
-          <w14:ligatures w14:val="none"/>
+          <ns2:ligatures ns2:val="none"/>
         </w:rPr>
         <w:t xml:space="preserve"> comunicar a las partes que, </w:t>
       </w:r>
@@ -5683,7 +5584,7 @@
         <w:rPr>
           <w:rFonts w:ascii="Arial Narrow" w:eastAsia="Calibri" w:hAnsi="Arial Narrow" w:cs="Arial"/>
           <w:kern w:val="0"/>
-          <w14:ligatures w14:val="none"/>
+          <ns2:ligatures ns2:val="none"/>
         </w:rPr>
         <w:t>de acuerdo a</w:t>
       </w:r>
@@ -5692,7 +5593,7 @@
         <w:rPr>
           <w:rFonts w:ascii="Arial Narrow" w:eastAsia="Calibri" w:hAnsi="Arial Narrow" w:cs="Arial"/>
           <w:kern w:val="0"/>
-          <w14:ligatures w14:val="none"/>
+          <ns2:ligatures ns2:val="none"/>
         </w:rPr>
         <w:t xml:space="preserve"> lo señalado por el artículo 29</w:t>
       </w:r>
@@ -5702,7 +5603,7 @@
           <w:color w:val="000000"/>
           <w:kern w:val="0"/>
           <w:lang w:eastAsia="es-PE"/>
-          <w14:ligatures w14:val="none"/>
+          <ns2:ligatures ns2:val="none"/>
         </w:rPr>
         <w:t/>
       </w:r>
@@ -5710,7 +5611,7 @@
         <w:rPr>
           <w:rFonts w:ascii="Arial Narrow" w:eastAsia="Calibri" w:hAnsi="Arial Narrow" w:cs="Arial"/>
           <w:kern w:val="0"/>
-          <w14:ligatures w14:val="none"/>
+          <ns2:ligatures ns2:val="none"/>
         </w:rPr>
         <w:t xml:space="preserve"> del Decreto Legislativo 807</w:t>
       </w:r>
@@ -5720,7 +5621,7 @@
           <w:rFonts w:ascii="Arial Narrow" w:eastAsia="Calibri" w:hAnsi="Arial Narrow" w:cs="Arial"/>
           <w:kern w:val="0"/>
           <w:vertAlign w:val="superscript"/>
-          <w14:ligatures w14:val="none"/>
+          <ns2:ligatures ns2:val="none"/>
         </w:rPr>
         <w:footnoteReference w:id="12"/>
       </w:r>
@@ -5728,7 +5629,7 @@
         <w:rPr>
           <w:rFonts w:ascii="Arial Narrow" w:eastAsia="Calibri" w:hAnsi="Arial Narrow" w:cs="Arial"/>
           <w:kern w:val="0"/>
-          <w14:ligatures w14:val="none"/>
+          <ns2:ligatures ns2:val="none"/>
         </w:rPr>
         <w:t xml:space="preserve">, hasta antes de la emisión de la Resolución Final tienen la posibilidad de solicitar una audiencia de conciliación. En caso deleguen a favor de una tercera persona su actuación en la diligencia programada, esta deberá presentar un poder especial con firma legalizada ante Notario Público, donde conste </w:t>
       </w:r>
@@ -5737,7 +5638,7 @@
           <w:rFonts w:ascii="Arial Narrow" w:eastAsia="Calibri" w:hAnsi="Arial Narrow" w:cs="Arial"/>
           <w:kern w:val="0"/>
           <w:u w:val="single"/>
-          <w14:ligatures w14:val="none"/>
+          <ns2:ligatures ns2:val="none"/>
         </w:rPr>
         <w:t>expresamente su facultad para asistir y conciliar en su representación</w:t>
       </w:r>
@@ -5746,7 +5647,7 @@
           <w:rFonts w:ascii="Arial Narrow" w:eastAsia="Calibri" w:hAnsi="Arial Narrow" w:cs="Arial"/>
           <w:bCs/>
           <w:kern w:val="0"/>
-          <w14:ligatures w14:val="none"/>
+          <ns2:ligatures ns2:val="none"/>
         </w:rPr>
         <w:t>.</w:t>
       </w:r>
@@ -5756,7 +5657,7 @@
           <w:b/>
           <w:bCs/>
           <w:kern w:val="0"/>
-          <w14:ligatures w14:val="none"/>
+          <ns2:ligatures ns2:val="none"/>
         </w:rPr>
         <w:t xml:space="preserve"> </w:t>
       </w:r>
@@ -5765,12 +5666,12 @@
           <w:rFonts w:ascii="Arial Narrow" w:eastAsia="Calibri" w:hAnsi="Arial Narrow" w:cs="Arial"/>
           <w:kern w:val="0"/>
           <w:u w:val="single"/>
-          <w14:ligatures w14:val="none"/>
+          <ns2:ligatures ns2:val="none"/>
         </w:rPr>
         <w:t xml:space="preserve">Ello bajo apercibimiento de no realizar la audiencia de conciliación y levantar el acta de inasistencia correspondiente. </w:t>
       </w:r>
     </w:p>
-    <w:p>
+    <w:p ns2:paraId="4CD47B08" ns2:textId="77777777">
       <w:pPr>
         <w:suppressAutoHyphens/>
         <w:spacing w:after="0" w:line="240" w:lineRule="auto"/>
@@ -5779,11 +5680,11 @@
           <w:rFonts w:ascii="Arial Narrow" w:eastAsia="Calibri" w:hAnsi="Arial Narrow" w:cs="Arial"/>
           <w:kern w:val="0"/>
           <w:u w:val="single"/>
-          <w14:ligatures w14:val="none"/>
-        </w:rPr>
-      </w:pPr>
-    </w:p>
-    <w:p>
+          <ns2:ligatures ns2:val="none"/>
+        </w:rPr>
+      </w:pPr>
+    </w:p>
+    <w:p ns2:paraId="0E80CA49" ns2:textId="77777777">
       <w:pPr>
         <w:suppressAutoHyphens/>
         <w:spacing w:after="0" w:line="240" w:lineRule="auto"/>
@@ -5793,7 +5694,7 @@
           <w:color w:val="000000"/>
           <w:kern w:val="0"/>
           <w:lang w:eastAsia="es-PE"/>
-          <w14:ligatures w14:val="none"/>
+          <ns2:ligatures ns2:val="none"/>
         </w:rPr>
       </w:pPr>
       <w:r>
@@ -5803,7 +5704,7 @@
           <w:color w:val="000000"/>
           <w:kern w:val="0"/>
           <w:lang w:eastAsia="es-PE"/>
-          <w14:ligatures w14:val="none"/>
+          <ns2:ligatures ns2:val="none"/>
         </w:rPr>
         <w:t>NOVENO:</w:t>
       </w:r>
@@ -5813,14 +5714,14 @@
           <w:color w:val="000000"/>
           <w:kern w:val="0"/>
           <w:lang w:eastAsia="es-PE"/>
-          <w14:ligatures w14:val="none"/>
+          <ns2:ligatures ns2:val="none"/>
         </w:rPr>
         <w:t xml:space="preserve"> poner en conocimiento de las partes que, antes de la emisión de la Resolución Final, tienen la posibilidad de formular su desistimiento o presentar el acuerdo arribado mediante la conciliación, mediación, transacción o cualquier otro que, de forma indubitable, deje constancia que se ha solucionado la controversia materia de denuncia.</w:t>
       </w:r>
       <w:bookmarkStart w:id="23" w:name="h.gjdgxs" w:colFirst="0" w:colLast="0"/>
       <w:bookmarkEnd w:id="23"/>
     </w:p>
-    <w:p>
+    <w:p ns2:paraId="7DDD06F7" ns2:textId="77777777">
       <w:pPr>
         <w:suppressAutoHyphens/>
         <w:spacing w:after="0" w:line="240" w:lineRule="auto"/>
@@ -5830,11 +5731,11 @@
           <w:color w:val="000000"/>
           <w:kern w:val="0"/>
           <w:lang w:eastAsia="es-PE"/>
-          <w14:ligatures w14:val="none"/>
-        </w:rPr>
-      </w:pPr>
-    </w:p>
-    <w:p>
+          <ns2:ligatures ns2:val="none"/>
+        </w:rPr>
+      </w:pPr>
+    </w:p>
+    <w:p ns2:paraId="236137A1" ns2:textId="3EF3372F">
       <w:pPr>
         <w:suppressAutoHyphens/>
         <w:spacing w:after="0" w:line="240" w:lineRule="auto"/>
@@ -5858,7 +5759,7 @@
           <w:b/>
           <w:spacing w:val="-3"/>
           <w:kern w:val="0"/>
-          <w14:ligatures w14:val="none"/>
+          <ns2:ligatures ns2:val="none"/>
         </w:rPr>
         <w:t/>
       </w:r>
@@ -5868,7 +5769,7 @@
           <w:bCs/>
           <w:spacing w:val="-3"/>
           <w:kern w:val="0"/>
-          <w14:ligatures w14:val="none"/>
+          <ns2:ligatures ns2:val="none"/>
         </w:rPr>
         <w:t xml:space="preserve"/>
       </w:r>
@@ -5878,7 +5779,7 @@
           <w:bCs/>
           <w:spacing w:val="-3"/>
           <w:kern w:val="0"/>
-          <w14:ligatures w14:val="none"/>
+          <ns2:ligatures ns2:val="none"/>
         </w:rPr>
         <w:t/>
       </w:r>
@@ -5888,7 +5789,7 @@
           <w:bCs/>
           <w:spacing w:val="-3"/>
           <w:kern w:val="0"/>
-          <w14:ligatures w14:val="none"/>
+          <ns2:ligatures ns2:val="none"/>
         </w:rPr>
         <w:t xml:space="preserve"/>
       </w:r>
@@ -5899,7 +5800,7 @@
           <w:kern w:val="0"/>
           <w:shd w:val="clear" w:color="auto" w:fill="FFFFFF"/>
           <w:lang w:eastAsia="es-PE"/>
-          <w14:ligatures w14:val="none"/>
+          <ns2:ligatures ns2:val="none"/>
         </w:rPr>
         <w:t xml:space="preserve"/>
       </w:r>
@@ -5916,7 +5817,7 @@
           <w:color w:val="000000"/>
           <w:kern w:val="0"/>
           <w:lang w:eastAsia="es-PE"/>
-          <w14:ligatures w14:val="none"/>
+          <ns2:ligatures ns2:val="none"/>
         </w:rPr>
         <w:t/>
       </w:r>
@@ -5940,7 +5841,7 @@
           <w:color w:val="000000"/>
           <w:kern w:val="0"/>
           <w:lang w:eastAsia="es-PE"/>
-          <w14:ligatures w14:val="none"/>
+          <ns2:ligatures ns2:val="none"/>
         </w:rPr>
         <w:t/>
       </w:r>
@@ -5975,7 +5876,7 @@
       </w:r>
     </w:p>
     <w:bookmarkEnd w:id="24"/>
-    <w:p>
+    <w:p ns2:paraId="639FE5BE" ns2:textId="77777777">
       <w:pPr>
         <w:suppressAutoHyphens/>
         <w:spacing w:after="0" w:line="240" w:lineRule="auto"/>
@@ -5985,7 +5886,7 @@
         </w:rPr>
       </w:pPr>
     </w:p>
-    <w:p>
+    <w:p ns2:paraId="083D8417" ns2:textId="0DE8133C">
       <w:pPr>
         <w:suppressAutoHyphens/>
         <w:spacing w:line="240" w:lineRule="auto"/>
@@ -6073,7 +5974,7 @@
       </w:r>
       <w:bookmarkStart w:id="25" w:name="_Hlk198890962"/>
     </w:p>
-    <w:p>
+    <w:p ns2:paraId="36317C11" ns2:textId="77777777">
       <w:pPr>
         <w:suppressAutoHyphens/>
         <w:spacing w:after="0" w:line="240" w:lineRule="auto"/>
@@ -6085,7 +5986,7 @@
       </w:pPr>
     </w:p>
     <w:bookmarkEnd w:id="25"/>
-    <w:p>
+    <w:p ns2:paraId="23716787" ns2:textId="77777777">
       <w:pPr>
         <w:suppressAutoHyphens/>
         <w:spacing w:after="0" w:line="240" w:lineRule="auto"/>
@@ -6095,36 +5996,36 @@
         </w:rPr>
       </w:pPr>
     </w:p>
-    <w:p>
-      <w:pPr>
-        <w:spacing w:after="0" w:line="240" w:lineRule="auto"/>
-        <w:jc w:val="both"/>
-        <w:rPr>
-          <w:rFonts w:ascii="Arial Narrow" w:eastAsia="Arial Narrow" w:hAnsi="Arial Narrow" w:cs="Arial Narrow"/>
-          <w:b/>
-          <w:color w:val="000000"/>
-          <w:kern w:val="0"/>
-          <w:lang w:eastAsia="es-PE"/>
-          <w14:ligatures w14:val="none"/>
-        </w:rPr>
-      </w:pPr>
-    </w:p>
-    <w:p>
-      <w:pPr>
-        <w:spacing w:after="0" w:line="240" w:lineRule="auto"/>
-        <w:jc w:val="both"/>
-        <w:rPr>
-          <w:rFonts w:ascii="Arial Narrow" w:eastAsia="Arial Narrow" w:hAnsi="Arial Narrow" w:cs="Arial Narrow"/>
-          <w:b/>
-          <w:color w:val="000000"/>
-          <w:kern w:val="0"/>
-          <w:lang w:eastAsia="es-PE"/>
-          <w14:ligatures w14:val="none"/>
+    <w:p ns2:paraId="509D673B" ns2:textId="77777777">
+      <w:pPr>
+        <w:spacing w:after="0" w:line="240" w:lineRule="auto"/>
+        <w:jc w:val="both"/>
+        <w:rPr>
+          <w:rFonts w:ascii="Arial Narrow" w:eastAsia="Arial Narrow" w:hAnsi="Arial Narrow" w:cs="Arial Narrow"/>
+          <w:b/>
+          <w:color w:val="000000"/>
+          <w:kern w:val="0"/>
+          <w:lang w:eastAsia="es-PE"/>
+          <ns2:ligatures ns2:val="none"/>
+        </w:rPr>
+      </w:pPr>
+    </w:p>
+    <w:p ns2:paraId="418E1D52" ns2:textId="77777777">
+      <w:pPr>
+        <w:spacing w:after="0" w:line="240" w:lineRule="auto"/>
+        <w:jc w:val="both"/>
+        <w:rPr>
+          <w:rFonts w:ascii="Arial Narrow" w:eastAsia="Arial Narrow" w:hAnsi="Arial Narrow" w:cs="Arial Narrow"/>
+          <w:b/>
+          <w:color w:val="000000"/>
+          <w:kern w:val="0"/>
+          <w:lang w:eastAsia="es-PE"/>
+          <ns2:ligatures ns2:val="none"/>
         </w:rPr>
       </w:pPr>
     </w:p>
     <w:bookmarkEnd w:id="0"/>
-    <w:p>
+    <w:p ns2:paraId="2E71D930" ns2:textId="77777777">
       <w:pPr>
         <w:spacing w:after="0" w:line="240" w:lineRule="auto"/>
         <w:jc w:val="both"/>
@@ -6134,11 +6035,11 @@
           <w:color w:val="000000"/>
           <w:kern w:val="0"/>
           <w:lang w:val="es-ES" w:eastAsia="es-PE"/>
-          <w14:ligatures w14:val="none"/>
-        </w:rPr>
-      </w:pPr>
-    </w:p>
-    <w:p>
+          <ns2:ligatures ns2:val="none"/>
+        </w:rPr>
+      </w:pPr>
+    </w:p>
+    <w:p ns2:paraId="47A9937E" ns2:textId="77777777">
       <w:pPr>
         <w:spacing w:after="0" w:line="240" w:lineRule="auto"/>
         <w:jc w:val="center"/>
@@ -6148,22 +6049,22 @@
           <w:color w:val="000000"/>
           <w:kern w:val="0"/>
           <w:lang w:eastAsia="es-PE"/>
-          <w14:ligatures w14:val="none"/>
-        </w:rPr>
-      </w:pPr>
-      <w:r>
-        <w:rPr>
-          <w:rFonts w:ascii="Arial Narrow" w:eastAsia="Arial Narrow" w:hAnsi="Arial Narrow" w:cs="Arial Narrow"/>
-          <w:b/>
-          <w:color w:val="000000"/>
-          <w:kern w:val="0"/>
-          <w:lang w:eastAsia="es-PE"/>
-          <w14:ligatures w14:val="none"/>
+          <ns2:ligatures ns2:val="none"/>
+        </w:rPr>
+      </w:pPr>
+      <w:r>
+        <w:rPr>
+          <w:rFonts w:ascii="Arial Narrow" w:eastAsia="Arial Narrow" w:hAnsi="Arial Narrow" w:cs="Arial Narrow"/>
+          <w:b/>
+          <w:color w:val="000000"/>
+          <w:kern w:val="0"/>
+          <w:lang w:eastAsia="es-PE"/>
+          <ns2:ligatures ns2:val="none"/>
         </w:rPr>
         <w:t>Firmado digitalmente por</w:t>
       </w:r>
     </w:p>
-    <w:p>
+    <w:p ns2:paraId="4F8C277B" ns2:textId="77777777">
       <w:pPr>
         <w:spacing w:after="0" w:line="240" w:lineRule="auto"/>
         <w:jc w:val="center"/>
@@ -6174,7 +6075,7 @@
           <w:color w:val="000000"/>
           <w:kern w:val="0"/>
           <w:lang w:eastAsia="es-PE"/>
-          <w14:ligatures w14:val="none"/>
+          <ns2:ligatures ns2:val="none"/>
         </w:rPr>
       </w:pPr>
       <w:r>
@@ -6185,12 +6086,12 @@
           <w:color w:val="000000"/>
           <w:kern w:val="0"/>
           <w:lang w:eastAsia="es-PE"/>
-          <w14:ligatures w14:val="none"/>
+          <ns2:ligatures ns2:val="none"/>
         </w:rPr>
         <w:t>MARÍA GRACIELA REJAS JIMÉNEZ</w:t>
       </w:r>
     </w:p>
-    <w:p>
+    <w:p ns2:paraId="4ED38A4D" ns2:textId="77777777">
       <w:pPr>
         <w:spacing w:after="0" w:line="240" w:lineRule="auto"/>
         <w:jc w:val="center"/>
@@ -6201,7 +6102,7 @@
           <w:color w:val="000000"/>
           <w:kern w:val="0"/>
           <w:lang w:eastAsia="es-PE"/>
-          <w14:ligatures w14:val="none"/>
+          <ns2:ligatures ns2:val="none"/>
         </w:rPr>
       </w:pPr>
       <w:r>
@@ -6212,7 +6113,7 @@
           <w:color w:val="000000"/>
           <w:kern w:val="0"/>
           <w:lang w:eastAsia="es-PE"/>
-          <w14:ligatures w14:val="none"/>
+          <ns2:ligatures ns2:val="none"/>
         </w:rPr>
         <w:t>Secretaria Técnica</w:t>
       </w:r>
@@ -6224,12 +6125,12 @@
           <w:color w:val="000000"/>
           <w:kern w:val="0"/>
           <w:lang w:eastAsia="es-PE"/>
-          <w14:ligatures w14:val="none"/>
+          <ns2:ligatures ns2:val="none"/>
         </w:rPr>
         <w:t xml:space="preserve"> (e)</w:t>
       </w:r>
     </w:p>
-    <w:p>
+    <w:p ns2:paraId="246D860A" ns2:textId="77777777">
       <w:pPr>
         <w:spacing w:after="0" w:line="240" w:lineRule="auto"/>
         <w:jc w:val="center"/>
@@ -6240,7 +6141,7 @@
           <w:color w:val="000000"/>
           <w:kern w:val="0"/>
           <w:lang w:eastAsia="es-PE"/>
-          <w14:ligatures w14:val="none"/>
+          <ns2:ligatures ns2:val="none"/>
         </w:rPr>
       </w:pPr>
       <w:r>
@@ -6251,26 +6152,26 @@
           <w:color w:val="000000"/>
           <w:kern w:val="0"/>
           <w:lang w:eastAsia="es-PE"/>
-          <w14:ligatures w14:val="none"/>
+          <ns2:ligatures ns2:val="none"/>
         </w:rPr>
         <w:t>Comisión de Protección al Consumidor 1</w:t>
       </w:r>
     </w:p>
-    <w:p>
-      <w:pPr>
-        <w:spacing w:after="0" w:line="240" w:lineRule="auto"/>
-        <w:jc w:val="both"/>
-        <w:rPr>
-          <w:rFonts w:ascii="Arial Narrow" w:eastAsia="Arial Narrow" w:hAnsi="Arial Narrow" w:cs="Arial Narrow"/>
-          <w:b/>
-          <w:color w:val="000000"/>
-          <w:kern w:val="0"/>
-          <w:lang w:eastAsia="es-PE"/>
-          <w14:ligatures w14:val="none"/>
-        </w:rPr>
-      </w:pPr>
-    </w:p>
-    <w:p>
+    <w:p ns2:paraId="18BBEDD9" ns2:textId="77777777">
+      <w:pPr>
+        <w:spacing w:after="0" w:line="240" w:lineRule="auto"/>
+        <w:jc w:val="both"/>
+        <w:rPr>
+          <w:rFonts w:ascii="Arial Narrow" w:eastAsia="Arial Narrow" w:hAnsi="Arial Narrow" w:cs="Arial Narrow"/>
+          <w:b/>
+          <w:color w:val="000000"/>
+          <w:kern w:val="0"/>
+          <w:lang w:eastAsia="es-PE"/>
+          <ns2:ligatures ns2:val="none"/>
+        </w:rPr>
+      </w:pPr>
+    </w:p>
+    <w:p ns2:paraId="7CA06ADB" ns2:textId="77777777">
       <w:pPr>
         <w:spacing w:after="0" w:line="240" w:lineRule="auto"/>
         <w:jc w:val="both"/>
@@ -6288,7 +6189,7 @@
           <w:sz w:val="16"/>
           <w:szCs w:val="16"/>
           <w:lang w:eastAsia="es-PE"/>
-          <w14:ligatures w14:val="none"/>
+          <ns2:ligatures ns2:val="none"/>
         </w:rPr>
         <w:t>LGP</w:t>
       </w:r>
@@ -6300,12 +6201,12 @@
           <w:sz w:val="16"/>
           <w:szCs w:val="16"/>
           <w:lang w:eastAsia="es-PE"/>
-          <w14:ligatures w14:val="none"/>
+          <ns2:ligatures ns2:val="none"/>
         </w:rPr>
         <w:t>/JCQ</w:t>
       </w:r>
     </w:p>
-    <w:p>
+    <w:p ns2:paraId="4423ADE9" ns2:textId="77777777">
       <w:pPr>
         <w:spacing w:line="240" w:lineRule="auto"/>
         <w:rPr>
@@ -6313,18 +6214,18 @@
         </w:rPr>
       </w:pPr>
     </w:p>
-    <w:p>
+    <w:p ns2:paraId="74AAB5F4" ns2:textId="77777777">
       <w:pPr>
         <w:spacing w:line="240" w:lineRule="auto"/>
       </w:pPr>
     </w:p>
     <w:sectPr>
-      <w:headerReference w:type="even" r:id="rId8"/>
-      <w:headerReference w:type="default" r:id="rId9"/>
-      <w:footerReference w:type="even" r:id="rId10"/>
-      <w:footerReference w:type="default" r:id="rId11"/>
-      <w:headerReference w:type="first" r:id="rId12"/>
-      <w:footerReference w:type="first" r:id="rId13"/>
+      <w:headerReference w:type="even" ns3:id="rId8"/>
+      <w:headerReference w:type="default" ns3:id="rId9"/>
+      <w:footerReference w:type="even" ns3:id="rId10"/>
+      <w:footerReference w:type="default" ns3:id="rId11"/>
+      <w:headerReference w:type="first" ns3:id="rId12"/>
+      <w:footerReference w:type="first" ns3:id="rId13"/>
       <w:pgSz w:w="11906" w:h="16838"/>
       <w:pgMar w:top="1417" w:right="1701" w:bottom="1417" w:left="1701" w:header="708" w:footer="708" w:gutter="0"/>
       <w:cols w:space="708"/>

--- a/plantillas_maestras/01_seguro_vehicular/materia_general_asegurativa/2_o_mas_ddos_varios/varon/TPL_0329_2026_SEGURO_VEHICULAR_MATERIA_GENERAL_ASEGURATIVA_ASEGURADORA_VARON_R1.docx
+++ b/plantillas_maestras/01_seguro_vehicular/materia_general_asegurativa/2_o_mas_ddos_varios/varon/TPL_0329_2026_SEGURO_VEHICULAR_MATERIA_GENERAL_ASEGURATIVA_ASEGURADORA_VARON_R1.docx
@@ -5009,7 +5009,7 @@
           <w:sz w:val="20"/>
           <w:szCs w:val="20"/>
         </w:rPr>
-        <w:t xml:space="preserve">correr traslado de la presente resolución a La Positiva Seguros y Reaseguros S.A para que, de conformidad con lo dispuesto por el artículo 26° de la Ley sobre Facultades, Normas y Organización del Indecopi, aprobado por Decreto Legislativo N° 8079, presenten sus descargos sobre la imputación de cargos realizada en un plazo no mayor a cinco (5) días hábiles contado a partir del día siguiente de la notificación de la presente resolución, vencido el cual, el Secretario Técnico declarará en rebeldía a los denunciados que no lo hubieran presentado. Debe precisarse que de conformidad con lo establecido por el artículo 223° del Texto Único Ordenado de la Ley N° 27444, Ley del Procedimiento Administrativo General, las alegaciones y los hechos relevantes de la reclamación, salvo que hayan sido específicamente negadas en la contestación, se tendrán por aceptadas o meritadas como ciertas.</w:t>
+        <w:t xml:space="preserve">correr traslado de la presente resolución a La Positiva Seguros y Reaseguros S.A. para que, de conformidad con lo dispuesto por el artículo 26 de la Ley sobre Facultades, Normas y Organización del Indecopi, aprobada por Decreto Legislativo 807, presente sus descargos sobre la imputación de cargos realizada en un plazo no mayor a cinco (5) días hábiles contado a partir del día siguiente de la notificación de la presente resolución, vencido el cual, el Secretario Técnico declarará en rebeldía al denunciado que no lo hubiera presentado. Debe precisarse que de conformidad con lo establecido por el artículo 223 del Texto Único Ordenado de la Ley 27444, Ley del Procedimiento Administrativo General, las alegaciones y los hechos relevantes de la reclamación, salvo que hayan sido específicamente negadas en la contestación, se tendrán por aceptadas o merituadas como ciertas.</w:t>
       </w:r>
     </w:p>
     <w:p ns2:paraId="228F876C" ns2:textId="77777777">
@@ -6088,7 +6088,7 @@
           <w:lang w:eastAsia="es-PE"/>
           <ns2:ligatures ns2:val="none"/>
         </w:rPr>
-        <w:t>MARÍA GRACIELA REJAS JIMÉNEZ</w:t>
+        <w:t xml:space="preserve">EVELING ROA QUISPE</w:t>
       </w:r>
     </w:p>
     <w:p ns2:paraId="4ED38A4D" ns2:textId="77777777">
@@ -6115,7 +6115,7 @@
           <w:lang w:eastAsia="es-PE"/>
           <ns2:ligatures ns2:val="none"/>
         </w:rPr>
-        <w:t>Secretaria Técnica</w:t>
+        <w:t xml:space="preserve">Secretaria Técnica</w:t>
       </w:r>
       <w:r>
         <w:rPr>
@@ -6127,7 +6127,7 @@
           <w:lang w:eastAsia="es-PE"/>
           <ns2:ligatures ns2:val="none"/>
         </w:rPr>
-        <w:t xml:space="preserve"> (e)</w:t>
+        <w:t xml:space="preserve"/>
       </w:r>
     </w:p>
     <w:p ns2:paraId="246D860A" ns2:textId="77777777">

--- a/plantillas_maestras/01_seguro_vehicular/materia_general_asegurativa/2_o_mas_ddos_varios/varon/TPL_0329_2026_SEGURO_VEHICULAR_MATERIA_GENERAL_ASEGURATIVA_ASEGURADORA_VARON_R1.docx
+++ b/plantillas_maestras/01_seguro_vehicular/materia_general_asegurativa/2_o_mas_ddos_varios/varon/TPL_0329_2026_SEGURO_VEHICULAR_MATERIA_GENERAL_ASEGURATIVA_ASEGURADORA_VARON_R1.docx
@@ -482,7 +482,7 @@
           <w:lang w:eastAsia="es-PE"/>
           <ns2:ligatures ns2:val="none"/>
         </w:rPr>
-        <w:t>2</w:t>
+        <w:t xml:space="preserve">2 de marzo de 2026</w:t>
       </w:r>
       <w:r>
         <w:rPr>
@@ -493,7 +493,7 @@
           <w:lang w:eastAsia="es-PE"/>
           <ns2:ligatures ns2:val="none"/>
         </w:rPr>
-        <w:t xml:space="preserve"> de </w:t>
+        <w:t xml:space="preserve"/>
       </w:r>
       <w:r>
         <w:rPr>
@@ -504,7 +504,7 @@
           <w:lang w:eastAsia="es-PE"/>
           <ns2:ligatures ns2:val="none"/>
         </w:rPr>
-        <w:t>marzo</w:t>
+        <w:t xml:space="preserve"/>
       </w:r>
       <w:r>
         <w:rPr>
@@ -515,7 +515,7 @@
           <w:lang w:eastAsia="es-PE"/>
           <ns2:ligatures ns2:val="none"/>
         </w:rPr>
-        <w:t xml:space="preserve"> de 2026</w:t>
+        <w:t xml:space="preserve"/>
       </w:r>
     </w:p>
     <w:p ns2:paraId="66CE1821" ns2:textId="77777777">
@@ -877,27 +877,27 @@
           <w:lang w:eastAsia="es-ES"/>
           <ns2:ligatures ns2:val="none"/>
         </w:rPr>
-        <w:t>25</w:t>
-      </w:r>
-      <w:r>
-        <w:rPr>
-          <w:rFonts w:ascii="Arial Narrow" w:eastAsia="Times New Roman" w:hAnsi="Arial Narrow" w:cs="Arial"/>
-          <w:color w:val="000000"/>
-          <w:kern w:val="0"/>
-          <w:lang w:eastAsia="es-ES"/>
-          <ns2:ligatures ns2:val="none"/>
-        </w:rPr>
-        <w:t xml:space="preserve"> de julio de </w:t>
-      </w:r>
-      <w:r>
-        <w:rPr>
-          <w:rFonts w:ascii="Arial Narrow" w:eastAsia="Times New Roman" w:hAnsi="Arial Narrow" w:cs="Arial"/>
-          <w:color w:val="000000"/>
-          <w:kern w:val="0"/>
-          <w:lang w:eastAsia="es-ES"/>
-          <ns2:ligatures ns2:val="none"/>
-        </w:rPr>
-        <w:t xml:space="preserve">2025 </w:t>
+        <w:t xml:space="preserve">25 de julio de 2025</w:t>
+      </w:r>
+      <w:r>
+        <w:rPr>
+          <w:rFonts w:ascii="Arial Narrow" w:eastAsia="Times New Roman" w:hAnsi="Arial Narrow" w:cs="Arial"/>
+          <w:color w:val="000000"/>
+          <w:kern w:val="0"/>
+          <w:lang w:eastAsia="es-ES"/>
+          <ns2:ligatures ns2:val="none"/>
+        </w:rPr>
+        <w:t xml:space="preserve"/>
+      </w:r>
+      <w:r>
+        <w:rPr>
+          <w:rFonts w:ascii="Arial Narrow" w:eastAsia="Times New Roman" w:hAnsi="Arial Narrow" w:cs="Arial"/>
+          <w:color w:val="000000"/>
+          <w:kern w:val="0"/>
+          <w:lang w:eastAsia="es-ES"/>
+          <ns2:ligatures ns2:val="none"/>
+        </w:rPr>
+        <w:t xml:space="preserve"> </w:t>
       </w:r>
       <w:r>
         <w:rPr>
@@ -917,27 +917,27 @@
           <w:lang w:eastAsia="es-ES"/>
           <ns2:ligatures ns2:val="none"/>
         </w:rPr>
-        <w:t>l 2</w:t>
-      </w:r>
-      <w:r>
-        <w:rPr>
-          <w:rFonts w:ascii="Arial Narrow" w:eastAsia="Times New Roman" w:hAnsi="Arial Narrow" w:cs="Arial"/>
-          <w:color w:val="000000"/>
-          <w:kern w:val="0"/>
-          <w:lang w:eastAsia="es-ES"/>
-          <ns2:ligatures ns2:val="none"/>
-        </w:rPr>
-        <w:t xml:space="preserve">5 de agosto de </w:t>
-      </w:r>
-      <w:r>
-        <w:rPr>
-          <w:rFonts w:ascii="Arial Narrow" w:eastAsia="Times New Roman" w:hAnsi="Arial Narrow" w:cs="Arial"/>
-          <w:color w:val="000000"/>
-          <w:kern w:val="0"/>
-          <w:lang w:eastAsia="es-ES"/>
-          <ns2:ligatures ns2:val="none"/>
-        </w:rPr>
-        <w:t xml:space="preserve">2026, el cual incluía la cláusula adicional </w:t>
+        <w:t xml:space="preserve">l 25 de agosto de 2026</w:t>
+      </w:r>
+      <w:r>
+        <w:rPr>
+          <w:rFonts w:ascii="Arial Narrow" w:eastAsia="Times New Roman" w:hAnsi="Arial Narrow" w:cs="Arial"/>
+          <w:color w:val="000000"/>
+          <w:kern w:val="0"/>
+          <w:lang w:eastAsia="es-ES"/>
+          <ns2:ligatures ns2:val="none"/>
+        </w:rPr>
+        <w:t xml:space="preserve"/>
+      </w:r>
+      <w:r>
+        <w:rPr>
+          <w:rFonts w:ascii="Arial Narrow" w:eastAsia="Times New Roman" w:hAnsi="Arial Narrow" w:cs="Arial"/>
+          <w:color w:val="000000"/>
+          <w:kern w:val="0"/>
+          <w:lang w:eastAsia="es-ES"/>
+          <ns2:ligatures ns2:val="none"/>
+        </w:rPr>
+        <w:t xml:space="preserve">, el cual incluía la cláusula adicional </w:t>
       </w:r>
       <w:r>
         <w:rPr>
@@ -6435,7 +6435,7 @@
           <w:sz w:val="16"/>
           <w:szCs w:val="16"/>
         </w:rPr>
-        <w:t>el 2 de setiembre del 2010 en el Diario Oficial El Peruano, vigente desde el 2 de octubre del 2010 y modificado por Decreto Legislativo 1308.</w:t>
+        <w:t xml:space="preserve">el 2 de setiembre de 2010 en el Diario Oficial El Peruano, vigente desde el 2 de octubre de 2010 y modificado por Decreto Legislativo 1308.</w:t>
       </w:r>
     </w:p>
     <w:p>

--- a/plantillas_maestras/01_seguro_vehicular/materia_general_asegurativa/2_o_mas_ddos_varios/varon/TPL_0329_2026_SEGURO_VEHICULAR_MATERIA_GENERAL_ASEGURATIVA_ASEGURADORA_VARON_R1.docx
+++ b/plantillas_maestras/01_seguro_vehicular/materia_general_asegurativa/2_o_mas_ddos_varios/varon/TPL_0329_2026_SEGURO_VEHICULAR_MATERIA_GENERAL_ASEGURATIVA_ASEGURADORA_VARON_R1.docx
@@ -1,8 +1,8 @@
 
 <file path=word/document.xml><?xml version="1.0" encoding="utf-8"?>
-<w:document xmlns:ns1="http://schemas.openxmlformats.org/markup-compatibility/2006" xmlns:ns2="http://schemas.microsoft.com/office/word/2010/wordml" xmlns:ns3="http://schemas.openxmlformats.org/officeDocument/2006/relationships" xmlns:w="http://schemas.openxmlformats.org/wordprocessingml/2006/main" ns1:Ignorable="w14 w15 w16se w16cid w16 w16cex w16sdtdh w16sdtfl w16du wp14">
+<w:document xmlns:mc="http://schemas.openxmlformats.org/markup-compatibility/2006" xmlns:r="http://schemas.openxmlformats.org/officeDocument/2006/relationships" xmlns:w="http://schemas.openxmlformats.org/wordprocessingml/2006/main" xmlns:w14="http://schemas.microsoft.com/office/word/2010/wordml" xmlns:w15="http://schemas.microsoft.com/office/word/2012/wordml" xmlns:w16="http://schemas.microsoft.com/office/word/2018/wordml" xmlns:w16cex="http://schemas.microsoft.com/office/word/2018/wordml/cex" xmlns:w16cid="http://schemas.microsoft.com/office/word/2016/wordml/cid" xmlns:w16du="http://schemas.microsoft.com/office/word/2023/wordml/word16du" xmlns:w16sdtdh="http://schemas.microsoft.com/office/word/2020/wordml/sdtdatahash" xmlns:w16se="http://schemas.microsoft.com/office/word/2015/wordml/symex" xmlns:wp14="http://schemas.microsoft.com/office/word/2010/wordprocessingDrawing" mc:Ignorable="w14 w15 w16se w16cid w16 w16cex w16sdtdh w16du wp14">
   <w:body>
-    <w:p ns2:paraId="1B509B2D" ns2:textId="4430AD8D">
+    <w:p>
       <w:pPr>
         <w:tabs>
           <w:tab w:val="left" w:pos="1701"/>
@@ -14,7 +14,7 @@
           <w:color w:val="000000"/>
           <w:kern w:val="0"/>
           <w:lang w:eastAsia="es-PE"/>
-          <ns2:ligatures ns2:val="none"/>
+          <w14:ligatures w14:val="none"/>
         </w:rPr>
       </w:pPr>
       <w:bookmarkStart w:id="0" w:name="_Hlk80343540"/>
@@ -25,7 +25,7 @@
           <w:color w:val="000000"/>
           <w:kern w:val="0"/>
           <w:lang w:eastAsia="es-PE"/>
-          <ns2:ligatures ns2:val="none"/>
+          <w14:ligatures w14:val="none"/>
         </w:rPr>
         <w:t xml:space="preserve">EXPEDIENTE </w:t>
       </w:r>
@@ -36,7 +36,7 @@
           <w:color w:val="000000"/>
           <w:kern w:val="0"/>
           <w:lang w:eastAsia="es-PE"/>
-          <ns2:ligatures ns2:val="none"/>
+          <w14:ligatures w14:val="none"/>
         </w:rPr>
         <w:tab/>
         <w:t>:</w:t>
@@ -48,7 +48,7 @@
           <w:color w:val="000000"/>
           <w:kern w:val="0"/>
           <w:lang w:eastAsia="es-PE"/>
-          <ns2:ligatures ns2:val="none"/>
+          <w14:ligatures w14:val="none"/>
         </w:rPr>
         <w:tab/>
       </w:r>
@@ -59,7 +59,7 @@
           <w:color w:val="000000"/>
           <w:kern w:val="0"/>
           <w:lang w:eastAsia="es-PE"/>
-          <ns2:ligatures ns2:val="none"/>
+          <w14:ligatures w14:val="none"/>
         </w:rPr>
         <w:t>0</w:t>
       </w:r>
@@ -72,12 +72,12 @@
           <w:kern w:val="0"/>
           <w:shd w:val="clear" w:color="auto" w:fill="FFFFFF"/>
           <w:lang w:eastAsia="es-PE"/>
-          <ns2:ligatures ns2:val="none"/>
+          <w14:ligatures w14:val="none"/>
         </w:rPr>
         <w:t>329-2026/CC1</w:t>
       </w:r>
     </w:p>
-    <w:p ns2:paraId="7E5DC22B" ns2:textId="40A8F2DC">
+    <w:p>
       <w:pPr>
         <w:tabs>
           <w:tab w:val="left" w:pos="1701"/>
@@ -92,100 +92,26 @@
           <w:color w:val="000000"/>
           <w:kern w:val="0"/>
           <w:lang w:eastAsia="es-PE"/>
-          <ns2:ligatures ns2:val="none"/>
-        </w:rPr>
-      </w:pPr>
-      <w:r>
-        <w:rPr>
-          <w:rFonts w:ascii="Arial Narrow" w:eastAsia="Arial Narrow" w:hAnsi="Arial Narrow" w:cs="Arial Narrow"/>
-          <w:b/>
-          <w:color w:val="000000"/>
-          <w:kern w:val="0"/>
-          <w:lang w:eastAsia="es-PE"/>
-          <ns2:ligatures ns2:val="none"/>
-        </w:rPr>
-        <w:t xml:space="preserve">DENUNCIANTE:[DENUNCIANTE] (SEÑOR [APELLIDO])</w:t>
-      </w:r>
-      <w:r>
-        <w:rPr>
-          <w:rFonts w:ascii="Arial Narrow" w:eastAsia="Arial Narrow" w:hAnsi="Arial Narrow" w:cs="Arial Narrow"/>
-          <w:b/>
-          <w:color w:val="000000"/>
-          <w:kern w:val="0"/>
-          <w:lang w:eastAsia="es-PE"/>
-          <ns2:ligatures ns2:val="none"/>
-        </w:rPr>
+          <w14:ligatures w14:val="none"/>
+        </w:rPr>
+      </w:pPr>
+      <w:r>
+        <w:rPr>
+          <w:rFonts w:ascii="Arial Narrow" w:eastAsia="Arial Narrow" w:hAnsi="Arial Narrow" w:cs="Arial Narrow"/>
+          <w:b/>
+          <w:color w:val="000000"/>
+          <w:kern w:val="0"/>
+          <w:lang w:eastAsia="es-PE"/>
+          <w14:ligatures w14:val="none"/>
+        </w:rPr>
+        <w:t>DENUNCIANTE</w:t>
         <w:tab/>
-        <w:t/>
-      </w:r>
-      <w:r>
-        <w:rPr>
-          <w:rFonts w:ascii="Arial Narrow" w:eastAsia="Arial Narrow" w:hAnsi="Arial Narrow" w:cs="Arial Narrow"/>
-          <w:b/>
-          <w:color w:val="000000"/>
-          <w:kern w:val="0"/>
-          <w:lang w:eastAsia="es-PE"/>
-          <ns2:ligatures ns2:val="none"/>
-        </w:rPr>
+        <w:t>:</w:t>
         <w:tab/>
-      </w:r>
-      <w:r>
-        <w:rPr>
-          <w:rFonts w:ascii="Arial Narrow" w:eastAsia="Arial Narrow" w:hAnsi="Arial Narrow" w:cs="Arial Narrow"/>
-          <w:b/>
-          <w:color w:val="000000"/>
-          <w:kern w:val="0"/>
-          <w:lang w:eastAsia="es-PE"/>
-          <ns2:ligatures ns2:val="none"/>
-        </w:rPr>
-        <w:t xml:space="preserve"/>
-      </w:r>
-      <w:r>
-        <w:rPr>
-          <w:rFonts w:ascii="Arial Narrow" w:eastAsia="Arial Narrow" w:hAnsi="Arial Narrow" w:cs="Arial Narrow"/>
-          <w:b/>
-          <w:color w:val="000000"/>
-          <w:kern w:val="0"/>
-          <w:lang w:eastAsia="es-PE"/>
-          <ns2:ligatures ns2:val="none"/>
-        </w:rPr>
-        <w:t xml:space="preserve"/>
-      </w:r>
-      <w:r>
-        <w:rPr>
-          <w:rFonts w:ascii="Arial Narrow" w:eastAsia="Arial Narrow" w:hAnsi="Arial Narrow" w:cs="Arial Narrow"/>
-          <w:b/>
-          <w:color w:val="000000"/>
-          <w:kern w:val="0"/>
-          <w:lang w:eastAsia="es-PE"/>
-          <ns2:ligatures ns2:val="none"/>
-        </w:rPr>
-        <w:t/>
-      </w:r>
-      <w:r>
-        <w:rPr>
-          <w:rFonts w:ascii="Arial Narrow" w:eastAsia="Arial Narrow" w:hAnsi="Arial Narrow" w:cs="Arial Narrow"/>
-          <w:b/>
-          <w:color w:val="000000"/>
-          <w:kern w:val="0"/>
-          <w:lang w:eastAsia="es-PE"/>
-          <ns2:ligatures ns2:val="none"/>
-        </w:rPr>
-        <w:t xml:space="preserve"/>
-      </w:r>
-      <w:r>
-        <w:rPr>
-          <w:rFonts w:ascii="Arial Narrow" w:eastAsia="Arial Narrow" w:hAnsi="Arial Narrow" w:cs="Arial Narrow"/>
-          <w:b/>
-          <w:color w:val="000000"/>
-          <w:kern w:val="0"/>
-          <w:lang w:eastAsia="es-PE"/>
-          <ns2:ligatures ns2:val="none"/>
-        </w:rPr>
-        <w:t/>
-      </w:r>
-    </w:p>
-    <w:p ns2:paraId="6DEEEDFE" ns2:textId="7F321CFB">
+        <w:t xml:space="preserve">[DENUNCIANTE] (SEÑOR [APELLIDO])</w:t>
+      </w:r>
+    </w:p>
+    <w:p>
       <w:pPr>
         <w:tabs>
           <w:tab w:val="left" w:pos="1701"/>
@@ -200,17 +126,17 @@
           <w:color w:val="000000"/>
           <w:kern w:val="0"/>
           <w:lang w:eastAsia="es-PE"/>
-          <ns2:ligatures ns2:val="none"/>
-        </w:rPr>
-      </w:pPr>
-      <w:r>
-        <w:rPr>
-          <w:rFonts w:ascii="Arial Narrow" w:eastAsia="Arial Narrow" w:hAnsi="Arial Narrow" w:cs="Arial Narrow"/>
-          <w:b/>
-          <w:color w:val="000000"/>
-          <w:kern w:val="0"/>
-          <w:lang w:eastAsia="es-PE"/>
-          <ns2:ligatures ns2:val="none"/>
+          <w14:ligatures w14:val="none"/>
+        </w:rPr>
+      </w:pPr>
+      <w:r>
+        <w:rPr>
+          <w:rFonts w:ascii="Arial Narrow" w:eastAsia="Arial Narrow" w:hAnsi="Arial Narrow" w:cs="Arial Narrow"/>
+          <w:b/>
+          <w:color w:val="000000"/>
+          <w:kern w:val="0"/>
+          <w:lang w:eastAsia="es-PE"/>
+          <w14:ligatures w14:val="none"/>
         </w:rPr>
         <w:t>DENUNCIADO</w:t>
       </w:r>
@@ -221,7 +147,7 @@
           <w:color w:val="000000"/>
           <w:kern w:val="0"/>
           <w:lang w:eastAsia="es-PE"/>
-          <ns2:ligatures ns2:val="none"/>
+          <w14:ligatures w14:val="none"/>
         </w:rPr>
         <w:tab/>
         <w:t>:</w:t>
@@ -233,7 +159,7 @@
           <w:color w:val="000000"/>
           <w:kern w:val="0"/>
           <w:lang w:eastAsia="es-PE"/>
-          <ns2:ligatures ns2:val="none"/>
+          <w14:ligatures w14:val="none"/>
         </w:rPr>
         <w:tab/>
       </w:r>
@@ -244,7 +170,7 @@
           <w:color w:val="000000"/>
           <w:kern w:val="0"/>
           <w:lang w:eastAsia="es-PE"/>
-          <ns2:ligatures ns2:val="none"/>
+          <w14:ligatures w14:val="none"/>
         </w:rPr>
         <w:t xml:space="preserve">LA POSITIVA SEGUROS Y REASEGUROS S.A. </w:t>
       </w:r>
@@ -255,7 +181,7 @@
           <w:color w:val="000000"/>
           <w:kern w:val="0"/>
           <w:lang w:eastAsia="es-PE"/>
-          <ns2:ligatures ns2:val="none"/>
+          <w14:ligatures w14:val="none"/>
         </w:rPr>
         <w:t>(</w:t>
       </w:r>
@@ -266,7 +192,7 @@
           <w:color w:val="000000"/>
           <w:kern w:val="0"/>
           <w:lang w:eastAsia="es-PE"/>
-          <ns2:ligatures ns2:val="none"/>
+          <w14:ligatures w14:val="none"/>
         </w:rPr>
         <w:t>LA POSITIVA</w:t>
       </w:r>
@@ -277,12 +203,12 @@
           <w:color w:val="000000"/>
           <w:kern w:val="0"/>
           <w:lang w:eastAsia="es-PE"/>
-          <ns2:ligatures ns2:val="none"/>
+          <w14:ligatures w14:val="none"/>
         </w:rPr>
         <w:t>)</w:t>
       </w:r>
     </w:p>
-    <w:p ns2:paraId="022D2B94" ns2:textId="77777777">
+    <w:p>
       <w:pPr>
         <w:tabs>
           <w:tab w:val="left" w:pos="1701"/>
@@ -297,17 +223,17 @@
           <w:color w:val="000000"/>
           <w:kern w:val="0"/>
           <w:lang w:eastAsia="es-PE"/>
-          <ns2:ligatures ns2:val="none"/>
-        </w:rPr>
-      </w:pPr>
-      <w:r>
-        <w:rPr>
-          <w:rFonts w:ascii="Arial Narrow" w:eastAsia="Arial Narrow" w:hAnsi="Arial Narrow" w:cs="Arial Narrow"/>
-          <w:b/>
-          <w:color w:val="000000"/>
-          <w:kern w:val="0"/>
-          <w:lang w:eastAsia="es-PE"/>
-          <ns2:ligatures ns2:val="none"/>
+          <w14:ligatures w14:val="none"/>
+        </w:rPr>
+      </w:pPr>
+      <w:r>
+        <w:rPr>
+          <w:rFonts w:ascii="Arial Narrow" w:eastAsia="Arial Narrow" w:hAnsi="Arial Narrow" w:cs="Arial Narrow"/>
+          <w:b/>
+          <w:color w:val="000000"/>
+          <w:kern w:val="0"/>
+          <w:lang w:eastAsia="es-PE"/>
+          <w14:ligatures w14:val="none"/>
         </w:rPr>
         <w:t>MATERIAS</w:t>
       </w:r>
@@ -318,7 +244,7 @@
           <w:color w:val="000000"/>
           <w:kern w:val="0"/>
           <w:lang w:eastAsia="es-PE"/>
-          <ns2:ligatures ns2:val="none"/>
+          <w14:ligatures w14:val="none"/>
         </w:rPr>
         <w:tab/>
         <w:t xml:space="preserve">: </w:t>
@@ -330,13 +256,13 @@
           <w:color w:val="000000"/>
           <w:kern w:val="0"/>
           <w:lang w:eastAsia="es-PE"/>
-          <ns2:ligatures ns2:val="none"/>
+          <w14:ligatures w14:val="none"/>
         </w:rPr>
         <w:tab/>
         <w:t>ADMISIÓN A TRÁMITE</w:t>
       </w:r>
     </w:p>
-    <w:p ns2:paraId="19ED7B73" ns2:textId="77777777">
+    <w:p>
       <w:pPr>
         <w:tabs>
           <w:tab w:val="left" w:pos="1701"/>
@@ -351,22 +277,22 @@
           <w:color w:val="000000"/>
           <w:kern w:val="0"/>
           <w:lang w:eastAsia="es-PE"/>
-          <ns2:ligatures ns2:val="none"/>
-        </w:rPr>
-      </w:pPr>
-      <w:r>
-        <w:rPr>
-          <w:rFonts w:ascii="Arial Narrow" w:eastAsia="Arial Narrow" w:hAnsi="Arial Narrow" w:cs="Arial Narrow"/>
-          <w:b/>
-          <w:color w:val="000000"/>
-          <w:kern w:val="0"/>
-          <w:lang w:eastAsia="es-PE"/>
-          <ns2:ligatures ns2:val="none"/>
+          <w14:ligatures w14:val="none"/>
+        </w:rPr>
+      </w:pPr>
+      <w:r>
+        <w:rPr>
+          <w:rFonts w:ascii="Arial Narrow" w:eastAsia="Arial Narrow" w:hAnsi="Arial Narrow" w:cs="Arial Narrow"/>
+          <w:b/>
+          <w:color w:val="000000"/>
+          <w:kern w:val="0"/>
+          <w:lang w:eastAsia="es-PE"/>
+          <w14:ligatures w14:val="none"/>
         </w:rPr>
         <w:t xml:space="preserve">REQUERIMIENTO DE INFORMACIÓN </w:t>
       </w:r>
     </w:p>
-    <w:p ns2:paraId="46A5A479" ns2:textId="6F8D5844">
+    <w:p>
       <w:pPr>
         <w:tabs>
           <w:tab w:val="left" w:pos="1701"/>
@@ -380,17 +306,17 @@
           <w:color w:val="000000"/>
           <w:kern w:val="0"/>
           <w:lang w:eastAsia="es-PE"/>
-          <ns2:ligatures ns2:val="none"/>
-        </w:rPr>
-      </w:pPr>
-      <w:r>
-        <w:rPr>
-          <w:rFonts w:ascii="Arial Narrow" w:eastAsia="Arial Narrow" w:hAnsi="Arial Narrow" w:cs="Arial Narrow"/>
-          <w:b/>
-          <w:color w:val="000000"/>
-          <w:kern w:val="0"/>
-          <w:lang w:eastAsia="es-PE"/>
-          <ns2:ligatures ns2:val="none"/>
+          <w14:ligatures w14:val="none"/>
+        </w:rPr>
+      </w:pPr>
+      <w:r>
+        <w:rPr>
+          <w:rFonts w:ascii="Arial Narrow" w:eastAsia="Arial Narrow" w:hAnsi="Arial Narrow" w:cs="Arial Narrow"/>
+          <w:b/>
+          <w:color w:val="000000"/>
+          <w:kern w:val="0"/>
+          <w:lang w:eastAsia="es-PE"/>
+          <w14:ligatures w14:val="none"/>
         </w:rPr>
         <w:t xml:space="preserve">RESOLUCIÓN </w:t>
       </w:r>
@@ -401,7 +327,7 @@
           <w:color w:val="000000"/>
           <w:kern w:val="0"/>
           <w:lang w:eastAsia="es-PE"/>
-          <ns2:ligatures ns2:val="none"/>
+          <w14:ligatures w14:val="none"/>
         </w:rPr>
         <w:tab/>
         <w:t>:</w:t>
@@ -413,7 +339,7 @@
           <w:color w:val="000000"/>
           <w:kern w:val="0"/>
           <w:lang w:eastAsia="es-PE"/>
-          <ns2:ligatures ns2:val="none"/>
+          <w14:ligatures w14:val="none"/>
         </w:rPr>
         <w:tab/>
       </w:r>
@@ -424,12 +350,12 @@
           <w:color w:val="000000"/>
           <w:kern w:val="0"/>
           <w:lang w:eastAsia="es-PE"/>
-          <ns2:ligatures ns2:val="none"/>
+          <w14:ligatures w14:val="none"/>
         </w:rPr>
         <w:t>1</w:t>
       </w:r>
     </w:p>
-    <w:p ns2:paraId="5BA3A18D" ns2:textId="77777777">
+    <w:p>
       <w:pPr>
         <w:tabs>
           <w:tab w:val="left" w:pos="1014"/>
@@ -442,11 +368,11 @@
           <w:kern w:val="0"/>
           <w:shd w:val="clear" w:color="auto" w:fill="FFFFFF"/>
           <w:lang w:eastAsia="es-PE"/>
-          <ns2:ligatures ns2:val="none"/>
-        </w:rPr>
-      </w:pPr>
-    </w:p>
-    <w:p ns2:paraId="2F799822" ns2:textId="330A63E3">
+          <w14:ligatures w14:val="none"/>
+        </w:rPr>
+      </w:pPr>
+    </w:p>
+    <w:p>
       <w:pPr>
         <w:tabs>
           <w:tab w:val="left" w:pos="1014"/>
@@ -459,7 +385,7 @@
           <w:kern w:val="0"/>
           <w:shd w:val="clear" w:color="auto" w:fill="FFFFFF"/>
           <w:lang w:eastAsia="es-PE"/>
-          <ns2:ligatures ns2:val="none"/>
+          <w14:ligatures w14:val="none"/>
         </w:rPr>
       </w:pPr>
       <w:r>
@@ -469,7 +395,7 @@
           <w:kern w:val="0"/>
           <w:shd w:val="clear" w:color="auto" w:fill="FFFFFF"/>
           <w:lang w:eastAsia="es-PE"/>
-          <ns2:ligatures ns2:val="none"/>
+          <w14:ligatures w14:val="none"/>
         </w:rPr>
         <w:t xml:space="preserve">Lima, </w:t>
       </w:r>
@@ -480,7 +406,7 @@
           <w:kern w:val="0"/>
           <w:shd w:val="clear" w:color="auto" w:fill="FFFFFF"/>
           <w:lang w:eastAsia="es-PE"/>
-          <ns2:ligatures ns2:val="none"/>
+          <w14:ligatures w14:val="none"/>
         </w:rPr>
         <w:t xml:space="preserve">2 de marzo de 2026</w:t>
       </w:r>
@@ -491,7 +417,7 @@
           <w:kern w:val="0"/>
           <w:shd w:val="clear" w:color="auto" w:fill="FFFFFF"/>
           <w:lang w:eastAsia="es-PE"/>
-          <ns2:ligatures ns2:val="none"/>
+          <w14:ligatures w14:val="none"/>
         </w:rPr>
         <w:t xml:space="preserve"/>
       </w:r>
@@ -502,7 +428,7 @@
           <w:kern w:val="0"/>
           <w:shd w:val="clear" w:color="auto" w:fill="FFFFFF"/>
           <w:lang w:eastAsia="es-PE"/>
-          <ns2:ligatures ns2:val="none"/>
+          <w14:ligatures w14:val="none"/>
         </w:rPr>
         <w:t xml:space="preserve"/>
       </w:r>
@@ -513,12 +439,12 @@
           <w:kern w:val="0"/>
           <w:shd w:val="clear" w:color="auto" w:fill="FFFFFF"/>
           <w:lang w:eastAsia="es-PE"/>
-          <ns2:ligatures ns2:val="none"/>
+          <w14:ligatures w14:val="none"/>
         </w:rPr>
         <w:t xml:space="preserve"/>
       </w:r>
     </w:p>
-    <w:p ns2:paraId="66CE1821" ns2:textId="77777777">
+    <w:p>
       <w:pPr>
         <w:tabs>
           <w:tab w:val="left" w:pos="1014"/>
@@ -530,11 +456,11 @@
           <w:color w:val="000000"/>
           <w:kern w:val="0"/>
           <w:lang w:eastAsia="es-PE"/>
-          <ns2:ligatures ns2:val="none"/>
-        </w:rPr>
-      </w:pPr>
-    </w:p>
-    <w:p ns2:paraId="0B80AAA5" ns2:textId="77777777">
+          <w14:ligatures w14:val="none"/>
+        </w:rPr>
+      </w:pPr>
+    </w:p>
+    <w:p>
       <w:pPr>
         <w:numPr>
           <w:ilvl w:val="0"/>
@@ -548,22 +474,22 @@
           <w:color w:val="000000"/>
           <w:kern w:val="0"/>
           <w:lang w:eastAsia="es-PE"/>
-          <ns2:ligatures ns2:val="none"/>
-        </w:rPr>
-      </w:pPr>
-      <w:r>
-        <w:rPr>
-          <w:rFonts w:ascii="Arial Narrow" w:eastAsia="Arial Narrow" w:hAnsi="Arial Narrow" w:cs="Arial Narrow"/>
-          <w:b/>
-          <w:color w:val="000000"/>
-          <w:kern w:val="0"/>
-          <w:lang w:eastAsia="es-PE"/>
-          <ns2:ligatures ns2:val="none"/>
+          <w14:ligatures w14:val="none"/>
+        </w:rPr>
+      </w:pPr>
+      <w:r>
+        <w:rPr>
+          <w:rFonts w:ascii="Arial Narrow" w:eastAsia="Arial Narrow" w:hAnsi="Arial Narrow" w:cs="Arial Narrow"/>
+          <w:b/>
+          <w:color w:val="000000"/>
+          <w:kern w:val="0"/>
+          <w:lang w:eastAsia="es-PE"/>
+          <w14:ligatures w14:val="none"/>
         </w:rPr>
         <w:t xml:space="preserve">HECHOS </w:t>
       </w:r>
     </w:p>
-    <w:p ns2:paraId="621F2AB2" ns2:textId="77777777">
+    <w:p>
       <w:pPr>
         <w:spacing w:after="0" w:line="240" w:lineRule="auto"/>
         <w:jc w:val="both"/>
@@ -572,11 +498,11 @@
           <w:color w:val="000000"/>
           <w:kern w:val="0"/>
           <w:lang w:eastAsia="es-PE"/>
-          <ns2:ligatures ns2:val="none"/>
-        </w:rPr>
-      </w:pPr>
-    </w:p>
-    <w:p ns2:paraId="60B5D5B0" ns2:textId="66108D33">
+          <w14:ligatures w14:val="none"/>
+        </w:rPr>
+      </w:pPr>
+    </w:p>
+    <w:p>
       <w:pPr>
         <w:numPr>
           <w:ilvl w:val="1"/>
@@ -590,7 +516,7 @@
           <w:color w:val="000000"/>
           <w:kern w:val="0"/>
           <w:lang w:val="es-ES" w:eastAsia="es-ES"/>
-          <ns2:ligatures ns2:val="none"/>
+          <w14:ligatures w14:val="none"/>
         </w:rPr>
       </w:pPr>
       <w:r>
@@ -599,7 +525,7 @@
           <w:color w:val="000000"/>
           <w:kern w:val="0"/>
           <w:lang w:val="es-ES" w:eastAsia="es-ES"/>
-          <ns2:ligatures ns2:val="none"/>
+          <w14:ligatures w14:val="none"/>
         </w:rPr>
         <w:t xml:space="preserve">Mediante el escrito del 29 de enero de 2026, el señor [APELLIDO] denunció a La Positiva por presuntas infracciones a la Ley 29571, Código de Protección y Defensa del Consumidor (en adelante, Código), señalando lo siguiente:</w:t>
       </w:r>
@@ -609,7 +535,7 @@
           <w:color w:val="000000"/>
           <w:kern w:val="0"/>
           <w:lang w:val="es-ES" w:eastAsia="es-ES"/>
-          <ns2:ligatures ns2:val="none"/>
+          <w14:ligatures w14:val="none"/>
         </w:rPr>
         <w:t xml:space="preserve"/>
       </w:r>
@@ -619,7 +545,7 @@
           <w:color w:val="000000"/>
           <w:kern w:val="0"/>
           <w:lang w:val="es-ES" w:eastAsia="es-ES"/>
-          <ns2:ligatures ns2:val="none"/>
+          <w14:ligatures w14:val="none"/>
         </w:rPr>
         <w:t/>
       </w:r>
@@ -627,7 +553,7 @@
         <w:rPr>
           <w:rFonts w:ascii="Arial Narrow" w:eastAsia="Calibri" w:hAnsi="Arial Narrow" w:cs="Arial"/>
           <w:kern w:val="0"/>
-          <ns2:ligatures ns2:val="none"/>
+          <w14:ligatures w14:val="none"/>
         </w:rPr>
         <w:t/>
       </w:r>
@@ -635,7 +561,7 @@
         <w:rPr>
           <w:rFonts w:ascii="Arial Narrow" w:eastAsia="Calibri" w:hAnsi="Arial Narrow" w:cs="Arial"/>
           <w:kern w:val="0"/>
-          <ns2:ligatures ns2:val="none"/>
+          <w14:ligatures w14:val="none"/>
         </w:rPr>
         <w:t xml:space="preserve"/>
       </w:r>
@@ -643,7 +569,7 @@
         <w:rPr>
           <w:rFonts w:ascii="Arial Narrow" w:eastAsia="Calibri" w:hAnsi="Arial Narrow" w:cs="Arial"/>
           <w:kern w:val="0"/>
-          <ns2:ligatures ns2:val="none"/>
+          <w14:ligatures w14:val="none"/>
         </w:rPr>
         <w:t/>
       </w:r>
@@ -651,7 +577,7 @@
         <w:rPr>
           <w:rFonts w:ascii="Arial Narrow" w:eastAsia="Calibri" w:hAnsi="Arial Narrow" w:cs="Arial"/>
           <w:kern w:val="0"/>
-          <ns2:ligatures ns2:val="none"/>
+          <w14:ligatures w14:val="none"/>
         </w:rPr>
         <w:t xml:space="preserve"/>
       </w:r>
@@ -659,7 +585,7 @@
         <w:rPr>
           <w:rFonts w:ascii="Arial Narrow" w:eastAsia="Calibri" w:hAnsi="Arial Narrow" w:cs="Arial"/>
           <w:kern w:val="0"/>
-          <ns2:ligatures ns2:val="none"/>
+          <w14:ligatures w14:val="none"/>
         </w:rPr>
         <w:t xml:space="preserve"/>
       </w:r>
@@ -667,7 +593,7 @@
         <w:rPr>
           <w:rFonts w:ascii="Arial Narrow" w:eastAsia="Calibri" w:hAnsi="Arial Narrow" w:cs="Arial"/>
           <w:kern w:val="0"/>
-          <ns2:ligatures ns2:val="none"/>
+          <w14:ligatures w14:val="none"/>
         </w:rPr>
         <w:t/>
       </w:r>
@@ -677,7 +603,7 @@
           <w:color w:val="000000"/>
           <w:kern w:val="0"/>
           <w:lang w:val="es-ES" w:eastAsia="es-ES"/>
-          <ns2:ligatures ns2:val="none"/>
+          <w14:ligatures w14:val="none"/>
         </w:rPr>
         <w:t xml:space="preserve"/>
       </w:r>
@@ -687,7 +613,7 @@
           <w:color w:val="000000"/>
           <w:kern w:val="0"/>
           <w:lang w:val="es-ES" w:eastAsia="es-ES"/>
-          <ns2:ligatures ns2:val="none"/>
+          <w14:ligatures w14:val="none"/>
         </w:rPr>
         <w:t xml:space="preserve"/>
       </w:r>
@@ -697,7 +623,7 @@
           <w:color w:val="000000"/>
           <w:kern w:val="0"/>
           <w:lang w:val="es-ES" w:eastAsia="es-ES"/>
-          <ns2:ligatures ns2:val="none"/>
+          <w14:ligatures w14:val="none"/>
         </w:rPr>
         <w:t/>
       </w:r>
@@ -709,7 +635,7 @@
           <w:kern w:val="0"/>
           <w:vertAlign w:val="superscript"/>
           <w:lang w:val="es-ES" w:eastAsia="es-ES"/>
-          <ns2:ligatures ns2:val="none"/>
+          <w14:ligatures w14:val="none"/>
         </w:rPr>
         <w:footnoteReference w:id="1"/>
       </w:r>
@@ -719,7 +645,7 @@
           <w:color w:val="000000"/>
           <w:kern w:val="0"/>
           <w:lang w:val="es-ES" w:eastAsia="es-ES"/>
-          <ns2:ligatures ns2:val="none"/>
+          <w14:ligatures w14:val="none"/>
         </w:rPr>
         <w:t xml:space="preserve"/>
       </w:r>
@@ -729,7 +655,7 @@
           <w:color w:val="000000"/>
           <w:kern w:val="0"/>
           <w:lang w:val="es-ES" w:eastAsia="es-ES"/>
-          <ns2:ligatures ns2:val="none"/>
+          <w14:ligatures w14:val="none"/>
         </w:rPr>
         <w:t xml:space="preserve"/>
       </w:r>
@@ -740,25 +666,25 @@
           <w:color w:val="000000"/>
           <w:kern w:val="0"/>
           <w:lang w:val="es-ES" w:eastAsia="es-ES"/>
-          <ns2:ligatures ns2:val="none"/>
+          <w14:ligatures w14:val="none"/>
         </w:rPr>
         <w:t/>
       </w:r>
     </w:p>
-    <w:p ns2:paraId="512911CE" ns2:textId="77777777">
-      <w:pPr>
-        <w:spacing w:after="0" w:line="240" w:lineRule="auto"/>
-        <w:jc w:val="both"/>
-        <w:rPr>
-          <w:rFonts w:ascii="Arial Narrow" w:eastAsia="Times New Roman" w:hAnsi="Arial Narrow" w:cs="Arial"/>
-          <w:color w:val="000000"/>
-          <w:kern w:val="0"/>
-          <w:lang w:eastAsia="es-ES"/>
-          <ns2:ligatures ns2:val="none"/>
-        </w:rPr>
-      </w:pPr>
-    </w:p>
-    <w:p ns2:paraId="1240E26C" ns2:textId="51DEBC22">
+    <w:p>
+      <w:pPr>
+        <w:spacing w:after="0" w:line="240" w:lineRule="auto"/>
+        <w:jc w:val="both"/>
+        <w:rPr>
+          <w:rFonts w:ascii="Arial Narrow" w:eastAsia="Times New Roman" w:hAnsi="Arial Narrow" w:cs="Arial"/>
+          <w:color w:val="000000"/>
+          <w:kern w:val="0"/>
+          <w:lang w:eastAsia="es-ES"/>
+          <w14:ligatures w14:val="none"/>
+        </w:rPr>
+      </w:pPr>
+    </w:p>
+    <w:p>
       <w:pPr>
         <w:pStyle w:val="Prrafodelista"/>
         <w:numPr>
@@ -776,16 +702,16 @@
           <w:color w:val="000000"/>
           <w:kern w:val="0"/>
           <w:lang w:eastAsia="es-ES"/>
-          <ns2:ligatures ns2:val="none"/>
-        </w:rPr>
-      </w:pPr>
-      <w:r>
-        <w:rPr>
-          <w:rFonts w:ascii="Arial Narrow" w:eastAsia="Times New Roman" w:hAnsi="Arial Narrow" w:cs="Arial"/>
-          <w:color w:val="000000"/>
-          <w:kern w:val="0"/>
-          <w:lang w:eastAsia="es-ES"/>
-          <ns2:ligatures ns2:val="none"/>
+          <w14:ligatures w14:val="none"/>
+        </w:rPr>
+      </w:pPr>
+      <w:r>
+        <w:rPr>
+          <w:rFonts w:ascii="Arial Narrow" w:eastAsia="Times New Roman" w:hAnsi="Arial Narrow" w:cs="Arial"/>
+          <w:color w:val="000000"/>
+          <w:kern w:val="0"/>
+          <w:lang w:eastAsia="es-ES"/>
+          <w14:ligatures w14:val="none"/>
         </w:rPr>
         <w:t>Adquirió el</w:t>
       </w:r>
@@ -795,7 +721,7 @@
           <w:color w:val="000000"/>
           <w:kern w:val="0"/>
           <w:lang w:eastAsia="es-ES"/>
-          <ns2:ligatures ns2:val="none"/>
+          <w14:ligatures w14:val="none"/>
         </w:rPr>
         <w:t xml:space="preserve"> Seguro vehicular – Póliza 220014352 (en adelante, Seguro vehicular)</w:t>
       </w:r>
@@ -805,7 +731,7 @@
           <w:color w:val="000000"/>
           <w:kern w:val="0"/>
           <w:lang w:eastAsia="es-ES"/>
-          <ns2:ligatures ns2:val="none"/>
+          <w14:ligatures w14:val="none"/>
         </w:rPr>
         <w:t xml:space="preserve"> emitido por La Positiva</w:t>
       </w:r>
@@ -815,7 +741,7 @@
           <w:color w:val="000000"/>
           <w:kern w:val="0"/>
           <w:lang w:eastAsia="es-ES"/>
-          <ns2:ligatures ns2:val="none"/>
+          <w14:ligatures w14:val="none"/>
         </w:rPr>
         <w:t xml:space="preserve">, </w:t>
       </w:r>
@@ -825,7 +751,7 @@
           <w:color w:val="000000"/>
           <w:kern w:val="0"/>
           <w:lang w:eastAsia="es-ES"/>
-          <ns2:ligatures ns2:val="none"/>
+          <w14:ligatures w14:val="none"/>
         </w:rPr>
         <w:t xml:space="preserve">para </w:t>
       </w:r>
@@ -835,7 +761,7 @@
           <w:color w:val="000000"/>
           <w:kern w:val="0"/>
           <w:lang w:eastAsia="es-ES"/>
-          <ns2:ligatures ns2:val="none"/>
+          <w14:ligatures w14:val="none"/>
         </w:rPr>
         <w:t>el</w:t>
       </w:r>
@@ -845,7 +771,7 @@
           <w:color w:val="000000"/>
           <w:kern w:val="0"/>
           <w:lang w:eastAsia="es-ES"/>
-          <ns2:ligatures ns2:val="none"/>
+          <w14:ligatures w14:val="none"/>
         </w:rPr>
         <w:t xml:space="preserve"> vehículo con Placa de Rodaje BUG-619 (en adelante, vehículo asegurado), </w:t>
       </w:r>
@@ -855,7 +781,7 @@
           <w:color w:val="000000"/>
           <w:kern w:val="0"/>
           <w:lang w:eastAsia="es-ES"/>
-          <ns2:ligatures ns2:val="none"/>
+          <w14:ligatures w14:val="none"/>
         </w:rPr>
         <w:t>con vigencia desde el</w:t>
       </w:r>
@@ -865,7 +791,7 @@
           <w:color w:val="000000"/>
           <w:kern w:val="0"/>
           <w:lang w:eastAsia="es-ES"/>
-          <ns2:ligatures ns2:val="none"/>
+          <w14:ligatures w14:val="none"/>
         </w:rPr>
         <w:t xml:space="preserve"> </w:t>
       </w:r>
@@ -875,7 +801,7 @@
           <w:color w:val="000000"/>
           <w:kern w:val="0"/>
           <w:lang w:eastAsia="es-ES"/>
-          <ns2:ligatures ns2:val="none"/>
+          <w14:ligatures w14:val="none"/>
         </w:rPr>
         <w:t xml:space="preserve">25 de julio de 2025</w:t>
       </w:r>
@@ -885,7 +811,7 @@
           <w:color w:val="000000"/>
           <w:kern w:val="0"/>
           <w:lang w:eastAsia="es-ES"/>
-          <ns2:ligatures ns2:val="none"/>
+          <w14:ligatures w14:val="none"/>
         </w:rPr>
         <w:t xml:space="preserve"/>
       </w:r>
@@ -895,7 +821,7 @@
           <w:color w:val="000000"/>
           <w:kern w:val="0"/>
           <w:lang w:eastAsia="es-ES"/>
-          <ns2:ligatures ns2:val="none"/>
+          <w14:ligatures w14:val="none"/>
         </w:rPr>
         <w:t xml:space="preserve"> </w:t>
       </w:r>
@@ -905,7 +831,7 @@
           <w:color w:val="000000"/>
           <w:kern w:val="0"/>
           <w:lang w:eastAsia="es-ES"/>
-          <ns2:ligatures ns2:val="none"/>
+          <w14:ligatures w14:val="none"/>
         </w:rPr>
         <w:t>a</w:t>
       </w:r>
@@ -915,7 +841,7 @@
           <w:color w:val="000000"/>
           <w:kern w:val="0"/>
           <w:lang w:eastAsia="es-ES"/>
-          <ns2:ligatures ns2:val="none"/>
+          <w14:ligatures w14:val="none"/>
         </w:rPr>
         <w:t xml:space="preserve">l 25 de agosto de 2026</w:t>
       </w:r>
@@ -925,7 +851,7 @@
           <w:color w:val="000000"/>
           <w:kern w:val="0"/>
           <w:lang w:eastAsia="es-ES"/>
-          <ns2:ligatures ns2:val="none"/>
+          <w14:ligatures w14:val="none"/>
         </w:rPr>
         <w:t xml:space="preserve"/>
       </w:r>
@@ -935,7 +861,7 @@
           <w:color w:val="000000"/>
           <w:kern w:val="0"/>
           <w:lang w:eastAsia="es-ES"/>
-          <ns2:ligatures ns2:val="none"/>
+          <w14:ligatures w14:val="none"/>
         </w:rPr>
         <w:t xml:space="preserve">, el cual incluía la cláusula adicional </w:t>
       </w:r>
@@ -945,7 +871,7 @@
           <w:color w:val="000000"/>
           <w:kern w:val="0"/>
           <w:lang w:val="es-ES" w:eastAsia="es-ES"/>
-          <ns2:ligatures ns2:val="none"/>
+          <w14:ligatures w14:val="none"/>
         </w:rPr>
         <w:t/>
       </w:r>
@@ -955,7 +881,7 @@
           <w:color w:val="000000"/>
           <w:kern w:val="0"/>
           <w:lang w:val="es-ES" w:eastAsia="es-ES"/>
-          <ns2:ligatures ns2:val="none"/>
+          <w14:ligatures w14:val="none"/>
         </w:rPr>
         <w:t xml:space="preserve"> </w:t>
       </w:r>
@@ -965,7 +891,7 @@
           <w:color w:val="000000"/>
           <w:kern w:val="0"/>
           <w:lang w:eastAsia="es-ES"/>
-          <ns2:ligatures ns2:val="none"/>
+          <w14:ligatures w14:val="none"/>
         </w:rPr>
         <w:t>025 denominada “Cláusula Adicional de Imprudencia del Conductor del Vehículo Asegurado”, por la que efectuó el pago de una prima adicional</w:t>
       </w:r>
@@ -975,7 +901,7 @@
           <w:color w:val="000000"/>
           <w:kern w:val="0"/>
           <w:lang w:eastAsia="es-ES"/>
-          <ns2:ligatures ns2:val="none"/>
+          <w14:ligatures w14:val="none"/>
         </w:rPr>
         <w:t>.</w:t>
       </w:r>
@@ -985,7 +911,7 @@
           <w:color w:val="000000"/>
           <w:kern w:val="0"/>
           <w:lang w:eastAsia="es-ES"/>
-          <ns2:ligatures ns2:val="none"/>
+          <w14:ligatures w14:val="none"/>
         </w:rPr>
         <w:t xml:space="preserve"> </w:t>
       </w:r>
@@ -995,7 +921,7 @@
           <w:color w:val="000000"/>
           <w:kern w:val="0"/>
           <w:lang w:eastAsia="es-ES"/>
-          <ns2:ligatures ns2:val="none"/>
+          <w14:ligatures w14:val="none"/>
         </w:rPr>
         <w:t>Cab</w:t>
       </w:r>
@@ -1005,7 +931,7 @@
           <w:color w:val="000000"/>
           <w:kern w:val="0"/>
           <w:lang w:eastAsia="es-ES"/>
-          <ns2:ligatures ns2:val="none"/>
+          <w14:ligatures w14:val="none"/>
         </w:rPr>
         <w:t>e</w:t>
       </w:r>
@@ -1015,7 +941,7 @@
           <w:color w:val="000000"/>
           <w:kern w:val="0"/>
           <w:lang w:eastAsia="es-ES"/>
-          <ns2:ligatures ns2:val="none"/>
+          <w14:ligatures w14:val="none"/>
         </w:rPr>
         <w:t xml:space="preserve"> destacar que no</w:t>
       </w:r>
@@ -1025,7 +951,7 @@
           <w:color w:val="000000"/>
           <w:kern w:val="0"/>
           <w:lang w:eastAsia="es-ES"/>
-          <ns2:ligatures ns2:val="none"/>
+          <w14:ligatures w14:val="none"/>
         </w:rPr>
         <w:t xml:space="preserve"> recibió copia </w:t>
       </w:r>
@@ -1035,7 +961,7 @@
           <w:color w:val="000000"/>
           <w:kern w:val="0"/>
           <w:lang w:eastAsia="es-ES"/>
-          <ns2:ligatures ns2:val="none"/>
+          <w14:ligatures w14:val="none"/>
         </w:rPr>
         <w:t>de</w:t>
       </w:r>
@@ -1045,7 +971,7 @@
           <w:color w:val="000000"/>
           <w:kern w:val="0"/>
           <w:lang w:eastAsia="es-ES"/>
-          <ns2:ligatures ns2:val="none"/>
+          <w14:ligatures w14:val="none"/>
         </w:rPr>
         <w:t xml:space="preserve"> </w:t>
       </w:r>
@@ -1055,7 +981,7 @@
           <w:color w:val="000000"/>
           <w:kern w:val="0"/>
           <w:lang w:eastAsia="es-ES"/>
-          <ns2:ligatures ns2:val="none"/>
+          <w14:ligatures w14:val="none"/>
         </w:rPr>
         <w:t>l</w:t>
       </w:r>
@@ -1065,7 +991,7 @@
           <w:color w:val="000000"/>
           <w:kern w:val="0"/>
           <w:lang w:eastAsia="es-ES"/>
-          <ns2:ligatures ns2:val="none"/>
+          <w14:ligatures w14:val="none"/>
         </w:rPr>
         <w:t>a póliza del</w:t>
       </w:r>
@@ -1075,7 +1001,7 @@
           <w:color w:val="000000"/>
           <w:kern w:val="0"/>
           <w:lang w:eastAsia="es-ES"/>
-          <ns2:ligatures ns2:val="none"/>
+          <w14:ligatures w14:val="none"/>
         </w:rPr>
         <w:t xml:space="preserve"> Seguro vehicular</w:t>
       </w:r>
@@ -1085,7 +1011,7 @@
           <w:color w:val="000000"/>
           <w:kern w:val="0"/>
           <w:lang w:eastAsia="es-ES"/>
-          <ns2:ligatures ns2:val="none"/>
+          <w14:ligatures w14:val="none"/>
         </w:rPr>
         <w:t xml:space="preserve"> ni de sus condiciones generales y especiales al momento de la contratación.</w:t>
       </w:r>
@@ -1095,12 +1021,12 @@
           <w:color w:val="000000"/>
           <w:kern w:val="0"/>
           <w:lang w:eastAsia="es-ES"/>
-          <ns2:ligatures ns2:val="none"/>
+          <w14:ligatures w14:val="none"/>
         </w:rPr>
         <w:t xml:space="preserve"> </w:t>
       </w:r>
     </w:p>
-    <w:p ns2:paraId="5E3B0480" ns2:textId="77777777">
+    <w:p>
       <w:pPr>
         <w:pStyle w:val="Prrafodelista"/>
         <w:spacing w:after="0" w:line="240" w:lineRule="auto"/>
@@ -1111,11 +1037,11 @@
           <w:color w:val="000000"/>
           <w:kern w:val="0"/>
           <w:lang w:eastAsia="es-ES"/>
-          <ns2:ligatures ns2:val="none"/>
-        </w:rPr>
-      </w:pPr>
-    </w:p>
-    <w:p ns2:paraId="19289658" ns2:textId="1EE62694">
+          <w14:ligatures w14:val="none"/>
+        </w:rPr>
+      </w:pPr>
+    </w:p>
+    <w:p>
       <w:pPr>
         <w:pStyle w:val="Prrafodelista"/>
         <w:numPr>
@@ -1133,16 +1059,16 @@
           <w:color w:val="000000"/>
           <w:kern w:val="0"/>
           <w:lang w:eastAsia="es-ES"/>
-          <ns2:ligatures ns2:val="none"/>
-        </w:rPr>
-      </w:pPr>
-      <w:r>
-        <w:rPr>
-          <w:rFonts w:ascii="Arial Narrow" w:eastAsia="Times New Roman" w:hAnsi="Arial Narrow" w:cs="Arial"/>
-          <w:color w:val="000000"/>
-          <w:kern w:val="0"/>
-          <w:lang w:eastAsia="es-ES"/>
-          <ns2:ligatures ns2:val="none"/>
+          <w14:ligatures w14:val="none"/>
+        </w:rPr>
+      </w:pPr>
+      <w:r>
+        <w:rPr>
+          <w:rFonts w:ascii="Arial Narrow" w:eastAsia="Times New Roman" w:hAnsi="Arial Narrow" w:cs="Arial"/>
+          <w:color w:val="000000"/>
+          <w:kern w:val="0"/>
+          <w:lang w:eastAsia="es-ES"/>
+          <w14:ligatures w14:val="none"/>
         </w:rPr>
         <w:t xml:space="preserve">El 20 de diciembre de 2025, mientras se desplazaba </w:t>
       </w:r>
@@ -1152,7 +1078,7 @@
           <w:color w:val="000000"/>
           <w:kern w:val="0"/>
           <w:lang w:eastAsia="es-ES"/>
-          <ns2:ligatures ns2:val="none"/>
+          <w14:ligatures w14:val="none"/>
         </w:rPr>
         <w:t>en el vehículo asegurado</w:t>
       </w:r>
@@ -1162,7 +1088,7 @@
           <w:color w:val="000000"/>
           <w:kern w:val="0"/>
           <w:lang w:eastAsia="es-ES"/>
-          <ns2:ligatures ns2:val="none"/>
+          <w14:ligatures w14:val="none"/>
         </w:rPr>
         <w:t xml:space="preserve">, un peatón cruzó intempestivamente </w:t>
       </w:r>
@@ -1172,7 +1098,7 @@
           <w:color w:val="000000"/>
           <w:kern w:val="0"/>
           <w:lang w:eastAsia="es-ES"/>
-          <ns2:ligatures ns2:val="none"/>
+          <w14:ligatures w14:val="none"/>
         </w:rPr>
         <w:t>la vía</w:t>
       </w:r>
@@ -1182,12 +1108,12 @@
           <w:color w:val="000000"/>
           <w:kern w:val="0"/>
           <w:lang w:eastAsia="es-ES"/>
-          <ns2:ligatures ns2:val="none"/>
+          <w14:ligatures w14:val="none"/>
         </w:rPr>
         <w:t>, por lo que efectuó una maniobra evasiva girando el timón hacia la derecha, lo que originó el despiste e impacto contra un poste, ocasionándose daños materiales en el vehículo asegurado y en bienes de terceros.</w:t>
       </w:r>
     </w:p>
-    <w:p ns2:paraId="451C5A67" ns2:textId="77777777">
+    <w:p>
       <w:pPr>
         <w:pStyle w:val="Prrafodelista"/>
         <w:spacing w:after="0" w:line="240" w:lineRule="auto"/>
@@ -1198,11 +1124,11 @@
           <w:color w:val="000000"/>
           <w:kern w:val="0"/>
           <w:lang w:eastAsia="es-ES"/>
-          <ns2:ligatures ns2:val="none"/>
-        </w:rPr>
-      </w:pPr>
-    </w:p>
-    <w:p ns2:paraId="6BC4F03D" ns2:textId="020340EF">
+          <w14:ligatures w14:val="none"/>
+        </w:rPr>
+      </w:pPr>
+    </w:p>
+    <w:p>
       <w:pPr>
         <w:pStyle w:val="Prrafodelista"/>
         <w:numPr>
@@ -1220,16 +1146,16 @@
           <w:color w:val="000000"/>
           <w:kern w:val="0"/>
           <w:lang w:eastAsia="es-ES"/>
-          <ns2:ligatures ns2:val="none"/>
-        </w:rPr>
-      </w:pPr>
-      <w:r>
-        <w:rPr>
-          <w:rFonts w:ascii="Arial Narrow" w:eastAsia="Times New Roman" w:hAnsi="Arial Narrow" w:cs="Arial"/>
-          <w:color w:val="000000"/>
-          <w:kern w:val="0"/>
-          <w:lang w:eastAsia="es-ES"/>
-          <ns2:ligatures ns2:val="none"/>
+          <w14:ligatures w14:val="none"/>
+        </w:rPr>
+      </w:pPr>
+      <w:r>
+        <w:rPr>
+          <w:rFonts w:ascii="Arial Narrow" w:eastAsia="Times New Roman" w:hAnsi="Arial Narrow" w:cs="Arial"/>
+          <w:color w:val="000000"/>
+          <w:kern w:val="0"/>
+          <w:lang w:eastAsia="es-ES"/>
+          <w14:ligatures w14:val="none"/>
         </w:rPr>
         <w:t>El mismo día</w:t>
       </w:r>
@@ -1239,7 +1165,7 @@
           <w:color w:val="000000"/>
           <w:kern w:val="0"/>
           <w:lang w:eastAsia="es-ES"/>
-          <ns2:ligatures ns2:val="none"/>
+          <w14:ligatures w14:val="none"/>
         </w:rPr>
         <w:t>, luego de ocurrido el accidente, denunció el hecho ante la autoridad policial competente y se sometió a la prueba de dosaje etílico dentro del plazo de cuatro horas previsto en las condiciones del Seguro vehicular;</w:t>
       </w:r>
@@ -1249,7 +1175,7 @@
           <w:color w:val="000000"/>
           <w:kern w:val="0"/>
           <w:lang w:eastAsia="es-ES"/>
-          <ns2:ligatures ns2:val="none"/>
+          <w14:ligatures w14:val="none"/>
         </w:rPr>
         <w:t xml:space="preserve"> así, en</w:t>
       </w:r>
@@ -1259,7 +1185,7 @@
           <w:color w:val="000000"/>
           <w:kern w:val="0"/>
           <w:lang w:eastAsia="es-ES"/>
-          <ns2:ligatures ns2:val="none"/>
+          <w14:ligatures w14:val="none"/>
         </w:rPr>
         <w:t xml:space="preserve"> el Certificado de Dosaje Etílico 007-015843 </w:t>
       </w:r>
@@ -1269,7 +1195,7 @@
           <w:color w:val="000000"/>
           <w:kern w:val="0"/>
           <w:lang w:eastAsia="es-ES"/>
-          <ns2:ligatures ns2:val="none"/>
+          <w14:ligatures w14:val="none"/>
         </w:rPr>
         <w:t xml:space="preserve">se </w:t>
       </w:r>
@@ -1279,7 +1205,7 @@
           <w:color w:val="000000"/>
           <w:kern w:val="0"/>
           <w:lang w:eastAsia="es-ES"/>
-          <ns2:ligatures ns2:val="none"/>
+          <w14:ligatures w14:val="none"/>
         </w:rPr>
         <w:t>consignó un resultado de 0,38 g/l</w:t>
       </w:r>
@@ -1289,12 +1215,12 @@
           <w:color w:val="000000"/>
           <w:kern w:val="0"/>
           <w:lang w:eastAsia="es-ES"/>
-          <ns2:ligatures ns2:val="none"/>
+          <w14:ligatures w14:val="none"/>
         </w:rPr>
         <w:t>, el cual no se configuraba delito ni infracción administrativa vinculada a la conducción bajo efectos del alcohol.</w:t>
       </w:r>
     </w:p>
-    <w:p ns2:paraId="7D4157A8" ns2:textId="77777777">
+    <w:p>
       <w:pPr>
         <w:pStyle w:val="Prrafodelista"/>
         <w:spacing w:after="0" w:line="240" w:lineRule="auto"/>
@@ -1305,11 +1231,11 @@
           <w:color w:val="000000"/>
           <w:kern w:val="0"/>
           <w:lang w:eastAsia="es-ES"/>
-          <ns2:ligatures ns2:val="none"/>
-        </w:rPr>
-      </w:pPr>
-    </w:p>
-    <w:p ns2:paraId="1FE88608" ns2:textId="3268AD29">
+          <w14:ligatures w14:val="none"/>
+        </w:rPr>
+      </w:pPr>
+    </w:p>
+    <w:p>
       <w:pPr>
         <w:pStyle w:val="Prrafodelista"/>
         <w:numPr>
@@ -1327,16 +1253,16 @@
           <w:color w:val="000000"/>
           <w:kern w:val="0"/>
           <w:lang w:eastAsia="es-ES"/>
-          <ns2:ligatures ns2:val="none"/>
-        </w:rPr>
-      </w:pPr>
-      <w:r>
-        <w:rPr>
-          <w:rFonts w:ascii="Arial Narrow" w:eastAsia="Times New Roman" w:hAnsi="Arial Narrow" w:cs="Arial"/>
-          <w:color w:val="000000"/>
-          <w:kern w:val="0"/>
-          <w:lang w:eastAsia="es-ES"/>
-          <ns2:ligatures ns2:val="none"/>
+          <w14:ligatures w14:val="none"/>
+        </w:rPr>
+      </w:pPr>
+      <w:r>
+        <w:rPr>
+          <w:rFonts w:ascii="Arial Narrow" w:eastAsia="Times New Roman" w:hAnsi="Arial Narrow" w:cs="Arial"/>
+          <w:color w:val="000000"/>
+          <w:kern w:val="0"/>
+          <w:lang w:eastAsia="es-ES"/>
+          <w14:ligatures w14:val="none"/>
         </w:rPr>
         <w:t xml:space="preserve">El 10 de enero de 2026, </w:t>
       </w:r>
@@ -1346,7 +1272,7 @@
           <w:color w:val="000000"/>
           <w:kern w:val="0"/>
           <w:lang w:eastAsia="es-ES"/>
-          <ns2:ligatures ns2:val="none"/>
+          <w14:ligatures w14:val="none"/>
         </w:rPr>
         <w:t>La Positiva</w:t>
       </w:r>
@@ -1356,7 +1282,7 @@
           <w:color w:val="000000"/>
           <w:kern w:val="0"/>
           <w:lang w:eastAsia="es-ES"/>
-          <ns2:ligatures ns2:val="none"/>
+          <w14:ligatures w14:val="none"/>
         </w:rPr>
         <w:t xml:space="preserve"> </w:t>
       </w:r>
@@ -1366,7 +1292,7 @@
           <w:color w:val="000000"/>
           <w:kern w:val="0"/>
           <w:lang w:eastAsia="es-ES"/>
-          <ns2:ligatures ns2:val="none"/>
+          <w14:ligatures w14:val="none"/>
         </w:rPr>
         <w:t xml:space="preserve">le </w:t>
       </w:r>
@@ -1376,7 +1302,7 @@
           <w:color w:val="000000"/>
           <w:kern w:val="0"/>
           <w:lang w:eastAsia="es-ES"/>
-          <ns2:ligatures ns2:val="none"/>
+          <w14:ligatures w14:val="none"/>
         </w:rPr>
         <w:t xml:space="preserve">comunicó el rechazo de </w:t>
       </w:r>
@@ -1386,7 +1312,7 @@
           <w:color w:val="000000"/>
           <w:kern w:val="0"/>
           <w:lang w:eastAsia="es-ES"/>
-          <ns2:ligatures ns2:val="none"/>
+          <w14:ligatures w14:val="none"/>
         </w:rPr>
         <w:t>su</w:t>
       </w:r>
@@ -1396,7 +1322,7 @@
           <w:color w:val="000000"/>
           <w:kern w:val="0"/>
           <w:lang w:eastAsia="es-ES"/>
-          <ns2:ligatures ns2:val="none"/>
+          <w14:ligatures w14:val="none"/>
         </w:rPr>
         <w:t xml:space="preserve"> solicitud de cobertura del siniestro, señalando que al momento del accidente conducía bajo los efectos del alcohol con 0,73 g/l, superando el límite permitido por la póliza</w:t>
       </w:r>
@@ -1406,7 +1332,7 @@
           <w:color w:val="000000"/>
           <w:kern w:val="0"/>
           <w:lang w:eastAsia="es-ES"/>
-          <ns2:ligatures ns2:val="none"/>
+          <w14:ligatures w14:val="none"/>
         </w:rPr>
         <w:t xml:space="preserve">; no obstante, la compañía aseguradora </w:t>
       </w:r>
@@ -1416,7 +1342,7 @@
           <w:color w:val="000000"/>
           <w:kern w:val="0"/>
           <w:lang w:eastAsia="es-ES"/>
-          <ns2:ligatures ns2:val="none"/>
+          <w14:ligatures w14:val="none"/>
         </w:rPr>
         <w:t>obtuvo el resultado de 0,73 g/l aplicando un</w:t>
       </w:r>
@@ -1426,7 +1352,7 @@
           <w:color w:val="000000"/>
           <w:kern w:val="0"/>
           <w:lang w:eastAsia="es-ES"/>
-          <ns2:ligatures ns2:val="none"/>
+          <w14:ligatures w14:val="none"/>
         </w:rPr>
         <w:t>a</w:t>
       </w:r>
@@ -1436,7 +1362,7 @@
           <w:color w:val="000000"/>
           <w:kern w:val="0"/>
           <w:lang w:eastAsia="es-ES"/>
-          <ns2:ligatures ns2:val="none"/>
+          <w14:ligatures w14:val="none"/>
         </w:rPr>
         <w:t xml:space="preserve"> </w:t>
       </w:r>
@@ -1446,7 +1372,7 @@
           <w:color w:val="000000"/>
           <w:kern w:val="0"/>
           <w:lang w:eastAsia="es-ES"/>
-          <ns2:ligatures ns2:val="none"/>
+          <w14:ligatures w14:val="none"/>
         </w:rPr>
         <w:t>fórmula</w:t>
       </w:r>
@@ -1456,7 +1382,7 @@
           <w:color w:val="000000"/>
           <w:kern w:val="0"/>
           <w:lang w:eastAsia="es-ES"/>
-          <ns2:ligatures ns2:val="none"/>
+          <w14:ligatures w14:val="none"/>
         </w:rPr>
         <w:t xml:space="preserve"> de 0,15 gramos de alcohol por </w:t>
       </w:r>
@@ -1466,7 +1392,7 @@
           <w:color w:val="000000"/>
           <w:kern w:val="0"/>
           <w:lang w:eastAsia="es-ES"/>
-          <ns2:ligatures ns2:val="none"/>
+          <w14:ligatures w14:val="none"/>
         </w:rPr>
         <w:t>litro de sangre como promedio de metabolización del alcohol por el organismo por hora y su equivalencia en minutos y segundos</w:t>
       </w:r>
@@ -1476,12 +1402,12 @@
           <w:color w:val="000000"/>
           <w:kern w:val="0"/>
           <w:lang w:eastAsia="es-ES"/>
-          <ns2:ligatures ns2:val="none"/>
+          <w14:ligatures w14:val="none"/>
         </w:rPr>
         <w:t>.</w:t>
       </w:r>
     </w:p>
-    <w:p ns2:paraId="043628C8" ns2:textId="77777777">
+    <w:p>
       <w:pPr>
         <w:pStyle w:val="Prrafodelista"/>
         <w:ind w:left="1134"/>
@@ -1490,11 +1416,11 @@
           <w:color w:val="000000"/>
           <w:kern w:val="0"/>
           <w:lang w:eastAsia="es-ES"/>
-          <ns2:ligatures ns2:val="none"/>
-        </w:rPr>
-      </w:pPr>
-    </w:p>
-    <w:p ns2:paraId="40B1E8A0" ns2:textId="03F21723">
+          <w14:ligatures w14:val="none"/>
+        </w:rPr>
+      </w:pPr>
+    </w:p>
+    <w:p>
       <w:pPr>
         <w:pStyle w:val="Prrafodelista"/>
         <w:numPr>
@@ -1512,34 +1438,34 @@
           <w:color w:val="000000"/>
           <w:kern w:val="0"/>
           <w:lang w:eastAsia="es-ES"/>
-          <ns2:ligatures ns2:val="none"/>
-        </w:rPr>
-      </w:pPr>
-      <w:r>
-        <w:rPr>
-          <w:rFonts w:ascii="Arial Narrow" w:eastAsia="Times New Roman" w:hAnsi="Arial Narrow" w:cs="Arial"/>
-          <w:color w:val="000000"/>
-          <w:kern w:val="0"/>
-          <w:lang w:eastAsia="es-ES"/>
-          <ns2:ligatures ns2:val="none"/>
+          <w14:ligatures w14:val="none"/>
+        </w:rPr>
+      </w:pPr>
+      <w:r>
+        <w:rPr>
+          <w:rFonts w:ascii="Arial Narrow" w:eastAsia="Times New Roman" w:hAnsi="Arial Narrow" w:cs="Arial"/>
+          <w:color w:val="000000"/>
+          <w:kern w:val="0"/>
+          <w:lang w:eastAsia="es-ES"/>
+          <w14:ligatures w14:val="none"/>
         </w:rPr>
         <w:t>Pese a haberse sometido a la prueba de dosaje etílico dentro del plazo de cuatro horas y obtener un resultado de 0,38 g/l, la compañía aseguradora adicionó 0,35 g/l para concluir que al momento del accidente registraba 0,73 g/l y, con base en ello, denegó la cobertura solicitada.</w:t>
       </w:r>
     </w:p>
-    <w:p ns2:paraId="36632F84" ns2:textId="77777777">
-      <w:pPr>
-        <w:spacing w:after="0" w:line="240" w:lineRule="auto"/>
-        <w:jc w:val="both"/>
-        <w:rPr>
-          <w:rFonts w:ascii="Arial Narrow" w:eastAsia="Times New Roman" w:hAnsi="Arial Narrow" w:cs="Arial"/>
-          <w:color w:val="000000"/>
-          <w:kern w:val="0"/>
-          <w:lang w:eastAsia="es-ES"/>
-          <ns2:ligatures ns2:val="none"/>
-        </w:rPr>
-      </w:pPr>
-    </w:p>
-    <w:p ns2:paraId="366A9C1A" ns2:textId="34475666">
+    <w:p>
+      <w:pPr>
+        <w:spacing w:after="0" w:line="240" w:lineRule="auto"/>
+        <w:jc w:val="both"/>
+        <w:rPr>
+          <w:rFonts w:ascii="Arial Narrow" w:eastAsia="Times New Roman" w:hAnsi="Arial Narrow" w:cs="Arial"/>
+          <w:color w:val="000000"/>
+          <w:kern w:val="0"/>
+          <w:lang w:eastAsia="es-ES"/>
+          <w14:ligatures w14:val="none"/>
+        </w:rPr>
+      </w:pPr>
+    </w:p>
+    <w:p>
       <w:pPr>
         <w:pStyle w:val="Prrafodelista"/>
         <w:numPr>
@@ -1557,16 +1483,16 @@
           <w:color w:val="000000"/>
           <w:kern w:val="0"/>
           <w:lang w:eastAsia="es-ES"/>
-          <ns2:ligatures ns2:val="none"/>
-        </w:rPr>
-      </w:pPr>
-      <w:r>
-        <w:rPr>
-          <w:rFonts w:ascii="Arial Narrow" w:eastAsia="Times New Roman" w:hAnsi="Arial Narrow" w:cs="Arial"/>
-          <w:color w:val="000000"/>
-          <w:kern w:val="0"/>
-          <w:lang w:eastAsia="es-ES"/>
-          <ns2:ligatures ns2:val="none"/>
+          <w14:ligatures w14:val="none"/>
+        </w:rPr>
+      </w:pPr>
+      <w:r>
+        <w:rPr>
+          <w:rFonts w:ascii="Arial Narrow" w:eastAsia="Times New Roman" w:hAnsi="Arial Narrow" w:cs="Arial"/>
+          <w:color w:val="000000"/>
+          <w:kern w:val="0"/>
+          <w:lang w:eastAsia="es-ES"/>
+          <w14:ligatures w14:val="none"/>
         </w:rPr>
         <w:lastRenderedPageBreak/>
         <w:t>Asimismo</w:t>
@@ -1577,7 +1503,7 @@
           <w:color w:val="000000"/>
           <w:kern w:val="0"/>
           <w:lang w:eastAsia="es-ES"/>
-          <ns2:ligatures ns2:val="none"/>
+          <w14:ligatures w14:val="none"/>
         </w:rPr>
         <w:t>, tomó conocimiento del contenido de l</w:t>
       </w:r>
@@ -1587,7 +1513,7 @@
           <w:color w:val="000000"/>
           <w:kern w:val="0"/>
           <w:lang w:eastAsia="es-ES"/>
-          <ns2:ligatures ns2:val="none"/>
+          <w14:ligatures w14:val="none"/>
         </w:rPr>
         <w:t xml:space="preserve">os artículos </w:t>
       </w:r>
@@ -1597,7 +1523,7 @@
           <w:color w:val="000000"/>
           <w:kern w:val="0"/>
           <w:lang w:val="es-ES" w:eastAsia="es-ES"/>
-          <ns2:ligatures ns2:val="none"/>
+          <w14:ligatures w14:val="none"/>
         </w:rPr>
         <w:t/>
       </w:r>
@@ -1607,7 +1533,7 @@
           <w:color w:val="000000"/>
           <w:kern w:val="0"/>
           <w:lang w:val="es-ES" w:eastAsia="es-ES"/>
-          <ns2:ligatures ns2:val="none"/>
+          <w14:ligatures w14:val="none"/>
         </w:rPr>
         <w:t xml:space="preserve"> </w:t>
       </w:r>
@@ -1617,7 +1543,7 @@
           <w:color w:val="000000"/>
           <w:kern w:val="0"/>
           <w:lang w:eastAsia="es-ES"/>
-          <ns2:ligatures ns2:val="none"/>
+          <w14:ligatures w14:val="none"/>
         </w:rPr>
         <w:t xml:space="preserve">17,14 y </w:t>
       </w:r>
@@ -1627,7 +1553,7 @@
           <w:color w:val="000000"/>
           <w:kern w:val="0"/>
           <w:lang w:val="es-ES" w:eastAsia="es-ES"/>
-          <ns2:ligatures ns2:val="none"/>
+          <w14:ligatures w14:val="none"/>
         </w:rPr>
         <w:t/>
       </w:r>
@@ -1637,7 +1563,7 @@
           <w:color w:val="000000"/>
           <w:kern w:val="0"/>
           <w:lang w:val="es-ES" w:eastAsia="es-ES"/>
-          <ns2:ligatures ns2:val="none"/>
+          <w14:ligatures w14:val="none"/>
         </w:rPr>
         <w:t xml:space="preserve"> </w:t>
       </w:r>
@@ -1647,7 +1573,7 @@
           <w:color w:val="000000"/>
           <w:kern w:val="0"/>
           <w:lang w:eastAsia="es-ES"/>
-          <ns2:ligatures ns2:val="none"/>
+          <w14:ligatures w14:val="none"/>
         </w:rPr>
         <w:t>18,1 de</w:t>
       </w:r>
@@ -1657,7 +1583,7 @@
           <w:color w:val="000000"/>
           <w:kern w:val="0"/>
           <w:lang w:eastAsia="es-ES"/>
-          <ns2:ligatures ns2:val="none"/>
+          <w14:ligatures w14:val="none"/>
         </w:rPr>
         <w:t xml:space="preserve"> </w:t>
       </w:r>
@@ -1667,7 +1593,7 @@
           <w:color w:val="000000"/>
           <w:kern w:val="0"/>
           <w:lang w:eastAsia="es-ES"/>
-          <ns2:ligatures ns2:val="none"/>
+          <w14:ligatures w14:val="none"/>
         </w:rPr>
         <w:t>l</w:t>
       </w:r>
@@ -1677,7 +1603,7 @@
           <w:color w:val="000000"/>
           <w:kern w:val="0"/>
           <w:lang w:eastAsia="es-ES"/>
-          <ns2:ligatures ns2:val="none"/>
+          <w14:ligatures w14:val="none"/>
         </w:rPr>
         <w:t>a póliza del</w:t>
       </w:r>
@@ -1687,7 +1613,7 @@
           <w:color w:val="000000"/>
           <w:kern w:val="0"/>
           <w:lang w:eastAsia="es-ES"/>
-          <ns2:ligatures ns2:val="none"/>
+          <w14:ligatures w14:val="none"/>
         </w:rPr>
         <w:t xml:space="preserve"> Seguro vehicular a través de la referida carta de rechazo</w:t>
       </w:r>
@@ -1697,7 +1623,7 @@
           <w:color w:val="000000"/>
           <w:kern w:val="0"/>
           <w:lang w:eastAsia="es-ES"/>
-          <ns2:ligatures ns2:val="none"/>
+          <w14:ligatures w14:val="none"/>
         </w:rPr>
         <w:t xml:space="preserve"> de su solicitud de cobertura</w:t>
       </w:r>
@@ -1707,7 +1633,7 @@
           <w:color w:val="000000"/>
           <w:kern w:val="0"/>
           <w:lang w:eastAsia="es-ES"/>
-          <ns2:ligatures ns2:val="none"/>
+          <w14:ligatures w14:val="none"/>
         </w:rPr>
         <w:t>, en la que se transcribieron sus términos</w:t>
       </w:r>
@@ -1717,7 +1643,7 @@
           <w:color w:val="000000"/>
           <w:kern w:val="0"/>
           <w:lang w:eastAsia="es-ES"/>
-          <ns2:ligatures ns2:val="none"/>
+          <w14:ligatures w14:val="none"/>
         </w:rPr>
         <w:t xml:space="preserve">. </w:t>
       </w:r>
@@ -1727,7 +1653,7 @@
           <w:color w:val="000000"/>
           <w:kern w:val="0"/>
           <w:lang w:eastAsia="es-ES"/>
-          <ns2:ligatures ns2:val="none"/>
+          <w14:ligatures w14:val="none"/>
         </w:rPr>
         <w:t>El</w:t>
       </w:r>
@@ -1737,7 +1663,7 @@
           <w:color w:val="000000"/>
           <w:kern w:val="0"/>
           <w:lang w:eastAsia="es-ES"/>
-          <ns2:ligatures ns2:val="none"/>
+          <w14:ligatures w14:val="none"/>
         </w:rPr>
         <w:t xml:space="preserve"> </w:t>
       </w:r>
@@ -1747,7 +1673,7 @@
           <w:color w:val="000000"/>
           <w:kern w:val="0"/>
           <w:lang w:eastAsia="es-ES"/>
-          <ns2:ligatures ns2:val="none"/>
+          <w14:ligatures w14:val="none"/>
         </w:rPr>
         <w:t>artículo</w:t>
       </w:r>
@@ -1757,7 +1683,7 @@
           <w:color w:val="000000"/>
           <w:kern w:val="0"/>
           <w:lang w:eastAsia="es-ES"/>
-          <ns2:ligatures ns2:val="none"/>
+          <w14:ligatures w14:val="none"/>
         </w:rPr>
         <w:t xml:space="preserve"> </w:t>
       </w:r>
@@ -1767,7 +1693,7 @@
           <w:color w:val="000000"/>
           <w:kern w:val="0"/>
           <w:lang w:eastAsia="es-ES"/>
-          <ns2:ligatures ns2:val="none"/>
+          <w14:ligatures w14:val="none"/>
         </w:rPr>
         <w:t xml:space="preserve"> 17,14 establece la exclusión de cobertura cuando el conductor se encuentre bajo los efectos de alcohol</w:t>
       </w:r>
@@ -1777,7 +1703,7 @@
           <w:color w:val="000000"/>
           <w:kern w:val="0"/>
           <w:lang w:eastAsia="es-ES"/>
-          <ns2:ligatures ns2:val="none"/>
+          <w14:ligatures w14:val="none"/>
         </w:rPr>
         <w:t>,</w:t>
       </w:r>
@@ -1787,7 +1713,7 @@
           <w:color w:val="000000"/>
           <w:kern w:val="0"/>
           <w:lang w:eastAsia="es-ES"/>
-          <ns2:ligatures ns2:val="none"/>
+          <w14:ligatures w14:val="none"/>
         </w:rPr>
         <w:t xml:space="preserve"> y </w:t>
       </w:r>
@@ -1797,7 +1723,7 @@
           <w:color w:val="000000"/>
           <w:kern w:val="0"/>
           <w:lang w:eastAsia="es-ES"/>
-          <ns2:ligatures ns2:val="none"/>
+          <w14:ligatures w14:val="none"/>
         </w:rPr>
         <w:t>el</w:t>
       </w:r>
@@ -1807,7 +1733,7 @@
           <w:color w:val="000000"/>
           <w:kern w:val="0"/>
           <w:lang w:eastAsia="es-ES"/>
-          <ns2:ligatures ns2:val="none"/>
+          <w14:ligatures w14:val="none"/>
         </w:rPr>
         <w:t xml:space="preserve"> </w:t>
       </w:r>
@@ -1817,7 +1743,7 @@
           <w:color w:val="000000"/>
           <w:kern w:val="0"/>
           <w:lang w:eastAsia="es-ES"/>
-          <ns2:ligatures ns2:val="none"/>
+          <w14:ligatures w14:val="none"/>
         </w:rPr>
         <w:t>artículo</w:t>
       </w:r>
@@ -1827,7 +1753,7 @@
           <w:color w:val="000000"/>
           <w:kern w:val="0"/>
           <w:lang w:eastAsia="es-ES"/>
-          <ns2:ligatures ns2:val="none"/>
+          <w14:ligatures w14:val="none"/>
         </w:rPr>
         <w:t xml:space="preserve"> </w:t>
       </w:r>
@@ -1837,7 +1763,7 @@
           <w:color w:val="000000"/>
           <w:kern w:val="0"/>
           <w:lang w:val="es-ES" w:eastAsia="es-ES"/>
-          <ns2:ligatures ns2:val="none"/>
+          <w14:ligatures w14:val="none"/>
         </w:rPr>
         <w:t/>
       </w:r>
@@ -1847,7 +1773,7 @@
           <w:color w:val="000000"/>
           <w:kern w:val="0"/>
           <w:lang w:val="es-ES" w:eastAsia="es-ES"/>
-          <ns2:ligatures ns2:val="none"/>
+          <w14:ligatures w14:val="none"/>
         </w:rPr>
         <w:t xml:space="preserve"> </w:t>
       </w:r>
@@ -1857,25 +1783,25 @@
           <w:color w:val="000000"/>
           <w:kern w:val="0"/>
           <w:lang w:eastAsia="es-ES"/>
-          <ns2:ligatures ns2:val="none"/>
+          <w14:ligatures w14:val="none"/>
         </w:rPr>
         <w:t>18,1 dispone la obligación de denunciar el siniestro y someterse al dosaje etílico dentro de un plazo máximo de cuatro horas.</w:t>
       </w:r>
     </w:p>
-    <w:p ns2:paraId="62A8F666" ns2:textId="77777777">
-      <w:pPr>
-        <w:spacing w:after="0" w:line="240" w:lineRule="auto"/>
-        <w:jc w:val="both"/>
-        <w:rPr>
-          <w:rFonts w:ascii="Arial Narrow" w:eastAsia="Times New Roman" w:hAnsi="Arial Narrow" w:cs="Arial"/>
-          <w:color w:val="000000"/>
-          <w:kern w:val="0"/>
-          <w:lang w:eastAsia="es-ES"/>
-          <ns2:ligatures ns2:val="none"/>
-        </w:rPr>
-      </w:pPr>
-    </w:p>
-    <w:p ns2:paraId="070187B7" ns2:textId="16CC213C">
+    <w:p>
+      <w:pPr>
+        <w:spacing w:after="0" w:line="240" w:lineRule="auto"/>
+        <w:jc w:val="both"/>
+        <w:rPr>
+          <w:rFonts w:ascii="Arial Narrow" w:eastAsia="Times New Roman" w:hAnsi="Arial Narrow" w:cs="Arial"/>
+          <w:color w:val="000000"/>
+          <w:kern w:val="0"/>
+          <w:lang w:eastAsia="es-ES"/>
+          <w14:ligatures w14:val="none"/>
+        </w:rPr>
+      </w:pPr>
+    </w:p>
+    <w:p>
       <w:pPr>
         <w:pStyle w:val="Prrafodelista"/>
         <w:numPr>
@@ -1893,16 +1819,16 @@
           <w:color w:val="000000"/>
           <w:kern w:val="0"/>
           <w:lang w:eastAsia="es-ES"/>
-          <ns2:ligatures ns2:val="none"/>
-        </w:rPr>
-      </w:pPr>
-      <w:r>
-        <w:rPr>
-          <w:rFonts w:ascii="Arial Narrow" w:eastAsia="Times New Roman" w:hAnsi="Arial Narrow" w:cs="Arial"/>
-          <w:color w:val="000000"/>
-          <w:kern w:val="0"/>
-          <w:lang w:eastAsia="es-ES"/>
-          <ns2:ligatures ns2:val="none"/>
+          <w14:ligatures w14:val="none"/>
+        </w:rPr>
+      </w:pPr>
+      <w:r>
+        <w:rPr>
+          <w:rFonts w:ascii="Arial Narrow" w:eastAsia="Times New Roman" w:hAnsi="Arial Narrow" w:cs="Arial"/>
+          <w:color w:val="000000"/>
+          <w:kern w:val="0"/>
+          <w:lang w:eastAsia="es-ES"/>
+          <w14:ligatures w14:val="none"/>
         </w:rPr>
         <w:t>Asimismo,</w:t>
       </w:r>
@@ -1912,7 +1838,7 @@
           <w:color w:val="000000"/>
           <w:kern w:val="0"/>
           <w:lang w:eastAsia="es-ES"/>
-          <ns2:ligatures ns2:val="none"/>
+          <w14:ligatures w14:val="none"/>
         </w:rPr>
         <w:t xml:space="preserve"> la cláusula adicional 025 del Seguro vehicular extendía la cobertura a supuestos de imprudencia del conductor cuando el examen de alcoholemia </w:t>
       </w:r>
@@ -1922,7 +1848,7 @@
           <w:color w:val="000000"/>
           <w:kern w:val="0"/>
           <w:lang w:eastAsia="es-ES"/>
-          <ns2:ligatures ns2:val="none"/>
+          <w14:ligatures w14:val="none"/>
         </w:rPr>
         <w:t>determinara</w:t>
       </w:r>
@@ -1932,7 +1858,7 @@
           <w:color w:val="000000"/>
           <w:kern w:val="0"/>
           <w:lang w:eastAsia="es-ES"/>
-          <ns2:ligatures ns2:val="none"/>
+          <w14:ligatures w14:val="none"/>
         </w:rPr>
         <w:t xml:space="preserve"> un resultado igual o inferior a 0,5 gramos de alcohol por litro de sangre</w:t>
       </w:r>
@@ -1942,7 +1868,7 @@
           <w:color w:val="000000"/>
           <w:kern w:val="0"/>
           <w:lang w:eastAsia="es-ES"/>
-          <ns2:ligatures ns2:val="none"/>
+          <w14:ligatures w14:val="none"/>
         </w:rPr>
         <w:t>;</w:t>
       </w:r>
@@ -1952,7 +1878,7 @@
           <w:color w:val="000000"/>
           <w:kern w:val="0"/>
           <w:lang w:eastAsia="es-ES"/>
-          <ns2:ligatures ns2:val="none"/>
+          <w14:ligatures w14:val="none"/>
         </w:rPr>
         <w:t xml:space="preserve"> </w:t>
       </w:r>
@@ -1962,7 +1888,7 @@
           <w:color w:val="000000"/>
           <w:kern w:val="0"/>
           <w:lang w:eastAsia="es-ES"/>
-          <ns2:ligatures ns2:val="none"/>
+          <w14:ligatures w14:val="none"/>
         </w:rPr>
         <w:t>sin embargo,</w:t>
       </w:r>
@@ -1972,7 +1898,7 @@
           <w:color w:val="000000"/>
           <w:kern w:val="0"/>
           <w:lang w:eastAsia="es-ES"/>
-          <ns2:ligatures ns2:val="none"/>
+          <w14:ligatures w14:val="none"/>
         </w:rPr>
         <w:t xml:space="preserve"> </w:t>
       </w:r>
@@ -1982,7 +1908,7 @@
           <w:color w:val="000000"/>
           <w:kern w:val="0"/>
           <w:lang w:eastAsia="es-ES"/>
-          <ns2:ligatures ns2:val="none"/>
+          <w14:ligatures w14:val="none"/>
         </w:rPr>
         <w:t xml:space="preserve">La Positiva </w:t>
       </w:r>
@@ -1992,7 +1918,7 @@
           <w:color w:val="000000"/>
           <w:kern w:val="0"/>
           <w:lang w:eastAsia="es-ES"/>
-          <ns2:ligatures ns2:val="none"/>
+          <w14:ligatures w14:val="none"/>
         </w:rPr>
         <w:t xml:space="preserve">rechazó </w:t>
       </w:r>
@@ -2002,7 +1928,7 @@
           <w:color w:val="000000"/>
           <w:kern w:val="0"/>
           <w:lang w:eastAsia="es-ES"/>
-          <ns2:ligatures ns2:val="none"/>
+          <w14:ligatures w14:val="none"/>
         </w:rPr>
         <w:t>otorgar la cobertura</w:t>
       </w:r>
@@ -2012,7 +1938,7 @@
           <w:color w:val="000000"/>
           <w:kern w:val="0"/>
           <w:lang w:eastAsia="es-ES"/>
-          <ns2:ligatures ns2:val="none"/>
+          <w14:ligatures w14:val="none"/>
         </w:rPr>
         <w:t xml:space="preserve"> invocando la cláusula </w:t>
       </w:r>
@@ -2022,7 +1948,7 @@
           <w:color w:val="000000"/>
           <w:kern w:val="0"/>
           <w:lang w:val="es-ES" w:eastAsia="es-ES"/>
-          <ns2:ligatures ns2:val="none"/>
+          <w14:ligatures w14:val="none"/>
         </w:rPr>
         <w:t/>
       </w:r>
@@ -2032,7 +1958,7 @@
           <w:color w:val="000000"/>
           <w:kern w:val="0"/>
           <w:lang w:val="es-ES" w:eastAsia="es-ES"/>
-          <ns2:ligatures ns2:val="none"/>
+          <w14:ligatures w14:val="none"/>
         </w:rPr>
         <w:t xml:space="preserve"> </w:t>
       </w:r>
@@ -2042,7 +1968,7 @@
           <w:color w:val="000000"/>
           <w:kern w:val="0"/>
           <w:lang w:eastAsia="es-ES"/>
-          <ns2:ligatures ns2:val="none"/>
+          <w14:ligatures w14:val="none"/>
         </w:rPr>
         <w:t xml:space="preserve">17,14 con el mismo límite máximo de alcohol permitido, </w:t>
       </w:r>
@@ -2052,7 +1978,7 @@
           <w:color w:val="000000"/>
           <w:kern w:val="0"/>
           <w:lang w:eastAsia="es-ES"/>
-          <ns2:ligatures ns2:val="none"/>
+          <w14:ligatures w14:val="none"/>
         </w:rPr>
         <w:t>pese a que pagó</w:t>
       </w:r>
@@ -2062,12 +1988,12 @@
           <w:color w:val="000000"/>
           <w:kern w:val="0"/>
           <w:lang w:eastAsia="es-ES"/>
-          <ns2:ligatures ns2:val="none"/>
+          <w14:ligatures w14:val="none"/>
         </w:rPr>
         <w:t xml:space="preserve"> una prima adicional por dicha extensión de cobertura.</w:t>
       </w:r>
     </w:p>
-    <w:p ns2:paraId="60C03718" ns2:textId="77777777">
+    <w:p>
       <w:pPr>
         <w:pStyle w:val="Prrafodelista"/>
         <w:spacing w:after="0" w:line="240" w:lineRule="auto"/>
@@ -2078,11 +2004,11 @@
           <w:color w:val="000000"/>
           <w:kern w:val="0"/>
           <w:lang w:eastAsia="es-ES"/>
-          <ns2:ligatures ns2:val="none"/>
-        </w:rPr>
-      </w:pPr>
-    </w:p>
-    <w:p ns2:paraId="490E75BA" ns2:textId="65EE7D59">
+          <w14:ligatures w14:val="none"/>
+        </w:rPr>
+      </w:pPr>
+    </w:p>
+    <w:p>
       <w:pPr>
         <w:pStyle w:val="Prrafodelista"/>
         <w:numPr>
@@ -2100,16 +2026,16 @@
           <w:color w:val="000000"/>
           <w:kern w:val="0"/>
           <w:lang w:eastAsia="es-ES"/>
-          <ns2:ligatures ns2:val="none"/>
-        </w:rPr>
-      </w:pPr>
-      <w:r>
-        <w:rPr>
-          <w:rFonts w:ascii="Arial Narrow" w:eastAsia="Times New Roman" w:hAnsi="Arial Narrow" w:cs="Arial"/>
-          <w:color w:val="000000"/>
-          <w:kern w:val="0"/>
-          <w:lang w:eastAsia="es-ES"/>
-          <ns2:ligatures ns2:val="none"/>
+          <w14:ligatures w14:val="none"/>
+        </w:rPr>
+      </w:pPr>
+      <w:r>
+        <w:rPr>
+          <w:rFonts w:ascii="Arial Narrow" w:eastAsia="Times New Roman" w:hAnsi="Arial Narrow" w:cs="Arial"/>
+          <w:color w:val="000000"/>
+          <w:kern w:val="0"/>
+          <w:lang w:eastAsia="es-ES"/>
+          <w14:ligatures w14:val="none"/>
         </w:rPr>
         <w:t>Por otra parte</w:t>
       </w:r>
@@ -2119,7 +2045,7 @@
           <w:color w:val="000000"/>
           <w:kern w:val="0"/>
           <w:lang w:eastAsia="es-ES"/>
-          <ns2:ligatures ns2:val="none"/>
+          <w14:ligatures w14:val="none"/>
         </w:rPr>
         <w:t xml:space="preserve">, la póliza presentada por </w:t>
       </w:r>
@@ -2129,7 +2055,7 @@
           <w:color w:val="000000"/>
           <w:kern w:val="0"/>
           <w:lang w:eastAsia="es-ES"/>
-          <ns2:ligatures ns2:val="none"/>
+          <w14:ligatures w14:val="none"/>
         </w:rPr>
         <w:t xml:space="preserve">La Positiva </w:t>
       </w:r>
@@ -2139,7 +2065,7 @@
           <w:color w:val="000000"/>
           <w:kern w:val="0"/>
           <w:lang w:eastAsia="es-ES"/>
-          <ns2:ligatures ns2:val="none"/>
+          <w14:ligatures w14:val="none"/>
         </w:rPr>
         <w:t xml:space="preserve">no permitía identificar con claridad la prelación entre </w:t>
       </w:r>
@@ -2149,7 +2075,7 @@
           <w:color w:val="000000"/>
           <w:kern w:val="0"/>
           <w:lang w:eastAsia="es-ES"/>
-          <ns2:ligatures ns2:val="none"/>
+          <w14:ligatures w14:val="none"/>
         </w:rPr>
         <w:t>los</w:t>
       </w:r>
@@ -2159,7 +2085,7 @@
           <w:color w:val="000000"/>
           <w:kern w:val="0"/>
           <w:lang w:eastAsia="es-ES"/>
-          <ns2:ligatures ns2:val="none"/>
+          <w14:ligatures w14:val="none"/>
         </w:rPr>
         <w:t xml:space="preserve"> </w:t>
       </w:r>
@@ -2169,7 +2095,7 @@
           <w:color w:val="000000"/>
           <w:kern w:val="0"/>
           <w:lang w:eastAsia="es-ES"/>
-          <ns2:ligatures ns2:val="none"/>
+          <w14:ligatures w14:val="none"/>
         </w:rPr>
         <w:t>artículos</w:t>
       </w:r>
@@ -2179,7 +2105,7 @@
           <w:color w:val="000000"/>
           <w:kern w:val="0"/>
           <w:lang w:eastAsia="es-ES"/>
-          <ns2:ligatures ns2:val="none"/>
+          <w14:ligatures w14:val="none"/>
         </w:rPr>
         <w:t xml:space="preserve"> </w:t>
       </w:r>
@@ -2189,7 +2115,7 @@
           <w:color w:val="000000"/>
           <w:kern w:val="0"/>
           <w:lang w:val="es-ES" w:eastAsia="es-ES"/>
-          <ns2:ligatures ns2:val="none"/>
+          <w14:ligatures w14:val="none"/>
         </w:rPr>
         <w:t/>
       </w:r>
@@ -2199,7 +2125,7 @@
           <w:color w:val="000000"/>
           <w:kern w:val="0"/>
           <w:lang w:val="es-ES" w:eastAsia="es-ES"/>
-          <ns2:ligatures ns2:val="none"/>
+          <w14:ligatures w14:val="none"/>
         </w:rPr>
         <w:t xml:space="preserve"> </w:t>
       </w:r>
@@ -2209,7 +2135,7 @@
           <w:color w:val="000000"/>
           <w:kern w:val="0"/>
           <w:lang w:eastAsia="es-ES"/>
-          <ns2:ligatures ns2:val="none"/>
+          <w14:ligatures w14:val="none"/>
         </w:rPr>
         <w:t xml:space="preserve">17,14 y </w:t>
       </w:r>
@@ -2219,7 +2145,7 @@
           <w:color w:val="000000"/>
           <w:kern w:val="0"/>
           <w:lang w:val="es-ES" w:eastAsia="es-ES"/>
-          <ns2:ligatures ns2:val="none"/>
+          <w14:ligatures w14:val="none"/>
         </w:rPr>
         <w:t/>
       </w:r>
@@ -2229,7 +2155,7 @@
           <w:color w:val="000000"/>
           <w:kern w:val="0"/>
           <w:lang w:val="es-ES" w:eastAsia="es-ES"/>
-          <ns2:ligatures ns2:val="none"/>
+          <w14:ligatures w14:val="none"/>
         </w:rPr>
         <w:t xml:space="preserve"> </w:t>
       </w:r>
@@ -2239,7 +2165,7 @@
           <w:color w:val="000000"/>
           <w:kern w:val="0"/>
           <w:lang w:eastAsia="es-ES"/>
-          <ns2:ligatures ns2:val="none"/>
+          <w14:ligatures w14:val="none"/>
         </w:rPr>
         <w:t>18,1 ni advertir la inclusión de condiciones generales, lo que generó incertidumbre respecto de los alcances de la cobertura contratada.</w:t>
       </w:r>
@@ -2249,12 +2175,12 @@
           <w:color w:val="000000"/>
           <w:kern w:val="0"/>
           <w:lang w:eastAsia="es-ES"/>
-          <ns2:ligatures ns2:val="none"/>
+          <w14:ligatures w14:val="none"/>
         </w:rPr>
         <w:t xml:space="preserve"> </w:t>
       </w:r>
     </w:p>
-    <w:p ns2:paraId="33E14FF7" ns2:textId="77777777">
+    <w:p>
       <w:pPr>
         <w:tabs>
           <w:tab w:val="left" w:pos="1134"/>
@@ -2266,11 +2192,11 @@
           <w:color w:val="000000"/>
           <w:kern w:val="0"/>
           <w:lang w:eastAsia="es-ES"/>
-          <ns2:ligatures ns2:val="none"/>
-        </w:rPr>
-      </w:pPr>
-    </w:p>
-    <w:p ns2:paraId="65C58807" ns2:textId="0448FC5B">
+          <w14:ligatures w14:val="none"/>
+        </w:rPr>
+      </w:pPr>
+    </w:p>
+    <w:p>
       <w:pPr>
         <w:numPr>
           <w:ilvl w:val="1"/>
@@ -2288,7 +2214,7 @@
           <w:color w:val="000000"/>
           <w:kern w:val="0"/>
           <w:lang w:val="es-ES" w:eastAsia="es-ES"/>
-          <ns2:ligatures ns2:val="none"/>
+          <w14:ligatures w14:val="none"/>
         </w:rPr>
       </w:pPr>
       <w:r>
@@ -2297,7 +2223,7 @@
           <w:color w:val="000000"/>
           <w:kern w:val="0"/>
           <w:lang w:val="es-ES" w:eastAsia="es-ES"/>
-          <ns2:ligatures ns2:val="none"/>
+          <w14:ligatures w14:val="none"/>
         </w:rPr>
         <w:t xml:space="preserve">El señor [APELLIDO] solicitó, en calidad de medida correctiva, que La Positiva cumpla con: (i) otorgar el pago de la cobertura del Seguro Vehicular; y, (ii) otorgar el pago de los intereses moratorios establecidos en el artículo 13 de la Resolución SBS 3202-2013. Asimismo, requirió el reembolso de costos y costas del presente procedimiento.</w:t>
       </w:r>
@@ -2307,7 +2233,7 @@
           <w:color w:val="000000"/>
           <w:kern w:val="0"/>
           <w:lang w:val="es-ES" w:eastAsia="es-ES"/>
-          <ns2:ligatures ns2:val="none"/>
+          <w14:ligatures w14:val="none"/>
         </w:rPr>
         <w:t xml:space="preserve"/>
       </w:r>
@@ -2315,7 +2241,7 @@
         <w:rPr>
           <w:rFonts w:ascii="Arial Narrow" w:eastAsia="Calibri" w:hAnsi="Arial Narrow" w:cs="Arial"/>
           <w:kern w:val="0"/>
-          <ns2:ligatures ns2:val="none"/>
+          <w14:ligatures w14:val="none"/>
         </w:rPr>
         <w:t xml:space="preserve"/>
       </w:r>
@@ -2325,7 +2251,7 @@
           <w:color w:val="000000"/>
           <w:kern w:val="0"/>
           <w:lang w:val="es-ES" w:eastAsia="es-ES"/>
-          <ns2:ligatures ns2:val="none"/>
+          <w14:ligatures w14:val="none"/>
         </w:rPr>
         <w:t xml:space="preserve"/>
       </w:r>
@@ -2335,7 +2261,7 @@
           <w:color w:val="000000"/>
           <w:kern w:val="0"/>
           <w:lang w:val="es-ES" w:eastAsia="es-ES"/>
-          <ns2:ligatures ns2:val="none"/>
+          <w14:ligatures w14:val="none"/>
         </w:rPr>
         <w:t xml:space="preserve"/>
       </w:r>
@@ -2345,7 +2271,7 @@
           <w:color w:val="000000"/>
           <w:kern w:val="0"/>
           <w:lang w:val="es-ES" w:eastAsia="es-ES"/>
-          <ns2:ligatures ns2:val="none"/>
+          <w14:ligatures w14:val="none"/>
         </w:rPr>
         <w:t/>
       </w:r>
@@ -2355,7 +2281,7 @@
           <w:color w:val="000000"/>
           <w:kern w:val="0"/>
           <w:lang w:val="es-ES" w:eastAsia="es-ES"/>
-          <ns2:ligatures ns2:val="none"/>
+          <w14:ligatures w14:val="none"/>
         </w:rPr>
         <w:t/>
       </w:r>
@@ -2365,7 +2291,7 @@
           <w:color w:val="000000"/>
           <w:kern w:val="0"/>
           <w:lang w:val="es-ES" w:eastAsia="es-ES"/>
-          <ns2:ligatures ns2:val="none"/>
+          <w14:ligatures w14:val="none"/>
         </w:rPr>
         <w:t xml:space="preserve"/>
       </w:r>
@@ -2375,7 +2301,7 @@
           <w:color w:val="000000"/>
           <w:kern w:val="0"/>
           <w:lang w:val="es-ES" w:eastAsia="es-ES"/>
-          <ns2:ligatures ns2:val="none"/>
+          <w14:ligatures w14:val="none"/>
         </w:rPr>
         <w:t xml:space="preserve"/>
       </w:r>
@@ -2385,7 +2311,7 @@
           <w:color w:val="000000"/>
           <w:kern w:val="0"/>
           <w:lang w:val="es-ES" w:eastAsia="es-ES"/>
-          <ns2:ligatures ns2:val="none"/>
+          <w14:ligatures w14:val="none"/>
         </w:rPr>
         <w:t/>
       </w:r>
@@ -2395,7 +2321,7 @@
           <w:color w:val="000000"/>
           <w:kern w:val="0"/>
           <w:lang w:val="es-ES" w:eastAsia="es-ES"/>
-          <ns2:ligatures ns2:val="none"/>
+          <w14:ligatures w14:val="none"/>
         </w:rPr>
         <w:t/>
       </w:r>
@@ -2405,7 +2331,7 @@
           <w:color w:val="000000"/>
           <w:kern w:val="0"/>
           <w:lang w:val="es-ES" w:eastAsia="es-ES"/>
-          <ns2:ligatures ns2:val="none"/>
+          <w14:ligatures w14:val="none"/>
         </w:rPr>
         <w:t xml:space="preserve"/>
       </w:r>
@@ -2416,7 +2342,7 @@
           <w:color w:val="000000"/>
           <w:kern w:val="0"/>
           <w:lang w:val="es-ES" w:eastAsia="es-ES"/>
-          <ns2:ligatures ns2:val="none"/>
+          <w14:ligatures w14:val="none"/>
         </w:rPr>
         <w:t/>
       </w:r>
@@ -2427,7 +2353,7 @@
           <w:color w:val="000000"/>
           <w:kern w:val="0"/>
           <w:lang w:val="es-ES" w:eastAsia="es-ES"/>
-          <ns2:ligatures ns2:val="none"/>
+          <w14:ligatures w14:val="none"/>
         </w:rPr>
         <w:t xml:space="preserve"/>
       </w:r>
@@ -2437,7 +2363,7 @@
           <w:color w:val="000000"/>
           <w:kern w:val="0"/>
           <w:lang w:val="es-ES" w:eastAsia="es-ES"/>
-          <ns2:ligatures ns2:val="none"/>
+          <w14:ligatures w14:val="none"/>
         </w:rPr>
         <w:t xml:space="preserve"/>
       </w:r>
@@ -2447,7 +2373,7 @@
           <w:color w:val="000000"/>
           <w:kern w:val="0"/>
           <w:lang w:val="es-ES" w:eastAsia="es-ES"/>
-          <ns2:ligatures ns2:val="none"/>
+          <w14:ligatures w14:val="none"/>
         </w:rPr>
         <w:t xml:space="preserve"/>
       </w:r>
@@ -2457,7 +2383,7 @@
           <w:color w:val="000000"/>
           <w:kern w:val="0"/>
           <w:lang w:val="es-ES" w:eastAsia="es-ES"/>
-          <ns2:ligatures ns2:val="none"/>
+          <w14:ligatures w14:val="none"/>
         </w:rPr>
         <w:t xml:space="preserve"/>
       </w:r>
@@ -2467,7 +2393,7 @@
           <w:color w:val="000000"/>
           <w:kern w:val="0"/>
           <w:lang w:val="es-ES" w:eastAsia="es-ES"/>
-          <ns2:ligatures ns2:val="none"/>
+          <w14:ligatures w14:val="none"/>
         </w:rPr>
         <w:t/>
       </w:r>
@@ -2477,7 +2403,7 @@
           <w:color w:val="000000"/>
           <w:kern w:val="0"/>
           <w:lang w:val="es-ES" w:eastAsia="es-ES"/>
-          <ns2:ligatures ns2:val="none"/>
+          <w14:ligatures w14:val="none"/>
         </w:rPr>
         <w:t xml:space="preserve"/>
       </w:r>
@@ -2487,12 +2413,12 @@
           <w:color w:val="000000"/>
           <w:kern w:val="0"/>
           <w:lang w:val="es-ES" w:eastAsia="es-ES"/>
-          <ns2:ligatures ns2:val="none"/>
+          <w14:ligatures w14:val="none"/>
         </w:rPr>
         <w:t/>
       </w:r>
     </w:p>
-    <w:p ns2:paraId="66005174" ns2:textId="77777777">
+    <w:p>
       <w:pPr>
         <w:spacing w:after="0" w:line="240" w:lineRule="auto"/>
         <w:contextualSpacing/>
@@ -2503,11 +2429,11 @@
           <w:color w:val="000000"/>
           <w:kern w:val="0"/>
           <w:lang w:eastAsia="es-PE"/>
-          <ns2:ligatures ns2:val="none"/>
-        </w:rPr>
-      </w:pPr>
-    </w:p>
-    <w:p ns2:paraId="3541B1F9" ns2:textId="77777777">
+          <w14:ligatures w14:val="none"/>
+        </w:rPr>
+      </w:pPr>
+    </w:p>
+    <w:p>
       <w:pPr>
         <w:pStyle w:val="Prrafodelista"/>
         <w:numPr>
@@ -2527,22 +2453,22 @@
           <w:color w:val="000000"/>
           <w:kern w:val="0"/>
           <w:lang w:eastAsia="es-PE"/>
-          <ns2:ligatures ns2:val="none"/>
-        </w:rPr>
-      </w:pPr>
-      <w:r>
-        <w:rPr>
-          <w:rFonts w:ascii="Arial Narrow" w:eastAsia="Arial Narrow" w:hAnsi="Arial Narrow" w:cs="Arial Narrow"/>
-          <w:b/>
-          <w:color w:val="000000"/>
-          <w:kern w:val="0"/>
-          <w:lang w:eastAsia="es-PE"/>
-          <ns2:ligatures ns2:val="none"/>
+          <w14:ligatures w14:val="none"/>
+        </w:rPr>
+      </w:pPr>
+      <w:r>
+        <w:rPr>
+          <w:rFonts w:ascii="Arial Narrow" w:eastAsia="Arial Narrow" w:hAnsi="Arial Narrow" w:cs="Arial Narrow"/>
+          <w:b/>
+          <w:color w:val="000000"/>
+          <w:kern w:val="0"/>
+          <w:lang w:eastAsia="es-PE"/>
+          <w14:ligatures w14:val="none"/>
         </w:rPr>
         <w:t>DE LA ADMISIÓN A TRÁMITE DE LA DENUNCIA</w:t>
       </w:r>
     </w:p>
-    <w:p ns2:paraId="34556756" ns2:textId="77777777">
+    <w:p>
       <w:pPr>
         <w:spacing w:after="0" w:line="240" w:lineRule="auto"/>
         <w:contextualSpacing/>
@@ -2553,13 +2479,13 @@
           <w:color w:val="000000"/>
           <w:kern w:val="0"/>
           <w:lang w:eastAsia="es-PE"/>
-          <ns2:ligatures ns2:val="none"/>
+          <w14:ligatures w14:val="none"/>
         </w:rPr>
       </w:pPr>
       <w:bookmarkStart w:id="1" w:name="_Hlk212795168"/>
       <w:bookmarkStart w:id="2" w:name="_Hlk218848146"/>
     </w:p>
-    <w:p ns2:paraId="2DC7B64E" ns2:textId="3ED84390">
+    <w:p>
       <w:pPr>
         <w:pStyle w:val="Prrafodelista"/>
         <w:numPr>
@@ -2572,7 +2498,7 @@
         <w:rPr>
           <w:rFonts w:ascii="Arial Narrow" w:eastAsia="Arial Narrow" w:hAnsi="Arial Narrow" w:cs="Arial Narrow"/>
           <w:kern w:val="0"/>
-          <ns2:ligatures ns2:val="none"/>
+          <w14:ligatures w14:val="none"/>
         </w:rPr>
       </w:pPr>
       <w:bookmarkStart w:id="3" w:name="_Hlk140755208"/>
@@ -2584,7 +2510,7 @@
           <w:color w:val="000000"/>
           <w:kern w:val="0"/>
           <w:lang w:eastAsia="es-PE"/>
-          <ns2:ligatures ns2:val="none"/>
+          <w14:ligatures w14:val="none"/>
         </w:rPr>
         <w:t>La Secretaría Técnica de la Comisión de Protección al Consumidor 1 (en adelante, la Secretaría Técnica), en ejercicio de sus facultades</w:t>
       </w:r>
@@ -2597,7 +2523,7 @@
           <w:rFonts w:ascii="Arial Narrow" w:eastAsia="Arial Narrow" w:hAnsi="Arial Narrow" w:cs="Arial Narrow"/>
           <w:kern w:val="0"/>
           <w:vertAlign w:val="superscript"/>
-          <ns2:ligatures ns2:val="none"/>
+          <w14:ligatures w14:val="none"/>
         </w:rPr>
         <w:footnoteReference w:id="2"/>
       </w:r>
@@ -2607,7 +2533,7 @@
           <w:color w:val="000000"/>
           <w:kern w:val="0"/>
           <w:lang w:eastAsia="es-PE"/>
-          <ns2:ligatures ns2:val="none"/>
+          <w14:ligatures w14:val="none"/>
         </w:rPr>
         <w:t xml:space="preserve">, </w:t>
       </w:r>
@@ -2617,7 +2543,7 @@
           <w:color w:val="000000"/>
           <w:kern w:val="0"/>
           <w:lang w:eastAsia="es-PE"/>
-          <ns2:ligatures ns2:val="none"/>
+          <w14:ligatures w14:val="none"/>
         </w:rPr>
         <w:t xml:space="preserve">considera </w:t>
       </w:r>
@@ -2625,7 +2551,7 @@
         <w:rPr>
           <w:rFonts w:ascii="Arial Narrow" w:eastAsia="Arial Narrow" w:hAnsi="Arial Narrow" w:cs="Arial Narrow"/>
           <w:kern w:val="0"/>
-          <ns2:ligatures ns2:val="none"/>
+          <w14:ligatures w14:val="none"/>
         </w:rPr>
         <w:t xml:space="preserve">que el hecho denunciado, </w:t>
       </w:r>
@@ -2634,7 +2560,7 @@
         <w:rPr>
           <w:rFonts w:ascii="Arial Narrow" w:eastAsia="Arial Narrow" w:hAnsi="Arial Narrow" w:cs="Arial Narrow"/>
           <w:kern w:val="0"/>
-          <ns2:ligatures ns2:val="none"/>
+          <w14:ligatures w14:val="none"/>
         </w:rPr>
         <w:t xml:space="preserve">consistente en que </w:t>
       </w:r>
@@ -2648,7 +2574,7 @@
           <w:kern w:val="0"/>
           <w:shd w:val="clear" w:color="auto" w:fill="FFFFFF"/>
           <w:lang w:eastAsia="es-PE"/>
-          <ns2:ligatures ns2:val="none"/>
+          <w14:ligatures w14:val="none"/>
         </w:rPr>
         <w:t>la compañía aseguradora habría negado injustificadamente al denunciante la cobertura de la Póliza 220014352 del Seguro vehicular por el accidente de tránsito ocurrido el 20 de diciembre de 2025</w:t>
       </w:r>
@@ -2656,7 +2582,7 @@
         <w:rPr>
           <w:rFonts w:ascii="Arial Narrow" w:eastAsia="Arial Narrow" w:hAnsi="Arial Narrow" w:cs="Arial Narrow"/>
           <w:kern w:val="0"/>
-          <ns2:ligatures ns2:val="none"/>
+          <w14:ligatures w14:val="none"/>
         </w:rPr>
         <w:t>; involucraría una presunta afectación a sus expectativas, quien no habría encontrado una correspondencia entre lo que esperaba recibir de parte del proveedor y lo que realmente recibió. Por consiguiente, corresponde calificar el hecho materia de denuncia como una presunta infracción al deber de idoneidad, tipificado en los artículos 18</w:t>
       </w:r>
@@ -2666,7 +2592,7 @@
           <w:color w:val="000000"/>
           <w:kern w:val="0"/>
           <w:lang w:eastAsia="es-PE"/>
-          <ns2:ligatures ns2:val="none"/>
+          <w14:ligatures w14:val="none"/>
         </w:rPr>
         <w:t/>
       </w:r>
@@ -2674,7 +2600,7 @@
         <w:rPr>
           <w:rFonts w:ascii="Arial Narrow" w:eastAsia="Arial Narrow" w:hAnsi="Arial Narrow" w:cs="Arial Narrow"/>
           <w:kern w:val="0"/>
-          <ns2:ligatures ns2:val="none"/>
+          <w14:ligatures w14:val="none"/>
         </w:rPr>
         <w:t xml:space="preserve"> y 19</w:t>
       </w:r>
@@ -2684,7 +2610,7 @@
           <w:color w:val="000000"/>
           <w:kern w:val="0"/>
           <w:lang w:eastAsia="es-PE"/>
-          <ns2:ligatures ns2:val="none"/>
+          <w14:ligatures w14:val="none"/>
         </w:rPr>
         <w:t/>
       </w:r>
@@ -2692,7 +2618,7 @@
         <w:rPr>
           <w:rFonts w:ascii="Arial Narrow" w:eastAsia="Arial Narrow" w:hAnsi="Arial Narrow" w:cs="Arial Narrow"/>
           <w:kern w:val="0"/>
-          <ns2:ligatures ns2:val="none"/>
+          <w14:ligatures w14:val="none"/>
         </w:rPr>
         <w:t xml:space="preserve"> del Código</w:t>
       </w:r>
@@ -2704,7 +2630,7 @@
           <w:rFonts w:ascii="Arial Narrow" w:eastAsia="Arial Narrow" w:hAnsi="Arial Narrow" w:cs="Arial"/>
           <w:kern w:val="0"/>
           <w:vertAlign w:val="superscript"/>
-          <ns2:ligatures ns2:val="none"/>
+          <w14:ligatures w14:val="none"/>
         </w:rPr>
         <w:footnoteReference w:id="3"/>
       </w:r>
@@ -2715,12 +2641,12 @@
         <w:rPr>
           <w:rFonts w:ascii="Arial Narrow" w:eastAsia="Arial Narrow" w:hAnsi="Arial Narrow" w:cs="Arial Narrow"/>
           <w:kern w:val="0"/>
-          <ns2:ligatures ns2:val="none"/>
+          <w14:ligatures w14:val="none"/>
         </w:rPr>
         <w:t>.</w:t>
       </w:r>
     </w:p>
-    <w:p ns2:paraId="61A99930" ns2:textId="6B0ED338">
+    <w:p>
       <w:pPr>
         <w:pStyle w:val="Prrafodelista"/>
         <w:numPr>
@@ -2733,14 +2659,14 @@
         <w:rPr>
           <w:rFonts w:ascii="Arial Narrow" w:eastAsia="Arial Narrow" w:hAnsi="Arial Narrow" w:cs="Arial Narrow"/>
           <w:kern w:val="0"/>
-          <ns2:ligatures ns2:val="none"/>
-        </w:rPr>
-      </w:pPr>
-      <w:r>
-        <w:rPr>
-          <w:rFonts w:ascii="Arial Narrow" w:eastAsia="Arial Narrow" w:hAnsi="Arial Narrow" w:cs="Arial Narrow"/>
-          <w:kern w:val="0"/>
-          <ns2:ligatures ns2:val="none"/>
+          <w14:ligatures w14:val="none"/>
+        </w:rPr>
+      </w:pPr>
+      <w:r>
+        <w:rPr>
+          <w:rFonts w:ascii="Arial Narrow" w:eastAsia="Arial Narrow" w:hAnsi="Arial Narrow" w:cs="Arial Narrow"/>
+          <w:kern w:val="0"/>
+          <w14:ligatures w14:val="none"/>
         </w:rPr>
         <w:lastRenderedPageBreak/>
         <w:t xml:space="preserve">Asimismo, </w:t>
@@ -2751,7 +2677,7 @@
           <w:color w:val="000000"/>
           <w:kern w:val="0"/>
           <w:lang w:eastAsia="es-PE"/>
-          <ns2:ligatures ns2:val="none"/>
+          <w14:ligatures w14:val="none"/>
         </w:rPr>
         <w:t xml:space="preserve">la Secretaría Técnica, en ejercicio de sus facultades, considera </w:t>
       </w:r>
@@ -2759,7 +2685,7 @@
         <w:rPr>
           <w:rFonts w:ascii="Arial Narrow" w:eastAsia="Arial Narrow" w:hAnsi="Arial Narrow" w:cs="Arial"/>
           <w:kern w:val="0"/>
-          <ns2:ligatures ns2:val="none"/>
+          <w14:ligatures w14:val="none"/>
         </w:rPr>
         <w:t xml:space="preserve">que el hecho denunciado, consistente en que </w:t>
       </w:r>
@@ -2767,7 +2693,7 @@
         <w:rPr>
           <w:rFonts w:ascii="Arial Narrow" w:eastAsia="Arial Narrow" w:hAnsi="Arial Narrow" w:cs="Arial Narrow"/>
           <w:kern w:val="0"/>
-          <ns2:ligatures ns2:val="none"/>
+          <w14:ligatures w14:val="none"/>
         </w:rPr>
         <w:t>la compañía aseguradora no habría cumplido oportunamente con entregar al denunciante los documentos contractuales de la Póliza 220014352 del Seguro vehicular</w:t>
       </w:r>
@@ -2775,7 +2701,7 @@
         <w:rPr>
           <w:rFonts w:ascii="Arial Narrow" w:eastAsia="Arial Narrow" w:hAnsi="Arial Narrow" w:cs="Arial"/>
           <w:kern w:val="0"/>
-          <ns2:ligatures ns2:val="none"/>
+          <w14:ligatures w14:val="none"/>
         </w:rPr>
         <w:t xml:space="preserve">. </w:t>
       </w:r>
@@ -2784,7 +2710,7 @@
         <w:rPr>
           <w:rFonts w:ascii="Arial Narrow" w:eastAsia="Arial Narrow" w:hAnsi="Arial Narrow" w:cs="Arial"/>
           <w:kern w:val="0"/>
-          <ns2:ligatures ns2:val="none"/>
+          <w14:ligatures w14:val="none"/>
         </w:rPr>
         <w:t>Por consiguiente, corresponde calificar el hecho materia de denuncia como una presunta infracción al deber de entregar a los usuarios copia de los contratos y demás documentación relacionada con dichos actos jurídicos, tipificado en el literal e) del artículo 47 del Código</w:t>
       </w:r>
@@ -2794,7 +2720,7 @@
           <w:rFonts w:ascii="Arial Narrow" w:eastAsia="Arial Narrow" w:hAnsi="Arial Narrow" w:cs="Arial"/>
           <w:kern w:val="0"/>
           <w:vertAlign w:val="superscript"/>
-          <ns2:ligatures ns2:val="none"/>
+          <w14:ligatures w14:val="none"/>
         </w:rPr>
         <w:footnoteReference w:id="4"/>
       </w:r>
@@ -2802,7 +2728,7 @@
         <w:rPr>
           <w:rFonts w:ascii="Arial Narrow" w:eastAsia="Arial Narrow" w:hAnsi="Arial Narrow" w:cs="Arial"/>
           <w:kern w:val="0"/>
-          <ns2:ligatures ns2:val="none"/>
+          <w14:ligatures w14:val="none"/>
         </w:rPr>
         <w:t>.</w:t>
       </w:r>
@@ -2812,7 +2738,7 @@
     <w:bookmarkEnd w:id="6"/>
     <w:bookmarkEnd w:id="9"/>
     <w:bookmarkEnd w:id="12"/>
-    <w:p ns2:paraId="1A35815E" ns2:textId="77777777">
+    <w:p>
       <w:pPr>
         <w:pStyle w:val="Prrafodelista"/>
         <w:spacing w:after="0" w:line="240" w:lineRule="auto"/>
@@ -2821,11 +2747,11 @@
         <w:rPr>
           <w:rFonts w:ascii="Arial Narrow" w:eastAsia="Arial Narrow" w:hAnsi="Arial Narrow" w:cs="Arial Narrow"/>
           <w:kern w:val="0"/>
-          <ns2:ligatures ns2:val="none"/>
-        </w:rPr>
-      </w:pPr>
-    </w:p>
-    <w:p ns2:paraId="11B0B6D0" ns2:textId="72FF4AF9">
+          <w14:ligatures w14:val="none"/>
+        </w:rPr>
+      </w:pPr>
+    </w:p>
+    <w:p>
       <w:pPr>
         <w:pStyle w:val="Prrafodelista"/>
         <w:numPr>
@@ -2838,7 +2764,7 @@
         <w:rPr>
           <w:rFonts w:ascii="Arial Narrow" w:eastAsia="Arial Narrow" w:hAnsi="Arial Narrow" w:cs="Arial Narrow"/>
           <w:kern w:val="0"/>
-          <ns2:ligatures ns2:val="none"/>
+          <w14:ligatures w14:val="none"/>
         </w:rPr>
       </w:pPr>
       <w:bookmarkStart w:id="13" w:name="_Hlk213150180"/>
@@ -2846,7 +2772,7 @@
         <w:rPr>
           <w:rFonts w:ascii="Arial Narrow" w:eastAsia="Arial Narrow" w:hAnsi="Arial Narrow" w:cs="Arial Narrow"/>
           <w:kern w:val="0"/>
-          <ns2:ligatures ns2:val="none"/>
+          <w14:ligatures w14:val="none"/>
         </w:rPr>
         <w:t xml:space="preserve">Así también, la Secretaría Técnica, en ejercicio de sus facultades, </w:t>
       </w:r>
@@ -2856,7 +2782,7 @@
           <w:color w:val="000000"/>
           <w:kern w:val="0"/>
           <w:lang w:eastAsia="es-PE"/>
-          <ns2:ligatures ns2:val="none"/>
+          <w14:ligatures w14:val="none"/>
         </w:rPr>
         <w:t xml:space="preserve">considera </w:t>
       </w:r>
@@ -2864,7 +2790,7 @@
         <w:rPr>
           <w:rFonts w:ascii="Arial Narrow" w:eastAsia="Arial Narrow" w:hAnsi="Arial Narrow" w:cs="Arial Narrow"/>
           <w:kern w:val="0"/>
-          <ns2:ligatures ns2:val="none"/>
+          <w14:ligatures w14:val="none"/>
         </w:rPr>
         <w:t xml:space="preserve">que el hecho denunciado, consistente en que </w:t>
       </w:r>
@@ -2875,7 +2801,7 @@
           <w:color w:val="000000"/>
           <w:kern w:val="0"/>
           <w:lang w:val="es-ES" w:eastAsia="es-ES"/>
-          <ns2:ligatures ns2:val="none"/>
+          <w14:ligatures w14:val="none"/>
         </w:rPr>
         <w:t>la compañía aseguradora habría incluido una cláusula abusiva en la Póliza 220014352 del Seguro vehicular, la cual se encontraba referida a la cláusula adicional 025 denominada “Cláusula Adicional de Imprudencia del Conductor del Vehículo Asegurado</w:t>
       </w:r>
@@ -2885,7 +2811,7 @@
           <w:color w:val="000000"/>
           <w:kern w:val="0"/>
           <w:lang w:val="es-ES" w:eastAsia="es-ES"/>
-          <ns2:ligatures ns2:val="none"/>
+          <w14:ligatures w14:val="none"/>
         </w:rPr>
         <w:t>”</w:t>
       </w:r>
@@ -2893,7 +2819,7 @@
         <w:rPr>
           <w:rFonts w:ascii="Arial Narrow" w:eastAsia="Arial Narrow" w:hAnsi="Arial Narrow" w:cs="Arial Narrow"/>
           <w:kern w:val="0"/>
-          <ns2:ligatures ns2:val="none"/>
+          <w14:ligatures w14:val="none"/>
         </w:rPr>
         <w:t xml:space="preserve">. Por consiguiente, corresponde calificar el hecho materia de denuncia como una presunta infracción a la disposición sobre cláusulas abusivas, tipificado en </w:t>
       </w:r>
@@ -2909,7 +2835,7 @@
           <w:kern w:val="0"/>
           <w:shd w:val="clear" w:color="auto" w:fill="FFFFFF"/>
           <w:lang w:eastAsia="es-PE"/>
-          <ns2:ligatures ns2:val="none"/>
+          <w14:ligatures w14:val="none"/>
         </w:rPr>
         <w:t/>
       </w:r>
@@ -2925,7 +2851,7 @@
           <w:kern w:val="0"/>
           <w:shd w:val="clear" w:color="auto" w:fill="FFFFFF"/>
           <w:lang w:eastAsia="es-PE"/>
-          <ns2:ligatures ns2:val="none"/>
+          <w14:ligatures w14:val="none"/>
         </w:rPr>
         <w:t/>
       </w:r>
@@ -2933,7 +2859,7 @@
         <w:rPr>
           <w:rFonts w:ascii="Arial Narrow" w:eastAsia="Arial Narrow" w:hAnsi="Arial Narrow" w:cs="Arial Narrow"/>
           <w:kern w:val="0"/>
-          <ns2:ligatures ns2:val="none"/>
+          <w14:ligatures w14:val="none"/>
         </w:rPr>
         <w:t xml:space="preserve"> del Código</w:t>
       </w:r>
@@ -2943,7 +2869,7 @@
           <w:rFonts w:ascii="Arial Narrow" w:eastAsia="Arial Narrow" w:hAnsi="Arial Narrow" w:cs="Arial"/>
           <w:kern w:val="0"/>
           <w:vertAlign w:val="superscript"/>
-          <ns2:ligatures ns2:val="none"/>
+          <w14:ligatures w14:val="none"/>
         </w:rPr>
         <w:footnoteReference w:id="5"/>
       </w:r>
@@ -2951,22 +2877,22 @@
         <w:rPr>
           <w:rFonts w:ascii="Arial Narrow" w:eastAsia="Arial Narrow" w:hAnsi="Arial Narrow" w:cs="Arial Narrow"/>
           <w:kern w:val="0"/>
-          <ns2:ligatures ns2:val="none"/>
+          <w14:ligatures w14:val="none"/>
         </w:rPr>
         <w:t>.</w:t>
       </w:r>
     </w:p>
-    <w:p ns2:paraId="559A2B34" ns2:textId="77777777">
+    <w:p>
       <w:pPr>
         <w:pStyle w:val="Prrafodelista"/>
         <w:rPr>
           <w:rFonts w:ascii="Arial Narrow" w:eastAsia="Arial Narrow" w:hAnsi="Arial Narrow" w:cs="Arial Narrow"/>
           <w:kern w:val="0"/>
-          <ns2:ligatures ns2:val="none"/>
-        </w:rPr>
-      </w:pPr>
-    </w:p>
-    <w:p ns2:paraId="30CEAB64" ns2:textId="195160CA">
+          <w14:ligatures w14:val="none"/>
+        </w:rPr>
+      </w:pPr>
+    </w:p>
+    <w:p>
       <w:pPr>
         <w:pStyle w:val="Prrafodelista"/>
         <w:numPr>
@@ -2979,14 +2905,14 @@
         <w:rPr>
           <w:rFonts w:ascii="Arial Narrow" w:eastAsia="Arial Narrow" w:hAnsi="Arial Narrow" w:cs="Arial Narrow"/>
           <w:kern w:val="0"/>
-          <ns2:ligatures ns2:val="none"/>
-        </w:rPr>
-      </w:pPr>
-      <w:r>
-        <w:rPr>
-          <w:rFonts w:ascii="Arial Narrow" w:eastAsia="Arial Narrow" w:hAnsi="Arial Narrow" w:cs="Arial Narrow"/>
-          <w:kern w:val="0"/>
-          <ns2:ligatures ns2:val="none"/>
+          <w14:ligatures w14:val="none"/>
+        </w:rPr>
+      </w:pPr>
+      <w:r>
+        <w:rPr>
+          <w:rFonts w:ascii="Arial Narrow" w:eastAsia="Arial Narrow" w:hAnsi="Arial Narrow" w:cs="Arial Narrow"/>
+          <w:kern w:val="0"/>
+          <w14:ligatures w14:val="none"/>
         </w:rPr>
         <w:t xml:space="preserve">Adicionalmente, </w:t>
       </w:r>
@@ -2994,7 +2920,7 @@
         <w:rPr>
           <w:rFonts w:ascii="Arial Narrow" w:eastAsia="Arial Narrow" w:hAnsi="Arial Narrow" w:cs="Arial Narrow"/>
           <w:kern w:val="0"/>
-          <ns2:ligatures ns2:val="none"/>
+          <w14:ligatures w14:val="none"/>
         </w:rPr>
         <w:t xml:space="preserve">la Secretaría Técnica, en ejercicio de sus facultades, </w:t>
       </w:r>
@@ -3004,7 +2930,7 @@
           <w:color w:val="000000"/>
           <w:kern w:val="0"/>
           <w:lang w:eastAsia="es-PE"/>
-          <ns2:ligatures ns2:val="none"/>
+          <w14:ligatures w14:val="none"/>
         </w:rPr>
         <w:t xml:space="preserve">considera </w:t>
       </w:r>
@@ -3012,7 +2938,7 @@
         <w:rPr>
           <w:rFonts w:ascii="Arial Narrow" w:eastAsia="Arial Narrow" w:hAnsi="Arial Narrow" w:cs="Arial Narrow"/>
           <w:kern w:val="0"/>
-          <ns2:ligatures ns2:val="none"/>
+          <w14:ligatures w14:val="none"/>
         </w:rPr>
         <w:t xml:space="preserve">que el hecho denunciado, consistente en que </w:t>
       </w:r>
@@ -3028,7 +2954,7 @@
           <w:color w:val="000000"/>
           <w:kern w:val="0"/>
           <w:lang w:val="es-ES" w:eastAsia="es-ES"/>
-          <ns2:ligatures ns2:val="none"/>
+          <w14:ligatures w14:val="none"/>
         </w:rPr>
         <w:t>habría redactado</w:t>
       </w:r>
@@ -3038,7 +2964,7 @@
           <w:color w:val="000000"/>
           <w:kern w:val="0"/>
           <w:lang w:val="es-ES" w:eastAsia="es-ES"/>
-          <ns2:ligatures ns2:val="none"/>
+          <w14:ligatures w14:val="none"/>
         </w:rPr>
         <w:t xml:space="preserve"> </w:t>
       </w:r>
@@ -3048,7 +2974,7 @@
           <w:color w:val="000000"/>
           <w:kern w:val="0"/>
           <w:lang w:val="es-ES" w:eastAsia="es-ES"/>
-          <ns2:ligatures ns2:val="none"/>
+          <w14:ligatures w14:val="none"/>
         </w:rPr>
         <w:t xml:space="preserve">los artículos 18.1 y 17.14 </w:t>
       </w:r>
@@ -3058,7 +2984,7 @@
           <w:color w:val="000000"/>
           <w:kern w:val="0"/>
           <w:lang w:val="es-ES" w:eastAsia="es-ES"/>
-          <ns2:ligatures ns2:val="none"/>
+          <w14:ligatures w14:val="none"/>
         </w:rPr>
         <w:t>de</w:t>
       </w:r>
@@ -3068,7 +2994,7 @@
           <w:color w:val="000000"/>
           <w:kern w:val="0"/>
           <w:lang w:val="es-ES" w:eastAsia="es-ES"/>
-          <ns2:ligatures ns2:val="none"/>
+          <w14:ligatures w14:val="none"/>
         </w:rPr>
         <w:t xml:space="preserve"> la Póliza 220014352 del Seguro Vehicular </w:t>
       </w:r>
@@ -3078,7 +3004,7 @@
           <w:color w:val="000000"/>
           <w:kern w:val="0"/>
           <w:lang w:val="es-ES" w:eastAsia="es-ES"/>
-          <ns2:ligatures ns2:val="none"/>
+          <w14:ligatures w14:val="none"/>
         </w:rPr>
         <w:t>de manera ambigua,</w:t>
       </w:r>
@@ -3088,7 +3014,7 @@
           <w:color w:val="000000"/>
           <w:kern w:val="0"/>
           <w:lang w:val="es-ES" w:eastAsia="es-ES"/>
-          <ns2:ligatures ns2:val="none"/>
+          <w14:ligatures w14:val="none"/>
         </w:rPr>
         <w:t xml:space="preserve"> en términos que no permitirían determinar con claridad su alcance, articulación ni prelación, generando en el denunciante incertidumbre respecto de cuál disposición resultaba aplicable para evaluar el resultado del dosaje etílico </w:t>
       </w:r>
@@ -3098,7 +3024,7 @@
           <w:color w:val="000000"/>
           <w:kern w:val="0"/>
           <w:lang w:val="es-ES" w:eastAsia="es-ES"/>
-          <ns2:ligatures ns2:val="none"/>
+          <w14:ligatures w14:val="none"/>
         </w:rPr>
         <w:t xml:space="preserve">realizado </w:t>
       </w:r>
@@ -3108,7 +3034,7 @@
           <w:color w:val="000000"/>
           <w:kern w:val="0"/>
           <w:lang w:eastAsia="es-ES"/>
-          <ns2:ligatures ns2:val="none"/>
+          <w14:ligatures w14:val="none"/>
         </w:rPr>
         <w:t xml:space="preserve">dentro del plazo </w:t>
       </w:r>
@@ -3118,7 +3044,7 @@
           <w:color w:val="000000"/>
           <w:kern w:val="0"/>
           <w:lang w:eastAsia="es-ES"/>
-          <ns2:ligatures ns2:val="none"/>
+          <w14:ligatures w14:val="none"/>
         </w:rPr>
         <w:t xml:space="preserve">previsto </w:t>
       </w:r>
@@ -3128,7 +3054,7 @@
           <w:color w:val="000000"/>
           <w:kern w:val="0"/>
           <w:lang w:eastAsia="es-ES"/>
-          <ns2:ligatures ns2:val="none"/>
+          <w14:ligatures w14:val="none"/>
         </w:rPr>
         <w:t>de cuatro</w:t>
       </w:r>
@@ -3138,7 +3064,7 @@
           <w:color w:val="000000"/>
           <w:kern w:val="0"/>
           <w:lang w:eastAsia="es-ES"/>
-          <ns2:ligatures ns2:val="none"/>
+          <w14:ligatures w14:val="none"/>
         </w:rPr>
         <w:t xml:space="preserve"> (4)</w:t>
       </w:r>
@@ -3148,7 +3074,7 @@
           <w:color w:val="000000"/>
           <w:kern w:val="0"/>
           <w:lang w:eastAsia="es-ES"/>
-          <ns2:ligatures ns2:val="none"/>
+          <w14:ligatures w14:val="none"/>
         </w:rPr>
         <w:t xml:space="preserve"> horas</w:t>
       </w:r>
@@ -3158,7 +3084,7 @@
           <w:color w:val="000000"/>
           <w:kern w:val="0"/>
           <w:lang w:eastAsia="es-ES"/>
-          <ns2:ligatures ns2:val="none"/>
+          <w14:ligatures w14:val="none"/>
         </w:rPr>
         <w:t>,</w:t>
       </w:r>
@@ -3168,7 +3094,7 @@
           <w:color w:val="000000"/>
           <w:kern w:val="0"/>
           <w:lang w:eastAsia="es-ES"/>
-          <ns2:ligatures ns2:val="none"/>
+          <w14:ligatures w14:val="none"/>
         </w:rPr>
         <w:t xml:space="preserve"> </w:t>
       </w:r>
@@ -3178,7 +3104,7 @@
           <w:color w:val="000000"/>
           <w:kern w:val="0"/>
           <w:lang w:val="es-ES" w:eastAsia="es-ES"/>
-          <ns2:ligatures ns2:val="none"/>
+          <w14:ligatures w14:val="none"/>
         </w:rPr>
         <w:t>y sobre la procedencia de adicionar un cálculo adicional al valor obtenido</w:t>
       </w:r>
@@ -3188,7 +3114,7 @@
           <w:color w:val="000000"/>
           <w:kern w:val="0"/>
           <w:lang w:val="es-ES" w:eastAsia="es-ES"/>
-          <ns2:ligatures ns2:val="none"/>
+          <w14:ligatures w14:val="none"/>
         </w:rPr>
         <w:t xml:space="preserve"> de dicho resultado</w:t>
       </w:r>
@@ -3196,7 +3122,7 @@
         <w:rPr>
           <w:rFonts w:ascii="Arial Narrow" w:eastAsia="Arial Narrow" w:hAnsi="Arial Narrow" w:cs="Arial Narrow"/>
           <w:kern w:val="0"/>
-          <ns2:ligatures ns2:val="none"/>
+          <w14:ligatures w14:val="none"/>
         </w:rPr>
         <w:t>; involucraría una presunta afectación a sus expectativas, quien no habría encontrado una correspondencia entre lo que esperaba recibir de parte del proveedor y lo que realmente recibió. Por consiguiente, corresponde calificar el hecho materia de denuncia como una presunta infracción al deber de idoneidad, tipificado en los artículos 18</w:t>
       </w:r>
@@ -3206,7 +3132,7 @@
           <w:color w:val="000000"/>
           <w:kern w:val="0"/>
           <w:lang w:eastAsia="es-PE"/>
-          <ns2:ligatures ns2:val="none"/>
+          <w14:ligatures w14:val="none"/>
         </w:rPr>
         <w:t/>
       </w:r>
@@ -3214,7 +3140,7 @@
         <w:rPr>
           <w:rFonts w:ascii="Arial Narrow" w:eastAsia="Arial Narrow" w:hAnsi="Arial Narrow" w:cs="Arial Narrow"/>
           <w:kern w:val="0"/>
-          <ns2:ligatures ns2:val="none"/>
+          <w14:ligatures w14:val="none"/>
         </w:rPr>
         <w:t xml:space="preserve"> y 19</w:t>
       </w:r>
@@ -3224,7 +3150,7 @@
           <w:color w:val="000000"/>
           <w:kern w:val="0"/>
           <w:lang w:eastAsia="es-PE"/>
-          <ns2:ligatures ns2:val="none"/>
+          <w14:ligatures w14:val="none"/>
         </w:rPr>
         <w:t/>
       </w:r>
@@ -3232,7 +3158,7 @@
         <w:rPr>
           <w:rFonts w:ascii="Arial Narrow" w:eastAsia="Arial Narrow" w:hAnsi="Arial Narrow" w:cs="Arial Narrow"/>
           <w:kern w:val="0"/>
-          <ns2:ligatures ns2:val="none"/>
+          <w14:ligatures w14:val="none"/>
         </w:rPr>
         <w:t xml:space="preserve"> del Código</w:t>
       </w:r>
@@ -3240,24 +3166,24 @@
         <w:rPr>
           <w:rFonts w:ascii="Arial Narrow" w:eastAsia="Arial Narrow" w:hAnsi="Arial Narrow" w:cs="Arial Narrow"/>
           <w:kern w:val="0"/>
-          <ns2:ligatures ns2:val="none"/>
+          <w14:ligatures w14:val="none"/>
         </w:rPr>
         <w:t>.</w:t>
       </w:r>
     </w:p>
-    <w:p ns2:paraId="7589A446" ns2:textId="77777777">
-      <w:pPr>
-        <w:spacing w:after="0" w:line="240" w:lineRule="auto"/>
-        <w:jc w:val="both"/>
-        <w:rPr>
-          <w:rFonts w:ascii="Arial Narrow" w:eastAsia="Arial Narrow" w:hAnsi="Arial Narrow" w:cs="Arial Narrow"/>
-          <w:kern w:val="0"/>
-          <ns2:ligatures ns2:val="none"/>
+    <w:p>
+      <w:pPr>
+        <w:spacing w:after="0" w:line="240" w:lineRule="auto"/>
+        <w:jc w:val="both"/>
+        <w:rPr>
+          <w:rFonts w:ascii="Arial Narrow" w:eastAsia="Arial Narrow" w:hAnsi="Arial Narrow" w:cs="Arial Narrow"/>
+          <w:kern w:val="0"/>
+          <w14:ligatures w14:val="none"/>
         </w:rPr>
       </w:pPr>
     </w:p>
     <w:bookmarkEnd w:id="2"/>
-    <w:p ns2:paraId="463134E5" ns2:textId="77777777">
+    <w:p>
       <w:pPr>
         <w:pStyle w:val="Prrafodelista"/>
         <w:numPr>
@@ -3271,7 +3197,7 @@
           <w:rFonts w:ascii="Arial Narrow" w:eastAsia="Calibri" w:hAnsi="Arial Narrow" w:cs="Arial Narrow"/>
           <w:kern w:val="0"/>
           <w:lang w:eastAsia="es-PE"/>
-          <ns2:ligatures ns2:val="none"/>
+          <w14:ligatures w14:val="none"/>
         </w:rPr>
       </w:pPr>
       <w:r>
@@ -3280,7 +3206,7 @@
           <w:color w:val="000000"/>
           <w:kern w:val="0"/>
           <w:lang w:eastAsia="es-PE"/>
-          <ns2:ligatures ns2:val="none"/>
+          <w14:ligatures w14:val="none"/>
         </w:rPr>
         <w:t>En tanto la denuncia reúne los requisitos establecidos por la norma citada, corresponde admitirla a trámite</w:t>
       </w:r>
@@ -3290,7 +3216,7 @@
           <w:rFonts w:ascii="Arial Narrow" w:eastAsia="Arial Narrow" w:hAnsi="Arial Narrow" w:cs="Arial Narrow"/>
           <w:kern w:val="0"/>
           <w:vertAlign w:val="superscript"/>
-          <ns2:ligatures ns2:val="none"/>
+          <w14:ligatures w14:val="none"/>
         </w:rPr>
         <w:footnoteReference w:id="6"/>
       </w:r>
@@ -3300,13 +3226,13 @@
           <w:color w:val="000000"/>
           <w:kern w:val="0"/>
           <w:lang w:eastAsia="es-PE"/>
-          <ns2:ligatures ns2:val="none"/>
+          <w14:ligatures w14:val="none"/>
         </w:rPr>
         <w:t>.</w:t>
       </w:r>
       <w:bookmarkStart w:id="14" w:name="_Hlk214963039"/>
     </w:p>
-    <w:p ns2:paraId="68C71625" ns2:textId="77777777">
+    <w:p>
       <w:pPr>
         <w:spacing w:after="0" w:line="240" w:lineRule="auto"/>
         <w:ind w:left="567"/>
@@ -3317,12 +3243,12 @@
           <w:color w:val="000000"/>
           <w:kern w:val="0"/>
           <w:lang w:eastAsia="es-PE"/>
-          <ns2:ligatures ns2:val="none"/>
+          <w14:ligatures w14:val="none"/>
         </w:rPr>
       </w:pPr>
       <w:bookmarkStart w:id="15" w:name="_Hlk214963071"/>
     </w:p>
-    <w:p ns2:paraId="38A98B4B" ns2:textId="77777777">
+    <w:p>
       <w:pPr>
         <w:pStyle w:val="Prrafodelista"/>
         <w:numPr>
@@ -3342,17 +3268,17 @@
           <w:color w:val="000000"/>
           <w:kern w:val="0"/>
           <w:lang w:eastAsia="es-PE"/>
-          <ns2:ligatures ns2:val="none"/>
-        </w:rPr>
-      </w:pPr>
-      <w:r>
-        <w:rPr>
-          <w:rFonts w:ascii="Arial Narrow" w:eastAsia="Arial Narrow" w:hAnsi="Arial Narrow" w:cs="Arial Narrow"/>
-          <w:b/>
-          <w:color w:val="000000"/>
-          <w:kern w:val="0"/>
-          <w:lang w:eastAsia="es-PE"/>
-          <ns2:ligatures ns2:val="none"/>
+          <w14:ligatures w14:val="none"/>
+        </w:rPr>
+      </w:pPr>
+      <w:r>
+        <w:rPr>
+          <w:rFonts w:ascii="Arial Narrow" w:eastAsia="Arial Narrow" w:hAnsi="Arial Narrow" w:cs="Arial Narrow"/>
+          <w:b/>
+          <w:color w:val="000000"/>
+          <w:kern w:val="0"/>
+          <w:lang w:eastAsia="es-PE"/>
+          <w14:ligatures w14:val="none"/>
         </w:rPr>
         <w:t>REQUERIMIENTO DE INFORMACI</w:t>
       </w:r>
@@ -3363,7 +3289,7 @@
           <w:color w:val="000000"/>
           <w:kern w:val="0"/>
           <w:lang w:eastAsia="es-PE"/>
-          <ns2:ligatures ns2:val="none"/>
+          <w14:ligatures w14:val="none"/>
         </w:rPr>
         <w:t>Ó</w:t>
       </w:r>
@@ -3374,12 +3300,12 @@
           <w:color w:val="000000"/>
           <w:kern w:val="0"/>
           <w:lang w:eastAsia="es-PE"/>
-          <ns2:ligatures ns2:val="none"/>
+          <w14:ligatures w14:val="none"/>
         </w:rPr>
         <w:t>N</w:t>
       </w:r>
     </w:p>
-    <w:p ns2:paraId="5B518DC4" ns2:textId="77777777">
+    <w:p>
       <w:pPr>
         <w:spacing w:after="0" w:line="240" w:lineRule="auto"/>
         <w:jc w:val="both"/>
@@ -3388,11 +3314,11 @@
           <w:color w:val="000000"/>
           <w:kern w:val="0"/>
           <w:lang w:val="es-ES" w:eastAsia="es-ES"/>
-          <ns2:ligatures ns2:val="none"/>
-        </w:rPr>
-      </w:pPr>
-    </w:p>
-    <w:p ns2:paraId="62B88A04" ns2:textId="73F1CFE5">
+          <w14:ligatures w14:val="none"/>
+        </w:rPr>
+      </w:pPr>
+    </w:p>
+    <w:p>
       <w:pPr>
         <w:pStyle w:val="Prrafodelista"/>
         <w:numPr>
@@ -3407,7 +3333,7 @@
           <w:color w:val="000000"/>
           <w:kern w:val="0"/>
           <w:lang w:val="es-ES" w:eastAsia="es-ES"/>
-          <ns2:ligatures ns2:val="none"/>
+          <w14:ligatures w14:val="none"/>
         </w:rPr>
       </w:pPr>
       <w:r>
@@ -3416,7 +3342,7 @@
           <w:color w:val="000000"/>
           <w:kern w:val="0"/>
           <w:lang w:val="es-ES" w:eastAsia="es-ES"/>
-          <ns2:ligatures ns2:val="none"/>
+          <w14:ligatures w14:val="none"/>
         </w:rPr>
         <w:t xml:space="preserve">A efectos de tener mayores elementos </w:t>
       </w:r>
@@ -3427,7 +3353,7 @@
           <w:color w:val="000000"/>
           <w:kern w:val="0"/>
           <w:lang w:val="es-ES" w:eastAsia="es-ES"/>
-          <ns2:ligatures ns2:val="none"/>
+          <w14:ligatures w14:val="none"/>
         </w:rPr>
         <w:t xml:space="preserve">que sirvan para la resolución definitiva del presente caso, la Secretaría Técnica, en ejercicio de las facultades que la ley le confiere, </w:t>
       </w:r>
@@ -3437,7 +3363,7 @@
           <w:color w:val="000000"/>
           <w:kern w:val="0"/>
           <w:lang w:val="es-ES" w:eastAsia="es-ES"/>
-          <ns2:ligatures ns2:val="none"/>
+          <w14:ligatures w14:val="none"/>
         </w:rPr>
         <w:t xml:space="preserve">conviene requerir </w:t>
       </w:r>
@@ -3447,7 +3373,7 @@
           <w:color w:val="000000"/>
           <w:kern w:val="0"/>
           <w:lang w:val="es-ES" w:eastAsia="es-ES"/>
-          <ns2:ligatures ns2:val="none"/>
+          <w14:ligatures w14:val="none"/>
         </w:rPr>
         <w:t>a la compañía aseguradora</w:t>
       </w:r>
@@ -3457,7 +3383,7 @@
           <w:color w:val="000000"/>
           <w:kern w:val="0"/>
           <w:lang w:val="es-ES" w:eastAsia="es-ES"/>
-          <ns2:ligatures ns2:val="none"/>
+          <w14:ligatures w14:val="none"/>
         </w:rPr>
         <w:t xml:space="preserve"> que, en u</w:t>
       </w:r>
@@ -3467,7 +3393,7 @@
           <w:color w:val="000000"/>
           <w:kern w:val="0"/>
           <w:lang w:val="es-ES" w:eastAsia="es-ES"/>
-          <ns2:ligatures ns2:val="none"/>
+          <w14:ligatures w14:val="none"/>
         </w:rPr>
         <w:t>n plazo no mayor de cinco (5) días hábiles contado a partir del día siguiente de la notificación de la presente resolución, cumpla con lo siguiente</w:t>
       </w:r>
@@ -3477,7 +3403,7 @@
           <w:color w:val="000000"/>
           <w:kern w:val="0"/>
           <w:lang w:val="es-ES" w:eastAsia="es-ES"/>
-          <ns2:ligatures ns2:val="none"/>
+          <w14:ligatures w14:val="none"/>
         </w:rPr>
         <w:t xml:space="preserve">: </w:t>
       </w:r>
@@ -3487,7 +3413,7 @@
           <w:color w:val="000000"/>
           <w:kern w:val="0"/>
           <w:lang w:val="es-ES" w:eastAsia="es-ES"/>
-          <ns2:ligatures ns2:val="none"/>
+          <w14:ligatures w14:val="none"/>
         </w:rPr>
         <w:t>(i) presentar una copia completa, legible y debidamente suscrita de la Póliza 220014352 del Seguro vehicular, así como el cargo de remisión de la póliza; (</w:t>
       </w:r>
@@ -3498,7 +3424,7 @@
           <w:color w:val="000000"/>
           <w:kern w:val="0"/>
           <w:lang w:val="es-ES" w:eastAsia="es-ES"/>
-          <ns2:ligatures ns2:val="none"/>
+          <w14:ligatures w14:val="none"/>
         </w:rPr>
         <w:t>ii</w:t>
       </w:r>
@@ -3509,7 +3435,7 @@
           <w:color w:val="000000"/>
           <w:kern w:val="0"/>
           <w:lang w:val="es-ES" w:eastAsia="es-ES"/>
-          <ns2:ligatures ns2:val="none"/>
+          <w14:ligatures w14:val="none"/>
         </w:rPr>
         <w:t>) presentar los medios probatorios que acrediten que la negativa de otorgamiento de cobertura es justificada; y, (</w:t>
       </w:r>
@@ -3520,7 +3446,7 @@
           <w:color w:val="000000"/>
           <w:kern w:val="0"/>
           <w:lang w:val="es-ES" w:eastAsia="es-ES"/>
-          <ns2:ligatures ns2:val="none"/>
+          <w14:ligatures w14:val="none"/>
         </w:rPr>
         <w:t>iii</w:t>
       </w:r>
@@ -3531,7 +3457,7 @@
           <w:color w:val="000000"/>
           <w:kern w:val="0"/>
           <w:lang w:val="es-ES" w:eastAsia="es-ES"/>
-          <ns2:ligatures ns2:val="none"/>
+          <w14:ligatures w14:val="none"/>
         </w:rPr>
         <w:t>) presentar todas las comunicaciones cursadas con la parte denunciante en virtud de los hechos materia de denuncia</w:t>
       </w:r>
@@ -3541,7 +3467,7 @@
           <w:color w:val="000000"/>
           <w:kern w:val="0"/>
           <w:lang w:val="es-ES" w:eastAsia="es-ES"/>
-          <ns2:ligatures ns2:val="none"/>
+          <w14:ligatures w14:val="none"/>
         </w:rPr>
         <w:t>.</w:t>
       </w:r>
@@ -3551,13 +3477,13 @@
           <w:color w:val="000000"/>
           <w:kern w:val="0"/>
           <w:lang w:eastAsia="es-ES"/>
-          <ns2:ligatures ns2:val="none"/>
+          <w14:ligatures w14:val="none"/>
         </w:rPr>
         <w:t xml:space="preserve"> </w:t>
       </w:r>
     </w:p>
     <w:bookmarkEnd w:id="15"/>
-    <w:p ns2:paraId="5C93B848" ns2:textId="77777777">
+    <w:p>
       <w:pPr>
         <w:pStyle w:val="Prrafodelista"/>
         <w:spacing w:after="0" w:line="240" w:lineRule="auto"/>
@@ -3568,11 +3494,11 @@
           <w:color w:val="000000"/>
           <w:kern w:val="0"/>
           <w:lang w:val="es-ES" w:eastAsia="es-ES"/>
-          <ns2:ligatures ns2:val="none"/>
-        </w:rPr>
-      </w:pPr>
-    </w:p>
-    <w:p ns2:paraId="2A119386" ns2:textId="77777777">
+          <w14:ligatures w14:val="none"/>
+        </w:rPr>
+      </w:pPr>
+    </w:p>
+    <w:p>
       <w:pPr>
         <w:pStyle w:val="Prrafodelista"/>
         <w:numPr>
@@ -3592,36 +3518,36 @@
           <w:color w:val="000000"/>
           <w:kern w:val="0"/>
           <w:lang w:eastAsia="es-PE"/>
-          <ns2:ligatures ns2:val="none"/>
-        </w:rPr>
-      </w:pPr>
-      <w:r>
-        <w:rPr>
-          <w:rFonts w:ascii="Arial Narrow" w:eastAsia="Arial Narrow" w:hAnsi="Arial Narrow" w:cs="Arial Narrow"/>
-          <w:b/>
-          <w:color w:val="000000"/>
-          <w:kern w:val="0"/>
-          <w:lang w:eastAsia="es-PE"/>
-          <ns2:ligatures ns2:val="none"/>
+          <w14:ligatures w14:val="none"/>
+        </w:rPr>
+      </w:pPr>
+      <w:r>
+        <w:rPr>
+          <w:rFonts w:ascii="Arial Narrow" w:eastAsia="Arial Narrow" w:hAnsi="Arial Narrow" w:cs="Arial Narrow"/>
+          <w:b/>
+          <w:color w:val="000000"/>
+          <w:kern w:val="0"/>
+          <w:lang w:eastAsia="es-PE"/>
+          <w14:ligatures w14:val="none"/>
         </w:rPr>
         <w:t xml:space="preserve">RESOLUCIÓN DE LA SECRETARÍA TÉCNICA </w:t>
       </w:r>
     </w:p>
-    <w:p ns2:paraId="7F554EB2" ns2:textId="77777777">
-      <w:pPr>
-        <w:spacing w:after="0" w:line="240" w:lineRule="auto"/>
-        <w:jc w:val="both"/>
-        <w:rPr>
-          <w:rFonts w:ascii="Arial Narrow" w:eastAsia="Arial Narrow" w:hAnsi="Arial Narrow" w:cs="Arial Narrow"/>
-          <w:b/>
-          <w:color w:val="000000"/>
-          <w:kern w:val="0"/>
-          <w:lang w:eastAsia="es-PE"/>
-          <ns2:ligatures ns2:val="none"/>
-        </w:rPr>
-      </w:pPr>
-    </w:p>
-    <w:p ns2:paraId="40BE44E6" ns2:textId="49650FFE">
+    <w:p>
+      <w:pPr>
+        <w:spacing w:after="0" w:line="240" w:lineRule="auto"/>
+        <w:jc w:val="both"/>
+        <w:rPr>
+          <w:rFonts w:ascii="Arial Narrow" w:eastAsia="Arial Narrow" w:hAnsi="Arial Narrow" w:cs="Arial Narrow"/>
+          <w:b/>
+          <w:color w:val="000000"/>
+          <w:kern w:val="0"/>
+          <w:lang w:eastAsia="es-PE"/>
+          <w14:ligatures w14:val="none"/>
+        </w:rPr>
+      </w:pPr>
+    </w:p>
+    <w:p>
       <w:pPr>
         <w:spacing w:after="0" w:line="240" w:lineRule="auto"/>
         <w:jc w:val="both"/>
@@ -3630,17 +3556,17 @@
           <w:color w:val="000000"/>
           <w:kern w:val="0"/>
           <w:lang w:eastAsia="es-PE"/>
-          <ns2:ligatures ns2:val="none"/>
-        </w:rPr>
-      </w:pPr>
-      <w:r>
-        <w:rPr>
-          <w:rFonts w:ascii="Arial Narrow" w:eastAsia="Arial Narrow" w:hAnsi="Arial Narrow" w:cs="Arial Narrow"/>
-          <w:b/>
-          <w:color w:val="000000"/>
-          <w:kern w:val="0"/>
-          <w:lang w:eastAsia="es-PE"/>
-          <ns2:ligatures ns2:val="none"/>
+          <w14:ligatures w14:val="none"/>
+        </w:rPr>
+      </w:pPr>
+      <w:r>
+        <w:rPr>
+          <w:rFonts w:ascii="Arial Narrow" w:eastAsia="Arial Narrow" w:hAnsi="Arial Narrow" w:cs="Arial Narrow"/>
+          <w:b/>
+          <w:color w:val="000000"/>
+          <w:kern w:val="0"/>
+          <w:lang w:eastAsia="es-PE"/>
+          <w14:ligatures w14:val="none"/>
         </w:rPr>
         <w:t xml:space="preserve">PRIMERO: admitir a trámite la denuncia del 29 de enero de 2026 interpuesta por el señor [DENUNCIANTE] contra La Positiva Seguros y Reaseguros S.A., por lo siguiente:</w:t>
       </w:r>
@@ -3651,7 +3577,7 @@
           <w:kern w:val="0"/>
           <w:shd w:val="clear" w:color="auto" w:fill="FFFFFF"/>
           <w:lang w:eastAsia="es-PE"/>
-          <ns2:ligatures ns2:val="none"/>
+          <w14:ligatures w14:val="none"/>
         </w:rPr>
         <w:t xml:space="preserve"/>
       </w:r>
@@ -3661,7 +3587,7 @@
           <w:color w:val="000000"/>
           <w:kern w:val="0"/>
           <w:lang w:val="es-ES" w:eastAsia="es-ES"/>
-          <ns2:ligatures ns2:val="none"/>
+          <w14:ligatures w14:val="none"/>
         </w:rPr>
         <w:t xml:space="preserve"/>
       </w:r>
@@ -3672,7 +3598,7 @@
           <w:kern w:val="0"/>
           <w:shd w:val="clear" w:color="auto" w:fill="FFFFFF"/>
           <w:lang w:eastAsia="es-PE"/>
-          <ns2:ligatures ns2:val="none"/>
+          <w14:ligatures w14:val="none"/>
         </w:rPr>
         <w:t xml:space="preserve"/>
       </w:r>
@@ -3683,7 +3609,7 @@
           <w:kern w:val="0"/>
           <w:shd w:val="clear" w:color="auto" w:fill="FFFFFF"/>
           <w:lang w:eastAsia="es-PE"/>
-          <ns2:ligatures ns2:val="none"/>
+          <w14:ligatures w14:val="none"/>
         </w:rPr>
         <w:t xml:space="preserve"/>
       </w:r>
@@ -3694,7 +3620,7 @@
           <w:kern w:val="0"/>
           <w:shd w:val="clear" w:color="auto" w:fill="FFFFFF"/>
           <w:lang w:eastAsia="es-PE"/>
-          <ns2:ligatures ns2:val="none"/>
+          <w14:ligatures w14:val="none"/>
         </w:rPr>
         <w:t xml:space="preserve"/>
       </w:r>
@@ -3712,7 +3638,7 @@
           <w:kern w:val="0"/>
           <w:shd w:val="clear" w:color="auto" w:fill="FFFFFF"/>
           <w:lang w:eastAsia="es-PE"/>
-          <ns2:ligatures ns2:val="none"/>
+          <w14:ligatures w14:val="none"/>
         </w:rPr>
         <w:t xml:space="preserve"/>
       </w:r>
@@ -3724,12 +3650,12 @@
           <w:kern w:val="0"/>
           <w:shd w:val="clear" w:color="auto" w:fill="FFFFFF"/>
           <w:lang w:eastAsia="es-PE"/>
-          <ns2:ligatures ns2:val="none"/>
+          <w14:ligatures w14:val="none"/>
         </w:rPr>
         <w:t/>
       </w:r>
     </w:p>
-    <w:p ns2:paraId="5E66126E" ns2:textId="77777777">
+    <w:p>
       <w:pPr>
         <w:spacing w:after="0" w:line="240" w:lineRule="auto"/>
         <w:jc w:val="both"/>
@@ -3738,11 +3664,11 @@
           <w:color w:val="000000"/>
           <w:kern w:val="0"/>
           <w:lang w:eastAsia="es-PE"/>
-          <ns2:ligatures ns2:val="none"/>
-        </w:rPr>
-      </w:pPr>
-    </w:p>
-    <w:p ns2:paraId="0CDDEEDD" ns2:textId="7BFEE931">
+          <w14:ligatures w14:val="none"/>
+        </w:rPr>
+      </w:pPr>
+    </w:p>
+    <w:p>
       <w:pPr>
         <w:pStyle w:val="Prrafodelista"/>
         <w:numPr>
@@ -3760,7 +3686,7 @@
           <w:rFonts w:ascii="Arial Narrow" w:eastAsia="Calibri" w:hAnsi="Arial Narrow" w:cs="Arial Narrow"/>
           <w:kern w:val="0"/>
           <w:lang w:eastAsia="es-PE"/>
-          <ns2:ligatures ns2:val="none"/>
+          <w14:ligatures w14:val="none"/>
         </w:rPr>
       </w:pPr>
       <w:r>
@@ -3769,7 +3695,7 @@
           <w:color w:val="000000"/>
           <w:kern w:val="0"/>
           <w:lang w:eastAsia="es-PE"/>
-          <ns2:ligatures ns2:val="none"/>
+          <w14:ligatures w14:val="none"/>
         </w:rPr>
         <w:t>Presunta</w:t>
       </w:r>
@@ -3779,7 +3705,7 @@
           <w:kern w:val="0"/>
           <w:shd w:val="clear" w:color="auto" w:fill="FFFFFF"/>
           <w:lang w:eastAsia="es-PE"/>
-          <ns2:ligatures ns2:val="none"/>
+          <w14:ligatures w14:val="none"/>
         </w:rPr>
         <w:t xml:space="preserve"> infracción a los artículos 18 y 19</w:t>
       </w:r>
@@ -3788,7 +3714,7 @@
           <w:rFonts w:ascii="Arial Narrow" w:eastAsia="Calibri" w:hAnsi="Arial Narrow" w:cs="Arial Narrow"/>
           <w:kern w:val="0"/>
           <w:lang w:eastAsia="es-PE"/>
-          <ns2:ligatures ns2:val="none"/>
+          <w14:ligatures w14:val="none"/>
         </w:rPr>
         <w:t xml:space="preserve"> de </w:t>
       </w:r>
@@ -3798,7 +3724,7 @@
           <w:kern w:val="0"/>
           <w:shd w:val="clear" w:color="auto" w:fill="FFFFFF"/>
           <w:lang w:eastAsia="es-PE"/>
-          <ns2:ligatures ns2:val="none"/>
+          <w14:ligatures w14:val="none"/>
         </w:rPr>
         <w:t>la Ley</w:t>
       </w:r>
@@ -3808,7 +3734,7 @@
           <w:kern w:val="0"/>
           <w:shd w:val="clear" w:color="auto" w:fill="FFFFFF"/>
           <w:lang w:eastAsia="es-PE"/>
-          <ns2:ligatures ns2:val="none"/>
+          <w14:ligatures w14:val="none"/>
         </w:rPr>
         <w:t xml:space="preserve"> </w:t>
       </w:r>
@@ -3818,7 +3744,7 @@
           <w:kern w:val="0"/>
           <w:shd w:val="clear" w:color="auto" w:fill="FFFFFF"/>
           <w:lang w:eastAsia="es-PE"/>
-          <ns2:ligatures ns2:val="none"/>
+          <w14:ligatures w14:val="none"/>
         </w:rPr>
         <w:t xml:space="preserve"> 29571, Código de Protección y Defensa del Consumidor, en tanto </w:t>
       </w:r>
@@ -3828,7 +3754,7 @@
           <w:kern w:val="0"/>
           <w:shd w:val="clear" w:color="auto" w:fill="FFFFFF"/>
           <w:lang w:eastAsia="es-PE"/>
-          <ns2:ligatures ns2:val="none"/>
+          <w14:ligatures w14:val="none"/>
         </w:rPr>
         <w:t xml:space="preserve">la compañía aseguradora habría negado injustificadamente al denunciante la cobertura </w:t>
       </w:r>
@@ -3838,7 +3764,7 @@
           <w:kern w:val="0"/>
           <w:shd w:val="clear" w:color="auto" w:fill="FFFFFF"/>
           <w:lang w:eastAsia="es-PE"/>
-          <ns2:ligatures ns2:val="none"/>
+          <w14:ligatures w14:val="none"/>
         </w:rPr>
         <w:t xml:space="preserve">de la </w:t>
       </w:r>
@@ -3848,7 +3774,7 @@
           <w:color w:val="000000"/>
           <w:kern w:val="0"/>
           <w:lang w:val="es-ES" w:eastAsia="es-ES"/>
-          <ns2:ligatures ns2:val="none"/>
+          <w14:ligatures w14:val="none"/>
         </w:rPr>
         <w:t>Póliza 220014352 del Seguro vehicular</w:t>
       </w:r>
@@ -3858,7 +3784,7 @@
           <w:kern w:val="0"/>
           <w:shd w:val="clear" w:color="auto" w:fill="FFFFFF"/>
           <w:lang w:eastAsia="es-PE"/>
-          <ns2:ligatures ns2:val="none"/>
+          <w14:ligatures w14:val="none"/>
         </w:rPr>
         <w:t xml:space="preserve"> por el </w:t>
       </w:r>
@@ -3868,7 +3794,7 @@
           <w:kern w:val="0"/>
           <w:shd w:val="clear" w:color="auto" w:fill="FFFFFF"/>
           <w:lang w:eastAsia="es-PE"/>
-          <ns2:ligatures ns2:val="none"/>
+          <w14:ligatures w14:val="none"/>
         </w:rPr>
         <w:t>accidente de tránsito ocurrido el</w:t>
       </w:r>
@@ -3878,7 +3804,7 @@
           <w:kern w:val="0"/>
           <w:shd w:val="clear" w:color="auto" w:fill="FFFFFF"/>
           <w:lang w:eastAsia="es-PE"/>
-          <ns2:ligatures ns2:val="none"/>
+          <w14:ligatures w14:val="none"/>
         </w:rPr>
         <w:t xml:space="preserve"> </w:t>
       </w:r>
@@ -3888,7 +3814,7 @@
           <w:color w:val="000000"/>
           <w:kern w:val="0"/>
           <w:lang w:eastAsia="es-ES"/>
-          <ns2:ligatures ns2:val="none"/>
+          <w14:ligatures w14:val="none"/>
         </w:rPr>
         <w:t>20 de diciembre de 2025</w:t>
       </w:r>
@@ -3896,12 +3822,12 @@
         <w:rPr>
           <w:rFonts w:ascii="Arial Narrow" w:eastAsia="Arial Narrow" w:hAnsi="Arial Narrow" w:cs="Arial Narrow"/>
           <w:kern w:val="0"/>
-          <ns2:ligatures ns2:val="none"/>
+          <w14:ligatures w14:val="none"/>
         </w:rPr>
         <w:t>.</w:t>
       </w:r>
     </w:p>
-    <w:p ns2:paraId="163CBB5D" ns2:textId="77777777">
+    <w:p>
       <w:pPr>
         <w:spacing w:after="0" w:line="240" w:lineRule="auto"/>
         <w:ind w:left="567"/>
@@ -3910,11 +3836,11 @@
           <w:rFonts w:ascii="Arial Narrow" w:eastAsia="Calibri" w:hAnsi="Arial Narrow" w:cs="Arial Narrow"/>
           <w:kern w:val="0"/>
           <w:lang w:eastAsia="es-PE"/>
-          <ns2:ligatures ns2:val="none"/>
-        </w:rPr>
-      </w:pPr>
-    </w:p>
-    <w:p ns2:paraId="29E9A42F" ns2:textId="27372662">
+          <w14:ligatures w14:val="none"/>
+        </w:rPr>
+      </w:pPr>
+    </w:p>
+    <w:p>
       <w:pPr>
         <w:pStyle w:val="Prrafodelista"/>
         <w:numPr>
@@ -3931,14 +3857,14 @@
         <w:rPr>
           <w:rFonts w:ascii="Arial Narrow" w:eastAsia="Arial Narrow" w:hAnsi="Arial Narrow" w:cs="Arial Narrow"/>
           <w:kern w:val="0"/>
-          <ns2:ligatures ns2:val="none"/>
-        </w:rPr>
-      </w:pPr>
-      <w:r>
-        <w:rPr>
-          <w:rFonts w:ascii="Arial Narrow" w:eastAsia="Arial Narrow" w:hAnsi="Arial Narrow" w:cs="Arial Narrow"/>
-          <w:kern w:val="0"/>
-          <ns2:ligatures ns2:val="none"/>
+          <w14:ligatures w14:val="none"/>
+        </w:rPr>
+      </w:pPr>
+      <w:r>
+        <w:rPr>
+          <w:rFonts w:ascii="Arial Narrow" w:eastAsia="Arial Narrow" w:hAnsi="Arial Narrow" w:cs="Arial Narrow"/>
+          <w:kern w:val="0"/>
+          <w14:ligatures w14:val="none"/>
         </w:rPr>
         <w:t xml:space="preserve">Presunta </w:t>
       </w:r>
@@ -3948,7 +3874,7 @@
           <w:kern w:val="0"/>
           <w:shd w:val="clear" w:color="auto" w:fill="FFFFFF"/>
           <w:lang w:eastAsia="es-PE"/>
-          <ns2:ligatures ns2:val="none"/>
+          <w14:ligatures w14:val="none"/>
         </w:rPr>
         <w:t>infracción al literal e) del artículo 47</w:t>
       </w:r>
@@ -3959,7 +3885,7 @@
           <w:color w:val="000000"/>
           <w:kern w:val="0"/>
           <w:lang w:eastAsia="es-PE"/>
-          <ns2:ligatures ns2:val="none"/>
+          <w14:ligatures w14:val="none"/>
         </w:rPr>
         <w:t/>
       </w:r>
@@ -3969,7 +3895,7 @@
           <w:kern w:val="0"/>
           <w:shd w:val="clear" w:color="auto" w:fill="FFFFFF"/>
           <w:lang w:eastAsia="es-PE"/>
-          <ns2:ligatures ns2:val="none"/>
+          <w14:ligatures w14:val="none"/>
         </w:rPr>
         <w:t xml:space="preserve"> </w:t>
       </w:r>
@@ -3977,7 +3903,7 @@
         <w:rPr>
           <w:rFonts w:ascii="Arial Narrow" w:eastAsia="Calibri" w:hAnsi="Arial Narrow" w:cs="Arial"/>
           <w:kern w:val="0"/>
-          <ns2:ligatures ns2:val="none"/>
+          <w14:ligatures w14:val="none"/>
         </w:rPr>
         <w:t>de</w:t>
       </w:r>
@@ -3987,7 +3913,7 @@
           <w:kern w:val="0"/>
           <w:shd w:val="clear" w:color="auto" w:fill="FFFFFF"/>
           <w:lang w:eastAsia="es-PE"/>
-          <ns2:ligatures ns2:val="none"/>
+          <w14:ligatures w14:val="none"/>
         </w:rPr>
         <w:t xml:space="preserve"> la Ley</w:t>
       </w:r>
@@ -3997,7 +3923,7 @@
           <w:kern w:val="0"/>
           <w:shd w:val="clear" w:color="auto" w:fill="FFFFFF"/>
           <w:lang w:eastAsia="es-PE"/>
-          <ns2:ligatures ns2:val="none"/>
+          <w14:ligatures w14:val="none"/>
         </w:rPr>
         <w:t xml:space="preserve"> </w:t>
       </w:r>
@@ -4007,7 +3933,7 @@
           <w:kern w:val="0"/>
           <w:shd w:val="clear" w:color="auto" w:fill="FFFFFF"/>
           <w:lang w:eastAsia="es-PE"/>
-          <ns2:ligatures ns2:val="none"/>
+          <w14:ligatures w14:val="none"/>
         </w:rPr>
         <w:t xml:space="preserve"> 29571, Código de Protección y Defensa del Consumidor, </w:t>
       </w:r>
@@ -4018,7 +3944,7 @@
           <w:color w:val="000000"/>
           <w:kern w:val="0"/>
           <w:lang w:eastAsia="es-PE"/>
-          <ns2:ligatures ns2:val="none"/>
+          <w14:ligatures w14:val="none"/>
         </w:rPr>
         <w:t xml:space="preserve">en tanto </w:t>
       </w:r>
@@ -4028,7 +3954,7 @@
           <w:kern w:val="0"/>
           <w:shd w:val="clear" w:color="auto" w:fill="FFFFFF"/>
           <w:lang w:eastAsia="es-PE"/>
-          <ns2:ligatures ns2:val="none"/>
+          <w14:ligatures w14:val="none"/>
         </w:rPr>
         <w:t xml:space="preserve">la compañía aseguradora </w:t>
       </w:r>
@@ -4038,7 +3964,7 @@
           <w:kern w:val="0"/>
           <w:shd w:val="clear" w:color="auto" w:fill="FFFFFF"/>
           <w:lang w:eastAsia="es-PE"/>
-          <ns2:ligatures ns2:val="none"/>
+          <w14:ligatures w14:val="none"/>
         </w:rPr>
         <w:t>no habría</w:t>
       </w:r>
@@ -4049,7 +3975,7 @@
           <w:color w:val="000000"/>
           <w:kern w:val="0"/>
           <w:lang w:eastAsia="es-PE"/>
-          <ns2:ligatures ns2:val="none"/>
+          <w14:ligatures w14:val="none"/>
         </w:rPr>
         <w:t xml:space="preserve"> cumplido </w:t>
       </w:r>
@@ -4059,7 +3985,7 @@
           <w:color w:val="000000"/>
           <w:kern w:val="0"/>
           <w:lang w:eastAsia="es-ES"/>
-          <ns2:ligatures ns2:val="none"/>
+          <w14:ligatures w14:val="none"/>
         </w:rPr>
         <w:t xml:space="preserve">oportunamente </w:t>
       </w:r>
@@ -4070,7 +3996,7 @@
           <w:color w:val="000000"/>
           <w:kern w:val="0"/>
           <w:lang w:eastAsia="es-PE"/>
-          <ns2:ligatures ns2:val="none"/>
+          <w14:ligatures w14:val="none"/>
         </w:rPr>
         <w:t>con entregar a</w:t>
       </w:r>
@@ -4081,7 +4007,7 @@
           <w:color w:val="000000"/>
           <w:kern w:val="0"/>
           <w:lang w:eastAsia="es-PE"/>
-          <ns2:ligatures ns2:val="none"/>
+          <w14:ligatures w14:val="none"/>
         </w:rPr>
         <w:t xml:space="preserve">l </w:t>
       </w:r>
@@ -4092,7 +4018,7 @@
           <w:color w:val="000000"/>
           <w:kern w:val="0"/>
           <w:lang w:eastAsia="es-PE"/>
-          <ns2:ligatures ns2:val="none"/>
+          <w14:ligatures w14:val="none"/>
         </w:rPr>
         <w:t xml:space="preserve">denunciante los documentos contractuales </w:t>
       </w:r>
@@ -4102,7 +4028,7 @@
           <w:kern w:val="0"/>
           <w:shd w:val="clear" w:color="auto" w:fill="FFFFFF"/>
           <w:lang w:eastAsia="es-PE"/>
-          <ns2:ligatures ns2:val="none"/>
+          <w14:ligatures w14:val="none"/>
         </w:rPr>
         <w:t xml:space="preserve">de la </w:t>
       </w:r>
@@ -4112,7 +4038,7 @@
           <w:color w:val="000000"/>
           <w:kern w:val="0"/>
           <w:lang w:val="es-ES" w:eastAsia="es-ES"/>
-          <ns2:ligatures ns2:val="none"/>
+          <w14:ligatures w14:val="none"/>
         </w:rPr>
         <w:t>Póliza 220014352 del Seguro vehicular</w:t>
       </w:r>
@@ -4122,7 +4048,7 @@
           <w:color w:val="000000"/>
           <w:kern w:val="0"/>
           <w:lang w:eastAsia="es-ES"/>
-          <ns2:ligatures ns2:val="none"/>
+          <w14:ligatures w14:val="none"/>
         </w:rPr>
         <w:t>.</w:t>
       </w:r>
@@ -4131,7 +4057,7 @@
       <w:bookmarkStart w:id="19" w:name="_Hlk213410405"/>
       <w:bookmarkEnd w:id="16"/>
     </w:p>
-    <w:p ns2:paraId="034C5F97" ns2:textId="77777777">
+    <w:p>
       <w:pPr>
         <w:pStyle w:val="Prrafodelista"/>
         <w:ind w:left="567"/>
@@ -4140,7 +4066,7 @@
         </w:rPr>
       </w:pPr>
     </w:p>
-    <w:p ns2:paraId="0C8F3D6C" ns2:textId="77777777">
+    <w:p>
       <w:pPr>
         <w:pStyle w:val="Prrafodelista"/>
         <w:numPr>
@@ -4157,7 +4083,7 @@
         <w:rPr>
           <w:rFonts w:ascii="Arial Narrow" w:eastAsia="Arial Narrow" w:hAnsi="Arial Narrow" w:cs="Arial Narrow"/>
           <w:kern w:val="0"/>
-          <ns2:ligatures ns2:val="none"/>
+          <w14:ligatures w14:val="none"/>
         </w:rPr>
       </w:pPr>
       <w:r>
@@ -4172,7 +4098,7 @@
           <w:kern w:val="0"/>
           <w:shd w:val="clear" w:color="auto" w:fill="FFFFFF"/>
           <w:lang w:eastAsia="es-PE"/>
-          <ns2:ligatures ns2:val="none"/>
+          <w14:ligatures w14:val="none"/>
         </w:rPr>
         <w:t/>
       </w:r>
@@ -4188,7 +4114,7 @@
           <w:kern w:val="0"/>
           <w:shd w:val="clear" w:color="auto" w:fill="FFFFFF"/>
           <w:lang w:eastAsia="es-PE"/>
-          <ns2:ligatures ns2:val="none"/>
+          <w14:ligatures w14:val="none"/>
         </w:rPr>
         <w:t/>
       </w:r>
@@ -4218,7 +4144,7 @@
           <w:color w:val="000000"/>
           <w:kern w:val="0"/>
           <w:lang w:val="es-ES" w:eastAsia="es-ES"/>
-          <ns2:ligatures ns2:val="none"/>
+          <w14:ligatures w14:val="none"/>
         </w:rPr>
         <w:t xml:space="preserve">la compañía aseguradora </w:t>
       </w:r>
@@ -4226,7 +4152,7 @@
         <w:rPr>
           <w:rFonts w:ascii="Arial Narrow" w:eastAsia="Arial Narrow" w:hAnsi="Arial Narrow" w:cs="Arial Narrow"/>
           <w:kern w:val="0"/>
-          <ns2:ligatures ns2:val="none"/>
+          <w14:ligatures w14:val="none"/>
         </w:rPr>
         <w:t xml:space="preserve">habría incluido una cláusula abusiva en la </w:t>
       </w:r>
@@ -4236,7 +4162,7 @@
           <w:color w:val="000000"/>
           <w:kern w:val="0"/>
           <w:lang w:val="es-ES" w:eastAsia="es-ES"/>
-          <ns2:ligatures ns2:val="none"/>
+          <w14:ligatures w14:val="none"/>
         </w:rPr>
         <w:t>Póliza 220014352 del Seguro vehicular</w:t>
       </w:r>
@@ -4246,7 +4172,7 @@
           <w:color w:val="000000"/>
           <w:kern w:val="0"/>
           <w:lang w:eastAsia="es-PE"/>
-          <ns2:ligatures ns2:val="none"/>
+          <w14:ligatures w14:val="none"/>
         </w:rPr>
         <w:t xml:space="preserve">, la cual se encontraba referida a la </w:t>
       </w:r>
@@ -4257,7 +4183,7 @@
           <w:color w:val="000000"/>
           <w:kern w:val="0"/>
           <w:lang w:eastAsia="es-ES"/>
-          <ns2:ligatures ns2:val="none"/>
+          <w14:ligatures w14:val="none"/>
         </w:rPr>
         <w:t xml:space="preserve">cláusula adicional </w:t>
       </w:r>
@@ -4267,7 +4193,7 @@
           <w:color w:val="000000"/>
           <w:kern w:val="0"/>
           <w:lang w:val="es-ES" w:eastAsia="es-ES"/>
-          <ns2:ligatures ns2:val="none"/>
+          <w14:ligatures w14:val="none"/>
         </w:rPr>
         <w:t xml:space="preserve"/>
       </w:r>
@@ -4277,7 +4203,7 @@
           <w:color w:val="000000"/>
           <w:kern w:val="0"/>
           <w:lang w:eastAsia="es-ES"/>
-          <ns2:ligatures ns2:val="none"/>
+          <w14:ligatures w14:val="none"/>
         </w:rPr>
         <w:t>025 denominada “Cláusula Adicional de Imprudencia del Conductor del Vehículo Asegurado”</w:t>
       </w:r>
@@ -4287,12 +4213,12 @@
           <w:color w:val="000000"/>
           <w:kern w:val="0"/>
           <w:lang w:eastAsia="es-PE"/>
-          <ns2:ligatures ns2:val="none"/>
+          <w14:ligatures w14:val="none"/>
         </w:rPr>
         <w:t>.</w:t>
       </w:r>
     </w:p>
-    <w:p ns2:paraId="6E33FF1F" ns2:textId="77777777">
+    <w:p>
       <w:pPr>
         <w:pStyle w:val="Prrafodelista"/>
         <w:rPr>
@@ -4300,7 +4226,7 @@
         </w:rPr>
       </w:pPr>
     </w:p>
-    <w:p ns2:paraId="6CCFF5B4" ns2:textId="21A035D7">
+    <w:p>
       <w:pPr>
         <w:pStyle w:val="Prrafodelista"/>
         <w:numPr>
@@ -4317,7 +4243,7 @@
         <w:rPr>
           <w:rFonts w:ascii="Arial Narrow" w:eastAsia="Arial Narrow" w:hAnsi="Arial Narrow" w:cs="Arial Narrow"/>
           <w:kern w:val="0"/>
-          <ns2:ligatures ns2:val="none"/>
+          <w14:ligatures w14:val="none"/>
         </w:rPr>
       </w:pPr>
       <w:r>
@@ -4350,7 +4276,7 @@
           <w:color w:val="000000"/>
           <w:kern w:val="0"/>
           <w:lang w:val="es-ES" w:eastAsia="es-ES"/>
-          <ns2:ligatures ns2:val="none"/>
+          <w14:ligatures w14:val="none"/>
         </w:rPr>
         <w:t>habría redactado</w:t>
       </w:r>
@@ -4360,7 +4286,7 @@
           <w:color w:val="000000"/>
           <w:kern w:val="0"/>
           <w:lang w:val="es-ES" w:eastAsia="es-ES"/>
-          <ns2:ligatures ns2:val="none"/>
+          <w14:ligatures w14:val="none"/>
         </w:rPr>
         <w:t xml:space="preserve"> </w:t>
       </w:r>
@@ -4370,7 +4296,7 @@
           <w:color w:val="000000"/>
           <w:kern w:val="0"/>
           <w:lang w:val="es-ES" w:eastAsia="es-ES"/>
-          <ns2:ligatures ns2:val="none"/>
+          <w14:ligatures w14:val="none"/>
         </w:rPr>
         <w:t>los artículos 18.1 y 17.14</w:t>
       </w:r>
@@ -4380,7 +4306,7 @@
           <w:color w:val="000000"/>
           <w:kern w:val="0"/>
           <w:lang w:val="es-ES" w:eastAsia="es-ES"/>
-          <ns2:ligatures ns2:val="none"/>
+          <w14:ligatures w14:val="none"/>
         </w:rPr>
         <w:t xml:space="preserve"> </w:t>
       </w:r>
@@ -4390,7 +4316,7 @@
           <w:color w:val="000000"/>
           <w:kern w:val="0"/>
           <w:lang w:val="es-ES" w:eastAsia="es-ES"/>
-          <ns2:ligatures ns2:val="none"/>
+          <w14:ligatures w14:val="none"/>
         </w:rPr>
         <w:t>de</w:t>
       </w:r>
@@ -4400,7 +4326,7 @@
           <w:color w:val="000000"/>
           <w:kern w:val="0"/>
           <w:lang w:val="es-ES" w:eastAsia="es-ES"/>
-          <ns2:ligatures ns2:val="none"/>
+          <w14:ligatures w14:val="none"/>
         </w:rPr>
         <w:t xml:space="preserve"> la Póliza 220014352 del Seguro Vehicular </w:t>
       </w:r>
@@ -4410,7 +4336,7 @@
           <w:color w:val="000000"/>
           <w:kern w:val="0"/>
           <w:lang w:val="es-ES" w:eastAsia="es-ES"/>
-          <ns2:ligatures ns2:val="none"/>
+          <w14:ligatures w14:val="none"/>
         </w:rPr>
         <w:t>de manera ambigua</w:t>
       </w:r>
@@ -4420,7 +4346,7 @@
           <w:color w:val="000000"/>
           <w:kern w:val="0"/>
           <w:lang w:val="es-ES" w:eastAsia="es-ES"/>
-          <ns2:ligatures ns2:val="none"/>
+          <w14:ligatures w14:val="none"/>
         </w:rPr>
         <w:t>,</w:t>
       </w:r>
@@ -4430,7 +4356,7 @@
           <w:color w:val="000000"/>
           <w:kern w:val="0"/>
           <w:lang w:val="es-ES" w:eastAsia="es-ES"/>
-          <ns2:ligatures ns2:val="none"/>
+          <w14:ligatures w14:val="none"/>
         </w:rPr>
         <w:t xml:space="preserve"> en términos que no permitirían determinar con claridad su alcance, articulación ni prelación, generando en el denunciante incertidumbre respecto de cuál disposición resultaba aplicable para evaluar el resultado del dosaje etílico </w:t>
       </w:r>
@@ -4440,7 +4366,7 @@
           <w:color w:val="000000"/>
           <w:kern w:val="0"/>
           <w:lang w:val="es-ES" w:eastAsia="es-ES"/>
-          <ns2:ligatures ns2:val="none"/>
+          <w14:ligatures w14:val="none"/>
         </w:rPr>
         <w:t xml:space="preserve">realizado </w:t>
       </w:r>
@@ -4450,7 +4376,7 @@
           <w:color w:val="000000"/>
           <w:kern w:val="0"/>
           <w:lang w:eastAsia="es-ES"/>
-          <ns2:ligatures ns2:val="none"/>
+          <w14:ligatures w14:val="none"/>
         </w:rPr>
         <w:t xml:space="preserve">dentro del plazo </w:t>
       </w:r>
@@ -4460,7 +4386,7 @@
           <w:color w:val="000000"/>
           <w:kern w:val="0"/>
           <w:lang w:eastAsia="es-ES"/>
-          <ns2:ligatures ns2:val="none"/>
+          <w14:ligatures w14:val="none"/>
         </w:rPr>
         <w:t xml:space="preserve">previsto </w:t>
       </w:r>
@@ -4470,7 +4396,7 @@
           <w:color w:val="000000"/>
           <w:kern w:val="0"/>
           <w:lang w:eastAsia="es-ES"/>
-          <ns2:ligatures ns2:val="none"/>
+          <w14:ligatures w14:val="none"/>
         </w:rPr>
         <w:t>de cuatro</w:t>
       </w:r>
@@ -4480,7 +4406,7 @@
           <w:color w:val="000000"/>
           <w:kern w:val="0"/>
           <w:lang w:eastAsia="es-ES"/>
-          <ns2:ligatures ns2:val="none"/>
+          <w14:ligatures w14:val="none"/>
         </w:rPr>
         <w:t xml:space="preserve"> (4)</w:t>
       </w:r>
@@ -4490,7 +4416,7 @@
           <w:color w:val="000000"/>
           <w:kern w:val="0"/>
           <w:lang w:eastAsia="es-ES"/>
-          <ns2:ligatures ns2:val="none"/>
+          <w14:ligatures w14:val="none"/>
         </w:rPr>
         <w:t xml:space="preserve"> horas</w:t>
       </w:r>
@@ -4500,7 +4426,7 @@
           <w:color w:val="000000"/>
           <w:kern w:val="0"/>
           <w:lang w:eastAsia="es-ES"/>
-          <ns2:ligatures ns2:val="none"/>
+          <w14:ligatures w14:val="none"/>
         </w:rPr>
         <w:t>,</w:t>
       </w:r>
@@ -4510,7 +4436,7 @@
           <w:color w:val="000000"/>
           <w:kern w:val="0"/>
           <w:lang w:eastAsia="es-ES"/>
-          <ns2:ligatures ns2:val="none"/>
+          <w14:ligatures w14:val="none"/>
         </w:rPr>
         <w:t xml:space="preserve"> </w:t>
       </w:r>
@@ -4520,7 +4446,7 @@
           <w:color w:val="000000"/>
           <w:kern w:val="0"/>
           <w:lang w:val="es-ES" w:eastAsia="es-ES"/>
-          <ns2:ligatures ns2:val="none"/>
+          <w14:ligatures w14:val="none"/>
         </w:rPr>
         <w:t>y sobre la procedencia de adicionar un cálculo adicional al valor obtenido</w:t>
       </w:r>
@@ -4530,7 +4456,7 @@
           <w:color w:val="000000"/>
           <w:kern w:val="0"/>
           <w:lang w:val="es-ES" w:eastAsia="es-ES"/>
-          <ns2:ligatures ns2:val="none"/>
+          <w14:ligatures w14:val="none"/>
         </w:rPr>
         <w:t xml:space="preserve"> de dicho resultado</w:t>
       </w:r>
@@ -4540,23 +4466,23 @@
           <w:color w:val="000000"/>
           <w:kern w:val="0"/>
           <w:lang w:val="es-ES" w:eastAsia="es-ES"/>
-          <ns2:ligatures ns2:val="none"/>
+          <w14:ligatures w14:val="none"/>
         </w:rPr>
         <w:t>.</w:t>
       </w:r>
     </w:p>
-    <w:p ns2:paraId="042B3F54" ns2:textId="777BBF33">
-      <w:pPr>
-        <w:spacing w:after="0" w:line="240" w:lineRule="auto"/>
-        <w:jc w:val="both"/>
-        <w:rPr>
-          <w:rFonts w:ascii="Arial Narrow" w:eastAsia="Arial Narrow" w:hAnsi="Arial Narrow" w:cs="Arial Narrow"/>
-          <w:kern w:val="0"/>
-          <ns2:ligatures ns2:val="none"/>
-        </w:rPr>
-      </w:pPr>
-    </w:p>
-    <w:p ns2:paraId="0A292C9F" ns2:textId="6BDCDD8B">
+    <w:p>
+      <w:pPr>
+        <w:spacing w:after="0" w:line="240" w:lineRule="auto"/>
+        <w:jc w:val="both"/>
+        <w:rPr>
+          <w:rFonts w:ascii="Arial Narrow" w:eastAsia="Arial Narrow" w:hAnsi="Arial Narrow" w:cs="Arial Narrow"/>
+          <w:kern w:val="0"/>
+          <w14:ligatures w14:val="none"/>
+        </w:rPr>
+      </w:pPr>
+    </w:p>
+    <w:p>
       <w:pPr>
         <w:spacing w:line="240" w:lineRule="auto"/>
         <w:contextualSpacing/>
@@ -4564,17 +4490,17 @@
         <w:rPr>
           <w:rFonts w:ascii="Arial Narrow" w:eastAsia="Calibri" w:hAnsi="Arial Narrow" w:cs="Arial"/>
           <w:kern w:val="0"/>
-          <ns2:ligatures ns2:val="none"/>
-        </w:rPr>
-      </w:pPr>
-      <w:r>
-        <w:rPr>
-          <w:rFonts w:ascii="Arial Narrow" w:eastAsia="Arial Narrow" w:hAnsi="Arial Narrow" w:cs="Arial Narrow"/>
-          <w:b/>
-          <w:color w:val="000000"/>
-          <w:kern w:val="0"/>
-          <w:lang w:eastAsia="es-PE"/>
-          <ns2:ligatures ns2:val="none"/>
+          <w14:ligatures w14:val="none"/>
+        </w:rPr>
+      </w:pPr>
+      <w:r>
+        <w:rPr>
+          <w:rFonts w:ascii="Arial Narrow" w:eastAsia="Arial Narrow" w:hAnsi="Arial Narrow" w:cs="Arial Narrow"/>
+          <w:b/>
+          <w:color w:val="000000"/>
+          <w:kern w:val="0"/>
+          <w:lang w:eastAsia="es-PE"/>
+          <w14:ligatures w14:val="none"/>
         </w:rPr>
         <w:lastRenderedPageBreak/>
         <w:t>SEGUNDO:</w:t>
@@ -4585,7 +4511,7 @@
           <w:color w:val="000000"/>
           <w:kern w:val="0"/>
           <w:lang w:eastAsia="es-PE"/>
-          <ns2:ligatures ns2:val="none"/>
+          <w14:ligatures w14:val="none"/>
         </w:rPr>
         <w:t xml:space="preserve"> tener por ofrecidos los medios</w:t>
       </w:r>
@@ -4595,7 +4521,7 @@
           <w:color w:val="000000"/>
           <w:kern w:val="0"/>
           <w:lang w:eastAsia="es-PE"/>
-          <ns2:ligatures ns2:val="none"/>
+          <w14:ligatures w14:val="none"/>
         </w:rPr>
         <w:t xml:space="preserve"> probatorios presentados en el escrito de denuncia </w:t>
       </w:r>
@@ -4605,7 +4531,7 @@
           <w:color w:val="000000"/>
           <w:kern w:val="0"/>
           <w:lang w:val="es-ES" w:eastAsia="es-ES"/>
-          <ns2:ligatures ns2:val="none"/>
+          <w14:ligatures w14:val="none"/>
         </w:rPr>
         <w:t xml:space="preserve">del </w:t>
       </w:r>
@@ -4615,7 +4541,7 @@
           <w:color w:val="000000"/>
           <w:kern w:val="0"/>
           <w:lang w:val="es-ES" w:eastAsia="es-ES"/>
-          <ns2:ligatures ns2:val="none"/>
+          <w14:ligatures w14:val="none"/>
         </w:rPr>
         <w:t>29 de enero de 2026</w:t>
       </w:r>
@@ -4623,12 +4549,12 @@
         <w:rPr>
           <w:rFonts w:ascii="Arial Narrow" w:eastAsia="Calibri" w:hAnsi="Arial Narrow" w:cs="Arial"/>
           <w:kern w:val="0"/>
-          <ns2:ligatures ns2:val="none"/>
+          <w14:ligatures w14:val="none"/>
         </w:rPr>
         <w:t>.</w:t>
       </w:r>
     </w:p>
-    <w:p ns2:paraId="68A17E97" ns2:textId="77777777">
+    <w:p>
       <w:pPr>
         <w:spacing w:line="240" w:lineRule="auto"/>
         <w:contextualSpacing/>
@@ -4638,30 +4564,30 @@
           <w:color w:val="000000"/>
           <w:kern w:val="0"/>
           <w:lang w:eastAsia="es-PE"/>
-          <ns2:ligatures ns2:val="none"/>
-        </w:rPr>
-      </w:pPr>
-    </w:p>
-    <w:p ns2:paraId="168254DA" ns2:textId="74201220">
-      <w:pPr>
-        <w:spacing w:after="0" w:line="240" w:lineRule="auto"/>
-        <w:jc w:val="both"/>
-        <w:rPr>
-          <w:rFonts w:ascii="Arial Narrow" w:eastAsia="Arial Narrow" w:hAnsi="Arial Narrow" w:cs="Arial Narrow"/>
-          <w:color w:val="000000"/>
-          <w:kern w:val="0"/>
-          <w:lang w:eastAsia="es-PE"/>
-          <ns2:ligatures ns2:val="none"/>
-        </w:rPr>
-      </w:pPr>
-      <w:r>
-        <w:rPr>
-          <w:rFonts w:ascii="Arial Narrow" w:eastAsia="Arial Narrow" w:hAnsi="Arial Narrow" w:cs="Arial Narrow"/>
-          <w:b/>
-          <w:color w:val="000000"/>
-          <w:kern w:val="0"/>
-          <w:lang w:eastAsia="es-PE"/>
-          <ns2:ligatures ns2:val="none"/>
+          <w14:ligatures w14:val="none"/>
+        </w:rPr>
+      </w:pPr>
+    </w:p>
+    <w:p>
+      <w:pPr>
+        <w:spacing w:after="0" w:line="240" w:lineRule="auto"/>
+        <w:jc w:val="both"/>
+        <w:rPr>
+          <w:rFonts w:ascii="Arial Narrow" w:eastAsia="Arial Narrow" w:hAnsi="Arial Narrow" w:cs="Arial Narrow"/>
+          <w:color w:val="000000"/>
+          <w:kern w:val="0"/>
+          <w:lang w:eastAsia="es-PE"/>
+          <w14:ligatures w14:val="none"/>
+        </w:rPr>
+      </w:pPr>
+      <w:r>
+        <w:rPr>
+          <w:rFonts w:ascii="Arial Narrow" w:eastAsia="Arial Narrow" w:hAnsi="Arial Narrow" w:cs="Arial Narrow"/>
+          <w:b/>
+          <w:color w:val="000000"/>
+          <w:kern w:val="0"/>
+          <w:lang w:eastAsia="es-PE"/>
+          <w14:ligatures w14:val="none"/>
         </w:rPr>
         <w:t xml:space="preserve">TERCERO: </w:t>
       </w:r>
@@ -4671,7 +4597,7 @@
           <w:color w:val="000000"/>
           <w:kern w:val="0"/>
           <w:lang w:eastAsia="es-PE"/>
-          <ns2:ligatures ns2:val="none"/>
+          <w14:ligatures w14:val="none"/>
         </w:rPr>
         <w:t xml:space="preserve">requerir a </w:t>
       </w:r>
@@ -4695,12 +4621,12 @@
           <w:color w:val="000000"/>
           <w:kern w:val="0"/>
           <w:lang w:eastAsia="es-PE"/>
-          <ns2:ligatures ns2:val="none"/>
+          <w14:ligatures w14:val="none"/>
         </w:rPr>
         <w:t>que cumpla con lo siguiente:</w:t>
       </w:r>
     </w:p>
-    <w:p ns2:paraId="20FDFB8D" ns2:textId="77777777">
+    <w:p>
       <w:pPr>
         <w:spacing w:after="0" w:line="240" w:lineRule="auto"/>
         <w:jc w:val="both"/>
@@ -4709,11 +4635,11 @@
           <w:color w:val="000000"/>
           <w:kern w:val="0"/>
           <w:lang w:eastAsia="es-PE"/>
-          <ns2:ligatures ns2:val="none"/>
-        </w:rPr>
-      </w:pPr>
-    </w:p>
-    <w:p ns2:paraId="4AA80738" ns2:textId="77777777">
+          <w14:ligatures w14:val="none"/>
+        </w:rPr>
+      </w:pPr>
+    </w:p>
+    <w:p>
       <w:pPr>
         <w:numPr>
           <w:ilvl w:val="0"/>
@@ -4727,21 +4653,21 @@
           <w:color w:val="000000"/>
           <w:kern w:val="0"/>
           <w:lang w:eastAsia="es-PE"/>
-          <ns2:ligatures ns2:val="none"/>
-        </w:rPr>
-      </w:pPr>
-      <w:r>
-        <w:rPr>
-          <w:rFonts w:ascii="Arial Narrow" w:eastAsia="Arial Narrow" w:hAnsi="Arial Narrow" w:cs="Arial Narrow"/>
-          <w:color w:val="000000"/>
-          <w:kern w:val="0"/>
-          <w:lang w:eastAsia="es-PE"/>
-          <ns2:ligatures ns2:val="none"/>
+          <w14:ligatures w14:val="none"/>
+        </w:rPr>
+      </w:pPr>
+      <w:r>
+        <w:rPr>
+          <w:rFonts w:ascii="Arial Narrow" w:eastAsia="Arial Narrow" w:hAnsi="Arial Narrow" w:cs="Arial Narrow"/>
+          <w:color w:val="000000"/>
+          <w:kern w:val="0"/>
+          <w:lang w:eastAsia="es-PE"/>
+          <w14:ligatures w14:val="none"/>
         </w:rPr>
         <w:t>presentar documentos que acrediten su inscripción en los Registros Públicos o una declaración jurada que indique que cuenta con dicha inscripción;</w:t>
       </w:r>
     </w:p>
-    <w:p ns2:paraId="2B29D59F" ns2:textId="77777777">
+    <w:p>
       <w:pPr>
         <w:numPr>
           <w:ilvl w:val="0"/>
@@ -4755,21 +4681,21 @@
           <w:color w:val="000000"/>
           <w:kern w:val="0"/>
           <w:lang w:eastAsia="es-PE"/>
-          <ns2:ligatures ns2:val="none"/>
-        </w:rPr>
-      </w:pPr>
-      <w:r>
-        <w:rPr>
-          <w:rFonts w:ascii="Arial Narrow" w:eastAsia="Arial Narrow" w:hAnsi="Arial Narrow" w:cs="Arial Narrow"/>
-          <w:color w:val="000000"/>
-          <w:kern w:val="0"/>
-          <w:lang w:eastAsia="es-PE"/>
-          <ns2:ligatures ns2:val="none"/>
+          <w14:ligatures w14:val="none"/>
+        </w:rPr>
+      </w:pPr>
+      <w:r>
+        <w:rPr>
+          <w:rFonts w:ascii="Arial Narrow" w:eastAsia="Arial Narrow" w:hAnsi="Arial Narrow" w:cs="Arial Narrow"/>
+          <w:color w:val="000000"/>
+          <w:kern w:val="0"/>
+          <w:lang w:eastAsia="es-PE"/>
+          <w14:ligatures w14:val="none"/>
         </w:rPr>
         <w:t>presentar copia simple de las facultades de representación de su representante legal en el presente procedimiento o la declaración jurada que indique que cuenta con dichas facultades y que estas se encuentran vigentes;</w:t>
       </w:r>
     </w:p>
-    <w:p ns2:paraId="7EF50C46" ns2:textId="77777777">
+    <w:p>
       <w:pPr>
         <w:numPr>
           <w:ilvl w:val="0"/>
@@ -4783,21 +4709,21 @@
           <w:color w:val="000000"/>
           <w:kern w:val="0"/>
           <w:lang w:eastAsia="es-PE"/>
-          <ns2:ligatures ns2:val="none"/>
-        </w:rPr>
-      </w:pPr>
-      <w:r>
-        <w:rPr>
-          <w:rFonts w:ascii="Arial Narrow" w:eastAsia="Arial Narrow" w:hAnsi="Arial Narrow" w:cs="Arial Narrow"/>
-          <w:color w:val="000000"/>
-          <w:kern w:val="0"/>
-          <w:lang w:eastAsia="es-PE"/>
-          <ns2:ligatures ns2:val="none"/>
+          <w14:ligatures w14:val="none"/>
+        </w:rPr>
+      </w:pPr>
+      <w:r>
+        <w:rPr>
+          <w:rFonts w:ascii="Arial Narrow" w:eastAsia="Arial Narrow" w:hAnsi="Arial Narrow" w:cs="Arial Narrow"/>
+          <w:color w:val="000000"/>
+          <w:kern w:val="0"/>
+          <w:lang w:eastAsia="es-PE"/>
+          <w14:ligatures w14:val="none"/>
         </w:rPr>
         <w:t>consignar el Número de Registro Único de Contribuyentes (RUC); y,</w:t>
       </w:r>
     </w:p>
-    <w:p ns2:paraId="19E4DFA1" ns2:textId="77777777">
+    <w:p>
       <w:pPr>
         <w:numPr>
           <w:ilvl w:val="0"/>
@@ -4809,16 +4735,16 @@
         <w:rPr>
           <w:rFonts w:ascii="Arial Narrow" w:eastAsia="Calibri" w:hAnsi="Arial Narrow" w:cs="Arial"/>
           <w:kern w:val="0"/>
-          <ns2:ligatures ns2:val="none"/>
-        </w:rPr>
-      </w:pPr>
-      <w:r>
-        <w:rPr>
-          <w:rFonts w:ascii="Arial Narrow" w:eastAsia="Arial Narrow" w:hAnsi="Arial Narrow" w:cs="Arial Narrow"/>
-          <w:color w:val="000000"/>
-          <w:kern w:val="0"/>
-          <w:lang w:eastAsia="es-PE"/>
-          <ns2:ligatures ns2:val="none"/>
+          <w14:ligatures w14:val="none"/>
+        </w:rPr>
+      </w:pPr>
+      <w:r>
+        <w:rPr>
+          <w:rFonts w:ascii="Arial Narrow" w:eastAsia="Arial Narrow" w:hAnsi="Arial Narrow" w:cs="Arial Narrow"/>
+          <w:color w:val="000000"/>
+          <w:kern w:val="0"/>
+          <w:lang w:eastAsia="es-PE"/>
+          <w14:ligatures w14:val="none"/>
         </w:rPr>
         <w:t>fijar domicilio procesal para el procedimiento, de conformidad con el numeral 1 del artículo 442</w:t>
       </w:r>
@@ -4828,7 +4754,7 @@
           <w:color w:val="000000"/>
           <w:kern w:val="0"/>
           <w:lang w:eastAsia="es-PE"/>
-          <ns2:ligatures ns2:val="none"/>
+          <w14:ligatures w14:val="none"/>
         </w:rPr>
         <w:t/>
       </w:r>
@@ -4838,7 +4764,7 @@
           <w:color w:val="000000"/>
           <w:kern w:val="0"/>
           <w:lang w:eastAsia="es-PE"/>
-          <ns2:ligatures ns2:val="none"/>
+          <w14:ligatures w14:val="none"/>
         </w:rPr>
         <w:t xml:space="preserve"> del Código Procesal Civil. </w:t>
       </w:r>
@@ -4846,7 +4772,7 @@
         <w:rPr>
           <w:rFonts w:ascii="Arial Narrow" w:eastAsia="Calibri" w:hAnsi="Arial Narrow" w:cs="Arial"/>
           <w:kern w:val="0"/>
-          <ns2:ligatures ns2:val="none"/>
+          <w14:ligatures w14:val="none"/>
         </w:rPr>
         <w:t>Para ello podrá señalar domicilio físico o una dirección electrónica a la que pueda remitirse las notificaciones</w:t>
       </w:r>
@@ -4855,12 +4781,12 @@
           <w:rFonts w:ascii="Arial Narrow" w:eastAsia="Arial" w:hAnsi="Arial Narrow" w:cs="Arial"/>
           <w:kern w:val="0"/>
           <w:lang w:val="es"/>
-          <ns2:ligatures ns2:val="none"/>
+          <w14:ligatures w14:val="none"/>
         </w:rPr>
         <w:t>;</w:t>
       </w:r>
     </w:p>
-    <w:p ns2:paraId="7C63E340" ns2:textId="77777777">
+    <w:p>
       <w:pPr>
         <w:numPr>
           <w:ilvl w:val="0"/>
@@ -4872,14 +4798,14 @@
         <w:rPr>
           <w:rFonts w:ascii="Arial Narrow" w:eastAsia="Calibri" w:hAnsi="Arial Narrow" w:cs="Arial"/>
           <w:kern w:val="0"/>
-          <ns2:ligatures ns2:val="none"/>
+          <w14:ligatures w14:val="none"/>
         </w:rPr>
       </w:pPr>
       <w:r>
         <w:rPr>
           <w:rFonts w:ascii="Arial Narrow" w:eastAsia="Calibri" w:hAnsi="Arial Narrow" w:cs="Arial"/>
           <w:kern w:val="0"/>
-          <ns2:ligatures ns2:val="none"/>
+          <w14:ligatures w14:val="none"/>
         </w:rPr>
         <w:t xml:space="preserve">en caso califique como </w:t>
       </w:r>
@@ -4888,7 +4814,7 @@
         <w:rPr>
           <w:rFonts w:ascii="Arial Narrow" w:eastAsia="Calibri" w:hAnsi="Arial Narrow" w:cs="Arial"/>
           <w:kern w:val="0"/>
-          <ns2:ligatures ns2:val="none"/>
+          <w14:ligatures w14:val="none"/>
         </w:rPr>
         <w:t>micro empresa</w:t>
       </w:r>
@@ -4897,7 +4823,7 @@
         <w:rPr>
           <w:rFonts w:ascii="Arial Narrow" w:eastAsia="Calibri" w:hAnsi="Arial Narrow" w:cs="Arial"/>
           <w:kern w:val="0"/>
-          <ns2:ligatures ns2:val="none"/>
+          <w14:ligatures w14:val="none"/>
         </w:rPr>
         <w:t xml:space="preserve"> o pequeña empresa, presentar los documentos que acrediten su volumen de ventas o ingresos brutos percibidos el año anterior relativo a todas sus actividades económicas y el número de trabajadores con el que cuenta</w:t>
       </w:r>
@@ -4907,7 +4833,7 @@
           <w:rFonts w:ascii="Arial Narrow" w:eastAsia="Calibri" w:hAnsi="Arial Narrow" w:cs="Arial"/>
           <w:kern w:val="0"/>
           <w:vertAlign w:val="superscript"/>
-          <ns2:ligatures ns2:val="none"/>
+          <w14:ligatures w14:val="none"/>
         </w:rPr>
         <w:footnoteReference w:id="7"/>
       </w:r>
@@ -4915,7 +4841,7 @@
         <w:rPr>
           <w:rFonts w:ascii="Arial Narrow" w:eastAsia="Calibri" w:hAnsi="Arial Narrow" w:cs="Arial"/>
           <w:kern w:val="0"/>
-          <ns2:ligatures ns2:val="none"/>
+          <w14:ligatures w14:val="none"/>
         </w:rPr>
         <w:t>. Ello, a fin de que la Comisión pueda meritar dicha documentación, conforme lo establece el artículo 110</w:t>
       </w:r>
@@ -4925,7 +4851,7 @@
           <w:color w:val="000000"/>
           <w:kern w:val="0"/>
           <w:lang w:eastAsia="es-PE"/>
-          <ns2:ligatures ns2:val="none"/>
+          <w14:ligatures w14:val="none"/>
         </w:rPr>
         <w:t/>
       </w:r>
@@ -4933,7 +4859,7 @@
         <w:rPr>
           <w:rFonts w:ascii="Arial Narrow" w:eastAsia="Calibri" w:hAnsi="Arial Narrow" w:cs="Arial"/>
           <w:kern w:val="0"/>
-          <ns2:ligatures ns2:val="none"/>
+          <w14:ligatures w14:val="none"/>
         </w:rPr>
         <w:t xml:space="preserve"> del </w:t>
       </w:r>
@@ -4942,7 +4868,7 @@
           <w:rFonts w:ascii="Arial Narrow" w:eastAsia="Calibri" w:hAnsi="Arial Narrow" w:cs="Arial"/>
           <w:spacing w:val="-2"/>
           <w:kern w:val="0"/>
-          <ns2:ligatures ns2:val="none"/>
+          <w14:ligatures w14:val="none"/>
         </w:rPr>
         <w:t>Código</w:t>
       </w:r>
@@ -4953,7 +4879,7 @@
           <w:spacing w:val="-2"/>
           <w:kern w:val="0"/>
           <w:vertAlign w:val="superscript"/>
-          <ns2:ligatures ns2:val="none"/>
+          <w14:ligatures w14:val="none"/>
         </w:rPr>
         <w:footnoteReference w:id="8"/>
       </w:r>
@@ -4962,12 +4888,12 @@
           <w:rFonts w:ascii="Arial Narrow" w:eastAsia="Calibri" w:hAnsi="Arial Narrow" w:cs="Arial"/>
           <w:spacing w:val="-2"/>
           <w:kern w:val="0"/>
-          <ns2:ligatures ns2:val="none"/>
+          <w14:ligatures w14:val="none"/>
         </w:rPr>
         <w:t>.</w:t>
       </w:r>
     </w:p>
-    <w:p ns2:paraId="1F11FE32" ns2:textId="77777777">
+    <w:p>
       <w:pPr>
         <w:spacing w:after="0" w:line="240" w:lineRule="auto"/>
         <w:ind w:left="567"/>
@@ -4977,20 +4903,20 @@
           <w:color w:val="000000"/>
           <w:kern w:val="0"/>
           <w:lang w:eastAsia="es-PE"/>
-          <ns2:ligatures ns2:val="none"/>
-        </w:rPr>
-      </w:pPr>
-    </w:p>
-    <w:p>
-      <w:pPr>
-        <w:spacing w:after="0" w:line="240" w:lineRule="auto"/>
-        <w:jc w:val="both"/>
-        <w:rPr>
-          <w:rFonts w:ascii="Arial Narrow" w:eastAsia="Arial Narrow" w:hAnsi="Arial Narrow" w:cs="Arial Narrow"/>
-          <w:color w:val="000000"/>
-          <w:kern w:val="0"/>
-          <w:lang w:eastAsia="es-PE"/>
-          <ns2:ligatures ns2:val="none"/>
+          <w14:ligatures w14:val="none"/>
+        </w:rPr>
+      </w:pPr>
+    </w:p>
+    <w:p>
+      <w:pPr>
+        <w:spacing w:after="0" w:line="240" w:lineRule="auto"/>
+        <w:jc w:val="both"/>
+        <w:rPr>
+          <w:rFonts w:ascii="Arial Narrow" w:eastAsia="Arial Narrow" w:hAnsi="Arial Narrow" w:cs="Arial Narrow"/>
+          <w:color w:val="000000"/>
+          <w:kern w:val="0"/>
+          <w:lang w:eastAsia="es-PE"/>
+          <w14:ligatures w14:val="none"/>
         </w:rPr>
       </w:pPr>
       <w:r>
@@ -5009,42 +4935,82 @@
           <w:sz w:val="20"/>
           <w:szCs w:val="20"/>
         </w:rPr>
-        <w:t xml:space="preserve">correr traslado de la presente resolución a La Positiva Seguros y Reaseguros S.A. para que, de conformidad con lo dispuesto por el artículo 26 de la Ley sobre Facultades, Normas y Organización del Indecopi, aprobada por Decreto Legislativo 807, presente sus descargos sobre la imputación de cargos realizada en un plazo no mayor a cinco (5) días hábiles contado a partir del día siguiente de la notificación de la presente resolución, vencido el cual, el Secretario Técnico declarará en rebeldía al denunciado que no lo hubiera presentado. Debe precisarse que de conformidad con lo establecido por el artículo 223 del Texto Único Ordenado de la Ley 27444, Ley del Procedimiento Administrativo General, las alegaciones y los hechos relevantes de la reclamación, salvo que hayan sido específicamente negadas en la contestación, se tendrán por aceptadas o merituadas como ciertas.</w:t>
-      </w:r>
-    </w:p>
-    <w:p ns2:paraId="228F876C" ns2:textId="77777777">
-      <w:pPr>
-        <w:spacing w:after="0" w:line="240" w:lineRule="auto"/>
-        <w:jc w:val="both"/>
-        <w:rPr>
-          <w:rFonts w:ascii="Arial Narrow" w:eastAsia="Arial Narrow" w:hAnsi="Arial Narrow" w:cs="Arial Narrow"/>
-          <w:color w:val="000000"/>
-          <w:kern w:val="0"/>
-          <w:lang w:eastAsia="es-PE"/>
-          <ns2:ligatures ns2:val="none"/>
-        </w:rPr>
-      </w:pPr>
-    </w:p>
-    <w:p ns2:paraId="774AFBA5" ns2:textId="732B4C24">
-      <w:pPr>
-        <w:spacing w:after="0" w:line="240" w:lineRule="auto"/>
-        <w:jc w:val="both"/>
-        <w:rPr>
-          <w:rFonts w:ascii="Arial Narrow" w:eastAsia="Times New Roman" w:hAnsi="Arial Narrow" w:cs="Arial"/>
-          <w:color w:val="000000"/>
-          <w:kern w:val="0"/>
+        <w:t xml:space="preserve">correr traslado de la presente resolución a La Positiva Seguros y Reaseguros S.A. para que, de conformidad con lo dispuesto por el artículo 26 de la Ley sobre Facultades, Normas y Organización del Indecopi, aprobada por Decreto Legislativo 807</w:t>
+      </w:r>
+      <w:r>
+        <w:rPr>
+          <w:rStyle w:val="Refdenotaalpie"/>
+          <w:rFonts w:ascii="Arial Narrow" w:eastAsia="Times New Roman" w:hAnsi="Arial Narrow" w:cs="Times New Roman"/>
+          <w:color w:val="000000"/>
+          <w:kern w:val="0"/>
+          <w:vertAlign w:val="superscript"/>
           <w:lang w:val="es-ES" w:eastAsia="es-ES"/>
-          <ns2:ligatures ns2:val="none"/>
-        </w:rPr>
-      </w:pPr>
-      <w:r>
-        <w:rPr>
-          <w:rFonts w:ascii="Arial Narrow" w:eastAsia="Arial Narrow" w:hAnsi="Arial Narrow" w:cs="Arial Narrow"/>
-          <w:b/>
-          <w:color w:val="000000"/>
-          <w:kern w:val="0"/>
-          <w:lang w:eastAsia="es-PE"/>
-          <ns2:ligatures ns2:val="none"/>
+          <w14:ligatures w14:val="none"/>
+        </w:rPr>
+        <w:footnoteReference w:id="14"/>
+      </w:r>
+      <w:r>
+        <w:rPr>
+          <w:rFonts w:ascii="Arial Narrow" w:hAnsi="Arial Narrow" w:cs="Arial Narrow"/>
+          <w:sz w:val="20"/>
+          <w:szCs w:val="20"/>
+        </w:rPr>
+        <w:t xml:space="preserve">, presente sus descargos sobre la imputación de cargos realizada en un plazo no mayor a cinco (5) días hábiles contado a partir del día siguiente de la notificación de la presente resolución, vencido el cual, el Secretario Técnico declarará en rebeldía al denunciado que no lo hubiera presentado. Debe precisarse que de conformidad con lo establecido por el artículo 223 del Texto Único Ordenado de la Ley 27444, Ley del Procedimiento Administrativo General</w:t>
+      </w:r>
+      <w:r>
+        <w:rPr>
+          <w:rStyle w:val="Refdenotaalpie"/>
+          <w:rFonts w:ascii="Arial Narrow" w:eastAsia="Times New Roman" w:hAnsi="Arial Narrow" w:cs="Times New Roman"/>
+          <w:color w:val="000000"/>
+          <w:kern w:val="0"/>
+          <w:vertAlign w:val="superscript"/>
+          <w:lang w:val="es-ES" w:eastAsia="es-ES"/>
+          <w14:ligatures w14:val="none"/>
+        </w:rPr>
+        <w:footnoteReference w:id="15"/>
+      </w:r>
+      <w:r>
+        <w:rPr>
+          <w:rFonts w:ascii="Arial Narrow" w:hAnsi="Arial Narrow" w:cs="Arial Narrow"/>
+          <w:sz w:val="20"/>
+          <w:szCs w:val="20"/>
+        </w:rPr>
+        <w:t xml:space="preserve">, las alegaciones y los hechos relevantes de la reclamación, salvo que hayan sido específicamente negadas en la contestación, se tendrán por aceptadas o merituadas como ciertas.</w:t>
+      </w:r>
+    </w:p>
+    <w:p>
+      <w:pPr>
+        <w:spacing w:after="0" w:line="240" w:lineRule="auto"/>
+        <w:jc w:val="both"/>
+        <w:rPr>
+          <w:rFonts w:ascii="Arial Narrow" w:eastAsia="Arial Narrow" w:hAnsi="Arial Narrow" w:cs="Arial Narrow"/>
+          <w:color w:val="000000"/>
+          <w:kern w:val="0"/>
+          <w:lang w:eastAsia="es-PE"/>
+          <w14:ligatures w14:val="none"/>
+        </w:rPr>
+      </w:pPr>
+    </w:p>
+    <w:p>
+      <w:pPr>
+        <w:spacing w:after="0" w:line="240" w:lineRule="auto"/>
+        <w:jc w:val="both"/>
+        <w:rPr>
+          <w:rFonts w:ascii="Arial Narrow" w:eastAsia="Times New Roman" w:hAnsi="Arial Narrow" w:cs="Arial"/>
+          <w:color w:val="000000"/>
+          <w:kern w:val="0"/>
+          <w:lang w:val="es-ES" w:eastAsia="es-ES"/>
+          <w14:ligatures w14:val="none"/>
+        </w:rPr>
+      </w:pPr>
+      <w:r>
+        <w:rPr>
+          <w:rFonts w:ascii="Arial Narrow" w:eastAsia="Arial Narrow" w:hAnsi="Arial Narrow" w:cs="Arial Narrow"/>
+          <w:b/>
+          <w:color w:val="000000"/>
+          <w:kern w:val="0"/>
+          <w:lang w:eastAsia="es-PE"/>
+          <w14:ligatures w14:val="none"/>
         </w:rPr>
         <w:t xml:space="preserve">QUINTO: </w:t>
       </w:r>
@@ -5055,7 +5021,7 @@
           <w:color w:val="000000"/>
           <w:kern w:val="0"/>
           <w:lang w:eastAsia="es-ES"/>
-          <ns2:ligatures ns2:val="none"/>
+          <w14:ligatures w14:val="none"/>
         </w:rPr>
         <w:t xml:space="preserve">requerir </w:t>
       </w:r>
@@ -5065,7 +5031,7 @@
           <w:color w:val="000000"/>
           <w:kern w:val="0"/>
           <w:lang w:val="es-ES" w:eastAsia="es-ES"/>
-          <ns2:ligatures ns2:val="none"/>
+          <w14:ligatures w14:val="none"/>
         </w:rPr>
         <w:t xml:space="preserve">que, en un </w:t>
       </w:r>
@@ -5075,7 +5041,7 @@
           <w:color w:val="000000"/>
           <w:kern w:val="0"/>
           <w:lang w:eastAsia="es-ES"/>
-          <ns2:ligatures ns2:val="none"/>
+          <w14:ligatures w14:val="none"/>
         </w:rPr>
         <w:t>plazo no mayor de cinco (5) días hábiles contado a partir del día siguiente de la notificación de la presente resolución</w:t>
       </w:r>
@@ -5086,7 +5052,7 @@
           <w:color w:val="000000"/>
           <w:kern w:val="0"/>
           <w:lang w:eastAsia="es-ES"/>
-          <ns2:ligatures ns2:val="none"/>
+          <w14:ligatures w14:val="none"/>
         </w:rPr>
         <w:t xml:space="preserve">, </w:t>
       </w:r>
@@ -5098,7 +5064,7 @@
           <w:kern w:val="0"/>
           <w:shd w:val="clear" w:color="auto" w:fill="FFFFFF"/>
           <w:lang w:eastAsia="es-PE"/>
-          <ns2:ligatures ns2:val="none"/>
+          <w14:ligatures w14:val="none"/>
         </w:rPr>
         <w:t>el proveedor denunciado</w:t>
       </w:r>
@@ -5108,7 +5074,7 @@
           <w:color w:val="000000"/>
           <w:kern w:val="0"/>
           <w:lang w:eastAsia="es-ES"/>
-          <ns2:ligatures ns2:val="none"/>
+          <w14:ligatures w14:val="none"/>
         </w:rPr>
         <w:t xml:space="preserve"> </w:t>
       </w:r>
@@ -5119,7 +5085,7 @@
           <w:color w:val="000000"/>
           <w:kern w:val="0"/>
           <w:lang w:val="es-ES" w:eastAsia="es-ES"/>
-          <ns2:ligatures ns2:val="none"/>
+          <w14:ligatures w14:val="none"/>
         </w:rPr>
         <w:t xml:space="preserve">cumpla con: </w:t>
       </w:r>
@@ -5129,7 +5095,7 @@
           <w:color w:val="000000"/>
           <w:kern w:val="0"/>
           <w:lang w:val="es-ES" w:eastAsia="es-ES"/>
-          <ns2:ligatures ns2:val="none"/>
+          <w14:ligatures w14:val="none"/>
         </w:rPr>
         <w:t>(i) presentar una copia completa, legible y debidamente suscrita de la Póliza 220014352 del Seguro vehicular, así como el cargo de remisión de la póliza; (</w:t>
       </w:r>
@@ -5140,7 +5106,7 @@
           <w:color w:val="000000"/>
           <w:kern w:val="0"/>
           <w:lang w:val="es-ES" w:eastAsia="es-ES"/>
-          <ns2:ligatures ns2:val="none"/>
+          <w14:ligatures w14:val="none"/>
         </w:rPr>
         <w:t>ii</w:t>
       </w:r>
@@ -5151,7 +5117,7 @@
           <w:color w:val="000000"/>
           <w:kern w:val="0"/>
           <w:lang w:val="es-ES" w:eastAsia="es-ES"/>
-          <ns2:ligatures ns2:val="none"/>
+          <w14:ligatures w14:val="none"/>
         </w:rPr>
         <w:t>) presentar los medios probatorios que acrediten que la negativa de otorgamiento de cobertura es justificada; y, (</w:t>
       </w:r>
@@ -5162,7 +5128,7 @@
           <w:color w:val="000000"/>
           <w:kern w:val="0"/>
           <w:lang w:val="es-ES" w:eastAsia="es-ES"/>
-          <ns2:ligatures ns2:val="none"/>
+          <w14:ligatures w14:val="none"/>
         </w:rPr>
         <w:t>iii</w:t>
       </w:r>
@@ -5173,7 +5139,7 @@
           <w:color w:val="000000"/>
           <w:kern w:val="0"/>
           <w:lang w:val="es-ES" w:eastAsia="es-ES"/>
-          <ns2:ligatures ns2:val="none"/>
+          <w14:ligatures w14:val="none"/>
         </w:rPr>
         <w:t>) presentar todas las comunicaciones cursadas con la parte denunciante en virtud de los hechos materia de denuncia</w:t>
       </w:r>
@@ -5183,12 +5149,12 @@
           <w:color w:val="000000"/>
           <w:kern w:val="0"/>
           <w:lang w:val="es-ES" w:eastAsia="es-ES"/>
-          <ns2:ligatures ns2:val="none"/>
+          <w14:ligatures w14:val="none"/>
         </w:rPr>
         <w:t>.</w:t>
       </w:r>
     </w:p>
-    <w:p ns2:paraId="12A4D8BD" ns2:textId="77777777">
+    <w:p>
       <w:pPr>
         <w:spacing w:after="0" w:line="240" w:lineRule="auto"/>
         <w:jc w:val="both"/>
@@ -5198,30 +5164,30 @@
           <w:color w:val="000000"/>
           <w:kern w:val="0"/>
           <w:lang w:val="es-ES" w:eastAsia="es-PE"/>
-          <ns2:ligatures ns2:val="none"/>
-        </w:rPr>
-      </w:pPr>
-    </w:p>
-    <w:p ns2:paraId="591B7E6F" ns2:textId="49B57D93">
-      <w:pPr>
-        <w:spacing w:after="0" w:line="240" w:lineRule="auto"/>
-        <w:jc w:val="both"/>
-        <w:rPr>
-          <w:rFonts w:ascii="Arial Narrow" w:eastAsia="Arial Narrow" w:hAnsi="Arial Narrow" w:cs="Arial Narrow"/>
-          <w:color w:val="000000"/>
-          <w:kern w:val="0"/>
-          <w:lang w:eastAsia="es-PE"/>
-          <ns2:ligatures ns2:val="none"/>
-        </w:rPr>
-      </w:pPr>
-      <w:r>
-        <w:rPr>
-          <w:rFonts w:ascii="Arial Narrow" w:eastAsia="Arial Narrow" w:hAnsi="Arial Narrow" w:cs="Arial Narrow"/>
-          <w:b/>
-          <w:color w:val="000000"/>
-          <w:kern w:val="0"/>
-          <w:lang w:eastAsia="es-PE"/>
-          <ns2:ligatures ns2:val="none"/>
+          <w14:ligatures w14:val="none"/>
+        </w:rPr>
+      </w:pPr>
+    </w:p>
+    <w:p>
+      <w:pPr>
+        <w:spacing w:after="0" w:line="240" w:lineRule="auto"/>
+        <w:jc w:val="both"/>
+        <w:rPr>
+          <w:rFonts w:ascii="Arial Narrow" w:eastAsia="Arial Narrow" w:hAnsi="Arial Narrow" w:cs="Arial Narrow"/>
+          <w:color w:val="000000"/>
+          <w:kern w:val="0"/>
+          <w:lang w:eastAsia="es-PE"/>
+          <w14:ligatures w14:val="none"/>
+        </w:rPr>
+      </w:pPr>
+      <w:r>
+        <w:rPr>
+          <w:rFonts w:ascii="Arial Narrow" w:eastAsia="Arial Narrow" w:hAnsi="Arial Narrow" w:cs="Arial Narrow"/>
+          <w:b/>
+          <w:color w:val="000000"/>
+          <w:kern w:val="0"/>
+          <w:lang w:eastAsia="es-PE"/>
+          <w14:ligatures w14:val="none"/>
         </w:rPr>
         <w:t>SEXTO:</w:t>
       </w:r>
@@ -5231,7 +5197,7 @@
           <w:color w:val="000000"/>
           <w:kern w:val="0"/>
           <w:lang w:eastAsia="es-PE"/>
-          <ns2:ligatures ns2:val="none"/>
+          <w14:ligatures w14:val="none"/>
         </w:rPr>
         <w:t xml:space="preserve"> </w:t>
       </w:r>
@@ -5242,7 +5208,7 @@
           <w:color w:val="000000"/>
           <w:kern w:val="0"/>
           <w:lang w:eastAsia="es-PE"/>
-          <ns2:ligatures ns2:val="none"/>
+          <w14:ligatures w14:val="none"/>
         </w:rPr>
         <w:t>informar a las partes que el artículo 110</w:t>
       </w:r>
@@ -5252,7 +5218,7 @@
           <w:color w:val="000000"/>
           <w:kern w:val="0"/>
           <w:lang w:eastAsia="es-PE"/>
-          <ns2:ligatures ns2:val="none"/>
+          <w14:ligatures w14:val="none"/>
         </w:rPr>
         <w:t/>
       </w:r>
@@ -5262,7 +5228,7 @@
           <w:color w:val="000000"/>
           <w:kern w:val="0"/>
           <w:lang w:eastAsia="es-PE"/>
-          <ns2:ligatures ns2:val="none"/>
+          <w14:ligatures w14:val="none"/>
         </w:rPr>
         <w:t xml:space="preserve"> de la Ley </w:t>
       </w:r>
@@ -5272,7 +5238,7 @@
           <w:color w:val="000000"/>
           <w:kern w:val="0"/>
           <w:lang w:eastAsia="es-PE"/>
-          <ns2:ligatures ns2:val="none"/>
+          <w14:ligatures w14:val="none"/>
         </w:rPr>
         <w:t xml:space="preserve"/>
       </w:r>
@@ -5282,7 +5248,7 @@
           <w:color w:val="000000"/>
           <w:kern w:val="0"/>
           <w:lang w:eastAsia="es-PE"/>
-          <ns2:ligatures ns2:val="none"/>
+          <w14:ligatures w14:val="none"/>
         </w:rPr>
         <w:t>29571, Código de Protección y Defensa del Consumidor</w:t>
       </w:r>
@@ -5294,7 +5260,7 @@
           <w:kern w:val="0"/>
           <w:vertAlign w:val="superscript"/>
           <w:lang w:eastAsia="es-PE"/>
-          <ns2:ligatures ns2:val="none"/>
+          <w14:ligatures w14:val="none"/>
         </w:rPr>
         <w:footnoteReference w:id="9"/>
       </w:r>
@@ -5304,7 +5270,7 @@
           <w:color w:val="000000"/>
           <w:kern w:val="0"/>
           <w:lang w:eastAsia="es-PE"/>
-          <ns2:ligatures ns2:val="none"/>
+          <w14:ligatures w14:val="none"/>
         </w:rPr>
         <w:t xml:space="preserve">, faculta a la Comisión a calificar las infracciones de la referida norma como leves, graves o </w:t>
       </w:r>
@@ -5314,7 +5280,7 @@
           <w:color w:val="000000"/>
           <w:kern w:val="0"/>
           <w:lang w:eastAsia="es-PE"/>
-          <ns2:ligatures ns2:val="none"/>
+          <w14:ligatures w14:val="none"/>
         </w:rPr>
         <w:lastRenderedPageBreak/>
         <w:t>muy graves e imponer sanciones que van desde una amonestación hasta una multa por un máximo de 450 Unidades Impositivas Tributarias, sin perjuicio de las medidas correctivas, reparadoras y complementarias, que puedan ordenarse de acuerdo a lo estipulado en los artículos 114</w:t>
@@ -5325,7 +5291,7 @@
           <w:color w:val="000000"/>
           <w:kern w:val="0"/>
           <w:lang w:eastAsia="es-PE"/>
-          <ns2:ligatures ns2:val="none"/>
+          <w14:ligatures w14:val="none"/>
         </w:rPr>
         <w:t/>
       </w:r>
@@ -5335,7 +5301,7 @@
           <w:color w:val="000000"/>
           <w:kern w:val="0"/>
           <w:lang w:eastAsia="es-PE"/>
-          <ns2:ligatures ns2:val="none"/>
+          <w14:ligatures w14:val="none"/>
         </w:rPr>
         <w:t>, 115</w:t>
       </w:r>
@@ -5345,7 +5311,7 @@
           <w:color w:val="000000"/>
           <w:kern w:val="0"/>
           <w:lang w:eastAsia="es-PE"/>
-          <ns2:ligatures ns2:val="none"/>
+          <w14:ligatures w14:val="none"/>
         </w:rPr>
         <w:t/>
       </w:r>
@@ -5355,7 +5321,7 @@
           <w:color w:val="000000"/>
           <w:kern w:val="0"/>
           <w:lang w:eastAsia="es-PE"/>
-          <ns2:ligatures ns2:val="none"/>
+          <w14:ligatures w14:val="none"/>
         </w:rPr>
         <w:t xml:space="preserve"> y 116</w:t>
       </w:r>
@@ -5365,7 +5331,7 @@
           <w:color w:val="000000"/>
           <w:kern w:val="0"/>
           <w:lang w:eastAsia="es-PE"/>
-          <ns2:ligatures ns2:val="none"/>
+          <w14:ligatures w14:val="none"/>
         </w:rPr>
         <w:t/>
       </w:r>
@@ -5375,7 +5341,7 @@
           <w:color w:val="000000"/>
           <w:kern w:val="0"/>
           <w:lang w:eastAsia="es-PE"/>
-          <ns2:ligatures ns2:val="none"/>
+          <w14:ligatures w14:val="none"/>
         </w:rPr>
         <w:t xml:space="preserve"> de la referida norma</w:t>
       </w:r>
@@ -5387,7 +5353,7 @@
           <w:kern w:val="0"/>
           <w:vertAlign w:val="superscript"/>
           <w:lang w:eastAsia="es-PE"/>
-          <ns2:ligatures ns2:val="none"/>
+          <w14:ligatures w14:val="none"/>
         </w:rPr>
         <w:footnoteReference w:id="10"/>
       </w:r>
@@ -5397,7 +5363,7 @@
           <w:color w:val="000000"/>
           <w:kern w:val="0"/>
           <w:lang w:eastAsia="es-PE"/>
-          <ns2:ligatures ns2:val="none"/>
+          <w14:ligatures w14:val="none"/>
         </w:rPr>
         <w:t xml:space="preserve">. </w:t>
       </w:r>
@@ -5408,7 +5374,7 @@
           <w:color w:val="000000"/>
           <w:kern w:val="0"/>
           <w:lang w:eastAsia="es-PE"/>
-          <ns2:ligatures ns2:val="none"/>
+          <w14:ligatures w14:val="none"/>
         </w:rPr>
         <w:lastRenderedPageBreak/>
         <w:t>Asimismo, se consideran circunstancias atenuantes para la graduación de la sanción, el allanamiento de la denuncia o el reconocimiento de las pretensiones en ella contenidas, de acuerdo con el artículo 112</w:t>
@@ -5419,7 +5385,7 @@
           <w:color w:val="000000"/>
           <w:kern w:val="0"/>
           <w:lang w:eastAsia="es-PE"/>
-          <ns2:ligatures ns2:val="none"/>
+          <w14:ligatures w14:val="none"/>
         </w:rPr>
         <w:t/>
       </w:r>
@@ -5429,7 +5395,7 @@
           <w:color w:val="000000"/>
           <w:kern w:val="0"/>
           <w:lang w:eastAsia="es-PE"/>
-          <ns2:ligatures ns2:val="none"/>
+          <w14:ligatures w14:val="none"/>
         </w:rPr>
         <w:t xml:space="preserve"> del Código</w:t>
       </w:r>
@@ -5441,7 +5407,7 @@
           <w:kern w:val="0"/>
           <w:vertAlign w:val="superscript"/>
           <w:lang w:eastAsia="es-PE"/>
-          <ns2:ligatures ns2:val="none"/>
+          <w14:ligatures w14:val="none"/>
         </w:rPr>
         <w:footnoteReference w:id="11"/>
       </w:r>
@@ -5451,12 +5417,12 @@
           <w:color w:val="000000"/>
           <w:kern w:val="0"/>
           <w:lang w:eastAsia="es-PE"/>
-          <ns2:ligatures ns2:val="none"/>
+          <w14:ligatures w14:val="none"/>
         </w:rPr>
         <w:t>.</w:t>
       </w:r>
     </w:p>
-    <w:p ns2:paraId="0ECE55DF" ns2:textId="77777777">
+    <w:p>
       <w:pPr>
         <w:shd w:val="clear" w:color="auto" w:fill="FFFFFF"/>
         <w:spacing w:after="0" w:line="240" w:lineRule="auto"/>
@@ -5467,11 +5433,11 @@
           <w:color w:val="000000"/>
           <w:kern w:val="0"/>
           <w:lang w:eastAsia="es-PE"/>
-          <ns2:ligatures ns2:val="none"/>
-        </w:rPr>
-      </w:pPr>
-    </w:p>
-    <w:p ns2:paraId="1CC114EB" ns2:textId="77777777">
+          <w14:ligatures w14:val="none"/>
+        </w:rPr>
+      </w:pPr>
+    </w:p>
+    <w:p>
       <w:pPr>
         <w:shd w:val="clear" w:color="auto" w:fill="FFFFFF"/>
         <w:spacing w:after="0" w:line="240" w:lineRule="auto"/>
@@ -5481,17 +5447,17 @@
           <w:color w:val="000000"/>
           <w:kern w:val="0"/>
           <w:lang w:eastAsia="es-PE"/>
-          <ns2:ligatures ns2:val="none"/>
-        </w:rPr>
-      </w:pPr>
-      <w:r>
-        <w:rPr>
-          <w:rFonts w:ascii="Arial Narrow" w:eastAsia="Arial Narrow" w:hAnsi="Arial Narrow" w:cs="Arial Narrow"/>
-          <w:b/>
-          <w:color w:val="000000"/>
-          <w:kern w:val="0"/>
-          <w:lang w:eastAsia="es-PE"/>
-          <ns2:ligatures ns2:val="none"/>
+          <w14:ligatures w14:val="none"/>
+        </w:rPr>
+      </w:pPr>
+      <w:r>
+        <w:rPr>
+          <w:rFonts w:ascii="Arial Narrow" w:eastAsia="Arial Narrow" w:hAnsi="Arial Narrow" w:cs="Arial Narrow"/>
+          <w:b/>
+          <w:color w:val="000000"/>
+          <w:kern w:val="0"/>
+          <w:lang w:eastAsia="es-PE"/>
+          <w14:ligatures w14:val="none"/>
         </w:rPr>
         <w:t>SÉTIMO:</w:t>
       </w:r>
@@ -5501,7 +5467,7 @@
           <w:color w:val="000000"/>
           <w:kern w:val="0"/>
           <w:lang w:eastAsia="es-PE"/>
-          <ns2:ligatures ns2:val="none"/>
+          <w14:ligatures w14:val="none"/>
         </w:rPr>
         <w:t xml:space="preserve"> informar a las partes que conforme a lo establecido en el artículo 39</w:t>
       </w:r>
@@ -5511,7 +5477,7 @@
           <w:color w:val="000000"/>
           <w:kern w:val="0"/>
           <w:lang w:eastAsia="es-PE"/>
-          <ns2:ligatures ns2:val="none"/>
+          <w14:ligatures w14:val="none"/>
         </w:rPr>
         <w:t/>
       </w:r>
@@ -5521,12 +5487,12 @@
           <w:color w:val="000000"/>
           <w:kern w:val="0"/>
           <w:lang w:eastAsia="es-PE"/>
-          <ns2:ligatures ns2:val="none"/>
+          <w14:ligatures w14:val="none"/>
         </w:rPr>
         <w:t xml:space="preserve"> de la Ley sobre Facultades, Normas y Organización del Indecopi, aprobada por Decreto Legislativo 807, los gastos por los peritajes realizados, actuación de pruebas, inspecciones y otros derivados de la tramitación del proceso serán de cargo de la parte que solicita la prueba, salvo pacto en contrario. En todos los casos, la resolución final determinará si los gastos deben ser asumidos por alguna de las partes, o reembolsados a la otra parte o al Indecopi, según sea el caso, de manera adicional a la sanción que haya podido imponerse. </w:t>
       </w:r>
     </w:p>
-    <w:p ns2:paraId="364C4B19" ns2:textId="77777777">
+    <w:p>
       <w:pPr>
         <w:shd w:val="clear" w:color="auto" w:fill="FFFFFF"/>
         <w:spacing w:after="0" w:line="240" w:lineRule="auto"/>
@@ -5536,11 +5502,11 @@
           <w:color w:val="000000"/>
           <w:kern w:val="0"/>
           <w:lang w:eastAsia="es-PE"/>
-          <ns2:ligatures ns2:val="none"/>
-        </w:rPr>
-      </w:pPr>
-    </w:p>
-    <w:p ns2:paraId="27E9BBC0" ns2:textId="77777777">
+          <w14:ligatures w14:val="none"/>
+        </w:rPr>
+      </w:pPr>
+    </w:p>
+    <w:p>
       <w:pPr>
         <w:suppressAutoHyphens/>
         <w:spacing w:after="0" w:line="240" w:lineRule="auto"/>
@@ -5549,7 +5515,7 @@
           <w:rFonts w:ascii="Arial Narrow" w:eastAsia="Calibri" w:hAnsi="Arial Narrow" w:cs="Arial"/>
           <w:kern w:val="0"/>
           <w:u w:val="single"/>
-          <ns2:ligatures ns2:val="none"/>
+          <w14:ligatures w14:val="none"/>
         </w:rPr>
       </w:pPr>
       <w:r>
@@ -5558,7 +5524,7 @@
           <w:b/>
           <w:bCs/>
           <w:kern w:val="0"/>
-          <ns2:ligatures ns2:val="none"/>
+          <w14:ligatures w14:val="none"/>
         </w:rPr>
         <w:t>OCTAVO</w:t>
       </w:r>
@@ -5567,7 +5533,7 @@
           <w:rFonts w:ascii="Arial Narrow" w:eastAsia="Calibri" w:hAnsi="Arial Narrow" w:cs="Arial"/>
           <w:b/>
           <w:kern w:val="0"/>
-          <ns2:ligatures ns2:val="none"/>
+          <w14:ligatures w14:val="none"/>
         </w:rPr>
         <w:t>:</w:t>
       </w:r>
@@ -5575,7 +5541,7 @@
         <w:rPr>
           <w:rFonts w:ascii="Arial Narrow" w:eastAsia="Calibri" w:hAnsi="Arial Narrow" w:cs="Arial"/>
           <w:kern w:val="0"/>
-          <ns2:ligatures ns2:val="none"/>
+          <w14:ligatures w14:val="none"/>
         </w:rPr>
         <w:t xml:space="preserve"> comunicar a las partes que, </w:t>
       </w:r>
@@ -5584,7 +5550,7 @@
         <w:rPr>
           <w:rFonts w:ascii="Arial Narrow" w:eastAsia="Calibri" w:hAnsi="Arial Narrow" w:cs="Arial"/>
           <w:kern w:val="0"/>
-          <ns2:ligatures ns2:val="none"/>
+          <w14:ligatures w14:val="none"/>
         </w:rPr>
         <w:t>de acuerdo a</w:t>
       </w:r>
@@ -5593,7 +5559,7 @@
         <w:rPr>
           <w:rFonts w:ascii="Arial Narrow" w:eastAsia="Calibri" w:hAnsi="Arial Narrow" w:cs="Arial"/>
           <w:kern w:val="0"/>
-          <ns2:ligatures ns2:val="none"/>
+          <w14:ligatures w14:val="none"/>
         </w:rPr>
         <w:t xml:space="preserve"> lo señalado por el artículo 29</w:t>
       </w:r>
@@ -5603,7 +5569,7 @@
           <w:color w:val="000000"/>
           <w:kern w:val="0"/>
           <w:lang w:eastAsia="es-PE"/>
-          <ns2:ligatures ns2:val="none"/>
+          <w14:ligatures w14:val="none"/>
         </w:rPr>
         <w:t/>
       </w:r>
@@ -5611,7 +5577,7 @@
         <w:rPr>
           <w:rFonts w:ascii="Arial Narrow" w:eastAsia="Calibri" w:hAnsi="Arial Narrow" w:cs="Arial"/>
           <w:kern w:val="0"/>
-          <ns2:ligatures ns2:val="none"/>
+          <w14:ligatures w14:val="none"/>
         </w:rPr>
         <w:t xml:space="preserve"> del Decreto Legislativo 807</w:t>
       </w:r>
@@ -5621,7 +5587,7 @@
           <w:rFonts w:ascii="Arial Narrow" w:eastAsia="Calibri" w:hAnsi="Arial Narrow" w:cs="Arial"/>
           <w:kern w:val="0"/>
           <w:vertAlign w:val="superscript"/>
-          <ns2:ligatures ns2:val="none"/>
+          <w14:ligatures w14:val="none"/>
         </w:rPr>
         <w:footnoteReference w:id="12"/>
       </w:r>
@@ -5629,7 +5595,7 @@
         <w:rPr>
           <w:rFonts w:ascii="Arial Narrow" w:eastAsia="Calibri" w:hAnsi="Arial Narrow" w:cs="Arial"/>
           <w:kern w:val="0"/>
-          <ns2:ligatures ns2:val="none"/>
+          <w14:ligatures w14:val="none"/>
         </w:rPr>
         <w:t xml:space="preserve">, hasta antes de la emisión de la Resolución Final tienen la posibilidad de solicitar una audiencia de conciliación. En caso deleguen a favor de una tercera persona su actuación en la diligencia programada, esta deberá presentar un poder especial con firma legalizada ante Notario Público, donde conste </w:t>
       </w:r>
@@ -5638,7 +5604,7 @@
           <w:rFonts w:ascii="Arial Narrow" w:eastAsia="Calibri" w:hAnsi="Arial Narrow" w:cs="Arial"/>
           <w:kern w:val="0"/>
           <w:u w:val="single"/>
-          <ns2:ligatures ns2:val="none"/>
+          <w14:ligatures w14:val="none"/>
         </w:rPr>
         <w:t>expresamente su facultad para asistir y conciliar en su representación</w:t>
       </w:r>
@@ -5647,7 +5613,7 @@
           <w:rFonts w:ascii="Arial Narrow" w:eastAsia="Calibri" w:hAnsi="Arial Narrow" w:cs="Arial"/>
           <w:bCs/>
           <w:kern w:val="0"/>
-          <ns2:ligatures ns2:val="none"/>
+          <w14:ligatures w14:val="none"/>
         </w:rPr>
         <w:t>.</w:t>
       </w:r>
@@ -5657,7 +5623,7 @@
           <w:b/>
           <w:bCs/>
           <w:kern w:val="0"/>
-          <ns2:ligatures ns2:val="none"/>
+          <w14:ligatures w14:val="none"/>
         </w:rPr>
         <w:t xml:space="preserve"> </w:t>
       </w:r>
@@ -5666,12 +5632,12 @@
           <w:rFonts w:ascii="Arial Narrow" w:eastAsia="Calibri" w:hAnsi="Arial Narrow" w:cs="Arial"/>
           <w:kern w:val="0"/>
           <w:u w:val="single"/>
-          <ns2:ligatures ns2:val="none"/>
+          <w14:ligatures w14:val="none"/>
         </w:rPr>
         <w:t xml:space="preserve">Ello bajo apercibimiento de no realizar la audiencia de conciliación y levantar el acta de inasistencia correspondiente. </w:t>
       </w:r>
     </w:p>
-    <w:p ns2:paraId="4CD47B08" ns2:textId="77777777">
+    <w:p>
       <w:pPr>
         <w:suppressAutoHyphens/>
         <w:spacing w:after="0" w:line="240" w:lineRule="auto"/>
@@ -5680,11 +5646,11 @@
           <w:rFonts w:ascii="Arial Narrow" w:eastAsia="Calibri" w:hAnsi="Arial Narrow" w:cs="Arial"/>
           <w:kern w:val="0"/>
           <w:u w:val="single"/>
-          <ns2:ligatures ns2:val="none"/>
-        </w:rPr>
-      </w:pPr>
-    </w:p>
-    <w:p ns2:paraId="0E80CA49" ns2:textId="77777777">
+          <w14:ligatures w14:val="none"/>
+        </w:rPr>
+      </w:pPr>
+    </w:p>
+    <w:p>
       <w:pPr>
         <w:suppressAutoHyphens/>
         <w:spacing w:after="0" w:line="240" w:lineRule="auto"/>
@@ -5694,7 +5660,7 @@
           <w:color w:val="000000"/>
           <w:kern w:val="0"/>
           <w:lang w:eastAsia="es-PE"/>
-          <ns2:ligatures ns2:val="none"/>
+          <w14:ligatures w14:val="none"/>
         </w:rPr>
       </w:pPr>
       <w:r>
@@ -5704,7 +5670,7 @@
           <w:color w:val="000000"/>
           <w:kern w:val="0"/>
           <w:lang w:eastAsia="es-PE"/>
-          <ns2:ligatures ns2:val="none"/>
+          <w14:ligatures w14:val="none"/>
         </w:rPr>
         <w:t>NOVENO:</w:t>
       </w:r>
@@ -5714,14 +5680,14 @@
           <w:color w:val="000000"/>
           <w:kern w:val="0"/>
           <w:lang w:eastAsia="es-PE"/>
-          <ns2:ligatures ns2:val="none"/>
+          <w14:ligatures w14:val="none"/>
         </w:rPr>
         <w:t xml:space="preserve"> poner en conocimiento de las partes que, antes de la emisión de la Resolución Final, tienen la posibilidad de formular su desistimiento o presentar el acuerdo arribado mediante la conciliación, mediación, transacción o cualquier otro que, de forma indubitable, deje constancia que se ha solucionado la controversia materia de denuncia.</w:t>
       </w:r>
       <w:bookmarkStart w:id="23" w:name="h.gjdgxs" w:colFirst="0" w:colLast="0"/>
       <w:bookmarkEnd w:id="23"/>
     </w:p>
-    <w:p ns2:paraId="7DDD06F7" ns2:textId="77777777">
+    <w:p>
       <w:pPr>
         <w:suppressAutoHyphens/>
         <w:spacing w:after="0" w:line="240" w:lineRule="auto"/>
@@ -5731,11 +5697,11 @@
           <w:color w:val="000000"/>
           <w:kern w:val="0"/>
           <w:lang w:eastAsia="es-PE"/>
-          <ns2:ligatures ns2:val="none"/>
-        </w:rPr>
-      </w:pPr>
-    </w:p>
-    <w:p ns2:paraId="236137A1" ns2:textId="3EF3372F">
+          <w14:ligatures w14:val="none"/>
+        </w:rPr>
+      </w:pPr>
+    </w:p>
+    <w:p>
       <w:pPr>
         <w:suppressAutoHyphens/>
         <w:spacing w:after="0" w:line="240" w:lineRule="auto"/>
@@ -5759,7 +5725,7 @@
           <w:b/>
           <w:spacing w:val="-3"/>
           <w:kern w:val="0"/>
-          <ns2:ligatures ns2:val="none"/>
+          <w14:ligatures w14:val="none"/>
         </w:rPr>
         <w:t/>
       </w:r>
@@ -5769,7 +5735,7 @@
           <w:bCs/>
           <w:spacing w:val="-3"/>
           <w:kern w:val="0"/>
-          <ns2:ligatures ns2:val="none"/>
+          <w14:ligatures w14:val="none"/>
         </w:rPr>
         <w:t xml:space="preserve"/>
       </w:r>
@@ -5779,7 +5745,7 @@
           <w:bCs/>
           <w:spacing w:val="-3"/>
           <w:kern w:val="0"/>
-          <ns2:ligatures ns2:val="none"/>
+          <w14:ligatures w14:val="none"/>
         </w:rPr>
         <w:t/>
       </w:r>
@@ -5789,7 +5755,7 @@
           <w:bCs/>
           <w:spacing w:val="-3"/>
           <w:kern w:val="0"/>
-          <ns2:ligatures ns2:val="none"/>
+          <w14:ligatures w14:val="none"/>
         </w:rPr>
         <w:t xml:space="preserve"/>
       </w:r>
@@ -5800,7 +5766,7 @@
           <w:kern w:val="0"/>
           <w:shd w:val="clear" w:color="auto" w:fill="FFFFFF"/>
           <w:lang w:eastAsia="es-PE"/>
-          <ns2:ligatures ns2:val="none"/>
+          <w14:ligatures w14:val="none"/>
         </w:rPr>
         <w:t xml:space="preserve"/>
       </w:r>
@@ -5817,7 +5783,7 @@
           <w:color w:val="000000"/>
           <w:kern w:val="0"/>
           <w:lang w:eastAsia="es-PE"/>
-          <ns2:ligatures ns2:val="none"/>
+          <w14:ligatures w14:val="none"/>
         </w:rPr>
         <w:t/>
       </w:r>
@@ -5841,7 +5807,7 @@
           <w:color w:val="000000"/>
           <w:kern w:val="0"/>
           <w:lang w:eastAsia="es-PE"/>
-          <ns2:ligatures ns2:val="none"/>
+          <w14:ligatures w14:val="none"/>
         </w:rPr>
         <w:t/>
       </w:r>
@@ -5876,7 +5842,7 @@
       </w:r>
     </w:p>
     <w:bookmarkEnd w:id="24"/>
-    <w:p ns2:paraId="639FE5BE" ns2:textId="77777777">
+    <w:p>
       <w:pPr>
         <w:suppressAutoHyphens/>
         <w:spacing w:after="0" w:line="240" w:lineRule="auto"/>
@@ -5886,7 +5852,7 @@
         </w:rPr>
       </w:pPr>
     </w:p>
-    <w:p ns2:paraId="083D8417" ns2:textId="0DE8133C">
+    <w:p>
       <w:pPr>
         <w:suppressAutoHyphens/>
         <w:spacing w:line="240" w:lineRule="auto"/>
@@ -5974,7 +5940,7 @@
       </w:r>
       <w:bookmarkStart w:id="25" w:name="_Hlk198890962"/>
     </w:p>
-    <w:p ns2:paraId="36317C11" ns2:textId="77777777">
+    <w:p>
       <w:pPr>
         <w:suppressAutoHyphens/>
         <w:spacing w:after="0" w:line="240" w:lineRule="auto"/>
@@ -5986,7 +5952,7 @@
       </w:pPr>
     </w:p>
     <w:bookmarkEnd w:id="25"/>
-    <w:p ns2:paraId="23716787" ns2:textId="77777777">
+    <w:p>
       <w:pPr>
         <w:suppressAutoHyphens/>
         <w:spacing w:after="0" w:line="240" w:lineRule="auto"/>
@@ -5996,36 +5962,36 @@
         </w:rPr>
       </w:pPr>
     </w:p>
-    <w:p ns2:paraId="509D673B" ns2:textId="77777777">
-      <w:pPr>
-        <w:spacing w:after="0" w:line="240" w:lineRule="auto"/>
-        <w:jc w:val="both"/>
-        <w:rPr>
-          <w:rFonts w:ascii="Arial Narrow" w:eastAsia="Arial Narrow" w:hAnsi="Arial Narrow" w:cs="Arial Narrow"/>
-          <w:b/>
-          <w:color w:val="000000"/>
-          <w:kern w:val="0"/>
-          <w:lang w:eastAsia="es-PE"/>
-          <ns2:ligatures ns2:val="none"/>
-        </w:rPr>
-      </w:pPr>
-    </w:p>
-    <w:p ns2:paraId="418E1D52" ns2:textId="77777777">
-      <w:pPr>
-        <w:spacing w:after="0" w:line="240" w:lineRule="auto"/>
-        <w:jc w:val="both"/>
-        <w:rPr>
-          <w:rFonts w:ascii="Arial Narrow" w:eastAsia="Arial Narrow" w:hAnsi="Arial Narrow" w:cs="Arial Narrow"/>
-          <w:b/>
-          <w:color w:val="000000"/>
-          <w:kern w:val="0"/>
-          <w:lang w:eastAsia="es-PE"/>
-          <ns2:ligatures ns2:val="none"/>
+    <w:p>
+      <w:pPr>
+        <w:spacing w:after="0" w:line="240" w:lineRule="auto"/>
+        <w:jc w:val="both"/>
+        <w:rPr>
+          <w:rFonts w:ascii="Arial Narrow" w:eastAsia="Arial Narrow" w:hAnsi="Arial Narrow" w:cs="Arial Narrow"/>
+          <w:b/>
+          <w:color w:val="000000"/>
+          <w:kern w:val="0"/>
+          <w:lang w:eastAsia="es-PE"/>
+          <w14:ligatures w14:val="none"/>
+        </w:rPr>
+      </w:pPr>
+    </w:p>
+    <w:p>
+      <w:pPr>
+        <w:spacing w:after="0" w:line="240" w:lineRule="auto"/>
+        <w:jc w:val="both"/>
+        <w:rPr>
+          <w:rFonts w:ascii="Arial Narrow" w:eastAsia="Arial Narrow" w:hAnsi="Arial Narrow" w:cs="Arial Narrow"/>
+          <w:b/>
+          <w:color w:val="000000"/>
+          <w:kern w:val="0"/>
+          <w:lang w:eastAsia="es-PE"/>
+          <w14:ligatures w14:val="none"/>
         </w:rPr>
       </w:pPr>
     </w:p>
     <w:bookmarkEnd w:id="0"/>
-    <w:p ns2:paraId="2E71D930" ns2:textId="77777777">
+    <w:p>
       <w:pPr>
         <w:spacing w:after="0" w:line="240" w:lineRule="auto"/>
         <w:jc w:val="both"/>
@@ -6035,11 +6001,11 @@
           <w:color w:val="000000"/>
           <w:kern w:val="0"/>
           <w:lang w:val="es-ES" w:eastAsia="es-PE"/>
-          <ns2:ligatures ns2:val="none"/>
-        </w:rPr>
-      </w:pPr>
-    </w:p>
-    <w:p ns2:paraId="47A9937E" ns2:textId="77777777">
+          <w14:ligatures w14:val="none"/>
+        </w:rPr>
+      </w:pPr>
+    </w:p>
+    <w:p>
       <w:pPr>
         <w:spacing w:after="0" w:line="240" w:lineRule="auto"/>
         <w:jc w:val="center"/>
@@ -6049,22 +6015,22 @@
           <w:color w:val="000000"/>
           <w:kern w:val="0"/>
           <w:lang w:eastAsia="es-PE"/>
-          <ns2:ligatures ns2:val="none"/>
-        </w:rPr>
-      </w:pPr>
-      <w:r>
-        <w:rPr>
-          <w:rFonts w:ascii="Arial Narrow" w:eastAsia="Arial Narrow" w:hAnsi="Arial Narrow" w:cs="Arial Narrow"/>
-          <w:b/>
-          <w:color w:val="000000"/>
-          <w:kern w:val="0"/>
-          <w:lang w:eastAsia="es-PE"/>
-          <ns2:ligatures ns2:val="none"/>
+          <w14:ligatures w14:val="none"/>
+        </w:rPr>
+      </w:pPr>
+      <w:r>
+        <w:rPr>
+          <w:rFonts w:ascii="Arial Narrow" w:eastAsia="Arial Narrow" w:hAnsi="Arial Narrow" w:cs="Arial Narrow"/>
+          <w:b/>
+          <w:color w:val="000000"/>
+          <w:kern w:val="0"/>
+          <w:lang w:eastAsia="es-PE"/>
+          <w14:ligatures w14:val="none"/>
         </w:rPr>
         <w:t>Firmado digitalmente por</w:t>
       </w:r>
     </w:p>
-    <w:p ns2:paraId="4F8C277B" ns2:textId="77777777">
+    <w:p>
       <w:pPr>
         <w:spacing w:after="0" w:line="240" w:lineRule="auto"/>
         <w:jc w:val="center"/>
@@ -6075,7 +6041,7 @@
           <w:color w:val="000000"/>
           <w:kern w:val="0"/>
           <w:lang w:eastAsia="es-PE"/>
-          <ns2:ligatures ns2:val="none"/>
+          <w14:ligatures w14:val="none"/>
         </w:rPr>
       </w:pPr>
       <w:r>
@@ -6086,12 +6052,12 @@
           <w:color w:val="000000"/>
           <w:kern w:val="0"/>
           <w:lang w:eastAsia="es-PE"/>
-          <ns2:ligatures ns2:val="none"/>
+          <w14:ligatures w14:val="none"/>
         </w:rPr>
         <w:t xml:space="preserve">EVELING ROA QUISPE</w:t>
       </w:r>
     </w:p>
-    <w:p ns2:paraId="4ED38A4D" ns2:textId="77777777">
+    <w:p>
       <w:pPr>
         <w:spacing w:after="0" w:line="240" w:lineRule="auto"/>
         <w:jc w:val="center"/>
@@ -6102,7 +6068,7 @@
           <w:color w:val="000000"/>
           <w:kern w:val="0"/>
           <w:lang w:eastAsia="es-PE"/>
-          <ns2:ligatures ns2:val="none"/>
+          <w14:ligatures w14:val="none"/>
         </w:rPr>
       </w:pPr>
       <w:r>
@@ -6113,7 +6079,7 @@
           <w:color w:val="000000"/>
           <w:kern w:val="0"/>
           <w:lang w:eastAsia="es-PE"/>
-          <ns2:ligatures ns2:val="none"/>
+          <w14:ligatures w14:val="none"/>
         </w:rPr>
         <w:t xml:space="preserve">Secretaria Técnica</w:t>
       </w:r>
@@ -6125,12 +6091,12 @@
           <w:color w:val="000000"/>
           <w:kern w:val="0"/>
           <w:lang w:eastAsia="es-PE"/>
-          <ns2:ligatures ns2:val="none"/>
+          <w14:ligatures w14:val="none"/>
         </w:rPr>
         <w:t xml:space="preserve"/>
       </w:r>
     </w:p>
-    <w:p ns2:paraId="246D860A" ns2:textId="77777777">
+    <w:p>
       <w:pPr>
         <w:spacing w:after="0" w:line="240" w:lineRule="auto"/>
         <w:jc w:val="center"/>
@@ -6141,7 +6107,7 @@
           <w:color w:val="000000"/>
           <w:kern w:val="0"/>
           <w:lang w:eastAsia="es-PE"/>
-          <ns2:ligatures ns2:val="none"/>
+          <w14:ligatures w14:val="none"/>
         </w:rPr>
       </w:pPr>
       <w:r>
@@ -6152,26 +6118,26 @@
           <w:color w:val="000000"/>
           <w:kern w:val="0"/>
           <w:lang w:eastAsia="es-PE"/>
-          <ns2:ligatures ns2:val="none"/>
+          <w14:ligatures w14:val="none"/>
         </w:rPr>
         <w:t>Comisión de Protección al Consumidor 1</w:t>
       </w:r>
     </w:p>
-    <w:p ns2:paraId="18BBEDD9" ns2:textId="77777777">
-      <w:pPr>
-        <w:spacing w:after="0" w:line="240" w:lineRule="auto"/>
-        <w:jc w:val="both"/>
-        <w:rPr>
-          <w:rFonts w:ascii="Arial Narrow" w:eastAsia="Arial Narrow" w:hAnsi="Arial Narrow" w:cs="Arial Narrow"/>
-          <w:b/>
-          <w:color w:val="000000"/>
-          <w:kern w:val="0"/>
-          <w:lang w:eastAsia="es-PE"/>
-          <ns2:ligatures ns2:val="none"/>
-        </w:rPr>
-      </w:pPr>
-    </w:p>
-    <w:p ns2:paraId="7CA06ADB" ns2:textId="77777777">
+    <w:p>
+      <w:pPr>
+        <w:spacing w:after="0" w:line="240" w:lineRule="auto"/>
+        <w:jc w:val="both"/>
+        <w:rPr>
+          <w:rFonts w:ascii="Arial Narrow" w:eastAsia="Arial Narrow" w:hAnsi="Arial Narrow" w:cs="Arial Narrow"/>
+          <w:b/>
+          <w:color w:val="000000"/>
+          <w:kern w:val="0"/>
+          <w:lang w:eastAsia="es-PE"/>
+          <w14:ligatures w14:val="none"/>
+        </w:rPr>
+      </w:pPr>
+    </w:p>
+    <w:p>
       <w:pPr>
         <w:spacing w:after="0" w:line="240" w:lineRule="auto"/>
         <w:jc w:val="both"/>
@@ -6189,7 +6155,7 @@
           <w:sz w:val="16"/>
           <w:szCs w:val="16"/>
           <w:lang w:eastAsia="es-PE"/>
-          <ns2:ligatures ns2:val="none"/>
+          <w14:ligatures w14:val="none"/>
         </w:rPr>
         <w:t>LGP</w:t>
       </w:r>
@@ -6201,12 +6167,12 @@
           <w:sz w:val="16"/>
           <w:szCs w:val="16"/>
           <w:lang w:eastAsia="es-PE"/>
-          <ns2:ligatures ns2:val="none"/>
+          <w14:ligatures w14:val="none"/>
         </w:rPr>
         <w:t>/JCQ</w:t>
       </w:r>
     </w:p>
-    <w:p ns2:paraId="4423ADE9" ns2:textId="77777777">
+    <w:p>
       <w:pPr>
         <w:spacing w:line="240" w:lineRule="auto"/>
         <w:rPr>
@@ -6214,18 +6180,18 @@
         </w:rPr>
       </w:pPr>
     </w:p>
-    <w:p ns2:paraId="74AAB5F4" ns2:textId="77777777">
+    <w:p>
       <w:pPr>
         <w:spacing w:line="240" w:lineRule="auto"/>
       </w:pPr>
     </w:p>
     <w:sectPr>
-      <w:headerReference w:type="even" ns3:id="rId8"/>
-      <w:headerReference w:type="default" ns3:id="rId9"/>
-      <w:footerReference w:type="even" ns3:id="rId10"/>
-      <w:footerReference w:type="default" ns3:id="rId11"/>
-      <w:headerReference w:type="first" ns3:id="rId12"/>
-      <w:footerReference w:type="first" ns3:id="rId13"/>
+      <w:headerReference w:type="even" r:id="rId8"/>
+      <w:headerReference w:type="default" r:id="rId9"/>
+      <w:footerReference w:type="even" r:id="rId10"/>
+      <w:footerReference w:type="default" r:id="rId11"/>
+      <w:headerReference w:type="first" r:id="rId12"/>
+      <w:footerReference w:type="first" r:id="rId13"/>
       <w:pgSz w:w="11906" w:h="16838"/>
       <w:pgMar w:top="1417" w:right="1701" w:bottom="1417" w:left="1701" w:header="708" w:footer="708" w:gutter="0"/>
       <w:cols w:space="708"/>
@@ -6236,7 +6202,7 @@
 </file>
 
 <file path=word/endnotes.xml><?xml version="1.0" encoding="utf-8"?>
-<w:endnotes xmlns:wpc="http://schemas.microsoft.com/office/word/2010/wordprocessingCanvas" xmlns:cx="http://schemas.microsoft.com/office/drawing/2014/chartex" xmlns:cx1="http://schemas.microsoft.com/office/drawing/2015/9/8/chartex" xmlns:cx2="http://schemas.microsoft.com/office/drawing/2015/10/21/chartex" xmlns:cx3="http://schemas.microsoft.com/office/drawing/2016/5/9/chartex" xmlns:cx4="http://schemas.microsoft.com/office/drawing/2016/5/10/chartex" xmlns:cx5="http://schemas.microsoft.com/office/drawing/2016/5/11/chartex" xmlns:cx6="http://schemas.microsoft.com/office/drawing/2016/5/12/chartex" xmlns:cx7="http://schemas.microsoft.com/office/drawing/2016/5/13/chartex" xmlns:cx8="http://schemas.microsoft.com/office/drawing/2016/5/14/chartex" xmlns:mc="http://schemas.openxmlformats.org/markup-compatibility/2006" xmlns:aink="http://schemas.microsoft.com/office/drawing/2016/ink" xmlns:am3d="http://schemas.microsoft.com/office/drawing/2017/model3d" xmlns:o="urn:schemas-microsoft-com:office:office" xmlns:oel="http://schemas.microsoft.com/office/2019/extlst" xmlns:r="http://schemas.openxmlformats.org/officeDocument/2006/relationships" xmlns:m="http://schemas.openxmlformats.org/officeDocument/2006/math" xmlns:v="urn:schemas-microsoft-com:vml" xmlns:wp14="http://schemas.microsoft.com/office/word/2010/wordprocessingDrawing" xmlns:wp="http://schemas.openxmlformats.org/drawingml/2006/wordprocessingDrawing" xmlns:w10="urn:schemas-microsoft-com:office:word" xmlns:w="http://schemas.openxmlformats.org/wordprocessingml/2006/main" xmlns:w14="http://schemas.microsoft.com/office/word/2010/wordml" xmlns:w15="http://schemas.microsoft.com/office/word/2012/wordml" xmlns:w16cex="http://schemas.microsoft.com/office/word/2018/wordml/cex" xmlns:w16cid="http://schemas.microsoft.com/office/word/2016/wordml/cid" xmlns:w16="http://schemas.microsoft.com/office/word/2018/wordml" xmlns:w16du="http://schemas.microsoft.com/office/word/2023/wordml/word16du" xmlns:w16sdtdh="http://schemas.microsoft.com/office/word/2020/wordml/sdtdatahash" xmlns:w16sdtfl="http://schemas.microsoft.com/office/word/2024/wordml/sdtformatlock" xmlns:w16se="http://schemas.microsoft.com/office/word/2015/wordml/symex" xmlns:wpg="http://schemas.microsoft.com/office/word/2010/wordprocessingGroup" xmlns:wpi="http://schemas.microsoft.com/office/word/2010/wordprocessingInk" xmlns:wne="http://schemas.microsoft.com/office/word/2006/wordml" xmlns:wps="http://schemas.microsoft.com/office/word/2010/wordprocessingShape" mc:Ignorable="w14 w15 w16se w16cid w16 w16cex w16sdtdh w16sdtfl w16du wp14">
+<w:endnotes xmlns:mc="http://schemas.openxmlformats.org/markup-compatibility/2006" xmlns:r="http://schemas.openxmlformats.org/officeDocument/2006/relationships" xmlns:w="http://schemas.openxmlformats.org/wordprocessingml/2006/main" xmlns:w14="http://schemas.microsoft.com/office/word/2010/wordml" xmlns:w15="http://schemas.microsoft.com/office/word/2012/wordml" xmlns:w16="http://schemas.microsoft.com/office/word/2018/wordml" xmlns:w16cex="http://schemas.microsoft.com/office/word/2018/wordml/cex" xmlns:w16cid="http://schemas.microsoft.com/office/word/2016/wordml/cid" xmlns:w16du="http://schemas.microsoft.com/office/word/2023/wordml/word16du" xmlns:w16sdtdh="http://schemas.microsoft.com/office/word/2020/wordml/sdtdatahash" xmlns:w16se="http://schemas.microsoft.com/office/word/2015/wordml/symex" xmlns:wp14="http://schemas.microsoft.com/office/word/2010/wordprocessingDrawing" mc:Ignorable="w14 w15 w16se w16cid w16 w16cex w16sdtdh w16du wp14">
   <w:endnote w:type="separator" w:id="-1">
     <w:p>
       <w:pPr>
@@ -6261,7 +6227,7 @@
 </file>
 
 <file path=word/footer1.xml><?xml version="1.0" encoding="utf-8"?>
-<w:ftr xmlns:wpc="http://schemas.microsoft.com/office/word/2010/wordprocessingCanvas" xmlns:cx="http://schemas.microsoft.com/office/drawing/2014/chartex" xmlns:cx1="http://schemas.microsoft.com/office/drawing/2015/9/8/chartex" xmlns:cx2="http://schemas.microsoft.com/office/drawing/2015/10/21/chartex" xmlns:cx3="http://schemas.microsoft.com/office/drawing/2016/5/9/chartex" xmlns:cx4="http://schemas.microsoft.com/office/drawing/2016/5/10/chartex" xmlns:cx5="http://schemas.microsoft.com/office/drawing/2016/5/11/chartex" xmlns:cx6="http://schemas.microsoft.com/office/drawing/2016/5/12/chartex" xmlns:cx7="http://schemas.microsoft.com/office/drawing/2016/5/13/chartex" xmlns:cx8="http://schemas.microsoft.com/office/drawing/2016/5/14/chartex" xmlns:mc="http://schemas.openxmlformats.org/markup-compatibility/2006" xmlns:aink="http://schemas.microsoft.com/office/drawing/2016/ink" xmlns:am3d="http://schemas.microsoft.com/office/drawing/2017/model3d" xmlns:o="urn:schemas-microsoft-com:office:office" xmlns:oel="http://schemas.microsoft.com/office/2019/extlst" xmlns:r="http://schemas.openxmlformats.org/officeDocument/2006/relationships" xmlns:m="http://schemas.openxmlformats.org/officeDocument/2006/math" xmlns:v="urn:schemas-microsoft-com:vml" xmlns:wp14="http://schemas.microsoft.com/office/word/2010/wordprocessingDrawing" xmlns:wp="http://schemas.openxmlformats.org/drawingml/2006/wordprocessingDrawing" xmlns:w10="urn:schemas-microsoft-com:office:word" xmlns:w="http://schemas.openxmlformats.org/wordprocessingml/2006/main" xmlns:w14="http://schemas.microsoft.com/office/word/2010/wordml" xmlns:w15="http://schemas.microsoft.com/office/word/2012/wordml" xmlns:w16cex="http://schemas.microsoft.com/office/word/2018/wordml/cex" xmlns:w16cid="http://schemas.microsoft.com/office/word/2016/wordml/cid" xmlns:w16="http://schemas.microsoft.com/office/word/2018/wordml" xmlns:w16du="http://schemas.microsoft.com/office/word/2023/wordml/word16du" xmlns:w16sdtdh="http://schemas.microsoft.com/office/word/2020/wordml/sdtdatahash" xmlns:w16sdtfl="http://schemas.microsoft.com/office/word/2024/wordml/sdtformatlock" xmlns:w16se="http://schemas.microsoft.com/office/word/2015/wordml/symex" xmlns:wpg="http://schemas.microsoft.com/office/word/2010/wordprocessingGroup" xmlns:wpi="http://schemas.microsoft.com/office/word/2010/wordprocessingInk" xmlns:wne="http://schemas.microsoft.com/office/word/2006/wordml" xmlns:wps="http://schemas.microsoft.com/office/word/2010/wordprocessingShape" mc:Ignorable="w14 w15 w16se w16cid w16 w16cex w16sdtdh w16sdtfl w16du wp14">
+<w:ftr xmlns:mc="http://schemas.openxmlformats.org/markup-compatibility/2006" xmlns:r="http://schemas.openxmlformats.org/officeDocument/2006/relationships" xmlns:w="http://schemas.openxmlformats.org/wordprocessingml/2006/main" xmlns:w14="http://schemas.microsoft.com/office/word/2010/wordml" xmlns:w15="http://schemas.microsoft.com/office/word/2012/wordml" xmlns:w16="http://schemas.microsoft.com/office/word/2018/wordml" xmlns:w16cex="http://schemas.microsoft.com/office/word/2018/wordml/cex" xmlns:w16cid="http://schemas.microsoft.com/office/word/2016/wordml/cid" xmlns:w16du="http://schemas.microsoft.com/office/word/2023/wordml/word16du" xmlns:w16sdtdh="http://schemas.microsoft.com/office/word/2020/wordml/sdtdatahash" xmlns:w16se="http://schemas.microsoft.com/office/word/2015/wordml/symex" xmlns:wp14="http://schemas.microsoft.com/office/word/2010/wordprocessingDrawing" mc:Ignorable="w14 w15 w16se w16cid w16 w16cex w16sdtdh w16du wp14">
   <w:p>
     <w:pPr>
       <w:pStyle w:val="Piedepgina"/>
@@ -6360,7 +6326,7 @@
 </file>
 
 <file path=word/footnotes.xml><?xml version="1.0" encoding="utf-8"?>
-<w:footnotes xmlns:wpc="http://schemas.microsoft.com/office/word/2010/wordprocessingCanvas" xmlns:cx="http://schemas.microsoft.com/office/drawing/2014/chartex" xmlns:cx1="http://schemas.microsoft.com/office/drawing/2015/9/8/chartex" xmlns:cx2="http://schemas.microsoft.com/office/drawing/2015/10/21/chartex" xmlns:cx3="http://schemas.microsoft.com/office/drawing/2016/5/9/chartex" xmlns:cx4="http://schemas.microsoft.com/office/drawing/2016/5/10/chartex" xmlns:cx5="http://schemas.microsoft.com/office/drawing/2016/5/11/chartex" xmlns:cx6="http://schemas.microsoft.com/office/drawing/2016/5/12/chartex" xmlns:cx7="http://schemas.microsoft.com/office/drawing/2016/5/13/chartex" xmlns:cx8="http://schemas.microsoft.com/office/drawing/2016/5/14/chartex" xmlns:mc="http://schemas.openxmlformats.org/markup-compatibility/2006" xmlns:aink="http://schemas.microsoft.com/office/drawing/2016/ink" xmlns:am3d="http://schemas.microsoft.com/office/drawing/2017/model3d" xmlns:o="urn:schemas-microsoft-com:office:office" xmlns:oel="http://schemas.microsoft.com/office/2019/extlst" xmlns:r="http://schemas.openxmlformats.org/officeDocument/2006/relationships" xmlns:m="http://schemas.openxmlformats.org/officeDocument/2006/math" xmlns:v="urn:schemas-microsoft-com:vml" xmlns:wp14="http://schemas.microsoft.com/office/word/2010/wordprocessingDrawing" xmlns:wp="http://schemas.openxmlformats.org/drawingml/2006/wordprocessingDrawing" xmlns:w10="urn:schemas-microsoft-com:office:word" xmlns:w="http://schemas.openxmlformats.org/wordprocessingml/2006/main" xmlns:w14="http://schemas.microsoft.com/office/word/2010/wordml" xmlns:w15="http://schemas.microsoft.com/office/word/2012/wordml" xmlns:w16cex="http://schemas.microsoft.com/office/word/2018/wordml/cex" xmlns:w16cid="http://schemas.microsoft.com/office/word/2016/wordml/cid" xmlns:w16="http://schemas.microsoft.com/office/word/2018/wordml" xmlns:w16du="http://schemas.microsoft.com/office/word/2023/wordml/word16du" xmlns:w16sdtdh="http://schemas.microsoft.com/office/word/2020/wordml/sdtdatahash" xmlns:w16sdtfl="http://schemas.microsoft.com/office/word/2024/wordml/sdtformatlock" xmlns:w16se="http://schemas.microsoft.com/office/word/2015/wordml/symex" xmlns:wpg="http://schemas.microsoft.com/office/word/2010/wordprocessingGroup" xmlns:wpi="http://schemas.microsoft.com/office/word/2010/wordprocessingInk" xmlns:wne="http://schemas.microsoft.com/office/word/2006/wordml" xmlns:wps="http://schemas.microsoft.com/office/word/2010/wordprocessingShape" mc:Ignorable="w14 w15 w16se w16cid w16 w16cex w16sdtdh w16sdtfl w16du wp14">
+<w:footnotes xmlns:mc="http://schemas.openxmlformats.org/markup-compatibility/2006" xmlns:r="http://schemas.openxmlformats.org/officeDocument/2006/relationships" xmlns:w="http://schemas.openxmlformats.org/wordprocessingml/2006/main" xmlns:w14="http://schemas.microsoft.com/office/word/2010/wordml" xmlns:w15="http://schemas.microsoft.com/office/word/2012/wordml" xmlns:w16="http://schemas.microsoft.com/office/word/2018/wordml" xmlns:w16cex="http://schemas.microsoft.com/office/word/2018/wordml/cex" xmlns:w16cid="http://schemas.microsoft.com/office/word/2016/wordml/cid" xmlns:w16du="http://schemas.microsoft.com/office/word/2023/wordml/word16du" xmlns:w16sdtdh="http://schemas.microsoft.com/office/word/2020/wordml/sdtdatahash" xmlns:w16se="http://schemas.microsoft.com/office/word/2015/wordml/symex" xmlns:wp14="http://schemas.microsoft.com/office/word/2010/wordprocessingDrawing" mc:Ignorable="w14 w15 w16se w16cid w16 w16cex w16sdtdh w16du wp14">
   <w:footnote w:type="separator" w:id="-1">
     <w:p>
       <w:pPr>
@@ -7734,6 +7700,161 @@
       </w:pPr>
     </w:p>
   </w:footnote>
+  <w:footnote w:id="14">
+    <w:p>
+      <w:pPr>
+        <w:pStyle w:val="Textonotapie"/>
+        <w:ind w:left="567" w:hanging="567"/>
+        <w:jc w:val="both"/>
+      </w:pPr>
+      <w:r>
+        <w:rPr>
+          <w:rStyle w:val="Refdenotaalpie"/>
+          <w:rFonts w:ascii="Arial Narrow" w:hAnsi="Arial Narrow" w:cs="Arial"/>
+          <w:sz w:val="16"/>
+          <w:szCs w:val="16"/>
+          <w:vertAlign w:val="superscript"/>
+        </w:rPr>
+        <w:footnoteRef/>
+      </w:r>
+      <w:r>
+        <w:rPr>
+          <w:rFonts w:ascii="Arial Narrow" w:hAnsi="Arial Narrow" w:cs="Arial"/>
+          <w:sz w:val="16"/>
+          <w:szCs w:val="16"/>
+        </w:rPr>
+        <w:tab/>
+      </w:r>
+      <w:r>
+        <w:rPr>
+          <w:rFonts w:ascii="Arial Narrow" w:hAnsi="Arial Narrow" w:cs="Arial"/>
+          <w:b/>
+          <w:bCs/>
+          <w:sz w:val="16"/>
+          <w:szCs w:val="16"/>
+        </w:rPr>
+        <w:t xml:space="preserve">DECRETO LEGISLATIVO 807, LEY SOBRE FACULTADES, NORMAS Y ORGANIZACIÓN DEL INDECOPI, publicado el 18 de abril de 1996</w:t>
+      </w:r>
+    </w:p>
+    <w:p>
+      <w:pPr>
+        <w:pStyle w:val="Textonotapie"/>
+        <w:ind w:left="567" w:hanging="567"/>
+        <w:jc w:val="both"/>
+      </w:pPr>
+      <w:r>
+        <w:rPr>
+          <w:rFonts w:ascii="Arial Narrow" w:hAnsi="Arial Narrow" w:cs="Arial"/>
+          <w:sz w:val="16"/>
+          <w:szCs w:val="16"/>
+        </w:rPr>
+        <w:tab/>
+      </w:r>
+      <w:r>
+        <w:rPr>
+          <w:rFonts w:ascii="Arial Narrow" w:hAnsi="Arial Narrow" w:cs="Arial"/>
+          <w:b/>
+          <w:bCs/>
+          <w:sz w:val="16"/>
+          <w:szCs w:val="16"/>
+        </w:rPr>
+        <w:t xml:space="preserve">Artículo 26.-</w:t>
+      </w:r>
+      <w:r>
+        <w:rPr>
+          <w:rFonts w:ascii="Arial Narrow" w:hAnsi="Arial Narrow" w:cs="Arial"/>
+          <w:sz w:val="16"/>
+          <w:szCs w:val="16"/>
+        </w:rPr>
+        <w:t xml:space="preserve"> Una vez admitida a trámite la denuncia, se correrá traslado de la misma al denunciado, a fin de que éste presente su descargo. El plazo para la presentación del descargo será de cinco (5) días contados desde la notificación, vencido el cual, el Secretario Técnico declarará en rebeldía al denunciado que no lo hubiera presentado.</w:t>
+      </w:r>
+    </w:p>
+  </w:footnote>
+  <w:footnote w:id="15">
+    <w:p>
+      <w:pPr>
+        <w:pStyle w:val="Textonotapie"/>
+        <w:ind w:left="567" w:hanging="567"/>
+        <w:jc w:val="both"/>
+      </w:pPr>
+      <w:r>
+        <w:rPr>
+          <w:rStyle w:val="Refdenotaalpie"/>
+          <w:rFonts w:ascii="Arial Narrow" w:hAnsi="Arial Narrow" w:cs="Arial"/>
+          <w:sz w:val="16"/>
+          <w:szCs w:val="16"/>
+          <w:vertAlign w:val="superscript"/>
+        </w:rPr>
+        <w:footnoteRef/>
+      </w:r>
+      <w:r>
+        <w:rPr>
+          <w:rFonts w:ascii="Arial Narrow" w:hAnsi="Arial Narrow" w:cs="Arial"/>
+          <w:sz w:val="16"/>
+          <w:szCs w:val="16"/>
+        </w:rPr>
+        <w:tab/>
+      </w:r>
+      <w:r>
+        <w:rPr>
+          <w:rFonts w:ascii="Arial Narrow" w:hAnsi="Arial Narrow" w:cs="Arial"/>
+          <w:b/>
+          <w:bCs/>
+          <w:sz w:val="16"/>
+          <w:szCs w:val="16"/>
+        </w:rPr>
+        <w:t xml:space="preserve">DECRETO SUPREMO 006-2026-JUS, TEXTO ÚNICO ORDENADO DE LA LEY 27444, LEY DEL PROCEDIMIENTO ADMINISTRATIVO GENERAL, publicado el 30 de abril de 2026</w:t>
+      </w:r>
+    </w:p>
+    <w:p>
+      <w:pPr>
+        <w:pStyle w:val="Textonotapie"/>
+        <w:ind w:left="567" w:hanging="567"/>
+        <w:jc w:val="both"/>
+      </w:pPr>
+      <w:r>
+        <w:rPr>
+          <w:rFonts w:ascii="Arial Narrow" w:hAnsi="Arial Narrow" w:cs="Arial"/>
+          <w:sz w:val="16"/>
+          <w:szCs w:val="16"/>
+        </w:rPr>
+        <w:tab/>
+      </w:r>
+      <w:r>
+        <w:rPr>
+          <w:rFonts w:ascii="Arial Narrow" w:hAnsi="Arial Narrow" w:cs="Arial"/>
+          <w:b/>
+          <w:bCs/>
+          <w:sz w:val="16"/>
+          <w:szCs w:val="16"/>
+        </w:rPr>
+        <w:t xml:space="preserve">Artículo 223.- Contestación de la reclamación</w:t>
+      </w:r>
+    </w:p>
+    <w:p>
+      <w:pPr>
+        <w:pStyle w:val="Textonotapie"/>
+        <w:ind w:left="567" w:hanging="567"/>
+        <w:jc w:val="both"/>
+      </w:pPr>
+      <w:r>
+        <w:rPr>
+          <w:rFonts w:ascii="Arial Narrow" w:hAnsi="Arial Narrow" w:cs="Arial"/>
+          <w:sz w:val="16"/>
+          <w:szCs w:val="16"/>
+        </w:rPr>
+        <w:tab/>
+      </w:r>
+      <w:r>
+        <w:rPr>
+          <w:rFonts w:ascii="Arial Narrow" w:hAnsi="Arial Narrow" w:cs="Arial"/>
+          <w:sz w:val="16"/>
+          <w:szCs w:val="16"/>
+        </w:rPr>
+        <w:t xml:space="preserve">223.1 El reclamado deberá presentar la contestación de la reclamación dentro de los quince (15) días posteriores a la notificación de ésta; vencido este plazo, la Administración declarará en rebeldía al reclamado que no la hubiera presentado. La contestación deberá contener los requisitos de los escritos previstos en el artículo 113 de la presente Ley, así como la absolución de todos los asuntos controvertidos de hecho y de derecho, Las alegaciones y los hechos relevantes de la reclamación, salvo que hayan sido específicamente negadas en la contestación, se tendrán por aceptadas o merituadas como ciertas.</w:t>
+      </w:r>
+    </w:p>
+  </w:footnote>
   <w:footnote w:id="9">
     <w:p>
       <w:pPr>
@@ -9267,7 +9388,7 @@
 </file>
 
 <file path=word/header1.xml><?xml version="1.0" encoding="utf-8"?>
-<w:hdr xmlns:wpc="http://schemas.microsoft.com/office/word/2010/wordprocessingCanvas" xmlns:cx="http://schemas.microsoft.com/office/drawing/2014/chartex" xmlns:cx1="http://schemas.microsoft.com/office/drawing/2015/9/8/chartex" xmlns:cx2="http://schemas.microsoft.com/office/drawing/2015/10/21/chartex" xmlns:cx3="http://schemas.microsoft.com/office/drawing/2016/5/9/chartex" xmlns:cx4="http://schemas.microsoft.com/office/drawing/2016/5/10/chartex" xmlns:cx5="http://schemas.microsoft.com/office/drawing/2016/5/11/chartex" xmlns:cx6="http://schemas.microsoft.com/office/drawing/2016/5/12/chartex" xmlns:cx7="http://schemas.microsoft.com/office/drawing/2016/5/13/chartex" xmlns:cx8="http://schemas.microsoft.com/office/drawing/2016/5/14/chartex" xmlns:mc="http://schemas.openxmlformats.org/markup-compatibility/2006" xmlns:aink="http://schemas.microsoft.com/office/drawing/2016/ink" xmlns:am3d="http://schemas.microsoft.com/office/drawing/2017/model3d" xmlns:o="urn:schemas-microsoft-com:office:office" xmlns:oel="http://schemas.microsoft.com/office/2019/extlst" xmlns:r="http://schemas.openxmlformats.org/officeDocument/2006/relationships" xmlns:m="http://schemas.openxmlformats.org/officeDocument/2006/math" xmlns:v="urn:schemas-microsoft-com:vml" xmlns:wp14="http://schemas.microsoft.com/office/word/2010/wordprocessingDrawing" xmlns:wp="http://schemas.openxmlformats.org/drawingml/2006/wordprocessingDrawing" xmlns:w10="urn:schemas-microsoft-com:office:word" xmlns:w="http://schemas.openxmlformats.org/wordprocessingml/2006/main" xmlns:w14="http://schemas.microsoft.com/office/word/2010/wordml" xmlns:w15="http://schemas.microsoft.com/office/word/2012/wordml" xmlns:w16cex="http://schemas.microsoft.com/office/word/2018/wordml/cex" xmlns:w16cid="http://schemas.microsoft.com/office/word/2016/wordml/cid" xmlns:w16="http://schemas.microsoft.com/office/word/2018/wordml" xmlns:w16du="http://schemas.microsoft.com/office/word/2023/wordml/word16du" xmlns:w16sdtdh="http://schemas.microsoft.com/office/word/2020/wordml/sdtdatahash" xmlns:w16sdtfl="http://schemas.microsoft.com/office/word/2024/wordml/sdtformatlock" xmlns:w16se="http://schemas.microsoft.com/office/word/2015/wordml/symex" xmlns:wpg="http://schemas.microsoft.com/office/word/2010/wordprocessingGroup" xmlns:wpi="http://schemas.microsoft.com/office/word/2010/wordprocessingInk" xmlns:wne="http://schemas.microsoft.com/office/word/2006/wordml" xmlns:wps="http://schemas.microsoft.com/office/word/2010/wordprocessingShape" mc:Ignorable="w14 w15 w16se w16cid w16 w16cex w16sdtdh w16sdtfl w16du wp14">
+<w:hdr xmlns:mc="http://schemas.openxmlformats.org/markup-compatibility/2006" xmlns:r="http://schemas.openxmlformats.org/officeDocument/2006/relationships" xmlns:w="http://schemas.openxmlformats.org/wordprocessingml/2006/main" xmlns:w14="http://schemas.microsoft.com/office/word/2010/wordml" xmlns:w15="http://schemas.microsoft.com/office/word/2012/wordml" xmlns:w16="http://schemas.microsoft.com/office/word/2018/wordml" xmlns:w16cex="http://schemas.microsoft.com/office/word/2018/wordml/cex" xmlns:w16cid="http://schemas.microsoft.com/office/word/2016/wordml/cid" xmlns:w16du="http://schemas.microsoft.com/office/word/2023/wordml/word16du" xmlns:w16sdtdh="http://schemas.microsoft.com/office/word/2020/wordml/sdtdatahash" xmlns:w16se="http://schemas.microsoft.com/office/word/2015/wordml/symex" xmlns:wp14="http://schemas.microsoft.com/office/word/2010/wordprocessingDrawing" mc:Ignorable="w14 w15 w16se w16cid w16 w16cex w16sdtdh w16du wp14">
   <w:p>
     <w:pPr>
       <w:pStyle w:val="Encabezado"/>

--- a/plantillas_maestras/01_seguro_vehicular/materia_general_asegurativa/2_o_mas_ddos_varios/varon/TPL_0329_2026_SEGURO_VEHICULAR_MATERIA_GENERAL_ASEGURATIVA_ASEGURADORA_VARON_R1.docx
+++ b/plantillas_maestras/01_seguro_vehicular/materia_general_asegurativa/2_o_mas_ddos_varios/varon/TPL_0329_2026_SEGURO_VEHICULAR_MATERIA_GENERAL_ASEGURATIVA_ASEGURADORA_VARON_R1.docx
@@ -607,127 +607,7 @@
           <w:lang w:val="es-ES" w:eastAsia="es-ES"/>
           <w14:ligatures w14:val="none"/>
         </w:rPr>
-        <w:t xml:space="preserve">Mediante el escrito del 29 de enero de 2026, el señor [APELLIDO] denunció a La Positiva por presuntas infracciones a la Ley 29571, Código de Protección y Defensa del Consumidor (en adelante, Código), señalando lo siguiente:</w:t>
-      </w:r>
-      <w:r>
-        <w:rPr>
-          <w:rFonts w:ascii="Arial Narrow" w:eastAsia="Arial Narrow" w:hAnsi="Arial Narrow" w:cs="Arial Narrow"/>
-          <w:color w:val="000000"/>
-          <w:kern w:val="0"/>
-          <w:sz w:val="22"/>
-          <w:szCs w:val="22"/>
-          <w:lang w:val="es-ES" w:eastAsia="es-ES"/>
-          <w14:ligatures w14:val="none"/>
-        </w:rPr>
-        <w:t xml:space="preserve"/>
-      </w:r>
-      <w:r>
-        <w:rPr>
-          <w:rFonts w:ascii="Arial Narrow" w:eastAsia="Arial Narrow" w:hAnsi="Arial Narrow" w:cs="Arial Narrow"/>
-          <w:color w:val="000000"/>
-          <w:kern w:val="0"/>
-          <w:sz w:val="22"/>
-          <w:szCs w:val="22"/>
-          <w:lang w:val="es-ES" w:eastAsia="es-ES"/>
-          <w14:ligatures w14:val="none"/>
-        </w:rPr>
-        <w:t/>
-      </w:r>
-      <w:r>
-        <w:rPr>
-          <w:rFonts w:ascii="Arial Narrow" w:eastAsia="Arial Narrow" w:hAnsi="Arial Narrow" w:cs="Arial Narrow"/>
-          <w:kern w:val="0"/>
-          <w14:ligatures w14:val="none"/>
-          <w:sz w:val="22"/>
-          <w:szCs w:val="22"/>
-        </w:rPr>
-        <w:t/>
-      </w:r>
-      <w:r>
-        <w:rPr>
-          <w:rFonts w:ascii="Arial Narrow" w:eastAsia="Arial Narrow" w:hAnsi="Arial Narrow" w:cs="Arial Narrow"/>
-          <w:kern w:val="0"/>
-          <w14:ligatures w14:val="none"/>
-          <w:sz w:val="22"/>
-          <w:szCs w:val="22"/>
-        </w:rPr>
-        <w:t xml:space="preserve"/>
-      </w:r>
-      <w:r>
-        <w:rPr>
-          <w:rFonts w:ascii="Arial Narrow" w:eastAsia="Arial Narrow" w:hAnsi="Arial Narrow" w:cs="Arial Narrow"/>
-          <w:kern w:val="0"/>
-          <w14:ligatures w14:val="none"/>
-          <w:sz w:val="22"/>
-          <w:szCs w:val="22"/>
-        </w:rPr>
-        <w:t/>
-      </w:r>
-      <w:r>
-        <w:rPr>
-          <w:rFonts w:ascii="Arial Narrow" w:eastAsia="Arial Narrow" w:hAnsi="Arial Narrow" w:cs="Arial Narrow"/>
-          <w:kern w:val="0"/>
-          <w14:ligatures w14:val="none"/>
-          <w:sz w:val="22"/>
-          <w:szCs w:val="22"/>
-        </w:rPr>
-        <w:t xml:space="preserve"/>
-      </w:r>
-      <w:r>
-        <w:rPr>
-          <w:rFonts w:ascii="Arial Narrow" w:eastAsia="Arial Narrow" w:hAnsi="Arial Narrow" w:cs="Arial Narrow"/>
-          <w:kern w:val="0"/>
-          <w14:ligatures w14:val="none"/>
-          <w:sz w:val="22"/>
-          <w:szCs w:val="22"/>
-        </w:rPr>
-        <w:t xml:space="preserve"/>
-      </w:r>
-      <w:r>
-        <w:rPr>
-          <w:rFonts w:ascii="Arial Narrow" w:eastAsia="Arial Narrow" w:hAnsi="Arial Narrow" w:cs="Arial Narrow"/>
-          <w:kern w:val="0"/>
-          <w14:ligatures w14:val="none"/>
-          <w:sz w:val="22"/>
-          <w:szCs w:val="22"/>
-        </w:rPr>
-        <w:t/>
-      </w:r>
-      <w:r>
-        <w:rPr>
-          <w:rFonts w:ascii="Arial Narrow" w:eastAsia="Arial Narrow" w:hAnsi="Arial Narrow" w:cs="Arial Narrow"/>
-          <w:color w:val="000000"/>
-          <w:kern w:val="0"/>
-          <w:sz w:val="22"/>
-          <w:szCs w:val="22"/>
-          <w:lang w:val="es-ES" w:eastAsia="es-ES"/>
-          <w14:ligatures w14:val="none"/>
-        </w:rPr>
-        <w:t xml:space="preserve"/>
-      </w:r>
-      <w:r>
-        <w:rPr>
-          <w:rFonts w:ascii="Arial Narrow" w:eastAsia="Arial Narrow" w:hAnsi="Arial Narrow" w:cs="Arial Narrow"/>
-          <w:color w:val="000000"/>
-          <w:kern w:val="0"/>
-          <w:sz w:val="22"/>
-          <w:szCs w:val="22"/>
-          <w:lang w:val="es-ES" w:eastAsia="es-ES"/>
-          <w14:ligatures w14:val="none"/>
-        </w:rPr>
-        <w:t xml:space="preserve"/>
-      </w:r>
-      <w:r>
-        <w:rPr>
-          <w:rFonts w:ascii="Arial Narrow" w:eastAsia="Arial Narrow" w:hAnsi="Arial Narrow" w:cs="Arial Narrow"/>
-          <w:color w:val="000000"/>
-          <w:kern w:val="0"/>
-          <w:sz w:val="22"/>
-          <w:szCs w:val="22"/>
-          <w:lang w:val="es-ES" w:eastAsia="es-ES"/>
-          <w14:ligatures w14:val="none"/>
-        </w:rPr>
-        <w:t/>
+        <w:t xml:space="preserve">Mediante el escrito del 29 de enero de 2026, el señor [APELLIDO] denunció a La Positiva por presuntas infracciones a la Ley 29571, Código de Protección y Defensa del Consumidor</w:t>
       </w:r>
       <w:r>
         <w:rPr>
@@ -742,6 +622,138 @@
           <w14:ligatures w14:val="none"/>
         </w:rPr>
         <w:footnoteReference w:id="1"/>
+      </w:r>
+      <w:r>
+        <w:rPr>
+          <w:rFonts w:ascii="Arial Narrow" w:eastAsia="Arial Narrow" w:hAnsi="Arial Narrow" w:cs="Arial Narrow"/>
+          <w:color w:val="000000"/>
+          <w:kern w:val="0"/>
+          <w:sz w:val="22"/>
+          <w:szCs w:val="22"/>
+          <w:lang w:val="es-ES" w:eastAsia="es-ES"/>
+          <w14:ligatures w14:val="none"/>
+        </w:rPr>
+        <w:t xml:space="preserve"> (en adelante, Código), señalando lo siguiente:</w:t>
+      </w:r>
+      <w:r>
+        <w:rPr>
+          <w:rFonts w:ascii="Arial Narrow" w:eastAsia="Arial Narrow" w:hAnsi="Arial Narrow" w:cs="Arial Narrow"/>
+          <w:color w:val="000000"/>
+          <w:kern w:val="0"/>
+          <w:sz w:val="22"/>
+          <w:szCs w:val="22"/>
+          <w:lang w:val="es-ES" w:eastAsia="es-ES"/>
+          <w14:ligatures w14:val="none"/>
+        </w:rPr>
+        <w:t xml:space="preserve"/>
+      </w:r>
+      <w:r>
+        <w:rPr>
+          <w:rFonts w:ascii="Arial Narrow" w:eastAsia="Arial Narrow" w:hAnsi="Arial Narrow" w:cs="Arial Narrow"/>
+          <w:color w:val="000000"/>
+          <w:kern w:val="0"/>
+          <w:sz w:val="22"/>
+          <w:szCs w:val="22"/>
+          <w:lang w:val="es-ES" w:eastAsia="es-ES"/>
+          <w14:ligatures w14:val="none"/>
+        </w:rPr>
+        <w:t/>
+      </w:r>
+      <w:r>
+        <w:rPr>
+          <w:rFonts w:ascii="Arial Narrow" w:eastAsia="Arial Narrow" w:hAnsi="Arial Narrow" w:cs="Arial Narrow"/>
+          <w:kern w:val="0"/>
+          <w14:ligatures w14:val="none"/>
+          <w:sz w:val="22"/>
+          <w:szCs w:val="22"/>
+        </w:rPr>
+        <w:t/>
+      </w:r>
+      <w:r>
+        <w:rPr>
+          <w:rFonts w:ascii="Arial Narrow" w:eastAsia="Arial Narrow" w:hAnsi="Arial Narrow" w:cs="Arial Narrow"/>
+          <w:kern w:val="0"/>
+          <w14:ligatures w14:val="none"/>
+          <w:sz w:val="22"/>
+          <w:szCs w:val="22"/>
+        </w:rPr>
+        <w:t xml:space="preserve"/>
+      </w:r>
+      <w:r>
+        <w:rPr>
+          <w:rFonts w:ascii="Arial Narrow" w:eastAsia="Arial Narrow" w:hAnsi="Arial Narrow" w:cs="Arial Narrow"/>
+          <w:kern w:val="0"/>
+          <w14:ligatures w14:val="none"/>
+          <w:sz w:val="22"/>
+          <w:szCs w:val="22"/>
+        </w:rPr>
+        <w:t/>
+      </w:r>
+      <w:r>
+        <w:rPr>
+          <w:rFonts w:ascii="Arial Narrow" w:eastAsia="Arial Narrow" w:hAnsi="Arial Narrow" w:cs="Arial Narrow"/>
+          <w:kern w:val="0"/>
+          <w14:ligatures w14:val="none"/>
+          <w:sz w:val="22"/>
+          <w:szCs w:val="22"/>
+        </w:rPr>
+        <w:t xml:space="preserve"/>
+      </w:r>
+      <w:r>
+        <w:rPr>
+          <w:rFonts w:ascii="Arial Narrow" w:eastAsia="Arial Narrow" w:hAnsi="Arial Narrow" w:cs="Arial Narrow"/>
+          <w:kern w:val="0"/>
+          <w14:ligatures w14:val="none"/>
+          <w:sz w:val="22"/>
+          <w:szCs w:val="22"/>
+        </w:rPr>
+        <w:t xml:space="preserve"/>
+      </w:r>
+      <w:r>
+        <w:rPr>
+          <w:rFonts w:ascii="Arial Narrow" w:eastAsia="Arial Narrow" w:hAnsi="Arial Narrow" w:cs="Arial Narrow"/>
+          <w:kern w:val="0"/>
+          <w14:ligatures w14:val="none"/>
+          <w:sz w:val="22"/>
+          <w:szCs w:val="22"/>
+        </w:rPr>
+        <w:t/>
+      </w:r>
+      <w:r>
+        <w:rPr>
+          <w:rFonts w:ascii="Arial Narrow" w:eastAsia="Arial Narrow" w:hAnsi="Arial Narrow" w:cs="Arial Narrow"/>
+          <w:color w:val="000000"/>
+          <w:kern w:val="0"/>
+          <w:sz w:val="22"/>
+          <w:szCs w:val="22"/>
+          <w:lang w:val="es-ES" w:eastAsia="es-ES"/>
+          <w14:ligatures w14:val="none"/>
+        </w:rPr>
+        <w:t xml:space="preserve"/>
+      </w:r>
+      <w:r>
+        <w:rPr>
+          <w:rFonts w:ascii="Arial Narrow" w:eastAsia="Arial Narrow" w:hAnsi="Arial Narrow" w:cs="Arial Narrow"/>
+          <w:color w:val="000000"/>
+          <w:kern w:val="0"/>
+          <w:sz w:val="22"/>
+          <w:szCs w:val="22"/>
+          <w:lang w:val="es-ES" w:eastAsia="es-ES"/>
+          <w14:ligatures w14:val="none"/>
+        </w:rPr>
+        <w:t xml:space="preserve"/>
+      </w:r>
+      <w:r>
+        <w:rPr>
+          <w:rFonts w:ascii="Arial Narrow" w:eastAsia="Arial Narrow" w:hAnsi="Arial Narrow" w:cs="Arial Narrow"/>
+          <w:color w:val="000000"/>
+          <w:kern w:val="0"/>
+          <w:sz w:val="22"/>
+          <w:szCs w:val="22"/>
+          <w:lang w:val="es-ES" w:eastAsia="es-ES"/>
+          <w14:ligatures w14:val="none"/>
+        </w:rPr>
+        <w:t/>
       </w:r>
       <w:r>
         <w:rPr>
@@ -4208,7 +4220,19 @@
           <w:lang w:eastAsia="es-PE"/>
           <w14:ligatures w14:val="none"/>
         </w:rPr>
-        <w:t xml:space="preserve">PRIMERO: admitir a trámite la denuncia del 29 de enero de 2026 interpuesta por el señor [DENUNCIANTE] contra La Positiva Seguros y Reaseguros S.A., por lo siguiente:</w:t>
+        <w:t xml:space="preserve">PRIMERO:</w:t>
+      </w:r>
+      <w:r>
+        <w:rPr>
+          <w:rFonts w:ascii="Arial Narrow" w:eastAsia="Arial Narrow" w:hAnsi="Arial Narrow" w:cs="Arial Narrow"/>
+          <w:color w:val="000000"/>
+          <w:kern w:val="0"/>
+          <w:sz w:val="22"/>
+          <w:szCs w:val="22"/>
+          <w:lang w:eastAsia="es-PE"/>
+          <w14:ligatures w14:val="none"/>
+        </w:rPr>
+        <w:t xml:space="preserve"> admitir a trámite la denuncia del 29 de enero de 2026 interpuesta por el señor [DENUNCIANTE] contra La Positiva Seguros y Reaseguros S.A., por lo siguiente:</w:t>
       </w:r>
       <w:r>
         <w:rPr>
@@ -4277,7 +4301,6 @@
       <w:r>
         <w:rPr>
           <w:rFonts w:ascii="Arial Narrow" w:eastAsia="Arial Narrow" w:hAnsi="Arial Narrow" w:cs="Arial Narrow"/>
-          <w:bCs/>
           <w:sz w:val="22"/>
           <w:szCs w:val="22"/>
         </w:rPr>
@@ -5427,7 +5450,19 @@
           <w:lang w:eastAsia="es-PE"/>
           <w14:ligatures w14:val="none"/>
         </w:rPr>
-        <w:t xml:space="preserve">TERCERO: </w:t>
+        <w:t xml:space="preserve">TERCERO:</w:t>
+      </w:r>
+      <w:r>
+        <w:rPr>
+          <w:rFonts w:ascii="Arial Narrow" w:eastAsia="Arial Narrow" w:hAnsi="Arial Narrow" w:cs="Arial Narrow"/>
+          <w:color w:val="000000"/>
+          <w:kern w:val="0"/>
+          <w:sz w:val="22"/>
+          <w:szCs w:val="22"/>
+          <w:lang w:eastAsia="es-PE"/>
+          <w14:ligatures w14:val="none"/>
+        </w:rPr>
+        <w:t xml:space="preserve"> </w:t>
       </w:r>
       <w:r>
         <w:rPr>
@@ -5444,7 +5479,6 @@
       <w:r>
         <w:rPr>
           <w:rFonts w:ascii="Arial Narrow" w:eastAsia="Arial Narrow" w:hAnsi="Arial Narrow" w:cs="Arial Narrow"/>
-          <w:bCs/>
           <w:sz w:val="22"/>
           <w:szCs w:val="22"/>
         </w:rPr>
@@ -5453,7 +5487,6 @@
       <w:r>
         <w:rPr>
           <w:rFonts w:ascii="Arial Narrow" w:eastAsia="Arial Narrow" w:hAnsi="Arial Narrow" w:cs="Arial Narrow"/>
-          <w:bCs/>
           <w:sz w:val="22"/>
           <w:szCs w:val="22"/>
         </w:rPr>
@@ -5825,7 +5858,15 @@
           <w:sz w:val="22"/>
           <w:szCs w:val="22"/>
         </w:rPr>
-        <w:t xml:space="preserve">CUARTO: </w:t>
+        <w:t xml:space="preserve">CUARTO:</w:t>
+      </w:r>
+      <w:r>
+        <w:rPr>
+          <w:rFonts w:ascii="Arial Narrow" w:eastAsia="Arial Narrow" w:hAnsi="Arial Narrow" w:cs="Arial Narrow"/>
+          <w:sz w:val="22"/>
+          <w:szCs w:val="22"/>
+        </w:rPr>
+        <w:t xml:space="preserve"> </w:t>
       </w:r>
       <w:r>
         <w:rPr>
@@ -5847,7 +5888,7 @@
           <w:lang w:val="es-ES" w:eastAsia="es-ES"/>
           <w14:ligatures w14:val="none"/>
         </w:rPr>
-        <w:footnoteReference w:id="14"/>
+        <w:footnoteReference w:id="9"/>
       </w:r>
       <w:r>
         <w:rPr>
@@ -5869,7 +5910,7 @@
           <w:lang w:val="es-ES" w:eastAsia="es-ES"/>
           <w14:ligatures w14:val="none"/>
         </w:rPr>
-        <w:footnoteReference w:id="15"/>
+        <w:footnoteReference w:id="10"/>
       </w:r>
       <w:r>
         <w:rPr>
@@ -5920,7 +5961,19 @@
           <w:lang w:eastAsia="es-PE"/>
           <w14:ligatures w14:val="none"/>
         </w:rPr>
-        <w:t xml:space="preserve">QUINTO: </w:t>
+        <w:t xml:space="preserve">QUINTO:</w:t>
+      </w:r>
+      <w:r>
+        <w:rPr>
+          <w:rFonts w:ascii="Arial Narrow" w:eastAsia="Arial Narrow" w:hAnsi="Arial Narrow" w:cs="Arial Narrow"/>
+          <w:color w:val="000000"/>
+          <w:kern w:val="0"/>
+          <w:sz w:val="22"/>
+          <w:szCs w:val="22"/>
+          <w:lang w:eastAsia="es-PE"/>
+          <w14:ligatures w14:val="none"/>
+        </w:rPr>
+        <w:t xml:space="preserve"> </w:t>
       </w:r>
       <w:bookmarkStart w:id="20" w:name="_Hlk188286813"/>
       <w:r>
@@ -6216,7 +6269,7 @@
           <w:lang w:eastAsia="es-PE"/>
           <w14:ligatures w14:val="none"/>
         </w:rPr>
-        <w:footnoteReference w:id="9"/>
+        <w:footnoteReference w:id="11"/>
       </w:r>
       <w:r>
         <w:rPr>
@@ -6327,7 +6380,7 @@
           <w:lang w:eastAsia="es-PE"/>
           <w14:ligatures w14:val="none"/>
         </w:rPr>
-        <w:footnoteReference w:id="10"/>
+        <w:footnoteReference w:id="12"/>
       </w:r>
       <w:r>
         <w:rPr>
@@ -6391,7 +6444,7 @@
           <w:lang w:eastAsia="es-PE"/>
           <w14:ligatures w14:val="none"/>
         </w:rPr>
-        <w:footnoteReference w:id="11"/>
+        <w:footnoteReference w:id="13"/>
       </w:r>
       <w:r>
         <w:rPr>
@@ -6605,7 +6658,7 @@
           <w:vertAlign w:val="superscript"/>
           <w14:ligatures w14:val="none"/>
         </w:rPr>
-        <w:footnoteReference w:id="12"/>
+        <w:footnoteReference w:id="14"/>
       </w:r>
       <w:r>
         <w:rPr>
@@ -6623,29 +6676,140 @@
           <w:kern w:val="0"/>
           <w:sz w:val="22"/>
           <w:szCs w:val="22"/>
+          <w14:ligatures w14:val="none"/>
+        </w:rPr>
+        <w:t>expresamente su facultad para asistir y conciliar en su representación</w:t>
+      </w:r>
+      <w:r>
+        <w:rPr>
+          <w:rFonts w:ascii="Arial Narrow" w:eastAsia="Arial Narrow" w:hAnsi="Arial Narrow" w:cs="Arial Narrow"/>
+          <w:kern w:val="0"/>
+          <w14:ligatures w14:val="none"/>
+          <w:sz w:val="22"/>
+          <w:szCs w:val="22"/>
+        </w:rPr>
+        <w:t>.</w:t>
+      </w:r>
+      <w:r>
+        <w:rPr>
+          <w:rFonts w:ascii="Arial Narrow" w:eastAsia="Arial Narrow" w:hAnsi="Arial Narrow" w:cs="Arial Narrow"/>
+          <w:kern w:val="0"/>
+          <w14:ligatures w14:val="none"/>
+          <w:sz w:val="22"/>
+          <w:szCs w:val="22"/>
+        </w:rPr>
+        <w:t xml:space="preserve"> </w:t>
+      </w:r>
+      <w:r>
+        <w:rPr>
+          <w:rFonts w:ascii="Arial Narrow" w:eastAsia="Arial Narrow" w:hAnsi="Arial Narrow" w:cs="Arial Narrow"/>
+          <w:kern w:val="0"/>
+          <w:sz w:val="22"/>
+          <w:szCs w:val="22"/>
+          <w14:ligatures w14:val="none"/>
+        </w:rPr>
+        <w:t xml:space="preserve">Ello bajo apercibimiento de no realizar la audiencia de conciliación y levantar el acta de inasistencia correspondiente. </w:t>
+      </w:r>
+    </w:p>
+    <w:p>
+      <w:pPr>
+        <w:suppressAutoHyphens/>
+        <w:spacing w:after="0" w:line="240" w:lineRule="auto"/>
+        <w:jc w:val="both"/>
+        <w:rPr>
+          <w:rFonts w:ascii="Arial Narrow" w:eastAsia="Arial Narrow" w:hAnsi="Arial Narrow" w:cs="Arial Narrow"/>
+          <w:kern w:val="0"/>
+          <w:sz w:val="22"/>
+          <w:szCs w:val="22"/>
           <w:u w:val="single"/>
           <w14:ligatures w14:val="none"/>
         </w:rPr>
-        <w:t>expresamente su facultad para asistir y conciliar en su representación</w:t>
-      </w:r>
-      <w:r>
-        <w:rPr>
-          <w:rFonts w:ascii="Arial Narrow" w:eastAsia="Arial Narrow" w:hAnsi="Arial Narrow" w:cs="Arial Narrow"/>
-          <w:bCs/>
-          <w:kern w:val="0"/>
-          <w14:ligatures w14:val="none"/>
-          <w:sz w:val="22"/>
-          <w:szCs w:val="22"/>
-        </w:rPr>
-        <w:t>.</w:t>
-      </w:r>
+      </w:pPr>
+    </w:p>
+    <w:p>
+      <w:pPr>
+        <w:suppressAutoHyphens/>
+        <w:spacing w:after="0" w:line="240" w:lineRule="auto"/>
+        <w:jc w:val="both"/>
+        <w:rPr>
+          <w:rFonts w:ascii="Arial Narrow" w:eastAsia="Arial Narrow" w:hAnsi="Arial Narrow" w:cs="Arial Narrow"/>
+          <w:color w:val="000000"/>
+          <w:kern w:val="0"/>
+          <w:sz w:val="22"/>
+          <w:szCs w:val="22"/>
+          <w:lang w:eastAsia="es-PE"/>
+          <w14:ligatures w14:val="none"/>
+        </w:rPr>
+      </w:pPr>
+      <w:r>
+        <w:rPr>
+          <w:rFonts w:ascii="Arial Narrow" w:eastAsia="Arial Narrow" w:hAnsi="Arial Narrow" w:cs="Arial Narrow"/>
+          <w:b/>
+          <w:color w:val="000000"/>
+          <w:kern w:val="0"/>
+          <w:sz w:val="22"/>
+          <w:szCs w:val="22"/>
+          <w:lang w:eastAsia="es-PE"/>
+          <w14:ligatures w14:val="none"/>
+        </w:rPr>
+        <w:t>NOVENO:</w:t>
+      </w:r>
+      <w:r>
+        <w:rPr>
+          <w:rFonts w:ascii="Arial Narrow" w:eastAsia="Arial Narrow" w:hAnsi="Arial Narrow" w:cs="Arial Narrow"/>
+          <w:color w:val="000000"/>
+          <w:kern w:val="0"/>
+          <w:sz w:val="22"/>
+          <w:szCs w:val="22"/>
+          <w:lang w:eastAsia="es-PE"/>
+          <w14:ligatures w14:val="none"/>
+        </w:rPr>
+        <w:t xml:space="preserve"> poner en conocimiento de las partes que, antes de la emisión de la Resolución Final, tienen la posibilidad de formular su desistimiento o presentar el acuerdo arribado mediante la conciliación, mediación, transacción o cualquier otro que, de forma indubitable, deje constancia que se ha solucionado la controversia materia de denuncia.</w:t>
+      </w:r>
+      <w:bookmarkStart w:id="23" w:name="h.gjdgxs" w:colFirst="0" w:colLast="0"/>
+      <w:bookmarkEnd w:id="23"/>
+    </w:p>
+    <w:p>
+      <w:pPr>
+        <w:suppressAutoHyphens/>
+        <w:spacing w:after="0" w:line="240" w:lineRule="auto"/>
+        <w:jc w:val="both"/>
+        <w:rPr>
+          <w:rFonts w:ascii="Arial Narrow" w:eastAsia="Arial Narrow" w:hAnsi="Arial Narrow" w:cs="Arial Narrow"/>
+          <w:color w:val="000000"/>
+          <w:kern w:val="0"/>
+          <w:sz w:val="22"/>
+          <w:szCs w:val="22"/>
+          <w:lang w:eastAsia="es-PE"/>
+          <w14:ligatures w14:val="none"/>
+        </w:rPr>
+      </w:pPr>
+    </w:p>
+    <w:p>
+      <w:pPr>
+        <w:suppressAutoHyphens/>
+        <w:spacing w:after="0" w:line="240" w:lineRule="auto"/>
+        <w:jc w:val="both"/>
+        <w:rPr>
+          <w:rFonts w:ascii="Arial Narrow" w:eastAsia="Arial Narrow" w:hAnsi="Arial Narrow" w:cs="Arial Narrow"/>
+          <w:sz w:val="22"/>
+          <w:szCs w:val="22"/>
+        </w:rPr>
+      </w:pPr>
       <w:r>
         <w:rPr>
           <w:rFonts w:ascii="Arial Narrow" w:eastAsia="Arial Narrow" w:hAnsi="Arial Narrow" w:cs="Arial Narrow"/>
           <w:b/>
           <w:bCs/>
-          <w:kern w:val="0"/>
-          <w14:ligatures w14:val="none"/>
+          <w:sz w:val="22"/>
+          <w:szCs w:val="22"/>
+        </w:rPr>
+        <w:lastRenderedPageBreak/>
+        <w:t xml:space="preserve">DÉCIMO:</w:t>
+      </w:r>
+      <w:r>
+        <w:rPr>
+          <w:rFonts w:ascii="Arial Narrow" w:eastAsia="Arial Narrow" w:hAnsi="Arial Narrow" w:cs="Arial Narrow"/>
           <w:sz w:val="22"/>
           <w:szCs w:val="22"/>
         </w:rPr>
@@ -6654,114 +6818,6 @@
       <w:r>
         <w:rPr>
           <w:rFonts w:ascii="Arial Narrow" w:eastAsia="Arial Narrow" w:hAnsi="Arial Narrow" w:cs="Arial Narrow"/>
-          <w:kern w:val="0"/>
-          <w:sz w:val="22"/>
-          <w:szCs w:val="22"/>
-          <w:u w:val="single"/>
-          <w14:ligatures w14:val="none"/>
-        </w:rPr>
-        <w:t xml:space="preserve">Ello bajo apercibimiento de no realizar la audiencia de conciliación y levantar el acta de inasistencia correspondiente. </w:t>
-      </w:r>
-    </w:p>
-    <w:p>
-      <w:pPr>
-        <w:suppressAutoHyphens/>
-        <w:spacing w:after="0" w:line="240" w:lineRule="auto"/>
-        <w:jc w:val="both"/>
-        <w:rPr>
-          <w:rFonts w:ascii="Arial Narrow" w:eastAsia="Arial Narrow" w:hAnsi="Arial Narrow" w:cs="Arial Narrow"/>
-          <w:kern w:val="0"/>
-          <w:sz w:val="22"/>
-          <w:szCs w:val="22"/>
-          <w:u w:val="single"/>
-          <w14:ligatures w14:val="none"/>
-        </w:rPr>
-      </w:pPr>
-    </w:p>
-    <w:p>
-      <w:pPr>
-        <w:suppressAutoHyphens/>
-        <w:spacing w:after="0" w:line="240" w:lineRule="auto"/>
-        <w:jc w:val="both"/>
-        <w:rPr>
-          <w:rFonts w:ascii="Arial Narrow" w:eastAsia="Arial Narrow" w:hAnsi="Arial Narrow" w:cs="Arial Narrow"/>
-          <w:color w:val="000000"/>
-          <w:kern w:val="0"/>
-          <w:sz w:val="22"/>
-          <w:szCs w:val="22"/>
-          <w:lang w:eastAsia="es-PE"/>
-          <w14:ligatures w14:val="none"/>
-        </w:rPr>
-      </w:pPr>
-      <w:r>
-        <w:rPr>
-          <w:rFonts w:ascii="Arial Narrow" w:eastAsia="Arial Narrow" w:hAnsi="Arial Narrow" w:cs="Arial Narrow"/>
-          <w:b/>
-          <w:color w:val="000000"/>
-          <w:kern w:val="0"/>
-          <w:sz w:val="22"/>
-          <w:szCs w:val="22"/>
-          <w:lang w:eastAsia="es-PE"/>
-          <w14:ligatures w14:val="none"/>
-        </w:rPr>
-        <w:t>NOVENO:</w:t>
-      </w:r>
-      <w:r>
-        <w:rPr>
-          <w:rFonts w:ascii="Arial Narrow" w:eastAsia="Arial Narrow" w:hAnsi="Arial Narrow" w:cs="Arial Narrow"/>
-          <w:color w:val="000000"/>
-          <w:kern w:val="0"/>
-          <w:sz w:val="22"/>
-          <w:szCs w:val="22"/>
-          <w:lang w:eastAsia="es-PE"/>
-          <w14:ligatures w14:val="none"/>
-        </w:rPr>
-        <w:t xml:space="preserve"> poner en conocimiento de las partes que, antes de la emisión de la Resolución Final, tienen la posibilidad de formular su desistimiento o presentar el acuerdo arribado mediante la conciliación, mediación, transacción o cualquier otro que, de forma indubitable, deje constancia que se ha solucionado la controversia materia de denuncia.</w:t>
-      </w:r>
-      <w:bookmarkStart w:id="23" w:name="h.gjdgxs" w:colFirst="0" w:colLast="0"/>
-      <w:bookmarkEnd w:id="23"/>
-    </w:p>
-    <w:p>
-      <w:pPr>
-        <w:suppressAutoHyphens/>
-        <w:spacing w:after="0" w:line="240" w:lineRule="auto"/>
-        <w:jc w:val="both"/>
-        <w:rPr>
-          <w:rFonts w:ascii="Arial Narrow" w:eastAsia="Arial Narrow" w:hAnsi="Arial Narrow" w:cs="Arial Narrow"/>
-          <w:color w:val="000000"/>
-          <w:kern w:val="0"/>
-          <w:sz w:val="22"/>
-          <w:szCs w:val="22"/>
-          <w:lang w:eastAsia="es-PE"/>
-          <w14:ligatures w14:val="none"/>
-        </w:rPr>
-      </w:pPr>
-    </w:p>
-    <w:p>
-      <w:pPr>
-        <w:suppressAutoHyphens/>
-        <w:spacing w:after="0" w:line="240" w:lineRule="auto"/>
-        <w:jc w:val="both"/>
-        <w:rPr>
-          <w:rFonts w:ascii="Arial Narrow" w:eastAsia="Arial Narrow" w:hAnsi="Arial Narrow" w:cs="Arial Narrow"/>
-          <w:sz w:val="22"/>
-          <w:szCs w:val="22"/>
-        </w:rPr>
-      </w:pPr>
-      <w:r>
-        <w:rPr>
-          <w:rFonts w:ascii="Arial Narrow" w:eastAsia="Arial Narrow" w:hAnsi="Arial Narrow" w:cs="Arial Narrow"/>
-          <w:b/>
-          <w:bCs/>
-          <w:sz w:val="22"/>
-          <w:szCs w:val="22"/>
-        </w:rPr>
-        <w:lastRenderedPageBreak/>
-        <w:t xml:space="preserve">DÉCIMO: </w:t>
-      </w:r>
-      <w:r>
-        <w:rPr>
-          <w:rFonts w:ascii="Arial Narrow" w:eastAsia="Arial Narrow" w:hAnsi="Arial Narrow" w:cs="Arial Narrow"/>
           <w:sz w:val="22"/>
           <w:szCs w:val="22"/>
         </w:rPr>
@@ -6902,7 +6958,7 @@
           <w:szCs w:val="22"/>
           <w:vertAlign w:val="superscript"/>
         </w:rPr>
-        <w:footnoteReference w:id="13"/>
+        <w:footnoteReference w:id="15"/>
       </w:r>
       <w:r>
         <w:rPr>
@@ -7484,6 +7540,9 @@
     <w:p>
       <w:pPr>
         <w:pStyle w:val="Textonotapie"/>
+        <w:tabs>
+          <w:tab w:val="left" w:pos="567"/>
+        </w:tabs>
         <w:ind w:left="567" w:hanging="567"/>
         <w:jc w:val="both"/>
         <w:rPr>
@@ -7508,7 +7567,8 @@
           <w:sz w:val="16"/>
           <w:szCs w:val="16"/>
         </w:rPr>
-        <w:t xml:space="preserve"> </w:t>
+        <w:tab/>
+        <w:t xml:space="preserve"/>
       </w:r>
       <w:r>
         <w:rPr>
@@ -7583,7 +7643,8 @@
           <w:sz w:val="16"/>
           <w:szCs w:val="16"/>
         </w:rPr>
-        <w:t xml:space="preserve"> </w:t>
+        <w:tab/>
+        <w:t xml:space="preserve"/>
       </w:r>
       <w:r>
         <w:rPr>
@@ -7690,10 +7751,30 @@
         <w:jc w:val="both"/>
         <w:rPr>
           <w:rFonts w:ascii="Arial Narrow" w:eastAsia="Arial Narrow" w:hAnsi="Arial Narrow" w:cs="Arial Narrow"/>
-          <w:sz w:val="16"/>
-          <w:szCs w:val="16"/>
-        </w:rPr>
-      </w:pPr>
+          <w:b/>
+          <w:bCs/>
+          <w:sz w:val="16"/>
+          <w:szCs w:val="16"/>
+        </w:rPr>
+      </w:pPr>
+      <w:r>
+        <w:rPr>
+          <w:rFonts w:ascii="Arial Narrow" w:eastAsia="Arial Narrow" w:hAnsi="Arial Narrow" w:cs="Arial Narrow"/>
+          <w:sz w:val="16"/>
+          <w:szCs w:val="16"/>
+        </w:rPr>
+        <w:tab/>
+      </w:r>
+      <w:r>
+        <w:rPr>
+          <w:rFonts w:ascii="Arial Narrow" w:eastAsia="Arial Narrow" w:hAnsi="Arial Narrow" w:cs="Arial Narrow"/>
+          <w:b/>
+          <w:bCs/>
+          <w:sz w:val="16"/>
+          <w:szCs w:val="16"/>
+        </w:rPr>
+        <w:t xml:space="preserve">LEY DE ORGANIZACIÓN Y FUNCIONES DEL INDECOPI, APROBADA POR DECRETO LEGISLATIVO 1033 </w:t>
+      </w:r>
     </w:p>
     <w:p>
       <w:pPr>
@@ -7705,29 +7786,46 @@
         <w:jc w:val="both"/>
         <w:rPr>
           <w:rFonts w:ascii="Arial Narrow" w:eastAsia="Arial Narrow" w:hAnsi="Arial Narrow" w:cs="Arial Narrow"/>
+          <w:sz w:val="16"/>
+          <w:szCs w:val="16"/>
+        </w:rPr>
+      </w:pPr>
+      <w:r>
+        <w:rPr>
+          <w:rFonts w:ascii="Arial Narrow" w:eastAsia="Arial Narrow" w:hAnsi="Arial Narrow" w:cs="Arial Narrow"/>
           <w:b/>
           <w:bCs/>
           <w:sz w:val="16"/>
           <w:szCs w:val="16"/>
         </w:rPr>
-      </w:pPr>
-      <w:r>
-        <w:rPr>
-          <w:rFonts w:ascii="Arial Narrow" w:eastAsia="Arial Narrow" w:hAnsi="Arial Narrow" w:cs="Arial Narrow"/>
-          <w:sz w:val="16"/>
-          <w:szCs w:val="16"/>
-        </w:rPr>
         <w:tab/>
-      </w:r>
-      <w:r>
-        <w:rPr>
-          <w:rFonts w:ascii="Arial Narrow" w:eastAsia="Arial Narrow" w:hAnsi="Arial Narrow" w:cs="Arial Narrow"/>
-          <w:b/>
-          <w:bCs/>
-          <w:sz w:val="16"/>
-          <w:szCs w:val="16"/>
-        </w:rPr>
-        <w:t xml:space="preserve">LEY DE ORGANIZACIÓN Y FUNCIONES DEL INDECOPI, APROBADA POR DECRETO LEGISLATIVO 1033 </w:t>
+        <w:t>Artículo 27.-</w:t>
+      </w:r>
+      <w:r>
+        <w:rPr>
+          <w:rFonts w:ascii="Arial Narrow" w:eastAsia="Arial Narrow" w:hAnsi="Arial Narrow" w:cs="Arial Narrow"/>
+          <w:sz w:val="16"/>
+          <w:szCs w:val="16"/>
+        </w:rPr>
+        <w:t xml:space="preserve"> De la Comisión de Protección al </w:t>
+      </w:r>
+      <w:proofErr w:type="gramStart"/>
+      <w:r>
+        <w:rPr>
+          <w:rFonts w:ascii="Arial Narrow" w:eastAsia="Arial Narrow" w:hAnsi="Arial Narrow" w:cs="Arial Narrow"/>
+          <w:sz w:val="16"/>
+          <w:szCs w:val="16"/>
+        </w:rPr>
+        <w:t>Consumidor.-</w:t>
+      </w:r>
+      <w:proofErr w:type="gramEnd"/>
+      <w:r>
+        <w:rPr>
+          <w:rFonts w:ascii="Arial Narrow" w:eastAsia="Arial Narrow" w:hAnsi="Arial Narrow" w:cs="Arial Narrow"/>
+          <w:sz w:val="16"/>
+          <w:szCs w:val="16"/>
+        </w:rPr>
+        <w:t xml:space="preserve"> </w:t>
       </w:r>
     </w:p>
     <w:p>
@@ -7747,39 +7845,11 @@
       <w:r>
         <w:rPr>
           <w:rFonts w:ascii="Arial Narrow" w:eastAsia="Arial Narrow" w:hAnsi="Arial Narrow" w:cs="Arial Narrow"/>
-          <w:b/>
-          <w:bCs/>
           <w:sz w:val="16"/>
           <w:szCs w:val="16"/>
         </w:rPr>
         <w:tab/>
-        <w:t>Artículo 27.-</w:t>
-      </w:r>
-      <w:r>
-        <w:rPr>
-          <w:rFonts w:ascii="Arial Narrow" w:eastAsia="Arial Narrow" w:hAnsi="Arial Narrow" w:cs="Arial Narrow"/>
-          <w:sz w:val="16"/>
-          <w:szCs w:val="16"/>
-        </w:rPr>
-        <w:t xml:space="preserve"> De la Comisión de Protección al </w:t>
-      </w:r>
-      <w:proofErr w:type="gramStart"/>
-      <w:r>
-        <w:rPr>
-          <w:rFonts w:ascii="Arial Narrow" w:eastAsia="Arial Narrow" w:hAnsi="Arial Narrow" w:cs="Arial Narrow"/>
-          <w:sz w:val="16"/>
-          <w:szCs w:val="16"/>
-        </w:rPr>
-        <w:t>Consumidor.-</w:t>
-      </w:r>
-      <w:proofErr w:type="gramEnd"/>
-      <w:r>
-        <w:rPr>
-          <w:rFonts w:ascii="Arial Narrow" w:eastAsia="Arial Narrow" w:hAnsi="Arial Narrow" w:cs="Arial Narrow"/>
-          <w:sz w:val="16"/>
-          <w:szCs w:val="16"/>
-        </w:rPr>
-        <w:t xml:space="preserve"> </w:t>
+        <w:t>Corresponde a la Comisión de Protección al Consumidor velar por el cumplimiento de la Ley de Protección al Consumidor y de las leyes que, en general, protegen a los consumidores de la falta de idoneidad de los bienes y servicios en función de la información brindada, de las omisiones de información y de la discriminación en el consumo, así como de aquellas que complementen o sustituyan a las anteriores.</w:t>
       </w:r>
     </w:p>
     <w:p>
@@ -7792,20 +7862,15 @@
         <w:jc w:val="both"/>
         <w:rPr>
           <w:rFonts w:ascii="Arial Narrow" w:eastAsia="Arial Narrow" w:hAnsi="Arial Narrow" w:cs="Arial Narrow"/>
-          <w:sz w:val="16"/>
-          <w:szCs w:val="16"/>
-        </w:rPr>
-      </w:pPr>
-      <w:r>
-        <w:rPr>
-          <w:rFonts w:ascii="Arial Narrow" w:eastAsia="Arial Narrow" w:hAnsi="Arial Narrow" w:cs="Arial Narrow"/>
-          <w:sz w:val="16"/>
-          <w:szCs w:val="16"/>
-        </w:rPr>
-        <w:tab/>
-        <w:t>Corresponde a la Comisión de Protección al Consumidor velar por el cumplimiento de la Ley de Protección al Consumidor y de las leyes que, en general, protegen a los consumidores de la falta de idoneidad de los bienes y servicios en función de la información brindada, de las omisiones de información y de la discriminación en el consumo, así como de aquellas que complementen o sustituyan a las anteriores.</w:t>
-      </w:r>
-    </w:p>
+          <w:b/>
+          <w:bCs/>
+          <w:sz w:val="16"/>
+          <w:szCs w:val="16"/>
+        </w:rPr>
+      </w:pPr>
+    </w:p>
+  </w:footnote>
+  <w:footnote w:id="3">
     <w:p>
       <w:pPr>
         <w:pStyle w:val="Textonotapie"/>
@@ -7822,9 +7887,150 @@
           <w:szCs w:val="16"/>
         </w:rPr>
       </w:pPr>
-    </w:p>
-  </w:footnote>
-  <w:footnote w:id="3">
+      <w:r>
+        <w:rPr>
+          <w:rStyle w:val="Refdenotaalpie"/>
+          <w:rFonts w:ascii="Arial Narrow" w:eastAsia="Arial Narrow" w:hAnsi="Arial Narrow" w:cs="Arial Narrow"/>
+          <w:sz w:val="16"/>
+          <w:szCs w:val="16"/>
+          <w:vertAlign w:val="superscript"/>
+        </w:rPr>
+        <w:footnoteRef/>
+      </w:r>
+      <w:r>
+        <w:rPr>
+          <w:rFonts w:ascii="Arial Narrow" w:eastAsia="Arial Narrow" w:hAnsi="Arial Narrow" w:cs="Arial Narrow"/>
+          <w:sz w:val="16"/>
+          <w:szCs w:val="16"/>
+        </w:rPr>
+        <w:tab/>
+        <w:t xml:space="preserve"/>
+      </w:r>
+      <w:r>
+        <w:rPr>
+          <w:rFonts w:ascii="Arial Narrow" w:eastAsia="Arial Narrow" w:hAnsi="Arial Narrow" w:cs="Arial Narrow"/>
+          <w:sz w:val="16"/>
+          <w:szCs w:val="16"/>
+        </w:rPr>
+        <w:tab/>
+      </w:r>
+      <w:r>
+        <w:rPr>
+          <w:rFonts w:ascii="Arial Narrow" w:eastAsia="Arial Narrow" w:hAnsi="Arial Narrow" w:cs="Arial Narrow"/>
+          <w:b/>
+          <w:bCs/>
+          <w:sz w:val="16"/>
+          <w:szCs w:val="16"/>
+        </w:rPr>
+        <w:t xml:space="preserve">LEY 29571, CÓDIGO DE PROTECCIÓN Y DEFENSA DEL CONSUMIDOR, publicado el 2 de setiembre de 2010 y modificado por Decreto Legislativo 1308 </w:t>
+      </w:r>
+    </w:p>
+    <w:p>
+      <w:pPr>
+        <w:pStyle w:val="Textonotapie"/>
+        <w:ind w:left="567" w:right="-1"/>
+        <w:jc w:val="both"/>
+        <w:rPr>
+          <w:rFonts w:ascii="Arial Narrow" w:eastAsia="Arial Narrow" w:hAnsi="Arial Narrow" w:cs="Arial Narrow"/>
+          <w:b/>
+          <w:bCs/>
+          <w:sz w:val="16"/>
+          <w:szCs w:val="16"/>
+        </w:rPr>
+      </w:pPr>
+      <w:r>
+        <w:rPr>
+          <w:rFonts w:ascii="Arial Narrow" w:eastAsia="Arial Narrow" w:hAnsi="Arial Narrow" w:cs="Arial Narrow"/>
+          <w:b/>
+          <w:bCs/>
+          <w:sz w:val="16"/>
+          <w:szCs w:val="16"/>
+        </w:rPr>
+        <w:t xml:space="preserve">Artículo 18.- Idoneidad </w:t>
+      </w:r>
+    </w:p>
+    <w:p>
+      <w:pPr>
+        <w:pStyle w:val="Textonotapie"/>
+        <w:ind w:left="567" w:right="-1"/>
+        <w:jc w:val="both"/>
+        <w:rPr>
+          <w:rFonts w:ascii="Arial Narrow" w:eastAsia="Arial Narrow" w:hAnsi="Arial Narrow" w:cs="Arial Narrow"/>
+          <w:sz w:val="16"/>
+          <w:szCs w:val="16"/>
+        </w:rPr>
+      </w:pPr>
+      <w:r>
+        <w:rPr>
+          <w:rFonts w:ascii="Arial Narrow" w:eastAsia="Arial Narrow" w:hAnsi="Arial Narrow" w:cs="Arial Narrow"/>
+          <w:sz w:val="16"/>
+          <w:szCs w:val="16"/>
+        </w:rPr>
+        <w:t xml:space="preserve">Se entiende por idoneidad la correspondencia entre lo que un consumidor espera y lo que efectivamente recibe, en función a lo que se le hubiera ofrecido, la publicidad e información transmitida, las condiciones y circunstancias de la transacción, las características y naturaleza del producto o servicio, el precio, entre otros factores, atendiendo a las circunstancias del caso. </w:t>
+      </w:r>
+    </w:p>
+    <w:p>
+      <w:pPr>
+        <w:pStyle w:val="Textonotapie"/>
+        <w:ind w:left="567" w:right="-1"/>
+        <w:jc w:val="both"/>
+        <w:rPr>
+          <w:rFonts w:ascii="Arial Narrow" w:eastAsia="Arial Narrow" w:hAnsi="Arial Narrow" w:cs="Arial Narrow"/>
+          <w:sz w:val="16"/>
+          <w:szCs w:val="16"/>
+        </w:rPr>
+      </w:pPr>
+      <w:r>
+        <w:rPr>
+          <w:rFonts w:ascii="Arial Narrow" w:eastAsia="Arial Narrow" w:hAnsi="Arial Narrow" w:cs="Arial Narrow"/>
+          <w:sz w:val="16"/>
+          <w:szCs w:val="16"/>
+        </w:rPr>
+        <w:t xml:space="preserve">La idoneidad es evaluada en función a la propia naturaleza del producto o servicio y a su aptitud para satisfacer la finalidad para la cual ha sido puesto en el mercado. Las autorizaciones por parte de los organismos del Estado para la fabricación de un producto o la prestación de un servicio, en los casos que sea necesario, no eximen de responsabilidad al proveedor frente al consumidor. </w:t>
+      </w:r>
+    </w:p>
+    <w:p>
+      <w:pPr>
+        <w:pStyle w:val="Textonotapie"/>
+        <w:ind w:left="567" w:right="-1"/>
+        <w:jc w:val="both"/>
+        <w:rPr>
+          <w:rFonts w:ascii="Arial Narrow" w:eastAsia="Arial Narrow" w:hAnsi="Arial Narrow" w:cs="Arial Narrow"/>
+          <w:sz w:val="16"/>
+          <w:szCs w:val="16"/>
+        </w:rPr>
+      </w:pPr>
+      <w:r>
+        <w:rPr>
+          <w:rFonts w:ascii="Arial Narrow" w:eastAsia="Arial Narrow" w:hAnsi="Arial Narrow" w:cs="Arial Narrow"/>
+          <w:b/>
+          <w:bCs/>
+          <w:sz w:val="16"/>
+          <w:szCs w:val="16"/>
+        </w:rPr>
+        <w:t xml:space="preserve">Artículo 19.- Obligación de los proveedores </w:t>
+      </w:r>
+    </w:p>
+    <w:p>
+      <w:pPr>
+        <w:pStyle w:val="Textonotapie"/>
+        <w:ind w:left="567" w:right="-1"/>
+        <w:jc w:val="both"/>
+        <w:rPr>
+          <w:rFonts w:ascii="Arial Narrow" w:eastAsia="Arial Narrow" w:hAnsi="Arial Narrow" w:cs="Arial Narrow"/>
+          <w:sz w:val="16"/>
+          <w:szCs w:val="16"/>
+        </w:rPr>
+      </w:pPr>
+      <w:r>
+        <w:rPr>
+          <w:rFonts w:ascii="Arial Narrow" w:eastAsia="Arial Narrow" w:hAnsi="Arial Narrow" w:cs="Arial Narrow"/>
+          <w:sz w:val="16"/>
+          <w:szCs w:val="16"/>
+        </w:rPr>
+        <w:t>El proveedor responde por la idoneidad y calidad de los productos y servicios ofrecidos; por la autenticidad de las marcas y leyendas que exhiben sus productos o del signo que respalda al prestador del servicio, por la falta de conformidad entre la publicidad comercial de los productos y servicios y estos, así como por el contenido y la vida útil del producto indicado en el envase, en lo que corresponda.</w:t>
+      </w:r>
+    </w:p>
     <w:p>
       <w:pPr>
         <w:pStyle w:val="Textonotapie"/>
@@ -7841,161 +8047,9 @@
           <w:szCs w:val="16"/>
         </w:rPr>
       </w:pPr>
-      <w:r>
-        <w:rPr>
-          <w:rStyle w:val="Refdenotaalpie"/>
-          <w:rFonts w:ascii="Arial Narrow" w:eastAsia="Arial Narrow" w:hAnsi="Arial Narrow" w:cs="Arial Narrow"/>
-          <w:sz w:val="16"/>
-          <w:szCs w:val="16"/>
-          <w:vertAlign w:val="superscript"/>
-        </w:rPr>
-        <w:footnoteRef/>
-      </w:r>
-      <w:r>
-        <w:rPr>
-          <w:rFonts w:ascii="Arial Narrow" w:eastAsia="Arial Narrow" w:hAnsi="Arial Narrow" w:cs="Arial Narrow"/>
-          <w:sz w:val="16"/>
-          <w:szCs w:val="16"/>
-        </w:rPr>
-        <w:t xml:space="preserve"> </w:t>
-      </w:r>
-      <w:r>
-        <w:rPr>
-          <w:rFonts w:ascii="Arial Narrow" w:eastAsia="Arial Narrow" w:hAnsi="Arial Narrow" w:cs="Arial Narrow"/>
-          <w:sz w:val="16"/>
-          <w:szCs w:val="16"/>
-        </w:rPr>
-        <w:tab/>
-      </w:r>
-      <w:r>
-        <w:rPr>
-          <w:rFonts w:ascii="Arial Narrow" w:eastAsia="Arial Narrow" w:hAnsi="Arial Narrow" w:cs="Arial Narrow"/>
-          <w:b/>
-          <w:bCs/>
-          <w:sz w:val="16"/>
-          <w:szCs w:val="16"/>
-        </w:rPr>
-        <w:t xml:space="preserve">LEY 29571, CÓDIGO DE PROTECCIÓN Y DEFENSA DEL CONSUMIDOR, publicado el 2 de setiembre de 2010 y modificado por Decreto Legislativo 1308 </w:t>
-      </w:r>
-    </w:p>
-    <w:p>
-      <w:pPr>
-        <w:pStyle w:val="Textonotapie"/>
-        <w:ind w:left="567" w:right="-1"/>
-        <w:jc w:val="both"/>
-        <w:rPr>
-          <w:rFonts w:ascii="Arial Narrow" w:eastAsia="Arial Narrow" w:hAnsi="Arial Narrow" w:cs="Arial Narrow"/>
-          <w:b/>
-          <w:bCs/>
-          <w:sz w:val="16"/>
-          <w:szCs w:val="16"/>
-        </w:rPr>
-      </w:pPr>
-      <w:r>
-        <w:rPr>
-          <w:rFonts w:ascii="Arial Narrow" w:eastAsia="Arial Narrow" w:hAnsi="Arial Narrow" w:cs="Arial Narrow"/>
-          <w:b/>
-          <w:bCs/>
-          <w:sz w:val="16"/>
-          <w:szCs w:val="16"/>
-        </w:rPr>
-        <w:t xml:space="preserve">Artículo 18.- Idoneidad </w:t>
-      </w:r>
-    </w:p>
-    <w:p>
-      <w:pPr>
-        <w:pStyle w:val="Textonotapie"/>
-        <w:ind w:left="567" w:right="-1"/>
-        <w:jc w:val="both"/>
-        <w:rPr>
-          <w:rFonts w:ascii="Arial Narrow" w:eastAsia="Arial Narrow" w:hAnsi="Arial Narrow" w:cs="Arial Narrow"/>
-          <w:sz w:val="16"/>
-          <w:szCs w:val="16"/>
-        </w:rPr>
-      </w:pPr>
-      <w:r>
-        <w:rPr>
-          <w:rFonts w:ascii="Arial Narrow" w:eastAsia="Arial Narrow" w:hAnsi="Arial Narrow" w:cs="Arial Narrow"/>
-          <w:sz w:val="16"/>
-          <w:szCs w:val="16"/>
-        </w:rPr>
-        <w:t xml:space="preserve">Se entiende por idoneidad la correspondencia entre lo que un consumidor espera y lo que efectivamente recibe, en función a lo que se le hubiera ofrecido, la publicidad e información transmitida, las condiciones y circunstancias de la transacción, las características y naturaleza del producto o servicio, el precio, entre otros factores, atendiendo a las circunstancias del caso. </w:t>
-      </w:r>
-    </w:p>
-    <w:p>
-      <w:pPr>
-        <w:pStyle w:val="Textonotapie"/>
-        <w:ind w:left="567" w:right="-1"/>
-        <w:jc w:val="both"/>
-        <w:rPr>
-          <w:rFonts w:ascii="Arial Narrow" w:eastAsia="Arial Narrow" w:hAnsi="Arial Narrow" w:cs="Arial Narrow"/>
-          <w:sz w:val="16"/>
-          <w:szCs w:val="16"/>
-        </w:rPr>
-      </w:pPr>
-      <w:r>
-        <w:rPr>
-          <w:rFonts w:ascii="Arial Narrow" w:eastAsia="Arial Narrow" w:hAnsi="Arial Narrow" w:cs="Arial Narrow"/>
-          <w:sz w:val="16"/>
-          <w:szCs w:val="16"/>
-        </w:rPr>
-        <w:t xml:space="preserve">La idoneidad es evaluada en función a la propia naturaleza del producto o servicio y a su aptitud para satisfacer la finalidad para la cual ha sido puesto en el mercado. Las autorizaciones por parte de los organismos del Estado para la fabricación de un producto o la prestación de un servicio, en los casos que sea necesario, no eximen de responsabilidad al proveedor frente al consumidor. </w:t>
-      </w:r>
-    </w:p>
-    <w:p>
-      <w:pPr>
-        <w:pStyle w:val="Textonotapie"/>
-        <w:ind w:left="567" w:right="-1"/>
-        <w:jc w:val="both"/>
-        <w:rPr>
-          <w:rFonts w:ascii="Arial Narrow" w:eastAsia="Arial Narrow" w:hAnsi="Arial Narrow" w:cs="Arial Narrow"/>
-          <w:sz w:val="16"/>
-          <w:szCs w:val="16"/>
-        </w:rPr>
-      </w:pPr>
-    </w:p>
-    <w:p>
-      <w:pPr>
-        <w:pStyle w:val="Textonotapie"/>
-        <w:ind w:left="567" w:right="-1"/>
-        <w:jc w:val="both"/>
-        <w:rPr>
-          <w:rFonts w:ascii="Arial Narrow" w:eastAsia="Arial Narrow" w:hAnsi="Arial Narrow" w:cs="Arial Narrow"/>
-          <w:sz w:val="16"/>
-          <w:szCs w:val="16"/>
-        </w:rPr>
-      </w:pPr>
-      <w:r>
-        <w:rPr>
-          <w:rFonts w:ascii="Arial Narrow" w:eastAsia="Arial Narrow" w:hAnsi="Arial Narrow" w:cs="Arial Narrow"/>
-          <w:b/>
-          <w:bCs/>
-          <w:sz w:val="16"/>
-          <w:szCs w:val="16"/>
-        </w:rPr>
-        <w:t xml:space="preserve">Artículo 19.- Obligación de los proveedores </w:t>
-      </w:r>
-    </w:p>
-    <w:p>
-      <w:pPr>
-        <w:pStyle w:val="Textonotapie"/>
-        <w:ind w:left="567" w:right="-1"/>
-        <w:jc w:val="both"/>
-        <w:rPr>
-          <w:rFonts w:ascii="Arial Narrow" w:eastAsia="Arial Narrow" w:hAnsi="Arial Narrow" w:cs="Arial Narrow"/>
-          <w:sz w:val="16"/>
-          <w:szCs w:val="16"/>
-        </w:rPr>
-      </w:pPr>
-      <w:r>
-        <w:rPr>
-          <w:rFonts w:ascii="Arial Narrow" w:eastAsia="Arial Narrow" w:hAnsi="Arial Narrow" w:cs="Arial Narrow"/>
-          <w:sz w:val="16"/>
-          <w:szCs w:val="16"/>
-        </w:rPr>
-        <w:t>El proveedor responde por la idoneidad y calidad de los productos y servicios ofrecidos; por la autenticidad de las marcas y leyendas que exhiben sus productos o del signo que respalda al prestador del servicio, por la falta de conformidad entre la publicidad comercial de los productos y servicios y estos, así como por el contenido y la vida útil del producto indicado en el envase, en lo que corresponda.</w:t>
-      </w:r>
-    </w:p>
+    </w:p>
+  </w:footnote>
+  <w:footnote w:id="4">
     <w:p>
       <w:pPr>
         <w:pStyle w:val="Textonotapie"/>
@@ -8012,9 +8066,128 @@
           <w:szCs w:val="16"/>
         </w:rPr>
       </w:pPr>
-    </w:p>
-  </w:footnote>
-  <w:footnote w:id="4">
+      <w:r>
+        <w:rPr>
+          <w:rStyle w:val="Refdenotaalpie"/>
+          <w:rFonts w:ascii="Arial Narrow" w:eastAsia="Arial Narrow" w:hAnsi="Arial Narrow" w:cs="Arial Narrow"/>
+          <w:sz w:val="16"/>
+          <w:szCs w:val="16"/>
+          <w:vertAlign w:val="superscript"/>
+        </w:rPr>
+        <w:footnoteRef/>
+      </w:r>
+      <w:r>
+        <w:rPr>
+          <w:rFonts w:ascii="Arial Narrow" w:eastAsia="Arial Narrow" w:hAnsi="Arial Narrow" w:cs="Arial Narrow"/>
+          <w:sz w:val="16"/>
+          <w:szCs w:val="16"/>
+        </w:rPr>
+        <w:tab/>
+        <w:t xml:space="preserve"/>
+      </w:r>
+      <w:r>
+        <w:rPr>
+          <w:rFonts w:ascii="Arial Narrow" w:eastAsia="Arial Narrow" w:hAnsi="Arial Narrow" w:cs="Arial Narrow"/>
+          <w:sz w:val="16"/>
+          <w:szCs w:val="16"/>
+        </w:rPr>
+        <w:tab/>
+      </w:r>
+      <w:r>
+        <w:rPr>
+          <w:rFonts w:ascii="Arial Narrow" w:eastAsia="Arial Narrow" w:hAnsi="Arial Narrow" w:cs="Arial Narrow"/>
+          <w:b/>
+          <w:bCs/>
+          <w:sz w:val="16"/>
+          <w:szCs w:val="16"/>
+        </w:rPr>
+        <w:t xml:space="preserve">LEY 29571, CÓDIGO DE PROTECCIÓN Y DEFENSA DEL CONSUMIDOR, publicado el 2 de setiembre de 2010 y modificado por Decreto Legislativo 1308 </w:t>
+      </w:r>
+    </w:p>
+    <w:p>
+      <w:pPr>
+        <w:pStyle w:val="Textonotapie"/>
+        <w:ind w:left="567" w:right="-1"/>
+        <w:jc w:val="both"/>
+        <w:rPr>
+          <w:rFonts w:ascii="Arial Narrow" w:eastAsia="Arial Narrow" w:hAnsi="Arial Narrow" w:cs="Arial Narrow"/>
+          <w:b/>
+          <w:bCs/>
+          <w:sz w:val="16"/>
+          <w:szCs w:val="16"/>
+        </w:rPr>
+      </w:pPr>
+      <w:r>
+        <w:rPr>
+          <w:rFonts w:ascii="Arial Narrow" w:eastAsia="Arial Narrow" w:hAnsi="Arial Narrow" w:cs="Arial Narrow"/>
+          <w:b/>
+          <w:bCs/>
+          <w:sz w:val="16"/>
+          <w:szCs w:val="16"/>
+        </w:rPr>
+        <w:t>Artículo 47.- Protección mínima del contrato de consumo</w:t>
+      </w:r>
+    </w:p>
+    <w:p>
+      <w:pPr>
+        <w:pStyle w:val="Textonotapie"/>
+        <w:ind w:left="567" w:right="-1"/>
+        <w:jc w:val="both"/>
+        <w:rPr>
+          <w:rFonts w:ascii="Arial Narrow" w:eastAsia="Arial Narrow" w:hAnsi="Arial Narrow" w:cs="Arial Narrow"/>
+          <w:sz w:val="16"/>
+          <w:szCs w:val="16"/>
+        </w:rPr>
+      </w:pPr>
+      <w:r>
+        <w:rPr>
+          <w:rFonts w:ascii="Arial Narrow" w:eastAsia="Arial Narrow" w:hAnsi="Arial Narrow" w:cs="Arial Narrow"/>
+          <w:sz w:val="16"/>
+          <w:szCs w:val="16"/>
+        </w:rPr>
+        <w:t>En los contratos de consumo se observa lo siguiente:</w:t>
+      </w:r>
+    </w:p>
+    <w:p>
+      <w:pPr>
+        <w:pStyle w:val="Textonotapie"/>
+        <w:ind w:left="567" w:right="-1"/>
+        <w:jc w:val="both"/>
+        <w:rPr>
+          <w:rFonts w:ascii="Arial Narrow" w:eastAsia="Arial Narrow" w:hAnsi="Arial Narrow" w:cs="Arial Narrow"/>
+          <w:sz w:val="16"/>
+          <w:szCs w:val="16"/>
+        </w:rPr>
+      </w:pPr>
+      <w:r>
+        <w:rPr>
+          <w:rFonts w:ascii="Arial Narrow" w:eastAsia="Arial Narrow" w:hAnsi="Arial Narrow" w:cs="Arial Narrow"/>
+          <w:sz w:val="16"/>
+          <w:szCs w:val="16"/>
+        </w:rPr>
+        <w:t>(…)</w:t>
+      </w:r>
+    </w:p>
+    <w:p>
+      <w:pPr>
+        <w:pStyle w:val="Textonotapie"/>
+        <w:ind w:left="567" w:right="-1"/>
+        <w:jc w:val="both"/>
+        <w:rPr>
+          <w:rFonts w:ascii="Arial Narrow" w:eastAsia="Arial Narrow" w:hAnsi="Arial Narrow" w:cs="Arial Narrow"/>
+          <w:sz w:val="16"/>
+          <w:szCs w:val="16"/>
+        </w:rPr>
+      </w:pPr>
+      <w:r>
+        <w:rPr>
+          <w:rFonts w:ascii="Arial Narrow" w:eastAsia="Arial Narrow" w:hAnsi="Arial Narrow" w:cs="Arial Narrow"/>
+          <w:sz w:val="16"/>
+          <w:szCs w:val="16"/>
+        </w:rPr>
+        <w:t>e. Los proveedores deben entregar a los usuarios copia de los contratos y demás documentación relacionada con dichos actos jurídicos cuando estos hayan sido celebrados por escrito, incluidas las condiciones generales de la contratación. Asimismo, cuando el consumidor solicite copia física o virtual de estos, el proveedor debe entregar los documentos en un plazo máximo de quince días hábiles contados desde que recibió la solicitud. Los proveedores son responsables de dejar constancia de la entrega de los documentos al consumidor.</w:t>
+      </w:r>
+    </w:p>
     <w:p>
       <w:pPr>
         <w:pStyle w:val="Textonotapie"/>
@@ -8031,127 +8204,9 @@
           <w:szCs w:val="16"/>
         </w:rPr>
       </w:pPr>
-      <w:r>
-        <w:rPr>
-          <w:rStyle w:val="Refdenotaalpie"/>
-          <w:rFonts w:ascii="Arial Narrow" w:eastAsia="Arial Narrow" w:hAnsi="Arial Narrow" w:cs="Arial Narrow"/>
-          <w:sz w:val="16"/>
-          <w:szCs w:val="16"/>
-          <w:vertAlign w:val="superscript"/>
-        </w:rPr>
-        <w:footnoteRef/>
-      </w:r>
-      <w:r>
-        <w:rPr>
-          <w:rFonts w:ascii="Arial Narrow" w:eastAsia="Arial Narrow" w:hAnsi="Arial Narrow" w:cs="Arial Narrow"/>
-          <w:sz w:val="16"/>
-          <w:szCs w:val="16"/>
-        </w:rPr>
-        <w:t xml:space="preserve"> </w:t>
-      </w:r>
-      <w:r>
-        <w:rPr>
-          <w:rFonts w:ascii="Arial Narrow" w:eastAsia="Arial Narrow" w:hAnsi="Arial Narrow" w:cs="Arial Narrow"/>
-          <w:sz w:val="16"/>
-          <w:szCs w:val="16"/>
-        </w:rPr>
-        <w:tab/>
-      </w:r>
-      <w:r>
-        <w:rPr>
-          <w:rFonts w:ascii="Arial Narrow" w:eastAsia="Arial Narrow" w:hAnsi="Arial Narrow" w:cs="Arial Narrow"/>
-          <w:b/>
-          <w:bCs/>
-          <w:sz w:val="16"/>
-          <w:szCs w:val="16"/>
-        </w:rPr>
-        <w:t xml:space="preserve">LEY 29571, CÓDIGO DE PROTECCIÓN Y DEFENSA DEL CONSUMIDOR, publicado el 2 de setiembre de 2010 y modificado por Decreto Legislativo 1308 </w:t>
-      </w:r>
-    </w:p>
-    <w:p>
-      <w:pPr>
-        <w:pStyle w:val="Textonotapie"/>
-        <w:ind w:left="567" w:right="-1"/>
-        <w:jc w:val="both"/>
-        <w:rPr>
-          <w:rFonts w:ascii="Arial Narrow" w:eastAsia="Arial Narrow" w:hAnsi="Arial Narrow" w:cs="Arial Narrow"/>
-          <w:b/>
-          <w:bCs/>
-          <w:sz w:val="16"/>
-          <w:szCs w:val="16"/>
-        </w:rPr>
-      </w:pPr>
-      <w:r>
-        <w:rPr>
-          <w:rFonts w:ascii="Arial Narrow" w:eastAsia="Arial Narrow" w:hAnsi="Arial Narrow" w:cs="Arial Narrow"/>
-          <w:b/>
-          <w:bCs/>
-          <w:sz w:val="16"/>
-          <w:szCs w:val="16"/>
-        </w:rPr>
-        <w:t>Artículo 47.- Protección mínima del contrato de consumo</w:t>
-      </w:r>
-    </w:p>
-    <w:p>
-      <w:pPr>
-        <w:pStyle w:val="Textonotapie"/>
-        <w:ind w:left="567" w:right="-1"/>
-        <w:jc w:val="both"/>
-        <w:rPr>
-          <w:rFonts w:ascii="Arial Narrow" w:eastAsia="Arial Narrow" w:hAnsi="Arial Narrow" w:cs="Arial Narrow"/>
-          <w:sz w:val="16"/>
-          <w:szCs w:val="16"/>
-        </w:rPr>
-      </w:pPr>
-      <w:r>
-        <w:rPr>
-          <w:rFonts w:ascii="Arial Narrow" w:eastAsia="Arial Narrow" w:hAnsi="Arial Narrow" w:cs="Arial Narrow"/>
-          <w:sz w:val="16"/>
-          <w:szCs w:val="16"/>
-        </w:rPr>
-        <w:t>En los contratos de consumo se observa lo siguiente:</w:t>
-      </w:r>
-    </w:p>
-    <w:p>
-      <w:pPr>
-        <w:pStyle w:val="Textonotapie"/>
-        <w:ind w:left="567" w:right="-1"/>
-        <w:jc w:val="both"/>
-        <w:rPr>
-          <w:rFonts w:ascii="Arial Narrow" w:eastAsia="Arial Narrow" w:hAnsi="Arial Narrow" w:cs="Arial Narrow"/>
-          <w:sz w:val="16"/>
-          <w:szCs w:val="16"/>
-        </w:rPr>
-      </w:pPr>
-      <w:r>
-        <w:rPr>
-          <w:rFonts w:ascii="Arial Narrow" w:eastAsia="Arial Narrow" w:hAnsi="Arial Narrow" w:cs="Arial Narrow"/>
-          <w:sz w:val="16"/>
-          <w:szCs w:val="16"/>
-        </w:rPr>
-        <w:t>(…)</w:t>
-      </w:r>
-    </w:p>
-    <w:p>
-      <w:pPr>
-        <w:pStyle w:val="Textonotapie"/>
-        <w:ind w:left="567" w:right="-1"/>
-        <w:jc w:val="both"/>
-        <w:rPr>
-          <w:rFonts w:ascii="Arial Narrow" w:eastAsia="Arial Narrow" w:hAnsi="Arial Narrow" w:cs="Arial Narrow"/>
-          <w:sz w:val="16"/>
-          <w:szCs w:val="16"/>
-        </w:rPr>
-      </w:pPr>
-      <w:r>
-        <w:rPr>
-          <w:rFonts w:ascii="Arial Narrow" w:eastAsia="Arial Narrow" w:hAnsi="Arial Narrow" w:cs="Arial Narrow"/>
-          <w:sz w:val="16"/>
-          <w:szCs w:val="16"/>
-        </w:rPr>
-        <w:t>e. Los proveedores deben entregar a los usuarios copia de los contratos y demás documentación relacionada con dichos actos jurídicos cuando estos hayan sido celebrados por escrito, incluidas las condiciones generales de la contratación. Asimismo, cuando el consumidor solicite copia física o virtual de estos, el proveedor debe entregar los documentos en un plazo máximo de quince días hábiles contados desde que recibió la solicitud. Los proveedores son responsables de dejar constancia de la entrega de los documentos al consumidor.</w:t>
-      </w:r>
-    </w:p>
+    </w:p>
+  </w:footnote>
+  <w:footnote w:id="5">
     <w:p>
       <w:pPr>
         <w:pStyle w:val="Textonotapie"/>
@@ -8168,9 +8223,191 @@
           <w:szCs w:val="16"/>
         </w:rPr>
       </w:pPr>
-    </w:p>
-  </w:footnote>
-  <w:footnote w:id="5">
+      <w:r>
+        <w:rPr>
+          <w:rStyle w:val="Refdenotaalpie"/>
+          <w:rFonts w:ascii="Arial Narrow" w:eastAsia="Arial Narrow" w:hAnsi="Arial Narrow" w:cs="Arial Narrow"/>
+          <w:sz w:val="16"/>
+          <w:szCs w:val="16"/>
+          <w:vertAlign w:val="superscript"/>
+        </w:rPr>
+        <w:footnoteRef/>
+      </w:r>
+      <w:r>
+        <w:rPr>
+          <w:rFonts w:ascii="Arial Narrow" w:eastAsia="Arial Narrow" w:hAnsi="Arial Narrow" w:cs="Arial Narrow"/>
+          <w:sz w:val="16"/>
+          <w:szCs w:val="16"/>
+        </w:rPr>
+        <w:tab/>
+        <w:t xml:space="preserve"/>
+      </w:r>
+      <w:r>
+        <w:rPr>
+          <w:rFonts w:ascii="Arial Narrow" w:eastAsia="Arial Narrow" w:hAnsi="Arial Narrow" w:cs="Arial Narrow"/>
+          <w:sz w:val="16"/>
+          <w:szCs w:val="16"/>
+        </w:rPr>
+        <w:tab/>
+      </w:r>
+      <w:r>
+        <w:rPr>
+          <w:rFonts w:ascii="Arial Narrow" w:eastAsia="Arial Narrow" w:hAnsi="Arial Narrow" w:cs="Arial Narrow"/>
+          <w:b/>
+          <w:bCs/>
+          <w:sz w:val="16"/>
+          <w:szCs w:val="16"/>
+        </w:rPr>
+        <w:t xml:space="preserve">LEY 29571, CÓDIGO DE PROTECCIÓN Y DEFENSA DEL CONSUMIDOR, publicado el 2 de setiembre de 2010 y modificado por Decreto Legislativo 1308 </w:t>
+      </w:r>
+    </w:p>
+    <w:p>
+      <w:pPr>
+        <w:pStyle w:val="Textonotapie"/>
+        <w:ind w:left="567" w:right="-1"/>
+        <w:jc w:val="both"/>
+        <w:rPr>
+          <w:rFonts w:ascii="Arial Narrow" w:eastAsia="Arial Narrow" w:hAnsi="Arial Narrow" w:cs="Arial Narrow"/>
+          <w:b/>
+          <w:bCs/>
+          <w:sz w:val="16"/>
+          <w:szCs w:val="16"/>
+        </w:rPr>
+      </w:pPr>
+      <w:r>
+        <w:rPr>
+          <w:rFonts w:ascii="Arial Narrow" w:eastAsia="Arial Narrow" w:hAnsi="Arial Narrow" w:cs="Arial Narrow"/>
+          <w:b/>
+          <w:bCs/>
+          <w:sz w:val="16"/>
+          <w:szCs w:val="16"/>
+        </w:rPr>
+        <w:t>Artículo 49.- Definición de cláusulas abusivas</w:t>
+      </w:r>
+    </w:p>
+    <w:p>
+      <w:pPr>
+        <w:pStyle w:val="Textonotapie"/>
+        <w:ind w:left="567" w:right="-1"/>
+        <w:jc w:val="both"/>
+        <w:rPr>
+          <w:rFonts w:ascii="Arial Narrow" w:eastAsia="Arial Narrow" w:hAnsi="Arial Narrow" w:cs="Arial Narrow"/>
+          <w:sz w:val="16"/>
+          <w:szCs w:val="16"/>
+        </w:rPr>
+      </w:pPr>
+      <w:r>
+        <w:rPr>
+          <w:rFonts w:ascii="Arial Narrow" w:eastAsia="Arial Narrow" w:hAnsi="Arial Narrow" w:cs="Arial Narrow"/>
+          <w:sz w:val="16"/>
+          <w:szCs w:val="16"/>
+        </w:rPr>
+        <w:t>49.1 En los contratos por adhesión y en las cláusulas generales de contratación no aprobadas administrativamente, se consideran cláusulas abusivas y, por tanto, inexigibles todas aquellas estipulaciones no negociadas individualmente que, en contra de las exigencias de la buena fe, coloquen al consumidor, en su perjuicio, en una situación de desventaja o desigualdad o anulen sus derechos.</w:t>
+      </w:r>
+    </w:p>
+    <w:p>
+      <w:pPr>
+        <w:pStyle w:val="Textonotapie"/>
+        <w:ind w:left="567" w:right="-1"/>
+        <w:rPr>
+          <w:rFonts w:ascii="Arial Narrow" w:eastAsia="Arial Narrow" w:hAnsi="Arial Narrow" w:cs="Arial Narrow"/>
+          <w:sz w:val="16"/>
+          <w:szCs w:val="16"/>
+        </w:rPr>
+      </w:pPr>
+      <w:r>
+        <w:rPr>
+          <w:rFonts w:ascii="Arial Narrow" w:eastAsia="Arial Narrow" w:hAnsi="Arial Narrow" w:cs="Arial Narrow"/>
+          <w:b/>
+          <w:bCs/>
+          <w:sz w:val="16"/>
+          <w:szCs w:val="16"/>
+        </w:rPr>
+        <w:t>Artículo 50.- Cláusulas abusivas de ineficacia absoluta</w:t>
+      </w:r>
+      <w:r>
+        <w:rPr>
+          <w:rFonts w:ascii="Arial Narrow" w:eastAsia="Arial Narrow" w:hAnsi="Arial Narrow" w:cs="Arial Narrow"/>
+          <w:sz w:val="16"/>
+          <w:szCs w:val="16"/>
+        </w:rPr>
+        <w:t xml:space="preserve"> </w:t>
+      </w:r>
+    </w:p>
+    <w:p>
+      <w:pPr>
+        <w:pStyle w:val="Textonotapie"/>
+        <w:ind w:left="567" w:right="-1"/>
+        <w:rPr>
+          <w:rFonts w:ascii="Arial Narrow" w:eastAsia="Arial Narrow" w:hAnsi="Arial Narrow" w:cs="Arial Narrow"/>
+          <w:sz w:val="16"/>
+          <w:szCs w:val="16"/>
+        </w:rPr>
+      </w:pPr>
+      <w:r>
+        <w:rPr>
+          <w:rFonts w:ascii="Arial Narrow" w:eastAsia="Arial Narrow" w:hAnsi="Arial Narrow" w:cs="Arial Narrow"/>
+          <w:sz w:val="16"/>
+          <w:szCs w:val="16"/>
+        </w:rPr>
+        <w:t>Son cláusulas abusivas de ineficacia absoluta las siguientes:</w:t>
+      </w:r>
+    </w:p>
+    <w:p>
+      <w:pPr>
+        <w:pStyle w:val="Textonotapie"/>
+        <w:ind w:left="567" w:right="-1"/>
+        <w:rPr>
+          <w:rFonts w:ascii="Arial Narrow" w:eastAsia="Arial Narrow" w:hAnsi="Arial Narrow" w:cs="Arial Narrow"/>
+          <w:sz w:val="16"/>
+          <w:szCs w:val="16"/>
+        </w:rPr>
+      </w:pPr>
+      <w:r>
+        <w:rPr>
+          <w:rFonts w:ascii="Arial Narrow" w:eastAsia="Arial Narrow" w:hAnsi="Arial Narrow" w:cs="Arial Narrow"/>
+          <w:sz w:val="16"/>
+          <w:szCs w:val="16"/>
+        </w:rPr>
+        <w:t>a. Las que excluyan o limiten la responsabilidad del proveedor o sus dependientes por dolo o culpa, o las que trasladen la responsabilidad al consumidor por los hechos u omisiones del proveedor</w:t>
+      </w:r>
+      <w:r>
+        <w:rPr>
+          <w:rFonts w:ascii="Arial Narrow" w:eastAsia="Arial Narrow" w:hAnsi="Arial Narrow" w:cs="Arial Narrow"/>
+          <w:sz w:val="16"/>
+          <w:szCs w:val="16"/>
+        </w:rPr>
+        <w:t xml:space="preserve"> (…)</w:t>
+      </w:r>
+      <w:r>
+        <w:rPr>
+          <w:rFonts w:ascii="Arial Narrow" w:eastAsia="Arial Narrow" w:hAnsi="Arial Narrow" w:cs="Arial Narrow"/>
+          <w:sz w:val="16"/>
+          <w:szCs w:val="16"/>
+        </w:rPr>
+        <w:t>.</w:t>
+      </w:r>
+    </w:p>
+    <w:p>
+      <w:pPr>
+        <w:pStyle w:val="Textonotapie"/>
+        <w:ind w:left="567" w:right="-1"/>
+        <w:jc w:val="both"/>
+        <w:rPr>
+          <w:rFonts w:ascii="Arial Narrow" w:eastAsia="Arial Narrow" w:hAnsi="Arial Narrow" w:cs="Arial Narrow"/>
+          <w:sz w:val="16"/>
+          <w:szCs w:val="16"/>
+        </w:rPr>
+      </w:pPr>
+      <w:r>
+        <w:rPr>
+          <w:rFonts w:ascii="Arial Narrow" w:eastAsia="Arial Narrow" w:hAnsi="Arial Narrow" w:cs="Arial Narrow"/>
+          <w:sz w:val="16"/>
+          <w:szCs w:val="16"/>
+        </w:rPr>
+        <w:t>(...).</w:t>
+      </w:r>
+    </w:p>
     <w:p>
       <w:pPr>
         <w:pStyle w:val="Textonotapie"/>
@@ -8187,202 +8424,9 @@
           <w:szCs w:val="16"/>
         </w:rPr>
       </w:pPr>
-      <w:r>
-        <w:rPr>
-          <w:rStyle w:val="Refdenotaalpie"/>
-          <w:rFonts w:ascii="Arial Narrow" w:eastAsia="Arial Narrow" w:hAnsi="Arial Narrow" w:cs="Arial Narrow"/>
-          <w:sz w:val="16"/>
-          <w:szCs w:val="16"/>
-          <w:vertAlign w:val="superscript"/>
-        </w:rPr>
-        <w:footnoteRef/>
-      </w:r>
-      <w:r>
-        <w:rPr>
-          <w:rFonts w:ascii="Arial Narrow" w:eastAsia="Arial Narrow" w:hAnsi="Arial Narrow" w:cs="Arial Narrow"/>
-          <w:sz w:val="16"/>
-          <w:szCs w:val="16"/>
-        </w:rPr>
-        <w:t xml:space="preserve"> </w:t>
-      </w:r>
-      <w:r>
-        <w:rPr>
-          <w:rFonts w:ascii="Arial Narrow" w:eastAsia="Arial Narrow" w:hAnsi="Arial Narrow" w:cs="Arial Narrow"/>
-          <w:sz w:val="16"/>
-          <w:szCs w:val="16"/>
-        </w:rPr>
-        <w:tab/>
-      </w:r>
-      <w:r>
-        <w:rPr>
-          <w:rFonts w:ascii="Arial Narrow" w:eastAsia="Arial Narrow" w:hAnsi="Arial Narrow" w:cs="Arial Narrow"/>
-          <w:b/>
-          <w:bCs/>
-          <w:sz w:val="16"/>
-          <w:szCs w:val="16"/>
-        </w:rPr>
-        <w:t xml:space="preserve">LEY 29571, CÓDIGO DE PROTECCIÓN Y DEFENSA DEL CONSUMIDOR, publicado el 2 de setiembre de 2010 y modificado por Decreto Legislativo 1308 </w:t>
-      </w:r>
-    </w:p>
-    <w:p>
-      <w:pPr>
-        <w:pStyle w:val="Textonotapie"/>
-        <w:ind w:left="567" w:right="-1"/>
-        <w:jc w:val="both"/>
-        <w:rPr>
-          <w:rFonts w:ascii="Arial Narrow" w:eastAsia="Arial Narrow" w:hAnsi="Arial Narrow" w:cs="Arial Narrow"/>
-          <w:b/>
-          <w:bCs/>
-          <w:sz w:val="16"/>
-          <w:szCs w:val="16"/>
-        </w:rPr>
-      </w:pPr>
-      <w:r>
-        <w:rPr>
-          <w:rFonts w:ascii="Arial Narrow" w:eastAsia="Arial Narrow" w:hAnsi="Arial Narrow" w:cs="Arial Narrow"/>
-          <w:b/>
-          <w:bCs/>
-          <w:sz w:val="16"/>
-          <w:szCs w:val="16"/>
-        </w:rPr>
-        <w:t>Artículo 49.- Definición de cláusulas abusivas</w:t>
-      </w:r>
-    </w:p>
-    <w:p>
-      <w:pPr>
-        <w:pStyle w:val="Textonotapie"/>
-        <w:ind w:left="567" w:right="-1"/>
-        <w:jc w:val="both"/>
-        <w:rPr>
-          <w:rFonts w:ascii="Arial Narrow" w:eastAsia="Arial Narrow" w:hAnsi="Arial Narrow" w:cs="Arial Narrow"/>
-          <w:sz w:val="16"/>
-          <w:szCs w:val="16"/>
-        </w:rPr>
-      </w:pPr>
-      <w:r>
-        <w:rPr>
-          <w:rFonts w:ascii="Arial Narrow" w:eastAsia="Arial Narrow" w:hAnsi="Arial Narrow" w:cs="Arial Narrow"/>
-          <w:sz w:val="16"/>
-          <w:szCs w:val="16"/>
-        </w:rPr>
-        <w:t>49.1 En los contratos por adhesión y en las cláusulas generales de contratación no aprobadas administrativamente, se consideran cláusulas abusivas y, por tanto, inexigibles todas aquellas estipulaciones no negociadas individualmente que, en contra de las exigencias de la buena fe, coloquen al consumidor, en su perjuicio, en una situación de desventaja o desigualdad o anulen sus derechos.</w:t>
-      </w:r>
-    </w:p>
-    <w:p>
-      <w:pPr>
-        <w:pStyle w:val="Textonotapie"/>
-        <w:ind w:left="567" w:right="-1"/>
-        <w:jc w:val="both"/>
-        <w:rPr>
-          <w:rFonts w:ascii="Arial Narrow" w:eastAsia="Arial Narrow" w:hAnsi="Arial Narrow" w:cs="Arial Narrow"/>
-          <w:sz w:val="16"/>
-          <w:szCs w:val="16"/>
-        </w:rPr>
-      </w:pPr>
-    </w:p>
-    <w:p>
-      <w:pPr>
-        <w:pStyle w:val="Textonotapie"/>
-        <w:ind w:left="567" w:right="-1"/>
-        <w:rPr>
-          <w:rFonts w:ascii="Arial Narrow" w:eastAsia="Arial Narrow" w:hAnsi="Arial Narrow" w:cs="Arial Narrow"/>
-          <w:sz w:val="16"/>
-          <w:szCs w:val="16"/>
-        </w:rPr>
-      </w:pPr>
-      <w:r>
-        <w:rPr>
-          <w:rFonts w:ascii="Arial Narrow" w:eastAsia="Arial Narrow" w:hAnsi="Arial Narrow" w:cs="Arial Narrow"/>
-          <w:b/>
-          <w:bCs/>
-          <w:sz w:val="16"/>
-          <w:szCs w:val="16"/>
-        </w:rPr>
-        <w:t>Artículo 50.- Cláusulas abusivas de ineficacia absoluta</w:t>
-      </w:r>
-      <w:r>
-        <w:rPr>
-          <w:rFonts w:ascii="Arial Narrow" w:eastAsia="Arial Narrow" w:hAnsi="Arial Narrow" w:cs="Arial Narrow"/>
-          <w:sz w:val="16"/>
-          <w:szCs w:val="16"/>
-        </w:rPr>
-        <w:t xml:space="preserve"> </w:t>
-      </w:r>
-    </w:p>
-    <w:p>
-      <w:pPr>
-        <w:pStyle w:val="Textonotapie"/>
-        <w:ind w:left="567" w:right="-1"/>
-        <w:rPr>
-          <w:rFonts w:ascii="Arial Narrow" w:eastAsia="Arial Narrow" w:hAnsi="Arial Narrow" w:cs="Arial Narrow"/>
-          <w:sz w:val="16"/>
-          <w:szCs w:val="16"/>
-        </w:rPr>
-      </w:pPr>
-      <w:r>
-        <w:rPr>
-          <w:rFonts w:ascii="Arial Narrow" w:eastAsia="Arial Narrow" w:hAnsi="Arial Narrow" w:cs="Arial Narrow"/>
-          <w:sz w:val="16"/>
-          <w:szCs w:val="16"/>
-        </w:rPr>
-        <w:t>Son cláusulas abusivas de ineficacia absoluta las siguientes:</w:t>
-      </w:r>
-    </w:p>
-    <w:p>
-      <w:pPr>
-        <w:pStyle w:val="Textonotapie"/>
-        <w:ind w:left="567" w:right="-1"/>
-        <w:rPr>
-          <w:rFonts w:ascii="Arial Narrow" w:eastAsia="Arial Narrow" w:hAnsi="Arial Narrow" w:cs="Arial Narrow"/>
-          <w:sz w:val="16"/>
-          <w:szCs w:val="16"/>
-        </w:rPr>
-      </w:pPr>
-      <w:r>
-        <w:rPr>
-          <w:rFonts w:ascii="Arial Narrow" w:eastAsia="Arial Narrow" w:hAnsi="Arial Narrow" w:cs="Arial Narrow"/>
-          <w:sz w:val="16"/>
-          <w:szCs w:val="16"/>
-        </w:rPr>
-        <w:t>a. Las que excluyan o limiten la responsabilidad del proveedor o sus dependientes por dolo o culpa, o las que trasladen la responsabilidad al consumidor por los hechos u omisiones del proveedor</w:t>
-      </w:r>
-      <w:r>
-        <w:rPr>
-          <w:rFonts w:ascii="Arial Narrow" w:eastAsia="Arial Narrow" w:hAnsi="Arial Narrow" w:cs="Arial Narrow"/>
-          <w:sz w:val="16"/>
-          <w:szCs w:val="16"/>
-        </w:rPr>
-        <w:t xml:space="preserve"> (…)</w:t>
-      </w:r>
-      <w:r>
-        <w:rPr>
-          <w:rFonts w:ascii="Arial Narrow" w:eastAsia="Arial Narrow" w:hAnsi="Arial Narrow" w:cs="Arial Narrow"/>
-          <w:sz w:val="16"/>
-          <w:szCs w:val="16"/>
-        </w:rPr>
-        <w:t>.</w:t>
-      </w:r>
-    </w:p>
-    <w:p>
-      <w:pPr>
-        <w:pStyle w:val="Textonotapie"/>
-        <w:ind w:left="567" w:right="-1"/>
-        <w:jc w:val="both"/>
-        <w:rPr>
-          <w:rFonts w:ascii="Arial Narrow" w:eastAsia="Arial Narrow" w:hAnsi="Arial Narrow" w:cs="Arial Narrow"/>
-          <w:sz w:val="16"/>
-          <w:szCs w:val="16"/>
-        </w:rPr>
-      </w:pPr>
-      <w:r>
-        <w:rPr>
-          <w:rFonts w:ascii="Arial Narrow" w:eastAsia="Arial Narrow" w:hAnsi="Arial Narrow" w:cs="Arial Narrow"/>
-          <w:sz w:val="16"/>
-          <w:szCs w:val="16"/>
-        </w:rPr>
-        <w:t>(...).</w:t>
-      </w:r>
-    </w:p>
+    </w:p>
+  </w:footnote>
+  <w:footnote w:id="6">
     <w:p>
       <w:pPr>
         <w:pStyle w:val="Textonotapie"/>
@@ -8393,15 +8437,74 @@
         <w:jc w:val="both"/>
         <w:rPr>
           <w:rFonts w:ascii="Arial Narrow" w:eastAsia="Arial Narrow" w:hAnsi="Arial Narrow" w:cs="Arial Narrow"/>
+          <w:sz w:val="16"/>
+          <w:szCs w:val="16"/>
+        </w:rPr>
+      </w:pPr>
+      <w:r>
+        <w:rPr>
+          <w:rStyle w:val="Refdenotaalpie"/>
+          <w:rFonts w:ascii="Arial Narrow" w:eastAsia="Arial Narrow" w:hAnsi="Arial Narrow" w:cs="Arial Narrow"/>
+          <w:sz w:val="16"/>
+          <w:szCs w:val="16"/>
+          <w:vertAlign w:val="superscript"/>
+        </w:rPr>
+        <w:footnoteRef/>
+      </w:r>
+      <w:r>
+        <w:rPr>
+          <w:rFonts w:ascii="Arial Narrow" w:eastAsia="Arial Narrow" w:hAnsi="Arial Narrow" w:cs="Arial Narrow"/>
+          <w:sz w:val="16"/>
+          <w:szCs w:val="16"/>
+        </w:rPr>
+        <w:tab/>
+        <w:t xml:space="preserve"/>
+      </w:r>
+      <w:r>
+        <w:rPr>
+          <w:rFonts w:ascii="Arial Narrow" w:eastAsia="Arial Narrow" w:hAnsi="Arial Narrow" w:cs="Arial Narrow"/>
+          <w:sz w:val="16"/>
+          <w:szCs w:val="16"/>
+        </w:rPr>
+        <w:tab/>
+      </w:r>
+      <w:r>
+        <w:rPr>
+          <w:rFonts w:ascii="Arial Narrow" w:eastAsia="Arial Narrow" w:hAnsi="Arial Narrow" w:cs="Arial Narrow"/>
           <w:b/>
           <w:bCs/>
           <w:sz w:val="16"/>
           <w:szCs w:val="16"/>
         </w:rPr>
-      </w:pPr>
-    </w:p>
-  </w:footnote>
-  <w:footnote w:id="6">
+        <w:t>LEY SOBRE FACULTADES, NORMAS Y ORGANIZACIÓN DEL INDECOPI, APROBADA POR DECRETO LEGISLATIVO 807 Artículo 24.-</w:t>
+      </w:r>
+      <w:r>
+        <w:rPr>
+          <w:rFonts w:ascii="Arial Narrow" w:eastAsia="Arial Narrow" w:hAnsi="Arial Narrow" w:cs="Arial Narrow"/>
+          <w:sz w:val="16"/>
+          <w:szCs w:val="16"/>
+        </w:rPr>
+        <w:t xml:space="preserve"> El </w:t>
+      </w:r>
+      <w:proofErr w:type="gramStart"/>
+      <w:r>
+        <w:rPr>
+          <w:rFonts w:ascii="Arial Narrow" w:eastAsia="Arial Narrow" w:hAnsi="Arial Narrow" w:cs="Arial Narrow"/>
+          <w:sz w:val="16"/>
+          <w:szCs w:val="16"/>
+        </w:rPr>
+        <w:t>Secretario Técnico</w:t>
+      </w:r>
+      <w:proofErr w:type="gramEnd"/>
+      <w:r>
+        <w:rPr>
+          <w:rFonts w:ascii="Arial Narrow" w:eastAsia="Arial Narrow" w:hAnsi="Arial Narrow" w:cs="Arial Narrow"/>
+          <w:sz w:val="16"/>
+          <w:szCs w:val="16"/>
+        </w:rPr>
+        <w:t xml:space="preserve"> se encargará de la tramitación del procedimiento. Para ello, cuenta con las siguientes facultades:</w:t>
+      </w:r>
+    </w:p>
     <w:p>
       <w:pPr>
         <w:pStyle w:val="Textonotapie"/>
@@ -8418,65 +8521,12 @@
       </w:pPr>
       <w:r>
         <w:rPr>
-          <w:rStyle w:val="Refdenotaalpie"/>
-          <w:rFonts w:ascii="Arial Narrow" w:eastAsia="Arial Narrow" w:hAnsi="Arial Narrow" w:cs="Arial Narrow"/>
-          <w:sz w:val="16"/>
-          <w:szCs w:val="16"/>
-          <w:vertAlign w:val="superscript"/>
-        </w:rPr>
-        <w:footnoteRef/>
-      </w:r>
-      <w:r>
-        <w:rPr>
-          <w:rFonts w:ascii="Arial Narrow" w:eastAsia="Arial Narrow" w:hAnsi="Arial Narrow" w:cs="Arial Narrow"/>
-          <w:sz w:val="16"/>
-          <w:szCs w:val="16"/>
-        </w:rPr>
-        <w:t xml:space="preserve"> </w:t>
-      </w:r>
-      <w:r>
-        <w:rPr>
           <w:rFonts w:ascii="Arial Narrow" w:eastAsia="Arial Narrow" w:hAnsi="Arial Narrow" w:cs="Arial Narrow"/>
           <w:sz w:val="16"/>
           <w:szCs w:val="16"/>
         </w:rPr>
         <w:tab/>
-      </w:r>
-      <w:r>
-        <w:rPr>
-          <w:rFonts w:ascii="Arial Narrow" w:eastAsia="Arial Narrow" w:hAnsi="Arial Narrow" w:cs="Arial Narrow"/>
-          <w:b/>
-          <w:bCs/>
-          <w:sz w:val="16"/>
-          <w:szCs w:val="16"/>
-        </w:rPr>
-        <w:t>LEY SOBRE FACULTADES, NORMAS Y ORGANIZACIÓN DEL INDECOPI, APROBADA POR DECRETO LEGISLATIVO 807 Artículo 24.-</w:t>
-      </w:r>
-      <w:r>
-        <w:rPr>
-          <w:rFonts w:ascii="Arial Narrow" w:eastAsia="Arial Narrow" w:hAnsi="Arial Narrow" w:cs="Arial Narrow"/>
-          <w:sz w:val="16"/>
-          <w:szCs w:val="16"/>
-        </w:rPr>
-        <w:t xml:space="preserve"> El </w:t>
-      </w:r>
-      <w:proofErr w:type="gramStart"/>
-      <w:r>
-        <w:rPr>
-          <w:rFonts w:ascii="Arial Narrow" w:eastAsia="Arial Narrow" w:hAnsi="Arial Narrow" w:cs="Arial Narrow"/>
-          <w:sz w:val="16"/>
-          <w:szCs w:val="16"/>
-        </w:rPr>
-        <w:t>Secretario Técnico</w:t>
-      </w:r>
-      <w:proofErr w:type="gramEnd"/>
-      <w:r>
-        <w:rPr>
-          <w:rFonts w:ascii="Arial Narrow" w:eastAsia="Arial Narrow" w:hAnsi="Arial Narrow" w:cs="Arial Narrow"/>
-          <w:sz w:val="16"/>
-          <w:szCs w:val="16"/>
-        </w:rPr>
-        <w:t xml:space="preserve"> se encargará de la tramitación del procedimiento. Para ello, cuenta con las siguientes facultades:</w:t>
+        <w:t xml:space="preserve">(...) </w:t>
       </w:r>
     </w:p>
     <w:p>
@@ -8500,7 +8550,7 @@
           <w:szCs w:val="16"/>
         </w:rPr>
         <w:tab/>
-        <w:t xml:space="preserve">(...) </w:t>
+        <w:t xml:space="preserve">c) Admitir denuncias a trámite, en aquellos casos en que la Comisión le haya delegado esta facultad. </w:t>
       </w:r>
     </w:p>
     <w:p>
@@ -8524,7 +8574,7 @@
           <w:szCs w:val="16"/>
         </w:rPr>
         <w:tab/>
-        <w:t xml:space="preserve">c) Admitir denuncias a trámite, en aquellos casos en que la Comisión le haya delegado esta facultad. </w:t>
+        <w:t>(...).</w:t>
       </w:r>
     </w:p>
     <w:p>
@@ -8541,6 +8591,33 @@
           <w:szCs w:val="16"/>
         </w:rPr>
       </w:pPr>
+    </w:p>
+  </w:footnote>
+  <w:footnote w:id="7">
+    <w:p>
+      <w:pPr>
+        <w:pStyle w:val="Textonotapie"/>
+        <w:tabs>
+          <w:tab w:val="left" w:pos="567"/>
+        </w:tabs>
+        <w:ind w:left="567" w:hanging="567"/>
+        <w:jc w:val="both"/>
+        <w:rPr>
+          <w:rFonts w:ascii="Arial Narrow" w:eastAsia="Arial Narrow" w:hAnsi="Arial Narrow" w:cs="Arial Narrow"/>
+          <w:sz w:val="16"/>
+          <w:szCs w:val="16"/>
+        </w:rPr>
+      </w:pPr>
+      <w:r>
+        <w:rPr>
+          <w:rStyle w:val="Refdenotaalpie"/>
+          <w:rFonts w:ascii="Arial Narrow" w:eastAsia="Arial Narrow" w:hAnsi="Arial Narrow" w:cs="Arial Narrow"/>
+          <w:sz w:val="16"/>
+          <w:szCs w:val="16"/>
+          <w:vertAlign w:val="superscript"/>
+        </w:rPr>
+        <w:footnoteRef/>
+      </w:r>
       <w:r>
         <w:rPr>
           <w:rFonts w:ascii="Arial Narrow" w:eastAsia="Arial Narrow" w:hAnsi="Arial Narrow" w:cs="Arial Narrow"/>
@@ -8548,9 +8625,679 @@
           <w:szCs w:val="16"/>
         </w:rPr>
         <w:tab/>
-        <w:t>(...).</w:t>
-      </w:r>
-    </w:p>
+        <w:t xml:space="preserve"/>
+      </w:r>
+      <w:r>
+        <w:rPr>
+          <w:rFonts w:ascii="Arial Narrow" w:eastAsia="Arial Narrow" w:hAnsi="Arial Narrow" w:cs="Arial Narrow"/>
+          <w:sz w:val="16"/>
+          <w:szCs w:val="16"/>
+        </w:rPr>
+        <w:tab/>
+        <w:t xml:space="preserve">El número de trabajadores se atenderá siempre que la empresa haya sido constituida antes de la vigencia de la Ley 30056, publicada el 2 de julio de 2013, que modificó el artículo 5 del Texto Único Ordenado de la Ley de Promoción de la Competitividad, Formalización y Desarrollo de la Micro y Pequeña Empresa y de Acceso al Empleo Decente (LEY MYPE). Ello, en la medida que la Tercera Disposición Complementaria Transitoria de la norma modificatoria precisa que las empresas constituidas antes de la </w:t>
+      </w:r>
+      <w:proofErr w:type="gramStart"/>
+      <w:r>
+        <w:rPr>
+          <w:rFonts w:ascii="Arial Narrow" w:eastAsia="Arial Narrow" w:hAnsi="Arial Narrow" w:cs="Arial Narrow"/>
+          <w:sz w:val="16"/>
+          <w:szCs w:val="16"/>
+        </w:rPr>
+        <w:t>entrada en vigencia</w:t>
+      </w:r>
+      <w:proofErr w:type="gramEnd"/>
+      <w:r>
+        <w:rPr>
+          <w:rFonts w:ascii="Arial Narrow" w:eastAsia="Arial Narrow" w:hAnsi="Arial Narrow" w:cs="Arial Narrow"/>
+          <w:sz w:val="16"/>
+          <w:szCs w:val="16"/>
+        </w:rPr>
+        <w:t xml:space="preserve"> de dicha Ley se rigen por los requisitos de acogimiento al régimen de las micro y pequeñas empresas regulados en el Decreto Legislativo 1086.</w:t>
+      </w:r>
+    </w:p>
+    <w:p>
+      <w:pPr>
+        <w:pStyle w:val="Textonotapie"/>
+        <w:ind w:left="567" w:hanging="567"/>
+        <w:jc w:val="both"/>
+        <w:rPr>
+          <w:rFonts w:ascii="Arial Narrow" w:eastAsia="Arial Narrow" w:hAnsi="Arial Narrow" w:cs="Arial Narrow"/>
+          <w:sz w:val="16"/>
+          <w:szCs w:val="16"/>
+        </w:rPr>
+      </w:pPr>
+    </w:p>
+  </w:footnote>
+  <w:footnote w:id="8">
+    <w:p>
+      <w:pPr>
+        <w:pStyle w:val="Textonotapie"/>
+        <w:tabs>
+          <w:tab w:val="left" w:pos="567"/>
+        </w:tabs>
+        <w:ind w:left="567" w:hanging="567"/>
+        <w:jc w:val="both"/>
+        <w:rPr>
+          <w:rFonts w:ascii="Arial Narrow" w:eastAsia="Arial Narrow" w:hAnsi="Arial Narrow" w:cs="Arial Narrow"/>
+          <w:sz w:val="16"/>
+          <w:szCs w:val="16"/>
+        </w:rPr>
+      </w:pPr>
+      <w:r>
+        <w:rPr>
+          <w:rStyle w:val="Refdenotaalpie"/>
+          <w:rFonts w:ascii="Arial Narrow" w:eastAsia="Arial Narrow" w:hAnsi="Arial Narrow" w:cs="Arial Narrow"/>
+          <w:sz w:val="16"/>
+          <w:szCs w:val="16"/>
+          <w:vertAlign w:val="superscript"/>
+        </w:rPr>
+        <w:footnoteRef/>
+      </w:r>
+      <w:r>
+        <w:rPr>
+          <w:rFonts w:ascii="Arial Narrow" w:eastAsia="Arial Narrow" w:hAnsi="Arial Narrow" w:cs="Arial Narrow"/>
+          <w:sz w:val="16"/>
+          <w:szCs w:val="16"/>
+        </w:rPr>
+        <w:tab/>
+        <w:t xml:space="preserve"/>
+      </w:r>
+      <w:r>
+        <w:rPr>
+          <w:rFonts w:ascii="Arial Narrow" w:eastAsia="Arial Narrow" w:hAnsi="Arial Narrow" w:cs="Arial Narrow"/>
+          <w:sz w:val="16"/>
+          <w:szCs w:val="16"/>
+        </w:rPr>
+        <w:tab/>
+      </w:r>
+      <w:r>
+        <w:rPr>
+          <w:rFonts w:ascii="Arial Narrow" w:eastAsia="Arial Narrow" w:hAnsi="Arial Narrow" w:cs="Arial Narrow"/>
+          <w:b/>
+          <w:sz w:val="16"/>
+          <w:szCs w:val="16"/>
+        </w:rPr>
+        <w:t>LEY 29571, CÓDIGO DE PROTECCIÓN Y DEFENSA DEL CONSUMIDOR</w:t>
+      </w:r>
+      <w:r>
+        <w:rPr>
+          <w:rFonts w:ascii="Arial Narrow" w:eastAsia="Arial Narrow" w:hAnsi="Arial Narrow" w:cs="Arial Narrow"/>
+          <w:b/>
+          <w:bCs/>
+          <w:sz w:val="16"/>
+          <w:szCs w:val="16"/>
+        </w:rPr>
+        <w:t xml:space="preserve">, </w:t>
+      </w:r>
+      <w:r>
+        <w:rPr>
+          <w:rFonts w:ascii="Arial Narrow" w:eastAsia="Arial Narrow" w:hAnsi="Arial Narrow" w:cs="Arial Narrow"/>
+          <w:b/>
+          <w:sz w:val="16"/>
+          <w:szCs w:val="16"/>
+        </w:rPr>
+        <w:t>publicado el 2 de setiembre de 2010 y modificado por Decreto Legislativo 1308</w:t>
+      </w:r>
+    </w:p>
+    <w:p>
+      <w:pPr>
+        <w:pStyle w:val="Textonotapie"/>
+        <w:ind w:left="567" w:hanging="567"/>
+        <w:jc w:val="both"/>
+        <w:rPr>
+          <w:rFonts w:ascii="Arial Narrow" w:eastAsia="Arial Narrow" w:hAnsi="Arial Narrow" w:cs="Arial Narrow"/>
+          <w:b/>
+          <w:bCs/>
+          <w:sz w:val="16"/>
+          <w:szCs w:val="16"/>
+        </w:rPr>
+      </w:pPr>
+      <w:r>
+        <w:rPr>
+          <w:rFonts w:ascii="Arial Narrow" w:eastAsia="Arial Narrow" w:hAnsi="Arial Narrow" w:cs="Arial Narrow"/>
+          <w:sz w:val="16"/>
+          <w:szCs w:val="16"/>
+        </w:rPr>
+        <w:tab/>
+      </w:r>
+      <w:r>
+        <w:rPr>
+          <w:rFonts w:ascii="Arial Narrow" w:eastAsia="Arial Narrow" w:hAnsi="Arial Narrow" w:cs="Arial Narrow"/>
+          <w:b/>
+          <w:bCs/>
+          <w:sz w:val="16"/>
+          <w:szCs w:val="16"/>
+        </w:rPr>
+        <w:t>Artículo 110.- Sanciones Administrativas</w:t>
+      </w:r>
+    </w:p>
+    <w:p>
+      <w:pPr>
+        <w:autoSpaceDE w:val="0"/>
+        <w:autoSpaceDN w:val="0"/>
+        <w:adjustRightInd w:val="0"/>
+        <w:spacing w:after="0" w:line="240" w:lineRule="auto"/>
+        <w:ind w:left="567"/>
+        <w:jc w:val="both"/>
+        <w:rPr>
+          <w:rFonts w:ascii="Arial Narrow" w:eastAsia="Arial Narrow" w:hAnsi="Arial Narrow" w:cs="Arial Narrow"/>
+          <w:sz w:val="16"/>
+          <w:szCs w:val="16"/>
+          <w:lang w:eastAsia="es-PE"/>
+        </w:rPr>
+      </w:pPr>
+      <w:r>
+        <w:rPr>
+          <w:rFonts w:ascii="Arial Narrow" w:eastAsia="Arial Narrow" w:hAnsi="Arial Narrow" w:cs="Arial Narrow"/>
+          <w:sz w:val="16"/>
+          <w:szCs w:val="16"/>
+          <w:lang w:eastAsia="es-PE"/>
+        </w:rPr>
+        <w:t>(…)</w:t>
+      </w:r>
+    </w:p>
+    <w:p>
+      <w:pPr>
+        <w:autoSpaceDE w:val="0"/>
+        <w:autoSpaceDN w:val="0"/>
+        <w:adjustRightInd w:val="0"/>
+        <w:spacing w:after="0" w:line="240" w:lineRule="auto"/>
+        <w:ind w:left="567"/>
+        <w:jc w:val="both"/>
+        <w:rPr>
+          <w:rFonts w:ascii="Arial Narrow" w:eastAsia="Arial Narrow" w:hAnsi="Arial Narrow" w:cs="Arial Narrow"/>
+          <w:sz w:val="16"/>
+          <w:szCs w:val="16"/>
+          <w:lang w:eastAsia="es-PE"/>
+        </w:rPr>
+      </w:pPr>
+      <w:r>
+        <w:rPr>
+          <w:rFonts w:ascii="Arial Narrow" w:eastAsia="Arial Narrow" w:hAnsi="Arial Narrow" w:cs="Arial Narrow"/>
+          <w:sz w:val="16"/>
+          <w:szCs w:val="16"/>
+          <w:lang w:eastAsia="es-PE"/>
+        </w:rPr>
+        <w:t>En el caso de las microempresas, la multa no puede superar el diez por ciento (10%) de las ventas o ingresos brutos percibidos por el infractor, relativos a todas sus actividades económicas, correspondientes al ejercicio inmediato anterior al de la expedición de la resolución de primera instancia, siempre que se haya acreditado dichos ingresos, no se encuentre en una situación de reincidencia y el caso no verse sobre la vida, salud o integridad de los consumidores. Para el caso de las pequeñas empresas, la multa no puede superar el veinte por ciento (20%) de las ventas o ingresos brutos percibidos por el infractor, conforme a los requisitos señalados anteriormente.</w:t>
+      </w:r>
+    </w:p>
+    <w:p>
+      <w:pPr>
+        <w:autoSpaceDE w:val="0"/>
+        <w:autoSpaceDN w:val="0"/>
+        <w:adjustRightInd w:val="0"/>
+        <w:spacing w:after="0" w:line="240" w:lineRule="auto"/>
+        <w:ind w:left="567"/>
+        <w:jc w:val="both"/>
+        <w:rPr>
+          <w:rFonts w:ascii="Arial Narrow" w:eastAsia="Arial Narrow" w:hAnsi="Arial Narrow" w:cs="Arial Narrow"/>
+          <w:sz w:val="16"/>
+          <w:szCs w:val="16"/>
+          <w:lang w:eastAsia="es-PE"/>
+        </w:rPr>
+      </w:pPr>
+      <w:r>
+        <w:rPr>
+          <w:rFonts w:ascii="Arial Narrow" w:eastAsia="Arial Narrow" w:hAnsi="Arial Narrow" w:cs="Arial Narrow"/>
+          <w:sz w:val="16"/>
+          <w:szCs w:val="16"/>
+          <w:lang w:eastAsia="es-PE"/>
+        </w:rPr>
+        <w:t>(…).</w:t>
+      </w:r>
+    </w:p>
+    <w:p>
+      <w:pPr>
+        <w:pStyle w:val="Textonotapie"/>
+        <w:ind w:left="567" w:hanging="567"/>
+        <w:jc w:val="both"/>
+        <w:rPr>
+          <w:rFonts w:ascii="Arial Narrow" w:eastAsia="Arial Narrow" w:hAnsi="Arial Narrow" w:cs="Arial Narrow"/>
+          <w:sz w:val="16"/>
+          <w:szCs w:val="16"/>
+        </w:rPr>
+      </w:pPr>
+    </w:p>
+  </w:footnote>
+  <w:footnote w:id="9">
+    <w:p>
+      <w:pPr>
+        <w:pStyle w:val="Textonotapie"/>
+        <w:tabs>
+          <w:tab w:val="left" w:pos="567"/>
+        </w:tabs>
+        <w:ind w:left="567" w:hanging="567"/>
+        <w:jc w:val="both"/>
+        <w:rPr>
+          <w:rFonts w:ascii="Arial Narrow" w:eastAsia="Arial Narrow" w:hAnsi="Arial Narrow" w:cs="Arial Narrow"/>
+          <w:sz w:val="16"/>
+          <w:szCs w:val="16"/>
+        </w:rPr>
+      </w:pPr>
+      <w:r>
+        <w:rPr>
+          <w:rStyle w:val="Refdenotaalpie"/>
+          <w:rFonts w:ascii="Arial Narrow" w:eastAsia="Arial Narrow" w:hAnsi="Arial Narrow" w:cs="Arial Narrow"/>
+          <w:sz w:val="16"/>
+          <w:szCs w:val="16"/>
+          <w:vertAlign w:val="superscript"/>
+        </w:rPr>
+        <w:footnoteRef/>
+      </w:r>
+      <w:r>
+        <w:rPr>
+          <w:rFonts w:ascii="Arial Narrow" w:eastAsia="Arial Narrow" w:hAnsi="Arial Narrow" w:cs="Arial Narrow"/>
+          <w:sz w:val="16"/>
+          <w:szCs w:val="16"/>
+        </w:rPr>
+        <w:tab/>
+      </w:r>
+      <w:r>
+        <w:rPr>
+          <w:rFonts w:ascii="Arial Narrow" w:eastAsia="Arial Narrow" w:hAnsi="Arial Narrow" w:cs="Arial Narrow"/>
+          <w:b/>
+          <w:bCs/>
+          <w:sz w:val="16"/>
+          <w:szCs w:val="16"/>
+        </w:rPr>
+        <w:t xml:space="preserve">DECRETO LEGISLATIVO 807, LEY SOBRE FACULTADES, NORMAS Y ORGANIZACIÓN DEL INDECOPI, publicado el 18 de abril de 1996</w:t>
+      </w:r>
+    </w:p>
+    <w:p>
+      <w:pPr>
+        <w:pStyle w:val="Textonotapie"/>
+        <w:ind w:left="567" w:hanging="567"/>
+        <w:jc w:val="both"/>
+        <w:rPr>
+          <w:rFonts w:ascii="Arial Narrow" w:eastAsia="Arial Narrow" w:hAnsi="Arial Narrow" w:cs="Arial Narrow"/>
+          <w:sz w:val="16"/>
+          <w:szCs w:val="16"/>
+        </w:rPr>
+      </w:pPr>
+      <w:r>
+        <w:rPr>
+          <w:rFonts w:ascii="Arial Narrow" w:eastAsia="Arial Narrow" w:hAnsi="Arial Narrow" w:cs="Arial Narrow"/>
+          <w:sz w:val="16"/>
+          <w:szCs w:val="16"/>
+        </w:rPr>
+        <w:tab/>
+      </w:r>
+      <w:r>
+        <w:rPr>
+          <w:rFonts w:ascii="Arial Narrow" w:eastAsia="Arial Narrow" w:hAnsi="Arial Narrow" w:cs="Arial Narrow"/>
+          <w:b/>
+          <w:bCs/>
+          <w:sz w:val="16"/>
+          <w:szCs w:val="16"/>
+        </w:rPr>
+        <w:t xml:space="preserve">Artículo 26.-</w:t>
+      </w:r>
+      <w:r>
+        <w:rPr>
+          <w:rFonts w:ascii="Arial Narrow" w:eastAsia="Arial Narrow" w:hAnsi="Arial Narrow" w:cs="Arial Narrow"/>
+          <w:sz w:val="16"/>
+          <w:szCs w:val="16"/>
+        </w:rPr>
+        <w:t xml:space="preserve"> Una vez admitida a trámite la denuncia, se correrá traslado de la misma al denunciado, a fin de que éste presente su descargo. El plazo para la presentación del descargo será de cinco (5) días contados desde la notificación, vencido el cual, el Secretario Técnico declarará en rebeldía al denunciado que no lo hubiera presentado.</w:t>
+      </w:r>
+    </w:p>
+    <w:p>
+      <w:pPr>
+        <w:pStyle w:val="Textonotapie"/>
+        <w:ind w:left="567" w:hanging="567"/>
+        <w:jc w:val="both"/>
+        <w:rPr>
+          <w:rFonts w:ascii="Arial Narrow" w:eastAsia="Arial Narrow" w:hAnsi="Arial Narrow" w:cs="Arial Narrow"/>
+          <w:sz w:val="16"/>
+          <w:szCs w:val="16"/>
+        </w:rPr>
+      </w:pPr>
+    </w:p>
+  </w:footnote>
+  <w:footnote w:id="10">
+    <w:p>
+      <w:pPr>
+        <w:pStyle w:val="Textonotapie"/>
+        <w:tabs>
+          <w:tab w:val="left" w:pos="567"/>
+        </w:tabs>
+        <w:ind w:left="567" w:hanging="567"/>
+        <w:jc w:val="both"/>
+        <w:rPr>
+          <w:rFonts w:ascii="Arial Narrow" w:eastAsia="Arial Narrow" w:hAnsi="Arial Narrow" w:cs="Arial Narrow"/>
+          <w:sz w:val="16"/>
+          <w:szCs w:val="16"/>
+        </w:rPr>
+      </w:pPr>
+      <w:r>
+        <w:rPr>
+          <w:rStyle w:val="Refdenotaalpie"/>
+          <w:rFonts w:ascii="Arial Narrow" w:eastAsia="Arial Narrow" w:hAnsi="Arial Narrow" w:cs="Arial Narrow"/>
+          <w:sz w:val="16"/>
+          <w:szCs w:val="16"/>
+          <w:vertAlign w:val="superscript"/>
+        </w:rPr>
+        <w:footnoteRef/>
+      </w:r>
+      <w:r>
+        <w:rPr>
+          <w:rFonts w:ascii="Arial Narrow" w:eastAsia="Arial Narrow" w:hAnsi="Arial Narrow" w:cs="Arial Narrow"/>
+          <w:sz w:val="16"/>
+          <w:szCs w:val="16"/>
+        </w:rPr>
+        <w:tab/>
+      </w:r>
+      <w:r>
+        <w:rPr>
+          <w:rFonts w:ascii="Arial Narrow" w:eastAsia="Arial Narrow" w:hAnsi="Arial Narrow" w:cs="Arial Narrow"/>
+          <w:b/>
+          <w:bCs/>
+          <w:sz w:val="16"/>
+          <w:szCs w:val="16"/>
+        </w:rPr>
+        <w:t xml:space="preserve">DECRETO SUPREMO 006-2026-JUS, TEXTO ÚNICO ORDENADO DE LA LEY 27444, LEY DEL PROCEDIMIENTO ADMINISTRATIVO GENERAL, publicado el 30 de abril de 2026</w:t>
+      </w:r>
+    </w:p>
+    <w:p>
+      <w:pPr>
+        <w:pStyle w:val="Textonotapie"/>
+        <w:ind w:left="567" w:hanging="567"/>
+        <w:jc w:val="both"/>
+        <w:rPr>
+          <w:rFonts w:ascii="Arial Narrow" w:eastAsia="Arial Narrow" w:hAnsi="Arial Narrow" w:cs="Arial Narrow"/>
+          <w:sz w:val="16"/>
+          <w:szCs w:val="16"/>
+        </w:rPr>
+      </w:pPr>
+      <w:r>
+        <w:rPr>
+          <w:rFonts w:ascii="Arial Narrow" w:eastAsia="Arial Narrow" w:hAnsi="Arial Narrow" w:cs="Arial Narrow"/>
+          <w:sz w:val="16"/>
+          <w:szCs w:val="16"/>
+        </w:rPr>
+        <w:tab/>
+      </w:r>
+      <w:r>
+        <w:rPr>
+          <w:rFonts w:ascii="Arial Narrow" w:eastAsia="Arial Narrow" w:hAnsi="Arial Narrow" w:cs="Arial Narrow"/>
+          <w:b/>
+          <w:bCs/>
+          <w:sz w:val="16"/>
+          <w:szCs w:val="16"/>
+        </w:rPr>
+        <w:t xml:space="preserve">Artículo 223.- Contestación de la reclamación</w:t>
+      </w:r>
+    </w:p>
+    <w:p>
+      <w:pPr>
+        <w:pStyle w:val="Textonotapie"/>
+        <w:ind w:left="567" w:hanging="567"/>
+        <w:jc w:val="both"/>
+        <w:rPr>
+          <w:rFonts w:ascii="Arial Narrow" w:eastAsia="Arial Narrow" w:hAnsi="Arial Narrow" w:cs="Arial Narrow"/>
+          <w:sz w:val="16"/>
+          <w:szCs w:val="16"/>
+        </w:rPr>
+      </w:pPr>
+      <w:r>
+        <w:rPr>
+          <w:rFonts w:ascii="Arial Narrow" w:eastAsia="Arial Narrow" w:hAnsi="Arial Narrow" w:cs="Arial Narrow"/>
+          <w:sz w:val="16"/>
+          <w:szCs w:val="16"/>
+        </w:rPr>
+        <w:tab/>
+      </w:r>
+      <w:r>
+        <w:rPr>
+          <w:rFonts w:ascii="Arial Narrow" w:eastAsia="Arial Narrow" w:hAnsi="Arial Narrow" w:cs="Arial Narrow"/>
+          <w:sz w:val="16"/>
+          <w:szCs w:val="16"/>
+        </w:rPr>
+        <w:t xml:space="preserve">223.1 El reclamado deberá presentar la contestación de la reclamación dentro de los quince (15) días posteriores a la notificación de ésta; vencido este plazo, la Administración declarará en rebeldía al reclamado que no la hubiera presentado. La contestación deberá contener los requisitos de los escritos previstos en el artículo 113 de la presente Ley, así como la absolución de todos los asuntos controvertidos de hecho y de derecho, Las alegaciones y los hechos relevantes de la reclamación, salvo que hayan sido específicamente negadas en la contestación, se tendrán por aceptadas o merituadas como ciertas.</w:t>
+      </w:r>
+    </w:p>
+    <w:p>
+      <w:pPr>
+        <w:pStyle w:val="Textonotapie"/>
+        <w:ind w:left="567" w:hanging="567"/>
+        <w:jc w:val="both"/>
+        <w:rPr>
+          <w:rFonts w:ascii="Arial Narrow" w:eastAsia="Arial Narrow" w:hAnsi="Arial Narrow" w:cs="Arial Narrow"/>
+          <w:sz w:val="16"/>
+          <w:szCs w:val="16"/>
+        </w:rPr>
+      </w:pPr>
+    </w:p>
+  </w:footnote>
+  <w:footnote w:id="11">
+    <w:p>
+      <w:pPr>
+        <w:tabs>
+          <w:tab w:val="left" w:pos="567"/>
+        </w:tabs>
+        <w:spacing w:after="0" w:line="240" w:lineRule="auto"/>
+        <w:ind w:left="567" w:hanging="567"/>
+        <w:jc w:val="both"/>
+        <w:rPr>
+          <w:rFonts w:ascii="Arial Narrow" w:eastAsia="Arial Narrow" w:hAnsi="Arial Narrow" w:cs="Arial Narrow"/>
+          <w:sz w:val="16"/>
+          <w:szCs w:val="16"/>
+        </w:rPr>
+      </w:pPr>
+      <w:r>
+        <w:rPr>
+          <w:rStyle w:val="Refdenotaalpie"/>
+          <w:rFonts w:ascii="Arial Narrow" w:eastAsia="Arial Narrow" w:hAnsi="Arial Narrow" w:cs="Arial Narrow"/>
+          <w:sz w:val="16"/>
+          <w:szCs w:val="16"/>
+          <w:vertAlign w:val="superscript"/>
+        </w:rPr>
+        <w:footnoteRef/>
+      </w:r>
+      <w:r>
+        <w:rPr>
+          <w:rFonts w:ascii="Arial Narrow" w:eastAsia="Arial Narrow" w:hAnsi="Arial Narrow" w:cs="Arial Narrow"/>
+          <w:sz w:val="16"/>
+          <w:szCs w:val="16"/>
+          <w:vertAlign w:val="superscript"/>
+        </w:rPr>
+        <w:tab/>
+        <w:t xml:space="preserve"/>
+      </w:r>
+      <w:r>
+        <w:rPr>
+          <w:rFonts w:ascii="Arial Narrow" w:eastAsia="Arial Narrow" w:hAnsi="Arial Narrow" w:cs="Arial Narrow"/>
+          <w:sz w:val="16"/>
+          <w:szCs w:val="16"/>
+        </w:rPr>
+        <w:t xml:space="preserve"> </w:t>
+      </w:r>
+      <w:r>
+        <w:rPr>
+          <w:rFonts w:ascii="Arial Narrow" w:eastAsia="Arial Narrow" w:hAnsi="Arial Narrow" w:cs="Arial Narrow"/>
+          <w:sz w:val="16"/>
+          <w:szCs w:val="16"/>
+        </w:rPr>
+        <w:tab/>
+      </w:r>
+      <w:r>
+        <w:rPr>
+          <w:rFonts w:ascii="Arial Narrow" w:eastAsia="Arial Narrow" w:hAnsi="Arial Narrow" w:cs="Arial Narrow"/>
+          <w:b/>
+          <w:sz w:val="16"/>
+          <w:szCs w:val="16"/>
+        </w:rPr>
+        <w:t>LEY 29571, CÓDIGO DE PROTECCIÓN Y DEFENSA DEL CONSUMIDOR</w:t>
+      </w:r>
+      <w:r>
+        <w:rPr>
+          <w:rFonts w:ascii="Arial Narrow" w:eastAsia="Arial Narrow" w:hAnsi="Arial Narrow" w:cs="Arial Narrow"/>
+          <w:b/>
+          <w:bCs/>
+          <w:sz w:val="16"/>
+          <w:szCs w:val="16"/>
+        </w:rPr>
+        <w:t xml:space="preserve">, </w:t>
+      </w:r>
+      <w:r>
+        <w:rPr>
+          <w:rFonts w:ascii="Arial Narrow" w:eastAsia="Arial Narrow" w:hAnsi="Arial Narrow" w:cs="Arial Narrow"/>
+          <w:b/>
+          <w:sz w:val="16"/>
+          <w:szCs w:val="16"/>
+        </w:rPr>
+        <w:t>publicado el 2 de setiembre de 2010 y modificado por Decreto Legislativo 1308</w:t>
+      </w:r>
+    </w:p>
+    <w:p>
+      <w:pPr>
+        <w:spacing w:after="0" w:line="240" w:lineRule="auto"/>
+        <w:ind w:left="567" w:hanging="567"/>
+        <w:jc w:val="both"/>
+        <w:rPr>
+          <w:rFonts w:ascii="Arial Narrow" w:eastAsia="Arial Narrow" w:hAnsi="Arial Narrow" w:cs="Arial Narrow"/>
+          <w:b/>
+          <w:sz w:val="16"/>
+          <w:szCs w:val="16"/>
+        </w:rPr>
+      </w:pPr>
+      <w:r>
+        <w:rPr>
+          <w:rFonts w:ascii="Arial Narrow" w:eastAsia="Arial Narrow" w:hAnsi="Arial Narrow" w:cs="Arial Narrow"/>
+          <w:b/>
+          <w:sz w:val="16"/>
+          <w:szCs w:val="16"/>
+        </w:rPr>
+        <w:tab/>
+        <w:t>Artículo 110.- Sanciones administrativas</w:t>
+      </w:r>
+    </w:p>
+    <w:p>
+      <w:pPr>
+        <w:spacing w:after="0" w:line="240" w:lineRule="auto"/>
+        <w:ind w:left="567"/>
+        <w:jc w:val="both"/>
+        <w:rPr>
+          <w:rFonts w:ascii="Arial Narrow" w:eastAsia="Arial Narrow" w:hAnsi="Arial Narrow" w:cs="Arial Narrow"/>
+          <w:sz w:val="16"/>
+          <w:szCs w:val="16"/>
+        </w:rPr>
+      </w:pPr>
+      <w:r>
+        <w:rPr>
+          <w:rFonts w:ascii="Arial Narrow" w:eastAsia="Arial Narrow" w:hAnsi="Arial Narrow" w:cs="Arial Narrow"/>
+          <w:sz w:val="16"/>
+          <w:szCs w:val="16"/>
+        </w:rPr>
+        <w:t>El órgano resolutivo puede sancionar las infracciones administrativas a que se refiere el artículo 108 con amonestación y multas de hasta cuatrocientos cincuenta (450) Unidades Impositivas Tributarias (UIT), las cuales son calificadas de la siguiente manera:</w:t>
+      </w:r>
+    </w:p>
+    <w:p>
+      <w:pPr>
+        <w:numPr>
+          <w:ilvl w:val="0"/>
+          <w:numId w:val="2"/>
+        </w:numPr>
+        <w:spacing w:after="0" w:line="240" w:lineRule="auto"/>
+        <w:ind w:left="426" w:firstLine="141"/>
+        <w:jc w:val="both"/>
+        <w:rPr>
+          <w:rFonts w:ascii="Arial Narrow" w:eastAsia="Arial Narrow" w:hAnsi="Arial Narrow" w:cs="Arial Narrow"/>
+          <w:sz w:val="16"/>
+          <w:szCs w:val="16"/>
+        </w:rPr>
+      </w:pPr>
+      <w:r>
+        <w:rPr>
+          <w:rFonts w:ascii="Arial Narrow" w:eastAsia="Arial Narrow" w:hAnsi="Arial Narrow" w:cs="Arial Narrow"/>
+          <w:sz w:val="16"/>
+          <w:szCs w:val="16"/>
+        </w:rPr>
+        <w:t>Infracciones leves, con una amonestación o con una multa de hasta cincuenta (50) UIT.</w:t>
+      </w:r>
+    </w:p>
+    <w:p>
+      <w:pPr>
+        <w:numPr>
+          <w:ilvl w:val="0"/>
+          <w:numId w:val="2"/>
+        </w:numPr>
+        <w:spacing w:after="0" w:line="240" w:lineRule="auto"/>
+        <w:ind w:left="426" w:firstLine="141"/>
+        <w:jc w:val="both"/>
+        <w:rPr>
+          <w:rFonts w:ascii="Arial Narrow" w:eastAsia="Arial Narrow" w:hAnsi="Arial Narrow" w:cs="Arial Narrow"/>
+          <w:sz w:val="16"/>
+          <w:szCs w:val="16"/>
+        </w:rPr>
+      </w:pPr>
+      <w:r>
+        <w:rPr>
+          <w:rFonts w:ascii="Arial Narrow" w:eastAsia="Arial Narrow" w:hAnsi="Arial Narrow" w:cs="Arial Narrow"/>
+          <w:sz w:val="16"/>
+          <w:szCs w:val="16"/>
+        </w:rPr>
+        <w:t>Infracciones graves, con una multa de hasta ciento cincuenta (150) UIT.</w:t>
+      </w:r>
+    </w:p>
+    <w:p>
+      <w:pPr>
+        <w:numPr>
+          <w:ilvl w:val="0"/>
+          <w:numId w:val="2"/>
+        </w:numPr>
+        <w:spacing w:after="0" w:line="240" w:lineRule="auto"/>
+        <w:ind w:left="426" w:firstLine="141"/>
+        <w:jc w:val="both"/>
+        <w:rPr>
+          <w:rFonts w:ascii="Arial Narrow" w:eastAsia="Arial Narrow" w:hAnsi="Arial Narrow" w:cs="Arial Narrow"/>
+          <w:sz w:val="16"/>
+          <w:szCs w:val="16"/>
+        </w:rPr>
+      </w:pPr>
+      <w:r>
+        <w:rPr>
+          <w:rFonts w:ascii="Arial Narrow" w:eastAsia="Arial Narrow" w:hAnsi="Arial Narrow" w:cs="Arial Narrow"/>
+          <w:sz w:val="16"/>
+          <w:szCs w:val="16"/>
+        </w:rPr>
+        <w:t>Infracciones muy graves, con una multa de hasta cuatrocientos cincuenta (450) UIT.</w:t>
+      </w:r>
+    </w:p>
+    <w:p>
+      <w:pPr>
+        <w:spacing w:after="0" w:line="240" w:lineRule="auto"/>
+        <w:ind w:left="567"/>
+        <w:jc w:val="both"/>
+        <w:rPr>
+          <w:rFonts w:ascii="Arial Narrow" w:eastAsia="Arial Narrow" w:hAnsi="Arial Narrow" w:cs="Arial Narrow"/>
+          <w:sz w:val="16"/>
+          <w:szCs w:val="16"/>
+        </w:rPr>
+      </w:pPr>
+      <w:r>
+        <w:rPr>
+          <w:rFonts w:ascii="Arial Narrow" w:eastAsia="Arial Narrow" w:hAnsi="Arial Narrow" w:cs="Arial Narrow"/>
+          <w:sz w:val="16"/>
+          <w:szCs w:val="16"/>
+        </w:rPr>
+        <w:t>(…).</w:t>
+      </w:r>
+    </w:p>
+    <w:p>
+      <w:pPr>
+        <w:spacing w:after="0" w:line="240" w:lineRule="auto"/>
+        <w:ind w:left="567" w:hanging="567"/>
+        <w:jc w:val="both"/>
+        <w:rPr>
+          <w:rFonts w:ascii="Arial Narrow" w:eastAsia="Arial Narrow" w:hAnsi="Arial Narrow" w:cs="Arial Narrow"/>
+          <w:sz w:val="16"/>
+          <w:szCs w:val="16"/>
+        </w:rPr>
+      </w:pPr>
+    </w:p>
+  </w:footnote>
+  <w:footnote w:id="12">
     <w:p>
       <w:pPr>
         <w:pStyle w:val="Textonotapie"/>
@@ -8561,39 +9308,56 @@
         <w:jc w:val="both"/>
         <w:rPr>
           <w:rFonts w:ascii="Arial Narrow" w:eastAsia="Arial Narrow" w:hAnsi="Arial Narrow" w:cs="Arial Narrow"/>
-          <w:sz w:val="16"/>
-          <w:szCs w:val="16"/>
-        </w:rPr>
-      </w:pPr>
-      <w:r>
-        <w:rPr>
-          <w:rFonts w:ascii="Arial Narrow" w:eastAsia="Arial Narrow" w:hAnsi="Arial Narrow" w:cs="Arial Narrow"/>
-          <w:sz w:val="16"/>
-          <w:szCs w:val="16"/>
-        </w:rPr>
-        <w:t xml:space="preserve">. </w:t>
-      </w:r>
-    </w:p>
-    <w:p>
-      <w:pPr>
-        <w:pStyle w:val="Textonotapie"/>
+          <w:b/>
+          <w:bCs/>
+          <w:sz w:val="16"/>
+          <w:szCs w:val="16"/>
+        </w:rPr>
+      </w:pPr>
+      <w:r>
+        <w:rPr>
+          <w:rStyle w:val="Refdenotaalpie"/>
+          <w:rFonts w:ascii="Arial Narrow" w:eastAsia="Arial Narrow" w:hAnsi="Arial Narrow" w:cs="Arial Narrow"/>
+          <w:sz w:val="16"/>
+          <w:szCs w:val="16"/>
+          <w:vertAlign w:val="superscript"/>
+        </w:rPr>
+        <w:footnoteRef/>
+      </w:r>
+      <w:r>
+        <w:rPr>
+          <w:rFonts w:ascii="Arial Narrow" w:eastAsia="Arial Narrow" w:hAnsi="Arial Narrow" w:cs="Arial Narrow"/>
+          <w:sz w:val="16"/>
+          <w:szCs w:val="16"/>
+        </w:rPr>
+        <w:tab/>
+        <w:t xml:space="preserve"/>
+      </w:r>
+      <w:r>
+        <w:rPr>
+          <w:rFonts w:ascii="Arial Narrow" w:eastAsia="Arial Narrow" w:hAnsi="Arial Narrow" w:cs="Arial Narrow"/>
+          <w:sz w:val="16"/>
+          <w:szCs w:val="16"/>
+        </w:rPr>
+        <w:tab/>
+      </w:r>
+      <w:r>
+        <w:rPr>
+          <w:rFonts w:ascii="Arial Narrow" w:eastAsia="Arial Narrow" w:hAnsi="Arial Narrow" w:cs="Arial Narrow"/>
+          <w:b/>
+          <w:bCs/>
+          <w:sz w:val="16"/>
+          <w:szCs w:val="16"/>
+        </w:rPr>
+        <w:t xml:space="preserve">LEY 29571, CÓDIGO DE PROTECCIÓN Y DEFENSA DEL CONSUMIDOR, publicado el 2 de setiembre de 2010 y modificado por Decreto Legislativo 1308 </w:t>
+      </w:r>
+    </w:p>
+    <w:p>
+      <w:pPr>
         <w:tabs>
           <w:tab w:val="left" w:pos="567"/>
         </w:tabs>
-        <w:ind w:left="567" w:right="-1" w:hanging="567"/>
-        <w:jc w:val="both"/>
-        <w:rPr>
-          <w:rFonts w:ascii="Arial Narrow" w:eastAsia="Arial Narrow" w:hAnsi="Arial Narrow" w:cs="Arial Narrow"/>
-          <w:sz w:val="16"/>
-          <w:szCs w:val="16"/>
-        </w:rPr>
-      </w:pPr>
-    </w:p>
-  </w:footnote>
-  <w:footnote w:id="7">
-    <w:p>
-      <w:pPr>
-        <w:pStyle w:val="Textonotapie"/>
+        <w:spacing w:after="0" w:line="240" w:lineRule="auto"/>
         <w:ind w:left="567" w:hanging="567"/>
         <w:jc w:val="both"/>
         <w:rPr>
@@ -8604,715 +9368,12 @@
       </w:pPr>
       <w:r>
         <w:rPr>
-          <w:rStyle w:val="Refdenotaalpie"/>
-          <w:rFonts w:ascii="Arial Narrow" w:eastAsia="Arial Narrow" w:hAnsi="Arial Narrow" w:cs="Arial Narrow"/>
-          <w:sz w:val="16"/>
-          <w:szCs w:val="16"/>
-          <w:vertAlign w:val="superscript"/>
-        </w:rPr>
-        <w:footnoteRef/>
-      </w:r>
-      <w:r>
-        <w:rPr>
-          <w:rFonts w:ascii="Arial Narrow" w:eastAsia="Arial Narrow" w:hAnsi="Arial Narrow" w:cs="Arial Narrow"/>
-          <w:sz w:val="16"/>
-          <w:szCs w:val="16"/>
-        </w:rPr>
-        <w:t xml:space="preserve"> </w:t>
-      </w:r>
-      <w:r>
-        <w:rPr>
           <w:rFonts w:ascii="Arial Narrow" w:eastAsia="Arial Narrow" w:hAnsi="Arial Narrow" w:cs="Arial Narrow"/>
           <w:sz w:val="16"/>
           <w:szCs w:val="16"/>
         </w:rPr>
         <w:tab/>
-        <w:t xml:space="preserve">El número de trabajadores se atenderá siempre que la empresa haya sido constituida antes de la vigencia de la Ley 30056, publicada el 2 de julio de 2013, que modificó el artículo 5 del Texto Único Ordenado de la Ley de Promoción de la Competitividad, Formalización y Desarrollo de la Micro y Pequeña Empresa y de Acceso al Empleo Decente (LEY MYPE). Ello, en la medida que la Tercera Disposición Complementaria Transitoria de la norma modificatoria precisa que las empresas constituidas antes de la </w:t>
-      </w:r>
-      <w:proofErr w:type="gramStart"/>
-      <w:r>
-        <w:rPr>
-          <w:rFonts w:ascii="Arial Narrow" w:eastAsia="Arial Narrow" w:hAnsi="Arial Narrow" w:cs="Arial Narrow"/>
-          <w:sz w:val="16"/>
-          <w:szCs w:val="16"/>
-        </w:rPr>
-        <w:t>entrada en vigencia</w:t>
-      </w:r>
-      <w:proofErr w:type="gramEnd"/>
-      <w:r>
-        <w:rPr>
-          <w:rFonts w:ascii="Arial Narrow" w:eastAsia="Arial Narrow" w:hAnsi="Arial Narrow" w:cs="Arial Narrow"/>
-          <w:sz w:val="16"/>
-          <w:szCs w:val="16"/>
-        </w:rPr>
-        <w:t xml:space="preserve"> de dicha Ley se rigen por los requisitos de acogimiento al régimen de las micro y pequeñas empresas regulados en el Decreto Legislativo 1086.</w:t>
-      </w:r>
-    </w:p>
-    <w:p>
-      <w:pPr>
-        <w:pStyle w:val="Textonotapie"/>
-        <w:ind w:left="567" w:hanging="567"/>
-        <w:jc w:val="both"/>
-        <w:rPr>
-          <w:rFonts w:ascii="Arial Narrow" w:eastAsia="Arial Narrow" w:hAnsi="Arial Narrow" w:cs="Arial Narrow"/>
-          <w:sz w:val="16"/>
-          <w:szCs w:val="16"/>
-        </w:rPr>
-      </w:pPr>
-    </w:p>
-  </w:footnote>
-  <w:footnote w:id="8">
-    <w:p>
-      <w:pPr>
-        <w:pStyle w:val="Textonotapie"/>
-        <w:ind w:left="567" w:hanging="567"/>
-        <w:jc w:val="both"/>
-        <w:rPr>
-          <w:rFonts w:ascii="Arial Narrow" w:eastAsia="Arial Narrow" w:hAnsi="Arial Narrow" w:cs="Arial Narrow"/>
-          <w:sz w:val="16"/>
-          <w:szCs w:val="16"/>
-        </w:rPr>
-      </w:pPr>
-      <w:r>
-        <w:rPr>
-          <w:rStyle w:val="Refdenotaalpie"/>
-          <w:rFonts w:ascii="Arial Narrow" w:eastAsia="Arial Narrow" w:hAnsi="Arial Narrow" w:cs="Arial Narrow"/>
-          <w:sz w:val="16"/>
-          <w:szCs w:val="16"/>
-          <w:vertAlign w:val="superscript"/>
-        </w:rPr>
-        <w:footnoteRef/>
-      </w:r>
-      <w:r>
-        <w:rPr>
-          <w:rFonts w:ascii="Arial Narrow" w:eastAsia="Arial Narrow" w:hAnsi="Arial Narrow" w:cs="Arial Narrow"/>
-          <w:sz w:val="16"/>
-          <w:szCs w:val="16"/>
-        </w:rPr>
-        <w:t xml:space="preserve"> </w:t>
-      </w:r>
-      <w:r>
-        <w:rPr>
-          <w:rFonts w:ascii="Arial Narrow" w:eastAsia="Arial Narrow" w:hAnsi="Arial Narrow" w:cs="Arial Narrow"/>
-          <w:sz w:val="16"/>
-          <w:szCs w:val="16"/>
-        </w:rPr>
-        <w:tab/>
-      </w:r>
-      <w:r>
-        <w:rPr>
-          <w:rFonts w:ascii="Arial Narrow" w:eastAsia="Arial Narrow" w:hAnsi="Arial Narrow" w:cs="Arial Narrow"/>
-          <w:b/>
-          <w:sz w:val="16"/>
-          <w:szCs w:val="16"/>
-        </w:rPr>
-        <w:t>LEY 29571, CÓDIGO DE PROTECCIÓN Y DEFENSA DEL CONSUMIDOR</w:t>
-      </w:r>
-      <w:r>
-        <w:rPr>
-          <w:rFonts w:ascii="Arial Narrow" w:eastAsia="Arial Narrow" w:hAnsi="Arial Narrow" w:cs="Arial Narrow"/>
-          <w:b/>
-          <w:bCs/>
-          <w:sz w:val="16"/>
-          <w:szCs w:val="16"/>
-        </w:rPr>
-        <w:t xml:space="preserve">, </w:t>
-      </w:r>
-      <w:r>
-        <w:rPr>
-          <w:rFonts w:ascii="Arial Narrow" w:eastAsia="Arial Narrow" w:hAnsi="Arial Narrow" w:cs="Arial Narrow"/>
-          <w:b/>
-          <w:sz w:val="16"/>
-          <w:szCs w:val="16"/>
-        </w:rPr>
-        <w:t>publicado el 2 de setiembre de 2010 y modificado por Decreto Legislativo 1308</w:t>
-      </w:r>
-    </w:p>
-    <w:p>
-      <w:pPr>
-        <w:pStyle w:val="Textonotapie"/>
-        <w:ind w:left="567" w:hanging="567"/>
-        <w:jc w:val="both"/>
-        <w:rPr>
-          <w:rFonts w:ascii="Arial Narrow" w:eastAsia="Arial Narrow" w:hAnsi="Arial Narrow" w:cs="Arial Narrow"/>
-          <w:b/>
-          <w:bCs/>
-          <w:sz w:val="16"/>
-          <w:szCs w:val="16"/>
-        </w:rPr>
-      </w:pPr>
-      <w:r>
-        <w:rPr>
-          <w:rFonts w:ascii="Arial Narrow" w:eastAsia="Arial Narrow" w:hAnsi="Arial Narrow" w:cs="Arial Narrow"/>
-          <w:sz w:val="16"/>
-          <w:szCs w:val="16"/>
-        </w:rPr>
-        <w:tab/>
-      </w:r>
-      <w:r>
-        <w:rPr>
-          <w:rFonts w:ascii="Arial Narrow" w:eastAsia="Arial Narrow" w:hAnsi="Arial Narrow" w:cs="Arial Narrow"/>
-          <w:b/>
-          <w:bCs/>
-          <w:sz w:val="16"/>
-          <w:szCs w:val="16"/>
-        </w:rPr>
-        <w:t>Artículo 110.- Sanciones Administrativas</w:t>
-      </w:r>
-    </w:p>
-    <w:p>
-      <w:pPr>
-        <w:autoSpaceDE w:val="0"/>
-        <w:autoSpaceDN w:val="0"/>
-        <w:adjustRightInd w:val="0"/>
-        <w:spacing w:after="0" w:line="240" w:lineRule="auto"/>
-        <w:ind w:left="567"/>
-        <w:jc w:val="both"/>
-        <w:rPr>
-          <w:rFonts w:ascii="Arial Narrow" w:eastAsia="Arial Narrow" w:hAnsi="Arial Narrow" w:cs="Arial Narrow"/>
-          <w:sz w:val="16"/>
-          <w:szCs w:val="16"/>
-          <w:lang w:eastAsia="es-PE"/>
-        </w:rPr>
-      </w:pPr>
-      <w:r>
-        <w:rPr>
-          <w:rFonts w:ascii="Arial Narrow" w:eastAsia="Arial Narrow" w:hAnsi="Arial Narrow" w:cs="Arial Narrow"/>
-          <w:sz w:val="16"/>
-          <w:szCs w:val="16"/>
-          <w:lang w:eastAsia="es-PE"/>
-        </w:rPr>
-        <w:t>(…)</w:t>
-      </w:r>
-    </w:p>
-    <w:p>
-      <w:pPr>
-        <w:autoSpaceDE w:val="0"/>
-        <w:autoSpaceDN w:val="0"/>
-        <w:adjustRightInd w:val="0"/>
-        <w:spacing w:after="0" w:line="240" w:lineRule="auto"/>
-        <w:ind w:left="567"/>
-        <w:jc w:val="both"/>
-        <w:rPr>
-          <w:rFonts w:ascii="Arial Narrow" w:eastAsia="Arial Narrow" w:hAnsi="Arial Narrow" w:cs="Arial Narrow"/>
-          <w:sz w:val="16"/>
-          <w:szCs w:val="16"/>
-          <w:lang w:eastAsia="es-PE"/>
-        </w:rPr>
-      </w:pPr>
-      <w:r>
-        <w:rPr>
-          <w:rFonts w:ascii="Arial Narrow" w:eastAsia="Arial Narrow" w:hAnsi="Arial Narrow" w:cs="Arial Narrow"/>
-          <w:sz w:val="16"/>
-          <w:szCs w:val="16"/>
-          <w:lang w:eastAsia="es-PE"/>
-        </w:rPr>
-        <w:t>En el caso de las microempresas, la multa no puede superar el diez por ciento (10%) de las ventas o ingresos brutos percibidos por el infractor, relativos a todas sus actividades económicas, correspondientes al ejercicio inmediato anterior al de la expedición de la resolución de primera instancia, siempre que se haya acreditado dichos ingresos, no se encuentre en una situación de reincidencia y el caso no verse sobre la vida, salud o integridad de los consumidores. Para el caso de las pequeñas empresas, la multa no puede superar el veinte por ciento (20%) de las ventas o ingresos brutos percibidos por el infractor, conforme a los requisitos señalados anteriormente.</w:t>
-      </w:r>
-    </w:p>
-    <w:p>
-      <w:pPr>
-        <w:autoSpaceDE w:val="0"/>
-        <w:autoSpaceDN w:val="0"/>
-        <w:adjustRightInd w:val="0"/>
-        <w:spacing w:after="0" w:line="240" w:lineRule="auto"/>
-        <w:ind w:left="567"/>
-        <w:jc w:val="both"/>
-        <w:rPr>
-          <w:rFonts w:ascii="Arial Narrow" w:eastAsia="Arial Narrow" w:hAnsi="Arial Narrow" w:cs="Arial Narrow"/>
-          <w:sz w:val="16"/>
-          <w:szCs w:val="16"/>
-          <w:lang w:eastAsia="es-PE"/>
-        </w:rPr>
-      </w:pPr>
-      <w:r>
-        <w:rPr>
-          <w:rFonts w:ascii="Arial Narrow" w:eastAsia="Arial Narrow" w:hAnsi="Arial Narrow" w:cs="Arial Narrow"/>
-          <w:sz w:val="16"/>
-          <w:szCs w:val="16"/>
-          <w:lang w:eastAsia="es-PE"/>
-        </w:rPr>
-        <w:t>(…).</w:t>
-      </w:r>
-    </w:p>
-    <w:p>
-      <w:pPr>
-        <w:pStyle w:val="Textonotapie"/>
-        <w:ind w:left="567" w:hanging="567"/>
-        <w:jc w:val="both"/>
-        <w:rPr>
-          <w:rFonts w:ascii="Arial Narrow" w:eastAsia="Arial Narrow" w:hAnsi="Arial Narrow" w:cs="Arial Narrow"/>
-          <w:sz w:val="16"/>
-          <w:szCs w:val="16"/>
-        </w:rPr>
-      </w:pPr>
-    </w:p>
-  </w:footnote>
-  <w:footnote w:id="14">
-    <w:p>
-      <w:pPr>
-        <w:pStyle w:val="Textonotapie"/>
-        <w:ind w:left="567" w:hanging="567"/>
-        <w:jc w:val="both"/>
-        <w:rPr>
-          <w:rFonts w:ascii="Arial Narrow" w:eastAsia="Arial Narrow" w:hAnsi="Arial Narrow" w:cs="Arial Narrow"/>
-          <w:sz w:val="16"/>
-          <w:szCs w:val="16"/>
-        </w:rPr>
-      </w:pPr>
-      <w:r>
-        <w:rPr>
-          <w:rStyle w:val="Refdenotaalpie"/>
-          <w:rFonts w:ascii="Arial Narrow" w:eastAsia="Arial Narrow" w:hAnsi="Arial Narrow" w:cs="Arial Narrow"/>
-          <w:sz w:val="16"/>
-          <w:szCs w:val="16"/>
-          <w:vertAlign w:val="superscript"/>
-        </w:rPr>
-        <w:footnoteRef/>
-      </w:r>
-      <w:r>
-        <w:rPr>
-          <w:rFonts w:ascii="Arial Narrow" w:eastAsia="Arial Narrow" w:hAnsi="Arial Narrow" w:cs="Arial Narrow"/>
-          <w:sz w:val="16"/>
-          <w:szCs w:val="16"/>
-        </w:rPr>
-        <w:tab/>
-      </w:r>
-      <w:r>
-        <w:rPr>
-          <w:rFonts w:ascii="Arial Narrow" w:eastAsia="Arial Narrow" w:hAnsi="Arial Narrow" w:cs="Arial Narrow"/>
-          <w:b/>
-          <w:bCs/>
-          <w:sz w:val="16"/>
-          <w:szCs w:val="16"/>
-        </w:rPr>
-        <w:t xml:space="preserve">DECRETO LEGISLATIVO 807, LEY SOBRE FACULTADES, NORMAS Y ORGANIZACIÓN DEL INDECOPI, publicado el 18 de abril de 1996</w:t>
-      </w:r>
-    </w:p>
-    <w:p>
-      <w:pPr>
-        <w:pStyle w:val="Textonotapie"/>
-        <w:ind w:left="567" w:hanging="567"/>
-        <w:jc w:val="both"/>
-        <w:rPr>
-          <w:rFonts w:ascii="Arial Narrow" w:eastAsia="Arial Narrow" w:hAnsi="Arial Narrow" w:cs="Arial Narrow"/>
-          <w:sz w:val="16"/>
-          <w:szCs w:val="16"/>
-        </w:rPr>
-      </w:pPr>
-      <w:r>
-        <w:rPr>
-          <w:rFonts w:ascii="Arial Narrow" w:eastAsia="Arial Narrow" w:hAnsi="Arial Narrow" w:cs="Arial Narrow"/>
-          <w:sz w:val="16"/>
-          <w:szCs w:val="16"/>
-        </w:rPr>
-        <w:tab/>
-      </w:r>
-      <w:r>
-        <w:rPr>
-          <w:rFonts w:ascii="Arial Narrow" w:eastAsia="Arial Narrow" w:hAnsi="Arial Narrow" w:cs="Arial Narrow"/>
-          <w:b/>
-          <w:bCs/>
-          <w:sz w:val="16"/>
-          <w:szCs w:val="16"/>
-        </w:rPr>
-        <w:t xml:space="preserve">Artículo 26.-</w:t>
-      </w:r>
-      <w:r>
-        <w:rPr>
-          <w:rFonts w:ascii="Arial Narrow" w:eastAsia="Arial Narrow" w:hAnsi="Arial Narrow" w:cs="Arial Narrow"/>
-          <w:sz w:val="16"/>
-          <w:szCs w:val="16"/>
-        </w:rPr>
-        <w:t xml:space="preserve"> Una vez admitida a trámite la denuncia, se correrá traslado de la misma al denunciado, a fin de que éste presente su descargo. El plazo para la presentación del descargo será de cinco (5) días contados desde la notificación, vencido el cual, el Secretario Técnico declarará en rebeldía al denunciado que no lo hubiera presentado.</w:t>
-      </w:r>
-    </w:p>
-    <w:p>
-      <w:pPr>
-        <w:pStyle w:val="Textonotapie"/>
-        <w:ind w:left="567" w:hanging="567"/>
-        <w:jc w:val="both"/>
-        <w:rPr>
-          <w:rFonts w:ascii="Arial Narrow" w:eastAsia="Arial Narrow" w:hAnsi="Arial Narrow" w:cs="Arial Narrow"/>
-          <w:sz w:val="16"/>
-          <w:szCs w:val="16"/>
-        </w:rPr>
-      </w:pPr>
-    </w:p>
-  </w:footnote>
-  <w:footnote w:id="15">
-    <w:p>
-      <w:pPr>
-        <w:pStyle w:val="Textonotapie"/>
-        <w:ind w:left="567" w:hanging="567"/>
-        <w:jc w:val="both"/>
-        <w:rPr>
-          <w:rFonts w:ascii="Arial Narrow" w:eastAsia="Arial Narrow" w:hAnsi="Arial Narrow" w:cs="Arial Narrow"/>
-          <w:sz w:val="16"/>
-          <w:szCs w:val="16"/>
-        </w:rPr>
-      </w:pPr>
-      <w:r>
-        <w:rPr>
-          <w:rStyle w:val="Refdenotaalpie"/>
-          <w:rFonts w:ascii="Arial Narrow" w:eastAsia="Arial Narrow" w:hAnsi="Arial Narrow" w:cs="Arial Narrow"/>
-          <w:sz w:val="16"/>
-          <w:szCs w:val="16"/>
-          <w:vertAlign w:val="superscript"/>
-        </w:rPr>
-        <w:footnoteRef/>
-      </w:r>
-      <w:r>
-        <w:rPr>
-          <w:rFonts w:ascii="Arial Narrow" w:eastAsia="Arial Narrow" w:hAnsi="Arial Narrow" w:cs="Arial Narrow"/>
-          <w:sz w:val="16"/>
-          <w:szCs w:val="16"/>
-        </w:rPr>
-        <w:tab/>
-      </w:r>
-      <w:r>
-        <w:rPr>
-          <w:rFonts w:ascii="Arial Narrow" w:eastAsia="Arial Narrow" w:hAnsi="Arial Narrow" w:cs="Arial Narrow"/>
-          <w:b/>
-          <w:bCs/>
-          <w:sz w:val="16"/>
-          <w:szCs w:val="16"/>
-        </w:rPr>
-        <w:t xml:space="preserve">DECRETO SUPREMO 006-2026-JUS, TEXTO ÚNICO ORDENADO DE LA LEY 27444, LEY DEL PROCEDIMIENTO ADMINISTRATIVO GENERAL, publicado el 30 de abril de 2026</w:t>
-      </w:r>
-    </w:p>
-    <w:p>
-      <w:pPr>
-        <w:pStyle w:val="Textonotapie"/>
-        <w:ind w:left="567" w:hanging="567"/>
-        <w:jc w:val="both"/>
-        <w:rPr>
-          <w:rFonts w:ascii="Arial Narrow" w:eastAsia="Arial Narrow" w:hAnsi="Arial Narrow" w:cs="Arial Narrow"/>
-          <w:sz w:val="16"/>
-          <w:szCs w:val="16"/>
-        </w:rPr>
-      </w:pPr>
-      <w:r>
-        <w:rPr>
-          <w:rFonts w:ascii="Arial Narrow" w:eastAsia="Arial Narrow" w:hAnsi="Arial Narrow" w:cs="Arial Narrow"/>
-          <w:sz w:val="16"/>
-          <w:szCs w:val="16"/>
-        </w:rPr>
-        <w:tab/>
-      </w:r>
-      <w:r>
-        <w:rPr>
-          <w:rFonts w:ascii="Arial Narrow" w:eastAsia="Arial Narrow" w:hAnsi="Arial Narrow" w:cs="Arial Narrow"/>
-          <w:b/>
-          <w:bCs/>
-          <w:sz w:val="16"/>
-          <w:szCs w:val="16"/>
-        </w:rPr>
-        <w:t xml:space="preserve">Artículo 223.- Contestación de la reclamación</w:t>
-      </w:r>
-    </w:p>
-    <w:p>
-      <w:pPr>
-        <w:pStyle w:val="Textonotapie"/>
-        <w:ind w:left="567" w:hanging="567"/>
-        <w:jc w:val="both"/>
-        <w:rPr>
-          <w:rFonts w:ascii="Arial Narrow" w:eastAsia="Arial Narrow" w:hAnsi="Arial Narrow" w:cs="Arial Narrow"/>
-          <w:sz w:val="16"/>
-          <w:szCs w:val="16"/>
-        </w:rPr>
-      </w:pPr>
-      <w:r>
-        <w:rPr>
-          <w:rFonts w:ascii="Arial Narrow" w:eastAsia="Arial Narrow" w:hAnsi="Arial Narrow" w:cs="Arial Narrow"/>
-          <w:sz w:val="16"/>
-          <w:szCs w:val="16"/>
-        </w:rPr>
-        <w:tab/>
-      </w:r>
-      <w:r>
-        <w:rPr>
-          <w:rFonts w:ascii="Arial Narrow" w:eastAsia="Arial Narrow" w:hAnsi="Arial Narrow" w:cs="Arial Narrow"/>
-          <w:sz w:val="16"/>
-          <w:szCs w:val="16"/>
-        </w:rPr>
-        <w:t xml:space="preserve">223.1 El reclamado deberá presentar la contestación de la reclamación dentro de los quince (15) días posteriores a la notificación de ésta; vencido este plazo, la Administración declarará en rebeldía al reclamado que no la hubiera presentado. La contestación deberá contener los requisitos de los escritos previstos en el artículo 113 de la presente Ley, así como la absolución de todos los asuntos controvertidos de hecho y de derecho, Las alegaciones y los hechos relevantes de la reclamación, salvo que hayan sido específicamente negadas en la contestación, se tendrán por aceptadas o merituadas como ciertas.</w:t>
-      </w:r>
-    </w:p>
-    <w:p>
-      <w:pPr>
-        <w:pStyle w:val="Textonotapie"/>
-        <w:ind w:left="567" w:hanging="567"/>
-        <w:jc w:val="both"/>
-        <w:rPr>
-          <w:rFonts w:ascii="Arial Narrow" w:eastAsia="Arial Narrow" w:hAnsi="Arial Narrow" w:cs="Arial Narrow"/>
-          <w:sz w:val="16"/>
-          <w:szCs w:val="16"/>
-        </w:rPr>
-      </w:pPr>
-    </w:p>
-  </w:footnote>
-  <w:footnote w:id="9">
-    <w:p>
-      <w:pPr>
-        <w:spacing w:after="0" w:line="240" w:lineRule="auto"/>
-        <w:ind w:left="567" w:hanging="567"/>
-        <w:jc w:val="both"/>
-        <w:rPr>
-          <w:rFonts w:ascii="Arial Narrow" w:eastAsia="Arial Narrow" w:hAnsi="Arial Narrow" w:cs="Arial Narrow"/>
-          <w:sz w:val="16"/>
-          <w:szCs w:val="16"/>
-        </w:rPr>
-      </w:pPr>
-      <w:r>
-        <w:rPr>
-          <w:rStyle w:val="Refdenotaalpie"/>
-          <w:rFonts w:ascii="Arial Narrow" w:eastAsia="Arial Narrow" w:hAnsi="Arial Narrow" w:cs="Arial Narrow"/>
-          <w:sz w:val="16"/>
-          <w:szCs w:val="16"/>
-          <w:vertAlign w:val="superscript"/>
-        </w:rPr>
-        <w:footnoteRef/>
-      </w:r>
-      <w:r>
-        <w:rPr>
-          <w:rFonts w:ascii="Arial Narrow" w:eastAsia="Arial Narrow" w:hAnsi="Arial Narrow" w:cs="Arial Narrow"/>
-          <w:sz w:val="16"/>
-          <w:szCs w:val="16"/>
-          <w:vertAlign w:val="superscript"/>
-        </w:rPr>
-        <w:t xml:space="preserve"> </w:t>
-      </w:r>
-      <w:r>
-        <w:rPr>
-          <w:rFonts w:ascii="Arial Narrow" w:eastAsia="Arial Narrow" w:hAnsi="Arial Narrow" w:cs="Arial Narrow"/>
-          <w:sz w:val="16"/>
-          <w:szCs w:val="16"/>
-        </w:rPr>
-        <w:t xml:space="preserve"> </w:t>
-      </w:r>
-      <w:r>
-        <w:rPr>
-          <w:rFonts w:ascii="Arial Narrow" w:eastAsia="Arial Narrow" w:hAnsi="Arial Narrow" w:cs="Arial Narrow"/>
-          <w:sz w:val="16"/>
-          <w:szCs w:val="16"/>
-        </w:rPr>
-        <w:tab/>
-      </w:r>
-      <w:r>
-        <w:rPr>
-          <w:rFonts w:ascii="Arial Narrow" w:eastAsia="Arial Narrow" w:hAnsi="Arial Narrow" w:cs="Arial Narrow"/>
-          <w:b/>
-          <w:sz w:val="16"/>
-          <w:szCs w:val="16"/>
-        </w:rPr>
-        <w:t>LEY 29571, CÓDIGO DE PROTECCIÓN Y DEFENSA DEL CONSUMIDOR</w:t>
-      </w:r>
-      <w:r>
-        <w:rPr>
-          <w:rFonts w:ascii="Arial Narrow" w:eastAsia="Arial Narrow" w:hAnsi="Arial Narrow" w:cs="Arial Narrow"/>
-          <w:b/>
-          <w:bCs/>
-          <w:sz w:val="16"/>
-          <w:szCs w:val="16"/>
-        </w:rPr>
-        <w:t xml:space="preserve">, </w:t>
-      </w:r>
-      <w:r>
-        <w:rPr>
-          <w:rFonts w:ascii="Arial Narrow" w:eastAsia="Arial Narrow" w:hAnsi="Arial Narrow" w:cs="Arial Narrow"/>
-          <w:b/>
-          <w:sz w:val="16"/>
-          <w:szCs w:val="16"/>
-        </w:rPr>
-        <w:t>publicado el 2 de setiembre de 2010 y modificado por Decreto Legislativo 1308</w:t>
-      </w:r>
-    </w:p>
-    <w:p>
-      <w:pPr>
-        <w:spacing w:after="0" w:line="240" w:lineRule="auto"/>
-        <w:ind w:left="567" w:hanging="567"/>
-        <w:jc w:val="both"/>
-        <w:rPr>
-          <w:rFonts w:ascii="Arial Narrow" w:eastAsia="Arial Narrow" w:hAnsi="Arial Narrow" w:cs="Arial Narrow"/>
-          <w:b/>
-          <w:sz w:val="16"/>
-          <w:szCs w:val="16"/>
-        </w:rPr>
-      </w:pPr>
-      <w:r>
-        <w:rPr>
-          <w:rFonts w:ascii="Arial Narrow" w:eastAsia="Arial Narrow" w:hAnsi="Arial Narrow" w:cs="Arial Narrow"/>
-          <w:b/>
-          <w:sz w:val="16"/>
-          <w:szCs w:val="16"/>
-        </w:rPr>
-        <w:tab/>
-        <w:t>Artículo 110.- Sanciones administrativas</w:t>
-      </w:r>
-    </w:p>
-    <w:p>
-      <w:pPr>
-        <w:spacing w:after="0" w:line="240" w:lineRule="auto"/>
-        <w:ind w:left="567"/>
-        <w:jc w:val="both"/>
-        <w:rPr>
-          <w:rFonts w:ascii="Arial Narrow" w:eastAsia="Arial Narrow" w:hAnsi="Arial Narrow" w:cs="Arial Narrow"/>
-          <w:sz w:val="16"/>
-          <w:szCs w:val="16"/>
-        </w:rPr>
-      </w:pPr>
-      <w:r>
-        <w:rPr>
-          <w:rFonts w:ascii="Arial Narrow" w:eastAsia="Arial Narrow" w:hAnsi="Arial Narrow" w:cs="Arial Narrow"/>
-          <w:sz w:val="16"/>
-          <w:szCs w:val="16"/>
-        </w:rPr>
-        <w:t>El órgano resolutivo puede sancionar las infracciones administrativas a que se refiere el artículo 108 con amonestación y multas de hasta cuatrocientos cincuenta (450) Unidades Impositivas Tributarias (UIT), las cuales son calificadas de la siguiente manera:</w:t>
-      </w:r>
-    </w:p>
-    <w:p>
-      <w:pPr>
-        <w:numPr>
-          <w:ilvl w:val="0"/>
-          <w:numId w:val="2"/>
-        </w:numPr>
-        <w:spacing w:after="0" w:line="240" w:lineRule="auto"/>
-        <w:ind w:left="426" w:firstLine="141"/>
-        <w:jc w:val="both"/>
-        <w:rPr>
-          <w:rFonts w:ascii="Arial Narrow" w:eastAsia="Arial Narrow" w:hAnsi="Arial Narrow" w:cs="Arial Narrow"/>
-          <w:sz w:val="16"/>
-          <w:szCs w:val="16"/>
-        </w:rPr>
-      </w:pPr>
-      <w:r>
-        <w:rPr>
-          <w:rFonts w:ascii="Arial Narrow" w:eastAsia="Arial Narrow" w:hAnsi="Arial Narrow" w:cs="Arial Narrow"/>
-          <w:sz w:val="16"/>
-          <w:szCs w:val="16"/>
-        </w:rPr>
-        <w:t>Infracciones leves, con una amonestación o con una multa de hasta cincuenta (50) UIT.</w:t>
-      </w:r>
-    </w:p>
-    <w:p>
-      <w:pPr>
-        <w:numPr>
-          <w:ilvl w:val="0"/>
-          <w:numId w:val="2"/>
-        </w:numPr>
-        <w:spacing w:after="0" w:line="240" w:lineRule="auto"/>
-        <w:ind w:left="426" w:firstLine="141"/>
-        <w:jc w:val="both"/>
-        <w:rPr>
-          <w:rFonts w:ascii="Arial Narrow" w:eastAsia="Arial Narrow" w:hAnsi="Arial Narrow" w:cs="Arial Narrow"/>
-          <w:sz w:val="16"/>
-          <w:szCs w:val="16"/>
-        </w:rPr>
-      </w:pPr>
-      <w:r>
-        <w:rPr>
-          <w:rFonts w:ascii="Arial Narrow" w:eastAsia="Arial Narrow" w:hAnsi="Arial Narrow" w:cs="Arial Narrow"/>
-          <w:sz w:val="16"/>
-          <w:szCs w:val="16"/>
-        </w:rPr>
-        <w:t>Infracciones graves, con una multa de hasta ciento cincuenta (150) UIT.</w:t>
-      </w:r>
-    </w:p>
-    <w:p>
-      <w:pPr>
-        <w:numPr>
-          <w:ilvl w:val="0"/>
-          <w:numId w:val="2"/>
-        </w:numPr>
-        <w:spacing w:after="0" w:line="240" w:lineRule="auto"/>
-        <w:ind w:left="426" w:firstLine="141"/>
-        <w:jc w:val="both"/>
-        <w:rPr>
-          <w:rFonts w:ascii="Arial Narrow" w:eastAsia="Arial Narrow" w:hAnsi="Arial Narrow" w:cs="Arial Narrow"/>
-          <w:sz w:val="16"/>
-          <w:szCs w:val="16"/>
-        </w:rPr>
-      </w:pPr>
-      <w:r>
-        <w:rPr>
-          <w:rFonts w:ascii="Arial Narrow" w:eastAsia="Arial Narrow" w:hAnsi="Arial Narrow" w:cs="Arial Narrow"/>
-          <w:sz w:val="16"/>
-          <w:szCs w:val="16"/>
-        </w:rPr>
-        <w:t>Infracciones muy graves, con una multa de hasta cuatrocientos cincuenta (450) UIT.</w:t>
-      </w:r>
-    </w:p>
-    <w:p>
-      <w:pPr>
-        <w:spacing w:after="0" w:line="240" w:lineRule="auto"/>
-        <w:ind w:left="567"/>
-        <w:jc w:val="both"/>
-        <w:rPr>
-          <w:rFonts w:ascii="Arial Narrow" w:eastAsia="Arial Narrow" w:hAnsi="Arial Narrow" w:cs="Arial Narrow"/>
-          <w:sz w:val="16"/>
-          <w:szCs w:val="16"/>
-        </w:rPr>
-      </w:pPr>
-      <w:r>
-        <w:rPr>
-          <w:rFonts w:ascii="Arial Narrow" w:eastAsia="Arial Narrow" w:hAnsi="Arial Narrow" w:cs="Arial Narrow"/>
-          <w:sz w:val="16"/>
-          <w:szCs w:val="16"/>
-        </w:rPr>
-        <w:t>(…).</w:t>
-      </w:r>
-    </w:p>
-    <w:p>
-      <w:pPr>
-        <w:spacing w:after="0" w:line="240" w:lineRule="auto"/>
-        <w:ind w:left="567" w:hanging="567"/>
-        <w:jc w:val="both"/>
-        <w:rPr>
-          <w:rFonts w:ascii="Arial Narrow" w:eastAsia="Arial Narrow" w:hAnsi="Arial Narrow" w:cs="Arial Narrow"/>
-          <w:sz w:val="16"/>
-          <w:szCs w:val="16"/>
-        </w:rPr>
-      </w:pPr>
-    </w:p>
-  </w:footnote>
-  <w:footnote w:id="10">
-    <w:p>
-      <w:pPr>
-        <w:spacing w:after="0" w:line="240" w:lineRule="auto"/>
-        <w:ind w:left="567" w:hanging="567"/>
-        <w:jc w:val="both"/>
-        <w:rPr>
-          <w:rFonts w:ascii="Arial Narrow" w:eastAsia="Arial Narrow" w:hAnsi="Arial Narrow" w:cs="Arial Narrow"/>
-          <w:sz w:val="16"/>
-          <w:szCs w:val="16"/>
-        </w:rPr>
-      </w:pPr>
-      <w:r>
-        <w:rPr>
-          <w:rStyle w:val="Refdenotaalpie"/>
-          <w:rFonts w:ascii="Arial Narrow" w:eastAsia="Arial Narrow" w:hAnsi="Arial Narrow" w:cs="Arial Narrow"/>
-          <w:sz w:val="16"/>
-          <w:szCs w:val="16"/>
-          <w:vertAlign w:val="superscript"/>
-        </w:rPr>
-        <w:footnoteRef/>
-      </w:r>
-      <w:r>
-        <w:rPr>
-          <w:rFonts w:ascii="Arial Narrow" w:eastAsia="Arial Narrow" w:hAnsi="Arial Narrow" w:cs="Arial Narrow"/>
-          <w:sz w:val="16"/>
-          <w:szCs w:val="16"/>
-        </w:rPr>
-        <w:t xml:space="preserve"> </w:t>
-      </w:r>
-      <w:r>
-        <w:rPr>
-          <w:rFonts w:ascii="Arial Narrow" w:eastAsia="Arial Narrow" w:hAnsi="Arial Narrow" w:cs="Arial Narrow"/>
-          <w:sz w:val="16"/>
-          <w:szCs w:val="16"/>
-        </w:rPr>
-        <w:tab/>
+        <w:t xml:space="preserve"/>
       </w:r>
       <w:r>
         <w:rPr>
@@ -9385,18 +9446,6 @@
         <w:tab/>
         <w:t>Las medidas correctivas complementarias pueden dictarse de oficio o a pedido de parte.</w:t>
       </w:r>
-    </w:p>
-    <w:p>
-      <w:pPr>
-        <w:spacing w:after="0" w:line="240" w:lineRule="auto"/>
-        <w:ind w:left="567" w:hanging="567"/>
-        <w:jc w:val="both"/>
-        <w:rPr>
-          <w:rFonts w:ascii="Arial Narrow" w:eastAsia="Arial Narrow" w:hAnsi="Arial Narrow" w:cs="Arial Narrow"/>
-          <w:sz w:val="16"/>
-          <w:szCs w:val="16"/>
-        </w:rPr>
-      </w:pPr>
     </w:p>
     <w:p>
       <w:pPr>
@@ -9611,8 +9660,12 @@
     </w:p>
     <w:p>
       <w:pPr>
-        <w:pStyle w:val="Sinespaciado"/>
-        <w:ind w:firstLine="567"/>
+        <w:numPr>
+          <w:ilvl w:val="0"/>
+          <w:numId w:val="1"/>
+        </w:numPr>
+        <w:spacing w:after="0" w:line="240" w:lineRule="auto"/>
+        <w:ind w:left="567" w:firstLine="0"/>
         <w:jc w:val="both"/>
         <w:rPr>
           <w:rFonts w:ascii="Arial Narrow" w:eastAsia="Arial Narrow" w:hAnsi="Arial Narrow" w:cs="Arial Narrow"/>
@@ -9631,8 +9684,12 @@
     </w:p>
     <w:p>
       <w:pPr>
-        <w:pStyle w:val="Sinespaciado"/>
-        <w:ind w:firstLine="567"/>
+        <w:numPr>
+          <w:ilvl w:val="0"/>
+          <w:numId w:val="1"/>
+        </w:numPr>
+        <w:spacing w:after="0" w:line="240" w:lineRule="auto"/>
+        <w:ind w:left="567" w:firstLine="0"/>
         <w:jc w:val="both"/>
         <w:rPr>
           <w:rFonts w:ascii="Arial Narrow" w:eastAsia="Arial Narrow" w:hAnsi="Arial Narrow" w:cs="Arial Narrow"/>
@@ -9794,18 +9851,6 @@
         <w:jc w:val="both"/>
         <w:rPr>
           <w:rFonts w:ascii="Arial Narrow" w:eastAsia="Arial Narrow" w:hAnsi="Arial Narrow" w:cs="Arial Narrow"/>
-          <w:sz w:val="16"/>
-          <w:szCs w:val="16"/>
-        </w:rPr>
-      </w:pPr>
-    </w:p>
-    <w:p>
-      <w:pPr>
-        <w:spacing w:after="0" w:line="240" w:lineRule="auto"/>
-        <w:ind w:left="567"/>
-        <w:jc w:val="both"/>
-        <w:rPr>
-          <w:rFonts w:ascii="Arial Narrow" w:eastAsia="Arial Narrow" w:hAnsi="Arial Narrow" w:cs="Arial Narrow"/>
           <w:b/>
           <w:bCs/>
           <w:sz w:val="16"/>
@@ -10090,7 +10135,7 @@
       </w:pPr>
     </w:p>
   </w:footnote>
-  <w:footnote w:id="11">
+  <w:footnote w:id="13">
     <w:p>
       <w:pPr>
         <w:pStyle w:val="Textonotapie"/>
@@ -10122,7 +10167,8 @@
           <w:sz w:val="16"/>
           <w:szCs w:val="16"/>
         </w:rPr>
-        <w:t xml:space="preserve"> </w:t>
+        <w:tab/>
+        <w:t xml:space="preserve"/>
       </w:r>
       <w:r>
         <w:rPr>
@@ -10313,12 +10359,15 @@
       </w:pPr>
     </w:p>
   </w:footnote>
-  <w:footnote w:id="12">
+  <w:footnote w:id="14">
     <w:p>
       <w:pPr>
         <w:autoSpaceDE w:val="0"/>
         <w:autoSpaceDN w:val="0"/>
         <w:adjustRightInd w:val="0"/>
+        <w:tabs>
+          <w:tab w:val="left" w:pos="567"/>
+        </w:tabs>
         <w:spacing w:after="0" w:line="240" w:lineRule="auto"/>
         <w:ind w:left="567" w:hanging="567"/>
         <w:jc w:val="both"/>
@@ -10350,7 +10399,8 @@
           <w:sz w:val="16"/>
           <w:szCs w:val="16"/>
         </w:rPr>
-        <w:t xml:space="preserve"> </w:t>
+        <w:tab/>
+        <w:t xml:space="preserve"/>
       </w:r>
       <w:r>
         <w:rPr>
@@ -10454,10 +10504,13 @@
       </w:pPr>
     </w:p>
   </w:footnote>
-  <w:footnote w:id="13">
+  <w:footnote w:id="15">
     <w:p>
       <w:pPr>
         <w:pStyle w:val="Textonotapie"/>
+        <w:tabs>
+          <w:tab w:val="left" w:pos="567"/>
+        </w:tabs>
         <w:ind w:left="567" w:hanging="567"/>
         <w:jc w:val="both"/>
         <w:rPr>
@@ -10482,7 +10535,8 @@
           <w:sz w:val="16"/>
           <w:szCs w:val="16"/>
         </w:rPr>
-        <w:t xml:space="preserve"> </w:t>
+        <w:tab/>
+        <w:t xml:space="preserve"/>
       </w:r>
       <w:r>
         <w:rPr>

--- a/plantillas_maestras/01_seguro_vehicular/materia_general_asegurativa/2_o_mas_ddos_varios/varon/TPL_0329_2026_SEGURO_VEHICULAR_MATERIA_GENERAL_ASEGURATIVA_ASEGURADORA_VARON_R1.docx
+++ b/plantillas_maestras/01_seguro_vehicular/materia_general_asegurativa/2_o_mas_ddos_varios/varon/TPL_0329_2026_SEGURO_VEHICULAR_MATERIA_GENERAL_ASEGURATIVA_ASEGURADORA_VARON_R1.docx
@@ -565,7 +565,7 @@
     </w:p>
     <w:p>
       <w:pPr>
-        <w:spacing w:after="0" w:line="240" w:lineRule="auto"/>
+        <w:spacing w:before="0" w:after="0" w:line="240" w:lineRule="auto"/>
         <w:jc w:val="both"/>
         <w:rPr>
           <w:rFonts w:ascii="Arial Narrow" w:eastAsia="Arial Narrow" w:hAnsi="Arial Narrow" w:cs="Arial Narrow"/>
@@ -795,7 +795,7 @@
     </w:p>
     <w:p>
       <w:pPr>
-        <w:spacing w:after="0" w:line="240" w:lineRule="auto"/>
+        <w:spacing w:before="0" w:after="0" w:line="240" w:lineRule="auto"/>
         <w:jc w:val="both"/>
         <w:rPr>
           <w:rFonts w:ascii="Arial Narrow" w:eastAsia="Arial Narrow" w:hAnsi="Arial Narrow" w:cs="Arial Narrow"/>
@@ -1219,7 +1219,7 @@
     <w:p>
       <w:pPr>
         <w:pStyle w:val="Prrafodelista"/>
-        <w:spacing w:after="0" w:line="240" w:lineRule="auto"/>
+        <w:spacing w:before="0" w:after="0" w:line="240" w:lineRule="auto"/>
         <w:ind w:left="1134"/>
         <w:jc w:val="both"/>
         <w:rPr>
@@ -1320,7 +1320,7 @@
     <w:p>
       <w:pPr>
         <w:pStyle w:val="Prrafodelista"/>
-        <w:spacing w:after="0" w:line="240" w:lineRule="auto"/>
+        <w:spacing w:before="0" w:after="0" w:line="240" w:lineRule="auto"/>
         <w:ind w:left="1134"/>
         <w:jc w:val="both"/>
         <w:rPr>
@@ -1445,7 +1445,7 @@
     <w:p>
       <w:pPr>
         <w:pStyle w:val="Prrafodelista"/>
-        <w:spacing w:after="0" w:line="240" w:lineRule="auto"/>
+        <w:spacing w:before="0" w:after="0" w:line="240" w:lineRule="auto"/>
         <w:ind w:left="1134"/>
         <w:jc w:val="both"/>
         <w:rPr>
@@ -1666,6 +1666,7 @@
     <w:p>
       <w:pPr>
         <w:pStyle w:val="Prrafodelista"/>
+        <w:spacing w:before="0" w:after="0" w:line="240" w:lineRule="auto"/>
         <w:ind w:left="1134"/>
         <w:rPr>
           <w:rFonts w:ascii="Arial Narrow" w:eastAsia="Arial Narrow" w:hAnsi="Arial Narrow" w:cs="Arial Narrow"/>
@@ -1716,7 +1717,7 @@
     </w:p>
     <w:p>
       <w:pPr>
-        <w:spacing w:after="0" w:line="240" w:lineRule="auto"/>
+        <w:spacing w:before="0" w:after="0" w:line="240" w:lineRule="auto"/>
         <w:jc w:val="both"/>
         <w:rPr>
           <w:rFonts w:ascii="Arial Narrow" w:eastAsia="Arial Narrow" w:hAnsi="Arial Narrow" w:cs="Arial Narrow"/>
@@ -2116,7 +2117,7 @@
     </w:p>
     <w:p>
       <w:pPr>
-        <w:spacing w:after="0" w:line="240" w:lineRule="auto"/>
+        <w:spacing w:before="0" w:after="0" w:line="240" w:lineRule="auto"/>
         <w:jc w:val="both"/>
         <w:rPr>
           <w:rFonts w:ascii="Arial Narrow" w:eastAsia="Arial Narrow" w:hAnsi="Arial Narrow" w:cs="Arial Narrow"/>
@@ -2360,7 +2361,7 @@
     <w:p>
       <w:pPr>
         <w:pStyle w:val="Prrafodelista"/>
-        <w:spacing w:after="0" w:line="240" w:lineRule="auto"/>
+        <w:spacing w:before="0" w:after="0" w:line="240" w:lineRule="auto"/>
         <w:ind w:left="1134"/>
         <w:jc w:val="both"/>
         <w:rPr>
@@ -2580,10 +2581,10 @@
     </w:p>
     <w:p>
       <w:pPr>
+        <w:spacing w:before="0" w:after="0" w:line="240" w:lineRule="auto"/>
         <w:tabs>
           <w:tab w:val="left" w:pos="1134"/>
         </w:tabs>
-        <w:spacing w:after="0" w:line="240" w:lineRule="auto"/>
         <w:jc w:val="both"/>
         <w:rPr>
           <w:rFonts w:ascii="Arial Narrow" w:eastAsia="Arial Narrow" w:hAnsi="Arial Narrow" w:cs="Arial Narrow"/>
@@ -2862,7 +2863,7 @@
     </w:p>
     <w:p>
       <w:pPr>
-        <w:spacing w:after="0" w:line="240" w:lineRule="auto"/>
+        <w:spacing w:before="0" w:after="0" w:line="240" w:lineRule="auto"/>
         <w:contextualSpacing/>
         <w:jc w:val="both"/>
         <w:rPr>
@@ -2918,7 +2919,7 @@
     </w:p>
     <w:p>
       <w:pPr>
-        <w:spacing w:after="0" w:line="240" w:lineRule="auto"/>
+        <w:spacing w:before="0" w:after="0" w:line="240" w:lineRule="auto"/>
         <w:contextualSpacing/>
         <w:jc w:val="both"/>
         <w:rPr>
@@ -3239,7 +3240,7 @@
     <w:p>
       <w:pPr>
         <w:pStyle w:val="Prrafodelista"/>
-        <w:spacing w:after="0" w:line="240" w:lineRule="auto"/>
+        <w:spacing w:before="0" w:after="0" w:line="240" w:lineRule="auto"/>
         <w:ind w:left="567"/>
         <w:jc w:val="both"/>
         <w:rPr>
@@ -3413,6 +3414,7 @@
     <w:p>
       <w:pPr>
         <w:pStyle w:val="Prrafodelista"/>
+        <w:spacing w:before="0" w:after="0" w:line="240" w:lineRule="auto"/>
         <w:rPr>
           <w:rFonts w:ascii="Arial Narrow" w:eastAsia="Arial Narrow" w:hAnsi="Arial Narrow" w:cs="Arial Narrow"/>
           <w:kern w:val="0"/>
@@ -3761,7 +3763,7 @@
     </w:p>
     <w:p>
       <w:pPr>
-        <w:spacing w:after="0" w:line="240" w:lineRule="auto"/>
+        <w:spacing w:before="0" w:after="0" w:line="240" w:lineRule="auto"/>
         <w:jc w:val="both"/>
         <w:rPr>
           <w:rFonts w:ascii="Arial Narrow" w:eastAsia="Arial Narrow" w:hAnsi="Arial Narrow" w:cs="Arial Narrow"/>
@@ -3832,7 +3834,7 @@
     </w:p>
     <w:p>
       <w:pPr>
-        <w:spacing w:after="0" w:line="240" w:lineRule="auto"/>
+        <w:spacing w:before="0" w:after="0" w:line="240" w:lineRule="auto"/>
         <w:ind w:left="567"/>
         <w:contextualSpacing/>
         <w:jc w:val="both"/>
@@ -3915,7 +3917,7 @@
     </w:p>
     <w:p>
       <w:pPr>
-        <w:spacing w:after="0" w:line="240" w:lineRule="auto"/>
+        <w:spacing w:before="0" w:after="0" w:line="240" w:lineRule="auto"/>
         <w:jc w:val="both"/>
         <w:rPr>
           <w:rFonts w:ascii="Arial Narrow" w:eastAsia="Arial Narrow" w:hAnsi="Arial Narrow" w:cs="Arial Narrow"/>
@@ -4126,7 +4128,7 @@
     <w:p>
       <w:pPr>
         <w:pStyle w:val="Prrafodelista"/>
-        <w:spacing w:after="0" w:line="240" w:lineRule="auto"/>
+        <w:spacing w:before="0" w:after="0" w:line="240" w:lineRule="auto"/>
         <w:ind w:left="567"/>
         <w:jc w:val="both"/>
         <w:rPr>
@@ -4181,10 +4183,37 @@
     </w:p>
     <w:p>
       <w:pPr>
+        <w:spacing w:before="0" w:after="0" w:line="240" w:lineRule="auto"/>
+        <w:jc w:val="both"/>
+        <w:rPr>
+          <w:rFonts w:ascii="Arial Narrow" w:eastAsia="Arial Narrow" w:hAnsi="Arial Narrow" w:cs="Arial Narrow"/>
+          <w:b/>
+          <w:color w:val="000000"/>
+          <w:kern w:val="0"/>
+          <w:sz w:val="22"/>
+          <w:szCs w:val="22"/>
+          <w:lang w:eastAsia="es-PE"/>
+          <w14:ligatures w14:val="none"/>
+        </w:rPr>
+      </w:pPr>
+    </w:p>
+    <w:p>
+      <w:pPr>
         <w:spacing w:after="0" w:line="240" w:lineRule="auto"/>
         <w:jc w:val="both"/>
         <w:rPr>
           <w:rFonts w:ascii="Arial Narrow" w:eastAsia="Arial Narrow" w:hAnsi="Arial Narrow" w:cs="Arial Narrow"/>
+          <w:color w:val="000000"/>
+          <w:kern w:val="0"/>
+          <w:sz w:val="22"/>
+          <w:szCs w:val="22"/>
+          <w:lang w:eastAsia="es-PE"/>
+          <w14:ligatures w14:val="none"/>
+        </w:rPr>
+      </w:pPr>
+      <w:r>
+        <w:rPr>
+          <w:rFonts w:ascii="Arial Narrow" w:eastAsia="Arial Narrow" w:hAnsi="Arial Narrow" w:cs="Arial Narrow"/>
           <w:b/>
           <w:color w:val="000000"/>
           <w:kern w:val="0"/>
@@ -4193,33 +4222,6 @@
           <w:lang w:eastAsia="es-PE"/>
           <w14:ligatures w14:val="none"/>
         </w:rPr>
-      </w:pPr>
-    </w:p>
-    <w:p>
-      <w:pPr>
-        <w:spacing w:after="0" w:line="240" w:lineRule="auto"/>
-        <w:jc w:val="both"/>
-        <w:rPr>
-          <w:rFonts w:ascii="Arial Narrow" w:eastAsia="Arial Narrow" w:hAnsi="Arial Narrow" w:cs="Arial Narrow"/>
-          <w:color w:val="000000"/>
-          <w:kern w:val="0"/>
-          <w:sz w:val="22"/>
-          <w:szCs w:val="22"/>
-          <w:lang w:eastAsia="es-PE"/>
-          <w14:ligatures w14:val="none"/>
-        </w:rPr>
-      </w:pPr>
-      <w:r>
-        <w:rPr>
-          <w:rFonts w:ascii="Arial Narrow" w:eastAsia="Arial Narrow" w:hAnsi="Arial Narrow" w:cs="Arial Narrow"/>
-          <w:b/>
-          <w:color w:val="000000"/>
-          <w:kern w:val="0"/>
-          <w:sz w:val="22"/>
-          <w:szCs w:val="22"/>
-          <w:lang w:eastAsia="es-PE"/>
-          <w14:ligatures w14:val="none"/>
-        </w:rPr>
         <w:t xml:space="preserve">PRIMERO:</w:t>
       </w:r>
       <w:r>
@@ -4336,7 +4338,7 @@
     </w:p>
     <w:p>
       <w:pPr>
-        <w:spacing w:after="0" w:line="240" w:lineRule="auto"/>
+        <w:spacing w:before="0" w:after="0" w:line="240" w:lineRule="auto"/>
         <w:jc w:val="both"/>
         <w:rPr>
           <w:rFonts w:ascii="Arial Narrow" w:eastAsia="Arial Narrow" w:hAnsi="Arial Narrow" w:cs="Arial Narrow"/>
@@ -4540,7 +4542,7 @@
     </w:p>
     <w:p>
       <w:pPr>
-        <w:spacing w:after="0" w:line="240" w:lineRule="auto"/>
+        <w:spacing w:before="0" w:after="0" w:line="240" w:lineRule="auto"/>
         <w:ind w:left="567"/>
         <w:jc w:val="both"/>
         <w:rPr>
@@ -4813,6 +4815,7 @@
     <w:p>
       <w:pPr>
         <w:pStyle w:val="Prrafodelista"/>
+        <w:spacing w:before="0" w:after="0" w:line="240" w:lineRule="auto"/>
         <w:ind w:left="567"/>
         <w:rPr>
           <w:rFonts w:ascii="Arial Narrow" w:eastAsia="Arial Narrow" w:hAnsi="Arial Narrow" w:cs="Arial Narrow"/>
@@ -5008,6 +5011,7 @@
     <w:p>
       <w:pPr>
         <w:pStyle w:val="Prrafodelista"/>
+        <w:spacing w:before="0" w:after="0" w:line="240" w:lineRule="auto"/>
         <w:rPr>
           <w:rFonts w:ascii="Arial Narrow" w:eastAsia="Arial Narrow" w:hAnsi="Arial Narrow" w:cs="Arial Narrow"/>
           <w:sz w:val="22"/>
@@ -5312,7 +5316,7 @@
     </w:p>
     <w:p>
       <w:pPr>
-        <w:spacing w:after="0" w:line="240" w:lineRule="auto"/>
+        <w:spacing w:before="0" w:after="0" w:line="240" w:lineRule="auto"/>
         <w:jc w:val="both"/>
         <w:rPr>
           <w:rFonts w:ascii="Arial Narrow" w:eastAsia="Arial Narrow" w:hAnsi="Arial Narrow" w:cs="Arial Narrow"/>
@@ -5411,7 +5415,7 @@
     </w:p>
     <w:p>
       <w:pPr>
-        <w:spacing w:line="240" w:lineRule="auto"/>
+        <w:spacing w:before="0" w:after="0" w:line="240" w:lineRule="auto"/>
         <w:contextualSpacing/>
         <w:jc w:val="both"/>
         <w:rPr>
@@ -5507,7 +5511,7 @@
     </w:p>
     <w:p>
       <w:pPr>
-        <w:spacing w:after="0" w:line="240" w:lineRule="auto"/>
+        <w:spacing w:before="0" w:after="0" w:line="240" w:lineRule="auto"/>
         <w:jc w:val="both"/>
         <w:rPr>
           <w:rFonts w:ascii="Arial Narrow" w:eastAsia="Arial Narrow" w:hAnsi="Arial Narrow" w:cs="Arial Narrow"/>
@@ -5822,7 +5826,7 @@
     </w:p>
     <w:p>
       <w:pPr>
-        <w:spacing w:after="0" w:line="240" w:lineRule="auto"/>
+        <w:spacing w:before="0" w:after="0" w:line="240" w:lineRule="auto"/>
         <w:ind w:left="567"/>
         <w:jc w:val="both"/>
         <w:rPr>
@@ -5923,6 +5927,21 @@
     </w:p>
     <w:p>
       <w:pPr>
+        <w:spacing w:before="0" w:after="0" w:line="240" w:lineRule="auto"/>
+        <w:jc w:val="both"/>
+        <w:rPr>
+          <w:rFonts w:ascii="Arial Narrow" w:eastAsia="Arial Narrow" w:hAnsi="Arial Narrow" w:cs="Arial Narrow"/>
+          <w:color w:val="000000"/>
+          <w:kern w:val="0"/>
+          <w:sz w:val="22"/>
+          <w:szCs w:val="22"/>
+          <w:lang w:eastAsia="es-PE"/>
+          <w14:ligatures w14:val="none"/>
+        </w:rPr>
+      </w:pPr>
+    </w:p>
+    <w:p>
+      <w:pPr>
         <w:spacing w:after="0" w:line="240" w:lineRule="auto"/>
         <w:jc w:val="both"/>
         <w:rPr>
@@ -5931,21 +5950,6 @@
           <w:kern w:val="0"/>
           <w:sz w:val="22"/>
           <w:szCs w:val="22"/>
-          <w:lang w:eastAsia="es-PE"/>
-          <w14:ligatures w14:val="none"/>
-        </w:rPr>
-      </w:pPr>
-    </w:p>
-    <w:p>
-      <w:pPr>
-        <w:spacing w:after="0" w:line="240" w:lineRule="auto"/>
-        <w:jc w:val="both"/>
-        <w:rPr>
-          <w:rFonts w:ascii="Arial Narrow" w:eastAsia="Arial Narrow" w:hAnsi="Arial Narrow" w:cs="Arial Narrow"/>
-          <w:color w:val="000000"/>
-          <w:kern w:val="0"/>
-          <w:sz w:val="22"/>
-          <w:szCs w:val="22"/>
           <w:lang w:val="es-ES" w:eastAsia="es-ES"/>
           <w14:ligatures w14:val="none"/>
         </w:rPr>
@@ -6143,7 +6147,7 @@
     </w:p>
     <w:p>
       <w:pPr>
-        <w:spacing w:after="0" w:line="240" w:lineRule="auto"/>
+        <w:spacing w:before="0" w:after="0" w:line="240" w:lineRule="auto"/>
         <w:jc w:val="both"/>
         <w:rPr>
           <w:rFonts w:ascii="Arial Narrow" w:eastAsia="Arial Narrow" w:hAnsi="Arial Narrow" w:cs="Arial Narrow"/>
@@ -6461,11 +6465,39 @@
     </w:p>
     <w:p>
       <w:pPr>
+        <w:spacing w:before="0" w:after="0" w:line="240" w:lineRule="auto"/>
+        <w:shd w:val="clear" w:color="auto" w:fill="FFFFFF"/>
+        <w:jc w:val="both"/>
+        <w:rPr>
+          <w:rFonts w:ascii="Arial Narrow" w:eastAsia="Arial Narrow" w:hAnsi="Arial Narrow" w:cs="Arial Narrow"/>
+          <w:b/>
+          <w:color w:val="000000"/>
+          <w:kern w:val="0"/>
+          <w:sz w:val="22"/>
+          <w:szCs w:val="22"/>
+          <w:lang w:eastAsia="es-PE"/>
+          <w14:ligatures w14:val="none"/>
+        </w:rPr>
+      </w:pPr>
+    </w:p>
+    <w:p>
+      <w:pPr>
         <w:shd w:val="clear" w:color="auto" w:fill="FFFFFF"/>
         <w:spacing w:after="0" w:line="240" w:lineRule="auto"/>
         <w:jc w:val="both"/>
         <w:rPr>
           <w:rFonts w:ascii="Arial Narrow" w:eastAsia="Arial Narrow" w:hAnsi="Arial Narrow" w:cs="Arial Narrow"/>
+          <w:color w:val="000000"/>
+          <w:kern w:val="0"/>
+          <w:sz w:val="22"/>
+          <w:szCs w:val="22"/>
+          <w:lang w:eastAsia="es-PE"/>
+          <w14:ligatures w14:val="none"/>
+        </w:rPr>
+      </w:pPr>
+      <w:r>
+        <w:rPr>
+          <w:rFonts w:ascii="Arial Narrow" w:eastAsia="Arial Narrow" w:hAnsi="Arial Narrow" w:cs="Arial Narrow"/>
           <w:b/>
           <w:color w:val="000000"/>
           <w:kern w:val="0"/>
@@ -6474,77 +6506,49 @@
           <w:lang w:eastAsia="es-PE"/>
           <w14:ligatures w14:val="none"/>
         </w:rPr>
-      </w:pPr>
-    </w:p>
-    <w:p>
-      <w:pPr>
+        <w:t>SÉTIMO:</w:t>
+      </w:r>
+      <w:r>
+        <w:rPr>
+          <w:rFonts w:ascii="Arial Narrow" w:eastAsia="Arial Narrow" w:hAnsi="Arial Narrow" w:cs="Arial Narrow"/>
+          <w:color w:val="000000"/>
+          <w:kern w:val="0"/>
+          <w:sz w:val="22"/>
+          <w:szCs w:val="22"/>
+          <w:lang w:eastAsia="es-PE"/>
+          <w14:ligatures w14:val="none"/>
+        </w:rPr>
+        <w:t xml:space="preserve"> informar a las partes que conforme a lo establecido en el artículo 39</w:t>
+      </w:r>
+      <w:r>
+        <w:rPr>
+          <w:rFonts w:ascii="Arial Narrow" w:eastAsia="Arial Narrow" w:hAnsi="Arial Narrow" w:cs="Arial Narrow"/>
+          <w:color w:val="000000"/>
+          <w:kern w:val="0"/>
+          <w:sz w:val="22"/>
+          <w:szCs w:val="22"/>
+          <w:lang w:eastAsia="es-PE"/>
+          <w14:ligatures w14:val="none"/>
+        </w:rPr>
+        <w:t/>
+      </w:r>
+      <w:r>
+        <w:rPr>
+          <w:rFonts w:ascii="Arial Narrow" w:eastAsia="Arial Narrow" w:hAnsi="Arial Narrow" w:cs="Arial Narrow"/>
+          <w:color w:val="000000"/>
+          <w:kern w:val="0"/>
+          <w:sz w:val="22"/>
+          <w:szCs w:val="22"/>
+          <w:lang w:eastAsia="es-PE"/>
+          <w14:ligatures w14:val="none"/>
+        </w:rPr>
+        <w:t xml:space="preserve"> de la Ley sobre Facultades, Normas y Organización del Indecopi, aprobada por Decreto Legislativo 807, los gastos por los peritajes realizados, actuación de pruebas, inspecciones y otros derivados de la tramitación del proceso serán de cargo de la parte que solicita la prueba, salvo pacto en contrario. En todos los casos, la resolución final determinará si los gastos deben ser asumidos por alguna de las partes, o reembolsados a la otra parte o al Indecopi, según sea el caso, de manera adicional a la sanción que haya podido imponerse. </w:t>
+      </w:r>
+    </w:p>
+    <w:p>
+      <w:pPr>
+        <w:spacing w:before="0" w:after="0" w:line="240" w:lineRule="auto"/>
         <w:shd w:val="clear" w:color="auto" w:fill="FFFFFF"/>
-        <w:spacing w:after="0" w:line="240" w:lineRule="auto"/>
-        <w:jc w:val="both"/>
-        <w:rPr>
-          <w:rFonts w:ascii="Arial Narrow" w:eastAsia="Arial Narrow" w:hAnsi="Arial Narrow" w:cs="Arial Narrow"/>
-          <w:color w:val="000000"/>
-          <w:kern w:val="0"/>
-          <w:sz w:val="22"/>
-          <w:szCs w:val="22"/>
-          <w:lang w:eastAsia="es-PE"/>
-          <w14:ligatures w14:val="none"/>
-        </w:rPr>
-      </w:pPr>
-      <w:r>
-        <w:rPr>
-          <w:rFonts w:ascii="Arial Narrow" w:eastAsia="Arial Narrow" w:hAnsi="Arial Narrow" w:cs="Arial Narrow"/>
-          <w:b/>
-          <w:color w:val="000000"/>
-          <w:kern w:val="0"/>
-          <w:sz w:val="22"/>
-          <w:szCs w:val="22"/>
-          <w:lang w:eastAsia="es-PE"/>
-          <w14:ligatures w14:val="none"/>
-        </w:rPr>
-        <w:t>SÉTIMO:</w:t>
-      </w:r>
-      <w:r>
-        <w:rPr>
-          <w:rFonts w:ascii="Arial Narrow" w:eastAsia="Arial Narrow" w:hAnsi="Arial Narrow" w:cs="Arial Narrow"/>
-          <w:color w:val="000000"/>
-          <w:kern w:val="0"/>
-          <w:sz w:val="22"/>
-          <w:szCs w:val="22"/>
-          <w:lang w:eastAsia="es-PE"/>
-          <w14:ligatures w14:val="none"/>
-        </w:rPr>
-        <w:t xml:space="preserve"> informar a las partes que conforme a lo establecido en el artículo 39</w:t>
-      </w:r>
-      <w:r>
-        <w:rPr>
-          <w:rFonts w:ascii="Arial Narrow" w:eastAsia="Arial Narrow" w:hAnsi="Arial Narrow" w:cs="Arial Narrow"/>
-          <w:color w:val="000000"/>
-          <w:kern w:val="0"/>
-          <w:sz w:val="22"/>
-          <w:szCs w:val="22"/>
-          <w:lang w:eastAsia="es-PE"/>
-          <w14:ligatures w14:val="none"/>
-        </w:rPr>
-        <w:t/>
-      </w:r>
-      <w:r>
-        <w:rPr>
-          <w:rFonts w:ascii="Arial Narrow" w:eastAsia="Arial Narrow" w:hAnsi="Arial Narrow" w:cs="Arial Narrow"/>
-          <w:color w:val="000000"/>
-          <w:kern w:val="0"/>
-          <w:sz w:val="22"/>
-          <w:szCs w:val="22"/>
-          <w:lang w:eastAsia="es-PE"/>
-          <w14:ligatures w14:val="none"/>
-        </w:rPr>
-        <w:t xml:space="preserve"> de la Ley sobre Facultades, Normas y Organización del Indecopi, aprobada por Decreto Legislativo 807, los gastos por los peritajes realizados, actuación de pruebas, inspecciones y otros derivados de la tramitación del proceso serán de cargo de la parte que solicita la prueba, salvo pacto en contrario. En todos los casos, la resolución final determinará si los gastos deben ser asumidos por alguna de las partes, o reembolsados a la otra parte o al Indecopi, según sea el caso, de manera adicional a la sanción que haya podido imponerse. </w:t>
-      </w:r>
-    </w:p>
-    <w:p>
-      <w:pPr>
-        <w:shd w:val="clear" w:color="auto" w:fill="FFFFFF"/>
-        <w:spacing w:after="0" w:line="240" w:lineRule="auto"/>
         <w:jc w:val="both"/>
         <w:rPr>
           <w:rFonts w:ascii="Arial Narrow" w:eastAsia="Arial Narrow" w:hAnsi="Arial Narrow" w:cs="Arial Narrow"/>
@@ -6713,15 +6717,74 @@
     </w:p>
     <w:p>
       <w:pPr>
+        <w:spacing w:before="0" w:after="0" w:line="240" w:lineRule="auto"/>
+        <w:suppressAutoHyphens/>
+        <w:jc w:val="both"/>
+        <w:rPr>
+          <w:rFonts w:ascii="Arial Narrow" w:eastAsia="Arial Narrow" w:hAnsi="Arial Narrow" w:cs="Arial Narrow"/>
+          <w:kern w:val="0"/>
+          <w:sz w:val="22"/>
+          <w:szCs w:val="22"/>
+          <w:u w:val="single"/>
+          <w14:ligatures w14:val="none"/>
+        </w:rPr>
+      </w:pPr>
+    </w:p>
+    <w:p>
+      <w:pPr>
         <w:suppressAutoHyphens/>
         <w:spacing w:after="0" w:line="240" w:lineRule="auto"/>
         <w:jc w:val="both"/>
         <w:rPr>
           <w:rFonts w:ascii="Arial Narrow" w:eastAsia="Arial Narrow" w:hAnsi="Arial Narrow" w:cs="Arial Narrow"/>
-          <w:kern w:val="0"/>
-          <w:sz w:val="22"/>
-          <w:szCs w:val="22"/>
-          <w:u w:val="single"/>
+          <w:color w:val="000000"/>
+          <w:kern w:val="0"/>
+          <w:sz w:val="22"/>
+          <w:szCs w:val="22"/>
+          <w:lang w:eastAsia="es-PE"/>
+          <w14:ligatures w14:val="none"/>
+        </w:rPr>
+      </w:pPr>
+      <w:r>
+        <w:rPr>
+          <w:rFonts w:ascii="Arial Narrow" w:eastAsia="Arial Narrow" w:hAnsi="Arial Narrow" w:cs="Arial Narrow"/>
+          <w:b/>
+          <w:color w:val="000000"/>
+          <w:kern w:val="0"/>
+          <w:sz w:val="22"/>
+          <w:szCs w:val="22"/>
+          <w:lang w:eastAsia="es-PE"/>
+          <w14:ligatures w14:val="none"/>
+        </w:rPr>
+        <w:t>NOVENO:</w:t>
+      </w:r>
+      <w:r>
+        <w:rPr>
+          <w:rFonts w:ascii="Arial Narrow" w:eastAsia="Arial Narrow" w:hAnsi="Arial Narrow" w:cs="Arial Narrow"/>
+          <w:color w:val="000000"/>
+          <w:kern w:val="0"/>
+          <w:sz w:val="22"/>
+          <w:szCs w:val="22"/>
+          <w:lang w:eastAsia="es-PE"/>
+          <w14:ligatures w14:val="none"/>
+        </w:rPr>
+        <w:t xml:space="preserve"> poner en conocimiento de las partes que, antes de la emisión de la Resolución Final, tienen la posibilidad de formular su desistimiento o presentar el acuerdo arribado mediante la conciliación, mediación, transacción o cualquier otro que, de forma indubitable, deje constancia que se ha solucionado la controversia materia de denuncia.</w:t>
+      </w:r>
+      <w:bookmarkStart w:id="23" w:name="h.gjdgxs" w:colFirst="0" w:colLast="0"/>
+      <w:bookmarkEnd w:id="23"/>
+    </w:p>
+    <w:p>
+      <w:pPr>
+        <w:spacing w:before="0" w:after="0" w:line="240" w:lineRule="auto"/>
+        <w:suppressAutoHyphens/>
+        <w:jc w:val="both"/>
+        <w:rPr>
+          <w:rFonts w:ascii="Arial Narrow" w:eastAsia="Arial Narrow" w:hAnsi="Arial Narrow" w:cs="Arial Narrow"/>
+          <w:color w:val="000000"/>
+          <w:kern w:val="0"/>
+          <w:sz w:val="22"/>
+          <w:szCs w:val="22"/>
+          <w:lang w:eastAsia="es-PE"/>
           <w14:ligatures w14:val="none"/>
         </w:rPr>
       </w:pPr>
@@ -6733,65 +6796,6 @@
         <w:jc w:val="both"/>
         <w:rPr>
           <w:rFonts w:ascii="Arial Narrow" w:eastAsia="Arial Narrow" w:hAnsi="Arial Narrow" w:cs="Arial Narrow"/>
-          <w:color w:val="000000"/>
-          <w:kern w:val="0"/>
-          <w:sz w:val="22"/>
-          <w:szCs w:val="22"/>
-          <w:lang w:eastAsia="es-PE"/>
-          <w14:ligatures w14:val="none"/>
-        </w:rPr>
-      </w:pPr>
-      <w:r>
-        <w:rPr>
-          <w:rFonts w:ascii="Arial Narrow" w:eastAsia="Arial Narrow" w:hAnsi="Arial Narrow" w:cs="Arial Narrow"/>
-          <w:b/>
-          <w:color w:val="000000"/>
-          <w:kern w:val="0"/>
-          <w:sz w:val="22"/>
-          <w:szCs w:val="22"/>
-          <w:lang w:eastAsia="es-PE"/>
-          <w14:ligatures w14:val="none"/>
-        </w:rPr>
-        <w:t>NOVENO:</w:t>
-      </w:r>
-      <w:r>
-        <w:rPr>
-          <w:rFonts w:ascii="Arial Narrow" w:eastAsia="Arial Narrow" w:hAnsi="Arial Narrow" w:cs="Arial Narrow"/>
-          <w:color w:val="000000"/>
-          <w:kern w:val="0"/>
-          <w:sz w:val="22"/>
-          <w:szCs w:val="22"/>
-          <w:lang w:eastAsia="es-PE"/>
-          <w14:ligatures w14:val="none"/>
-        </w:rPr>
-        <w:t xml:space="preserve"> poner en conocimiento de las partes que, antes de la emisión de la Resolución Final, tienen la posibilidad de formular su desistimiento o presentar el acuerdo arribado mediante la conciliación, mediación, transacción o cualquier otro que, de forma indubitable, deje constancia que se ha solucionado la controversia materia de denuncia.</w:t>
-      </w:r>
-      <w:bookmarkStart w:id="23" w:name="h.gjdgxs" w:colFirst="0" w:colLast="0"/>
-      <w:bookmarkEnd w:id="23"/>
-    </w:p>
-    <w:p>
-      <w:pPr>
-        <w:suppressAutoHyphens/>
-        <w:spacing w:after="0" w:line="240" w:lineRule="auto"/>
-        <w:jc w:val="both"/>
-        <w:rPr>
-          <w:rFonts w:ascii="Arial Narrow" w:eastAsia="Arial Narrow" w:hAnsi="Arial Narrow" w:cs="Arial Narrow"/>
-          <w:color w:val="000000"/>
-          <w:kern w:val="0"/>
-          <w:sz w:val="22"/>
-          <w:szCs w:val="22"/>
-          <w:lang w:eastAsia="es-PE"/>
-          <w14:ligatures w14:val="none"/>
-        </w:rPr>
-      </w:pPr>
-    </w:p>
-    <w:p>
-      <w:pPr>
-        <w:suppressAutoHyphens/>
-        <w:spacing w:after="0" w:line="240" w:lineRule="auto"/>
-        <w:jc w:val="both"/>
-        <w:rPr>
-          <w:rFonts w:ascii="Arial Narrow" w:eastAsia="Arial Narrow" w:hAnsi="Arial Narrow" w:cs="Arial Narrow"/>
           <w:sz w:val="22"/>
           <w:szCs w:val="22"/>
         </w:rPr>
@@ -6972,8 +6976,8 @@
     <w:bookmarkEnd w:id="24"/>
     <w:p>
       <w:pPr>
+        <w:spacing w:before="0" w:after="0" w:line="240" w:lineRule="auto"/>
         <w:suppressAutoHyphens/>
-        <w:spacing w:after="0" w:line="240" w:lineRule="auto"/>
         <w:jc w:val="both"/>
         <w:rPr>
           <w:rFonts w:ascii="Arial Narrow" w:eastAsia="Arial Narrow" w:hAnsi="Arial Narrow" w:cs="Arial Narrow"/>
@@ -7567,7 +7571,6 @@
           <w:sz w:val="16"/>
           <w:szCs w:val="16"/>
         </w:rPr>
-        <w:tab/>
         <w:t xml:space="preserve"/>
       </w:r>
       <w:r>
@@ -7643,7 +7646,6 @@
           <w:sz w:val="16"/>
           <w:szCs w:val="16"/>
         </w:rPr>
-        <w:tab/>
         <w:t xml:space="preserve"/>
       </w:r>
       <w:r>
@@ -7652,7 +7654,6 @@
           <w:sz w:val="16"/>
           <w:szCs w:val="16"/>
         </w:rPr>
-        <w:tab/>
       </w:r>
       <w:r>
         <w:rPr>
@@ -7662,6 +7663,7 @@
           <w:sz w:val="16"/>
           <w:szCs w:val="16"/>
         </w:rPr>
+        <w:tab/>
         <w:t xml:space="preserve">LEY 29571, CÓDIGO DE PROTECCIÓN Y DEFENSA DEL CONSUMIDOR, publicado el 2 de setiembre de 2010 y modificado por Decreto Legislativo 1308 </w:t>
       </w:r>
     </w:p>
@@ -7903,7 +7905,6 @@
           <w:sz w:val="16"/>
           <w:szCs w:val="16"/>
         </w:rPr>
-        <w:tab/>
         <w:t xml:space="preserve"/>
       </w:r>
       <w:r>
@@ -7912,7 +7913,6 @@
           <w:sz w:val="16"/>
           <w:szCs w:val="16"/>
         </w:rPr>
-        <w:tab/>
       </w:r>
       <w:r>
         <w:rPr>
@@ -7922,6 +7922,7 @@
           <w:sz w:val="16"/>
           <w:szCs w:val="16"/>
         </w:rPr>
+        <w:tab/>
         <w:t xml:space="preserve">LEY 29571, CÓDIGO DE PROTECCIÓN Y DEFENSA DEL CONSUMIDOR, publicado el 2 de setiembre de 2010 y modificado por Decreto Legislativo 1308 </w:t>
       </w:r>
     </w:p>
@@ -8082,7 +8083,6 @@
           <w:sz w:val="16"/>
           <w:szCs w:val="16"/>
         </w:rPr>
-        <w:tab/>
         <w:t xml:space="preserve"/>
       </w:r>
       <w:r>
@@ -8091,7 +8091,6 @@
           <w:sz w:val="16"/>
           <w:szCs w:val="16"/>
         </w:rPr>
-        <w:tab/>
       </w:r>
       <w:r>
         <w:rPr>
@@ -8101,6 +8100,7 @@
           <w:sz w:val="16"/>
           <w:szCs w:val="16"/>
         </w:rPr>
+        <w:tab/>
         <w:t xml:space="preserve">LEY 29571, CÓDIGO DE PROTECCIÓN Y DEFENSA DEL CONSUMIDOR, publicado el 2 de setiembre de 2010 y modificado por Decreto Legislativo 1308 </w:t>
       </w:r>
     </w:p>
@@ -8239,7 +8239,6 @@
           <w:sz w:val="16"/>
           <w:szCs w:val="16"/>
         </w:rPr>
-        <w:tab/>
         <w:t xml:space="preserve"/>
       </w:r>
       <w:r>
@@ -8248,7 +8247,6 @@
           <w:sz w:val="16"/>
           <w:szCs w:val="16"/>
         </w:rPr>
-        <w:tab/>
       </w:r>
       <w:r>
         <w:rPr>
@@ -8258,6 +8256,7 @@
           <w:sz w:val="16"/>
           <w:szCs w:val="16"/>
         </w:rPr>
+        <w:tab/>
         <w:t xml:space="preserve">LEY 29571, CÓDIGO DE PROTECCIÓN Y DEFENSA DEL CONSUMIDOR, publicado el 2 de setiembre de 2010 y modificado por Decreto Legislativo 1308 </w:t>
       </w:r>
     </w:p>
@@ -8457,7 +8456,6 @@
           <w:sz w:val="16"/>
           <w:szCs w:val="16"/>
         </w:rPr>
-        <w:tab/>
         <w:t xml:space="preserve"/>
       </w:r>
       <w:r>
@@ -8466,7 +8464,6 @@
           <w:sz w:val="16"/>
           <w:szCs w:val="16"/>
         </w:rPr>
-        <w:tab/>
       </w:r>
       <w:r>
         <w:rPr>
@@ -8476,6 +8473,7 @@
           <w:sz w:val="16"/>
           <w:szCs w:val="16"/>
         </w:rPr>
+        <w:tab/>
         <w:t>LEY SOBRE FACULTADES, NORMAS Y ORGANIZACIÓN DEL INDECOPI, APROBADA POR DECRETO LEGISLATIVO 807 Artículo 24.-</w:t>
       </w:r>
       <w:r>
@@ -8624,7 +8622,6 @@
           <w:sz w:val="16"/>
           <w:szCs w:val="16"/>
         </w:rPr>
-        <w:tab/>
         <w:t xml:space="preserve"/>
       </w:r>
       <w:r>
@@ -8699,24 +8696,23 @@
           <w:sz w:val="16"/>
           <w:szCs w:val="16"/>
         </w:rPr>
+        <w:t xml:space="preserve"/>
+      </w:r>
+      <w:r>
+        <w:rPr>
+          <w:rFonts w:ascii="Arial Narrow" w:eastAsia="Arial Narrow" w:hAnsi="Arial Narrow" w:cs="Arial Narrow"/>
+          <w:sz w:val="16"/>
+          <w:szCs w:val="16"/>
+        </w:rPr>
+      </w:r>
+      <w:r>
+        <w:rPr>
+          <w:rFonts w:ascii="Arial Narrow" w:eastAsia="Arial Narrow" w:hAnsi="Arial Narrow" w:cs="Arial Narrow"/>
+          <w:b/>
+          <w:sz w:val="16"/>
+          <w:szCs w:val="16"/>
+        </w:rPr>
         <w:tab/>
-        <w:t xml:space="preserve"/>
-      </w:r>
-      <w:r>
-        <w:rPr>
-          <w:rFonts w:ascii="Arial Narrow" w:eastAsia="Arial Narrow" w:hAnsi="Arial Narrow" w:cs="Arial Narrow"/>
-          <w:sz w:val="16"/>
-          <w:szCs w:val="16"/>
-        </w:rPr>
-        <w:tab/>
-      </w:r>
-      <w:r>
-        <w:rPr>
-          <w:rFonts w:ascii="Arial Narrow" w:eastAsia="Arial Narrow" w:hAnsi="Arial Narrow" w:cs="Arial Narrow"/>
-          <w:b/>
-          <w:sz w:val="16"/>
-          <w:szCs w:val="16"/>
-        </w:rPr>
         <w:t>LEY 29571, CÓDIGO DE PROTECCIÓN Y DEFENSA DEL CONSUMIDOR</w:t>
       </w:r>
       <w:r>
@@ -9101,32 +9097,31 @@
           <w:szCs w:val="16"/>
           <w:vertAlign w:val="superscript"/>
         </w:rPr>
+        <w:t xml:space="preserve"/>
+      </w:r>
+      <w:r>
+        <w:rPr>
+          <w:rFonts w:ascii="Arial Narrow" w:eastAsia="Arial Narrow" w:hAnsi="Arial Narrow" w:cs="Arial Narrow"/>
+          <w:sz w:val="16"/>
+          <w:szCs w:val="16"/>
+        </w:rPr>
+        <w:t xml:space="preserve"/>
+      </w:r>
+      <w:r>
+        <w:rPr>
+          <w:rFonts w:ascii="Arial Narrow" w:eastAsia="Arial Narrow" w:hAnsi="Arial Narrow" w:cs="Arial Narrow"/>
+          <w:sz w:val="16"/>
+          <w:szCs w:val="16"/>
+        </w:rPr>
+      </w:r>
+      <w:r>
+        <w:rPr>
+          <w:rFonts w:ascii="Arial Narrow" w:eastAsia="Arial Narrow" w:hAnsi="Arial Narrow" w:cs="Arial Narrow"/>
+          <w:b/>
+          <w:sz w:val="16"/>
+          <w:szCs w:val="16"/>
+        </w:rPr>
         <w:tab/>
-        <w:t xml:space="preserve"/>
-      </w:r>
-      <w:r>
-        <w:rPr>
-          <w:rFonts w:ascii="Arial Narrow" w:eastAsia="Arial Narrow" w:hAnsi="Arial Narrow" w:cs="Arial Narrow"/>
-          <w:sz w:val="16"/>
-          <w:szCs w:val="16"/>
-        </w:rPr>
-        <w:t xml:space="preserve"> </w:t>
-      </w:r>
-      <w:r>
-        <w:rPr>
-          <w:rFonts w:ascii="Arial Narrow" w:eastAsia="Arial Narrow" w:hAnsi="Arial Narrow" w:cs="Arial Narrow"/>
-          <w:sz w:val="16"/>
-          <w:szCs w:val="16"/>
-        </w:rPr>
-        <w:tab/>
-      </w:r>
-      <w:r>
-        <w:rPr>
-          <w:rFonts w:ascii="Arial Narrow" w:eastAsia="Arial Narrow" w:hAnsi="Arial Narrow" w:cs="Arial Narrow"/>
-          <w:b/>
-          <w:sz w:val="16"/>
-          <w:szCs w:val="16"/>
-        </w:rPr>
         <w:t>LEY 29571, CÓDIGO DE PROTECCIÓN Y DEFENSA DEL CONSUMIDOR</w:t>
       </w:r>
       <w:r>
@@ -9330,7 +9325,6 @@
           <w:sz w:val="16"/>
           <w:szCs w:val="16"/>
         </w:rPr>
-        <w:tab/>
         <w:t xml:space="preserve"/>
       </w:r>
       <w:r>
@@ -9339,7 +9333,6 @@
           <w:sz w:val="16"/>
           <w:szCs w:val="16"/>
         </w:rPr>
-        <w:tab/>
       </w:r>
       <w:r>
         <w:rPr>
@@ -9349,6 +9342,7 @@
           <w:sz w:val="16"/>
           <w:szCs w:val="16"/>
         </w:rPr>
+        <w:tab/>
         <w:t xml:space="preserve">LEY 29571, CÓDIGO DE PROTECCIÓN Y DEFENSA DEL CONSUMIDOR, publicado el 2 de setiembre de 2010 y modificado por Decreto Legislativo 1308 </w:t>
       </w:r>
     </w:p>
@@ -10167,24 +10161,23 @@
           <w:sz w:val="16"/>
           <w:szCs w:val="16"/>
         </w:rPr>
+        <w:t xml:space="preserve"/>
+      </w:r>
+      <w:r>
+        <w:rPr>
+          <w:rFonts w:ascii="Arial Narrow" w:eastAsia="Arial Narrow" w:hAnsi="Arial Narrow" w:cs="Arial Narrow"/>
+          <w:sz w:val="16"/>
+          <w:szCs w:val="16"/>
+        </w:rPr>
+      </w:r>
+      <w:r>
+        <w:rPr>
+          <w:rFonts w:ascii="Arial Narrow" w:eastAsia="Arial Narrow" w:hAnsi="Arial Narrow" w:cs="Arial Narrow"/>
+          <w:b/>
+          <w:sz w:val="16"/>
+          <w:szCs w:val="16"/>
+        </w:rPr>
         <w:tab/>
-        <w:t xml:space="preserve"/>
-      </w:r>
-      <w:r>
-        <w:rPr>
-          <w:rFonts w:ascii="Arial Narrow" w:eastAsia="Arial Narrow" w:hAnsi="Arial Narrow" w:cs="Arial Narrow"/>
-          <w:sz w:val="16"/>
-          <w:szCs w:val="16"/>
-        </w:rPr>
-        <w:tab/>
-      </w:r>
-      <w:r>
-        <w:rPr>
-          <w:rFonts w:ascii="Arial Narrow" w:eastAsia="Arial Narrow" w:hAnsi="Arial Narrow" w:cs="Arial Narrow"/>
-          <w:b/>
-          <w:sz w:val="16"/>
-          <w:szCs w:val="16"/>
-        </w:rPr>
         <w:t>LEY 29571, CÓDIGO DE PROTECCIÓN Y DEFENSA DEL CONSUMIDOR</w:t>
       </w:r>
       <w:r>
@@ -10399,7 +10392,6 @@
           <w:sz w:val="16"/>
           <w:szCs w:val="16"/>
         </w:rPr>
-        <w:tab/>
         <w:t xml:space="preserve"/>
       </w:r>
       <w:r>
@@ -10535,31 +10527,30 @@
           <w:sz w:val="16"/>
           <w:szCs w:val="16"/>
         </w:rPr>
+        <w:t xml:space="preserve"/>
+      </w:r>
+      <w:r>
+        <w:rPr>
+          <w:rFonts w:ascii="Arial Narrow" w:eastAsia="Arial Narrow" w:hAnsi="Arial Narrow" w:cs="Arial Narrow"/>
+          <w:sz w:val="16"/>
+          <w:szCs w:val="16"/>
+        </w:rPr>
+      </w:r>
+      <w:r>
+        <w:rPr>
+          <w:rFonts w:ascii="Arial Narrow" w:eastAsia="Arial Narrow" w:hAnsi="Arial Narrow" w:cs="Arial Narrow"/>
+          <w:b/>
+          <w:sz w:val="16"/>
+          <w:szCs w:val="16"/>
+        </w:rPr>
         <w:tab/>
-        <w:t xml:space="preserve"/>
-      </w:r>
-      <w:r>
-        <w:rPr>
-          <w:rFonts w:ascii="Arial Narrow" w:eastAsia="Arial Narrow" w:hAnsi="Arial Narrow" w:cs="Arial Narrow"/>
-          <w:sz w:val="16"/>
-          <w:szCs w:val="16"/>
-        </w:rPr>
-        <w:tab/>
-      </w:r>
-      <w:r>
-        <w:rPr>
-          <w:rFonts w:ascii="Arial Narrow" w:eastAsia="Arial Narrow" w:hAnsi="Arial Narrow" w:cs="Arial Narrow"/>
-          <w:b/>
-          <w:sz w:val="16"/>
-          <w:szCs w:val="16"/>
-        </w:rPr>
         <w:t>TEXTO ÚNICO ORDENADO DE LA LEY DEL PROCEDIMIENTO ADMINISTRATIVO GENERAL, aprobado mediante Decreto Supremo 006-2026-JUS y publicado el 30 de abril de 2026</w:t>
       </w:r>
     </w:p>
     <w:p>
       <w:pPr>
         <w:pStyle w:val="Textonotapie"/>
-        <w:ind w:left="1134" w:hanging="567"/>
+        <w:ind w:left="1134"/>
         <w:jc w:val="both"/>
         <w:rPr>
           <w:rFonts w:ascii="Arial Narrow" w:eastAsia="Arial Narrow" w:hAnsi="Arial Narrow" w:cs="Arial Narrow"/>

--- a/plantillas_maestras/01_seguro_vehicular/materia_general_asegurativa/2_o_mas_ddos_varios/varon/TPL_0329_2026_SEGURO_VEHICULAR_MATERIA_GENERAL_ASEGURATIVA_ASEGURADORA_VARON_R1.docx
+++ b/plantillas_maestras/01_seguro_vehicular/materia_general_asegurativa/2_o_mas_ddos_varios/varon/TPL_0329_2026_SEGURO_VEHICULAR_MATERIA_GENERAL_ASEGURATIVA_ASEGURADORA_VARON_R1.docx
@@ -5878,7 +5878,7 @@
           <w:sz w:val="22"/>
           <w:szCs w:val="22"/>
         </w:rPr>
-        <w:t xml:space="preserve">correr traslado de la presente resolución a La Positiva Seguros y Reaseguros S.A. para que, de conformidad con lo dispuesto por el artículo 26 de la Ley sobre Facultades, Normas y Organización del Indecopi, aprobada por Decreto Legislativo 807</w:t>
+        <w:t xml:space="preserve">correr traslado de la denuncia del 29 de enero de 2026 a La Positiva Seguros y Reaseguros S.A. para que, de conformidad con lo dispuesto por el artículo 26 de la Ley sobre Facultades, Normas y Organización del Indecopi, aprobada por Decreto Legislativo 807</w:t>
       </w:r>
       <w:r>
         <w:rPr>
